--- a/course/major/环境与国际关系.docx
+++ b/course/major/环境与国际关系.docx
@@ -70,12 +70,14 @@
         </w:rPr>
         <w:br/>
       </w:r>
+      <w:proofErr w:type="gramStart"/>
       <w:r>
         <w:rPr>
           <w:rFonts w:ascii="宋体" w:eastAsia="宋体" w:hAnsi="宋体" w:hint="eastAsia"/>
         </w:rPr>
         <w:t>薄燕</w:t>
       </w:r>
+      <w:proofErr w:type="gramEnd"/>
       <w:r>
         <w:rPr>
           <w:rFonts w:ascii="宋体" w:eastAsia="宋体" w:hAnsi="宋体" w:hint="eastAsia"/>
@@ -194,7 +196,7 @@
             </w:rPr>
             <w:fldChar w:fldCharType="separate"/>
           </w:r>
-          <w:hyperlink w:anchor="_Toc223951824" w:history="1">
+          <w:hyperlink w:anchor="_Toc224556543" w:history="1">
             <w:r>
               <w:rPr>
                 <w:rStyle w:val="a3"/>
@@ -233,7 +235,7 @@
                 <w:noProof/>
                 <w:webHidden/>
               </w:rPr>
-              <w:instrText>PAGEREF _Toc223951824 \h</w:instrText>
+              <w:instrText>PAGEREF _Toc224556543 \h</w:instrText>
             </w:r>
             <w:r>
               <w:rPr>
@@ -290,7 +292,7 @@
               <w14:ligatures w14:val="standardContextual"/>
             </w:rPr>
           </w:pPr>
-          <w:hyperlink w:anchor="_Toc223951825" w:history="1">
+          <w:hyperlink w:anchor="_Toc224556544" w:history="1">
             <w:r>
               <w:rPr>
                 <w:rStyle w:val="a3"/>
@@ -329,7 +331,7 @@
                 <w:noProof/>
                 <w:webHidden/>
               </w:rPr>
-              <w:instrText>PAGEREF _Toc223951825 \h</w:instrText>
+              <w:instrText>PAGEREF _Toc224556544 \h</w:instrText>
             </w:r>
             <w:r>
               <w:rPr>
@@ -386,7 +388,7 @@
               <w14:ligatures w14:val="standardContextual"/>
             </w:rPr>
           </w:pPr>
-          <w:hyperlink w:anchor="_Toc223951826" w:history="1">
+          <w:hyperlink w:anchor="_Toc224556545" w:history="1">
             <w:r>
               <w:rPr>
                 <w:rStyle w:val="a3"/>
@@ -425,7 +427,7 @@
                 <w:noProof/>
                 <w:webHidden/>
               </w:rPr>
-              <w:instrText>PAGEREF _Toc223951826 \h</w:instrText>
+              <w:instrText>PAGEREF _Toc224556545 \h</w:instrText>
             </w:r>
             <w:r>
               <w:rPr>
@@ -482,7 +484,7 @@
               <w14:ligatures w14:val="standardContextual"/>
             </w:rPr>
           </w:pPr>
-          <w:hyperlink w:anchor="_Toc223951827" w:history="1">
+          <w:hyperlink w:anchor="_Toc224556546" w:history="1">
             <w:r>
               <w:rPr>
                 <w:rStyle w:val="a3"/>
@@ -521,7 +523,7 @@
                 <w:noProof/>
                 <w:webHidden/>
               </w:rPr>
-              <w:instrText>PAGEREF _Toc223951827 \h</w:instrText>
+              <w:instrText>PAGEREF _Toc224556546 \h</w:instrText>
             </w:r>
             <w:r>
               <w:rPr>
@@ -578,7 +580,7 @@
               <w14:ligatures w14:val="standardContextual"/>
             </w:rPr>
           </w:pPr>
-          <w:hyperlink w:anchor="_Toc223951828" w:history="1">
+          <w:hyperlink w:anchor="_Toc224556547" w:history="1">
             <w:r>
               <w:rPr>
                 <w:rStyle w:val="a3"/>
@@ -617,7 +619,7 @@
                 <w:noProof/>
                 <w:webHidden/>
               </w:rPr>
-              <w:instrText>PAGEREF _Toc223951828 \h</w:instrText>
+              <w:instrText>PAGEREF _Toc224556547 \h</w:instrText>
             </w:r>
             <w:r>
               <w:rPr>
@@ -674,7 +676,7 @@
               <w14:ligatures w14:val="standardContextual"/>
             </w:rPr>
           </w:pPr>
-          <w:hyperlink w:anchor="_Toc223951829" w:history="1">
+          <w:hyperlink w:anchor="_Toc224556548" w:history="1">
             <w:r>
               <w:rPr>
                 <w:rStyle w:val="a3"/>
@@ -713,7 +715,7 @@
                 <w:noProof/>
                 <w:webHidden/>
               </w:rPr>
-              <w:instrText>PAGEREF _Toc223951829 \h</w:instrText>
+              <w:instrText>PAGEREF _Toc224556548 \h</w:instrText>
             </w:r>
             <w:r>
               <w:rPr>
@@ -770,7 +772,7 @@
               <w14:ligatures w14:val="standardContextual"/>
             </w:rPr>
           </w:pPr>
-          <w:hyperlink w:anchor="_Toc223951830" w:history="1">
+          <w:hyperlink w:anchor="_Toc224556549" w:history="1">
             <w:r>
               <w:rPr>
                 <w:rStyle w:val="a3"/>
@@ -809,7 +811,7 @@
                 <w:noProof/>
                 <w:webHidden/>
               </w:rPr>
-              <w:instrText>PAGEREF _Toc223951830 \h</w:instrText>
+              <w:instrText>PAGEREF _Toc224556549 \h</w:instrText>
             </w:r>
             <w:r>
               <w:rPr>
@@ -866,7 +868,7 @@
               <w14:ligatures w14:val="standardContextual"/>
             </w:rPr>
           </w:pPr>
-          <w:hyperlink w:anchor="_Toc223951831" w:history="1">
+          <w:hyperlink w:anchor="_Toc224556550" w:history="1">
             <w:r>
               <w:rPr>
                 <w:rStyle w:val="a3"/>
@@ -905,7 +907,7 @@
                 <w:noProof/>
                 <w:webHidden/>
               </w:rPr>
-              <w:instrText>PAGEREF _Toc223951831 \h</w:instrText>
+              <w:instrText>PAGEREF _Toc224556550 \h</w:instrText>
             </w:r>
             <w:r>
               <w:rPr>
@@ -962,7 +964,7 @@
               <w14:ligatures w14:val="standardContextual"/>
             </w:rPr>
           </w:pPr>
-          <w:hyperlink w:anchor="_Toc223951832" w:history="1">
+          <w:hyperlink w:anchor="_Toc224556551" w:history="1">
             <w:r>
               <w:rPr>
                 <w:rStyle w:val="a3"/>
@@ -1001,7 +1003,7 @@
                 <w:noProof/>
                 <w:webHidden/>
               </w:rPr>
-              <w:instrText>PAGEREF _Toc223951832 \h</w:instrText>
+              <w:instrText>PAGEREF _Toc224556551 \h</w:instrText>
             </w:r>
             <w:r>
               <w:rPr>
@@ -1058,7 +1060,7 @@
               <w14:ligatures w14:val="standardContextual"/>
             </w:rPr>
           </w:pPr>
-          <w:hyperlink w:anchor="_Toc223951833" w:history="1">
+          <w:hyperlink w:anchor="_Toc224556552" w:history="1">
             <w:r>
               <w:rPr>
                 <w:rStyle w:val="a3"/>
@@ -1097,7 +1099,7 @@
                 <w:noProof/>
                 <w:webHidden/>
               </w:rPr>
-              <w:instrText>PAGEREF _Toc223951833 \h</w:instrText>
+              <w:instrText>PAGEREF _Toc224556552 \h</w:instrText>
             </w:r>
             <w:r>
               <w:rPr>
@@ -1154,7 +1156,7 @@
               <w14:ligatures w14:val="standardContextual"/>
             </w:rPr>
           </w:pPr>
-          <w:hyperlink w:anchor="_Toc223951834" w:history="1">
+          <w:hyperlink w:anchor="_Toc224556553" w:history="1">
             <w:r>
               <w:rPr>
                 <w:rStyle w:val="a3"/>
@@ -1193,7 +1195,7 @@
                 <w:noProof/>
                 <w:webHidden/>
               </w:rPr>
-              <w:instrText>PAGEREF _Toc223951834 \h</w:instrText>
+              <w:instrText>PAGEREF _Toc224556553 \h</w:instrText>
             </w:r>
             <w:r>
               <w:rPr>
@@ -1250,7 +1252,7 @@
               <w14:ligatures w14:val="standardContextual"/>
             </w:rPr>
           </w:pPr>
-          <w:hyperlink w:anchor="_Toc223951835" w:history="1">
+          <w:hyperlink w:anchor="_Toc224556554" w:history="1">
             <w:r>
               <w:rPr>
                 <w:rStyle w:val="a3"/>
@@ -1289,7 +1291,7 @@
                 <w:noProof/>
                 <w:webHidden/>
               </w:rPr>
-              <w:instrText>PAGEREF _Toc223951835 \h</w:instrText>
+              <w:instrText>PAGEREF _Toc224556554 \h</w:instrText>
             </w:r>
             <w:r>
               <w:rPr>
@@ -1346,7 +1348,7 @@
               <w14:ligatures w14:val="standardContextual"/>
             </w:rPr>
           </w:pPr>
-          <w:hyperlink w:anchor="_Toc223951836" w:history="1">
+          <w:hyperlink w:anchor="_Toc224556555" w:history="1">
             <w:r>
               <w:rPr>
                 <w:rStyle w:val="a3"/>
@@ -1385,7 +1387,7 @@
                 <w:noProof/>
                 <w:webHidden/>
               </w:rPr>
-              <w:instrText>PAGEREF _Toc223951836 \h</w:instrText>
+              <w:instrText>PAGEREF _Toc224556555 \h</w:instrText>
             </w:r>
             <w:r>
               <w:rPr>
@@ -1442,7 +1444,7 @@
               <w14:ligatures w14:val="standardContextual"/>
             </w:rPr>
           </w:pPr>
-          <w:hyperlink w:anchor="_Toc223951837" w:history="1">
+          <w:hyperlink w:anchor="_Toc224556556" w:history="1">
             <w:r>
               <w:rPr>
                 <w:rStyle w:val="a3"/>
@@ -1481,7 +1483,7 @@
                 <w:noProof/>
                 <w:webHidden/>
               </w:rPr>
-              <w:instrText>PAGEREF _Toc223951837 \h</w:instrText>
+              <w:instrText>PAGEREF _Toc224556556 \h</w:instrText>
             </w:r>
             <w:r>
               <w:rPr>
@@ -1513,6 +1515,294 @@
                 <w:webHidden/>
               </w:rPr>
               <w:t>6</w:t>
+            </w:r>
+            <w:r>
+              <w:rPr>
+                <w:rFonts w:ascii="宋体" w:eastAsia="宋体" w:hAnsi="宋体" w:hint="eastAsia"/>
+                <w:noProof/>
+                <w:webHidden/>
+              </w:rPr>
+              <w:fldChar w:fldCharType="end"/>
+            </w:r>
+          </w:hyperlink>
+        </w:p>
+        <w:p>
+          <w:pPr>
+            <w:pStyle w:val="TOC2"/>
+            <w:tabs>
+              <w:tab w:val="right" w:leader="dot" w:pos="8296"/>
+            </w:tabs>
+            <w:rPr>
+              <w:rFonts w:ascii="宋体" w:eastAsia="宋体" w:hAnsi="宋体" w:hint="eastAsia"/>
+              <w:noProof/>
+              <w:sz w:val="22"/>
+              <w:szCs w:val="24"/>
+              <w14:ligatures w14:val="standardContextual"/>
+            </w:rPr>
+          </w:pPr>
+          <w:hyperlink w:anchor="_Toc224556557" w:history="1">
+            <w:r>
+              <w:rPr>
+                <w:rStyle w:val="a3"/>
+                <w:rFonts w:ascii="宋体" w:eastAsia="宋体" w:hAnsi="宋体" w:hint="eastAsia"/>
+                <w:noProof/>
+              </w:rPr>
+              <w:t>三、全球性环境问题的特点与应对</w:t>
+            </w:r>
+            <w:r>
+              <w:rPr>
+                <w:rFonts w:ascii="宋体" w:eastAsia="宋体" w:hAnsi="宋体" w:hint="eastAsia"/>
+                <w:noProof/>
+                <w:webHidden/>
+              </w:rPr>
+              <w:tab/>
+            </w:r>
+            <w:r>
+              <w:rPr>
+                <w:rFonts w:ascii="宋体" w:eastAsia="宋体" w:hAnsi="宋体" w:hint="eastAsia"/>
+                <w:noProof/>
+                <w:webHidden/>
+              </w:rPr>
+              <w:fldChar w:fldCharType="begin"/>
+            </w:r>
+            <w:r>
+              <w:rPr>
+                <w:rFonts w:ascii="宋体" w:eastAsia="宋体" w:hAnsi="宋体" w:hint="eastAsia"/>
+                <w:noProof/>
+                <w:webHidden/>
+              </w:rPr>
+              <w:instrText xml:space="preserve"> </w:instrText>
+            </w:r>
+            <w:r>
+              <w:rPr>
+                <w:rFonts w:ascii="宋体" w:eastAsia="宋体" w:hAnsi="宋体"/>
+                <w:noProof/>
+                <w:webHidden/>
+              </w:rPr>
+              <w:instrText>PAGEREF _Toc224556557 \h</w:instrText>
+            </w:r>
+            <w:r>
+              <w:rPr>
+                <w:rFonts w:ascii="宋体" w:eastAsia="宋体" w:hAnsi="宋体" w:hint="eastAsia"/>
+                <w:noProof/>
+                <w:webHidden/>
+              </w:rPr>
+              <w:instrText xml:space="preserve"> </w:instrText>
+            </w:r>
+            <w:r>
+              <w:rPr>
+                <w:rFonts w:ascii="宋体" w:eastAsia="宋体" w:hAnsi="宋体" w:hint="eastAsia"/>
+                <w:noProof/>
+                <w:webHidden/>
+              </w:rPr>
+            </w:r>
+            <w:r>
+              <w:rPr>
+                <w:rFonts w:ascii="宋体" w:eastAsia="宋体" w:hAnsi="宋体" w:hint="eastAsia"/>
+                <w:noProof/>
+                <w:webHidden/>
+              </w:rPr>
+              <w:fldChar w:fldCharType="separate"/>
+            </w:r>
+            <w:r>
+              <w:rPr>
+                <w:rFonts w:ascii="宋体" w:eastAsia="宋体" w:hAnsi="宋体" w:hint="eastAsia"/>
+                <w:noProof/>
+                <w:webHidden/>
+              </w:rPr>
+              <w:t>7</w:t>
+            </w:r>
+            <w:r>
+              <w:rPr>
+                <w:rFonts w:ascii="宋体" w:eastAsia="宋体" w:hAnsi="宋体" w:hint="eastAsia"/>
+                <w:noProof/>
+                <w:webHidden/>
+              </w:rPr>
+              <w:fldChar w:fldCharType="end"/>
+            </w:r>
+          </w:hyperlink>
+        </w:p>
+        <w:p>
+          <w:pPr>
+            <w:pStyle w:val="TOC3"/>
+            <w:tabs>
+              <w:tab w:val="right" w:leader="dot" w:pos="8296"/>
+            </w:tabs>
+            <w:rPr>
+              <w:rFonts w:ascii="宋体" w:eastAsia="宋体" w:hAnsi="宋体" w:hint="eastAsia"/>
+              <w:noProof/>
+              <w:sz w:val="22"/>
+              <w:szCs w:val="24"/>
+              <w14:ligatures w14:val="standardContextual"/>
+            </w:rPr>
+          </w:pPr>
+          <w:hyperlink w:anchor="_Toc224556558" w:history="1">
+            <w:r>
+              <w:rPr>
+                <w:rStyle w:val="a3"/>
+                <w:rFonts w:ascii="宋体" w:eastAsia="宋体" w:hAnsi="宋体" w:hint="eastAsia"/>
+                <w:noProof/>
+              </w:rPr>
+              <w:t>（一）全球性环境问题的特点</w:t>
+            </w:r>
+            <w:r>
+              <w:rPr>
+                <w:rFonts w:ascii="宋体" w:eastAsia="宋体" w:hAnsi="宋体" w:hint="eastAsia"/>
+                <w:noProof/>
+                <w:webHidden/>
+              </w:rPr>
+              <w:tab/>
+            </w:r>
+            <w:r>
+              <w:rPr>
+                <w:rFonts w:ascii="宋体" w:eastAsia="宋体" w:hAnsi="宋体" w:hint="eastAsia"/>
+                <w:noProof/>
+                <w:webHidden/>
+              </w:rPr>
+              <w:fldChar w:fldCharType="begin"/>
+            </w:r>
+            <w:r>
+              <w:rPr>
+                <w:rFonts w:ascii="宋体" w:eastAsia="宋体" w:hAnsi="宋体" w:hint="eastAsia"/>
+                <w:noProof/>
+                <w:webHidden/>
+              </w:rPr>
+              <w:instrText xml:space="preserve"> </w:instrText>
+            </w:r>
+            <w:r>
+              <w:rPr>
+                <w:rFonts w:ascii="宋体" w:eastAsia="宋体" w:hAnsi="宋体"/>
+                <w:noProof/>
+                <w:webHidden/>
+              </w:rPr>
+              <w:instrText>PAGEREF _Toc224556558 \h</w:instrText>
+            </w:r>
+            <w:r>
+              <w:rPr>
+                <w:rFonts w:ascii="宋体" w:eastAsia="宋体" w:hAnsi="宋体" w:hint="eastAsia"/>
+                <w:noProof/>
+                <w:webHidden/>
+              </w:rPr>
+              <w:instrText xml:space="preserve"> </w:instrText>
+            </w:r>
+            <w:r>
+              <w:rPr>
+                <w:rFonts w:ascii="宋体" w:eastAsia="宋体" w:hAnsi="宋体" w:hint="eastAsia"/>
+                <w:noProof/>
+                <w:webHidden/>
+              </w:rPr>
+            </w:r>
+            <w:r>
+              <w:rPr>
+                <w:rFonts w:ascii="宋体" w:eastAsia="宋体" w:hAnsi="宋体" w:hint="eastAsia"/>
+                <w:noProof/>
+                <w:webHidden/>
+              </w:rPr>
+              <w:fldChar w:fldCharType="separate"/>
+            </w:r>
+            <w:r>
+              <w:rPr>
+                <w:rFonts w:ascii="宋体" w:eastAsia="宋体" w:hAnsi="宋体" w:hint="eastAsia"/>
+                <w:noProof/>
+                <w:webHidden/>
+              </w:rPr>
+              <w:t>7</w:t>
+            </w:r>
+            <w:r>
+              <w:rPr>
+                <w:rFonts w:ascii="宋体" w:eastAsia="宋体" w:hAnsi="宋体" w:hint="eastAsia"/>
+                <w:noProof/>
+                <w:webHidden/>
+              </w:rPr>
+              <w:fldChar w:fldCharType="end"/>
+            </w:r>
+          </w:hyperlink>
+        </w:p>
+        <w:p>
+          <w:pPr>
+            <w:pStyle w:val="TOC3"/>
+            <w:tabs>
+              <w:tab w:val="right" w:leader="dot" w:pos="8296"/>
+            </w:tabs>
+            <w:rPr>
+              <w:rFonts w:ascii="宋体" w:eastAsia="宋体" w:hAnsi="宋体" w:hint="eastAsia"/>
+              <w:noProof/>
+              <w:sz w:val="22"/>
+              <w:szCs w:val="24"/>
+              <w14:ligatures w14:val="standardContextual"/>
+            </w:rPr>
+          </w:pPr>
+          <w:hyperlink w:anchor="_Toc224556559" w:history="1">
+            <w:r>
+              <w:rPr>
+                <w:rStyle w:val="a3"/>
+                <w:rFonts w:ascii="宋体" w:eastAsia="宋体" w:hAnsi="宋体" w:hint="eastAsia"/>
+                <w:noProof/>
+              </w:rPr>
+              <w:t>（二）IPCC与气候变化评估</w:t>
+            </w:r>
+            <w:r>
+              <w:rPr>
+                <w:rFonts w:ascii="宋体" w:eastAsia="宋体" w:hAnsi="宋体" w:hint="eastAsia"/>
+                <w:noProof/>
+                <w:webHidden/>
+              </w:rPr>
+              <w:tab/>
+            </w:r>
+            <w:r>
+              <w:rPr>
+                <w:rFonts w:ascii="宋体" w:eastAsia="宋体" w:hAnsi="宋体" w:hint="eastAsia"/>
+                <w:noProof/>
+                <w:webHidden/>
+              </w:rPr>
+              <w:fldChar w:fldCharType="begin"/>
+            </w:r>
+            <w:r>
+              <w:rPr>
+                <w:rFonts w:ascii="宋体" w:eastAsia="宋体" w:hAnsi="宋体" w:hint="eastAsia"/>
+                <w:noProof/>
+                <w:webHidden/>
+              </w:rPr>
+              <w:instrText xml:space="preserve"> </w:instrText>
+            </w:r>
+            <w:r>
+              <w:rPr>
+                <w:rFonts w:ascii="宋体" w:eastAsia="宋体" w:hAnsi="宋体"/>
+                <w:noProof/>
+                <w:webHidden/>
+              </w:rPr>
+              <w:instrText>PAGEREF _Toc224556559 \h</w:instrText>
+            </w:r>
+            <w:r>
+              <w:rPr>
+                <w:rFonts w:ascii="宋体" w:eastAsia="宋体" w:hAnsi="宋体" w:hint="eastAsia"/>
+                <w:noProof/>
+                <w:webHidden/>
+              </w:rPr>
+              <w:instrText xml:space="preserve"> </w:instrText>
+            </w:r>
+            <w:r>
+              <w:rPr>
+                <w:rFonts w:ascii="宋体" w:eastAsia="宋体" w:hAnsi="宋体" w:hint="eastAsia"/>
+                <w:noProof/>
+                <w:webHidden/>
+              </w:rPr>
+            </w:r>
+            <w:r>
+              <w:rPr>
+                <w:rFonts w:ascii="宋体" w:eastAsia="宋体" w:hAnsi="宋体" w:hint="eastAsia"/>
+                <w:noProof/>
+                <w:webHidden/>
+              </w:rPr>
+              <w:fldChar w:fldCharType="separate"/>
+            </w:r>
+            <w:r>
+              <w:rPr>
+                <w:rFonts w:ascii="宋体" w:eastAsia="宋体" w:hAnsi="宋体" w:hint="eastAsia"/>
+                <w:noProof/>
+                <w:webHidden/>
+              </w:rPr>
+              <w:t>7</w:t>
             </w:r>
             <w:r>
               <w:rPr>
@@ -1568,7 +1858,7 @@
       <w:pPr>
         <w:pStyle w:val="a9"/>
       </w:pPr>
-      <w:bookmarkStart w:id="0" w:name="_Toc223951824"/>
+      <w:bookmarkStart w:id="0" w:name="_Toc224556543"/>
       <w:r>
         <w:rPr>
           <w:rFonts w:hint="eastAsia"/>
@@ -1652,7 +1942,7 @@
       <w:pPr>
         <w:pStyle w:val="ac"/>
       </w:pPr>
-      <w:bookmarkStart w:id="1" w:name="_Toc223951825"/>
+      <w:bookmarkStart w:id="1" w:name="_Toc224556544"/>
       <w:r>
         <w:rPr>
           <w:rFonts w:hint="eastAsia"/>
@@ -1909,7 +2199,35 @@
         <w:rPr>
           <w:rFonts w:hint="eastAsia"/>
         </w:rPr>
-        <w:t>对于塑料污染问题，许多环境国际组织的重要任务是作出预测、进行评估。环境问题有较高的专业性与科学性，评估就是在收集信息的基础上解释信息，从而作出科学的判断</w:t>
+        <w:t>对于塑料污染问题，许多环境国际组织的重要任务是</w:t>
+      </w:r>
+      <w:proofErr w:type="gramStart"/>
+      <w:r>
+        <w:rPr>
+          <w:rFonts w:hint="eastAsia"/>
+        </w:rPr>
+        <w:t>作出</w:t>
+      </w:r>
+      <w:proofErr w:type="gramEnd"/>
+      <w:r>
+        <w:rPr>
+          <w:rFonts w:hint="eastAsia"/>
+        </w:rPr>
+        <w:t>预测、进行评估。环境问题有较高的专业性与科学性，评估就是在收集信息的基础上解释信息，从而</w:t>
+      </w:r>
+      <w:proofErr w:type="gramStart"/>
+      <w:r>
+        <w:rPr>
+          <w:rFonts w:hint="eastAsia"/>
+        </w:rPr>
+        <w:t>作出</w:t>
+      </w:r>
+      <w:proofErr w:type="gramEnd"/>
+      <w:r>
+        <w:rPr>
+          <w:rFonts w:hint="eastAsia"/>
+        </w:rPr>
+        <w:t>科学的判断</w:t>
       </w:r>
       <w:r>
         <w:rPr>
@@ -2054,7 +2372,21 @@
           <w:rFonts w:hint="eastAsia"/>
         </w:rPr>
         <w:lastRenderedPageBreak/>
-        <w:t>和塑料生产行业的国家反对对塑料生产施加过多限制，认为这可能对其经济造成不利影响。其次，关于约束性措施和非约束性措施的分歧。对于条约是否应包括具有法律约束力的承诺，还是更多地依赖自愿行动和非约束性目标，存在争议。一些国家不愿接受约束性义务，担心这些义务会对经济产生影响，特别是对塑料生产和回收等行业的影响。同时，在条约的范围和定义上也存在分歧，例如就条约应涵盖哪些内容</w:t>
+        <w:t>和塑料生产行业的国家反对</w:t>
+      </w:r>
+      <w:proofErr w:type="gramStart"/>
+      <w:r>
+        <w:rPr>
+          <w:rFonts w:hint="eastAsia"/>
+        </w:rPr>
+        <w:t>对</w:t>
+      </w:r>
+      <w:proofErr w:type="gramEnd"/>
+      <w:r>
+        <w:rPr>
+          <w:rFonts w:hint="eastAsia"/>
+        </w:rPr>
+        <w:t>塑料生产施加过多限制，认为这可能对其经济造成不利影响。其次，关于约束性措施和非约束性措施的分歧。对于条约是否应包括具有法律约束力的承诺，还是更多地依赖自愿行动和非约束性目标，存在争议。一些国家不愿接受约束性义务，担心这些义务会对经济产生影响，特别是对塑料生产和回收等行业的影响。同时，在条约的范围和定义上也存在分歧，例如就条约应涵盖哪些内容</w:t>
       </w:r>
       <w:r>
         <w:rPr>
@@ -2078,7 +2410,21 @@
         <w:rPr>
           <w:rFonts w:hint="eastAsia"/>
         </w:rPr>
-        <w:t>以涵盖所有类型的塑料，而另一些国家则寻求更狭窄的定义，以避免将某些产品或行业纳入其中。此外，各国对执行合规、监督问责、资金和技术支持等问题也存在分歧。</w:t>
+        <w:t>以涵盖所有类型的塑料，而另一些国家则寻求更狭窄的定义，以避免将某些产品或行业纳入其中。此外，各国对执行合</w:t>
+      </w:r>
+      <w:proofErr w:type="gramStart"/>
+      <w:r>
+        <w:rPr>
+          <w:rFonts w:hint="eastAsia"/>
+        </w:rPr>
+        <w:t>规</w:t>
+      </w:r>
+      <w:proofErr w:type="gramEnd"/>
+      <w:r>
+        <w:rPr>
+          <w:rFonts w:hint="eastAsia"/>
+        </w:rPr>
+        <w:t>、监督问责、资金和技术支持等问题也存在分歧。</w:t>
       </w:r>
     </w:p>
     <w:p>
@@ -2202,7 +2548,21 @@
         <w:rPr>
           <w:rFonts w:hint="eastAsia"/>
         </w:rPr>
-        <w:t>后续进程的关键不在于延展会期，而是如何使政治妥协、经济考量与技术可行在同一坐标系内收敛，推动谈判在“雄心</w:t>
+        <w:t>后续进程的关键不在于延展会期，而是如何使政治妥协、经济</w:t>
+      </w:r>
+      <w:proofErr w:type="gramStart"/>
+      <w:r>
+        <w:rPr>
+          <w:rFonts w:hint="eastAsia"/>
+        </w:rPr>
+        <w:t>考量</w:t>
+      </w:r>
+      <w:proofErr w:type="gramEnd"/>
+      <w:r>
+        <w:rPr>
+          <w:rFonts w:hint="eastAsia"/>
+        </w:rPr>
+        <w:t>与技术可行在同一坐标系内收敛，推动谈判在“雄心</w:t>
       </w:r>
       <w:r>
         <w:rPr>
@@ -2299,7 +2659,7 @@
       <w:pPr>
         <w:pStyle w:val="ac"/>
       </w:pPr>
-      <w:bookmarkStart w:id="2" w:name="_Toc223951826"/>
+      <w:bookmarkStart w:id="2" w:name="_Toc224556545"/>
       <w:r>
         <w:rPr>
           <w:rFonts w:hint="eastAsia"/>
@@ -2312,7 +2672,7 @@
       <w:pPr>
         <w:pStyle w:val="ae"/>
       </w:pPr>
-      <w:bookmarkStart w:id="3" w:name="_Toc223951827"/>
+      <w:bookmarkStart w:id="3" w:name="_Toc224556546"/>
       <w:r>
         <w:rPr>
           <w:rFonts w:hint="eastAsia"/>
@@ -2351,7 +2711,7 @@
       <w:pPr>
         <w:pStyle w:val="ae"/>
       </w:pPr>
-      <w:bookmarkStart w:id="4" w:name="_Toc223951828"/>
+      <w:bookmarkStart w:id="4" w:name="_Toc224556547"/>
       <w:r>
         <w:rPr>
           <w:rFonts w:hint="eastAsia"/>
@@ -2485,7 +2845,7 @@
       <w:pPr>
         <w:pStyle w:val="ae"/>
       </w:pPr>
-      <w:bookmarkStart w:id="5" w:name="_Toc223951829"/>
+      <w:bookmarkStart w:id="5" w:name="_Toc224556548"/>
       <w:r>
         <w:rPr>
           <w:rFonts w:hint="eastAsia"/>
@@ -2537,7 +2897,21 @@
         <w:rPr>
           <w:rFonts w:hint="eastAsia"/>
         </w:rPr>
-        <w:t>全球环境问题的特征是规模巨大、外部性、科学的不确定性、不均衡性、长时段性，在没有世界政府、国家间存在巨大差异的背景下，该如何应对？全球环境问题应对过程中的客体、主体、方式、目标是什么？有效性如何？</w:t>
+        <w:t>全球环境问题的特征是规模巨大、外部性、科学的不确定性、</w:t>
+      </w:r>
+      <w:proofErr w:type="gramStart"/>
+      <w:r>
+        <w:rPr>
+          <w:rFonts w:hint="eastAsia"/>
+        </w:rPr>
+        <w:t>不</w:t>
+      </w:r>
+      <w:proofErr w:type="gramEnd"/>
+      <w:r>
+        <w:rPr>
+          <w:rFonts w:hint="eastAsia"/>
+        </w:rPr>
+        <w:t>均衡性、长时段性，在没有世界政府、国家间存在巨大差异的背景下，该如何应对？全球环境问题应对过程中的客体、主体、方式、目标是什么？有效性如何？</w:t>
       </w:r>
       <w:r>
         <w:rPr>
@@ -2556,7 +2930,7 @@
       <w:pPr>
         <w:pStyle w:val="ae"/>
       </w:pPr>
-      <w:bookmarkStart w:id="6" w:name="_Toc223951830"/>
+      <w:bookmarkStart w:id="6" w:name="_Toc224556549"/>
       <w:r>
         <w:rPr>
           <w:rFonts w:hint="eastAsia"/>
@@ -2602,7 +2976,7 @@
       <w:pPr>
         <w:pStyle w:val="a9"/>
       </w:pPr>
-      <w:bookmarkStart w:id="7" w:name="_Toc223951831"/>
+      <w:bookmarkStart w:id="7" w:name="_Toc224556550"/>
       <w:r>
         <w:rPr>
           <w:rFonts w:hint="eastAsia"/>
@@ -2628,6 +3002,9 @@
         <w:pStyle w:val="aa"/>
         <w:spacing w:before="78" w:after="78"/>
         <w:jc w:val="center"/>
+        <w:rPr>
+          <w:rFonts w:hint="eastAsia"/>
+        </w:rPr>
       </w:pPr>
       <w:r>
         <w:rPr>
@@ -2635,12 +3012,18 @@
         </w:rPr>
         <w:t>2026.3.9</w:t>
       </w:r>
+      <w:r>
+        <w:rPr>
+          <w:rFonts w:hint="eastAsia"/>
+        </w:rPr>
+        <w:t xml:space="preserve"> / 2026.3.16</w:t>
+      </w:r>
     </w:p>
     <w:p>
       <w:pPr>
         <w:pStyle w:val="ac"/>
       </w:pPr>
-      <w:bookmarkStart w:id="8" w:name="_Toc223951832"/>
+      <w:bookmarkStart w:id="8" w:name="_Toc224556551"/>
       <w:r>
         <w:rPr>
           <w:rFonts w:hint="eastAsia"/>
@@ -2653,7 +3036,7 @@
       <w:pPr>
         <w:pStyle w:val="ae"/>
       </w:pPr>
-      <w:bookmarkStart w:id="9" w:name="_Toc223951833"/>
+      <w:bookmarkStart w:id="9" w:name="_Toc224556552"/>
       <w:r>
         <w:rPr>
           <w:rFonts w:hint="eastAsia"/>
@@ -2752,7 +3135,7 @@
       <w:pPr>
         <w:pStyle w:val="ae"/>
       </w:pPr>
-      <w:bookmarkStart w:id="10" w:name="_Toc223951834"/>
+      <w:bookmarkStart w:id="10" w:name="_Toc224556553"/>
       <w:r>
         <w:rPr>
           <w:rFonts w:hint="eastAsia"/>
@@ -2780,7 +3163,21 @@
           <w:rFonts w:hint="eastAsia"/>
         </w:rPr>
         <w:lastRenderedPageBreak/>
-        <w:t>制约，也以其固有的规律运作着。</w:t>
+        <w:t>制约，也以其固有的规律</w:t>
+      </w:r>
+      <w:proofErr w:type="gramStart"/>
+      <w:r>
+        <w:rPr>
+          <w:rFonts w:hint="eastAsia"/>
+        </w:rPr>
+        <w:t>运作着</w:t>
+      </w:r>
+      <w:proofErr w:type="gramEnd"/>
+      <w:r>
+        <w:rPr>
+          <w:rFonts w:hint="eastAsia"/>
+        </w:rPr>
+        <w:t>。</w:t>
       </w:r>
     </w:p>
     <w:p>
@@ -3121,7 +3518,7 @@
       <w:pPr>
         <w:pStyle w:val="ac"/>
       </w:pPr>
-      <w:bookmarkStart w:id="11" w:name="_Toc223951835"/>
+      <w:bookmarkStart w:id="11" w:name="_Toc224556554"/>
       <w:r>
         <w:rPr>
           <w:rFonts w:hint="eastAsia"/>
@@ -3290,7 +3687,7 @@
       <w:pPr>
         <w:pStyle w:val="ae"/>
       </w:pPr>
-      <w:bookmarkStart w:id="12" w:name="_Toc223951836"/>
+      <w:bookmarkStart w:id="12" w:name="_Toc224556555"/>
       <w:r>
         <w:rPr>
           <w:rFonts w:hint="eastAsia"/>
@@ -3324,7 +3721,7 @@
       <w:pPr>
         <w:pStyle w:val="ae"/>
       </w:pPr>
-      <w:bookmarkStart w:id="13" w:name="_Toc223951837"/>
+      <w:bookmarkStart w:id="13" w:name="_Toc224556556"/>
       <w:r>
         <w:rPr>
           <w:rFonts w:hint="eastAsia"/>
@@ -3335,6 +3732,26 @@
     </w:p>
     <w:p>
       <w:pPr>
+        <w:pStyle w:val="af1"/>
+        <w:rPr>
+          <w:rFonts w:hint="eastAsia"/>
+        </w:rPr>
+      </w:pPr>
+      <w:r>
+        <w:rPr>
+          <w:rFonts w:hint="eastAsia"/>
+        </w:rPr>
+        <w:t xml:space="preserve">1. </w:t>
+      </w:r>
+      <w:r>
+        <w:rPr>
+          <w:rFonts w:hint="eastAsia"/>
+        </w:rPr>
+        <w:t>气候变化的概念</w:t>
+      </w:r>
+    </w:p>
+    <w:p>
+      <w:pPr>
         <w:pStyle w:val="aa"/>
         <w:spacing w:before="78" w:after="78"/>
       </w:pPr>
@@ -3395,6 +3812,64 @@
         </w:rPr>
         <w:t>）对气候变化的定义是“经过相当一段时间的观察，在自然气候变化之外由人类活动直接或间接地改变全球大气组成所导致的气候改变”。</w:t>
       </w:r>
+      <w:r>
+        <w:rPr>
+          <w:rFonts w:hint="eastAsia"/>
+        </w:rPr>
+        <w:t>气候变化也分自然变化与人为变化</w:t>
+      </w:r>
+      <w:r>
+        <w:rPr>
+          <w:rFonts w:hint="eastAsia"/>
+        </w:rPr>
+        <w:t>；</w:t>
+      </w:r>
+      <w:r>
+        <w:rPr>
+          <w:rFonts w:hint="eastAsia"/>
+        </w:rPr>
+        <w:t>自然变化如以二至七年为周期的厄尔尼诺现象和拉尼</w:t>
+      </w:r>
+      <w:proofErr w:type="gramStart"/>
+      <w:r>
+        <w:rPr>
+          <w:rFonts w:hint="eastAsia"/>
+        </w:rPr>
+        <w:t>娜</w:t>
+      </w:r>
+      <w:proofErr w:type="gramEnd"/>
+      <w:r>
+        <w:rPr>
+          <w:rFonts w:hint="eastAsia"/>
+        </w:rPr>
+        <w:t>现象</w:t>
+      </w:r>
+      <w:r>
+        <w:rPr>
+          <w:rFonts w:hint="eastAsia"/>
+        </w:rPr>
+        <w:t>。</w:t>
+      </w:r>
+    </w:p>
+    <w:p>
+      <w:pPr>
+        <w:pStyle w:val="af1"/>
+        <w:rPr>
+          <w:rFonts w:hint="eastAsia"/>
+        </w:rPr>
+      </w:pPr>
+      <w:r>
+        <w:rPr>
+          <w:rFonts w:hint="eastAsia"/>
+        </w:rPr>
+        <w:t xml:space="preserve">2. </w:t>
+      </w:r>
+      <w:r>
+        <w:rPr>
+          <w:rFonts w:hint="eastAsia"/>
+        </w:rPr>
+        <w:t>气候变化的负面影响</w:t>
+      </w:r>
     </w:p>
     <w:p>
       <w:pPr>
@@ -3410,11 +3885,482 @@
         </w:rPr>
         <w:t>全球气候变化的负面影响包括全球平均温度升高、极端天气事件（如极端高温）增加、海平面上升等。</w:t>
       </w:r>
+      <w:r>
+        <w:rPr>
+          <w:rFonts w:hint="eastAsia"/>
+        </w:rPr>
+        <w:t>此外，气候变化也会产生社会经济影响。天气和气候灾害加剧了粮食安全挑战、人口流离失所以及对弱势人群的影响，并会继续引发新的、长时间的和二次流离失所，使许多因用途和暴力局势而背井离乡的人更加脆弱。</w:t>
+      </w:r>
     </w:p>
     <w:p>
       <w:pPr>
         <w:pStyle w:val="aa"/>
         <w:spacing w:before="78" w:after="78"/>
+      </w:pPr>
+      <w:r>
+        <w:tab/>
+      </w:r>
+      <w:r>
+        <w:rPr>
+          <w:rFonts w:hint="eastAsia"/>
+        </w:rPr>
+        <w:t>世界卫生组织总干事谭德塞指出：“气候危机是一场健康危机。”不断变化的气候条件还在加剧许多通过对气候敏感的媒介、食物和水传播的疾病，如登革热等；更加严重和不可预测的天气事件能助长传染病暴发，以及非传染性疾病发病率的上升。</w:t>
+      </w:r>
+    </w:p>
+    <w:p>
+      <w:pPr>
+        <w:pStyle w:val="af1"/>
+        <w:rPr>
+          <w:rFonts w:hint="eastAsia"/>
+        </w:rPr>
+      </w:pPr>
+      <w:r>
+        <w:rPr>
+          <w:rFonts w:hint="eastAsia"/>
+        </w:rPr>
+        <w:t xml:space="preserve">3. </w:t>
+      </w:r>
+      <w:r>
+        <w:rPr>
+          <w:rFonts w:hint="eastAsia"/>
+        </w:rPr>
+        <w:t>气候变化的成因</w:t>
+      </w:r>
+    </w:p>
+    <w:p>
+      <w:pPr>
+        <w:pStyle w:val="aa"/>
+        <w:spacing w:before="78" w:after="78"/>
+      </w:pPr>
+      <w:r>
+        <w:tab/>
+      </w:r>
+      <w:r>
+        <w:rPr>
+          <w:rFonts w:hint="eastAsia"/>
+        </w:rPr>
+        <w:t>在地球运动的漫漫历史中，气候总在不断变化，究其原因可概括为自然的气候波动和人为因素两大类。气候变化的原因可能是自然的内部进程，或是外部强迫，或者说人为地持续对大气组成成分和土地利用的改变</w:t>
+      </w:r>
+      <w:r>
+        <w:rPr>
+          <w:rFonts w:hint="eastAsia"/>
+        </w:rPr>
+        <w:t>等</w:t>
+      </w:r>
+      <w:r>
+        <w:rPr>
+          <w:rFonts w:hint="eastAsia"/>
+        </w:rPr>
+        <w:t>。</w:t>
+      </w:r>
+    </w:p>
+    <w:p>
+      <w:pPr>
+        <w:pStyle w:val="aa"/>
+        <w:spacing w:before="78" w:after="78"/>
+        <w:ind w:firstLine="420"/>
+        <w:rPr>
+          <w:rFonts w:hint="eastAsia"/>
+        </w:rPr>
+      </w:pPr>
+      <w:r>
+        <w:rPr>
+          <w:rFonts w:hint="eastAsia"/>
+        </w:rPr>
+        <w:t>科学研究认为，太阳辐射的变化、地球轨道的变化、火山活动、大气与海洋环流的变化等是造成全球气候变化的自然因素。人类活动，尤其是工业革命以来的人类活动则是造成目前以全球变暖为主要特征的气候变化的主要原因，其中包括人类生产、生活所造成的温室气体的排放，对土地的利用，城市化等因素。</w:t>
+      </w:r>
+    </w:p>
+    <w:p>
+      <w:pPr>
+        <w:pStyle w:val="aa"/>
+        <w:spacing w:before="78" w:after="78"/>
+        <w:rPr>
+          <w:rFonts w:hint="eastAsia"/>
+        </w:rPr>
+      </w:pPr>
+    </w:p>
+    <w:p>
+      <w:pPr>
+        <w:pStyle w:val="ac"/>
+      </w:pPr>
+      <w:bookmarkStart w:id="14" w:name="_Toc224556557"/>
+      <w:r>
+        <w:rPr>
+          <w:rFonts w:hint="eastAsia"/>
+        </w:rPr>
+        <w:lastRenderedPageBreak/>
+        <w:t>三、全球性环境问题的特点与应对</w:t>
+      </w:r>
+      <w:bookmarkEnd w:id="14"/>
+    </w:p>
+    <w:p>
+      <w:pPr>
+        <w:pStyle w:val="ae"/>
+      </w:pPr>
+      <w:bookmarkStart w:id="15" w:name="_Toc224556558"/>
+      <w:r>
+        <w:rPr>
+          <w:rFonts w:hint="eastAsia"/>
+        </w:rPr>
+        <w:t>（一）全球性环境问题的特点</w:t>
+      </w:r>
+      <w:bookmarkEnd w:id="15"/>
+    </w:p>
+    <w:p>
+      <w:pPr>
+        <w:pStyle w:val="aa"/>
+        <w:spacing w:before="78" w:after="78"/>
+        <w:rPr>
+          <w:rFonts w:hint="eastAsia"/>
+        </w:rPr>
+      </w:pPr>
+      <w:r>
+        <w:tab/>
+      </w:r>
+      <w:r>
+        <w:rPr>
+          <w:rFonts w:hint="eastAsia"/>
+          <w:b/>
+          <w:bCs/>
+        </w:rPr>
+        <w:t>全球性。</w:t>
+      </w:r>
+      <w:r>
+        <w:rPr>
+          <w:rFonts w:hint="eastAsia"/>
+        </w:rPr>
+        <w:t>两个或两个以上国家甚至是所有国家共同面临，而不是单个国家或地区的事（</w:t>
+      </w:r>
+      <w:proofErr w:type="gramStart"/>
+      <w:r>
+        <w:rPr>
+          <w:rFonts w:hint="eastAsia"/>
+        </w:rPr>
+        <w:t>即问题</w:t>
+      </w:r>
+      <w:proofErr w:type="gramEnd"/>
+      <w:r>
+        <w:rPr>
+          <w:rFonts w:hint="eastAsia"/>
+        </w:rPr>
+        <w:t>规模与措施的全球性）。在一定程度上也有集体行动和参与的普遍性。</w:t>
+      </w:r>
+    </w:p>
+    <w:p>
+      <w:pPr>
+        <w:pStyle w:val="aa"/>
+        <w:spacing w:before="78" w:after="78"/>
+      </w:pPr>
+      <w:r>
+        <w:tab/>
+      </w:r>
+      <w:r>
+        <w:rPr>
+          <w:rFonts w:hint="eastAsia"/>
+          <w:b/>
+          <w:bCs/>
+        </w:rPr>
+        <w:t>外部性。</w:t>
+      </w:r>
+      <w:r>
+        <w:rPr>
+          <w:rFonts w:hint="eastAsia"/>
+        </w:rPr>
+        <w:t>外部性是一个人的生产或消费行为对其他人福利的影响，分为负外部性（如消费化石燃料产生二氧化碳）和正外部性（如减少二氧化碳的排放）。</w:t>
+      </w:r>
+    </w:p>
+    <w:p>
+      <w:pPr>
+        <w:pStyle w:val="aa"/>
+        <w:spacing w:before="78" w:after="78"/>
+      </w:pPr>
+      <w:r>
+        <w:tab/>
+      </w:r>
+      <w:r>
+        <w:rPr>
+          <w:rFonts w:hint="eastAsia"/>
+          <w:b/>
+          <w:bCs/>
+        </w:rPr>
+        <w:t>科学不确定性。</w:t>
+      </w:r>
+      <w:r>
+        <w:rPr>
+          <w:rFonts w:hint="eastAsia"/>
+        </w:rPr>
+        <w:t>不确定性是事物本性的一部分。例如，气候变化问题在很大程度上是一个未来的问题，其与当下的联系不是线性、确定的。</w:t>
+      </w:r>
+    </w:p>
+    <w:p>
+      <w:pPr>
+        <w:pStyle w:val="aa"/>
+        <w:spacing w:before="78" w:after="78"/>
+        <w:rPr>
+          <w:rFonts w:hint="eastAsia"/>
+        </w:rPr>
+      </w:pPr>
+      <w:r>
+        <w:tab/>
+      </w:r>
+      <w:r>
+        <w:rPr>
+          <w:rFonts w:hint="eastAsia"/>
+        </w:rPr>
+        <w:t>除了上面三点外，全球性环境问题还有长时段性、</w:t>
+      </w:r>
+      <w:proofErr w:type="gramStart"/>
+      <w:r>
+        <w:rPr>
+          <w:rFonts w:hint="eastAsia"/>
+        </w:rPr>
+        <w:t>不</w:t>
+      </w:r>
+      <w:proofErr w:type="gramEnd"/>
+      <w:r>
+        <w:rPr>
+          <w:rFonts w:hint="eastAsia"/>
+        </w:rPr>
+        <w:t>均衡性（责任、脆弱性、成本、能力）、复杂性、综合性等特点。</w:t>
+      </w:r>
+    </w:p>
+    <w:p>
+      <w:pPr>
+        <w:pStyle w:val="ae"/>
+      </w:pPr>
+      <w:bookmarkStart w:id="16" w:name="_Toc224556559"/>
+      <w:r>
+        <w:rPr>
+          <w:rFonts w:hint="eastAsia"/>
+        </w:rPr>
+        <w:t>（二）</w:t>
+      </w:r>
+      <w:r>
+        <w:rPr>
+          <w:rFonts w:hint="eastAsia"/>
+        </w:rPr>
+        <w:t>IPCC</w:t>
+      </w:r>
+      <w:r>
+        <w:rPr>
+          <w:rFonts w:hint="eastAsia"/>
+        </w:rPr>
+        <w:t>与气候变化评估</w:t>
+      </w:r>
+      <w:bookmarkEnd w:id="16"/>
+    </w:p>
+    <w:p>
+      <w:pPr>
+        <w:pStyle w:val="aa"/>
+        <w:spacing w:before="78" w:after="78"/>
+      </w:pPr>
+      <w:r>
+        <w:tab/>
+      </w:r>
+      <w:r>
+        <w:rPr>
+          <w:rFonts w:hint="eastAsia"/>
+        </w:rPr>
+        <w:t>认识到潜在的全球气候变化问题，世界气象组织（</w:t>
+      </w:r>
+      <w:r>
+        <w:rPr>
+          <w:rFonts w:hint="eastAsia"/>
+        </w:rPr>
+        <w:t>WMO</w:t>
+      </w:r>
+      <w:r>
+        <w:rPr>
+          <w:rFonts w:hint="eastAsia"/>
+        </w:rPr>
+        <w:t>）和联合国环境规划署（</w:t>
+      </w:r>
+      <w:r>
+        <w:rPr>
+          <w:rFonts w:hint="eastAsia"/>
+        </w:rPr>
+        <w:t>UNEP</w:t>
+      </w:r>
+      <w:r>
+        <w:rPr>
+          <w:rFonts w:hint="eastAsia"/>
+        </w:rPr>
+        <w:t>）在</w:t>
+      </w:r>
+      <w:r>
+        <w:rPr>
+          <w:rFonts w:hint="eastAsia"/>
+        </w:rPr>
+        <w:t>1988</w:t>
+      </w:r>
+      <w:r>
+        <w:rPr>
+          <w:rFonts w:hint="eastAsia"/>
+        </w:rPr>
+        <w:t>年建立了政府间气候变化专门委员会（</w:t>
+      </w:r>
+      <w:r>
+        <w:rPr>
+          <w:rFonts w:hint="eastAsia"/>
+        </w:rPr>
+        <w:t>IPCC</w:t>
+      </w:r>
+      <w:r>
+        <w:rPr>
+          <w:rFonts w:hint="eastAsia"/>
+        </w:rPr>
+        <w:t>）。</w:t>
+      </w:r>
+      <w:r>
+        <w:rPr>
+          <w:rFonts w:hint="eastAsia"/>
+        </w:rPr>
+        <w:t>IPCC</w:t>
+      </w:r>
+      <w:r>
+        <w:rPr>
+          <w:rFonts w:hint="eastAsia"/>
+        </w:rPr>
+        <w:t>是一个政府间机构，它向</w:t>
+      </w:r>
+      <w:r>
+        <w:rPr>
+          <w:rFonts w:hint="eastAsia"/>
+        </w:rPr>
+        <w:t>UNEP</w:t>
+      </w:r>
+      <w:r>
+        <w:rPr>
+          <w:rFonts w:hint="eastAsia"/>
+        </w:rPr>
+        <w:t>和</w:t>
+      </w:r>
+      <w:r>
+        <w:rPr>
+          <w:rFonts w:hint="eastAsia"/>
+        </w:rPr>
+        <w:t>WMO</w:t>
+      </w:r>
+      <w:r>
+        <w:rPr>
+          <w:rFonts w:hint="eastAsia"/>
+        </w:rPr>
+        <w:t>所有成员国开放。</w:t>
+      </w:r>
+    </w:p>
+    <w:p>
+      <w:pPr>
+        <w:pStyle w:val="aa"/>
+        <w:spacing w:before="78" w:after="78"/>
+        <w:ind w:firstLine="420"/>
+      </w:pPr>
+      <w:r>
+        <w:rPr>
+          <w:rFonts w:hint="eastAsia"/>
+        </w:rPr>
+        <w:t>IPCC</w:t>
+      </w:r>
+      <w:r>
+        <w:rPr>
+          <w:rFonts w:hint="eastAsia"/>
+        </w:rPr>
+        <w:t>下设三个工作组和一个专题组：</w:t>
+      </w:r>
+    </w:p>
+    <w:p>
+      <w:pPr>
+        <w:pStyle w:val="aa"/>
+        <w:numPr>
+          <w:ilvl w:val="0"/>
+          <w:numId w:val="4"/>
+        </w:numPr>
+        <w:spacing w:beforeLines="0" w:before="0" w:afterLines="0" w:after="0"/>
+        <w:ind w:left="442" w:hanging="442"/>
+      </w:pPr>
+      <w:r>
+        <w:rPr>
+          <w:rFonts w:hint="eastAsia"/>
+          <w:b/>
+          <w:bCs/>
+        </w:rPr>
+        <w:t>第一工作组：</w:t>
+      </w:r>
+      <w:r>
+        <w:rPr>
+          <w:rFonts w:hint="eastAsia"/>
+        </w:rPr>
+        <w:t>评估气候系统和气候变化的科学问题；</w:t>
+      </w:r>
+    </w:p>
+    <w:p>
+      <w:pPr>
+        <w:pStyle w:val="aa"/>
+        <w:numPr>
+          <w:ilvl w:val="0"/>
+          <w:numId w:val="4"/>
+        </w:numPr>
+        <w:spacing w:beforeLines="0" w:before="0" w:afterLines="0" w:after="0"/>
+        <w:ind w:left="442" w:hanging="442"/>
+      </w:pPr>
+      <w:r>
+        <w:rPr>
+          <w:rFonts w:hint="eastAsia"/>
+          <w:b/>
+          <w:bCs/>
+        </w:rPr>
+        <w:t>第二工作组：</w:t>
+      </w:r>
+      <w:r>
+        <w:t>评估社会经济和自然系统面对气候变化的脆弱性、气候变化的后果以及适应气候变化的选项</w:t>
+      </w:r>
+      <w:r>
+        <w:rPr>
+          <w:rFonts w:hint="eastAsia"/>
+        </w:rPr>
+        <w:t>；</w:t>
+      </w:r>
+    </w:p>
+    <w:p>
+      <w:pPr>
+        <w:pStyle w:val="aa"/>
+        <w:numPr>
+          <w:ilvl w:val="0"/>
+          <w:numId w:val="4"/>
+        </w:numPr>
+        <w:spacing w:beforeLines="0" w:before="0" w:afterLines="0" w:after="0"/>
+        <w:ind w:left="442" w:hanging="442"/>
+        <w:rPr>
+          <w:rFonts w:hint="eastAsia"/>
+        </w:rPr>
+      </w:pPr>
+      <w:r>
+        <w:rPr>
+          <w:rFonts w:hint="eastAsia"/>
+          <w:b/>
+          <w:bCs/>
+        </w:rPr>
+        <w:t>第三工作组：</w:t>
+      </w:r>
+      <w:r>
+        <w:t>评估如何减缓气候变化、减少温室气体排放以及去除大气层之温室气体的方法。</w:t>
+      </w:r>
+    </w:p>
+    <w:p>
+      <w:pPr>
+        <w:pStyle w:val="aa"/>
+        <w:spacing w:before="78" w:after="78"/>
+        <w:rPr>
+          <w:rFonts w:hint="eastAsia"/>
+        </w:rPr>
+      </w:pPr>
+    </w:p>
+    <w:p>
+      <w:pPr>
+        <w:pStyle w:val="aa"/>
+        <w:spacing w:before="78" w:after="78"/>
+        <w:rPr>
+          <w:rFonts w:hint="eastAsia"/>
+        </w:rPr>
       </w:pPr>
     </w:p>
     <w:p>
@@ -3949,6 +4895,119 @@
       </w:rPr>
     </w:lvl>
   </w:abstractNum>
+  <w:abstractNum w:abstractNumId="3" w15:restartNumberingAfterBreak="0">
+    <w:nsid w:val="710E6F9E"/>
+    <w:multiLevelType w:val="hybridMultilevel"/>
+    <w:tmpl w:val="B1DE1C64"/>
+    <w:lvl w:ilvl="0" w:tplc="04090001">
+      <w:start w:val="1"/>
+      <w:numFmt w:val="bullet"/>
+      <w:lvlText w:val=""/>
+      <w:lvlJc w:val="left"/>
+      <w:pPr>
+        <w:ind w:left="440" w:hanging="440"/>
+      </w:pPr>
+      <w:rPr>
+        <w:rFonts w:ascii="Wingdings" w:hAnsi="Wingdings" w:hint="default"/>
+      </w:rPr>
+    </w:lvl>
+    <w:lvl w:ilvl="1" w:tplc="04090003" w:tentative="1">
+      <w:start w:val="1"/>
+      <w:numFmt w:val="bullet"/>
+      <w:lvlText w:val=""/>
+      <w:lvlJc w:val="left"/>
+      <w:pPr>
+        <w:ind w:left="880" w:hanging="440"/>
+      </w:pPr>
+      <w:rPr>
+        <w:rFonts w:ascii="Wingdings" w:hAnsi="Wingdings" w:hint="default"/>
+      </w:rPr>
+    </w:lvl>
+    <w:lvl w:ilvl="2" w:tplc="04090005" w:tentative="1">
+      <w:start w:val="1"/>
+      <w:numFmt w:val="bullet"/>
+      <w:lvlText w:val=""/>
+      <w:lvlJc w:val="left"/>
+      <w:pPr>
+        <w:ind w:left="1320" w:hanging="440"/>
+      </w:pPr>
+      <w:rPr>
+        <w:rFonts w:ascii="Wingdings" w:hAnsi="Wingdings" w:hint="default"/>
+      </w:rPr>
+    </w:lvl>
+    <w:lvl w:ilvl="3" w:tplc="04090001" w:tentative="1">
+      <w:start w:val="1"/>
+      <w:numFmt w:val="bullet"/>
+      <w:lvlText w:val=""/>
+      <w:lvlJc w:val="left"/>
+      <w:pPr>
+        <w:ind w:left="1760" w:hanging="440"/>
+      </w:pPr>
+      <w:rPr>
+        <w:rFonts w:ascii="Wingdings" w:hAnsi="Wingdings" w:hint="default"/>
+      </w:rPr>
+    </w:lvl>
+    <w:lvl w:ilvl="4" w:tplc="04090003" w:tentative="1">
+      <w:start w:val="1"/>
+      <w:numFmt w:val="bullet"/>
+      <w:lvlText w:val=""/>
+      <w:lvlJc w:val="left"/>
+      <w:pPr>
+        <w:ind w:left="2200" w:hanging="440"/>
+      </w:pPr>
+      <w:rPr>
+        <w:rFonts w:ascii="Wingdings" w:hAnsi="Wingdings" w:hint="default"/>
+      </w:rPr>
+    </w:lvl>
+    <w:lvl w:ilvl="5" w:tplc="04090005" w:tentative="1">
+      <w:start w:val="1"/>
+      <w:numFmt w:val="bullet"/>
+      <w:lvlText w:val=""/>
+      <w:lvlJc w:val="left"/>
+      <w:pPr>
+        <w:ind w:left="2640" w:hanging="440"/>
+      </w:pPr>
+      <w:rPr>
+        <w:rFonts w:ascii="Wingdings" w:hAnsi="Wingdings" w:hint="default"/>
+      </w:rPr>
+    </w:lvl>
+    <w:lvl w:ilvl="6" w:tplc="04090001" w:tentative="1">
+      <w:start w:val="1"/>
+      <w:numFmt w:val="bullet"/>
+      <w:lvlText w:val=""/>
+      <w:lvlJc w:val="left"/>
+      <w:pPr>
+        <w:ind w:left="3080" w:hanging="440"/>
+      </w:pPr>
+      <w:rPr>
+        <w:rFonts w:ascii="Wingdings" w:hAnsi="Wingdings" w:hint="default"/>
+      </w:rPr>
+    </w:lvl>
+    <w:lvl w:ilvl="7" w:tplc="04090003" w:tentative="1">
+      <w:start w:val="1"/>
+      <w:numFmt w:val="bullet"/>
+      <w:lvlText w:val=""/>
+      <w:lvlJc w:val="left"/>
+      <w:pPr>
+        <w:ind w:left="3520" w:hanging="440"/>
+      </w:pPr>
+      <w:rPr>
+        <w:rFonts w:ascii="Wingdings" w:hAnsi="Wingdings" w:hint="default"/>
+      </w:rPr>
+    </w:lvl>
+    <w:lvl w:ilvl="8" w:tplc="04090005" w:tentative="1">
+      <w:start w:val="1"/>
+      <w:numFmt w:val="bullet"/>
+      <w:lvlText w:val=""/>
+      <w:lvlJc w:val="left"/>
+      <w:pPr>
+        <w:ind w:left="3960" w:hanging="440"/>
+      </w:pPr>
+      <w:rPr>
+        <w:rFonts w:ascii="Wingdings" w:hAnsi="Wingdings" w:hint="default"/>
+      </w:rPr>
+    </w:lvl>
+  </w:abstractNum>
   <w:num w:numId="1" w16cid:durableId="1088893493">
     <w:abstractNumId w:val="1"/>
   </w:num>
@@ -3957,6 +5016,9 @@
   </w:num>
   <w:num w:numId="3" w16cid:durableId="524447025">
     <w:abstractNumId w:val="2"/>
+  </w:num>
+  <w:num w:numId="4" w16cid:durableId="339360284">
+    <w:abstractNumId w:val="3"/>
   </w:num>
 </w:numbering>
 </file>
@@ -4390,7 +5452,6 @@
   <w:style w:type="character" w:default="1" w:styleId="a0">
     <w:name w:val="Default Paragraph Font"/>
     <w:uiPriority w:val="1"/>
-    <w:semiHidden/>
     <w:unhideWhenUsed/>
   </w:style>
   <w:style w:type="table" w:default="1" w:styleId="a1">

--- a/course/major/环境与国际关系.docx
+++ b/course/major/环境与国际关系.docx
@@ -110,6 +110,43 @@
           <w:rFonts w:ascii="宋体" w:eastAsia="宋体" w:hAnsi="宋体" w:hint="eastAsia"/>
         </w:rPr>
         <w:t>）</w:t>
+      </w:r>
+    </w:p>
+    <w:p>
+      <w:pPr>
+        <w:rPr>
+          <w:rFonts w:ascii="宋体" w:eastAsia="宋体" w:hAnsi="宋体" w:hint="eastAsia"/>
+          <w:b/>
+          <w:bCs/>
+        </w:rPr>
+      </w:pPr>
+    </w:p>
+    <w:p>
+      <w:pPr>
+        <w:jc w:val="center"/>
+        <w:rPr>
+          <w:rFonts w:ascii="宋体" w:eastAsia="宋体" w:hAnsi="宋体" w:hint="eastAsia"/>
+        </w:rPr>
+      </w:pPr>
+      <w:r>
+        <w:rPr>
+          <w:rFonts w:ascii="宋体" w:eastAsia="宋体" w:hAnsi="宋体" w:hint="eastAsia"/>
+          <w:b/>
+          <w:bCs/>
+        </w:rPr>
+        <w:t>助教</w:t>
+      </w:r>
+      <w:r>
+        <w:rPr>
+          <w:rFonts w:ascii="宋体" w:eastAsia="宋体" w:hAnsi="宋体"/>
+        </w:rPr>
+        <w:br/>
+      </w:r>
+      <w:r>
+        <w:rPr>
+          <w:rFonts w:ascii="宋体" w:eastAsia="宋体" w:hAnsi="宋体" w:hint="eastAsia"/>
+        </w:rPr>
+        <w:t>张佳</w:t>
       </w:r>
     </w:p>
     <w:p>
@@ -196,7 +233,7 @@
             </w:rPr>
             <w:fldChar w:fldCharType="separate"/>
           </w:r>
-          <w:hyperlink w:anchor="_Toc224556543" w:history="1">
+          <w:hyperlink w:anchor="_Toc225161272" w:history="1">
             <w:r>
               <w:rPr>
                 <w:rStyle w:val="a3"/>
@@ -235,7 +272,7 @@
                 <w:noProof/>
                 <w:webHidden/>
               </w:rPr>
-              <w:instrText>PAGEREF _Toc224556543 \h</w:instrText>
+              <w:instrText>PAGEREF _Toc225161272 \h</w:instrText>
             </w:r>
             <w:r>
               <w:rPr>
@@ -292,7 +329,7 @@
               <w14:ligatures w14:val="standardContextual"/>
             </w:rPr>
           </w:pPr>
-          <w:hyperlink w:anchor="_Toc224556544" w:history="1">
+          <w:hyperlink w:anchor="_Toc225161273" w:history="1">
             <w:r>
               <w:rPr>
                 <w:rStyle w:val="a3"/>
@@ -331,7 +368,7 @@
                 <w:noProof/>
                 <w:webHidden/>
               </w:rPr>
-              <w:instrText>PAGEREF _Toc224556544 \h</w:instrText>
+              <w:instrText>PAGEREF _Toc225161273 \h</w:instrText>
             </w:r>
             <w:r>
               <w:rPr>
@@ -388,7 +425,7 @@
               <w14:ligatures w14:val="standardContextual"/>
             </w:rPr>
           </w:pPr>
-          <w:hyperlink w:anchor="_Toc224556545" w:history="1">
+          <w:hyperlink w:anchor="_Toc225161274" w:history="1">
             <w:r>
               <w:rPr>
                 <w:rStyle w:val="a3"/>
@@ -427,7 +464,7 @@
                 <w:noProof/>
                 <w:webHidden/>
               </w:rPr>
-              <w:instrText>PAGEREF _Toc224556545 \h</w:instrText>
+              <w:instrText>PAGEREF _Toc225161274 \h</w:instrText>
             </w:r>
             <w:r>
               <w:rPr>
@@ -484,7 +521,7 @@
               <w14:ligatures w14:val="standardContextual"/>
             </w:rPr>
           </w:pPr>
-          <w:hyperlink w:anchor="_Toc224556546" w:history="1">
+          <w:hyperlink w:anchor="_Toc225161275" w:history="1">
             <w:r>
               <w:rPr>
                 <w:rStyle w:val="a3"/>
@@ -523,7 +560,7 @@
                 <w:noProof/>
                 <w:webHidden/>
               </w:rPr>
-              <w:instrText>PAGEREF _Toc224556546 \h</w:instrText>
+              <w:instrText>PAGEREF _Toc225161275 \h</w:instrText>
             </w:r>
             <w:r>
               <w:rPr>
@@ -580,7 +617,7 @@
               <w14:ligatures w14:val="standardContextual"/>
             </w:rPr>
           </w:pPr>
-          <w:hyperlink w:anchor="_Toc224556547" w:history="1">
+          <w:hyperlink w:anchor="_Toc225161276" w:history="1">
             <w:r>
               <w:rPr>
                 <w:rStyle w:val="a3"/>
@@ -619,7 +656,7 @@
                 <w:noProof/>
                 <w:webHidden/>
               </w:rPr>
-              <w:instrText>PAGEREF _Toc224556547 \h</w:instrText>
+              <w:instrText>PAGEREF _Toc225161276 \h</w:instrText>
             </w:r>
             <w:r>
               <w:rPr>
@@ -676,7 +713,7 @@
               <w14:ligatures w14:val="standardContextual"/>
             </w:rPr>
           </w:pPr>
-          <w:hyperlink w:anchor="_Toc224556548" w:history="1">
+          <w:hyperlink w:anchor="_Toc225161277" w:history="1">
             <w:r>
               <w:rPr>
                 <w:rStyle w:val="a3"/>
@@ -715,7 +752,7 @@
                 <w:noProof/>
                 <w:webHidden/>
               </w:rPr>
-              <w:instrText>PAGEREF _Toc224556548 \h</w:instrText>
+              <w:instrText>PAGEREF _Toc225161277 \h</w:instrText>
             </w:r>
             <w:r>
               <w:rPr>
@@ -772,7 +809,7 @@
               <w14:ligatures w14:val="standardContextual"/>
             </w:rPr>
           </w:pPr>
-          <w:hyperlink w:anchor="_Toc224556549" w:history="1">
+          <w:hyperlink w:anchor="_Toc225161278" w:history="1">
             <w:r>
               <w:rPr>
                 <w:rStyle w:val="a3"/>
@@ -811,7 +848,7 @@
                 <w:noProof/>
                 <w:webHidden/>
               </w:rPr>
-              <w:instrText>PAGEREF _Toc224556549 \h</w:instrText>
+              <w:instrText>PAGEREF _Toc225161278 \h</w:instrText>
             </w:r>
             <w:r>
               <w:rPr>
@@ -868,7 +905,7 @@
               <w14:ligatures w14:val="standardContextual"/>
             </w:rPr>
           </w:pPr>
-          <w:hyperlink w:anchor="_Toc224556550" w:history="1">
+          <w:hyperlink w:anchor="_Toc225161279" w:history="1">
             <w:r>
               <w:rPr>
                 <w:rStyle w:val="a3"/>
@@ -907,7 +944,7 @@
                 <w:noProof/>
                 <w:webHidden/>
               </w:rPr>
-              <w:instrText>PAGEREF _Toc224556550 \h</w:instrText>
+              <w:instrText>PAGEREF _Toc225161279 \h</w:instrText>
             </w:r>
             <w:r>
               <w:rPr>
@@ -964,7 +1001,7 @@
               <w14:ligatures w14:val="standardContextual"/>
             </w:rPr>
           </w:pPr>
-          <w:hyperlink w:anchor="_Toc224556551" w:history="1">
+          <w:hyperlink w:anchor="_Toc225161280" w:history="1">
             <w:r>
               <w:rPr>
                 <w:rStyle w:val="a3"/>
@@ -1003,7 +1040,7 @@
                 <w:noProof/>
                 <w:webHidden/>
               </w:rPr>
-              <w:instrText>PAGEREF _Toc224556551 \h</w:instrText>
+              <w:instrText>PAGEREF _Toc225161280 \h</w:instrText>
             </w:r>
             <w:r>
               <w:rPr>
@@ -1060,7 +1097,7 @@
               <w14:ligatures w14:val="standardContextual"/>
             </w:rPr>
           </w:pPr>
-          <w:hyperlink w:anchor="_Toc224556552" w:history="1">
+          <w:hyperlink w:anchor="_Toc225161281" w:history="1">
             <w:r>
               <w:rPr>
                 <w:rStyle w:val="a3"/>
@@ -1099,7 +1136,7 @@
                 <w:noProof/>
                 <w:webHidden/>
               </w:rPr>
-              <w:instrText>PAGEREF _Toc224556552 \h</w:instrText>
+              <w:instrText>PAGEREF _Toc225161281 \h</w:instrText>
             </w:r>
             <w:r>
               <w:rPr>
@@ -1156,7 +1193,7 @@
               <w14:ligatures w14:val="standardContextual"/>
             </w:rPr>
           </w:pPr>
-          <w:hyperlink w:anchor="_Toc224556553" w:history="1">
+          <w:hyperlink w:anchor="_Toc225161282" w:history="1">
             <w:r>
               <w:rPr>
                 <w:rStyle w:val="a3"/>
@@ -1195,7 +1232,7 @@
                 <w:noProof/>
                 <w:webHidden/>
               </w:rPr>
-              <w:instrText>PAGEREF _Toc224556553 \h</w:instrText>
+              <w:instrText>PAGEREF _Toc225161282 \h</w:instrText>
             </w:r>
             <w:r>
               <w:rPr>
@@ -1252,7 +1289,7 @@
               <w14:ligatures w14:val="standardContextual"/>
             </w:rPr>
           </w:pPr>
-          <w:hyperlink w:anchor="_Toc224556554" w:history="1">
+          <w:hyperlink w:anchor="_Toc225161283" w:history="1">
             <w:r>
               <w:rPr>
                 <w:rStyle w:val="a3"/>
@@ -1291,7 +1328,7 @@
                 <w:noProof/>
                 <w:webHidden/>
               </w:rPr>
-              <w:instrText>PAGEREF _Toc224556554 \h</w:instrText>
+              <w:instrText>PAGEREF _Toc225161283 \h</w:instrText>
             </w:r>
             <w:r>
               <w:rPr>
@@ -1348,7 +1385,7 @@
               <w14:ligatures w14:val="standardContextual"/>
             </w:rPr>
           </w:pPr>
-          <w:hyperlink w:anchor="_Toc224556555" w:history="1">
+          <w:hyperlink w:anchor="_Toc225161284" w:history="1">
             <w:r>
               <w:rPr>
                 <w:rStyle w:val="a3"/>
@@ -1387,7 +1424,7 @@
                 <w:noProof/>
                 <w:webHidden/>
               </w:rPr>
-              <w:instrText>PAGEREF _Toc224556555 \h</w:instrText>
+              <w:instrText>PAGEREF _Toc225161284 \h</w:instrText>
             </w:r>
             <w:r>
               <w:rPr>
@@ -1444,7 +1481,7 @@
               <w14:ligatures w14:val="standardContextual"/>
             </w:rPr>
           </w:pPr>
-          <w:hyperlink w:anchor="_Toc224556556" w:history="1">
+          <w:hyperlink w:anchor="_Toc225161285" w:history="1">
             <w:r>
               <w:rPr>
                 <w:rStyle w:val="a3"/>
@@ -1483,7 +1520,7 @@
                 <w:noProof/>
                 <w:webHidden/>
               </w:rPr>
-              <w:instrText>PAGEREF _Toc224556556 \h</w:instrText>
+              <w:instrText>PAGEREF _Toc225161285 \h</w:instrText>
             </w:r>
             <w:r>
               <w:rPr>
@@ -1540,7 +1577,7 @@
               <w14:ligatures w14:val="standardContextual"/>
             </w:rPr>
           </w:pPr>
-          <w:hyperlink w:anchor="_Toc224556557" w:history="1">
+          <w:hyperlink w:anchor="_Toc225161286" w:history="1">
             <w:r>
               <w:rPr>
                 <w:rStyle w:val="a3"/>
@@ -1579,7 +1616,7 @@
                 <w:noProof/>
                 <w:webHidden/>
               </w:rPr>
-              <w:instrText>PAGEREF _Toc224556557 \h</w:instrText>
+              <w:instrText>PAGEREF _Toc225161286 \h</w:instrText>
             </w:r>
             <w:r>
               <w:rPr>
@@ -1636,7 +1673,7 @@
               <w14:ligatures w14:val="standardContextual"/>
             </w:rPr>
           </w:pPr>
-          <w:hyperlink w:anchor="_Toc224556558" w:history="1">
+          <w:hyperlink w:anchor="_Toc225161287" w:history="1">
             <w:r>
               <w:rPr>
                 <w:rStyle w:val="a3"/>
@@ -1675,7 +1712,7 @@
                 <w:noProof/>
                 <w:webHidden/>
               </w:rPr>
-              <w:instrText>PAGEREF _Toc224556558 \h</w:instrText>
+              <w:instrText>PAGEREF _Toc225161287 \h</w:instrText>
             </w:r>
             <w:r>
               <w:rPr>
@@ -1732,7 +1769,7 @@
               <w14:ligatures w14:val="standardContextual"/>
             </w:rPr>
           </w:pPr>
-          <w:hyperlink w:anchor="_Toc224556559" w:history="1">
+          <w:hyperlink w:anchor="_Toc225161288" w:history="1">
             <w:r>
               <w:rPr>
                 <w:rStyle w:val="a3"/>
@@ -1771,7 +1808,311 @@
                 <w:noProof/>
                 <w:webHidden/>
               </w:rPr>
-              <w:instrText>PAGEREF _Toc224556559 \h</w:instrText>
+              <w:instrText>PAGEREF _Toc225161288 \h</w:instrText>
+            </w:r>
+            <w:r>
+              <w:rPr>
+                <w:rFonts w:ascii="宋体" w:eastAsia="宋体" w:hAnsi="宋体" w:hint="eastAsia"/>
+                <w:noProof/>
+                <w:webHidden/>
+              </w:rPr>
+              <w:instrText xml:space="preserve"> </w:instrText>
+            </w:r>
+            <w:r>
+              <w:rPr>
+                <w:rFonts w:ascii="宋体" w:eastAsia="宋体" w:hAnsi="宋体" w:hint="eastAsia"/>
+                <w:noProof/>
+                <w:webHidden/>
+              </w:rPr>
+            </w:r>
+            <w:r>
+              <w:rPr>
+                <w:rFonts w:ascii="宋体" w:eastAsia="宋体" w:hAnsi="宋体" w:hint="eastAsia"/>
+                <w:noProof/>
+                <w:webHidden/>
+              </w:rPr>
+              <w:fldChar w:fldCharType="separate"/>
+            </w:r>
+            <w:r>
+              <w:rPr>
+                <w:rFonts w:ascii="宋体" w:eastAsia="宋体" w:hAnsi="宋体" w:hint="eastAsia"/>
+                <w:noProof/>
+                <w:webHidden/>
+              </w:rPr>
+              <w:t>7</w:t>
+            </w:r>
+            <w:r>
+              <w:rPr>
+                <w:rFonts w:ascii="宋体" w:eastAsia="宋体" w:hAnsi="宋体" w:hint="eastAsia"/>
+                <w:noProof/>
+                <w:webHidden/>
+              </w:rPr>
+              <w:fldChar w:fldCharType="end"/>
+            </w:r>
+          </w:hyperlink>
+        </w:p>
+        <w:p>
+          <w:pPr>
+            <w:pStyle w:val="TOC1"/>
+            <w:tabs>
+              <w:tab w:val="right" w:leader="dot" w:pos="8296"/>
+            </w:tabs>
+            <w:rPr>
+              <w:rFonts w:ascii="宋体" w:eastAsia="宋体" w:hAnsi="宋体" w:hint="eastAsia"/>
+              <w:noProof/>
+              <w:sz w:val="22"/>
+              <w:szCs w:val="24"/>
+              <w14:ligatures w14:val="standardContextual"/>
+            </w:rPr>
+          </w:pPr>
+          <w:hyperlink w:anchor="_Toc225161289" w:history="1">
+            <w:r>
+              <w:rPr>
+                <w:rStyle w:val="a3"/>
+                <w:rFonts w:ascii="宋体" w:eastAsia="宋体" w:hAnsi="宋体" w:hint="eastAsia"/>
+                <w:noProof/>
+              </w:rPr>
+              <w:t>第三讲 全球环境治理体系</w:t>
+            </w:r>
+            <w:r>
+              <w:rPr>
+                <w:rFonts w:ascii="宋体" w:eastAsia="宋体" w:hAnsi="宋体" w:hint="eastAsia"/>
+                <w:noProof/>
+                <w:webHidden/>
+              </w:rPr>
+              <w:tab/>
+            </w:r>
+            <w:r>
+              <w:rPr>
+                <w:rFonts w:ascii="宋体" w:eastAsia="宋体" w:hAnsi="宋体" w:hint="eastAsia"/>
+                <w:noProof/>
+                <w:webHidden/>
+              </w:rPr>
+              <w:fldChar w:fldCharType="begin"/>
+            </w:r>
+            <w:r>
+              <w:rPr>
+                <w:rFonts w:ascii="宋体" w:eastAsia="宋体" w:hAnsi="宋体" w:hint="eastAsia"/>
+                <w:noProof/>
+                <w:webHidden/>
+              </w:rPr>
+              <w:instrText xml:space="preserve"> </w:instrText>
+            </w:r>
+            <w:r>
+              <w:rPr>
+                <w:rFonts w:ascii="宋体" w:eastAsia="宋体" w:hAnsi="宋体"/>
+                <w:noProof/>
+                <w:webHidden/>
+              </w:rPr>
+              <w:instrText>PAGEREF _Toc225161289 \h</w:instrText>
+            </w:r>
+            <w:r>
+              <w:rPr>
+                <w:rFonts w:ascii="宋体" w:eastAsia="宋体" w:hAnsi="宋体" w:hint="eastAsia"/>
+                <w:noProof/>
+                <w:webHidden/>
+              </w:rPr>
+              <w:instrText xml:space="preserve"> </w:instrText>
+            </w:r>
+            <w:r>
+              <w:rPr>
+                <w:rFonts w:ascii="宋体" w:eastAsia="宋体" w:hAnsi="宋体" w:hint="eastAsia"/>
+                <w:noProof/>
+                <w:webHidden/>
+              </w:rPr>
+            </w:r>
+            <w:r>
+              <w:rPr>
+                <w:rFonts w:ascii="宋体" w:eastAsia="宋体" w:hAnsi="宋体" w:hint="eastAsia"/>
+                <w:noProof/>
+                <w:webHidden/>
+              </w:rPr>
+              <w:fldChar w:fldCharType="separate"/>
+            </w:r>
+            <w:r>
+              <w:rPr>
+                <w:rFonts w:ascii="宋体" w:eastAsia="宋体" w:hAnsi="宋体" w:hint="eastAsia"/>
+                <w:noProof/>
+                <w:webHidden/>
+              </w:rPr>
+              <w:t>7</w:t>
+            </w:r>
+            <w:r>
+              <w:rPr>
+                <w:rFonts w:ascii="宋体" w:eastAsia="宋体" w:hAnsi="宋体" w:hint="eastAsia"/>
+                <w:noProof/>
+                <w:webHidden/>
+              </w:rPr>
+              <w:fldChar w:fldCharType="end"/>
+            </w:r>
+          </w:hyperlink>
+        </w:p>
+        <w:p>
+          <w:pPr>
+            <w:pStyle w:val="TOC2"/>
+            <w:tabs>
+              <w:tab w:val="right" w:leader="dot" w:pos="8296"/>
+            </w:tabs>
+            <w:rPr>
+              <w:rFonts w:ascii="宋体" w:eastAsia="宋体" w:hAnsi="宋体" w:hint="eastAsia"/>
+              <w:noProof/>
+              <w:sz w:val="22"/>
+              <w:szCs w:val="24"/>
+              <w14:ligatures w14:val="standardContextual"/>
+            </w:rPr>
+          </w:pPr>
+          <w:hyperlink w:anchor="_Toc225161290" w:history="1">
+            <w:r>
+              <w:rPr>
+                <w:rStyle w:val="a3"/>
+                <w:rFonts w:ascii="宋体" w:eastAsia="宋体" w:hAnsi="宋体" w:hint="eastAsia"/>
+                <w:noProof/>
+              </w:rPr>
+              <w:t>一、全球环境治理体系的要素和发展</w:t>
+            </w:r>
+            <w:r>
+              <w:rPr>
+                <w:rFonts w:ascii="宋体" w:eastAsia="宋体" w:hAnsi="宋体" w:hint="eastAsia"/>
+                <w:noProof/>
+                <w:webHidden/>
+              </w:rPr>
+              <w:tab/>
+            </w:r>
+            <w:r>
+              <w:rPr>
+                <w:rFonts w:ascii="宋体" w:eastAsia="宋体" w:hAnsi="宋体" w:hint="eastAsia"/>
+                <w:noProof/>
+                <w:webHidden/>
+              </w:rPr>
+              <w:fldChar w:fldCharType="begin"/>
+            </w:r>
+            <w:r>
+              <w:rPr>
+                <w:rFonts w:ascii="宋体" w:eastAsia="宋体" w:hAnsi="宋体" w:hint="eastAsia"/>
+                <w:noProof/>
+                <w:webHidden/>
+              </w:rPr>
+              <w:instrText xml:space="preserve"> </w:instrText>
+            </w:r>
+            <w:r>
+              <w:rPr>
+                <w:rFonts w:ascii="宋体" w:eastAsia="宋体" w:hAnsi="宋体"/>
+                <w:noProof/>
+                <w:webHidden/>
+              </w:rPr>
+              <w:instrText>PAGEREF _Toc225161290 \h</w:instrText>
+            </w:r>
+            <w:r>
+              <w:rPr>
+                <w:rFonts w:ascii="宋体" w:eastAsia="宋体" w:hAnsi="宋体" w:hint="eastAsia"/>
+                <w:noProof/>
+                <w:webHidden/>
+              </w:rPr>
+              <w:instrText xml:space="preserve"> </w:instrText>
+            </w:r>
+            <w:r>
+              <w:rPr>
+                <w:rFonts w:ascii="宋体" w:eastAsia="宋体" w:hAnsi="宋体" w:hint="eastAsia"/>
+                <w:noProof/>
+                <w:webHidden/>
+              </w:rPr>
+            </w:r>
+            <w:r>
+              <w:rPr>
+                <w:rFonts w:ascii="宋体" w:eastAsia="宋体" w:hAnsi="宋体" w:hint="eastAsia"/>
+                <w:noProof/>
+                <w:webHidden/>
+              </w:rPr>
+              <w:fldChar w:fldCharType="separate"/>
+            </w:r>
+            <w:r>
+              <w:rPr>
+                <w:rFonts w:ascii="宋体" w:eastAsia="宋体" w:hAnsi="宋体" w:hint="eastAsia"/>
+                <w:noProof/>
+                <w:webHidden/>
+              </w:rPr>
+              <w:t>7</w:t>
+            </w:r>
+            <w:r>
+              <w:rPr>
+                <w:rFonts w:ascii="宋体" w:eastAsia="宋体" w:hAnsi="宋体" w:hint="eastAsia"/>
+                <w:noProof/>
+                <w:webHidden/>
+              </w:rPr>
+              <w:fldChar w:fldCharType="end"/>
+            </w:r>
+          </w:hyperlink>
+        </w:p>
+        <w:p>
+          <w:pPr>
+            <w:pStyle w:val="TOC3"/>
+            <w:tabs>
+              <w:tab w:val="right" w:leader="dot" w:pos="8296"/>
+            </w:tabs>
+            <w:rPr>
+              <w:rFonts w:ascii="宋体" w:eastAsia="宋体" w:hAnsi="宋体" w:hint="eastAsia"/>
+              <w:noProof/>
+              <w:sz w:val="22"/>
+              <w:szCs w:val="24"/>
+              <w14:ligatures w14:val="standardContextual"/>
+            </w:rPr>
+          </w:pPr>
+          <w:hyperlink w:anchor="_Toc225161291" w:history="1">
+            <w:r>
+              <w:rPr>
+                <w:rStyle w:val="a3"/>
+                <w:rFonts w:ascii="宋体" w:eastAsia="宋体" w:hAnsi="宋体" w:hint="eastAsia"/>
+                <w:noProof/>
+              </w:rPr>
+              <w:t>（一）全球环境治理体</w:t>
+            </w:r>
+            <w:r>
+              <w:rPr>
+                <w:rStyle w:val="a3"/>
+                <w:rFonts w:ascii="宋体" w:eastAsia="宋体" w:hAnsi="宋体" w:hint="eastAsia"/>
+                <w:noProof/>
+              </w:rPr>
+              <w:t>系</w:t>
+            </w:r>
+            <w:r>
+              <w:rPr>
+                <w:rStyle w:val="a3"/>
+                <w:rFonts w:ascii="宋体" w:eastAsia="宋体" w:hAnsi="宋体" w:hint="eastAsia"/>
+                <w:noProof/>
+              </w:rPr>
+              <w:t>的要素</w:t>
+            </w:r>
+            <w:r>
+              <w:rPr>
+                <w:rFonts w:ascii="宋体" w:eastAsia="宋体" w:hAnsi="宋体" w:hint="eastAsia"/>
+                <w:noProof/>
+                <w:webHidden/>
+              </w:rPr>
+              <w:tab/>
+            </w:r>
+            <w:r>
+              <w:rPr>
+                <w:rFonts w:ascii="宋体" w:eastAsia="宋体" w:hAnsi="宋体" w:hint="eastAsia"/>
+                <w:noProof/>
+                <w:webHidden/>
+              </w:rPr>
+              <w:fldChar w:fldCharType="begin"/>
+            </w:r>
+            <w:r>
+              <w:rPr>
+                <w:rFonts w:ascii="宋体" w:eastAsia="宋体" w:hAnsi="宋体" w:hint="eastAsia"/>
+                <w:noProof/>
+                <w:webHidden/>
+              </w:rPr>
+              <w:instrText xml:space="preserve"> </w:instrText>
+            </w:r>
+            <w:r>
+              <w:rPr>
+                <w:rFonts w:ascii="宋体" w:eastAsia="宋体" w:hAnsi="宋体"/>
+                <w:noProof/>
+                <w:webHidden/>
+              </w:rPr>
+              <w:instrText>PAGEREF _Toc225161291 \h</w:instrText>
             </w:r>
             <w:r>
               <w:rPr>
@@ -1858,7 +2199,7 @@
       <w:pPr>
         <w:pStyle w:val="a9"/>
       </w:pPr>
-      <w:bookmarkStart w:id="0" w:name="_Toc224556543"/>
+      <w:bookmarkStart w:id="0" w:name="_Toc225161272"/>
       <w:r>
         <w:rPr>
           <w:rFonts w:hint="eastAsia"/>
@@ -1942,7 +2283,7 @@
       <w:pPr>
         <w:pStyle w:val="ac"/>
       </w:pPr>
-      <w:bookmarkStart w:id="1" w:name="_Toc224556544"/>
+      <w:bookmarkStart w:id="1" w:name="_Toc225161273"/>
       <w:r>
         <w:rPr>
           <w:rFonts w:hint="eastAsia"/>
@@ -2659,7 +3000,7 @@
       <w:pPr>
         <w:pStyle w:val="ac"/>
       </w:pPr>
-      <w:bookmarkStart w:id="2" w:name="_Toc224556545"/>
+      <w:bookmarkStart w:id="2" w:name="_Toc225161274"/>
       <w:r>
         <w:rPr>
           <w:rFonts w:hint="eastAsia"/>
@@ -2672,7 +3013,7 @@
       <w:pPr>
         <w:pStyle w:val="ae"/>
       </w:pPr>
-      <w:bookmarkStart w:id="3" w:name="_Toc224556546"/>
+      <w:bookmarkStart w:id="3" w:name="_Toc225161275"/>
       <w:r>
         <w:rPr>
           <w:rFonts w:hint="eastAsia"/>
@@ -2711,7 +3052,7 @@
       <w:pPr>
         <w:pStyle w:val="ae"/>
       </w:pPr>
-      <w:bookmarkStart w:id="4" w:name="_Toc224556547"/>
+      <w:bookmarkStart w:id="4" w:name="_Toc225161276"/>
       <w:r>
         <w:rPr>
           <w:rFonts w:hint="eastAsia"/>
@@ -2845,7 +3186,7 @@
       <w:pPr>
         <w:pStyle w:val="ae"/>
       </w:pPr>
-      <w:bookmarkStart w:id="5" w:name="_Toc224556548"/>
+      <w:bookmarkStart w:id="5" w:name="_Toc225161277"/>
       <w:r>
         <w:rPr>
           <w:rFonts w:hint="eastAsia"/>
@@ -2930,7 +3271,7 @@
       <w:pPr>
         <w:pStyle w:val="ae"/>
       </w:pPr>
-      <w:bookmarkStart w:id="6" w:name="_Toc224556549"/>
+      <w:bookmarkStart w:id="6" w:name="_Toc225161278"/>
       <w:r>
         <w:rPr>
           <w:rFonts w:hint="eastAsia"/>
@@ -2976,7 +3317,7 @@
       <w:pPr>
         <w:pStyle w:val="a9"/>
       </w:pPr>
-      <w:bookmarkStart w:id="7" w:name="_Toc224556550"/>
+      <w:bookmarkStart w:id="7" w:name="_Toc225161279"/>
       <w:r>
         <w:rPr>
           <w:rFonts w:hint="eastAsia"/>
@@ -3002,9 +3343,6 @@
         <w:pStyle w:val="aa"/>
         <w:spacing w:before="78" w:after="78"/>
         <w:jc w:val="center"/>
-        <w:rPr>
-          <w:rFonts w:hint="eastAsia"/>
-        </w:rPr>
       </w:pPr>
       <w:r>
         <w:rPr>
@@ -3023,7 +3361,7 @@
       <w:pPr>
         <w:pStyle w:val="ac"/>
       </w:pPr>
-      <w:bookmarkStart w:id="8" w:name="_Toc224556551"/>
+      <w:bookmarkStart w:id="8" w:name="_Toc225161280"/>
       <w:r>
         <w:rPr>
           <w:rFonts w:hint="eastAsia"/>
@@ -3036,7 +3374,7 @@
       <w:pPr>
         <w:pStyle w:val="ae"/>
       </w:pPr>
-      <w:bookmarkStart w:id="9" w:name="_Toc224556552"/>
+      <w:bookmarkStart w:id="9" w:name="_Toc225161281"/>
       <w:r>
         <w:rPr>
           <w:rFonts w:hint="eastAsia"/>
@@ -3135,7 +3473,7 @@
       <w:pPr>
         <w:pStyle w:val="ae"/>
       </w:pPr>
-      <w:bookmarkStart w:id="10" w:name="_Toc224556553"/>
+      <w:bookmarkStart w:id="10" w:name="_Toc225161282"/>
       <w:r>
         <w:rPr>
           <w:rFonts w:hint="eastAsia"/>
@@ -3518,7 +3856,7 @@
       <w:pPr>
         <w:pStyle w:val="ac"/>
       </w:pPr>
-      <w:bookmarkStart w:id="11" w:name="_Toc224556554"/>
+      <w:bookmarkStart w:id="11" w:name="_Toc225161283"/>
       <w:r>
         <w:rPr>
           <w:rFonts w:hint="eastAsia"/>
@@ -3687,7 +4025,7 @@
       <w:pPr>
         <w:pStyle w:val="ae"/>
       </w:pPr>
-      <w:bookmarkStart w:id="12" w:name="_Toc224556555"/>
+      <w:bookmarkStart w:id="12" w:name="_Toc225161284"/>
       <w:r>
         <w:rPr>
           <w:rFonts w:hint="eastAsia"/>
@@ -3721,7 +4059,7 @@
       <w:pPr>
         <w:pStyle w:val="ae"/>
       </w:pPr>
-      <w:bookmarkStart w:id="13" w:name="_Toc224556556"/>
+      <w:bookmarkStart w:id="13" w:name="_Toc225161285"/>
       <w:r>
         <w:rPr>
           <w:rFonts w:hint="eastAsia"/>
@@ -3733,9 +4071,6 @@
     <w:p>
       <w:pPr>
         <w:pStyle w:val="af1"/>
-        <w:rPr>
-          <w:rFonts w:hint="eastAsia"/>
-        </w:rPr>
       </w:pPr>
       <w:r>
         <w:rPr>
@@ -3816,19 +4151,7 @@
         <w:rPr>
           <w:rFonts w:hint="eastAsia"/>
         </w:rPr>
-        <w:t>气候变化也分自然变化与人为变化</w:t>
-      </w:r>
-      <w:r>
-        <w:rPr>
-          <w:rFonts w:hint="eastAsia"/>
-        </w:rPr>
-        <w:t>；</w:t>
-      </w:r>
-      <w:r>
-        <w:rPr>
-          <w:rFonts w:hint="eastAsia"/>
-        </w:rPr>
-        <w:t>自然变化如以二至七年为周期的厄尔尼诺现象和拉尼</w:t>
+        <w:t>气候变化也分自然变化与人为变化；自然变化如以二至七年为周期的厄尔尼诺现象和拉尼</w:t>
       </w:r>
       <w:proofErr w:type="gramStart"/>
       <w:r>
@@ -3842,7 +4165,98 @@
         <w:rPr>
           <w:rFonts w:hint="eastAsia"/>
         </w:rPr>
-        <w:t>现象</w:t>
+        <w:t>现象。</w:t>
+      </w:r>
+    </w:p>
+    <w:p>
+      <w:pPr>
+        <w:pStyle w:val="af1"/>
+      </w:pPr>
+      <w:r>
+        <w:rPr>
+          <w:rFonts w:hint="eastAsia"/>
+        </w:rPr>
+        <w:t xml:space="preserve">2. </w:t>
+      </w:r>
+      <w:r>
+        <w:rPr>
+          <w:rFonts w:hint="eastAsia"/>
+        </w:rPr>
+        <w:t>气候变化的负面影响</w:t>
+      </w:r>
+    </w:p>
+    <w:p>
+      <w:pPr>
+        <w:pStyle w:val="aa"/>
+        <w:spacing w:before="78" w:after="78"/>
+      </w:pPr>
+      <w:r>
+        <w:tab/>
+      </w:r>
+      <w:r>
+        <w:rPr>
+          <w:rFonts w:hint="eastAsia"/>
+        </w:rPr>
+        <w:t>全球气候变化的负面影响包括全球平均温度升高、极端天气事件（如极端高温）增加、海平面上升等。</w:t>
+      </w:r>
+      <w:r>
+        <w:rPr>
+          <w:rFonts w:hint="eastAsia"/>
+        </w:rPr>
+        <w:t>此外，气候变化也会产生社会经济影响。天气和气候灾害加剧了粮食安全挑战、人口流离失所以及对弱势人群的影响，并会继续引发新的、长时间的和二次流离失所，使许多因用途和暴力局势而背井离乡的人更加脆弱。</w:t>
+      </w:r>
+    </w:p>
+    <w:p>
+      <w:pPr>
+        <w:pStyle w:val="aa"/>
+        <w:spacing w:before="78" w:after="78"/>
+      </w:pPr>
+      <w:r>
+        <w:tab/>
+      </w:r>
+      <w:r>
+        <w:rPr>
+          <w:rFonts w:hint="eastAsia"/>
+        </w:rPr>
+        <w:t>世界卫生组织总干事谭德塞指出：“气候危机是一场健康危机。”不断变化的气候条件还在加剧许多通过对气候敏感的媒介、食物和水传播的疾病，如登革热等；更加严重和不可预测的天气事件能助长传染病暴发，以及非传染性疾病发病率的上升。</w:t>
+      </w:r>
+    </w:p>
+    <w:p>
+      <w:pPr>
+        <w:pStyle w:val="af1"/>
+      </w:pPr>
+      <w:r>
+        <w:rPr>
+          <w:rFonts w:hint="eastAsia"/>
+        </w:rPr>
+        <w:t xml:space="preserve">3. </w:t>
+      </w:r>
+      <w:r>
+        <w:rPr>
+          <w:rFonts w:hint="eastAsia"/>
+        </w:rPr>
+        <w:t>气候变化的成因</w:t>
+      </w:r>
+    </w:p>
+    <w:p>
+      <w:pPr>
+        <w:pStyle w:val="aa"/>
+        <w:spacing w:before="78" w:after="78"/>
+      </w:pPr>
+      <w:r>
+        <w:tab/>
+      </w:r>
+      <w:r>
+        <w:rPr>
+          <w:rFonts w:hint="eastAsia"/>
+        </w:rPr>
+        <w:t>在地球运动的漫漫历史中，气候总在不断变化，究其原因可概括为自然的气候波动和人为因素两大类。气候变化的原因可能是自然的内部进程，或是外部强迫，或者说人为地持续对大气组成成分和土地利用的改变</w:t>
+      </w:r>
+      <w:r>
+        <w:rPr>
+          <w:rFonts w:hint="eastAsia"/>
+        </w:rPr>
+        <w:t>等</w:t>
       </w:r>
       <w:r>
         <w:rPr>
@@ -3853,115 +4267,9 @@
     </w:p>
     <w:p>
       <w:pPr>
-        <w:pStyle w:val="af1"/>
-        <w:rPr>
-          <w:rFonts w:hint="eastAsia"/>
-        </w:rPr>
-      </w:pPr>
-      <w:r>
-        <w:rPr>
-          <w:rFonts w:hint="eastAsia"/>
-        </w:rPr>
-        <w:t xml:space="preserve">2. </w:t>
-      </w:r>
-      <w:r>
-        <w:rPr>
-          <w:rFonts w:hint="eastAsia"/>
-        </w:rPr>
-        <w:t>气候变化的负面影响</w:t>
-      </w:r>
-    </w:p>
-    <w:p>
-      <w:pPr>
-        <w:pStyle w:val="aa"/>
-        <w:spacing w:before="78" w:after="78"/>
-      </w:pPr>
-      <w:r>
-        <w:tab/>
-      </w:r>
-      <w:r>
-        <w:rPr>
-          <w:rFonts w:hint="eastAsia"/>
-        </w:rPr>
-        <w:t>全球气候变化的负面影响包括全球平均温度升高、极端天气事件（如极端高温）增加、海平面上升等。</w:t>
-      </w:r>
-      <w:r>
-        <w:rPr>
-          <w:rFonts w:hint="eastAsia"/>
-        </w:rPr>
-        <w:t>此外，气候变化也会产生社会经济影响。天气和气候灾害加剧了粮食安全挑战、人口流离失所以及对弱势人群的影响，并会继续引发新的、长时间的和二次流离失所，使许多因用途和暴力局势而背井离乡的人更加脆弱。</w:t>
-      </w:r>
-    </w:p>
-    <w:p>
-      <w:pPr>
-        <w:pStyle w:val="aa"/>
-        <w:spacing w:before="78" w:after="78"/>
-      </w:pPr>
-      <w:r>
-        <w:tab/>
-      </w:r>
-      <w:r>
-        <w:rPr>
-          <w:rFonts w:hint="eastAsia"/>
-        </w:rPr>
-        <w:t>世界卫生组织总干事谭德塞指出：“气候危机是一场健康危机。”不断变化的气候条件还在加剧许多通过对气候敏感的媒介、食物和水传播的疾病，如登革热等；更加严重和不可预测的天气事件能助长传染病暴发，以及非传染性疾病发病率的上升。</w:t>
-      </w:r>
-    </w:p>
-    <w:p>
-      <w:pPr>
-        <w:pStyle w:val="af1"/>
-        <w:rPr>
-          <w:rFonts w:hint="eastAsia"/>
-        </w:rPr>
-      </w:pPr>
-      <w:r>
-        <w:rPr>
-          <w:rFonts w:hint="eastAsia"/>
-        </w:rPr>
-        <w:t xml:space="preserve">3. </w:t>
-      </w:r>
-      <w:r>
-        <w:rPr>
-          <w:rFonts w:hint="eastAsia"/>
-        </w:rPr>
-        <w:t>气候变化的成因</w:t>
-      </w:r>
-    </w:p>
-    <w:p>
-      <w:pPr>
-        <w:pStyle w:val="aa"/>
-        <w:spacing w:before="78" w:after="78"/>
-      </w:pPr>
-      <w:r>
-        <w:tab/>
-      </w:r>
-      <w:r>
-        <w:rPr>
-          <w:rFonts w:hint="eastAsia"/>
-        </w:rPr>
-        <w:t>在地球运动的漫漫历史中，气候总在不断变化，究其原因可概括为自然的气候波动和人为因素两大类。气候变化的原因可能是自然的内部进程，或是外部强迫，或者说人为地持续对大气组成成分和土地利用的改变</w:t>
-      </w:r>
-      <w:r>
-        <w:rPr>
-          <w:rFonts w:hint="eastAsia"/>
-        </w:rPr>
-        <w:t>等</w:t>
-      </w:r>
-      <w:r>
-        <w:rPr>
-          <w:rFonts w:hint="eastAsia"/>
-        </w:rPr>
-        <w:t>。</w:t>
-      </w:r>
-    </w:p>
-    <w:p>
-      <w:pPr>
         <w:pStyle w:val="aa"/>
         <w:spacing w:before="78" w:after="78"/>
         <w:ind w:firstLine="420"/>
-        <w:rPr>
-          <w:rFonts w:hint="eastAsia"/>
-        </w:rPr>
       </w:pPr>
       <w:r>
         <w:rPr>
@@ -3974,16 +4282,13 @@
       <w:pPr>
         <w:pStyle w:val="aa"/>
         <w:spacing w:before="78" w:after="78"/>
-        <w:rPr>
-          <w:rFonts w:hint="eastAsia"/>
-        </w:rPr>
       </w:pPr>
     </w:p>
     <w:p>
       <w:pPr>
         <w:pStyle w:val="ac"/>
       </w:pPr>
-      <w:bookmarkStart w:id="14" w:name="_Toc224556557"/>
+      <w:bookmarkStart w:id="14" w:name="_Toc225161286"/>
       <w:r>
         <w:rPr>
           <w:rFonts w:hint="eastAsia"/>
@@ -3997,7 +4302,7 @@
       <w:pPr>
         <w:pStyle w:val="ae"/>
       </w:pPr>
-      <w:bookmarkStart w:id="15" w:name="_Toc224556558"/>
+      <w:bookmarkStart w:id="15" w:name="_Toc225161287"/>
       <w:r>
         <w:rPr>
           <w:rFonts w:hint="eastAsia"/>
@@ -4010,9 +4315,6 @@
       <w:pPr>
         <w:pStyle w:val="aa"/>
         <w:spacing w:before="78" w:after="78"/>
-        <w:rPr>
-          <w:rFonts w:hint="eastAsia"/>
-        </w:rPr>
       </w:pPr>
       <w:r>
         <w:tab/>
@@ -4096,9 +4398,6 @@
       <w:pPr>
         <w:pStyle w:val="aa"/>
         <w:spacing w:before="78" w:after="78"/>
-        <w:rPr>
-          <w:rFonts w:hint="eastAsia"/>
-        </w:rPr>
       </w:pPr>
       <w:r>
         <w:tab/>
@@ -4128,7 +4427,7 @@
       <w:pPr>
         <w:pStyle w:val="ae"/>
       </w:pPr>
-      <w:bookmarkStart w:id="16" w:name="_Toc224556559"/>
+      <w:bookmarkStart w:id="16" w:name="_Toc225161288"/>
       <w:r>
         <w:rPr>
           <w:rFonts w:hint="eastAsia"/>
@@ -4329,9 +4628,6 @@
         </w:numPr>
         <w:spacing w:beforeLines="0" w:before="0" w:afterLines="0" w:after="0"/>
         <w:ind w:left="442" w:hanging="442"/>
-        <w:rPr>
-          <w:rFonts w:hint="eastAsia"/>
-        </w:rPr>
       </w:pPr>
       <w:r>
         <w:rPr>
@@ -4349,24 +4645,835 @@
       <w:pPr>
         <w:pStyle w:val="aa"/>
         <w:spacing w:before="78" w:after="78"/>
-        <w:rPr>
-          <w:rFonts w:hint="eastAsia"/>
-        </w:rPr>
-      </w:pPr>
-    </w:p>
-    <w:p>
-      <w:pPr>
-        <w:pStyle w:val="aa"/>
-        <w:spacing w:before="78" w:after="78"/>
-        <w:rPr>
-          <w:rFonts w:hint="eastAsia"/>
-        </w:rPr>
-      </w:pPr>
-    </w:p>
-    <w:p>
-      <w:pPr>
-        <w:pStyle w:val="aa"/>
-        <w:spacing w:before="78" w:after="78"/>
+      </w:pPr>
+    </w:p>
+    <w:p>
+      <w:pPr>
+        <w:pStyle w:val="aa"/>
+        <w:spacing w:before="78" w:after="78"/>
+      </w:pPr>
+    </w:p>
+    <w:p>
+      <w:pPr>
+        <w:pStyle w:val="aa"/>
+        <w:spacing w:before="78" w:after="78"/>
+      </w:pPr>
+    </w:p>
+    <w:p>
+      <w:pPr>
+        <w:pStyle w:val="a9"/>
+      </w:pPr>
+      <w:bookmarkStart w:id="17" w:name="_Toc225161289"/>
+      <w:r>
+        <w:rPr>
+          <w:rFonts w:hint="eastAsia"/>
+        </w:rPr>
+        <w:t>第三讲</w:t>
+      </w:r>
+      <w:r>
+        <w:rPr>
+          <w:rFonts w:hint="eastAsia"/>
+        </w:rPr>
+        <w:t xml:space="preserve"> </w:t>
+      </w:r>
+      <w:r>
+        <w:rPr>
+          <w:rFonts w:hint="eastAsia"/>
+        </w:rPr>
+        <w:t>全球环境治理体系</w:t>
+      </w:r>
+      <w:bookmarkEnd w:id="17"/>
+    </w:p>
+    <w:p>
+      <w:pPr>
+        <w:pStyle w:val="aa"/>
+        <w:spacing w:before="78" w:after="78"/>
+        <w:jc w:val="center"/>
+        <w:rPr>
+          <w:rFonts w:hint="eastAsia"/>
+        </w:rPr>
+      </w:pPr>
+      <w:r>
+        <w:rPr>
+          <w:rFonts w:hint="eastAsia"/>
+        </w:rPr>
+        <w:t>2026.3.23</w:t>
+      </w:r>
+    </w:p>
+    <w:p>
+      <w:pPr>
+        <w:pStyle w:val="ac"/>
+      </w:pPr>
+      <w:bookmarkStart w:id="18" w:name="_Toc225161290"/>
+      <w:r>
+        <w:rPr>
+          <w:rFonts w:hint="eastAsia"/>
+        </w:rPr>
+        <w:t>一、全球环境治理体系的要素和发展</w:t>
+      </w:r>
+      <w:bookmarkEnd w:id="18"/>
+    </w:p>
+    <w:p>
+      <w:pPr>
+        <w:pStyle w:val="ae"/>
+      </w:pPr>
+      <w:bookmarkStart w:id="19" w:name="_Toc225161291"/>
+      <w:r>
+        <w:rPr>
+          <w:rFonts w:hint="eastAsia"/>
+        </w:rPr>
+        <w:t>（一）全球环境治理体系的要素</w:t>
+      </w:r>
+      <w:bookmarkEnd w:id="19"/>
+    </w:p>
+    <w:p>
+      <w:pPr>
+        <w:pStyle w:val="af1"/>
+        <w:rPr>
+          <w:rFonts w:hint="eastAsia"/>
+        </w:rPr>
+      </w:pPr>
+      <w:r>
+        <w:rPr>
+          <w:rFonts w:hint="eastAsia"/>
+        </w:rPr>
+        <w:t xml:space="preserve">1. </w:t>
+      </w:r>
+      <w:r>
+        <w:rPr>
+          <w:rFonts w:hint="eastAsia"/>
+        </w:rPr>
+        <w:t>治理与全球环境治理</w:t>
+      </w:r>
+    </w:p>
+    <w:p>
+      <w:pPr>
+        <w:pStyle w:val="aa"/>
+        <w:spacing w:before="78" w:after="78"/>
+        <w:rPr>
+          <w:rFonts w:hint="eastAsia"/>
+        </w:rPr>
+      </w:pPr>
+      <w:r>
+        <w:tab/>
+      </w:r>
+      <w:r>
+        <w:rPr>
+          <w:rFonts w:hint="eastAsia"/>
+        </w:rPr>
+        <w:t>全球治理委员会在</w:t>
+      </w:r>
+      <w:r>
+        <w:rPr>
+          <w:rFonts w:hint="eastAsia"/>
+        </w:rPr>
+        <w:t>1995</w:t>
+      </w:r>
+      <w:r>
+        <w:rPr>
+          <w:rFonts w:hint="eastAsia"/>
+        </w:rPr>
+        <w:t>年提出，治理是或公或私的个人和机构经营管理相同（公共）事务的诸多方式的总和。它是使相互冲突或不同的利益得以调和并且采取联合行动的持续的过程。它包括有权迫使人们服从的正式机构和规章制度，以及种种非正式安排。而凡此种种均由人民和机构或者同意、或者认为符合他们的利益而授予其权力。</w:t>
+      </w:r>
+    </w:p>
+    <w:p>
+      <w:pPr>
+        <w:pStyle w:val="aa"/>
+        <w:spacing w:before="78" w:after="78"/>
+      </w:pPr>
+      <w:r>
+        <w:tab/>
+      </w:r>
+      <w:r>
+        <w:rPr>
+          <w:rFonts w:hint="eastAsia"/>
+        </w:rPr>
+        <w:t>中国学者俞可平指出，治理是一个过程，不是一套规则条例；以协调为基础，而不以支</w:t>
+      </w:r>
+      <w:r>
+        <w:rPr>
+          <w:rFonts w:hint="eastAsia"/>
+        </w:rPr>
+        <w:lastRenderedPageBreak/>
+        <w:t>配为主体；会涉及多种主体，包括个人、集体、公私部门；有赖于持续的相互作用过程，但</w:t>
+      </w:r>
+      <w:proofErr w:type="gramStart"/>
+      <w:r>
+        <w:rPr>
+          <w:rFonts w:hint="eastAsia"/>
+        </w:rPr>
+        <w:t>不</w:t>
+      </w:r>
+      <w:proofErr w:type="gramEnd"/>
+      <w:r>
+        <w:rPr>
+          <w:rFonts w:hint="eastAsia"/>
+        </w:rPr>
+        <w:t>必然是一种正式的制度。</w:t>
+      </w:r>
+    </w:p>
+    <w:p>
+      <w:pPr>
+        <w:pStyle w:val="aa"/>
+        <w:spacing w:before="78" w:after="78"/>
+      </w:pPr>
+      <w:r>
+        <w:tab/>
+      </w:r>
+      <w:r>
+        <w:rPr>
+          <w:rFonts w:hint="eastAsia"/>
+        </w:rPr>
+        <w:t>在全球范围内，环境领域内的治理的形式的总和，就是全球环境治理。也有学者将其称为全球环境机制、机制复合体等。</w:t>
+      </w:r>
+    </w:p>
+    <w:p>
+      <w:pPr>
+        <w:pStyle w:val="af1"/>
+        <w:rPr>
+          <w:rFonts w:hint="eastAsia"/>
+        </w:rPr>
+      </w:pPr>
+      <w:r>
+        <w:rPr>
+          <w:rFonts w:hint="eastAsia"/>
+        </w:rPr>
+        <w:t xml:space="preserve">2. </w:t>
+      </w:r>
+      <w:r>
+        <w:rPr>
+          <w:rFonts w:hint="eastAsia"/>
+        </w:rPr>
+        <w:t>全球环境治理体系的基本构成</w:t>
+      </w:r>
+    </w:p>
+    <w:p>
+      <w:pPr>
+        <w:pStyle w:val="aa"/>
+        <w:spacing w:before="78" w:after="78"/>
+      </w:pPr>
+      <w:r>
+        <w:tab/>
+      </w:r>
+      <w:r>
+        <w:rPr>
+          <w:rFonts w:hint="eastAsia"/>
+        </w:rPr>
+        <w:t>世界资源研究所（</w:t>
+      </w:r>
+      <w:r>
+        <w:rPr>
+          <w:rFonts w:hint="eastAsia"/>
+        </w:rPr>
+        <w:t>World Resources Institute</w:t>
+      </w:r>
+      <w:r>
+        <w:rPr>
+          <w:rFonts w:hint="eastAsia"/>
+        </w:rPr>
+        <w:t>）强调政府间国际组织的集合、国际环境法以及资金机制，总体上更偏向应对全球环境问题的正式机制。</w:t>
+      </w:r>
+    </w:p>
+    <w:p>
+      <w:pPr>
+        <w:pStyle w:val="aa"/>
+        <w:spacing w:before="78" w:after="78"/>
+      </w:pPr>
+      <w:r>
+        <w:tab/>
+      </w:r>
+      <w:r>
+        <w:rPr>
+          <w:rFonts w:hint="eastAsia"/>
+        </w:rPr>
+        <w:t>联合国环境规划署（</w:t>
+      </w:r>
+      <w:r>
+        <w:rPr>
+          <w:rFonts w:hint="eastAsia"/>
+        </w:rPr>
+        <w:t>UNEP</w:t>
+      </w:r>
+      <w:r>
+        <w:rPr>
+          <w:rFonts w:hint="eastAsia"/>
+        </w:rPr>
+        <w:t>）强调全球环境治理的多边进程（如大多边性的全球环境会议）、多边环境协议（</w:t>
+      </w:r>
+      <w:r>
+        <w:rPr>
+          <w:rFonts w:eastAsia="Yu Mincho" w:hint="eastAsia"/>
+        </w:rPr>
+        <w:t>multilateral environmen</w:t>
+      </w:r>
+      <w:r>
+        <w:rPr>
+          <w:rFonts w:eastAsia="Yu Mincho" w:hint="eastAsia"/>
+          <w:lang w:eastAsia="ja-JP"/>
+        </w:rPr>
+        <w:t xml:space="preserve">tal agreement, </w:t>
+      </w:r>
+      <w:r>
+        <w:rPr>
+          <w:rFonts w:hint="eastAsia"/>
+        </w:rPr>
+        <w:t>MEA</w:t>
+      </w:r>
+      <w:r>
+        <w:rPr>
+          <w:rFonts w:hint="eastAsia"/>
+        </w:rPr>
+        <w:t>），以及资金机制。</w:t>
+      </w:r>
+    </w:p>
+    <w:p>
+      <w:pPr>
+        <w:pStyle w:val="aa"/>
+        <w:spacing w:before="78" w:after="78"/>
+        <w:rPr>
+          <w:rFonts w:hint="eastAsia"/>
+        </w:rPr>
+      </w:pPr>
+      <w:r>
+        <w:tab/>
+      </w:r>
+      <w:r>
+        <w:rPr>
+          <w:rFonts w:hint="eastAsia"/>
+        </w:rPr>
+        <w:t>全球环境治理体系的要素包括客体、主体、形式、有效性、价值目标。</w:t>
+      </w:r>
+      <w:r>
+        <w:rPr>
+          <w:rFonts w:hint="eastAsia"/>
+        </w:rPr>
+        <w:t>全球环境治理的参与主体是多元的，包括</w:t>
+      </w:r>
+      <w:r>
+        <w:rPr>
+          <w:rFonts w:hint="eastAsia"/>
+        </w:rPr>
+        <w:t>UNEP</w:t>
+      </w:r>
+      <w:r>
+        <w:rPr>
+          <w:rFonts w:hint="eastAsia"/>
+        </w:rPr>
+        <w:t>、</w:t>
+      </w:r>
+      <w:r>
+        <w:rPr>
+          <w:rFonts w:hint="eastAsia"/>
+        </w:rPr>
+        <w:t>IPCC</w:t>
+      </w:r>
+      <w:r>
+        <w:rPr>
+          <w:rFonts w:hint="eastAsia"/>
+        </w:rPr>
+        <w:t>、</w:t>
+      </w:r>
+      <w:r>
+        <w:rPr>
+          <w:rFonts w:hint="eastAsia"/>
+        </w:rPr>
+        <w:t>WMO</w:t>
+      </w:r>
+      <w:r>
+        <w:rPr>
+          <w:rFonts w:hint="eastAsia"/>
+        </w:rPr>
+        <w:t>、</w:t>
+      </w:r>
+      <w:r>
+        <w:rPr>
+          <w:rFonts w:hint="eastAsia"/>
+        </w:rPr>
+        <w:t>UNDP</w:t>
+      </w:r>
+      <w:r>
+        <w:rPr>
+          <w:rFonts w:hint="eastAsia"/>
+        </w:rPr>
+        <w:t>、</w:t>
+      </w:r>
+      <w:r>
+        <w:rPr>
+          <w:rFonts w:hint="eastAsia"/>
+        </w:rPr>
+        <w:t>WB</w:t>
+      </w:r>
+      <w:r>
+        <w:rPr>
+          <w:rFonts w:hint="eastAsia"/>
+        </w:rPr>
+        <w:t>、</w:t>
+      </w:r>
+      <w:r>
+        <w:rPr>
+          <w:rFonts w:hint="eastAsia"/>
+        </w:rPr>
+        <w:t>WTO</w:t>
+      </w:r>
+      <w:r>
+        <w:rPr>
+          <w:rFonts w:hint="eastAsia"/>
+        </w:rPr>
+        <w:t>等国际组织。</w:t>
+      </w:r>
+    </w:p>
+    <w:p>
+      <w:pPr>
+        <w:pStyle w:val="aa"/>
+        <w:spacing w:before="78" w:after="78"/>
+        <w:ind w:firstLine="420"/>
+      </w:pPr>
+      <w:r>
+        <w:rPr>
+          <w:rFonts w:hint="eastAsia"/>
+          <w:b/>
+          <w:bCs/>
+        </w:rPr>
+        <w:t>联合国环境规划署</w:t>
+      </w:r>
+      <w:r>
+        <w:rPr>
+          <w:rFonts w:hint="eastAsia"/>
+        </w:rPr>
+        <w:t>成立于</w:t>
+      </w:r>
+      <w:r>
+        <w:rPr>
+          <w:rFonts w:hint="eastAsia"/>
+        </w:rPr>
+        <w:t>1972</w:t>
+      </w:r>
+      <w:r>
+        <w:rPr>
+          <w:rFonts w:hint="eastAsia"/>
+        </w:rPr>
+        <w:t>年，简称联合国环境署，是全球领先的环境机构，负责制定全球环境议程，促进联合国系统内连贯一致地实施可持续发展环境层面相关政策，并承担全球环境权威倡导者的角色。</w:t>
+      </w:r>
+      <w:r>
+        <w:rPr>
+          <w:rFonts w:hint="eastAsia"/>
+        </w:rPr>
+        <w:t>UNEP</w:t>
+      </w:r>
+      <w:r>
+        <w:rPr>
+          <w:rFonts w:hint="eastAsia"/>
+        </w:rPr>
+        <w:t>的工作主要划分为以下七大领域：气候变化、灾害与冲突、生态系统管理、环境治理、化学品与废物、资源效率和环境审查，在所有工作中视可持续发展目标为重中之重。</w:t>
+      </w:r>
+      <w:r>
+        <w:rPr>
+          <w:rFonts w:hint="eastAsia"/>
+        </w:rPr>
+        <w:t>UNEP</w:t>
+      </w:r>
+      <w:r>
+        <w:rPr>
+          <w:rFonts w:hint="eastAsia"/>
+        </w:rPr>
+        <w:t>成立之后，其活动主要涉及环境评估、环境管理、支持性措施、环境法等。</w:t>
+      </w:r>
+      <w:r>
+        <w:rPr>
+          <w:rFonts w:hint="eastAsia"/>
+        </w:rPr>
+        <w:t>UNEP</w:t>
+      </w:r>
+      <w:r>
+        <w:rPr>
+          <w:rFonts w:hint="eastAsia"/>
+        </w:rPr>
+        <w:t>承担着多个多边环境协定的秘书处职责，团结各国和环境界的力量共同应对当今最大的挑战。</w:t>
+      </w:r>
+    </w:p>
+    <w:p>
+      <w:pPr>
+        <w:pStyle w:val="aa"/>
+        <w:spacing w:before="78" w:after="78"/>
+        <w:ind w:firstLine="420"/>
+      </w:pPr>
+      <w:r>
+        <w:rPr>
+          <w:rFonts w:hint="eastAsia"/>
+        </w:rPr>
+        <w:t>世界领导人在联合国可持续发展大会（也称为“里约</w:t>
+      </w:r>
+      <w:r>
+        <w:rPr>
+          <w:rFonts w:hint="eastAsia"/>
+        </w:rPr>
+        <w:t>+20</w:t>
+      </w:r>
+      <w:r>
+        <w:rPr>
+          <w:rFonts w:hint="eastAsia"/>
+        </w:rPr>
+        <w:t>”）期间呼吁加强和提升联合国环境规划署。再次呼吁下，</w:t>
+      </w:r>
+      <w:r>
+        <w:rPr>
+          <w:rFonts w:hint="eastAsia"/>
+          <w:b/>
+          <w:bCs/>
+        </w:rPr>
+        <w:t>联合国环境大会（</w:t>
+      </w:r>
+      <w:r>
+        <w:rPr>
+          <w:rFonts w:hint="eastAsia"/>
+          <w:b/>
+          <w:bCs/>
+        </w:rPr>
+        <w:t>UNEA</w:t>
+      </w:r>
+      <w:r>
+        <w:rPr>
+          <w:rFonts w:hint="eastAsia"/>
+          <w:b/>
+          <w:bCs/>
+        </w:rPr>
+        <w:t>）</w:t>
+      </w:r>
+      <w:r>
+        <w:rPr>
+          <w:rFonts w:hint="eastAsia"/>
+        </w:rPr>
+        <w:t>成立于</w:t>
+      </w:r>
+      <w:r>
+        <w:rPr>
+          <w:rFonts w:hint="eastAsia"/>
+        </w:rPr>
+        <w:t>2012</w:t>
+      </w:r>
+      <w:r>
+        <w:rPr>
+          <w:rFonts w:hint="eastAsia"/>
+        </w:rPr>
+        <w:t>年</w:t>
+      </w:r>
+      <w:r>
+        <w:rPr>
+          <w:rFonts w:hint="eastAsia"/>
+        </w:rPr>
+        <w:t>6</w:t>
+      </w:r>
+      <w:r>
+        <w:rPr>
+          <w:rFonts w:hint="eastAsia"/>
+        </w:rPr>
+        <w:t>月。</w:t>
+      </w:r>
+      <w:r>
+        <w:rPr>
+          <w:rFonts w:hint="eastAsia"/>
+        </w:rPr>
+        <w:t>UNEA</w:t>
+      </w:r>
+      <w:r>
+        <w:rPr>
+          <w:rFonts w:hint="eastAsia"/>
+        </w:rPr>
+        <w:t>是</w:t>
+      </w:r>
+      <w:r>
+        <w:rPr>
+          <w:rFonts w:hint="eastAsia"/>
+        </w:rPr>
+        <w:t>UNEP</w:t>
+      </w:r>
+      <w:r>
+        <w:rPr>
+          <w:rFonts w:hint="eastAsia"/>
+        </w:rPr>
+        <w:t>的理事机构，是全球环境事务的最高级别决策机构。</w:t>
+      </w:r>
+    </w:p>
+    <w:p>
+      <w:pPr>
+        <w:pStyle w:val="aa"/>
+        <w:spacing w:before="78" w:after="78"/>
+        <w:ind w:firstLine="420"/>
+        <w:rPr>
+          <w:rFonts w:hint="eastAsia"/>
+        </w:rPr>
+      </w:pPr>
+      <w:r>
+        <w:rPr>
+          <w:rFonts w:hint="eastAsia"/>
+          <w:b/>
+          <w:bCs/>
+        </w:rPr>
+        <w:t>世界银行</w:t>
+      </w:r>
+      <w:r>
+        <w:rPr>
+          <w:rFonts w:hint="eastAsia"/>
+        </w:rPr>
+        <w:t>的宗旨是“以可持续的方式消除极端贫困和促进共享繁荣”。</w:t>
+      </w:r>
+      <w:r>
+        <w:rPr>
+          <w:rFonts w:hint="eastAsia"/>
+        </w:rPr>
+        <w:t>WB</w:t>
+      </w:r>
+      <w:r>
+        <w:rPr>
+          <w:rFonts w:hint="eastAsia"/>
+        </w:rPr>
+        <w:t>为全世界设定了到</w:t>
+      </w:r>
+      <w:r>
+        <w:rPr>
+          <w:rFonts w:hint="eastAsia"/>
+        </w:rPr>
+        <w:t>2030</w:t>
+      </w:r>
+      <w:r>
+        <w:rPr>
+          <w:rFonts w:hint="eastAsia"/>
+        </w:rPr>
+        <w:t>年要实现的两大目标：第一，终结极度贫困，将日均生活费低于</w:t>
+      </w:r>
+      <w:r>
+        <w:rPr>
+          <w:rFonts w:hint="eastAsia"/>
+        </w:rPr>
+        <w:t>1.25</w:t>
+      </w:r>
+      <w:r>
+        <w:rPr>
+          <w:rFonts w:hint="eastAsia"/>
+        </w:rPr>
+        <w:t>美元的人口比例降低到</w:t>
+      </w:r>
+      <w:r>
+        <w:rPr>
+          <w:rFonts w:hint="eastAsia"/>
+        </w:rPr>
+        <w:t>3%</w:t>
+      </w:r>
+      <w:r>
+        <w:rPr>
+          <w:rFonts w:hint="eastAsia"/>
+        </w:rPr>
+        <w:t>以下；第二，促进共同繁荣，促进每个国家底层</w:t>
+      </w:r>
+      <w:r>
+        <w:rPr>
+          <w:rFonts w:hint="eastAsia"/>
+        </w:rPr>
+        <w:t>40%</w:t>
+      </w:r>
+      <w:r>
+        <w:rPr>
+          <w:rFonts w:hint="eastAsia"/>
+        </w:rPr>
+        <w:t>人口的收入增长。</w:t>
+      </w:r>
+      <w:r>
+        <w:rPr>
+          <w:rFonts w:hint="eastAsia"/>
+        </w:rPr>
+        <w:t>2016</w:t>
+      </w:r>
+      <w:r>
+        <w:rPr>
+          <w:rFonts w:hint="eastAsia"/>
+        </w:rPr>
+        <w:t>年，</w:t>
+      </w:r>
+      <w:r>
+        <w:rPr>
+          <w:rFonts w:hint="eastAsia"/>
+        </w:rPr>
+        <w:t>WB</w:t>
+      </w:r>
+      <w:r>
+        <w:rPr>
+          <w:rFonts w:hint="eastAsia"/>
+        </w:rPr>
+        <w:t>批准了新的《环境与社会框架》，旨在保护人类与环境免受</w:t>
+      </w:r>
+      <w:r>
+        <w:rPr>
+          <w:rFonts w:hint="eastAsia"/>
+        </w:rPr>
+        <w:t>WB</w:t>
+      </w:r>
+      <w:r>
+        <w:rPr>
+          <w:rFonts w:hint="eastAsia"/>
+        </w:rPr>
+        <w:t>资助项目可能产生的潜在不利影响，同时促进可持续发展。</w:t>
+      </w:r>
+    </w:p>
+    <w:p>
+      <w:pPr>
+        <w:pStyle w:val="aa"/>
+        <w:spacing w:before="78" w:after="78"/>
+        <w:ind w:firstLine="420"/>
+      </w:pPr>
+      <w:r>
+        <w:rPr>
+          <w:rFonts w:hint="eastAsia"/>
+        </w:rPr>
+        <w:t>在新近的气候变化问题领域中，</w:t>
+      </w:r>
+      <w:proofErr w:type="gramStart"/>
+      <w:r>
+        <w:rPr>
+          <w:rFonts w:hint="eastAsia"/>
+          <w:b/>
+          <w:bCs/>
+        </w:rPr>
+        <w:t>亚投行</w:t>
+      </w:r>
+      <w:proofErr w:type="gramEnd"/>
+      <w:r>
+        <w:rPr>
+          <w:rFonts w:hint="eastAsia"/>
+        </w:rPr>
+        <w:t>的表现十分亮眼。</w:t>
+      </w:r>
+      <w:r>
+        <w:rPr>
+          <w:rFonts w:hint="eastAsia"/>
+        </w:rPr>
+        <w:t>2020</w:t>
+      </w:r>
+      <w:r>
+        <w:rPr>
+          <w:rFonts w:hint="eastAsia"/>
+        </w:rPr>
+        <w:t>年，</w:t>
+      </w:r>
+      <w:proofErr w:type="gramStart"/>
+      <w:r>
+        <w:rPr>
+          <w:rFonts w:hint="eastAsia"/>
+        </w:rPr>
+        <w:t>亚投行</w:t>
+      </w:r>
+      <w:proofErr w:type="gramEnd"/>
+      <w:r>
+        <w:rPr>
+          <w:rFonts w:hint="eastAsia"/>
+        </w:rPr>
+        <w:t>出台首个中期发展战略（</w:t>
+      </w:r>
+      <w:r>
+        <w:rPr>
+          <w:rFonts w:hint="eastAsia"/>
+        </w:rPr>
+        <w:t>2021-2030</w:t>
+      </w:r>
+      <w:r>
+        <w:rPr>
+          <w:rFonts w:hint="eastAsia"/>
+        </w:rPr>
+        <w:t>），将绿色基础设施列为四大业务重点领域之一。在部分发达国家气候融资波动、全球适应资金缺口巨大的背景下，以“精干、廉洁、绿色”为宗旨</w:t>
+      </w:r>
+      <w:proofErr w:type="gramStart"/>
+      <w:r>
+        <w:rPr>
+          <w:rFonts w:hint="eastAsia"/>
+        </w:rPr>
+        <w:t>的亚投行</w:t>
+      </w:r>
+      <w:proofErr w:type="gramEnd"/>
+      <w:r>
+        <w:rPr>
+          <w:rFonts w:hint="eastAsia"/>
+        </w:rPr>
+        <w:t>通过“气候导向政策性融资（</w:t>
+      </w:r>
+      <w:r>
+        <w:rPr>
+          <w:rFonts w:hint="eastAsia"/>
+        </w:rPr>
+        <w:t>CPBF</w:t>
+      </w:r>
+      <w:r>
+        <w:rPr>
+          <w:rFonts w:hint="eastAsia"/>
+        </w:rPr>
+        <w:t>）”与“自然基础设施”两大创新杠杆，撬动系统性转型，并探索在新兴市场弥合技术与政策的落差。</w:t>
+      </w:r>
+    </w:p>
+    <w:p>
+      <w:pPr>
+        <w:pStyle w:val="aa"/>
+        <w:spacing w:before="78" w:after="78"/>
+        <w:ind w:firstLine="420"/>
+        <w:rPr>
+          <w:rFonts w:hint="eastAsia"/>
+        </w:rPr>
+      </w:pPr>
+      <w:r>
+        <w:rPr>
+          <w:rFonts w:hint="eastAsia"/>
+          <w:b/>
+          <w:bCs/>
+        </w:rPr>
+        <w:t>世界贸易组织</w:t>
+      </w:r>
+      <w:r>
+        <w:rPr>
+          <w:rFonts w:hint="eastAsia"/>
+        </w:rPr>
+        <w:t>是一个促进全球贸易的组织，但可持续发展以及保护和维护环境是</w:t>
+      </w:r>
+      <w:r>
+        <w:rPr>
+          <w:rFonts w:hint="eastAsia"/>
+        </w:rPr>
+        <w:t>WTO</w:t>
+      </w:r>
+      <w:r>
+        <w:rPr>
+          <w:rFonts w:hint="eastAsia"/>
+        </w:rPr>
+        <w:t>的基本目标。它们载入了建立</w:t>
+      </w:r>
+      <w:r>
+        <w:rPr>
+          <w:rFonts w:hint="eastAsia"/>
+        </w:rPr>
+        <w:t>WTO</w:t>
+      </w:r>
+      <w:r>
+        <w:rPr>
+          <w:rFonts w:hint="eastAsia"/>
+        </w:rPr>
+        <w:t>的《马拉喀什协定》，并补充了</w:t>
+      </w:r>
+      <w:r>
+        <w:rPr>
+          <w:rFonts w:hint="eastAsia"/>
+        </w:rPr>
+        <w:t>WTO</w:t>
+      </w:r>
+      <w:r>
+        <w:rPr>
+          <w:rFonts w:hint="eastAsia"/>
+        </w:rPr>
+        <w:t>减少贸易壁垒和消除国际贸易关系中歧视性待遇的目标。</w:t>
+      </w:r>
+    </w:p>
+    <w:p>
+      <w:pPr>
+        <w:pStyle w:val="aa"/>
+        <w:spacing w:before="78" w:after="78"/>
+        <w:rPr>
+          <w:rFonts w:hint="eastAsia"/>
+        </w:rPr>
       </w:pPr>
     </w:p>
     <w:sectPr>
@@ -5452,6 +6559,7 @@
   <w:style w:type="character" w:default="1" w:styleId="a0">
     <w:name w:val="Default Paragraph Font"/>
     <w:uiPriority w:val="1"/>
+    <w:semiHidden/>
     <w:unhideWhenUsed/>
   </w:style>
   <w:style w:type="table" w:default="1" w:styleId="a1">

--- a/course/major/环境与国际关系.docx
+++ b/course/major/环境与国际关系.docx
@@ -233,7 +233,7 @@
             </w:rPr>
             <w:fldChar w:fldCharType="separate"/>
           </w:r>
-          <w:hyperlink w:anchor="_Toc225161272" w:history="1">
+          <w:hyperlink w:anchor="_Toc225768242" w:history="1">
             <w:r>
               <w:rPr>
                 <w:rStyle w:val="a3"/>
@@ -272,7 +272,7 @@
                 <w:noProof/>
                 <w:webHidden/>
               </w:rPr>
-              <w:instrText>PAGEREF _Toc225161272 \h</w:instrText>
+              <w:instrText>PAGEREF _Toc225768242 \h</w:instrText>
             </w:r>
             <w:r>
               <w:rPr>
@@ -329,7 +329,7 @@
               <w14:ligatures w14:val="standardContextual"/>
             </w:rPr>
           </w:pPr>
-          <w:hyperlink w:anchor="_Toc225161273" w:history="1">
+          <w:hyperlink w:anchor="_Toc225768243" w:history="1">
             <w:r>
               <w:rPr>
                 <w:rStyle w:val="a3"/>
@@ -368,7 +368,7 @@
                 <w:noProof/>
                 <w:webHidden/>
               </w:rPr>
-              <w:instrText>PAGEREF _Toc225161273 \h</w:instrText>
+              <w:instrText>PAGEREF _Toc225768243 \h</w:instrText>
             </w:r>
             <w:r>
               <w:rPr>
@@ -425,7 +425,7 @@
               <w14:ligatures w14:val="standardContextual"/>
             </w:rPr>
           </w:pPr>
-          <w:hyperlink w:anchor="_Toc225161274" w:history="1">
+          <w:hyperlink w:anchor="_Toc225768244" w:history="1">
             <w:r>
               <w:rPr>
                 <w:rStyle w:val="a3"/>
@@ -464,7 +464,7 @@
                 <w:noProof/>
                 <w:webHidden/>
               </w:rPr>
-              <w:instrText>PAGEREF _Toc225161274 \h</w:instrText>
+              <w:instrText>PAGEREF _Toc225768244 \h</w:instrText>
             </w:r>
             <w:r>
               <w:rPr>
@@ -521,7 +521,7 @@
               <w14:ligatures w14:val="standardContextual"/>
             </w:rPr>
           </w:pPr>
-          <w:hyperlink w:anchor="_Toc225161275" w:history="1">
+          <w:hyperlink w:anchor="_Toc225768245" w:history="1">
             <w:r>
               <w:rPr>
                 <w:rStyle w:val="a3"/>
@@ -560,7 +560,7 @@
                 <w:noProof/>
                 <w:webHidden/>
               </w:rPr>
-              <w:instrText>PAGEREF _Toc225161275 \h</w:instrText>
+              <w:instrText>PAGEREF _Toc225768245 \h</w:instrText>
             </w:r>
             <w:r>
               <w:rPr>
@@ -617,7 +617,7 @@
               <w14:ligatures w14:val="standardContextual"/>
             </w:rPr>
           </w:pPr>
-          <w:hyperlink w:anchor="_Toc225161276" w:history="1">
+          <w:hyperlink w:anchor="_Toc225768246" w:history="1">
             <w:r>
               <w:rPr>
                 <w:rStyle w:val="a3"/>
@@ -656,7 +656,7 @@
                 <w:noProof/>
                 <w:webHidden/>
               </w:rPr>
-              <w:instrText>PAGEREF _Toc225161276 \h</w:instrText>
+              <w:instrText>PAGEREF _Toc225768246 \h</w:instrText>
             </w:r>
             <w:r>
               <w:rPr>
@@ -713,7 +713,7 @@
               <w14:ligatures w14:val="standardContextual"/>
             </w:rPr>
           </w:pPr>
-          <w:hyperlink w:anchor="_Toc225161277" w:history="1">
+          <w:hyperlink w:anchor="_Toc225768247" w:history="1">
             <w:r>
               <w:rPr>
                 <w:rStyle w:val="a3"/>
@@ -752,7 +752,7 @@
                 <w:noProof/>
                 <w:webHidden/>
               </w:rPr>
-              <w:instrText>PAGEREF _Toc225161277 \h</w:instrText>
+              <w:instrText>PAGEREF _Toc225768247 \h</w:instrText>
             </w:r>
             <w:r>
               <w:rPr>
@@ -809,7 +809,7 @@
               <w14:ligatures w14:val="standardContextual"/>
             </w:rPr>
           </w:pPr>
-          <w:hyperlink w:anchor="_Toc225161278" w:history="1">
+          <w:hyperlink w:anchor="_Toc225768248" w:history="1">
             <w:r>
               <w:rPr>
                 <w:rStyle w:val="a3"/>
@@ -848,7 +848,7 @@
                 <w:noProof/>
                 <w:webHidden/>
               </w:rPr>
-              <w:instrText>PAGEREF _Toc225161278 \h</w:instrText>
+              <w:instrText>PAGEREF _Toc225768248 \h</w:instrText>
             </w:r>
             <w:r>
               <w:rPr>
@@ -905,7 +905,7 @@
               <w14:ligatures w14:val="standardContextual"/>
             </w:rPr>
           </w:pPr>
-          <w:hyperlink w:anchor="_Toc225161279" w:history="1">
+          <w:hyperlink w:anchor="_Toc225768249" w:history="1">
             <w:r>
               <w:rPr>
                 <w:rStyle w:val="a3"/>
@@ -944,7 +944,7 @@
                 <w:noProof/>
                 <w:webHidden/>
               </w:rPr>
-              <w:instrText>PAGEREF _Toc225161279 \h</w:instrText>
+              <w:instrText>PAGEREF _Toc225768249 \h</w:instrText>
             </w:r>
             <w:r>
               <w:rPr>
@@ -1001,7 +1001,7 @@
               <w14:ligatures w14:val="standardContextual"/>
             </w:rPr>
           </w:pPr>
-          <w:hyperlink w:anchor="_Toc225161280" w:history="1">
+          <w:hyperlink w:anchor="_Toc225768250" w:history="1">
             <w:r>
               <w:rPr>
                 <w:rStyle w:val="a3"/>
@@ -1040,7 +1040,7 @@
                 <w:noProof/>
                 <w:webHidden/>
               </w:rPr>
-              <w:instrText>PAGEREF _Toc225161280 \h</w:instrText>
+              <w:instrText>PAGEREF _Toc225768250 \h</w:instrText>
             </w:r>
             <w:r>
               <w:rPr>
@@ -1097,7 +1097,7 @@
               <w14:ligatures w14:val="standardContextual"/>
             </w:rPr>
           </w:pPr>
-          <w:hyperlink w:anchor="_Toc225161281" w:history="1">
+          <w:hyperlink w:anchor="_Toc225768251" w:history="1">
             <w:r>
               <w:rPr>
                 <w:rStyle w:val="a3"/>
@@ -1136,7 +1136,7 @@
                 <w:noProof/>
                 <w:webHidden/>
               </w:rPr>
-              <w:instrText>PAGEREF _Toc225161281 \h</w:instrText>
+              <w:instrText>PAGEREF _Toc225768251 \h</w:instrText>
             </w:r>
             <w:r>
               <w:rPr>
@@ -1193,7 +1193,7 @@
               <w14:ligatures w14:val="standardContextual"/>
             </w:rPr>
           </w:pPr>
-          <w:hyperlink w:anchor="_Toc225161282" w:history="1">
+          <w:hyperlink w:anchor="_Toc225768252" w:history="1">
             <w:r>
               <w:rPr>
                 <w:rStyle w:val="a3"/>
@@ -1232,7 +1232,7 @@
                 <w:noProof/>
                 <w:webHidden/>
               </w:rPr>
-              <w:instrText>PAGEREF _Toc225161282 \h</w:instrText>
+              <w:instrText>PAGEREF _Toc225768252 \h</w:instrText>
             </w:r>
             <w:r>
               <w:rPr>
@@ -1289,7 +1289,7 @@
               <w14:ligatures w14:val="standardContextual"/>
             </w:rPr>
           </w:pPr>
-          <w:hyperlink w:anchor="_Toc225161283" w:history="1">
+          <w:hyperlink w:anchor="_Toc225768253" w:history="1">
             <w:r>
               <w:rPr>
                 <w:rStyle w:val="a3"/>
@@ -1328,7 +1328,7 @@
                 <w:noProof/>
                 <w:webHidden/>
               </w:rPr>
-              <w:instrText>PAGEREF _Toc225161283 \h</w:instrText>
+              <w:instrText>PAGEREF _Toc225768253 \h</w:instrText>
             </w:r>
             <w:r>
               <w:rPr>
@@ -1385,7 +1385,7 @@
               <w14:ligatures w14:val="standardContextual"/>
             </w:rPr>
           </w:pPr>
-          <w:hyperlink w:anchor="_Toc225161284" w:history="1">
+          <w:hyperlink w:anchor="_Toc225768254" w:history="1">
             <w:r>
               <w:rPr>
                 <w:rStyle w:val="a3"/>
@@ -1424,7 +1424,7 @@
                 <w:noProof/>
                 <w:webHidden/>
               </w:rPr>
-              <w:instrText>PAGEREF _Toc225161284 \h</w:instrText>
+              <w:instrText>PAGEREF _Toc225768254 \h</w:instrText>
             </w:r>
             <w:r>
               <w:rPr>
@@ -1481,7 +1481,7 @@
               <w14:ligatures w14:val="standardContextual"/>
             </w:rPr>
           </w:pPr>
-          <w:hyperlink w:anchor="_Toc225161285" w:history="1">
+          <w:hyperlink w:anchor="_Toc225768255" w:history="1">
             <w:r>
               <w:rPr>
                 <w:rStyle w:val="a3"/>
@@ -1520,7 +1520,7 @@
                 <w:noProof/>
                 <w:webHidden/>
               </w:rPr>
-              <w:instrText>PAGEREF _Toc225161285 \h</w:instrText>
+              <w:instrText>PAGEREF _Toc225768255 \h</w:instrText>
             </w:r>
             <w:r>
               <w:rPr>
@@ -1577,7 +1577,7 @@
               <w14:ligatures w14:val="standardContextual"/>
             </w:rPr>
           </w:pPr>
-          <w:hyperlink w:anchor="_Toc225161286" w:history="1">
+          <w:hyperlink w:anchor="_Toc225768256" w:history="1">
             <w:r>
               <w:rPr>
                 <w:rStyle w:val="a3"/>
@@ -1616,7 +1616,7 @@
                 <w:noProof/>
                 <w:webHidden/>
               </w:rPr>
-              <w:instrText>PAGEREF _Toc225161286 \h</w:instrText>
+              <w:instrText>PAGEREF _Toc225768256 \h</w:instrText>
             </w:r>
             <w:r>
               <w:rPr>
@@ -1673,7 +1673,7 @@
               <w14:ligatures w14:val="standardContextual"/>
             </w:rPr>
           </w:pPr>
-          <w:hyperlink w:anchor="_Toc225161287" w:history="1">
+          <w:hyperlink w:anchor="_Toc225768257" w:history="1">
             <w:r>
               <w:rPr>
                 <w:rStyle w:val="a3"/>
@@ -1712,7 +1712,7 @@
                 <w:noProof/>
                 <w:webHidden/>
               </w:rPr>
-              <w:instrText>PAGEREF _Toc225161287 \h</w:instrText>
+              <w:instrText>PAGEREF _Toc225768257 \h</w:instrText>
             </w:r>
             <w:r>
               <w:rPr>
@@ -1769,7 +1769,7 @@
               <w14:ligatures w14:val="standardContextual"/>
             </w:rPr>
           </w:pPr>
-          <w:hyperlink w:anchor="_Toc225161288" w:history="1">
+          <w:hyperlink w:anchor="_Toc225768258" w:history="1">
             <w:r>
               <w:rPr>
                 <w:rStyle w:val="a3"/>
@@ -1808,7 +1808,7 @@
                 <w:noProof/>
                 <w:webHidden/>
               </w:rPr>
-              <w:instrText>PAGEREF _Toc225161288 \h</w:instrText>
+              <w:instrText>PAGEREF _Toc225768258 \h</w:instrText>
             </w:r>
             <w:r>
               <w:rPr>
@@ -1865,7 +1865,7 @@
               <w14:ligatures w14:val="standardContextual"/>
             </w:rPr>
           </w:pPr>
-          <w:hyperlink w:anchor="_Toc225161289" w:history="1">
+          <w:hyperlink w:anchor="_Toc225768259" w:history="1">
             <w:r>
               <w:rPr>
                 <w:rStyle w:val="a3"/>
@@ -1904,7 +1904,7 @@
                 <w:noProof/>
                 <w:webHidden/>
               </w:rPr>
-              <w:instrText>PAGEREF _Toc225161289 \h</w:instrText>
+              <w:instrText>PAGEREF _Toc225768259 \h</w:instrText>
             </w:r>
             <w:r>
               <w:rPr>
@@ -1961,7 +1961,7 @@
               <w14:ligatures w14:val="standardContextual"/>
             </w:rPr>
           </w:pPr>
-          <w:hyperlink w:anchor="_Toc225161290" w:history="1">
+          <w:hyperlink w:anchor="_Toc225768260" w:history="1">
             <w:r>
               <w:rPr>
                 <w:rStyle w:val="a3"/>
@@ -2000,7 +2000,7 @@
                 <w:noProof/>
                 <w:webHidden/>
               </w:rPr>
-              <w:instrText>PAGEREF _Toc225161290 \h</w:instrText>
+              <w:instrText>PAGEREF _Toc225768260 \h</w:instrText>
             </w:r>
             <w:r>
               <w:rPr>
@@ -2057,30 +2057,206 @@
               <w14:ligatures w14:val="standardContextual"/>
             </w:rPr>
           </w:pPr>
-          <w:hyperlink w:anchor="_Toc225161291" w:history="1">
+          <w:hyperlink w:anchor="_Toc225768261" w:history="1">
             <w:r>
               <w:rPr>
                 <w:rStyle w:val="a3"/>
                 <w:rFonts w:ascii="宋体" w:eastAsia="宋体" w:hAnsi="宋体" w:hint="eastAsia"/>
                 <w:noProof/>
               </w:rPr>
-              <w:t>（一）全球环境治理体</w:t>
-            </w:r>
+              <w:t>（一）全球环境治理体系的要素</w:t>
+            </w:r>
+            <w:r>
+              <w:rPr>
+                <w:rFonts w:ascii="宋体" w:eastAsia="宋体" w:hAnsi="宋体" w:hint="eastAsia"/>
+                <w:noProof/>
+                <w:webHidden/>
+              </w:rPr>
+              <w:tab/>
+            </w:r>
+            <w:r>
+              <w:rPr>
+                <w:rFonts w:ascii="宋体" w:eastAsia="宋体" w:hAnsi="宋体" w:hint="eastAsia"/>
+                <w:noProof/>
+                <w:webHidden/>
+              </w:rPr>
+              <w:fldChar w:fldCharType="begin"/>
+            </w:r>
+            <w:r>
+              <w:rPr>
+                <w:rFonts w:ascii="宋体" w:eastAsia="宋体" w:hAnsi="宋体" w:hint="eastAsia"/>
+                <w:noProof/>
+                <w:webHidden/>
+              </w:rPr>
+              <w:instrText xml:space="preserve"> </w:instrText>
+            </w:r>
+            <w:r>
+              <w:rPr>
+                <w:rFonts w:ascii="宋体" w:eastAsia="宋体" w:hAnsi="宋体"/>
+                <w:noProof/>
+                <w:webHidden/>
+              </w:rPr>
+              <w:instrText>PAGEREF _Toc225768261 \h</w:instrText>
+            </w:r>
+            <w:r>
+              <w:rPr>
+                <w:rFonts w:ascii="宋体" w:eastAsia="宋体" w:hAnsi="宋体" w:hint="eastAsia"/>
+                <w:noProof/>
+                <w:webHidden/>
+              </w:rPr>
+              <w:instrText xml:space="preserve"> </w:instrText>
+            </w:r>
+            <w:r>
+              <w:rPr>
+                <w:rFonts w:ascii="宋体" w:eastAsia="宋体" w:hAnsi="宋体" w:hint="eastAsia"/>
+                <w:noProof/>
+                <w:webHidden/>
+              </w:rPr>
+            </w:r>
+            <w:r>
+              <w:rPr>
+                <w:rFonts w:ascii="宋体" w:eastAsia="宋体" w:hAnsi="宋体" w:hint="eastAsia"/>
+                <w:noProof/>
+                <w:webHidden/>
+              </w:rPr>
+              <w:fldChar w:fldCharType="separate"/>
+            </w:r>
+            <w:r>
+              <w:rPr>
+                <w:rFonts w:ascii="宋体" w:eastAsia="宋体" w:hAnsi="宋体" w:hint="eastAsia"/>
+                <w:noProof/>
+                <w:webHidden/>
+              </w:rPr>
+              <w:t>7</w:t>
+            </w:r>
+            <w:r>
+              <w:rPr>
+                <w:rFonts w:ascii="宋体" w:eastAsia="宋体" w:hAnsi="宋体" w:hint="eastAsia"/>
+                <w:noProof/>
+                <w:webHidden/>
+              </w:rPr>
+              <w:fldChar w:fldCharType="end"/>
+            </w:r>
+          </w:hyperlink>
+        </w:p>
+        <w:p>
+          <w:pPr>
+            <w:pStyle w:val="TOC3"/>
+            <w:tabs>
+              <w:tab w:val="right" w:leader="dot" w:pos="8296"/>
+            </w:tabs>
+            <w:rPr>
+              <w:rFonts w:ascii="宋体" w:eastAsia="宋体" w:hAnsi="宋体" w:hint="eastAsia"/>
+              <w:noProof/>
+              <w:sz w:val="22"/>
+              <w:szCs w:val="24"/>
+              <w14:ligatures w14:val="standardContextual"/>
+            </w:rPr>
+          </w:pPr>
+          <w:hyperlink w:anchor="_Toc225768262" w:history="1">
             <w:r>
               <w:rPr>
                 <w:rStyle w:val="a3"/>
                 <w:rFonts w:ascii="宋体" w:eastAsia="宋体" w:hAnsi="宋体" w:hint="eastAsia"/>
                 <w:noProof/>
               </w:rPr>
-              <w:t>系</w:t>
-            </w:r>
+              <w:t>（二）全球气候变化治理的多边进程</w:t>
+            </w:r>
+            <w:r>
+              <w:rPr>
+                <w:rFonts w:ascii="宋体" w:eastAsia="宋体" w:hAnsi="宋体" w:hint="eastAsia"/>
+                <w:noProof/>
+                <w:webHidden/>
+              </w:rPr>
+              <w:tab/>
+            </w:r>
+            <w:r>
+              <w:rPr>
+                <w:rFonts w:ascii="宋体" w:eastAsia="宋体" w:hAnsi="宋体" w:hint="eastAsia"/>
+                <w:noProof/>
+                <w:webHidden/>
+              </w:rPr>
+              <w:fldChar w:fldCharType="begin"/>
+            </w:r>
+            <w:r>
+              <w:rPr>
+                <w:rFonts w:ascii="宋体" w:eastAsia="宋体" w:hAnsi="宋体" w:hint="eastAsia"/>
+                <w:noProof/>
+                <w:webHidden/>
+              </w:rPr>
+              <w:instrText xml:space="preserve"> </w:instrText>
+            </w:r>
+            <w:r>
+              <w:rPr>
+                <w:rFonts w:ascii="宋体" w:eastAsia="宋体" w:hAnsi="宋体"/>
+                <w:noProof/>
+                <w:webHidden/>
+              </w:rPr>
+              <w:instrText>PAGEREF _Toc225768262 \h</w:instrText>
+            </w:r>
+            <w:r>
+              <w:rPr>
+                <w:rFonts w:ascii="宋体" w:eastAsia="宋体" w:hAnsi="宋体" w:hint="eastAsia"/>
+                <w:noProof/>
+                <w:webHidden/>
+              </w:rPr>
+              <w:instrText xml:space="preserve"> </w:instrText>
+            </w:r>
+            <w:r>
+              <w:rPr>
+                <w:rFonts w:ascii="宋体" w:eastAsia="宋体" w:hAnsi="宋体" w:hint="eastAsia"/>
+                <w:noProof/>
+                <w:webHidden/>
+              </w:rPr>
+            </w:r>
+            <w:r>
+              <w:rPr>
+                <w:rFonts w:ascii="宋体" w:eastAsia="宋体" w:hAnsi="宋体" w:hint="eastAsia"/>
+                <w:noProof/>
+                <w:webHidden/>
+              </w:rPr>
+              <w:fldChar w:fldCharType="separate"/>
+            </w:r>
+            <w:r>
+              <w:rPr>
+                <w:rFonts w:ascii="宋体" w:eastAsia="宋体" w:hAnsi="宋体" w:hint="eastAsia"/>
+                <w:noProof/>
+                <w:webHidden/>
+              </w:rPr>
+              <w:t>9</w:t>
+            </w:r>
+            <w:r>
+              <w:rPr>
+                <w:rFonts w:ascii="宋体" w:eastAsia="宋体" w:hAnsi="宋体" w:hint="eastAsia"/>
+                <w:noProof/>
+                <w:webHidden/>
+              </w:rPr>
+              <w:fldChar w:fldCharType="end"/>
+            </w:r>
+          </w:hyperlink>
+        </w:p>
+        <w:p>
+          <w:pPr>
+            <w:pStyle w:val="TOC2"/>
+            <w:tabs>
+              <w:tab w:val="right" w:leader="dot" w:pos="8296"/>
+            </w:tabs>
+            <w:rPr>
+              <w:rFonts w:ascii="宋体" w:eastAsia="宋体" w:hAnsi="宋体" w:hint="eastAsia"/>
+              <w:noProof/>
+              <w:sz w:val="22"/>
+              <w:szCs w:val="24"/>
+              <w14:ligatures w14:val="standardContextual"/>
+            </w:rPr>
+          </w:pPr>
+          <w:hyperlink w:anchor="_Toc225768263" w:history="1">
             <w:r>
               <w:rPr>
                 <w:rStyle w:val="a3"/>
                 <w:rFonts w:ascii="宋体" w:eastAsia="宋体" w:hAnsi="宋体" w:hint="eastAsia"/>
                 <w:noProof/>
               </w:rPr>
-              <w:t>的要素</w:t>
+              <w:t>二、全球环境治理体系的形式</w:t>
             </w:r>
             <w:r>
               <w:rPr>
@@ -2112,7 +2288,7 @@
                 <w:noProof/>
                 <w:webHidden/>
               </w:rPr>
-              <w:instrText>PAGEREF _Toc225161291 \h</w:instrText>
+              <w:instrText>PAGEREF _Toc225768263 \h</w:instrText>
             </w:r>
             <w:r>
               <w:rPr>
@@ -2143,7 +2319,7 @@
                 <w:noProof/>
                 <w:webHidden/>
               </w:rPr>
-              <w:t>7</w:t>
+              <w:t>10</w:t>
             </w:r>
             <w:r>
               <w:rPr>
@@ -2199,7 +2375,7 @@
       <w:pPr>
         <w:pStyle w:val="a9"/>
       </w:pPr>
-      <w:bookmarkStart w:id="0" w:name="_Toc225161272"/>
+      <w:bookmarkStart w:id="0" w:name="_Toc225768242"/>
       <w:r>
         <w:rPr>
           <w:rFonts w:hint="eastAsia"/>
@@ -2283,7 +2459,7 @@
       <w:pPr>
         <w:pStyle w:val="ac"/>
       </w:pPr>
-      <w:bookmarkStart w:id="1" w:name="_Toc225161273"/>
+      <w:bookmarkStart w:id="1" w:name="_Toc225768243"/>
       <w:r>
         <w:rPr>
           <w:rFonts w:hint="eastAsia"/>
@@ -3000,7 +3176,7 @@
       <w:pPr>
         <w:pStyle w:val="ac"/>
       </w:pPr>
-      <w:bookmarkStart w:id="2" w:name="_Toc225161274"/>
+      <w:bookmarkStart w:id="2" w:name="_Toc225768244"/>
       <w:r>
         <w:rPr>
           <w:rFonts w:hint="eastAsia"/>
@@ -3013,7 +3189,7 @@
       <w:pPr>
         <w:pStyle w:val="ae"/>
       </w:pPr>
-      <w:bookmarkStart w:id="3" w:name="_Toc225161275"/>
+      <w:bookmarkStart w:id="3" w:name="_Toc225768245"/>
       <w:r>
         <w:rPr>
           <w:rFonts w:hint="eastAsia"/>
@@ -3052,7 +3228,7 @@
       <w:pPr>
         <w:pStyle w:val="ae"/>
       </w:pPr>
-      <w:bookmarkStart w:id="4" w:name="_Toc225161276"/>
+      <w:bookmarkStart w:id="4" w:name="_Toc225768246"/>
       <w:r>
         <w:rPr>
           <w:rFonts w:hint="eastAsia"/>
@@ -3186,7 +3362,7 @@
       <w:pPr>
         <w:pStyle w:val="ae"/>
       </w:pPr>
-      <w:bookmarkStart w:id="5" w:name="_Toc225161277"/>
+      <w:bookmarkStart w:id="5" w:name="_Toc225768247"/>
       <w:r>
         <w:rPr>
           <w:rFonts w:hint="eastAsia"/>
@@ -3271,7 +3447,7 @@
       <w:pPr>
         <w:pStyle w:val="ae"/>
       </w:pPr>
-      <w:bookmarkStart w:id="6" w:name="_Toc225161278"/>
+      <w:bookmarkStart w:id="6" w:name="_Toc225768248"/>
       <w:r>
         <w:rPr>
           <w:rFonts w:hint="eastAsia"/>
@@ -3317,7 +3493,7 @@
       <w:pPr>
         <w:pStyle w:val="a9"/>
       </w:pPr>
-      <w:bookmarkStart w:id="7" w:name="_Toc225161279"/>
+      <w:bookmarkStart w:id="7" w:name="_Toc225768249"/>
       <w:r>
         <w:rPr>
           <w:rFonts w:hint="eastAsia"/>
@@ -3361,7 +3537,7 @@
       <w:pPr>
         <w:pStyle w:val="ac"/>
       </w:pPr>
-      <w:bookmarkStart w:id="8" w:name="_Toc225161280"/>
+      <w:bookmarkStart w:id="8" w:name="_Toc225768250"/>
       <w:r>
         <w:rPr>
           <w:rFonts w:hint="eastAsia"/>
@@ -3374,7 +3550,7 @@
       <w:pPr>
         <w:pStyle w:val="ae"/>
       </w:pPr>
-      <w:bookmarkStart w:id="9" w:name="_Toc225161281"/>
+      <w:bookmarkStart w:id="9" w:name="_Toc225768251"/>
       <w:r>
         <w:rPr>
           <w:rFonts w:hint="eastAsia"/>
@@ -3473,7 +3649,7 @@
       <w:pPr>
         <w:pStyle w:val="ae"/>
       </w:pPr>
-      <w:bookmarkStart w:id="10" w:name="_Toc225161282"/>
+      <w:bookmarkStart w:id="10" w:name="_Toc225768252"/>
       <w:r>
         <w:rPr>
           <w:rFonts w:hint="eastAsia"/>
@@ -3856,7 +4032,7 @@
       <w:pPr>
         <w:pStyle w:val="ac"/>
       </w:pPr>
-      <w:bookmarkStart w:id="11" w:name="_Toc225161283"/>
+      <w:bookmarkStart w:id="11" w:name="_Toc225768253"/>
       <w:r>
         <w:rPr>
           <w:rFonts w:hint="eastAsia"/>
@@ -4025,7 +4201,7 @@
       <w:pPr>
         <w:pStyle w:val="ae"/>
       </w:pPr>
-      <w:bookmarkStart w:id="12" w:name="_Toc225161284"/>
+      <w:bookmarkStart w:id="12" w:name="_Toc225768254"/>
       <w:r>
         <w:rPr>
           <w:rFonts w:hint="eastAsia"/>
@@ -4059,7 +4235,7 @@
       <w:pPr>
         <w:pStyle w:val="ae"/>
       </w:pPr>
-      <w:bookmarkStart w:id="13" w:name="_Toc225161285"/>
+      <w:bookmarkStart w:id="13" w:name="_Toc225768255"/>
       <w:r>
         <w:rPr>
           <w:rFonts w:hint="eastAsia"/>
@@ -4288,7 +4464,7 @@
       <w:pPr>
         <w:pStyle w:val="ac"/>
       </w:pPr>
-      <w:bookmarkStart w:id="14" w:name="_Toc225161286"/>
+      <w:bookmarkStart w:id="14" w:name="_Toc225768256"/>
       <w:r>
         <w:rPr>
           <w:rFonts w:hint="eastAsia"/>
@@ -4302,7 +4478,7 @@
       <w:pPr>
         <w:pStyle w:val="ae"/>
       </w:pPr>
-      <w:bookmarkStart w:id="15" w:name="_Toc225161287"/>
+      <w:bookmarkStart w:id="15" w:name="_Toc225768257"/>
       <w:r>
         <w:rPr>
           <w:rFonts w:hint="eastAsia"/>
@@ -4427,7 +4603,7 @@
       <w:pPr>
         <w:pStyle w:val="ae"/>
       </w:pPr>
-      <w:bookmarkStart w:id="16" w:name="_Toc225161288"/>
+      <w:bookmarkStart w:id="16" w:name="_Toc225768258"/>
       <w:r>
         <w:rPr>
           <w:rFonts w:hint="eastAsia"/>
@@ -4663,7 +4839,7 @@
       <w:pPr>
         <w:pStyle w:val="a9"/>
       </w:pPr>
-      <w:bookmarkStart w:id="17" w:name="_Toc225161289"/>
+      <w:bookmarkStart w:id="17" w:name="_Toc225768259"/>
       <w:r>
         <w:rPr>
           <w:rFonts w:hint="eastAsia"/>
@@ -4699,12 +4875,18 @@
         </w:rPr>
         <w:t>2026.3.23</w:t>
       </w:r>
+      <w:r>
+        <w:rPr>
+          <w:rFonts w:hint="eastAsia"/>
+        </w:rPr>
+        <w:t xml:space="preserve"> / 2026.3.30</w:t>
+      </w:r>
     </w:p>
     <w:p>
       <w:pPr>
         <w:pStyle w:val="ac"/>
       </w:pPr>
-      <w:bookmarkStart w:id="18" w:name="_Toc225161290"/>
+      <w:bookmarkStart w:id="18" w:name="_Toc225768260"/>
       <w:r>
         <w:rPr>
           <w:rFonts w:hint="eastAsia"/>
@@ -4717,7 +4899,7 @@
       <w:pPr>
         <w:pStyle w:val="ae"/>
       </w:pPr>
-      <w:bookmarkStart w:id="19" w:name="_Toc225161291"/>
+      <w:bookmarkStart w:id="19" w:name="_Toc225768261"/>
       <w:r>
         <w:rPr>
           <w:rFonts w:hint="eastAsia"/>
@@ -4729,9 +4911,6 @@
     <w:p>
       <w:pPr>
         <w:pStyle w:val="af1"/>
-        <w:rPr>
-          <w:rFonts w:hint="eastAsia"/>
-        </w:rPr>
       </w:pPr>
       <w:r>
         <w:rPr>
@@ -4750,9 +4929,6 @@
       <w:pPr>
         <w:pStyle w:val="aa"/>
         <w:spacing w:before="78" w:after="78"/>
-        <w:rPr>
-          <w:rFonts w:hint="eastAsia"/>
-        </w:rPr>
       </w:pPr>
       <w:r>
         <w:tab/>
@@ -4830,9 +5006,6 @@
     <w:p>
       <w:pPr>
         <w:pStyle w:val="af1"/>
-        <w:rPr>
-          <w:rFonts w:hint="eastAsia"/>
-        </w:rPr>
       </w:pPr>
       <w:r>
         <w:rPr>
@@ -4930,9 +5103,6 @@
       <w:pPr>
         <w:pStyle w:val="aa"/>
         <w:spacing w:before="78" w:after="78"/>
-        <w:rPr>
-          <w:rFonts w:hint="eastAsia"/>
-        </w:rPr>
       </w:pPr>
       <w:r>
         <w:tab/>
@@ -5199,9 +5369,6 @@
         <w:pStyle w:val="aa"/>
         <w:spacing w:before="78" w:after="78"/>
         <w:ind w:firstLine="420"/>
-        <w:rPr>
-          <w:rFonts w:hint="eastAsia"/>
-        </w:rPr>
       </w:pPr>
       <w:r>
         <w:rPr>
@@ -5412,9 +5579,6 @@
         <w:pStyle w:val="aa"/>
         <w:spacing w:before="78" w:after="78"/>
         <w:ind w:firstLine="420"/>
-        <w:rPr>
-          <w:rFonts w:hint="eastAsia"/>
-        </w:rPr>
       </w:pPr>
       <w:r>
         <w:rPr>
@@ -5465,6 +5629,666 @@
           <w:rFonts w:hint="eastAsia"/>
         </w:rPr>
         <w:t>减少贸易壁垒和消除国际贸易关系中歧视性待遇的目标。</w:t>
+      </w:r>
+    </w:p>
+    <w:p>
+      <w:pPr>
+        <w:pStyle w:val="aa"/>
+        <w:spacing w:before="78" w:after="78"/>
+      </w:pPr>
+      <w:r>
+        <w:tab/>
+      </w:r>
+      <w:r>
+        <w:rPr>
+          <w:rFonts w:hint="eastAsia"/>
+        </w:rPr>
+        <w:t>当然，除了上述政府间国际组织外，还有其他参与全球环境治理的行为体，如国家、非政府间国际组织、跨国公司、次国家行为体等等。</w:t>
+      </w:r>
+    </w:p>
+    <w:p>
+      <w:pPr>
+        <w:pStyle w:val="aa"/>
+        <w:spacing w:before="78" w:after="78"/>
+        <w:ind w:firstLine="420"/>
+        <w:rPr>
+          <w:rFonts w:hint="eastAsia"/>
+        </w:rPr>
+      </w:pPr>
+      <w:r>
+        <w:rPr>
+          <w:rFonts w:hint="eastAsia"/>
+        </w:rPr>
+        <w:t>在其中，最重要的行为体是国家。</w:t>
+      </w:r>
+      <w:r>
+        <w:rPr>
+          <w:rFonts w:hint="eastAsia"/>
+        </w:rPr>
+        <w:t>国家是全球环境问题的制造者，也是全球环境治理的参与者与行为主体。不同国家之间参与全球环境治理时，也存在诸多共性和差异性，且其中差异性往往更显著，如生态脆弱性、经济发展水平与阶段、技术水平、政治制度、国情等。</w:t>
+      </w:r>
+      <w:r>
+        <w:rPr>
+          <w:rFonts w:hint="eastAsia"/>
+        </w:rPr>
+        <w:t>每个国家参与的形式、所持的立场、所做出的行为也不同。</w:t>
+      </w:r>
+    </w:p>
+    <w:p>
+      <w:pPr>
+        <w:pStyle w:val="aa"/>
+        <w:spacing w:before="78" w:after="78"/>
+        <w:rPr>
+          <w:rFonts w:hint="eastAsia"/>
+        </w:rPr>
+      </w:pPr>
+      <w:r>
+        <w:lastRenderedPageBreak/>
+        <w:tab/>
+      </w:r>
+      <w:r>
+        <w:rPr>
+          <w:rFonts w:hint="eastAsia"/>
+        </w:rPr>
+        <w:t>非政府间国际组织如绿色和平组织、世界自然基金会（</w:t>
+      </w:r>
+      <w:r>
+        <w:rPr>
+          <w:rFonts w:hint="eastAsia"/>
+        </w:rPr>
+        <w:t>WWF</w:t>
+      </w:r>
+      <w:r>
+        <w:rPr>
+          <w:rFonts w:hint="eastAsia"/>
+        </w:rPr>
+        <w:t>）参与全球环境治理的方式更加间接，包括发现并调查重大环境问题，倡导和宣传环境保护理念，提高公众环保意识，参与和影响议题设定和条约谈判，参与和监督国际环境法和全球环境治理的遵约过程等。</w:t>
+      </w:r>
+    </w:p>
+    <w:p>
+      <w:pPr>
+        <w:pStyle w:val="ae"/>
+      </w:pPr>
+      <w:bookmarkStart w:id="20" w:name="_Toc225768262"/>
+      <w:r>
+        <w:rPr>
+          <w:rFonts w:hint="eastAsia"/>
+        </w:rPr>
+        <w:t>（二）全球气候变化治理的多边进程</w:t>
+      </w:r>
+      <w:bookmarkEnd w:id="20"/>
+    </w:p>
+    <w:p>
+      <w:pPr>
+        <w:pStyle w:val="af1"/>
+        <w:rPr>
+          <w:rFonts w:hint="eastAsia"/>
+        </w:rPr>
+      </w:pPr>
+      <w:r>
+        <w:rPr>
+          <w:rFonts w:hint="eastAsia"/>
+        </w:rPr>
+        <w:t>1. 1972</w:t>
+      </w:r>
+      <w:r>
+        <w:rPr>
+          <w:rFonts w:hint="eastAsia"/>
+        </w:rPr>
+        <w:t>年联合国人类环境会议</w:t>
+      </w:r>
+    </w:p>
+    <w:p>
+      <w:pPr>
+        <w:pStyle w:val="aa"/>
+        <w:spacing w:before="78" w:after="78"/>
+      </w:pPr>
+      <w:r>
+        <w:tab/>
+      </w:r>
+      <w:r>
+        <w:rPr>
+          <w:rFonts w:hint="eastAsia"/>
+        </w:rPr>
+        <w:t>1972</w:t>
+      </w:r>
+      <w:r>
+        <w:rPr>
+          <w:rFonts w:hint="eastAsia"/>
+        </w:rPr>
+        <w:t>年在斯德哥尔摩举行的联合国人类环境会议，是</w:t>
+      </w:r>
+      <w:proofErr w:type="gramStart"/>
+      <w:r>
+        <w:rPr>
+          <w:rFonts w:hint="eastAsia"/>
+        </w:rPr>
+        <w:t>首届将</w:t>
+      </w:r>
+      <w:proofErr w:type="gramEnd"/>
+      <w:r>
+        <w:rPr>
+          <w:rFonts w:hint="eastAsia"/>
+        </w:rPr>
+        <w:t>环境问题作为主要议题的国际会议。与会者通过了一系列环境管理原则，包括《斯德哥尔摩宣言》《人类环境行动计划》以及若干决议。</w:t>
+      </w:r>
+    </w:p>
+    <w:p>
+      <w:pPr>
+        <w:pStyle w:val="aa"/>
+        <w:spacing w:before="78" w:after="78"/>
+        <w:rPr>
+          <w:rFonts w:hint="eastAsia"/>
+        </w:rPr>
+      </w:pPr>
+      <w:r>
+        <w:tab/>
+      </w:r>
+      <w:r>
+        <w:rPr>
+          <w:rFonts w:hint="eastAsia"/>
+        </w:rPr>
+        <w:t>《斯德哥尔摩宣言》载有</w:t>
+      </w:r>
+      <w:r>
+        <w:rPr>
+          <w:rFonts w:hint="eastAsia"/>
+        </w:rPr>
+        <w:t>26</w:t>
+      </w:r>
+      <w:r>
+        <w:rPr>
+          <w:rFonts w:hint="eastAsia"/>
+        </w:rPr>
+        <w:t>项原则，将环境问题置于国际关注的首要位置，标志着工业化国家与发展中国家开始就经济增长、空气、水和海洋的污染以及全世界人民福祉之间的关联展开对话。</w:t>
+      </w:r>
+    </w:p>
+    <w:p>
+      <w:pPr>
+        <w:pStyle w:val="af1"/>
+        <w:rPr>
+          <w:rFonts w:hint="eastAsia"/>
+        </w:rPr>
+      </w:pPr>
+      <w:r>
+        <w:rPr>
+          <w:rFonts w:hint="eastAsia"/>
+        </w:rPr>
+        <w:t>2. 1992</w:t>
+      </w:r>
+      <w:r>
+        <w:rPr>
+          <w:rFonts w:hint="eastAsia"/>
+        </w:rPr>
+        <w:t>年联合国环境与发展会议</w:t>
+      </w:r>
+    </w:p>
+    <w:p>
+      <w:pPr>
+        <w:pStyle w:val="aa"/>
+        <w:spacing w:before="78" w:after="78"/>
+      </w:pPr>
+      <w:r>
+        <w:tab/>
+      </w:r>
+      <w:r>
+        <w:rPr>
+          <w:rFonts w:hint="eastAsia"/>
+        </w:rPr>
+        <w:t>联合国环境与发展会议，又称地球问题首脑会议，于</w:t>
+      </w:r>
+      <w:r>
+        <w:rPr>
+          <w:rFonts w:hint="eastAsia"/>
+        </w:rPr>
+        <w:t>1992</w:t>
+      </w:r>
+      <w:r>
+        <w:rPr>
+          <w:rFonts w:hint="eastAsia"/>
+        </w:rPr>
+        <w:t>年</w:t>
+      </w:r>
+      <w:r>
+        <w:rPr>
+          <w:rFonts w:hint="eastAsia"/>
+        </w:rPr>
+        <w:t>6</w:t>
+      </w:r>
+      <w:r>
+        <w:rPr>
+          <w:rFonts w:hint="eastAsia"/>
+        </w:rPr>
+        <w:t>月</w:t>
+      </w:r>
+      <w:r>
+        <w:rPr>
+          <w:rFonts w:hint="eastAsia"/>
+        </w:rPr>
+        <w:t>3</w:t>
+      </w:r>
+      <w:r>
+        <w:rPr>
+          <w:rFonts w:hint="eastAsia"/>
+        </w:rPr>
+        <w:t>日至</w:t>
+      </w:r>
+      <w:r>
+        <w:rPr>
+          <w:rFonts w:hint="eastAsia"/>
+        </w:rPr>
+        <w:t>14</w:t>
+      </w:r>
+      <w:r>
+        <w:rPr>
+          <w:rFonts w:hint="eastAsia"/>
+        </w:rPr>
+        <w:t>日在巴西里约热内卢举行。地球问题首脑会议的主要成果之一是达成了《</w:t>
+      </w:r>
+      <w:r>
+        <w:rPr>
+          <w:rFonts w:hint="eastAsia"/>
+        </w:rPr>
+        <w:t>21</w:t>
+      </w:r>
+      <w:r>
+        <w:rPr>
+          <w:rFonts w:hint="eastAsia"/>
+        </w:rPr>
+        <w:t>世纪议程》。此外，会议也取得了其他诸多重大成就：达成了《里约宣言》及其</w:t>
+      </w:r>
+      <w:r>
+        <w:rPr>
+          <w:rFonts w:hint="eastAsia"/>
+        </w:rPr>
+        <w:t>27</w:t>
+      </w:r>
+      <w:r>
+        <w:rPr>
+          <w:rFonts w:hint="eastAsia"/>
+        </w:rPr>
+        <w:t>项普遍原则，通过了《联合国气候变化框架公约》。</w:t>
+      </w:r>
+    </w:p>
+    <w:p>
+      <w:pPr>
+        <w:pStyle w:val="aa"/>
+        <w:spacing w:before="78" w:after="78"/>
+        <w:rPr>
+          <w:rFonts w:hint="eastAsia"/>
+        </w:rPr>
+      </w:pPr>
+      <w:r>
+        <w:tab/>
+      </w:r>
+      <w:r>
+        <w:rPr>
+          <w:rFonts w:hint="eastAsia"/>
+        </w:rPr>
+        <w:t>联合国环境与发展会议是在全球环境持续恶化、发展问题更趋严重的情况下召开的。会议期间，对《联合国气候变化框架公约》和《联合国生物多样性公约》进行了开放签字，已有</w:t>
+      </w:r>
+      <w:r>
+        <w:rPr>
+          <w:rFonts w:hint="eastAsia"/>
+        </w:rPr>
+        <w:t>153</w:t>
+      </w:r>
+      <w:r>
+        <w:rPr>
+          <w:rFonts w:hint="eastAsia"/>
+        </w:rPr>
+        <w:t>个国家和欧共体正式签署。</w:t>
+      </w:r>
+      <w:r>
+        <w:rPr>
+          <w:rFonts w:hint="eastAsia"/>
+        </w:rPr>
+        <w:t>这次会议强调发达国家与发展中国家应当被区别对待，要求发达国家承担更多义务。</w:t>
+      </w:r>
+    </w:p>
+    <w:p>
+      <w:pPr>
+        <w:pStyle w:val="af1"/>
+        <w:rPr>
+          <w:rFonts w:hint="eastAsia"/>
+        </w:rPr>
+      </w:pPr>
+      <w:r>
+        <w:rPr>
+          <w:rFonts w:hint="eastAsia"/>
+        </w:rPr>
+        <w:t>3. 2002</w:t>
+      </w:r>
+      <w:r>
+        <w:rPr>
+          <w:rFonts w:hint="eastAsia"/>
+        </w:rPr>
+        <w:t>年可持续发展问题首脑会议</w:t>
+      </w:r>
+    </w:p>
+    <w:p>
+      <w:pPr>
+        <w:pStyle w:val="aa"/>
+        <w:spacing w:before="78" w:after="78"/>
+      </w:pPr>
+      <w:r>
+        <w:tab/>
+      </w:r>
+      <w:r>
+        <w:rPr>
+          <w:rFonts w:hint="eastAsia"/>
+        </w:rPr>
+        <w:t>2002</w:t>
+      </w:r>
+      <w:r>
+        <w:rPr>
+          <w:rFonts w:hint="eastAsia"/>
+        </w:rPr>
+        <w:t>年，可持续发展问题首脑会议于约翰内斯堡举行，会议通过了一项《政治宣言》和《执行计划》，其中包括一系列活动和措施方面的规定，旨在实现尊重环境的发展。共有一百多位国家元首和政府首脑以及数万名政府代表和非政府组织参加会议，经过数天的审议，他们在水、能源、卫生、农业、生物多样性和其他关切领域</w:t>
+      </w:r>
+      <w:proofErr w:type="gramStart"/>
+      <w:r>
+        <w:rPr>
+          <w:rFonts w:hint="eastAsia"/>
+        </w:rPr>
+        <w:t>作出</w:t>
+      </w:r>
+      <w:proofErr w:type="gramEnd"/>
+      <w:r>
+        <w:rPr>
+          <w:rFonts w:hint="eastAsia"/>
+        </w:rPr>
+        <w:t>了决定。</w:t>
+      </w:r>
+    </w:p>
+    <w:p>
+      <w:pPr>
+        <w:pStyle w:val="af1"/>
+        <w:rPr>
+          <w:rFonts w:hint="eastAsia"/>
+        </w:rPr>
+      </w:pPr>
+      <w:r>
+        <w:rPr>
+          <w:rFonts w:hint="eastAsia"/>
+        </w:rPr>
+        <w:t>4. 2012</w:t>
+      </w:r>
+      <w:r>
+        <w:rPr>
+          <w:rFonts w:hint="eastAsia"/>
+        </w:rPr>
+        <w:t>年联合国可持续发展大会（“里约</w:t>
+      </w:r>
+      <w:r>
+        <w:rPr>
+          <w:rFonts w:hint="eastAsia"/>
+        </w:rPr>
+        <w:t>+20</w:t>
+      </w:r>
+      <w:r>
+        <w:rPr>
+          <w:rFonts w:hint="eastAsia"/>
+        </w:rPr>
+        <w:t>”峰会）</w:t>
+      </w:r>
+    </w:p>
+    <w:p>
+      <w:pPr>
+        <w:pStyle w:val="aa"/>
+        <w:spacing w:before="78" w:after="78"/>
+        <w:rPr>
+          <w:rFonts w:hint="eastAsia"/>
+        </w:rPr>
+      </w:pPr>
+      <w:r>
+        <w:tab/>
+      </w:r>
+      <w:r>
+        <w:rPr>
+          <w:rFonts w:hint="eastAsia"/>
+        </w:rPr>
+        <w:t>“里约</w:t>
+      </w:r>
+      <w:r>
+        <w:rPr>
+          <w:rFonts w:hint="eastAsia"/>
+        </w:rPr>
+        <w:t>+20</w:t>
+      </w:r>
+      <w:r>
+        <w:rPr>
+          <w:rFonts w:hint="eastAsia"/>
+        </w:rPr>
+        <w:t>”峰会基于千年发展目标再出发，提出了《</w:t>
+      </w:r>
+      <w:r>
+        <w:rPr>
+          <w:rFonts w:hint="eastAsia"/>
+        </w:rPr>
+        <w:t>2030</w:t>
+      </w:r>
+      <w:r>
+        <w:rPr>
+          <w:rFonts w:hint="eastAsia"/>
+        </w:rPr>
+        <w:t>年</w:t>
+      </w:r>
+      <w:r>
+        <w:rPr>
+          <w:rFonts w:hint="eastAsia"/>
+        </w:rPr>
+        <w:t>议程》以及</w:t>
+      </w:r>
+      <w:r>
+        <w:rPr>
+          <w:rFonts w:hint="eastAsia"/>
+        </w:rPr>
+        <w:t>17</w:t>
+      </w:r>
+      <w:r>
+        <w:rPr>
+          <w:rFonts w:hint="eastAsia"/>
+        </w:rPr>
+        <w:t>个可持续发展目标（</w:t>
+      </w:r>
+      <w:r>
+        <w:rPr>
+          <w:rFonts w:hint="eastAsia"/>
+        </w:rPr>
+        <w:t>SDGs</w:t>
+      </w:r>
+      <w:r>
+        <w:rPr>
+          <w:rFonts w:hint="eastAsia"/>
+        </w:rPr>
+        <w:t>）。根据现有数据，在可持续发展目标的</w:t>
+      </w:r>
+      <w:r>
+        <w:rPr>
+          <w:rFonts w:hint="eastAsia"/>
+        </w:rPr>
+        <w:t>137</w:t>
+      </w:r>
+      <w:r>
+        <w:rPr>
+          <w:rFonts w:hint="eastAsia"/>
+        </w:rPr>
+        <w:t>项具体目标中，全球有</w:t>
+      </w:r>
+      <w:r>
+        <w:rPr>
+          <w:rFonts w:hint="eastAsia"/>
+        </w:rPr>
+        <w:t>35%</w:t>
+      </w:r>
+      <w:r>
+        <w:rPr>
+          <w:rFonts w:hint="eastAsia"/>
+        </w:rPr>
+        <w:t>的目标进展顺利或一般，</w:t>
+      </w:r>
+      <w:r>
+        <w:rPr>
+          <w:rFonts w:hint="eastAsia"/>
+        </w:rPr>
+        <w:t>47%</w:t>
+      </w:r>
+      <w:r>
+        <w:rPr>
+          <w:rFonts w:hint="eastAsia"/>
+        </w:rPr>
+        <w:t>的目标进展不足，甚至出现</w:t>
+      </w:r>
+      <w:proofErr w:type="gramStart"/>
+      <w:r>
+        <w:rPr>
+          <w:rFonts w:hint="eastAsia"/>
+        </w:rPr>
+        <w:t>了倒</w:t>
+      </w:r>
+      <w:proofErr w:type="gramEnd"/>
+      <w:r>
+        <w:rPr>
+          <w:rFonts w:hint="eastAsia"/>
+        </w:rPr>
+        <w:t>退。</w:t>
+      </w:r>
+    </w:p>
+    <w:p>
+      <w:pPr>
+        <w:pStyle w:val="af1"/>
+        <w:rPr>
+          <w:rFonts w:hint="eastAsia"/>
+        </w:rPr>
+      </w:pPr>
+      <w:r>
+        <w:rPr>
+          <w:rFonts w:hint="eastAsia"/>
+        </w:rPr>
+        <w:t>5. 2022</w:t>
+      </w:r>
+      <w:r>
+        <w:rPr>
+          <w:rFonts w:hint="eastAsia"/>
+        </w:rPr>
+        <w:t>年“斯德哥尔摩</w:t>
+      </w:r>
+      <w:r>
+        <w:rPr>
+          <w:rFonts w:hint="eastAsia"/>
+        </w:rPr>
+        <w:t>+50</w:t>
+      </w:r>
+      <w:r>
+        <w:rPr>
+          <w:rFonts w:hint="eastAsia"/>
+        </w:rPr>
+        <w:t>”国际会议</w:t>
+      </w:r>
+    </w:p>
+    <w:p>
+      <w:pPr>
+        <w:pStyle w:val="aa"/>
+        <w:spacing w:before="78" w:after="78"/>
+      </w:pPr>
+      <w:r>
+        <w:tab/>
+      </w:r>
+      <w:r>
+        <w:rPr>
+          <w:rFonts w:hint="eastAsia"/>
+        </w:rPr>
+        <w:t>“斯德哥尔摩</w:t>
+      </w:r>
+      <w:r>
+        <w:rPr>
+          <w:rFonts w:hint="eastAsia"/>
+        </w:rPr>
+        <w:t>+50</w:t>
+      </w:r>
+      <w:r>
+        <w:rPr>
+          <w:rFonts w:hint="eastAsia"/>
+        </w:rPr>
+        <w:t>”国际会议旨在纪念</w:t>
+      </w:r>
+      <w:r>
+        <w:rPr>
+          <w:rFonts w:hint="eastAsia"/>
+        </w:rPr>
+        <w:t>1972</w:t>
+      </w:r>
+      <w:r>
+        <w:rPr>
+          <w:rFonts w:hint="eastAsia"/>
+        </w:rPr>
+        <w:t>年联合国人类环境会议成功召开</w:t>
+      </w:r>
+      <w:r>
+        <w:rPr>
+          <w:rFonts w:hint="eastAsia"/>
+        </w:rPr>
+        <w:t>50</w:t>
+      </w:r>
+      <w:r>
+        <w:rPr>
+          <w:rFonts w:hint="eastAsia"/>
+        </w:rPr>
+        <w:t>周年。此次会议包含四次全体会议，领导人在大会中呼吁采取大胆的环境行动，以加速《</w:t>
+      </w:r>
+      <w:r>
+        <w:rPr>
+          <w:rFonts w:hint="eastAsia"/>
+        </w:rPr>
+        <w:t>2030</w:t>
+      </w:r>
+      <w:r>
+        <w:rPr>
+          <w:rFonts w:hint="eastAsia"/>
+        </w:rPr>
+        <w:t>年议程》及兑现可持续发展目标。</w:t>
+      </w:r>
+    </w:p>
+    <w:p>
+      <w:pPr>
+        <w:pStyle w:val="aa"/>
+        <w:spacing w:before="78" w:after="78"/>
+      </w:pPr>
+    </w:p>
+    <w:p>
+      <w:pPr>
+        <w:pStyle w:val="ac"/>
+        <w:rPr>
+          <w:rFonts w:hint="eastAsia"/>
+        </w:rPr>
+      </w:pPr>
+      <w:bookmarkStart w:id="21" w:name="_Toc225768263"/>
+      <w:r>
+        <w:rPr>
+          <w:rFonts w:hint="eastAsia"/>
+        </w:rPr>
+        <w:lastRenderedPageBreak/>
+        <w:t>二、全球环境治理体系的形式</w:t>
+      </w:r>
+      <w:bookmarkEnd w:id="21"/>
+    </w:p>
+    <w:p>
+      <w:pPr>
+        <w:pStyle w:val="aa"/>
+        <w:spacing w:before="78" w:after="78"/>
+        <w:rPr>
+          <w:rFonts w:hint="eastAsia"/>
+        </w:rPr>
+      </w:pPr>
+      <w:r>
+        <w:tab/>
+      </w:r>
+      <w:r>
+        <w:rPr>
+          <w:rFonts w:hint="eastAsia"/>
+        </w:rPr>
+        <w:t>多边环境协议是正式的治理形式。多边环境协议包括海洋公约和相关决议、与生物多样性相关的公约（如《生物多样性公约》《卡塔赫纳生物安全议定书》）、有关大气的公约、有关土壤的公约（如《联合国防治荒漠化公约》）、有关化学品和有毒废物的公约（如“斯德哥尔摩公约”）等。</w:t>
       </w:r>
     </w:p>
     <w:p>

--- a/course/major/环境与国际关系.docx
+++ b/course/major/环境与国际关系.docx
@@ -233,7 +233,7 @@
             </w:rPr>
             <w:fldChar w:fldCharType="separate"/>
           </w:r>
-          <w:hyperlink w:anchor="_Toc225768242" w:history="1">
+          <w:hyperlink w:anchor="_Toc226979550" w:history="1">
             <w:r>
               <w:rPr>
                 <w:rStyle w:val="a3"/>
@@ -272,7 +272,7 @@
                 <w:noProof/>
                 <w:webHidden/>
               </w:rPr>
-              <w:instrText>PAGEREF _Toc225768242 \h</w:instrText>
+              <w:instrText>PAGEREF _Toc226979550 \h</w:instrText>
             </w:r>
             <w:r>
               <w:rPr>
@@ -329,7 +329,7 @@
               <w14:ligatures w14:val="standardContextual"/>
             </w:rPr>
           </w:pPr>
-          <w:hyperlink w:anchor="_Toc225768243" w:history="1">
+          <w:hyperlink w:anchor="_Toc226979551" w:history="1">
             <w:r>
               <w:rPr>
                 <w:rStyle w:val="a3"/>
@@ -368,7 +368,7 @@
                 <w:noProof/>
                 <w:webHidden/>
               </w:rPr>
-              <w:instrText>PAGEREF _Toc225768243 \h</w:instrText>
+              <w:instrText>PAGEREF _Toc226979551 \h</w:instrText>
             </w:r>
             <w:r>
               <w:rPr>
@@ -425,7 +425,7 @@
               <w14:ligatures w14:val="standardContextual"/>
             </w:rPr>
           </w:pPr>
-          <w:hyperlink w:anchor="_Toc225768244" w:history="1">
+          <w:hyperlink w:anchor="_Toc226979552" w:history="1">
             <w:r>
               <w:rPr>
                 <w:rStyle w:val="a3"/>
@@ -464,7 +464,7 @@
                 <w:noProof/>
                 <w:webHidden/>
               </w:rPr>
-              <w:instrText>PAGEREF _Toc225768244 \h</w:instrText>
+              <w:instrText>PAGEREF _Toc226979552 \h</w:instrText>
             </w:r>
             <w:r>
               <w:rPr>
@@ -521,7 +521,7 @@
               <w14:ligatures w14:val="standardContextual"/>
             </w:rPr>
           </w:pPr>
-          <w:hyperlink w:anchor="_Toc225768245" w:history="1">
+          <w:hyperlink w:anchor="_Toc226979553" w:history="1">
             <w:r>
               <w:rPr>
                 <w:rStyle w:val="a3"/>
@@ -560,7 +560,7 @@
                 <w:noProof/>
                 <w:webHidden/>
               </w:rPr>
-              <w:instrText>PAGEREF _Toc225768245 \h</w:instrText>
+              <w:instrText>PAGEREF _Toc226979553 \h</w:instrText>
             </w:r>
             <w:r>
               <w:rPr>
@@ -617,7 +617,7 @@
               <w14:ligatures w14:val="standardContextual"/>
             </w:rPr>
           </w:pPr>
-          <w:hyperlink w:anchor="_Toc225768246" w:history="1">
+          <w:hyperlink w:anchor="_Toc226979554" w:history="1">
             <w:r>
               <w:rPr>
                 <w:rStyle w:val="a3"/>
@@ -656,7 +656,7 @@
                 <w:noProof/>
                 <w:webHidden/>
               </w:rPr>
-              <w:instrText>PAGEREF _Toc225768246 \h</w:instrText>
+              <w:instrText>PAGEREF _Toc226979554 \h</w:instrText>
             </w:r>
             <w:r>
               <w:rPr>
@@ -713,7 +713,7 @@
               <w14:ligatures w14:val="standardContextual"/>
             </w:rPr>
           </w:pPr>
-          <w:hyperlink w:anchor="_Toc225768247" w:history="1">
+          <w:hyperlink w:anchor="_Toc226979555" w:history="1">
             <w:r>
               <w:rPr>
                 <w:rStyle w:val="a3"/>
@@ -752,7 +752,7 @@
                 <w:noProof/>
                 <w:webHidden/>
               </w:rPr>
-              <w:instrText>PAGEREF _Toc225768247 \h</w:instrText>
+              <w:instrText>PAGEREF _Toc226979555 \h</w:instrText>
             </w:r>
             <w:r>
               <w:rPr>
@@ -809,7 +809,7 @@
               <w14:ligatures w14:val="standardContextual"/>
             </w:rPr>
           </w:pPr>
-          <w:hyperlink w:anchor="_Toc225768248" w:history="1">
+          <w:hyperlink w:anchor="_Toc226979556" w:history="1">
             <w:r>
               <w:rPr>
                 <w:rStyle w:val="a3"/>
@@ -848,7 +848,7 @@
                 <w:noProof/>
                 <w:webHidden/>
               </w:rPr>
-              <w:instrText>PAGEREF _Toc225768248 \h</w:instrText>
+              <w:instrText>PAGEREF _Toc226979556 \h</w:instrText>
             </w:r>
             <w:r>
               <w:rPr>
@@ -905,7 +905,7 @@
               <w14:ligatures w14:val="standardContextual"/>
             </w:rPr>
           </w:pPr>
-          <w:hyperlink w:anchor="_Toc225768249" w:history="1">
+          <w:hyperlink w:anchor="_Toc226979557" w:history="1">
             <w:r>
               <w:rPr>
                 <w:rStyle w:val="a3"/>
@@ -944,7 +944,7 @@
                 <w:noProof/>
                 <w:webHidden/>
               </w:rPr>
-              <w:instrText>PAGEREF _Toc225768249 \h</w:instrText>
+              <w:instrText>PAGEREF _Toc226979557 \h</w:instrText>
             </w:r>
             <w:r>
               <w:rPr>
@@ -1001,7 +1001,7 @@
               <w14:ligatures w14:val="standardContextual"/>
             </w:rPr>
           </w:pPr>
-          <w:hyperlink w:anchor="_Toc225768250" w:history="1">
+          <w:hyperlink w:anchor="_Toc226979558" w:history="1">
             <w:r>
               <w:rPr>
                 <w:rStyle w:val="a3"/>
@@ -1040,7 +1040,7 @@
                 <w:noProof/>
                 <w:webHidden/>
               </w:rPr>
-              <w:instrText>PAGEREF _Toc225768250 \h</w:instrText>
+              <w:instrText>PAGEREF _Toc226979558 \h</w:instrText>
             </w:r>
             <w:r>
               <w:rPr>
@@ -1097,7 +1097,7 @@
               <w14:ligatures w14:val="standardContextual"/>
             </w:rPr>
           </w:pPr>
-          <w:hyperlink w:anchor="_Toc225768251" w:history="1">
+          <w:hyperlink w:anchor="_Toc226979559" w:history="1">
             <w:r>
               <w:rPr>
                 <w:rStyle w:val="a3"/>
@@ -1136,7 +1136,7 @@
                 <w:noProof/>
                 <w:webHidden/>
               </w:rPr>
-              <w:instrText>PAGEREF _Toc225768251 \h</w:instrText>
+              <w:instrText>PAGEREF _Toc226979559 \h</w:instrText>
             </w:r>
             <w:r>
               <w:rPr>
@@ -1193,7 +1193,7 @@
               <w14:ligatures w14:val="standardContextual"/>
             </w:rPr>
           </w:pPr>
-          <w:hyperlink w:anchor="_Toc225768252" w:history="1">
+          <w:hyperlink w:anchor="_Toc226979560" w:history="1">
             <w:r>
               <w:rPr>
                 <w:rStyle w:val="a3"/>
@@ -1232,7 +1232,7 @@
                 <w:noProof/>
                 <w:webHidden/>
               </w:rPr>
-              <w:instrText>PAGEREF _Toc225768252 \h</w:instrText>
+              <w:instrText>PAGEREF _Toc226979560 \h</w:instrText>
             </w:r>
             <w:r>
               <w:rPr>
@@ -1289,7 +1289,7 @@
               <w14:ligatures w14:val="standardContextual"/>
             </w:rPr>
           </w:pPr>
-          <w:hyperlink w:anchor="_Toc225768253" w:history="1">
+          <w:hyperlink w:anchor="_Toc226979561" w:history="1">
             <w:r>
               <w:rPr>
                 <w:rStyle w:val="a3"/>
@@ -1328,7 +1328,7 @@
                 <w:noProof/>
                 <w:webHidden/>
               </w:rPr>
-              <w:instrText>PAGEREF _Toc225768253 \h</w:instrText>
+              <w:instrText>PAGEREF _Toc226979561 \h</w:instrText>
             </w:r>
             <w:r>
               <w:rPr>
@@ -1385,7 +1385,7 @@
               <w14:ligatures w14:val="standardContextual"/>
             </w:rPr>
           </w:pPr>
-          <w:hyperlink w:anchor="_Toc225768254" w:history="1">
+          <w:hyperlink w:anchor="_Toc226979562" w:history="1">
             <w:r>
               <w:rPr>
                 <w:rStyle w:val="a3"/>
@@ -1424,7 +1424,7 @@
                 <w:noProof/>
                 <w:webHidden/>
               </w:rPr>
-              <w:instrText>PAGEREF _Toc225768254 \h</w:instrText>
+              <w:instrText>PAGEREF _Toc226979562 \h</w:instrText>
             </w:r>
             <w:r>
               <w:rPr>
@@ -1481,7 +1481,7 @@
               <w14:ligatures w14:val="standardContextual"/>
             </w:rPr>
           </w:pPr>
-          <w:hyperlink w:anchor="_Toc225768255" w:history="1">
+          <w:hyperlink w:anchor="_Toc226979563" w:history="1">
             <w:r>
               <w:rPr>
                 <w:rStyle w:val="a3"/>
@@ -1520,7 +1520,7 @@
                 <w:noProof/>
                 <w:webHidden/>
               </w:rPr>
-              <w:instrText>PAGEREF _Toc225768255 \h</w:instrText>
+              <w:instrText>PAGEREF _Toc226979563 \h</w:instrText>
             </w:r>
             <w:r>
               <w:rPr>
@@ -1577,7 +1577,7 @@
               <w14:ligatures w14:val="standardContextual"/>
             </w:rPr>
           </w:pPr>
-          <w:hyperlink w:anchor="_Toc225768256" w:history="1">
+          <w:hyperlink w:anchor="_Toc226979564" w:history="1">
             <w:r>
               <w:rPr>
                 <w:rStyle w:val="a3"/>
@@ -1616,7 +1616,7 @@
                 <w:noProof/>
                 <w:webHidden/>
               </w:rPr>
-              <w:instrText>PAGEREF _Toc225768256 \h</w:instrText>
+              <w:instrText>PAGEREF _Toc226979564 \h</w:instrText>
             </w:r>
             <w:r>
               <w:rPr>
@@ -1673,7 +1673,7 @@
               <w14:ligatures w14:val="standardContextual"/>
             </w:rPr>
           </w:pPr>
-          <w:hyperlink w:anchor="_Toc225768257" w:history="1">
+          <w:hyperlink w:anchor="_Toc226979565" w:history="1">
             <w:r>
               <w:rPr>
                 <w:rStyle w:val="a3"/>
@@ -1712,7 +1712,7 @@
                 <w:noProof/>
                 <w:webHidden/>
               </w:rPr>
-              <w:instrText>PAGEREF _Toc225768257 \h</w:instrText>
+              <w:instrText>PAGEREF _Toc226979565 \h</w:instrText>
             </w:r>
             <w:r>
               <w:rPr>
@@ -1769,7 +1769,7 @@
               <w14:ligatures w14:val="standardContextual"/>
             </w:rPr>
           </w:pPr>
-          <w:hyperlink w:anchor="_Toc225768258" w:history="1">
+          <w:hyperlink w:anchor="_Toc226979566" w:history="1">
             <w:r>
               <w:rPr>
                 <w:rStyle w:val="a3"/>
@@ -1808,7 +1808,7 @@
                 <w:noProof/>
                 <w:webHidden/>
               </w:rPr>
-              <w:instrText>PAGEREF _Toc225768258 \h</w:instrText>
+              <w:instrText>PAGEREF _Toc226979566 \h</w:instrText>
             </w:r>
             <w:r>
               <w:rPr>
@@ -1865,7 +1865,7 @@
               <w14:ligatures w14:val="standardContextual"/>
             </w:rPr>
           </w:pPr>
-          <w:hyperlink w:anchor="_Toc225768259" w:history="1">
+          <w:hyperlink w:anchor="_Toc226979567" w:history="1">
             <w:r>
               <w:rPr>
                 <w:rStyle w:val="a3"/>
@@ -1904,7 +1904,7 @@
                 <w:noProof/>
                 <w:webHidden/>
               </w:rPr>
-              <w:instrText>PAGEREF _Toc225768259 \h</w:instrText>
+              <w:instrText>PAGEREF _Toc226979567 \h</w:instrText>
             </w:r>
             <w:r>
               <w:rPr>
@@ -1961,7 +1961,7 @@
               <w14:ligatures w14:val="standardContextual"/>
             </w:rPr>
           </w:pPr>
-          <w:hyperlink w:anchor="_Toc225768260" w:history="1">
+          <w:hyperlink w:anchor="_Toc226979568" w:history="1">
             <w:r>
               <w:rPr>
                 <w:rStyle w:val="a3"/>
@@ -2000,7 +2000,7 @@
                 <w:noProof/>
                 <w:webHidden/>
               </w:rPr>
-              <w:instrText>PAGEREF _Toc225768260 \h</w:instrText>
+              <w:instrText>PAGEREF _Toc226979568 \h</w:instrText>
             </w:r>
             <w:r>
               <w:rPr>
@@ -2057,7 +2057,7 @@
               <w14:ligatures w14:val="standardContextual"/>
             </w:rPr>
           </w:pPr>
-          <w:hyperlink w:anchor="_Toc225768261" w:history="1">
+          <w:hyperlink w:anchor="_Toc226979569" w:history="1">
             <w:r>
               <w:rPr>
                 <w:rStyle w:val="a3"/>
@@ -2096,7 +2096,7 @@
                 <w:noProof/>
                 <w:webHidden/>
               </w:rPr>
-              <w:instrText>PAGEREF _Toc225768261 \h</w:instrText>
+              <w:instrText>PAGEREF _Toc226979569 \h</w:instrText>
             </w:r>
             <w:r>
               <w:rPr>
@@ -2153,7 +2153,7 @@
               <w14:ligatures w14:val="standardContextual"/>
             </w:rPr>
           </w:pPr>
-          <w:hyperlink w:anchor="_Toc225768262" w:history="1">
+          <w:hyperlink w:anchor="_Toc226979570" w:history="1">
             <w:r>
               <w:rPr>
                 <w:rStyle w:val="a3"/>
@@ -2192,7 +2192,7 @@
                 <w:noProof/>
                 <w:webHidden/>
               </w:rPr>
-              <w:instrText>PAGEREF _Toc225768262 \h</w:instrText>
+              <w:instrText>PAGEREF _Toc226979570 \h</w:instrText>
             </w:r>
             <w:r>
               <w:rPr>
@@ -2224,6 +2224,198 @@
                 <w:webHidden/>
               </w:rPr>
               <w:t>9</w:t>
+            </w:r>
+            <w:r>
+              <w:rPr>
+                <w:rFonts w:ascii="宋体" w:eastAsia="宋体" w:hAnsi="宋体" w:hint="eastAsia"/>
+                <w:noProof/>
+                <w:webHidden/>
+              </w:rPr>
+              <w:fldChar w:fldCharType="end"/>
+            </w:r>
+          </w:hyperlink>
+        </w:p>
+        <w:p>
+          <w:pPr>
+            <w:pStyle w:val="TOC3"/>
+            <w:tabs>
+              <w:tab w:val="right" w:leader="dot" w:pos="8296"/>
+            </w:tabs>
+            <w:rPr>
+              <w:rFonts w:ascii="宋体" w:eastAsia="宋体" w:hAnsi="宋体" w:hint="eastAsia"/>
+              <w:noProof/>
+              <w:sz w:val="22"/>
+              <w:szCs w:val="24"/>
+              <w14:ligatures w14:val="standardContextual"/>
+            </w:rPr>
+          </w:pPr>
+          <w:hyperlink w:anchor="_Toc226979571" w:history="1">
+            <w:r>
+              <w:rPr>
+                <w:rStyle w:val="a3"/>
+                <w:rFonts w:ascii="宋体" w:eastAsia="宋体" w:hAnsi="宋体" w:hint="eastAsia"/>
+                <w:noProof/>
+              </w:rPr>
+              <w:t>（三）全球环境治理体系的形式</w:t>
+            </w:r>
+            <w:r>
+              <w:rPr>
+                <w:rFonts w:ascii="宋体" w:eastAsia="宋体" w:hAnsi="宋体" w:hint="eastAsia"/>
+                <w:noProof/>
+                <w:webHidden/>
+              </w:rPr>
+              <w:tab/>
+            </w:r>
+            <w:r>
+              <w:rPr>
+                <w:rFonts w:ascii="宋体" w:eastAsia="宋体" w:hAnsi="宋体" w:hint="eastAsia"/>
+                <w:noProof/>
+                <w:webHidden/>
+              </w:rPr>
+              <w:fldChar w:fldCharType="begin"/>
+            </w:r>
+            <w:r>
+              <w:rPr>
+                <w:rFonts w:ascii="宋体" w:eastAsia="宋体" w:hAnsi="宋体" w:hint="eastAsia"/>
+                <w:noProof/>
+                <w:webHidden/>
+              </w:rPr>
+              <w:instrText xml:space="preserve"> </w:instrText>
+            </w:r>
+            <w:r>
+              <w:rPr>
+                <w:rFonts w:ascii="宋体" w:eastAsia="宋体" w:hAnsi="宋体"/>
+                <w:noProof/>
+                <w:webHidden/>
+              </w:rPr>
+              <w:instrText>PAGEREF _Toc226979571 \h</w:instrText>
+            </w:r>
+            <w:r>
+              <w:rPr>
+                <w:rFonts w:ascii="宋体" w:eastAsia="宋体" w:hAnsi="宋体" w:hint="eastAsia"/>
+                <w:noProof/>
+                <w:webHidden/>
+              </w:rPr>
+              <w:instrText xml:space="preserve"> </w:instrText>
+            </w:r>
+            <w:r>
+              <w:rPr>
+                <w:rFonts w:ascii="宋体" w:eastAsia="宋体" w:hAnsi="宋体" w:hint="eastAsia"/>
+                <w:noProof/>
+                <w:webHidden/>
+              </w:rPr>
+            </w:r>
+            <w:r>
+              <w:rPr>
+                <w:rFonts w:ascii="宋体" w:eastAsia="宋体" w:hAnsi="宋体" w:hint="eastAsia"/>
+                <w:noProof/>
+                <w:webHidden/>
+              </w:rPr>
+              <w:fldChar w:fldCharType="separate"/>
+            </w:r>
+            <w:r>
+              <w:rPr>
+                <w:rFonts w:ascii="宋体" w:eastAsia="宋体" w:hAnsi="宋体" w:hint="eastAsia"/>
+                <w:noProof/>
+                <w:webHidden/>
+              </w:rPr>
+              <w:t>10</w:t>
+            </w:r>
+            <w:r>
+              <w:rPr>
+                <w:rFonts w:ascii="宋体" w:eastAsia="宋体" w:hAnsi="宋体" w:hint="eastAsia"/>
+                <w:noProof/>
+                <w:webHidden/>
+              </w:rPr>
+              <w:fldChar w:fldCharType="end"/>
+            </w:r>
+          </w:hyperlink>
+        </w:p>
+        <w:p>
+          <w:pPr>
+            <w:pStyle w:val="TOC3"/>
+            <w:tabs>
+              <w:tab w:val="right" w:leader="dot" w:pos="8296"/>
+            </w:tabs>
+            <w:rPr>
+              <w:rFonts w:ascii="宋体" w:eastAsia="宋体" w:hAnsi="宋体" w:hint="eastAsia"/>
+              <w:noProof/>
+              <w:sz w:val="22"/>
+              <w:szCs w:val="24"/>
+              <w14:ligatures w14:val="standardContextual"/>
+            </w:rPr>
+          </w:pPr>
+          <w:hyperlink w:anchor="_Toc226979572" w:history="1">
+            <w:r>
+              <w:rPr>
+                <w:rStyle w:val="a3"/>
+                <w:rFonts w:ascii="宋体" w:eastAsia="宋体" w:hAnsi="宋体" w:hint="eastAsia"/>
+                <w:noProof/>
+              </w:rPr>
+              <w:t>（四）全球环境治理体系的价值目标</w:t>
+            </w:r>
+            <w:r>
+              <w:rPr>
+                <w:rFonts w:ascii="宋体" w:eastAsia="宋体" w:hAnsi="宋体" w:hint="eastAsia"/>
+                <w:noProof/>
+                <w:webHidden/>
+              </w:rPr>
+              <w:tab/>
+            </w:r>
+            <w:r>
+              <w:rPr>
+                <w:rFonts w:ascii="宋体" w:eastAsia="宋体" w:hAnsi="宋体" w:hint="eastAsia"/>
+                <w:noProof/>
+                <w:webHidden/>
+              </w:rPr>
+              <w:fldChar w:fldCharType="begin"/>
+            </w:r>
+            <w:r>
+              <w:rPr>
+                <w:rFonts w:ascii="宋体" w:eastAsia="宋体" w:hAnsi="宋体" w:hint="eastAsia"/>
+                <w:noProof/>
+                <w:webHidden/>
+              </w:rPr>
+              <w:instrText xml:space="preserve"> </w:instrText>
+            </w:r>
+            <w:r>
+              <w:rPr>
+                <w:rFonts w:ascii="宋体" w:eastAsia="宋体" w:hAnsi="宋体"/>
+                <w:noProof/>
+                <w:webHidden/>
+              </w:rPr>
+              <w:instrText>PAGEREF _Toc226979572 \h</w:instrText>
+            </w:r>
+            <w:r>
+              <w:rPr>
+                <w:rFonts w:ascii="宋体" w:eastAsia="宋体" w:hAnsi="宋体" w:hint="eastAsia"/>
+                <w:noProof/>
+                <w:webHidden/>
+              </w:rPr>
+              <w:instrText xml:space="preserve"> </w:instrText>
+            </w:r>
+            <w:r>
+              <w:rPr>
+                <w:rFonts w:ascii="宋体" w:eastAsia="宋体" w:hAnsi="宋体" w:hint="eastAsia"/>
+                <w:noProof/>
+                <w:webHidden/>
+              </w:rPr>
+            </w:r>
+            <w:r>
+              <w:rPr>
+                <w:rFonts w:ascii="宋体" w:eastAsia="宋体" w:hAnsi="宋体" w:hint="eastAsia"/>
+                <w:noProof/>
+                <w:webHidden/>
+              </w:rPr>
+              <w:fldChar w:fldCharType="separate"/>
+            </w:r>
+            <w:r>
+              <w:rPr>
+                <w:rFonts w:ascii="宋体" w:eastAsia="宋体" w:hAnsi="宋体" w:hint="eastAsia"/>
+                <w:noProof/>
+                <w:webHidden/>
+              </w:rPr>
+              <w:t>10</w:t>
             </w:r>
             <w:r>
               <w:rPr>
@@ -2249,14 +2441,14 @@
               <w14:ligatures w14:val="standardContextual"/>
             </w:rPr>
           </w:pPr>
-          <w:hyperlink w:anchor="_Toc225768263" w:history="1">
+          <w:hyperlink w:anchor="_Toc226979573" w:history="1">
             <w:r>
               <w:rPr>
                 <w:rStyle w:val="a3"/>
                 <w:rFonts w:ascii="宋体" w:eastAsia="宋体" w:hAnsi="宋体" w:hint="eastAsia"/>
                 <w:noProof/>
               </w:rPr>
-              <w:t>二、全球环境治理体系的形式</w:t>
+              <w:t>二、全球环境治理体系的有效性</w:t>
             </w:r>
             <w:r>
               <w:rPr>
@@ -2288,7 +2480,7 @@
                 <w:noProof/>
                 <w:webHidden/>
               </w:rPr>
-              <w:instrText>PAGEREF _Toc225768263 \h</w:instrText>
+              <w:instrText>PAGEREF _Toc226979573 \h</w:instrText>
             </w:r>
             <w:r>
               <w:rPr>
@@ -2320,6 +2512,390 @@
                 <w:webHidden/>
               </w:rPr>
               <w:t>10</w:t>
+            </w:r>
+            <w:r>
+              <w:rPr>
+                <w:rFonts w:ascii="宋体" w:eastAsia="宋体" w:hAnsi="宋体" w:hint="eastAsia"/>
+                <w:noProof/>
+                <w:webHidden/>
+              </w:rPr>
+              <w:fldChar w:fldCharType="end"/>
+            </w:r>
+          </w:hyperlink>
+        </w:p>
+        <w:p>
+          <w:pPr>
+            <w:pStyle w:val="TOC3"/>
+            <w:tabs>
+              <w:tab w:val="right" w:leader="dot" w:pos="8296"/>
+            </w:tabs>
+            <w:rPr>
+              <w:rFonts w:ascii="宋体" w:eastAsia="宋体" w:hAnsi="宋体" w:hint="eastAsia"/>
+              <w:noProof/>
+              <w:sz w:val="22"/>
+              <w:szCs w:val="24"/>
+              <w14:ligatures w14:val="standardContextual"/>
+            </w:rPr>
+          </w:pPr>
+          <w:hyperlink w:anchor="_Toc226979574" w:history="1">
+            <w:r>
+              <w:rPr>
+                <w:rStyle w:val="a3"/>
+                <w:rFonts w:ascii="宋体" w:eastAsia="宋体" w:hAnsi="宋体" w:hint="eastAsia"/>
+                <w:noProof/>
+              </w:rPr>
+              <w:t>（一）评估全球环境治理体系的有效性</w:t>
+            </w:r>
+            <w:r>
+              <w:rPr>
+                <w:rFonts w:ascii="宋体" w:eastAsia="宋体" w:hAnsi="宋体" w:hint="eastAsia"/>
+                <w:noProof/>
+                <w:webHidden/>
+              </w:rPr>
+              <w:tab/>
+            </w:r>
+            <w:r>
+              <w:rPr>
+                <w:rFonts w:ascii="宋体" w:eastAsia="宋体" w:hAnsi="宋体" w:hint="eastAsia"/>
+                <w:noProof/>
+                <w:webHidden/>
+              </w:rPr>
+              <w:fldChar w:fldCharType="begin"/>
+            </w:r>
+            <w:r>
+              <w:rPr>
+                <w:rFonts w:ascii="宋体" w:eastAsia="宋体" w:hAnsi="宋体" w:hint="eastAsia"/>
+                <w:noProof/>
+                <w:webHidden/>
+              </w:rPr>
+              <w:instrText xml:space="preserve"> </w:instrText>
+            </w:r>
+            <w:r>
+              <w:rPr>
+                <w:rFonts w:ascii="宋体" w:eastAsia="宋体" w:hAnsi="宋体"/>
+                <w:noProof/>
+                <w:webHidden/>
+              </w:rPr>
+              <w:instrText>PAGEREF _Toc226979574 \h</w:instrText>
+            </w:r>
+            <w:r>
+              <w:rPr>
+                <w:rFonts w:ascii="宋体" w:eastAsia="宋体" w:hAnsi="宋体" w:hint="eastAsia"/>
+                <w:noProof/>
+                <w:webHidden/>
+              </w:rPr>
+              <w:instrText xml:space="preserve"> </w:instrText>
+            </w:r>
+            <w:r>
+              <w:rPr>
+                <w:rFonts w:ascii="宋体" w:eastAsia="宋体" w:hAnsi="宋体" w:hint="eastAsia"/>
+                <w:noProof/>
+                <w:webHidden/>
+              </w:rPr>
+            </w:r>
+            <w:r>
+              <w:rPr>
+                <w:rFonts w:ascii="宋体" w:eastAsia="宋体" w:hAnsi="宋体" w:hint="eastAsia"/>
+                <w:noProof/>
+                <w:webHidden/>
+              </w:rPr>
+              <w:fldChar w:fldCharType="separate"/>
+            </w:r>
+            <w:r>
+              <w:rPr>
+                <w:rFonts w:ascii="宋体" w:eastAsia="宋体" w:hAnsi="宋体" w:hint="eastAsia"/>
+                <w:noProof/>
+                <w:webHidden/>
+              </w:rPr>
+              <w:t>10</w:t>
+            </w:r>
+            <w:r>
+              <w:rPr>
+                <w:rFonts w:ascii="宋体" w:eastAsia="宋体" w:hAnsi="宋体" w:hint="eastAsia"/>
+                <w:noProof/>
+                <w:webHidden/>
+              </w:rPr>
+              <w:fldChar w:fldCharType="end"/>
+            </w:r>
+          </w:hyperlink>
+        </w:p>
+        <w:p>
+          <w:pPr>
+            <w:pStyle w:val="TOC3"/>
+            <w:tabs>
+              <w:tab w:val="right" w:leader="dot" w:pos="8296"/>
+            </w:tabs>
+            <w:rPr>
+              <w:rFonts w:ascii="宋体" w:eastAsia="宋体" w:hAnsi="宋体" w:hint="eastAsia"/>
+              <w:noProof/>
+              <w:sz w:val="22"/>
+              <w:szCs w:val="24"/>
+              <w14:ligatures w14:val="standardContextual"/>
+            </w:rPr>
+          </w:pPr>
+          <w:hyperlink w:anchor="_Toc226979575" w:history="1">
+            <w:r>
+              <w:rPr>
+                <w:rStyle w:val="a3"/>
+                <w:rFonts w:ascii="宋体" w:eastAsia="宋体" w:hAnsi="宋体" w:hint="eastAsia"/>
+                <w:noProof/>
+              </w:rPr>
+              <w:t>（二）影响全球环境治理体系的有效性的因素</w:t>
+            </w:r>
+            <w:r>
+              <w:rPr>
+                <w:rFonts w:ascii="宋体" w:eastAsia="宋体" w:hAnsi="宋体" w:hint="eastAsia"/>
+                <w:noProof/>
+                <w:webHidden/>
+              </w:rPr>
+              <w:tab/>
+            </w:r>
+            <w:r>
+              <w:rPr>
+                <w:rFonts w:ascii="宋体" w:eastAsia="宋体" w:hAnsi="宋体" w:hint="eastAsia"/>
+                <w:noProof/>
+                <w:webHidden/>
+              </w:rPr>
+              <w:fldChar w:fldCharType="begin"/>
+            </w:r>
+            <w:r>
+              <w:rPr>
+                <w:rFonts w:ascii="宋体" w:eastAsia="宋体" w:hAnsi="宋体" w:hint="eastAsia"/>
+                <w:noProof/>
+                <w:webHidden/>
+              </w:rPr>
+              <w:instrText xml:space="preserve"> </w:instrText>
+            </w:r>
+            <w:r>
+              <w:rPr>
+                <w:rFonts w:ascii="宋体" w:eastAsia="宋体" w:hAnsi="宋体"/>
+                <w:noProof/>
+                <w:webHidden/>
+              </w:rPr>
+              <w:instrText>PAGEREF _Toc226979575 \h</w:instrText>
+            </w:r>
+            <w:r>
+              <w:rPr>
+                <w:rFonts w:ascii="宋体" w:eastAsia="宋体" w:hAnsi="宋体" w:hint="eastAsia"/>
+                <w:noProof/>
+                <w:webHidden/>
+              </w:rPr>
+              <w:instrText xml:space="preserve"> </w:instrText>
+            </w:r>
+            <w:r>
+              <w:rPr>
+                <w:rFonts w:ascii="宋体" w:eastAsia="宋体" w:hAnsi="宋体" w:hint="eastAsia"/>
+                <w:noProof/>
+                <w:webHidden/>
+              </w:rPr>
+            </w:r>
+            <w:r>
+              <w:rPr>
+                <w:rFonts w:ascii="宋体" w:eastAsia="宋体" w:hAnsi="宋体" w:hint="eastAsia"/>
+                <w:noProof/>
+                <w:webHidden/>
+              </w:rPr>
+              <w:fldChar w:fldCharType="separate"/>
+            </w:r>
+            <w:r>
+              <w:rPr>
+                <w:rFonts w:ascii="宋体" w:eastAsia="宋体" w:hAnsi="宋体" w:hint="eastAsia"/>
+                <w:noProof/>
+                <w:webHidden/>
+              </w:rPr>
+              <w:t>11</w:t>
+            </w:r>
+            <w:r>
+              <w:rPr>
+                <w:rFonts w:ascii="宋体" w:eastAsia="宋体" w:hAnsi="宋体" w:hint="eastAsia"/>
+                <w:noProof/>
+                <w:webHidden/>
+              </w:rPr>
+              <w:fldChar w:fldCharType="end"/>
+            </w:r>
+          </w:hyperlink>
+        </w:p>
+        <w:p>
+          <w:pPr>
+            <w:pStyle w:val="TOC2"/>
+            <w:tabs>
+              <w:tab w:val="right" w:leader="dot" w:pos="8296"/>
+            </w:tabs>
+            <w:rPr>
+              <w:rFonts w:ascii="宋体" w:eastAsia="宋体" w:hAnsi="宋体" w:hint="eastAsia"/>
+              <w:noProof/>
+              <w:sz w:val="22"/>
+              <w:szCs w:val="24"/>
+              <w14:ligatures w14:val="standardContextual"/>
+            </w:rPr>
+          </w:pPr>
+          <w:hyperlink w:anchor="_Toc226979576" w:history="1">
+            <w:r>
+              <w:rPr>
+                <w:rStyle w:val="a3"/>
+                <w:rFonts w:ascii="宋体" w:eastAsia="宋体" w:hAnsi="宋体" w:hint="eastAsia"/>
+                <w:noProof/>
+              </w:rPr>
+              <w:t>三、全球环境治理体系的未来</w:t>
+            </w:r>
+            <w:r>
+              <w:rPr>
+                <w:rFonts w:ascii="宋体" w:eastAsia="宋体" w:hAnsi="宋体" w:hint="eastAsia"/>
+                <w:noProof/>
+                <w:webHidden/>
+              </w:rPr>
+              <w:tab/>
+            </w:r>
+            <w:r>
+              <w:rPr>
+                <w:rFonts w:ascii="宋体" w:eastAsia="宋体" w:hAnsi="宋体" w:hint="eastAsia"/>
+                <w:noProof/>
+                <w:webHidden/>
+              </w:rPr>
+              <w:fldChar w:fldCharType="begin"/>
+            </w:r>
+            <w:r>
+              <w:rPr>
+                <w:rFonts w:ascii="宋体" w:eastAsia="宋体" w:hAnsi="宋体" w:hint="eastAsia"/>
+                <w:noProof/>
+                <w:webHidden/>
+              </w:rPr>
+              <w:instrText xml:space="preserve"> </w:instrText>
+            </w:r>
+            <w:r>
+              <w:rPr>
+                <w:rFonts w:ascii="宋体" w:eastAsia="宋体" w:hAnsi="宋体"/>
+                <w:noProof/>
+                <w:webHidden/>
+              </w:rPr>
+              <w:instrText>PAGEREF _Toc226979576 \h</w:instrText>
+            </w:r>
+            <w:r>
+              <w:rPr>
+                <w:rFonts w:ascii="宋体" w:eastAsia="宋体" w:hAnsi="宋体" w:hint="eastAsia"/>
+                <w:noProof/>
+                <w:webHidden/>
+              </w:rPr>
+              <w:instrText xml:space="preserve"> </w:instrText>
+            </w:r>
+            <w:r>
+              <w:rPr>
+                <w:rFonts w:ascii="宋体" w:eastAsia="宋体" w:hAnsi="宋体" w:hint="eastAsia"/>
+                <w:noProof/>
+                <w:webHidden/>
+              </w:rPr>
+            </w:r>
+            <w:r>
+              <w:rPr>
+                <w:rFonts w:ascii="宋体" w:eastAsia="宋体" w:hAnsi="宋体" w:hint="eastAsia"/>
+                <w:noProof/>
+                <w:webHidden/>
+              </w:rPr>
+              <w:fldChar w:fldCharType="separate"/>
+            </w:r>
+            <w:r>
+              <w:rPr>
+                <w:rFonts w:ascii="宋体" w:eastAsia="宋体" w:hAnsi="宋体" w:hint="eastAsia"/>
+                <w:noProof/>
+                <w:webHidden/>
+              </w:rPr>
+              <w:t>11</w:t>
+            </w:r>
+            <w:r>
+              <w:rPr>
+                <w:rFonts w:ascii="宋体" w:eastAsia="宋体" w:hAnsi="宋体" w:hint="eastAsia"/>
+                <w:noProof/>
+                <w:webHidden/>
+              </w:rPr>
+              <w:fldChar w:fldCharType="end"/>
+            </w:r>
+          </w:hyperlink>
+        </w:p>
+        <w:p>
+          <w:pPr>
+            <w:pStyle w:val="TOC1"/>
+            <w:tabs>
+              <w:tab w:val="right" w:leader="dot" w:pos="8296"/>
+            </w:tabs>
+            <w:rPr>
+              <w:rFonts w:ascii="宋体" w:eastAsia="宋体" w:hAnsi="宋体" w:hint="eastAsia"/>
+              <w:noProof/>
+              <w:sz w:val="22"/>
+              <w:szCs w:val="24"/>
+              <w14:ligatures w14:val="standardContextual"/>
+            </w:rPr>
+          </w:pPr>
+          <w:hyperlink w:anchor="_Toc226979577" w:history="1">
+            <w:r>
+              <w:rPr>
+                <w:rStyle w:val="a3"/>
+                <w:rFonts w:ascii="宋体" w:eastAsia="宋体" w:hAnsi="宋体" w:hint="eastAsia"/>
+                <w:noProof/>
+              </w:rPr>
+              <w:t>第四讲 全球气候变化治理机制</w:t>
+            </w:r>
+            <w:r>
+              <w:rPr>
+                <w:rFonts w:ascii="宋体" w:eastAsia="宋体" w:hAnsi="宋体" w:hint="eastAsia"/>
+                <w:noProof/>
+                <w:webHidden/>
+              </w:rPr>
+              <w:tab/>
+            </w:r>
+            <w:r>
+              <w:rPr>
+                <w:rFonts w:ascii="宋体" w:eastAsia="宋体" w:hAnsi="宋体" w:hint="eastAsia"/>
+                <w:noProof/>
+                <w:webHidden/>
+              </w:rPr>
+              <w:fldChar w:fldCharType="begin"/>
+            </w:r>
+            <w:r>
+              <w:rPr>
+                <w:rFonts w:ascii="宋体" w:eastAsia="宋体" w:hAnsi="宋体" w:hint="eastAsia"/>
+                <w:noProof/>
+                <w:webHidden/>
+              </w:rPr>
+              <w:instrText xml:space="preserve"> </w:instrText>
+            </w:r>
+            <w:r>
+              <w:rPr>
+                <w:rFonts w:ascii="宋体" w:eastAsia="宋体" w:hAnsi="宋体"/>
+                <w:noProof/>
+                <w:webHidden/>
+              </w:rPr>
+              <w:instrText>PAGEREF _Toc226979577 \h</w:instrText>
+            </w:r>
+            <w:r>
+              <w:rPr>
+                <w:rFonts w:ascii="宋体" w:eastAsia="宋体" w:hAnsi="宋体" w:hint="eastAsia"/>
+                <w:noProof/>
+                <w:webHidden/>
+              </w:rPr>
+              <w:instrText xml:space="preserve"> </w:instrText>
+            </w:r>
+            <w:r>
+              <w:rPr>
+                <w:rFonts w:ascii="宋体" w:eastAsia="宋体" w:hAnsi="宋体" w:hint="eastAsia"/>
+                <w:noProof/>
+                <w:webHidden/>
+              </w:rPr>
+            </w:r>
+            <w:r>
+              <w:rPr>
+                <w:rFonts w:ascii="宋体" w:eastAsia="宋体" w:hAnsi="宋体" w:hint="eastAsia"/>
+                <w:noProof/>
+                <w:webHidden/>
+              </w:rPr>
+              <w:fldChar w:fldCharType="separate"/>
+            </w:r>
+            <w:r>
+              <w:rPr>
+                <w:rFonts w:ascii="宋体" w:eastAsia="宋体" w:hAnsi="宋体" w:hint="eastAsia"/>
+                <w:noProof/>
+                <w:webHidden/>
+              </w:rPr>
+              <w:t>11</w:t>
             </w:r>
             <w:r>
               <w:rPr>
@@ -2375,7 +2951,7 @@
       <w:pPr>
         <w:pStyle w:val="a9"/>
       </w:pPr>
-      <w:bookmarkStart w:id="0" w:name="_Toc225768242"/>
+      <w:bookmarkStart w:id="0" w:name="_Toc226979550"/>
       <w:r>
         <w:rPr>
           <w:rFonts w:hint="eastAsia"/>
@@ -2459,7 +3035,7 @@
       <w:pPr>
         <w:pStyle w:val="ac"/>
       </w:pPr>
-      <w:bookmarkStart w:id="1" w:name="_Toc225768243"/>
+      <w:bookmarkStart w:id="1" w:name="_Toc226979551"/>
       <w:r>
         <w:rPr>
           <w:rFonts w:hint="eastAsia"/>
@@ -3176,7 +3752,7 @@
       <w:pPr>
         <w:pStyle w:val="ac"/>
       </w:pPr>
-      <w:bookmarkStart w:id="2" w:name="_Toc225768244"/>
+      <w:bookmarkStart w:id="2" w:name="_Toc226979552"/>
       <w:r>
         <w:rPr>
           <w:rFonts w:hint="eastAsia"/>
@@ -3189,7 +3765,7 @@
       <w:pPr>
         <w:pStyle w:val="ae"/>
       </w:pPr>
-      <w:bookmarkStart w:id="3" w:name="_Toc225768245"/>
+      <w:bookmarkStart w:id="3" w:name="_Toc226979553"/>
       <w:r>
         <w:rPr>
           <w:rFonts w:hint="eastAsia"/>
@@ -3228,7 +3804,7 @@
       <w:pPr>
         <w:pStyle w:val="ae"/>
       </w:pPr>
-      <w:bookmarkStart w:id="4" w:name="_Toc225768246"/>
+      <w:bookmarkStart w:id="4" w:name="_Toc226979554"/>
       <w:r>
         <w:rPr>
           <w:rFonts w:hint="eastAsia"/>
@@ -3362,7 +3938,7 @@
       <w:pPr>
         <w:pStyle w:val="ae"/>
       </w:pPr>
-      <w:bookmarkStart w:id="5" w:name="_Toc225768247"/>
+      <w:bookmarkStart w:id="5" w:name="_Toc226979555"/>
       <w:r>
         <w:rPr>
           <w:rFonts w:hint="eastAsia"/>
@@ -3447,7 +4023,7 @@
       <w:pPr>
         <w:pStyle w:val="ae"/>
       </w:pPr>
-      <w:bookmarkStart w:id="6" w:name="_Toc225768248"/>
+      <w:bookmarkStart w:id="6" w:name="_Toc226979556"/>
       <w:r>
         <w:rPr>
           <w:rFonts w:hint="eastAsia"/>
@@ -3493,7 +4069,7 @@
       <w:pPr>
         <w:pStyle w:val="a9"/>
       </w:pPr>
-      <w:bookmarkStart w:id="7" w:name="_Toc225768249"/>
+      <w:bookmarkStart w:id="7" w:name="_Toc226979557"/>
       <w:r>
         <w:rPr>
           <w:rFonts w:hint="eastAsia"/>
@@ -3537,7 +4113,7 @@
       <w:pPr>
         <w:pStyle w:val="ac"/>
       </w:pPr>
-      <w:bookmarkStart w:id="8" w:name="_Toc225768250"/>
+      <w:bookmarkStart w:id="8" w:name="_Toc226979558"/>
       <w:r>
         <w:rPr>
           <w:rFonts w:hint="eastAsia"/>
@@ -3550,7 +4126,7 @@
       <w:pPr>
         <w:pStyle w:val="ae"/>
       </w:pPr>
-      <w:bookmarkStart w:id="9" w:name="_Toc225768251"/>
+      <w:bookmarkStart w:id="9" w:name="_Toc226979559"/>
       <w:r>
         <w:rPr>
           <w:rFonts w:hint="eastAsia"/>
@@ -3649,7 +4225,7 @@
       <w:pPr>
         <w:pStyle w:val="ae"/>
       </w:pPr>
-      <w:bookmarkStart w:id="10" w:name="_Toc225768252"/>
+      <w:bookmarkStart w:id="10" w:name="_Toc226979560"/>
       <w:r>
         <w:rPr>
           <w:rFonts w:hint="eastAsia"/>
@@ -4032,7 +4608,7 @@
       <w:pPr>
         <w:pStyle w:val="ac"/>
       </w:pPr>
-      <w:bookmarkStart w:id="11" w:name="_Toc225768253"/>
+      <w:bookmarkStart w:id="11" w:name="_Toc226979561"/>
       <w:r>
         <w:rPr>
           <w:rFonts w:hint="eastAsia"/>
@@ -4201,7 +4777,7 @@
       <w:pPr>
         <w:pStyle w:val="ae"/>
       </w:pPr>
-      <w:bookmarkStart w:id="12" w:name="_Toc225768254"/>
+      <w:bookmarkStart w:id="12" w:name="_Toc226979562"/>
       <w:r>
         <w:rPr>
           <w:rFonts w:hint="eastAsia"/>
@@ -4235,7 +4811,7 @@
       <w:pPr>
         <w:pStyle w:val="ae"/>
       </w:pPr>
-      <w:bookmarkStart w:id="13" w:name="_Toc225768255"/>
+      <w:bookmarkStart w:id="13" w:name="_Toc226979563"/>
       <w:r>
         <w:rPr>
           <w:rFonts w:hint="eastAsia"/>
@@ -4464,7 +5040,7 @@
       <w:pPr>
         <w:pStyle w:val="ac"/>
       </w:pPr>
-      <w:bookmarkStart w:id="14" w:name="_Toc225768256"/>
+      <w:bookmarkStart w:id="14" w:name="_Toc226979564"/>
       <w:r>
         <w:rPr>
           <w:rFonts w:hint="eastAsia"/>
@@ -4478,7 +5054,7 @@
       <w:pPr>
         <w:pStyle w:val="ae"/>
       </w:pPr>
-      <w:bookmarkStart w:id="15" w:name="_Toc225768257"/>
+      <w:bookmarkStart w:id="15" w:name="_Toc226979565"/>
       <w:r>
         <w:rPr>
           <w:rFonts w:hint="eastAsia"/>
@@ -4603,7 +5179,7 @@
       <w:pPr>
         <w:pStyle w:val="ae"/>
       </w:pPr>
-      <w:bookmarkStart w:id="16" w:name="_Toc225768258"/>
+      <w:bookmarkStart w:id="16" w:name="_Toc226979566"/>
       <w:r>
         <w:rPr>
           <w:rFonts w:hint="eastAsia"/>
@@ -4839,7 +5415,7 @@
       <w:pPr>
         <w:pStyle w:val="a9"/>
       </w:pPr>
-      <w:bookmarkStart w:id="17" w:name="_Toc225768259"/>
+      <w:bookmarkStart w:id="17" w:name="_Toc226979567"/>
       <w:r>
         <w:rPr>
           <w:rFonts w:hint="eastAsia"/>
@@ -4881,12 +5457,18 @@
         </w:rPr>
         <w:t xml:space="preserve"> / 2026.3.30</w:t>
       </w:r>
+      <w:r>
+        <w:rPr>
+          <w:rFonts w:hint="eastAsia"/>
+        </w:rPr>
+        <w:t xml:space="preserve"> / 2026.4.13</w:t>
+      </w:r>
     </w:p>
     <w:p>
       <w:pPr>
         <w:pStyle w:val="ac"/>
       </w:pPr>
-      <w:bookmarkStart w:id="18" w:name="_Toc225768260"/>
+      <w:bookmarkStart w:id="18" w:name="_Toc226979568"/>
       <w:r>
         <w:rPr>
           <w:rFonts w:hint="eastAsia"/>
@@ -4899,7 +5481,7 @@
       <w:pPr>
         <w:pStyle w:val="ae"/>
       </w:pPr>
-      <w:bookmarkStart w:id="19" w:name="_Toc225768261"/>
+      <w:bookmarkStart w:id="19" w:name="_Toc226979569"/>
       <w:r>
         <w:rPr>
           <w:rFonts w:hint="eastAsia"/>
@@ -4910,6 +5492,36 @@
     </w:p>
     <w:p>
       <w:pPr>
+        <w:pStyle w:val="aa"/>
+        <w:spacing w:before="78" w:after="78"/>
+        <w:rPr>
+          <w:rFonts w:hint="eastAsia"/>
+        </w:rPr>
+      </w:pPr>
+      <w:r>
+        <w:tab/>
+      </w:r>
+      <w:r>
+        <w:rPr>
+          <w:rFonts w:hint="eastAsia"/>
+        </w:rPr>
+        <w:t>主要的全球环境治理体系的要素包括：行为体、多边环境协议（</w:t>
+      </w:r>
+      <w:r>
+        <w:rPr>
+          <w:rFonts w:hint="eastAsia"/>
+        </w:rPr>
+        <w:t>MEA</w:t>
+      </w:r>
+      <w:r>
+        <w:rPr>
+          <w:rFonts w:hint="eastAsia"/>
+        </w:rPr>
+        <w:t>）、资金机制等。</w:t>
+      </w:r>
+    </w:p>
+    <w:p>
+      <w:pPr>
         <w:pStyle w:val="af1"/>
       </w:pPr>
       <w:r>
@@ -4958,20 +5570,14 @@
         <w:spacing w:before="78" w:after="78"/>
       </w:pPr>
       <w:r>
+        <w:lastRenderedPageBreak/>
         <w:tab/>
       </w:r>
       <w:r>
         <w:rPr>
           <w:rFonts w:hint="eastAsia"/>
         </w:rPr>
-        <w:t>中国学者俞可平指出，治理是一个过程，不是一套规则条例；以协调为基础，而不以支</w:t>
-      </w:r>
-      <w:r>
-        <w:rPr>
-          <w:rFonts w:hint="eastAsia"/>
-        </w:rPr>
-        <w:lastRenderedPageBreak/>
-        <w:t>配为主体；会涉及多种主体，包括个人、集体、公私部门；有赖于持续的相互作用过程，但</w:t>
+        <w:t>中国学者俞可平指出，治理是一个过程，不是一套规则条例；以协调为基础，而不以支配为主体；会涉及多种主体，包括个人、集体、公私部门；有赖于持续的相互作用过程，但</w:t>
       </w:r>
       <w:proofErr w:type="gramStart"/>
       <w:r>
@@ -5651,9 +6257,6 @@
         <w:pStyle w:val="aa"/>
         <w:spacing w:before="78" w:after="78"/>
         <w:ind w:firstLine="420"/>
-        <w:rPr>
-          <w:rFonts w:hint="eastAsia"/>
-        </w:rPr>
       </w:pPr>
       <w:r>
         <w:rPr>
@@ -5671,6 +6274,7 @@
         <w:rPr>
           <w:rFonts w:hint="eastAsia"/>
         </w:rPr>
+        <w:lastRenderedPageBreak/>
         <w:t>每个国家参与的形式、所持的立场、所做出的行为也不同。</w:t>
       </w:r>
     </w:p>
@@ -5678,65 +6282,654 @@
       <w:pPr>
         <w:pStyle w:val="aa"/>
         <w:spacing w:before="78" w:after="78"/>
-        <w:rPr>
-          <w:rFonts w:hint="eastAsia"/>
-        </w:rPr>
-      </w:pPr>
-      <w:r>
+      </w:pPr>
+      <w:r>
+        <w:tab/>
+      </w:r>
+      <w:r>
+        <w:rPr>
+          <w:rFonts w:hint="eastAsia"/>
+        </w:rPr>
+        <w:t>非政府间国际组织如绿色和平组织、世界自然基金会（</w:t>
+      </w:r>
+      <w:r>
+        <w:rPr>
+          <w:rFonts w:hint="eastAsia"/>
+        </w:rPr>
+        <w:t>WWF</w:t>
+      </w:r>
+      <w:r>
+        <w:rPr>
+          <w:rFonts w:hint="eastAsia"/>
+        </w:rPr>
+        <w:t>）参与全球环境治理的方式更加间接，包括发现并调查重大环境问题，倡导和宣传环境保护理念，提高公众环保意识，参与和影响议题设定和条约谈判，参与和监督国际环境法和全球环境治理的遵约过程等。</w:t>
+      </w:r>
+    </w:p>
+    <w:p>
+      <w:pPr>
+        <w:pStyle w:val="ae"/>
+      </w:pPr>
+      <w:bookmarkStart w:id="20" w:name="_Toc226979570"/>
+      <w:r>
+        <w:rPr>
+          <w:rFonts w:hint="eastAsia"/>
+        </w:rPr>
+        <w:t>（二）全球气候变化治理的多边进程</w:t>
+      </w:r>
+      <w:bookmarkEnd w:id="20"/>
+    </w:p>
+    <w:p>
+      <w:pPr>
+        <w:pStyle w:val="af1"/>
+      </w:pPr>
+      <w:r>
+        <w:rPr>
+          <w:rFonts w:hint="eastAsia"/>
+        </w:rPr>
+        <w:t>1. 1972</w:t>
+      </w:r>
+      <w:r>
+        <w:rPr>
+          <w:rFonts w:hint="eastAsia"/>
+        </w:rPr>
+        <w:t>年联合国人类环境会议</w:t>
+      </w:r>
+    </w:p>
+    <w:p>
+      <w:pPr>
+        <w:pStyle w:val="aa"/>
+        <w:spacing w:before="78" w:after="78"/>
+      </w:pPr>
+      <w:r>
+        <w:tab/>
+      </w:r>
+      <w:r>
+        <w:rPr>
+          <w:rFonts w:hint="eastAsia"/>
+        </w:rPr>
+        <w:t>1972</w:t>
+      </w:r>
+      <w:r>
+        <w:rPr>
+          <w:rFonts w:hint="eastAsia"/>
+        </w:rPr>
+        <w:t>年在斯德哥尔摩举行的联合国人类环境会议，是</w:t>
+      </w:r>
+      <w:proofErr w:type="gramStart"/>
+      <w:r>
+        <w:rPr>
+          <w:rFonts w:hint="eastAsia"/>
+        </w:rPr>
+        <w:t>首届将</w:t>
+      </w:r>
+      <w:proofErr w:type="gramEnd"/>
+      <w:r>
+        <w:rPr>
+          <w:rFonts w:hint="eastAsia"/>
+        </w:rPr>
+        <w:t>环境问题作为主要议题的国际会议。与会者通过了一系列环境管理原则，包括《斯德哥尔摩宣言》《人类环境行动计划》以及若干决议。</w:t>
+      </w:r>
+    </w:p>
+    <w:p>
+      <w:pPr>
+        <w:pStyle w:val="aa"/>
+        <w:spacing w:before="78" w:after="78"/>
+      </w:pPr>
+      <w:r>
+        <w:tab/>
+      </w:r>
+      <w:r>
+        <w:rPr>
+          <w:rFonts w:hint="eastAsia"/>
+        </w:rPr>
+        <w:t>《斯德哥尔摩宣言》载有</w:t>
+      </w:r>
+      <w:r>
+        <w:rPr>
+          <w:rFonts w:hint="eastAsia"/>
+        </w:rPr>
+        <w:t>26</w:t>
+      </w:r>
+      <w:r>
+        <w:rPr>
+          <w:rFonts w:hint="eastAsia"/>
+        </w:rPr>
+        <w:t>项原则，将环境问题置于国际关注的首要位置，标志着工业化国家与发展中国家开始就经济增长、空气、水和海洋的污染以及全世界人民福祉之间的关联展开对话。</w:t>
+      </w:r>
+    </w:p>
+    <w:p>
+      <w:pPr>
+        <w:pStyle w:val="af1"/>
+      </w:pPr>
+      <w:r>
+        <w:rPr>
+          <w:rFonts w:hint="eastAsia"/>
+        </w:rPr>
+        <w:t>2. 1992</w:t>
+      </w:r>
+      <w:r>
+        <w:rPr>
+          <w:rFonts w:hint="eastAsia"/>
+        </w:rPr>
+        <w:t>年联合国环境与发展会议</w:t>
+      </w:r>
+    </w:p>
+    <w:p>
+      <w:pPr>
+        <w:pStyle w:val="aa"/>
+        <w:spacing w:before="78" w:after="78"/>
+      </w:pPr>
+      <w:r>
+        <w:tab/>
+      </w:r>
+      <w:r>
+        <w:rPr>
+          <w:rFonts w:hint="eastAsia"/>
+        </w:rPr>
+        <w:t>联合国环境与发展会议，又称地球问题首脑会议，于</w:t>
+      </w:r>
+      <w:r>
+        <w:rPr>
+          <w:rFonts w:hint="eastAsia"/>
+        </w:rPr>
+        <w:t>1992</w:t>
+      </w:r>
+      <w:r>
+        <w:rPr>
+          <w:rFonts w:hint="eastAsia"/>
+        </w:rPr>
+        <w:t>年</w:t>
+      </w:r>
+      <w:r>
+        <w:rPr>
+          <w:rFonts w:hint="eastAsia"/>
+        </w:rPr>
+        <w:t>6</w:t>
+      </w:r>
+      <w:r>
+        <w:rPr>
+          <w:rFonts w:hint="eastAsia"/>
+        </w:rPr>
+        <w:t>月</w:t>
+      </w:r>
+      <w:r>
+        <w:rPr>
+          <w:rFonts w:hint="eastAsia"/>
+        </w:rPr>
+        <w:t>3</w:t>
+      </w:r>
+      <w:r>
+        <w:rPr>
+          <w:rFonts w:hint="eastAsia"/>
+        </w:rPr>
+        <w:t>日至</w:t>
+      </w:r>
+      <w:r>
+        <w:rPr>
+          <w:rFonts w:hint="eastAsia"/>
+        </w:rPr>
+        <w:t>14</w:t>
+      </w:r>
+      <w:r>
+        <w:rPr>
+          <w:rFonts w:hint="eastAsia"/>
+        </w:rPr>
+        <w:t>日在巴西里约热内卢举行。地球问题首脑会议的主要成果之一是达成了《</w:t>
+      </w:r>
+      <w:r>
+        <w:rPr>
+          <w:rFonts w:hint="eastAsia"/>
+        </w:rPr>
+        <w:t>21</w:t>
+      </w:r>
+      <w:r>
+        <w:rPr>
+          <w:rFonts w:hint="eastAsia"/>
+        </w:rPr>
+        <w:t>世纪议程》。此外，会议也取得了其他诸多重大成就：达成了《里约宣言》及其</w:t>
+      </w:r>
+      <w:r>
+        <w:rPr>
+          <w:rFonts w:hint="eastAsia"/>
+        </w:rPr>
+        <w:t>27</w:t>
+      </w:r>
+      <w:r>
+        <w:rPr>
+          <w:rFonts w:hint="eastAsia"/>
+        </w:rPr>
+        <w:t>项普遍原则，通过了《联合国气候变化框架公约》。</w:t>
+      </w:r>
+    </w:p>
+    <w:p>
+      <w:pPr>
+        <w:pStyle w:val="aa"/>
+        <w:spacing w:before="78" w:after="78"/>
+      </w:pPr>
+      <w:r>
+        <w:tab/>
+      </w:r>
+      <w:r>
+        <w:rPr>
+          <w:rFonts w:hint="eastAsia"/>
+        </w:rPr>
+        <w:t>联合国环境与发展会议是在全球环境持续恶化、发展问题更趋严重的情况下召开的。会议期间，对《联合国气候变化框架公约》和《联合国生物多样性公约》进行了开放签字，已有</w:t>
+      </w:r>
+      <w:r>
+        <w:rPr>
+          <w:rFonts w:hint="eastAsia"/>
+        </w:rPr>
+        <w:t>153</w:t>
+      </w:r>
+      <w:r>
+        <w:rPr>
+          <w:rFonts w:hint="eastAsia"/>
+        </w:rPr>
+        <w:t>个国家和欧共体正式签署。</w:t>
+      </w:r>
+      <w:r>
+        <w:rPr>
+          <w:rFonts w:hint="eastAsia"/>
+        </w:rPr>
+        <w:t>这次会议强调发达国家与发展中国家应当被区别对待，要求发达国家承担更多义务。</w:t>
+      </w:r>
+    </w:p>
+    <w:p>
+      <w:pPr>
+        <w:pStyle w:val="af1"/>
+      </w:pPr>
+      <w:r>
+        <w:rPr>
+          <w:rFonts w:hint="eastAsia"/>
+        </w:rPr>
+        <w:t>3. 2002</w:t>
+      </w:r>
+      <w:r>
+        <w:rPr>
+          <w:rFonts w:hint="eastAsia"/>
+        </w:rPr>
+        <w:t>年可持续发展问题首脑会议</w:t>
+      </w:r>
+    </w:p>
+    <w:p>
+      <w:pPr>
+        <w:pStyle w:val="aa"/>
+        <w:spacing w:before="78" w:after="78"/>
+      </w:pPr>
+      <w:r>
+        <w:tab/>
+      </w:r>
+      <w:r>
+        <w:rPr>
+          <w:rFonts w:hint="eastAsia"/>
+        </w:rPr>
+        <w:t>2002</w:t>
+      </w:r>
+      <w:r>
+        <w:rPr>
+          <w:rFonts w:hint="eastAsia"/>
+        </w:rPr>
+        <w:t>年，可持续发展问题首脑会议于约翰内斯堡举行，会议通过了一项《政治宣言》和《执行计划》，其中包括一系列活动和措施方面的规定，旨在实现尊重环境的发展。共有一百多位国家元首和政府首脑以及数万名政府代表和非政府组织参加会议，经过数天的审议，他们在水、能源、卫生、农业、生物多样性和其他关切领域</w:t>
+      </w:r>
+      <w:proofErr w:type="gramStart"/>
+      <w:r>
+        <w:rPr>
+          <w:rFonts w:hint="eastAsia"/>
+        </w:rPr>
+        <w:t>作出</w:t>
+      </w:r>
+      <w:proofErr w:type="gramEnd"/>
+      <w:r>
+        <w:rPr>
+          <w:rFonts w:hint="eastAsia"/>
+        </w:rPr>
+        <w:t>了决定。</w:t>
+      </w:r>
+    </w:p>
+    <w:p>
+      <w:pPr>
+        <w:pStyle w:val="af1"/>
+      </w:pPr>
+      <w:r>
+        <w:rPr>
+          <w:rFonts w:hint="eastAsia"/>
+        </w:rPr>
+        <w:t>4. 2012</w:t>
+      </w:r>
+      <w:r>
+        <w:rPr>
+          <w:rFonts w:hint="eastAsia"/>
+        </w:rPr>
+        <w:t>年联合国可持续发展大会（“里约</w:t>
+      </w:r>
+      <w:r>
+        <w:rPr>
+          <w:rFonts w:hint="eastAsia"/>
+        </w:rPr>
+        <w:t>+20</w:t>
+      </w:r>
+      <w:r>
+        <w:rPr>
+          <w:rFonts w:hint="eastAsia"/>
+        </w:rPr>
+        <w:t>”峰会）</w:t>
+      </w:r>
+    </w:p>
+    <w:p>
+      <w:pPr>
+        <w:pStyle w:val="aa"/>
+        <w:spacing w:before="78" w:after="78"/>
+      </w:pPr>
+      <w:r>
+        <w:tab/>
+      </w:r>
+      <w:r>
+        <w:rPr>
+          <w:rFonts w:hint="eastAsia"/>
+        </w:rPr>
+        <w:t>“里约</w:t>
+      </w:r>
+      <w:r>
+        <w:rPr>
+          <w:rFonts w:hint="eastAsia"/>
+        </w:rPr>
+        <w:t>+20</w:t>
+      </w:r>
+      <w:r>
+        <w:rPr>
+          <w:rFonts w:hint="eastAsia"/>
+        </w:rPr>
+        <w:t>”峰会基于千年发展目标再出发，提出了《</w:t>
+      </w:r>
+      <w:r>
+        <w:rPr>
+          <w:rFonts w:hint="eastAsia"/>
+        </w:rPr>
+        <w:t>2030</w:t>
+      </w:r>
+      <w:r>
+        <w:rPr>
+          <w:rFonts w:hint="eastAsia"/>
+        </w:rPr>
+        <w:t>年</w:t>
+      </w:r>
+      <w:r>
+        <w:rPr>
+          <w:rFonts w:hint="eastAsia"/>
+        </w:rPr>
+        <w:t>议程》以及</w:t>
+      </w:r>
+      <w:r>
+        <w:rPr>
+          <w:rFonts w:hint="eastAsia"/>
+        </w:rPr>
+        <w:t>17</w:t>
+      </w:r>
+      <w:r>
+        <w:rPr>
+          <w:rFonts w:hint="eastAsia"/>
+        </w:rPr>
+        <w:t>个可持续发展目标（</w:t>
+      </w:r>
+      <w:r>
+        <w:rPr>
+          <w:rFonts w:hint="eastAsia"/>
+        </w:rPr>
+        <w:t>SDGs</w:t>
+      </w:r>
+      <w:r>
+        <w:rPr>
+          <w:rFonts w:hint="eastAsia"/>
+        </w:rPr>
+        <w:t>）。根据现有数据，在可持续发展目标的</w:t>
+      </w:r>
+      <w:r>
+        <w:rPr>
+          <w:rFonts w:hint="eastAsia"/>
+        </w:rPr>
+        <w:t>137</w:t>
+      </w:r>
+      <w:r>
+        <w:rPr>
+          <w:rFonts w:hint="eastAsia"/>
+        </w:rPr>
+        <w:t>项具体目标中，全球有</w:t>
+      </w:r>
+      <w:r>
+        <w:rPr>
+          <w:rFonts w:hint="eastAsia"/>
+        </w:rPr>
+        <w:t>35%</w:t>
+      </w:r>
+      <w:r>
+        <w:rPr>
+          <w:rFonts w:hint="eastAsia"/>
+        </w:rPr>
+        <w:t>的目标进展顺利或一般，</w:t>
+      </w:r>
+      <w:r>
+        <w:rPr>
+          <w:rFonts w:hint="eastAsia"/>
+        </w:rPr>
+        <w:t>47%</w:t>
+      </w:r>
+      <w:r>
+        <w:rPr>
+          <w:rFonts w:hint="eastAsia"/>
+        </w:rPr>
+        <w:t>的目标进展不足，甚至出现</w:t>
+      </w:r>
+      <w:proofErr w:type="gramStart"/>
+      <w:r>
+        <w:rPr>
+          <w:rFonts w:hint="eastAsia"/>
+        </w:rPr>
+        <w:t>了倒</w:t>
+      </w:r>
+      <w:proofErr w:type="gramEnd"/>
+      <w:r>
+        <w:rPr>
+          <w:rFonts w:hint="eastAsia"/>
+        </w:rPr>
+        <w:t>退。</w:t>
+      </w:r>
+    </w:p>
+    <w:p>
+      <w:pPr>
+        <w:pStyle w:val="af1"/>
+      </w:pPr>
+      <w:r>
+        <w:rPr>
+          <w:rFonts w:hint="eastAsia"/>
+        </w:rPr>
+        <w:t>5. 2022</w:t>
+      </w:r>
+      <w:r>
+        <w:rPr>
+          <w:rFonts w:hint="eastAsia"/>
+        </w:rPr>
+        <w:t>年“斯德哥尔摩</w:t>
+      </w:r>
+      <w:r>
+        <w:rPr>
+          <w:rFonts w:hint="eastAsia"/>
+        </w:rPr>
+        <w:t>+50</w:t>
+      </w:r>
+      <w:r>
+        <w:rPr>
+          <w:rFonts w:hint="eastAsia"/>
+        </w:rPr>
+        <w:t>”国际会议</w:t>
+      </w:r>
+    </w:p>
+    <w:p>
+      <w:pPr>
+        <w:pStyle w:val="aa"/>
+        <w:spacing w:before="78" w:after="78"/>
+      </w:pPr>
+      <w:r>
+        <w:tab/>
+      </w:r>
+      <w:r>
+        <w:rPr>
+          <w:rFonts w:hint="eastAsia"/>
+        </w:rPr>
+        <w:t>“斯德哥尔摩</w:t>
+      </w:r>
+      <w:r>
+        <w:rPr>
+          <w:rFonts w:hint="eastAsia"/>
+        </w:rPr>
+        <w:t>+50</w:t>
+      </w:r>
+      <w:r>
+        <w:rPr>
+          <w:rFonts w:hint="eastAsia"/>
+        </w:rPr>
+        <w:t>”国际会议旨在纪念</w:t>
+      </w:r>
+      <w:r>
+        <w:rPr>
+          <w:rFonts w:hint="eastAsia"/>
+        </w:rPr>
+        <w:t>1972</w:t>
+      </w:r>
+      <w:r>
+        <w:rPr>
+          <w:rFonts w:hint="eastAsia"/>
+        </w:rPr>
+        <w:t>年联合国人类环境会议成功召开</w:t>
+      </w:r>
+      <w:r>
+        <w:rPr>
+          <w:rFonts w:hint="eastAsia"/>
+        </w:rPr>
+        <w:t>50</w:t>
+      </w:r>
+      <w:r>
+        <w:rPr>
+          <w:rFonts w:hint="eastAsia"/>
+        </w:rPr>
+        <w:t>周年。此次会议包含四次全体会议，领导人在大会中呼吁采取大胆的环境行动，以加速《</w:t>
+      </w:r>
+      <w:r>
+        <w:rPr>
+          <w:rFonts w:hint="eastAsia"/>
+        </w:rPr>
+        <w:t>2030</w:t>
+      </w:r>
+      <w:r>
+        <w:rPr>
+          <w:rFonts w:hint="eastAsia"/>
+        </w:rPr>
+        <w:t>年议程》及兑现可持续发展目标。</w:t>
+      </w:r>
+    </w:p>
+    <w:p>
+      <w:pPr>
+        <w:pStyle w:val="aa"/>
+        <w:spacing w:before="78" w:after="78"/>
+      </w:pPr>
+    </w:p>
+    <w:p>
+      <w:pPr>
+        <w:pStyle w:val="ae"/>
+      </w:pPr>
+      <w:bookmarkStart w:id="21" w:name="_Toc226979571"/>
+      <w:r>
+        <w:rPr>
+          <w:rFonts w:hint="eastAsia"/>
+        </w:rPr>
         <w:lastRenderedPageBreak/>
+        <w:t>（三）</w:t>
+      </w:r>
+      <w:r>
+        <w:rPr>
+          <w:rFonts w:hint="eastAsia"/>
+        </w:rPr>
+        <w:t>全球环境治理体系的形式</w:t>
+      </w:r>
+      <w:bookmarkEnd w:id="21"/>
+    </w:p>
+    <w:p>
+      <w:pPr>
+        <w:pStyle w:val="aa"/>
+        <w:spacing w:before="78" w:after="78"/>
+      </w:pPr>
+      <w:r>
         <w:tab/>
       </w:r>
       <w:r>
         <w:rPr>
           <w:rFonts w:hint="eastAsia"/>
         </w:rPr>
-        <w:t>非政府间国际组织如绿色和平组织、世界自然基金会（</w:t>
-      </w:r>
-      <w:r>
-        <w:rPr>
-          <w:rFonts w:hint="eastAsia"/>
-        </w:rPr>
-        <w:t>WWF</w:t>
-      </w:r>
-      <w:r>
-        <w:rPr>
-          <w:rFonts w:hint="eastAsia"/>
-        </w:rPr>
-        <w:t>）参与全球环境治理的方式更加间接，包括发现并调查重大环境问题，倡导和宣传环境保护理念，提高公众环保意识，参与和影响议题设定和条约谈判，参与和监督国际环境法和全球环境治理的遵约过程等。</w:t>
+        <w:t>多边环境协议是正式的治理形式。多边环境协议包括海洋公约和相关决议、与生物多样性相关的公约（如《生物多样性公约》《卡塔赫纳生物安全议定书》）、有关大气的公约、有关土壤的公约（如《联合国防治荒漠化公约》）、有关化学品和有毒废物的公约（如“斯德哥尔摩公约”）等。</w:t>
+      </w:r>
+    </w:p>
+    <w:p>
+      <w:pPr>
+        <w:pStyle w:val="aa"/>
+        <w:spacing w:before="78" w:after="78"/>
+      </w:pPr>
+      <w:r>
+        <w:tab/>
+      </w:r>
+      <w:r>
+        <w:rPr>
+          <w:rFonts w:hint="eastAsia"/>
+        </w:rPr>
+        <w:t>环境治理需要有资金来源。例如，全球环境基金（</w:t>
+      </w:r>
+      <w:r>
+        <w:rPr>
+          <w:rFonts w:hint="eastAsia"/>
+        </w:rPr>
+        <w:t>GEF</w:t>
+      </w:r>
+      <w:r>
+        <w:rPr>
+          <w:rFonts w:hint="eastAsia"/>
+        </w:rPr>
+        <w:t>）是全球最大的多边环境基金，其基金家族共同努力，以综合方式应对地球最紧迫的挑战。其资金帮助发展中国家提升履约能力、应对复杂挑战，努力实现国际环境目标。</w:t>
+      </w:r>
+    </w:p>
+    <w:p>
+      <w:pPr>
+        <w:pStyle w:val="aa"/>
+        <w:spacing w:before="78" w:after="78"/>
+        <w:rPr>
+          <w:rFonts w:hint="eastAsia"/>
+        </w:rPr>
+      </w:pPr>
+      <w:r>
+        <w:tab/>
+      </w:r>
+      <w:r>
+        <w:rPr>
+          <w:rFonts w:hint="eastAsia"/>
+        </w:rPr>
+        <w:t>由此，我们可以总结出全球环境问题的一般解决路径：议程设定→政府间谈判→通过协议→签署生效→协议的遵守与执行。</w:t>
       </w:r>
     </w:p>
     <w:p>
       <w:pPr>
         <w:pStyle w:val="ae"/>
       </w:pPr>
-      <w:bookmarkStart w:id="20" w:name="_Toc225768262"/>
-      <w:r>
-        <w:rPr>
-          <w:rFonts w:hint="eastAsia"/>
-        </w:rPr>
-        <w:t>（二）全球气候变化治理的多边进程</w:t>
-      </w:r>
-      <w:bookmarkEnd w:id="20"/>
-    </w:p>
-    <w:p>
-      <w:pPr>
-        <w:pStyle w:val="af1"/>
-        <w:rPr>
-          <w:rFonts w:hint="eastAsia"/>
-        </w:rPr>
-      </w:pPr>
-      <w:r>
-        <w:rPr>
-          <w:rFonts w:hint="eastAsia"/>
-        </w:rPr>
-        <w:t>1. 1972</w:t>
-      </w:r>
-      <w:r>
-        <w:rPr>
-          <w:rFonts w:hint="eastAsia"/>
-        </w:rPr>
-        <w:t>年联合国人类环境会议</w:t>
-      </w:r>
+      <w:bookmarkStart w:id="22" w:name="_Toc226979572"/>
+      <w:r>
+        <w:rPr>
+          <w:rFonts w:hint="eastAsia"/>
+        </w:rPr>
+        <w:t>（四）</w:t>
+      </w:r>
+      <w:r>
+        <w:rPr>
+          <w:rFonts w:hint="eastAsia"/>
+        </w:rPr>
+        <w:t>全球环境治理体系的价值目标</w:t>
+      </w:r>
+      <w:bookmarkEnd w:id="22"/>
     </w:p>
     <w:p>
       <w:pPr>
@@ -5750,28 +6943,379 @@
         <w:rPr>
           <w:rFonts w:hint="eastAsia"/>
         </w:rPr>
-        <w:t>1972</w:t>
-      </w:r>
-      <w:r>
-        <w:rPr>
-          <w:rFonts w:hint="eastAsia"/>
-        </w:rPr>
-        <w:t>年在斯德哥尔摩举行的联合国人类环境会议，是</w:t>
+        <w:t>对于全球环境治理体系的价值目标，向来有不同理解。一般来说，有效性在全球环境治理中被广泛追求，而公平合理、合作共赢的价值取向同样需要被重点考虑，才能确保有效性的实现。</w:t>
+      </w:r>
+    </w:p>
+    <w:p>
+      <w:pPr>
+        <w:pStyle w:val="aa"/>
+        <w:spacing w:before="78" w:after="78"/>
+        <w:rPr>
+          <w:rFonts w:hint="eastAsia"/>
+        </w:rPr>
+      </w:pPr>
+    </w:p>
+    <w:p>
+      <w:pPr>
+        <w:pStyle w:val="ac"/>
+      </w:pPr>
+      <w:bookmarkStart w:id="23" w:name="_Toc226979573"/>
+      <w:r>
+        <w:rPr>
+          <w:rFonts w:hint="eastAsia"/>
+        </w:rPr>
+        <w:t>二、全球环境治理体系的有效性</w:t>
+      </w:r>
+      <w:bookmarkEnd w:id="23"/>
+    </w:p>
+    <w:p>
+      <w:pPr>
+        <w:pStyle w:val="aa"/>
+        <w:spacing w:before="78" w:after="78"/>
+        <w:ind w:firstLine="420"/>
+      </w:pPr>
+      <w:r>
+        <w:rPr>
+          <w:rFonts w:hint="eastAsia"/>
+        </w:rPr>
+        <w:t>效果（</w:t>
+      </w:r>
+      <w:r>
+        <w:rPr>
+          <w:rFonts w:hint="eastAsia"/>
+        </w:rPr>
+        <w:t>effect</w:t>
+      </w:r>
+      <w:r>
+        <w:rPr>
+          <w:rFonts w:hint="eastAsia"/>
+        </w:rPr>
+        <w:t>）是多样的，具有正面、负面、直接、间接等多个面向。效率（</w:t>
+      </w:r>
+      <w:r>
+        <w:rPr>
+          <w:rFonts w:hint="eastAsia"/>
+        </w:rPr>
+        <w:t>efficiency</w:t>
+      </w:r>
+      <w:r>
+        <w:rPr>
+          <w:rFonts w:hint="eastAsia"/>
+        </w:rPr>
+        <w:t>）涉及时间的维度，评估了行为体的反应能力。绩效（</w:t>
+      </w:r>
+      <w:r>
+        <w:rPr>
+          <w:rFonts w:hint="eastAsia"/>
+        </w:rPr>
+        <w:t>performance</w:t>
+      </w:r>
+      <w:r>
+        <w:rPr>
+          <w:rFonts w:hint="eastAsia"/>
+        </w:rPr>
+        <w:t>）与成本有更大的联系，用于评估治理的成本与效果之间的关系。有效性（</w:t>
+      </w:r>
+      <w:r>
+        <w:rPr>
+          <w:rFonts w:hint="eastAsia"/>
+        </w:rPr>
+        <w:t>effectiveness</w:t>
+      </w:r>
+      <w:r>
+        <w:rPr>
+          <w:rFonts w:hint="eastAsia"/>
+        </w:rPr>
+        <w:t>）则用于评估采取行动后的积极影响。</w:t>
+      </w:r>
+    </w:p>
+    <w:p>
+      <w:pPr>
+        <w:pStyle w:val="ae"/>
+        <w:rPr>
+          <w:rFonts w:hint="eastAsia"/>
+        </w:rPr>
+      </w:pPr>
+      <w:bookmarkStart w:id="24" w:name="_Toc226979574"/>
+      <w:r>
+        <w:rPr>
+          <w:rFonts w:hint="eastAsia"/>
+        </w:rPr>
+        <w:t>（一）评估全球环境治理体系的有效性</w:t>
+      </w:r>
+      <w:bookmarkEnd w:id="24"/>
+    </w:p>
+    <w:p>
+      <w:pPr>
+        <w:pStyle w:val="aa"/>
+        <w:spacing w:before="78" w:after="78"/>
+        <w:ind w:firstLine="420"/>
+      </w:pPr>
+      <w:r>
+        <w:rPr>
+          <w:rFonts w:hint="eastAsia"/>
+        </w:rPr>
+        <w:t>评估全球环境治理的有效性的一个方法涉及量化评判，如：</w:t>
+      </w:r>
+    </w:p>
+    <w:p>
+      <w:pPr>
+        <w:pStyle w:val="aa"/>
+        <w:spacing w:before="78" w:after="78"/>
+      </w:pPr>
+      <m:oMathPara>
+        <m:oMath>
+          <m:r>
+            <w:rPr>
+              <w:rFonts w:ascii="Cambria Math" w:hAnsi="Cambria Math"/>
+            </w:rPr>
+            <m:t>E=</m:t>
+          </m:r>
+          <m:f>
+            <m:fPr>
+              <m:ctrlPr>
+                <w:rPr>
+                  <w:rFonts w:ascii="Cambria Math" w:hAnsi="Cambria Math"/>
+                  <w:i/>
+                </w:rPr>
+              </m:ctrlPr>
+            </m:fPr>
+            <m:num>
+              <m:r>
+                <w:rPr>
+                  <w:rFonts w:ascii="Cambria Math" w:hAnsi="Cambria Math"/>
+                </w:rPr>
+                <m:t>AP-NR</m:t>
+              </m:r>
+            </m:num>
+            <m:den>
+              <m:r>
+                <w:rPr>
+                  <w:rFonts w:ascii="Cambria Math" w:hAnsi="Cambria Math"/>
+                </w:rPr>
+                <m:t>CO-NR</m:t>
+              </m:r>
+            </m:den>
+          </m:f>
+        </m:oMath>
+      </m:oMathPara>
+    </w:p>
+    <w:p>
+      <w:pPr>
+        <w:pStyle w:val="aa"/>
+        <w:spacing w:before="78" w:after="78"/>
+        <w:ind w:firstLine="420"/>
+      </w:pPr>
+      <w:r>
+        <w:rPr>
+          <w:rFonts w:hint="eastAsia"/>
+        </w:rPr>
+        <w:t>其中，</w:t>
+      </w:r>
+      <w:r>
+        <w:rPr>
+          <w:rFonts w:hint="eastAsia"/>
+        </w:rPr>
+        <w:t>E</w:t>
+      </w:r>
+      <w:r>
+        <w:rPr>
+          <w:rFonts w:hint="eastAsia"/>
+        </w:rPr>
+        <w:t>是有效性分数，</w:t>
+      </w:r>
+      <w:r>
+        <w:rPr>
+          <w:rFonts w:hint="eastAsia"/>
+        </w:rPr>
+        <w:t>NR</w:t>
+      </w:r>
+      <w:r>
+        <w:rPr>
+          <w:rFonts w:hint="eastAsia"/>
+        </w:rPr>
+        <w:t>是</w:t>
       </w:r>
       <w:proofErr w:type="gramStart"/>
       <w:r>
         <w:rPr>
           <w:rFonts w:hint="eastAsia"/>
         </w:rPr>
-        <w:t>首届将</w:t>
+        <w:t>反事实</w:t>
       </w:r>
       <w:proofErr w:type="gramEnd"/>
       <w:r>
         <w:rPr>
           <w:rFonts w:hint="eastAsia"/>
         </w:rPr>
-        <w:t>环境问题作为主要议题的国际会议。与会者通过了一系列环境管理原则，包括《斯德哥尔摩宣言》《人类环境行动计划》以及若干决议。</w:t>
-      </w:r>
+        <w:t>分析的结果，</w:t>
+      </w:r>
+      <w:r>
+        <w:rPr>
+          <w:rFonts w:hint="eastAsia"/>
+        </w:rPr>
+        <w:t>CO</w:t>
+      </w:r>
+      <w:r>
+        <w:rPr>
+          <w:rFonts w:hint="eastAsia"/>
+        </w:rPr>
+        <w:t>是应然最优状态，</w:t>
+      </w:r>
+      <w:r>
+        <w:rPr>
+          <w:rFonts w:hint="eastAsia"/>
+        </w:rPr>
+        <w:t>AP</w:t>
+      </w:r>
+      <w:r>
+        <w:rPr>
+          <w:rFonts w:hint="eastAsia"/>
+        </w:rPr>
+        <w:t>是实际绩效。</w:t>
+      </w:r>
+    </w:p>
+    <w:p>
+      <w:pPr>
+        <w:pStyle w:val="aa"/>
+        <w:spacing w:before="78" w:after="78"/>
+        <w:ind w:firstLine="420"/>
+      </w:pPr>
+      <w:r>
+        <w:rPr>
+          <w:rFonts w:hint="eastAsia"/>
+        </w:rPr>
+        <w:t>另一个方法是从功能需求层面入手的，包括：</w:t>
+      </w:r>
+    </w:p>
+    <w:p>
+      <w:pPr>
+        <w:pStyle w:val="aa"/>
+        <w:numPr>
+          <w:ilvl w:val="0"/>
+          <w:numId w:val="5"/>
+        </w:numPr>
+        <w:spacing w:before="78" w:after="78"/>
+      </w:pPr>
+      <w:r>
+        <w:rPr>
+          <w:rFonts w:hint="eastAsia"/>
+        </w:rPr>
+        <w:t>对全球环境状况及相关信息的收集、解释和评估。</w:t>
+      </w:r>
+    </w:p>
+    <w:p>
+      <w:pPr>
+        <w:pStyle w:val="aa"/>
+        <w:numPr>
+          <w:ilvl w:val="0"/>
+          <w:numId w:val="5"/>
+        </w:numPr>
+        <w:spacing w:before="78" w:after="78"/>
+      </w:pPr>
+      <w:r>
+        <w:rPr>
+          <w:rFonts w:hint="eastAsia"/>
+        </w:rPr>
+        <w:t>提供全球环境政策的论坛，建构治理主体之间的合作框架，并且发挥协调的功能。</w:t>
+      </w:r>
+    </w:p>
+    <w:p>
+      <w:pPr>
+        <w:pStyle w:val="aa"/>
+        <w:numPr>
+          <w:ilvl w:val="0"/>
+          <w:numId w:val="5"/>
+        </w:numPr>
+        <w:spacing w:before="78" w:after="78"/>
+      </w:pPr>
+      <w:r>
+        <w:rPr>
+          <w:rFonts w:hint="eastAsia"/>
+        </w:rPr>
+        <w:t>促进多边环境协议的遵守和履行，应对具体的环境问题。</w:t>
+      </w:r>
+    </w:p>
+    <w:p>
+      <w:pPr>
+        <w:pStyle w:val="aa"/>
+        <w:numPr>
+          <w:ilvl w:val="0"/>
+          <w:numId w:val="5"/>
+        </w:numPr>
+        <w:spacing w:before="78" w:after="78"/>
+      </w:pPr>
+      <w:r>
+        <w:rPr>
+          <w:rFonts w:hint="eastAsia"/>
+        </w:rPr>
+        <w:t>促进多边环境治理资源的筹集和分配。</w:t>
+      </w:r>
+    </w:p>
+    <w:p>
+      <w:pPr>
+        <w:pStyle w:val="aa"/>
+        <w:numPr>
+          <w:ilvl w:val="0"/>
+          <w:numId w:val="5"/>
+        </w:numPr>
+        <w:spacing w:before="78" w:after="78"/>
+        <w:rPr>
+          <w:rFonts w:hint="eastAsia"/>
+        </w:rPr>
+      </w:pPr>
+      <w:r>
+        <w:rPr>
+          <w:rFonts w:hint="eastAsia"/>
+        </w:rPr>
+        <w:t>具有调解和仲裁环境冲突的功能。</w:t>
+      </w:r>
+    </w:p>
+    <w:p>
+      <w:pPr>
+        <w:pStyle w:val="aa"/>
+        <w:spacing w:before="78" w:after="78"/>
+        <w:ind w:firstLine="420"/>
+      </w:pPr>
+      <w:r>
+        <w:rPr>
+          <w:rFonts w:hint="eastAsia"/>
+        </w:rPr>
+        <w:t>根据上述标准，全球环境治理体制在收集与评估环境信息方面的得分还是很高的；从提供全球环境政策论坛，建构合作框架和发挥协调的功能来看，全球环境治理体制的得分是“中”；从促进多边环境协议的遵守和履约方面，全球环境治理体制的有效性得分也是“中”；</w:t>
+      </w:r>
+      <w:r>
+        <w:rPr>
+          <w:rFonts w:hint="eastAsia"/>
+        </w:rPr>
+        <w:lastRenderedPageBreak/>
+        <w:t>从环境治理资金的筹集和分配来看，全球环境治理体制的有效性得分是较低的；在调解和仲裁环境冲突的功能方面，全球环境治理体制基本上是失效的。</w:t>
+      </w:r>
+    </w:p>
+    <w:p>
+      <w:pPr>
+        <w:pStyle w:val="aa"/>
+        <w:spacing w:before="78" w:after="78"/>
+        <w:ind w:firstLine="420"/>
+      </w:pPr>
+      <w:r>
+        <w:rPr>
+          <w:rFonts w:hint="eastAsia"/>
+        </w:rPr>
+        <w:t>综上所述，按照所确立的分析框架，全球环境治理体制的有效性得分是中等偏低的。这也意味着对其进行改革的必要性。</w:t>
+      </w:r>
+    </w:p>
+    <w:p>
+      <w:pPr>
+        <w:pStyle w:val="ae"/>
+      </w:pPr>
+      <w:bookmarkStart w:id="25" w:name="_Toc226979575"/>
+      <w:r>
+        <w:rPr>
+          <w:rFonts w:hint="eastAsia"/>
+        </w:rPr>
+        <w:t>（二）影响全球环境治理体系的有效性的因素</w:t>
+      </w:r>
+      <w:bookmarkEnd w:id="25"/>
     </w:p>
     <w:p>
       <w:pPr>
@@ -5788,40 +7332,105 @@
         <w:rPr>
           <w:rFonts w:hint="eastAsia"/>
         </w:rPr>
-        <w:t>《斯德哥尔摩宣言》载有</w:t>
-      </w:r>
-      <w:r>
-        <w:rPr>
-          <w:rFonts w:hint="eastAsia"/>
-        </w:rPr>
-        <w:t>26</w:t>
-      </w:r>
-      <w:r>
-        <w:rPr>
-          <w:rFonts w:hint="eastAsia"/>
-        </w:rPr>
-        <w:t>项原则，将环境问题置于国际关注的首要位置，标志着工业化国家与发展中国家开始就经济增长、空气、水和海洋的污染以及全世界人民福祉之间的关联展开对话。</w:t>
-      </w:r>
-    </w:p>
-    <w:p>
-      <w:pPr>
-        <w:pStyle w:val="af1"/>
-        <w:rPr>
-          <w:rFonts w:hint="eastAsia"/>
-        </w:rPr>
-      </w:pPr>
-      <w:r>
-        <w:rPr>
-          <w:rFonts w:hint="eastAsia"/>
-        </w:rPr>
-        <w:t>2. 1992</w:t>
-      </w:r>
-      <w:r>
-        <w:rPr>
-          <w:rFonts w:hint="eastAsia"/>
-        </w:rPr>
-        <w:t>年联合国环境与发展会议</w:t>
-      </w:r>
+        <w:t>影响全球环境治理体系的有效性的因素主要有三大类；</w:t>
+      </w:r>
+    </w:p>
+    <w:p>
+      <w:pPr>
+        <w:pStyle w:val="aa"/>
+        <w:numPr>
+          <w:ilvl w:val="0"/>
+          <w:numId w:val="6"/>
+        </w:numPr>
+        <w:spacing w:beforeLines="0" w:before="0" w:afterLines="0" w:after="0"/>
+        <w:ind w:left="442" w:hanging="442"/>
+      </w:pPr>
+      <w:r>
+        <w:rPr>
+          <w:rFonts w:hint="eastAsia"/>
+          <w:b/>
+          <w:bCs/>
+        </w:rPr>
+        <w:t>问题的性质：</w:t>
+      </w:r>
+      <w:r>
+        <w:rPr>
+          <w:rFonts w:hint="eastAsia"/>
+        </w:rPr>
+        <w:t>例如，气候变化问题要比臭氧层问题复杂得多，因此气候变化问题的有效性；</w:t>
+      </w:r>
+    </w:p>
+    <w:p>
+      <w:pPr>
+        <w:pStyle w:val="aa"/>
+        <w:numPr>
+          <w:ilvl w:val="0"/>
+          <w:numId w:val="6"/>
+        </w:numPr>
+        <w:spacing w:beforeLines="0" w:before="0" w:afterLines="0" w:after="0"/>
+        <w:ind w:left="442" w:hanging="442"/>
+      </w:pPr>
+      <w:r>
+        <w:rPr>
+          <w:rFonts w:hint="eastAsia"/>
+          <w:b/>
+          <w:bCs/>
+        </w:rPr>
+        <w:t>内部因素（制度设计特征）：</w:t>
+      </w:r>
+      <w:r>
+        <w:rPr>
+          <w:rFonts w:hint="eastAsia"/>
+        </w:rPr>
+        <w:t>如有无进行共同而有区别的责任分配、发展中国家能力建设等；</w:t>
+      </w:r>
+    </w:p>
+    <w:p>
+      <w:pPr>
+        <w:pStyle w:val="aa"/>
+        <w:numPr>
+          <w:ilvl w:val="0"/>
+          <w:numId w:val="6"/>
+        </w:numPr>
+        <w:spacing w:beforeLines="0" w:before="0" w:afterLines="0" w:after="0"/>
+        <w:ind w:left="442" w:hanging="442"/>
+        <w:rPr>
+          <w:rFonts w:hint="eastAsia"/>
+        </w:rPr>
+      </w:pPr>
+      <w:r>
+        <w:rPr>
+          <w:rFonts w:hint="eastAsia"/>
+          <w:b/>
+          <w:bCs/>
+        </w:rPr>
+        <w:t>外部因素：</w:t>
+      </w:r>
+      <w:r>
+        <w:rPr>
+          <w:rFonts w:hint="eastAsia"/>
+        </w:rPr>
+        <w:t>如是否存在认知与共识的一致性、大国发挥领导力、相互依赖等。</w:t>
+      </w:r>
+    </w:p>
+    <w:p>
+      <w:pPr>
+        <w:pStyle w:val="aa"/>
+        <w:spacing w:before="78" w:after="78"/>
+      </w:pPr>
+    </w:p>
+    <w:p>
+      <w:pPr>
+        <w:pStyle w:val="ac"/>
+      </w:pPr>
+      <w:bookmarkStart w:id="26" w:name="_Toc226979576"/>
+      <w:r>
+        <w:rPr>
+          <w:rFonts w:hint="eastAsia"/>
+        </w:rPr>
+        <w:t>三、全球环境治理体系的未来</w:t>
+      </w:r>
+      <w:bookmarkEnd w:id="26"/>
     </w:p>
     <w:p>
       <w:pPr>
@@ -5835,79 +7444,37 @@
         <w:rPr>
           <w:rFonts w:hint="eastAsia"/>
         </w:rPr>
-        <w:t>联合国环境与发展会议，又称地球问题首脑会议，于</w:t>
-      </w:r>
-      <w:r>
-        <w:rPr>
-          <w:rFonts w:hint="eastAsia"/>
-        </w:rPr>
-        <w:t>1992</w:t>
-      </w:r>
-      <w:r>
-        <w:rPr>
-          <w:rFonts w:hint="eastAsia"/>
-        </w:rPr>
-        <w:t>年</w:t>
-      </w:r>
-      <w:r>
-        <w:rPr>
-          <w:rFonts w:hint="eastAsia"/>
-        </w:rPr>
-        <w:t>6</w:t>
-      </w:r>
-      <w:r>
-        <w:rPr>
-          <w:rFonts w:hint="eastAsia"/>
-        </w:rPr>
-        <w:t>月</w:t>
-      </w:r>
-      <w:r>
-        <w:rPr>
-          <w:rFonts w:hint="eastAsia"/>
-        </w:rPr>
-        <w:t>3</w:t>
-      </w:r>
-      <w:r>
-        <w:rPr>
-          <w:rFonts w:hint="eastAsia"/>
-        </w:rPr>
-        <w:t>日至</w:t>
-      </w:r>
-      <w:r>
-        <w:rPr>
-          <w:rFonts w:hint="eastAsia"/>
-        </w:rPr>
-        <w:t>14</w:t>
-      </w:r>
-      <w:r>
-        <w:rPr>
-          <w:rFonts w:hint="eastAsia"/>
-        </w:rPr>
-        <w:t>日在巴西里约热内卢举行。地球问题首脑会议的主要成果之一是达成了《</w:t>
-      </w:r>
-      <w:r>
-        <w:rPr>
-          <w:rFonts w:hint="eastAsia"/>
-        </w:rPr>
-        <w:t>21</w:t>
-      </w:r>
-      <w:r>
-        <w:rPr>
-          <w:rFonts w:hint="eastAsia"/>
-        </w:rPr>
-        <w:t>世纪议程》。此外，会议也取得了其他诸多重大成就：达成了《里约宣言》及其</w:t>
-      </w:r>
-      <w:r>
-        <w:rPr>
-          <w:rFonts w:hint="eastAsia"/>
-        </w:rPr>
-        <w:t>27</w:t>
-      </w:r>
-      <w:r>
-        <w:rPr>
-          <w:rFonts w:hint="eastAsia"/>
-        </w:rPr>
-        <w:t>项普遍原则，通过了《联合国气候变化框架公约》。</w:t>
+        <w:t>如果当前的全球环境治理体制的有效性较低，那么是否需要建立一个新的全球环境治理组织，例如世界环境组织（</w:t>
+      </w:r>
+      <w:r>
+        <w:rPr>
+          <w:rFonts w:hint="eastAsia"/>
+        </w:rPr>
+        <w:t>WEO</w:t>
+      </w:r>
+      <w:r>
+        <w:rPr>
+          <w:rFonts w:hint="eastAsia"/>
+        </w:rPr>
+        <w:t>）？</w:t>
+      </w:r>
+      <w:r>
+        <w:rPr>
+          <w:rFonts w:hint="eastAsia"/>
+        </w:rPr>
+        <w:t>自</w:t>
+      </w:r>
+      <w:r>
+        <w:rPr>
+          <w:rFonts w:hint="eastAsia"/>
+        </w:rPr>
+        <w:t>1997</w:t>
+      </w:r>
+      <w:r>
+        <w:rPr>
+          <w:rFonts w:hint="eastAsia"/>
+        </w:rPr>
+        <w:t>年起，这一提议就被多次提出，但始终未有推进，甚至没有进入议程设置阶段，其可行性较低。</w:t>
       </w:r>
     </w:p>
     <w:p>
@@ -5925,370 +7492,78 @@
         <w:rPr>
           <w:rFonts w:hint="eastAsia"/>
         </w:rPr>
-        <w:t>联合国环境与发展会议是在全球环境持续恶化、发展问题更趋严重的情况下召开的。会议期间，对《联合国气候变化框架公约》和《联合国生物多样性公约》进行了开放签字，已有</w:t>
-      </w:r>
-      <w:r>
-        <w:rPr>
-          <w:rFonts w:hint="eastAsia"/>
-        </w:rPr>
-        <w:t>153</w:t>
-      </w:r>
-      <w:r>
-        <w:rPr>
-          <w:rFonts w:hint="eastAsia"/>
-        </w:rPr>
-        <w:t>个国家和欧共体正式签署。</w:t>
-      </w:r>
-      <w:r>
-        <w:rPr>
-          <w:rFonts w:hint="eastAsia"/>
-        </w:rPr>
-        <w:t>这次会议强调发达国家与发展中国家应当被区别对待，要求发达国家承担更多义务。</w:t>
-      </w:r>
-    </w:p>
-    <w:p>
-      <w:pPr>
-        <w:pStyle w:val="af1"/>
-        <w:rPr>
-          <w:rFonts w:hint="eastAsia"/>
-        </w:rPr>
-      </w:pPr>
-      <w:r>
-        <w:rPr>
-          <w:rFonts w:hint="eastAsia"/>
-        </w:rPr>
-        <w:t>3. 2002</w:t>
-      </w:r>
-      <w:r>
-        <w:rPr>
-          <w:rFonts w:hint="eastAsia"/>
-        </w:rPr>
-        <w:t>年可持续发展问题首脑会议</w:t>
-      </w:r>
-    </w:p>
-    <w:p>
-      <w:pPr>
-        <w:pStyle w:val="aa"/>
-        <w:spacing w:before="78" w:after="78"/>
-      </w:pPr>
-      <w:r>
-        <w:tab/>
-      </w:r>
-      <w:r>
-        <w:rPr>
-          <w:rFonts w:hint="eastAsia"/>
-        </w:rPr>
-        <w:t>2002</w:t>
-      </w:r>
-      <w:r>
-        <w:rPr>
-          <w:rFonts w:hint="eastAsia"/>
-        </w:rPr>
-        <w:t>年，可持续发展问题首脑会议于约翰内斯堡举行，会议通过了一项《政治宣言》和《执行计划》，其中包括一系列活动和措施方面的规定，旨在实现尊重环境的发展。共有一百多位国家元首和政府首脑以及数万名政府代表和非政府组织参加会议，经过数天的审议，他们在水、能源、卫生、农业、生物多样性和其他关切领域</w:t>
-      </w:r>
-      <w:proofErr w:type="gramStart"/>
-      <w:r>
-        <w:rPr>
-          <w:rFonts w:hint="eastAsia"/>
-        </w:rPr>
-        <w:t>作出</w:t>
-      </w:r>
-      <w:proofErr w:type="gramEnd"/>
-      <w:r>
-        <w:rPr>
-          <w:rFonts w:hint="eastAsia"/>
-        </w:rPr>
-        <w:t>了决定。</w:t>
-      </w:r>
-    </w:p>
-    <w:p>
-      <w:pPr>
-        <w:pStyle w:val="af1"/>
-        <w:rPr>
-          <w:rFonts w:hint="eastAsia"/>
-        </w:rPr>
-      </w:pPr>
-      <w:r>
-        <w:rPr>
-          <w:rFonts w:hint="eastAsia"/>
-        </w:rPr>
-        <w:t>4. 2012</w:t>
-      </w:r>
-      <w:r>
-        <w:rPr>
-          <w:rFonts w:hint="eastAsia"/>
-        </w:rPr>
-        <w:t>年联合国可持续发展大会（“里约</w:t>
-      </w:r>
-      <w:r>
-        <w:rPr>
-          <w:rFonts w:hint="eastAsia"/>
-        </w:rPr>
-        <w:t>+20</w:t>
-      </w:r>
-      <w:r>
-        <w:rPr>
-          <w:rFonts w:hint="eastAsia"/>
-        </w:rPr>
-        <w:t>”峰会）</w:t>
-      </w:r>
-    </w:p>
-    <w:p>
-      <w:pPr>
-        <w:pStyle w:val="aa"/>
-        <w:spacing w:before="78" w:after="78"/>
-        <w:rPr>
-          <w:rFonts w:hint="eastAsia"/>
-        </w:rPr>
-      </w:pPr>
-      <w:r>
-        <w:tab/>
-      </w:r>
-      <w:r>
-        <w:rPr>
-          <w:rFonts w:hint="eastAsia"/>
-        </w:rPr>
-        <w:t>“里约</w:t>
-      </w:r>
-      <w:r>
-        <w:rPr>
-          <w:rFonts w:hint="eastAsia"/>
-        </w:rPr>
-        <w:t>+20</w:t>
-      </w:r>
-      <w:r>
-        <w:rPr>
-          <w:rFonts w:hint="eastAsia"/>
-        </w:rPr>
-        <w:t>”峰会基于千年发展目标再出发，提出了《</w:t>
-      </w:r>
-      <w:r>
-        <w:rPr>
-          <w:rFonts w:hint="eastAsia"/>
-        </w:rPr>
-        <w:t>2030</w:t>
-      </w:r>
-      <w:r>
-        <w:rPr>
-          <w:rFonts w:hint="eastAsia"/>
-        </w:rPr>
-        <w:t>年</w:t>
-      </w:r>
-      <w:r>
-        <w:rPr>
-          <w:rFonts w:hint="eastAsia"/>
-        </w:rPr>
-        <w:t>议程》以及</w:t>
-      </w:r>
-      <w:r>
-        <w:rPr>
-          <w:rFonts w:hint="eastAsia"/>
-        </w:rPr>
-        <w:t>17</w:t>
-      </w:r>
-      <w:r>
-        <w:rPr>
-          <w:rFonts w:hint="eastAsia"/>
-        </w:rPr>
-        <w:t>个可持续发展目标（</w:t>
-      </w:r>
-      <w:r>
-        <w:rPr>
-          <w:rFonts w:hint="eastAsia"/>
-        </w:rPr>
-        <w:t>SDGs</w:t>
-      </w:r>
-      <w:r>
-        <w:rPr>
-          <w:rFonts w:hint="eastAsia"/>
-        </w:rPr>
-        <w:t>）。根据现有数据，在可持续发展目标的</w:t>
-      </w:r>
-      <w:r>
-        <w:rPr>
-          <w:rFonts w:hint="eastAsia"/>
-        </w:rPr>
-        <w:t>137</w:t>
-      </w:r>
-      <w:r>
-        <w:rPr>
-          <w:rFonts w:hint="eastAsia"/>
-        </w:rPr>
-        <w:t>项具体目标中，全球有</w:t>
-      </w:r>
-      <w:r>
-        <w:rPr>
-          <w:rFonts w:hint="eastAsia"/>
-        </w:rPr>
-        <w:t>35%</w:t>
-      </w:r>
-      <w:r>
-        <w:rPr>
-          <w:rFonts w:hint="eastAsia"/>
-        </w:rPr>
-        <w:t>的目标进展顺利或一般，</w:t>
-      </w:r>
-      <w:r>
-        <w:rPr>
-          <w:rFonts w:hint="eastAsia"/>
-        </w:rPr>
-        <w:t>47%</w:t>
-      </w:r>
-      <w:r>
-        <w:rPr>
-          <w:rFonts w:hint="eastAsia"/>
-        </w:rPr>
-        <w:t>的目标进展不足，甚至出现</w:t>
-      </w:r>
-      <w:proofErr w:type="gramStart"/>
-      <w:r>
-        <w:rPr>
-          <w:rFonts w:hint="eastAsia"/>
-        </w:rPr>
-        <w:t>了倒</w:t>
-      </w:r>
-      <w:proofErr w:type="gramEnd"/>
-      <w:r>
-        <w:rPr>
-          <w:rFonts w:hint="eastAsia"/>
-        </w:rPr>
-        <w:t>退。</w:t>
-      </w:r>
-    </w:p>
-    <w:p>
-      <w:pPr>
-        <w:pStyle w:val="af1"/>
-        <w:rPr>
-          <w:rFonts w:hint="eastAsia"/>
-        </w:rPr>
-      </w:pPr>
-      <w:r>
-        <w:rPr>
-          <w:rFonts w:hint="eastAsia"/>
-        </w:rPr>
-        <w:t>5. 2022</w:t>
-      </w:r>
-      <w:r>
-        <w:rPr>
-          <w:rFonts w:hint="eastAsia"/>
-        </w:rPr>
-        <w:t>年“斯德哥尔摩</w:t>
-      </w:r>
-      <w:r>
-        <w:rPr>
-          <w:rFonts w:hint="eastAsia"/>
-        </w:rPr>
-        <w:t>+50</w:t>
-      </w:r>
-      <w:r>
-        <w:rPr>
-          <w:rFonts w:hint="eastAsia"/>
-        </w:rPr>
-        <w:t>”国际会议</w:t>
-      </w:r>
-    </w:p>
-    <w:p>
-      <w:pPr>
-        <w:pStyle w:val="aa"/>
-        <w:spacing w:before="78" w:after="78"/>
-      </w:pPr>
-      <w:r>
-        <w:tab/>
-      </w:r>
-      <w:r>
-        <w:rPr>
-          <w:rFonts w:hint="eastAsia"/>
-        </w:rPr>
-        <w:t>“斯德哥尔摩</w:t>
-      </w:r>
-      <w:r>
-        <w:rPr>
-          <w:rFonts w:hint="eastAsia"/>
-        </w:rPr>
-        <w:t>+50</w:t>
-      </w:r>
-      <w:r>
-        <w:rPr>
-          <w:rFonts w:hint="eastAsia"/>
-        </w:rPr>
-        <w:t>”国际会议旨在纪念</w:t>
-      </w:r>
-      <w:r>
-        <w:rPr>
-          <w:rFonts w:hint="eastAsia"/>
-        </w:rPr>
-        <w:t>1972</w:t>
-      </w:r>
-      <w:r>
-        <w:rPr>
-          <w:rFonts w:hint="eastAsia"/>
-        </w:rPr>
-        <w:t>年联合国人类环境会议成功召开</w:t>
-      </w:r>
-      <w:r>
-        <w:rPr>
-          <w:rFonts w:hint="eastAsia"/>
-        </w:rPr>
-        <w:t>50</w:t>
-      </w:r>
-      <w:r>
-        <w:rPr>
-          <w:rFonts w:hint="eastAsia"/>
-        </w:rPr>
-        <w:t>周年。此次会议包含四次全体会议，领导人在大会中呼吁采取大胆的环境行动，以加速《</w:t>
-      </w:r>
-      <w:r>
-        <w:rPr>
-          <w:rFonts w:hint="eastAsia"/>
-        </w:rPr>
-        <w:t>2030</w:t>
-      </w:r>
-      <w:r>
-        <w:rPr>
-          <w:rFonts w:hint="eastAsia"/>
-        </w:rPr>
-        <w:t>年议程》及兑现可持续发展目标。</w:t>
-      </w:r>
-    </w:p>
-    <w:p>
-      <w:pPr>
-        <w:pStyle w:val="aa"/>
-        <w:spacing w:before="78" w:after="78"/>
-      </w:pPr>
-    </w:p>
-    <w:p>
-      <w:pPr>
-        <w:pStyle w:val="ac"/>
-        <w:rPr>
-          <w:rFonts w:hint="eastAsia"/>
-        </w:rPr>
-      </w:pPr>
-      <w:bookmarkStart w:id="21" w:name="_Toc225768263"/>
-      <w:r>
-        <w:rPr>
-          <w:rFonts w:hint="eastAsia"/>
-        </w:rPr>
-        <w:lastRenderedPageBreak/>
-        <w:t>二、全球环境治理体系的形式</w:t>
-      </w:r>
-      <w:bookmarkEnd w:id="21"/>
-    </w:p>
-    <w:p>
-      <w:pPr>
-        <w:pStyle w:val="aa"/>
-        <w:spacing w:before="78" w:after="78"/>
-        <w:rPr>
-          <w:rFonts w:hint="eastAsia"/>
-        </w:rPr>
-      </w:pPr>
-      <w:r>
-        <w:tab/>
-      </w:r>
-      <w:r>
-        <w:rPr>
-          <w:rFonts w:hint="eastAsia"/>
-        </w:rPr>
-        <w:t>多边环境协议是正式的治理形式。多边环境协议包括海洋公约和相关决议、与生物多样性相关的公约（如《生物多样性公约》《卡塔赫纳生物安全议定书》）、有关大气的公约、有关土壤的公约（如《联合国防治荒漠化公约》）、有关化学品和有毒废物的公约（如“斯德哥尔摩公约”）等。</w:t>
+        <w:t>有学者指出，要加强</w:t>
+      </w:r>
+      <w:r>
+        <w:rPr>
+          <w:rFonts w:hint="eastAsia"/>
+        </w:rPr>
+        <w:t>UNEP</w:t>
+      </w:r>
+      <w:r>
+        <w:rPr>
+          <w:rFonts w:hint="eastAsia"/>
+        </w:rPr>
+        <w:t>的权威和协调作用，要加强不同环境协议之间的协调，强化资金机制，强调大国的领导作用，并讨论地缘政治的冲突对全球环境治理体系的影响。</w:t>
+      </w:r>
+    </w:p>
+    <w:p>
+      <w:pPr>
+        <w:pStyle w:val="aa"/>
+        <w:spacing w:before="78" w:after="78"/>
+      </w:pPr>
+    </w:p>
+    <w:p>
+      <w:pPr>
+        <w:pStyle w:val="aa"/>
+        <w:spacing w:before="78" w:after="78"/>
+      </w:pPr>
+    </w:p>
+    <w:p>
+      <w:pPr>
+        <w:pStyle w:val="aa"/>
+        <w:spacing w:before="78" w:after="78"/>
+      </w:pPr>
+    </w:p>
+    <w:p>
+      <w:pPr>
+        <w:pStyle w:val="a9"/>
+      </w:pPr>
+      <w:bookmarkStart w:id="27" w:name="_Toc226979577"/>
+      <w:r>
+        <w:rPr>
+          <w:rFonts w:hint="eastAsia"/>
+        </w:rPr>
+        <w:t>第四讲</w:t>
+      </w:r>
+      <w:r>
+        <w:rPr>
+          <w:rFonts w:hint="eastAsia"/>
+        </w:rPr>
+        <w:t xml:space="preserve"> </w:t>
+      </w:r>
+      <w:r>
+        <w:rPr>
+          <w:rFonts w:hint="eastAsia"/>
+        </w:rPr>
+        <w:t>全球气候变化治理机制</w:t>
+      </w:r>
+      <w:bookmarkEnd w:id="27"/>
+    </w:p>
+    <w:p>
+      <w:pPr>
+        <w:pStyle w:val="aa"/>
+        <w:spacing w:before="78" w:after="78"/>
+        <w:jc w:val="center"/>
+        <w:rPr>
+          <w:rFonts w:hint="eastAsia"/>
+        </w:rPr>
+      </w:pPr>
+      <w:r>
+        <w:rPr>
+          <w:rFonts w:hint="eastAsia"/>
+        </w:rPr>
+        <w:t>2026.4.13</w:t>
       </w:r>
     </w:p>
     <w:p>
@@ -6714,9 +7989,9 @@
     </w:lvl>
   </w:abstractNum>
   <w:abstractNum w:abstractNumId="2" w15:restartNumberingAfterBreak="0">
-    <w:nsid w:val="3EEA4C9C"/>
+    <w:nsid w:val="2B2C7F53"/>
     <w:multiLevelType w:val="hybridMultilevel"/>
-    <w:tmpl w:val="78EC5B62"/>
+    <w:tmpl w:val="BA40BA6A"/>
     <w:lvl w:ilvl="0" w:tplc="04090001">
       <w:start w:val="1"/>
       <w:numFmt w:val="bullet"/>
@@ -6827,6 +8102,208 @@
     </w:lvl>
   </w:abstractNum>
   <w:abstractNum w:abstractNumId="3" w15:restartNumberingAfterBreak="0">
+    <w:nsid w:val="34E03B2B"/>
+    <w:multiLevelType w:val="hybridMultilevel"/>
+    <w:tmpl w:val="699AB3A8"/>
+    <w:lvl w:ilvl="0" w:tplc="8AEE76B4">
+      <w:start w:val="1"/>
+      <w:numFmt w:val="japaneseCounting"/>
+      <w:lvlText w:val="第%1，"/>
+      <w:lvlJc w:val="left"/>
+      <w:pPr>
+        <w:ind w:left="720" w:hanging="720"/>
+      </w:pPr>
+      <w:rPr>
+        <w:rFonts w:hint="default"/>
+      </w:rPr>
+    </w:lvl>
+    <w:lvl w:ilvl="1" w:tplc="04090019" w:tentative="1">
+      <w:start w:val="1"/>
+      <w:numFmt w:val="lowerLetter"/>
+      <w:lvlText w:val="%2)"/>
+      <w:lvlJc w:val="left"/>
+      <w:pPr>
+        <w:ind w:left="880" w:hanging="440"/>
+      </w:pPr>
+    </w:lvl>
+    <w:lvl w:ilvl="2" w:tplc="0409001B" w:tentative="1">
+      <w:start w:val="1"/>
+      <w:numFmt w:val="lowerRoman"/>
+      <w:lvlText w:val="%3."/>
+      <w:lvlJc w:val="right"/>
+      <w:pPr>
+        <w:ind w:left="1320" w:hanging="440"/>
+      </w:pPr>
+    </w:lvl>
+    <w:lvl w:ilvl="3" w:tplc="0409000F" w:tentative="1">
+      <w:start w:val="1"/>
+      <w:numFmt w:val="decimal"/>
+      <w:lvlText w:val="%4."/>
+      <w:lvlJc w:val="left"/>
+      <w:pPr>
+        <w:ind w:left="1760" w:hanging="440"/>
+      </w:pPr>
+    </w:lvl>
+    <w:lvl w:ilvl="4" w:tplc="04090019" w:tentative="1">
+      <w:start w:val="1"/>
+      <w:numFmt w:val="lowerLetter"/>
+      <w:lvlText w:val="%5)"/>
+      <w:lvlJc w:val="left"/>
+      <w:pPr>
+        <w:ind w:left="2200" w:hanging="440"/>
+      </w:pPr>
+    </w:lvl>
+    <w:lvl w:ilvl="5" w:tplc="0409001B" w:tentative="1">
+      <w:start w:val="1"/>
+      <w:numFmt w:val="lowerRoman"/>
+      <w:lvlText w:val="%6."/>
+      <w:lvlJc w:val="right"/>
+      <w:pPr>
+        <w:ind w:left="2640" w:hanging="440"/>
+      </w:pPr>
+    </w:lvl>
+    <w:lvl w:ilvl="6" w:tplc="0409000F" w:tentative="1">
+      <w:start w:val="1"/>
+      <w:numFmt w:val="decimal"/>
+      <w:lvlText w:val="%7."/>
+      <w:lvlJc w:val="left"/>
+      <w:pPr>
+        <w:ind w:left="3080" w:hanging="440"/>
+      </w:pPr>
+    </w:lvl>
+    <w:lvl w:ilvl="7" w:tplc="04090019" w:tentative="1">
+      <w:start w:val="1"/>
+      <w:numFmt w:val="lowerLetter"/>
+      <w:lvlText w:val="%8)"/>
+      <w:lvlJc w:val="left"/>
+      <w:pPr>
+        <w:ind w:left="3520" w:hanging="440"/>
+      </w:pPr>
+    </w:lvl>
+    <w:lvl w:ilvl="8" w:tplc="0409001B" w:tentative="1">
+      <w:start w:val="1"/>
+      <w:numFmt w:val="lowerRoman"/>
+      <w:lvlText w:val="%9."/>
+      <w:lvlJc w:val="right"/>
+      <w:pPr>
+        <w:ind w:left="3960" w:hanging="440"/>
+      </w:pPr>
+    </w:lvl>
+  </w:abstractNum>
+  <w:abstractNum w:abstractNumId="4" w15:restartNumberingAfterBreak="0">
+    <w:nsid w:val="3EEA4C9C"/>
+    <w:multiLevelType w:val="hybridMultilevel"/>
+    <w:tmpl w:val="78EC5B62"/>
+    <w:lvl w:ilvl="0" w:tplc="04090001">
+      <w:start w:val="1"/>
+      <w:numFmt w:val="bullet"/>
+      <w:lvlText w:val=""/>
+      <w:lvlJc w:val="left"/>
+      <w:pPr>
+        <w:ind w:left="440" w:hanging="440"/>
+      </w:pPr>
+      <w:rPr>
+        <w:rFonts w:ascii="Wingdings" w:hAnsi="Wingdings" w:hint="default"/>
+      </w:rPr>
+    </w:lvl>
+    <w:lvl w:ilvl="1" w:tplc="04090003" w:tentative="1">
+      <w:start w:val="1"/>
+      <w:numFmt w:val="bullet"/>
+      <w:lvlText w:val=""/>
+      <w:lvlJc w:val="left"/>
+      <w:pPr>
+        <w:ind w:left="880" w:hanging="440"/>
+      </w:pPr>
+      <w:rPr>
+        <w:rFonts w:ascii="Wingdings" w:hAnsi="Wingdings" w:hint="default"/>
+      </w:rPr>
+    </w:lvl>
+    <w:lvl w:ilvl="2" w:tplc="04090005" w:tentative="1">
+      <w:start w:val="1"/>
+      <w:numFmt w:val="bullet"/>
+      <w:lvlText w:val=""/>
+      <w:lvlJc w:val="left"/>
+      <w:pPr>
+        <w:ind w:left="1320" w:hanging="440"/>
+      </w:pPr>
+      <w:rPr>
+        <w:rFonts w:ascii="Wingdings" w:hAnsi="Wingdings" w:hint="default"/>
+      </w:rPr>
+    </w:lvl>
+    <w:lvl w:ilvl="3" w:tplc="04090001" w:tentative="1">
+      <w:start w:val="1"/>
+      <w:numFmt w:val="bullet"/>
+      <w:lvlText w:val=""/>
+      <w:lvlJc w:val="left"/>
+      <w:pPr>
+        <w:ind w:left="1760" w:hanging="440"/>
+      </w:pPr>
+      <w:rPr>
+        <w:rFonts w:ascii="Wingdings" w:hAnsi="Wingdings" w:hint="default"/>
+      </w:rPr>
+    </w:lvl>
+    <w:lvl w:ilvl="4" w:tplc="04090003" w:tentative="1">
+      <w:start w:val="1"/>
+      <w:numFmt w:val="bullet"/>
+      <w:lvlText w:val=""/>
+      <w:lvlJc w:val="left"/>
+      <w:pPr>
+        <w:ind w:left="2200" w:hanging="440"/>
+      </w:pPr>
+      <w:rPr>
+        <w:rFonts w:ascii="Wingdings" w:hAnsi="Wingdings" w:hint="default"/>
+      </w:rPr>
+    </w:lvl>
+    <w:lvl w:ilvl="5" w:tplc="04090005" w:tentative="1">
+      <w:start w:val="1"/>
+      <w:numFmt w:val="bullet"/>
+      <w:lvlText w:val=""/>
+      <w:lvlJc w:val="left"/>
+      <w:pPr>
+        <w:ind w:left="2640" w:hanging="440"/>
+      </w:pPr>
+      <w:rPr>
+        <w:rFonts w:ascii="Wingdings" w:hAnsi="Wingdings" w:hint="default"/>
+      </w:rPr>
+    </w:lvl>
+    <w:lvl w:ilvl="6" w:tplc="04090001" w:tentative="1">
+      <w:start w:val="1"/>
+      <w:numFmt w:val="bullet"/>
+      <w:lvlText w:val=""/>
+      <w:lvlJc w:val="left"/>
+      <w:pPr>
+        <w:ind w:left="3080" w:hanging="440"/>
+      </w:pPr>
+      <w:rPr>
+        <w:rFonts w:ascii="Wingdings" w:hAnsi="Wingdings" w:hint="default"/>
+      </w:rPr>
+    </w:lvl>
+    <w:lvl w:ilvl="7" w:tplc="04090003" w:tentative="1">
+      <w:start w:val="1"/>
+      <w:numFmt w:val="bullet"/>
+      <w:lvlText w:val=""/>
+      <w:lvlJc w:val="left"/>
+      <w:pPr>
+        <w:ind w:left="3520" w:hanging="440"/>
+      </w:pPr>
+      <w:rPr>
+        <w:rFonts w:ascii="Wingdings" w:hAnsi="Wingdings" w:hint="default"/>
+      </w:rPr>
+    </w:lvl>
+    <w:lvl w:ilvl="8" w:tplc="04090005" w:tentative="1">
+      <w:start w:val="1"/>
+      <w:numFmt w:val="bullet"/>
+      <w:lvlText w:val=""/>
+      <w:lvlJc w:val="left"/>
+      <w:pPr>
+        <w:ind w:left="3960" w:hanging="440"/>
+      </w:pPr>
+      <w:rPr>
+        <w:rFonts w:ascii="Wingdings" w:hAnsi="Wingdings" w:hint="default"/>
+      </w:rPr>
+    </w:lvl>
+  </w:abstractNum>
+  <w:abstractNum w:abstractNumId="5" w15:restartNumberingAfterBreak="0">
     <w:nsid w:val="710E6F9E"/>
     <w:multiLevelType w:val="hybridMultilevel"/>
     <w:tmpl w:val="B1DE1C64"/>
@@ -6946,10 +8423,16 @@
     <w:abstractNumId w:val="0"/>
   </w:num>
   <w:num w:numId="3" w16cid:durableId="524447025">
-    <w:abstractNumId w:val="2"/>
+    <w:abstractNumId w:val="4"/>
   </w:num>
   <w:num w:numId="4" w16cid:durableId="339360284">
+    <w:abstractNumId w:val="5"/>
+  </w:num>
+  <w:num w:numId="5" w16cid:durableId="1295257415">
     <w:abstractNumId w:val="3"/>
+  </w:num>
+  <w:num w:numId="6" w16cid:durableId="1231496815">
+    <w:abstractNumId w:val="2"/>
   </w:num>
 </w:numbering>
 </file>
@@ -7718,6 +9201,16 @@
       <w:ind w:leftChars="400" w:left="840"/>
     </w:pPr>
   </w:style>
+  <w:style w:type="character" w:styleId="af5">
+    <w:name w:val="Placeholder Text"/>
+    <w:basedOn w:val="a0"/>
+    <w:uiPriority w:val="99"/>
+    <w:semiHidden/>
+    <w:rsid w:val="00D35900"/>
+    <w:rPr>
+      <w:color w:val="666666"/>
+    </w:rPr>
+  </w:style>
 </w:styles>
 </file>
 

--- a/course/major/环境与国际关系.docx
+++ b/course/major/环境与国际关系.docx
@@ -233,7 +233,7 @@
             </w:rPr>
             <w:fldChar w:fldCharType="separate"/>
           </w:r>
-          <w:hyperlink w:anchor="_Toc226979550" w:history="1">
+          <w:hyperlink w:anchor="_Toc227580625" w:history="1">
             <w:r>
               <w:rPr>
                 <w:rStyle w:val="a3"/>
@@ -272,7 +272,7 @@
                 <w:noProof/>
                 <w:webHidden/>
               </w:rPr>
-              <w:instrText>PAGEREF _Toc226979550 \h</w:instrText>
+              <w:instrText>PAGEREF _Toc227580625 \h</w:instrText>
             </w:r>
             <w:r>
               <w:rPr>
@@ -303,7 +303,7 @@
                 <w:noProof/>
                 <w:webHidden/>
               </w:rPr>
-              <w:t>2</w:t>
+              <w:t>3</w:t>
             </w:r>
             <w:r>
               <w:rPr>
@@ -329,7 +329,7 @@
               <w14:ligatures w14:val="standardContextual"/>
             </w:rPr>
           </w:pPr>
-          <w:hyperlink w:anchor="_Toc226979551" w:history="1">
+          <w:hyperlink w:anchor="_Toc227580626" w:history="1">
             <w:r>
               <w:rPr>
                 <w:rStyle w:val="a3"/>
@@ -368,7 +368,7 @@
                 <w:noProof/>
                 <w:webHidden/>
               </w:rPr>
-              <w:instrText>PAGEREF _Toc226979551 \h</w:instrText>
+              <w:instrText>PAGEREF _Toc227580626 \h</w:instrText>
             </w:r>
             <w:r>
               <w:rPr>
@@ -399,7 +399,7 @@
                 <w:noProof/>
                 <w:webHidden/>
               </w:rPr>
-              <w:t>2</w:t>
+              <w:t>3</w:t>
             </w:r>
             <w:r>
               <w:rPr>
@@ -425,7 +425,7 @@
               <w14:ligatures w14:val="standardContextual"/>
             </w:rPr>
           </w:pPr>
-          <w:hyperlink w:anchor="_Toc226979552" w:history="1">
+          <w:hyperlink w:anchor="_Toc227580627" w:history="1">
             <w:r>
               <w:rPr>
                 <w:rStyle w:val="a3"/>
@@ -464,7 +464,7 @@
                 <w:noProof/>
                 <w:webHidden/>
               </w:rPr>
-              <w:instrText>PAGEREF _Toc226979552 \h</w:instrText>
+              <w:instrText>PAGEREF _Toc227580627 \h</w:instrText>
             </w:r>
             <w:r>
               <w:rPr>
@@ -495,7 +495,7 @@
                 <w:noProof/>
                 <w:webHidden/>
               </w:rPr>
-              <w:t>3</w:t>
+              <w:t>4</w:t>
             </w:r>
             <w:r>
               <w:rPr>
@@ -521,7 +521,7 @@
               <w14:ligatures w14:val="standardContextual"/>
             </w:rPr>
           </w:pPr>
-          <w:hyperlink w:anchor="_Toc226979553" w:history="1">
+          <w:hyperlink w:anchor="_Toc227580628" w:history="1">
             <w:r>
               <w:rPr>
                 <w:rStyle w:val="a3"/>
@@ -560,7 +560,7 @@
                 <w:noProof/>
                 <w:webHidden/>
               </w:rPr>
-              <w:instrText>PAGEREF _Toc226979553 \h</w:instrText>
+              <w:instrText>PAGEREF _Toc227580628 \h</w:instrText>
             </w:r>
             <w:r>
               <w:rPr>
@@ -591,7 +591,7 @@
                 <w:noProof/>
                 <w:webHidden/>
               </w:rPr>
-              <w:t>3</w:t>
+              <w:t>4</w:t>
             </w:r>
             <w:r>
               <w:rPr>
@@ -617,7 +617,7 @@
               <w14:ligatures w14:val="standardContextual"/>
             </w:rPr>
           </w:pPr>
-          <w:hyperlink w:anchor="_Toc226979554" w:history="1">
+          <w:hyperlink w:anchor="_Toc227580629" w:history="1">
             <w:r>
               <w:rPr>
                 <w:rStyle w:val="a3"/>
@@ -656,7 +656,7 @@
                 <w:noProof/>
                 <w:webHidden/>
               </w:rPr>
-              <w:instrText>PAGEREF _Toc226979554 \h</w:instrText>
+              <w:instrText>PAGEREF _Toc227580629 \h</w:instrText>
             </w:r>
             <w:r>
               <w:rPr>
@@ -687,7 +687,7 @@
                 <w:noProof/>
                 <w:webHidden/>
               </w:rPr>
-              <w:t>3</w:t>
+              <w:t>4</w:t>
             </w:r>
             <w:r>
               <w:rPr>
@@ -713,7 +713,7 @@
               <w14:ligatures w14:val="standardContextual"/>
             </w:rPr>
           </w:pPr>
-          <w:hyperlink w:anchor="_Toc226979555" w:history="1">
+          <w:hyperlink w:anchor="_Toc227580630" w:history="1">
             <w:r>
               <w:rPr>
                 <w:rStyle w:val="a3"/>
@@ -752,7 +752,7 @@
                 <w:noProof/>
                 <w:webHidden/>
               </w:rPr>
-              <w:instrText>PAGEREF _Toc226979555 \h</w:instrText>
+              <w:instrText>PAGEREF _Toc227580630 \h</w:instrText>
             </w:r>
             <w:r>
               <w:rPr>
@@ -783,7 +783,7 @@
                 <w:noProof/>
                 <w:webHidden/>
               </w:rPr>
-              <w:t>4</w:t>
+              <w:t>5</w:t>
             </w:r>
             <w:r>
               <w:rPr>
@@ -809,7 +809,7 @@
               <w14:ligatures w14:val="standardContextual"/>
             </w:rPr>
           </w:pPr>
-          <w:hyperlink w:anchor="_Toc226979556" w:history="1">
+          <w:hyperlink w:anchor="_Toc227580631" w:history="1">
             <w:r>
               <w:rPr>
                 <w:rStyle w:val="a3"/>
@@ -848,7 +848,7 @@
                 <w:noProof/>
                 <w:webHidden/>
               </w:rPr>
-              <w:instrText>PAGEREF _Toc226979556 \h</w:instrText>
+              <w:instrText>PAGEREF _Toc227580631 \h</w:instrText>
             </w:r>
             <w:r>
               <w:rPr>
@@ -879,7 +879,7 @@
                 <w:noProof/>
                 <w:webHidden/>
               </w:rPr>
-              <w:t>4</w:t>
+              <w:t>5</w:t>
             </w:r>
             <w:r>
               <w:rPr>
@@ -905,7 +905,7 @@
               <w14:ligatures w14:val="standardContextual"/>
             </w:rPr>
           </w:pPr>
-          <w:hyperlink w:anchor="_Toc226979557" w:history="1">
+          <w:hyperlink w:anchor="_Toc227580632" w:history="1">
             <w:r>
               <w:rPr>
                 <w:rStyle w:val="a3"/>
@@ -944,7 +944,7 @@
                 <w:noProof/>
                 <w:webHidden/>
               </w:rPr>
-              <w:instrText>PAGEREF _Toc226979557 \h</w:instrText>
+              <w:instrText>PAGEREF _Toc227580632 \h</w:instrText>
             </w:r>
             <w:r>
               <w:rPr>
@@ -975,7 +975,7 @@
                 <w:noProof/>
                 <w:webHidden/>
               </w:rPr>
-              <w:t>4</w:t>
+              <w:t>5</w:t>
             </w:r>
             <w:r>
               <w:rPr>
@@ -1001,7 +1001,7 @@
               <w14:ligatures w14:val="standardContextual"/>
             </w:rPr>
           </w:pPr>
-          <w:hyperlink w:anchor="_Toc226979558" w:history="1">
+          <w:hyperlink w:anchor="_Toc227580633" w:history="1">
             <w:r>
               <w:rPr>
                 <w:rStyle w:val="a3"/>
@@ -1040,7 +1040,7 @@
                 <w:noProof/>
                 <w:webHidden/>
               </w:rPr>
-              <w:instrText>PAGEREF _Toc226979558 \h</w:instrText>
+              <w:instrText>PAGEREF _Toc227580633 \h</w:instrText>
             </w:r>
             <w:r>
               <w:rPr>
@@ -1071,7 +1071,7 @@
                 <w:noProof/>
                 <w:webHidden/>
               </w:rPr>
-              <w:t>4</w:t>
+              <w:t>5</w:t>
             </w:r>
             <w:r>
               <w:rPr>
@@ -1097,7 +1097,7 @@
               <w14:ligatures w14:val="standardContextual"/>
             </w:rPr>
           </w:pPr>
-          <w:hyperlink w:anchor="_Toc226979559" w:history="1">
+          <w:hyperlink w:anchor="_Toc227580634" w:history="1">
             <w:r>
               <w:rPr>
                 <w:rStyle w:val="a3"/>
@@ -1136,7 +1136,7 @@
                 <w:noProof/>
                 <w:webHidden/>
               </w:rPr>
-              <w:instrText>PAGEREF _Toc226979559 \h</w:instrText>
+              <w:instrText>PAGEREF _Toc227580634 \h</w:instrText>
             </w:r>
             <w:r>
               <w:rPr>
@@ -1167,7 +1167,7 @@
                 <w:noProof/>
                 <w:webHidden/>
               </w:rPr>
-              <w:t>4</w:t>
+              <w:t>5</w:t>
             </w:r>
             <w:r>
               <w:rPr>
@@ -1193,7 +1193,7 @@
               <w14:ligatures w14:val="standardContextual"/>
             </w:rPr>
           </w:pPr>
-          <w:hyperlink w:anchor="_Toc226979560" w:history="1">
+          <w:hyperlink w:anchor="_Toc227580635" w:history="1">
             <w:r>
               <w:rPr>
                 <w:rStyle w:val="a3"/>
@@ -1232,7 +1232,7 @@
                 <w:noProof/>
                 <w:webHidden/>
               </w:rPr>
-              <w:instrText>PAGEREF _Toc226979560 \h</w:instrText>
+              <w:instrText>PAGEREF _Toc227580635 \h</w:instrText>
             </w:r>
             <w:r>
               <w:rPr>
@@ -1263,7 +1263,7 @@
                 <w:noProof/>
                 <w:webHidden/>
               </w:rPr>
-              <w:t>4</w:t>
+              <w:t>5</w:t>
             </w:r>
             <w:r>
               <w:rPr>
@@ -1289,7 +1289,7 @@
               <w14:ligatures w14:val="standardContextual"/>
             </w:rPr>
           </w:pPr>
-          <w:hyperlink w:anchor="_Toc226979561" w:history="1">
+          <w:hyperlink w:anchor="_Toc227580636" w:history="1">
             <w:r>
               <w:rPr>
                 <w:rStyle w:val="a3"/>
@@ -1328,7 +1328,7 @@
                 <w:noProof/>
                 <w:webHidden/>
               </w:rPr>
-              <w:instrText>PAGEREF _Toc226979561 \h</w:instrText>
+              <w:instrText>PAGEREF _Toc227580636 \h</w:instrText>
             </w:r>
             <w:r>
               <w:rPr>
@@ -1359,7 +1359,7 @@
                 <w:noProof/>
                 <w:webHidden/>
               </w:rPr>
-              <w:t>5</w:t>
+              <w:t>6</w:t>
             </w:r>
             <w:r>
               <w:rPr>
@@ -1385,7 +1385,7 @@
               <w14:ligatures w14:val="standardContextual"/>
             </w:rPr>
           </w:pPr>
-          <w:hyperlink w:anchor="_Toc226979562" w:history="1">
+          <w:hyperlink w:anchor="_Toc227580637" w:history="1">
             <w:r>
               <w:rPr>
                 <w:rStyle w:val="a3"/>
@@ -1424,7 +1424,7 @@
                 <w:noProof/>
                 <w:webHidden/>
               </w:rPr>
-              <w:instrText>PAGEREF _Toc226979562 \h</w:instrText>
+              <w:instrText>PAGEREF _Toc227580637 \h</w:instrText>
             </w:r>
             <w:r>
               <w:rPr>
@@ -1455,7 +1455,7 @@
                 <w:noProof/>
                 <w:webHidden/>
               </w:rPr>
-              <w:t>6</w:t>
+              <w:t>7</w:t>
             </w:r>
             <w:r>
               <w:rPr>
@@ -1481,7 +1481,7 @@
               <w14:ligatures w14:val="standardContextual"/>
             </w:rPr>
           </w:pPr>
-          <w:hyperlink w:anchor="_Toc226979563" w:history="1">
+          <w:hyperlink w:anchor="_Toc227580638" w:history="1">
             <w:r>
               <w:rPr>
                 <w:rStyle w:val="a3"/>
@@ -1520,7 +1520,7 @@
                 <w:noProof/>
                 <w:webHidden/>
               </w:rPr>
-              <w:instrText>PAGEREF _Toc226979563 \h</w:instrText>
+              <w:instrText>PAGEREF _Toc227580638 \h</w:instrText>
             </w:r>
             <w:r>
               <w:rPr>
@@ -1551,7 +1551,7 @@
                 <w:noProof/>
                 <w:webHidden/>
               </w:rPr>
-              <w:t>6</w:t>
+              <w:t>7</w:t>
             </w:r>
             <w:r>
               <w:rPr>
@@ -1577,7 +1577,7 @@
               <w14:ligatures w14:val="standardContextual"/>
             </w:rPr>
           </w:pPr>
-          <w:hyperlink w:anchor="_Toc226979564" w:history="1">
+          <w:hyperlink w:anchor="_Toc227580639" w:history="1">
             <w:r>
               <w:rPr>
                 <w:rStyle w:val="a3"/>
@@ -1616,7 +1616,7 @@
                 <w:noProof/>
                 <w:webHidden/>
               </w:rPr>
-              <w:instrText>PAGEREF _Toc226979564 \h</w:instrText>
+              <w:instrText>PAGEREF _Toc227580639 \h</w:instrText>
             </w:r>
             <w:r>
               <w:rPr>
@@ -1647,7 +1647,7 @@
                 <w:noProof/>
                 <w:webHidden/>
               </w:rPr>
-              <w:t>7</w:t>
+              <w:t>8</w:t>
             </w:r>
             <w:r>
               <w:rPr>
@@ -1673,7 +1673,7 @@
               <w14:ligatures w14:val="standardContextual"/>
             </w:rPr>
           </w:pPr>
-          <w:hyperlink w:anchor="_Toc226979565" w:history="1">
+          <w:hyperlink w:anchor="_Toc227580640" w:history="1">
             <w:r>
               <w:rPr>
                 <w:rStyle w:val="a3"/>
@@ -1712,7 +1712,7 @@
                 <w:noProof/>
                 <w:webHidden/>
               </w:rPr>
-              <w:instrText>PAGEREF _Toc226979565 \h</w:instrText>
+              <w:instrText>PAGEREF _Toc227580640 \h</w:instrText>
             </w:r>
             <w:r>
               <w:rPr>
@@ -1743,7 +1743,7 @@
                 <w:noProof/>
                 <w:webHidden/>
               </w:rPr>
-              <w:t>7</w:t>
+              <w:t>8</w:t>
             </w:r>
             <w:r>
               <w:rPr>
@@ -1769,7 +1769,7 @@
               <w14:ligatures w14:val="standardContextual"/>
             </w:rPr>
           </w:pPr>
-          <w:hyperlink w:anchor="_Toc226979566" w:history="1">
+          <w:hyperlink w:anchor="_Toc227580641" w:history="1">
             <w:r>
               <w:rPr>
                 <w:rStyle w:val="a3"/>
@@ -1808,7 +1808,7 @@
                 <w:noProof/>
                 <w:webHidden/>
               </w:rPr>
-              <w:instrText>PAGEREF _Toc226979566 \h</w:instrText>
+              <w:instrText>PAGEREF _Toc227580641 \h</w:instrText>
             </w:r>
             <w:r>
               <w:rPr>
@@ -1839,7 +1839,7 @@
                 <w:noProof/>
                 <w:webHidden/>
               </w:rPr>
-              <w:t>7</w:t>
+              <w:t>8</w:t>
             </w:r>
             <w:r>
               <w:rPr>
@@ -1865,7 +1865,7 @@
               <w14:ligatures w14:val="standardContextual"/>
             </w:rPr>
           </w:pPr>
-          <w:hyperlink w:anchor="_Toc226979567" w:history="1">
+          <w:hyperlink w:anchor="_Toc227580642" w:history="1">
             <w:r>
               <w:rPr>
                 <w:rStyle w:val="a3"/>
@@ -1904,7 +1904,7 @@
                 <w:noProof/>
                 <w:webHidden/>
               </w:rPr>
-              <w:instrText>PAGEREF _Toc226979567 \h</w:instrText>
+              <w:instrText>PAGEREF _Toc227580642 \h</w:instrText>
             </w:r>
             <w:r>
               <w:rPr>
@@ -1935,7 +1935,7 @@
                 <w:noProof/>
                 <w:webHidden/>
               </w:rPr>
-              <w:t>7</w:t>
+              <w:t>8</w:t>
             </w:r>
             <w:r>
               <w:rPr>
@@ -1961,7 +1961,7 @@
               <w14:ligatures w14:val="standardContextual"/>
             </w:rPr>
           </w:pPr>
-          <w:hyperlink w:anchor="_Toc226979568" w:history="1">
+          <w:hyperlink w:anchor="_Toc227580643" w:history="1">
             <w:r>
               <w:rPr>
                 <w:rStyle w:val="a3"/>
@@ -2000,7 +2000,7 @@
                 <w:noProof/>
                 <w:webHidden/>
               </w:rPr>
-              <w:instrText>PAGEREF _Toc226979568 \h</w:instrText>
+              <w:instrText>PAGEREF _Toc227580643 \h</w:instrText>
             </w:r>
             <w:r>
               <w:rPr>
@@ -2031,7 +2031,7 @@
                 <w:noProof/>
                 <w:webHidden/>
               </w:rPr>
-              <w:t>7</w:t>
+              <w:t>8</w:t>
             </w:r>
             <w:r>
               <w:rPr>
@@ -2057,7 +2057,7 @@
               <w14:ligatures w14:val="standardContextual"/>
             </w:rPr>
           </w:pPr>
-          <w:hyperlink w:anchor="_Toc226979569" w:history="1">
+          <w:hyperlink w:anchor="_Toc227580644" w:history="1">
             <w:r>
               <w:rPr>
                 <w:rStyle w:val="a3"/>
@@ -2096,7 +2096,7 @@
                 <w:noProof/>
                 <w:webHidden/>
               </w:rPr>
-              <w:instrText>PAGEREF _Toc226979569 \h</w:instrText>
+              <w:instrText>PAGEREF _Toc227580644 \h</w:instrText>
             </w:r>
             <w:r>
               <w:rPr>
@@ -2127,7 +2127,7 @@
                 <w:noProof/>
                 <w:webHidden/>
               </w:rPr>
-              <w:t>7</w:t>
+              <w:t>8</w:t>
             </w:r>
             <w:r>
               <w:rPr>
@@ -2153,7 +2153,7 @@
               <w14:ligatures w14:val="standardContextual"/>
             </w:rPr>
           </w:pPr>
-          <w:hyperlink w:anchor="_Toc226979570" w:history="1">
+          <w:hyperlink w:anchor="_Toc227580645" w:history="1">
             <w:r>
               <w:rPr>
                 <w:rStyle w:val="a3"/>
@@ -2192,7 +2192,7 @@
                 <w:noProof/>
                 <w:webHidden/>
               </w:rPr>
-              <w:instrText>PAGEREF _Toc226979570 \h</w:instrText>
+              <w:instrText>PAGEREF _Toc227580645 \h</w:instrText>
             </w:r>
             <w:r>
               <w:rPr>
@@ -2223,7 +2223,7 @@
                 <w:noProof/>
                 <w:webHidden/>
               </w:rPr>
-              <w:t>9</w:t>
+              <w:t>10</w:t>
             </w:r>
             <w:r>
               <w:rPr>
@@ -2249,7 +2249,7 @@
               <w14:ligatures w14:val="standardContextual"/>
             </w:rPr>
           </w:pPr>
-          <w:hyperlink w:anchor="_Toc226979571" w:history="1">
+          <w:hyperlink w:anchor="_Toc227580646" w:history="1">
             <w:r>
               <w:rPr>
                 <w:rStyle w:val="a3"/>
@@ -2288,7 +2288,7 @@
                 <w:noProof/>
                 <w:webHidden/>
               </w:rPr>
-              <w:instrText>PAGEREF _Toc226979571 \h</w:instrText>
+              <w:instrText>PAGEREF _Toc227580646 \h</w:instrText>
             </w:r>
             <w:r>
               <w:rPr>
@@ -2319,7 +2319,7 @@
                 <w:noProof/>
                 <w:webHidden/>
               </w:rPr>
-              <w:t>10</w:t>
+              <w:t>11</w:t>
             </w:r>
             <w:r>
               <w:rPr>
@@ -2345,7 +2345,7 @@
               <w14:ligatures w14:val="standardContextual"/>
             </w:rPr>
           </w:pPr>
-          <w:hyperlink w:anchor="_Toc226979572" w:history="1">
+          <w:hyperlink w:anchor="_Toc227580647" w:history="1">
             <w:r>
               <w:rPr>
                 <w:rStyle w:val="a3"/>
@@ -2384,7 +2384,7 @@
                 <w:noProof/>
                 <w:webHidden/>
               </w:rPr>
-              <w:instrText>PAGEREF _Toc226979572 \h</w:instrText>
+              <w:instrText>PAGEREF _Toc227580647 \h</w:instrText>
             </w:r>
             <w:r>
               <w:rPr>
@@ -2415,7 +2415,7 @@
                 <w:noProof/>
                 <w:webHidden/>
               </w:rPr>
-              <w:t>10</w:t>
+              <w:t>11</w:t>
             </w:r>
             <w:r>
               <w:rPr>
@@ -2441,7 +2441,7 @@
               <w14:ligatures w14:val="standardContextual"/>
             </w:rPr>
           </w:pPr>
-          <w:hyperlink w:anchor="_Toc226979573" w:history="1">
+          <w:hyperlink w:anchor="_Toc227580648" w:history="1">
             <w:r>
               <w:rPr>
                 <w:rStyle w:val="a3"/>
@@ -2480,7 +2480,7 @@
                 <w:noProof/>
                 <w:webHidden/>
               </w:rPr>
-              <w:instrText>PAGEREF _Toc226979573 \h</w:instrText>
+              <w:instrText>PAGEREF _Toc227580648 \h</w:instrText>
             </w:r>
             <w:r>
               <w:rPr>
@@ -2511,7 +2511,7 @@
                 <w:noProof/>
                 <w:webHidden/>
               </w:rPr>
-              <w:t>10</w:t>
+              <w:t>11</w:t>
             </w:r>
             <w:r>
               <w:rPr>
@@ -2537,7 +2537,7 @@
               <w14:ligatures w14:val="standardContextual"/>
             </w:rPr>
           </w:pPr>
-          <w:hyperlink w:anchor="_Toc226979574" w:history="1">
+          <w:hyperlink w:anchor="_Toc227580649" w:history="1">
             <w:r>
               <w:rPr>
                 <w:rStyle w:val="a3"/>
@@ -2576,7 +2576,7 @@
                 <w:noProof/>
                 <w:webHidden/>
               </w:rPr>
-              <w:instrText>PAGEREF _Toc226979574 \h</w:instrText>
+              <w:instrText>PAGEREF _Toc227580649 \h</w:instrText>
             </w:r>
             <w:r>
               <w:rPr>
@@ -2607,7 +2607,7 @@
                 <w:noProof/>
                 <w:webHidden/>
               </w:rPr>
-              <w:t>10</w:t>
+              <w:t>11</w:t>
             </w:r>
             <w:r>
               <w:rPr>
@@ -2633,7 +2633,7 @@
               <w14:ligatures w14:val="standardContextual"/>
             </w:rPr>
           </w:pPr>
-          <w:hyperlink w:anchor="_Toc226979575" w:history="1">
+          <w:hyperlink w:anchor="_Toc227580650" w:history="1">
             <w:r>
               <w:rPr>
                 <w:rStyle w:val="a3"/>
@@ -2672,7 +2672,7 @@
                 <w:noProof/>
                 <w:webHidden/>
               </w:rPr>
-              <w:instrText>PAGEREF _Toc226979575 \h</w:instrText>
+              <w:instrText>PAGEREF _Toc227580650 \h</w:instrText>
             </w:r>
             <w:r>
               <w:rPr>
@@ -2703,7 +2703,7 @@
                 <w:noProof/>
                 <w:webHidden/>
               </w:rPr>
-              <w:t>11</w:t>
+              <w:t>12</w:t>
             </w:r>
             <w:r>
               <w:rPr>
@@ -2729,7 +2729,7 @@
               <w14:ligatures w14:val="standardContextual"/>
             </w:rPr>
           </w:pPr>
-          <w:hyperlink w:anchor="_Toc226979576" w:history="1">
+          <w:hyperlink w:anchor="_Toc227580651" w:history="1">
             <w:r>
               <w:rPr>
                 <w:rStyle w:val="a3"/>
@@ -2768,7 +2768,7 @@
                 <w:noProof/>
                 <w:webHidden/>
               </w:rPr>
-              <w:instrText>PAGEREF _Toc226979576 \h</w:instrText>
+              <w:instrText>PAGEREF _Toc227580651 \h</w:instrText>
             </w:r>
             <w:r>
               <w:rPr>
@@ -2799,7 +2799,7 @@
                 <w:noProof/>
                 <w:webHidden/>
               </w:rPr>
-              <w:t>11</w:t>
+              <w:t>12</w:t>
             </w:r>
             <w:r>
               <w:rPr>
@@ -2825,7 +2825,7 @@
               <w14:ligatures w14:val="standardContextual"/>
             </w:rPr>
           </w:pPr>
-          <w:hyperlink w:anchor="_Toc226979577" w:history="1">
+          <w:hyperlink w:anchor="_Toc227580652" w:history="1">
             <w:r>
               <w:rPr>
                 <w:rStyle w:val="a3"/>
@@ -2864,7 +2864,7 @@
                 <w:noProof/>
                 <w:webHidden/>
               </w:rPr>
-              <w:instrText>PAGEREF _Toc226979577 \h</w:instrText>
+              <w:instrText>PAGEREF _Toc227580652 \h</w:instrText>
             </w:r>
             <w:r>
               <w:rPr>
@@ -2895,7 +2895,775 @@
                 <w:noProof/>
                 <w:webHidden/>
               </w:rPr>
-              <w:t>11</w:t>
+              <w:t>12</w:t>
+            </w:r>
+            <w:r>
+              <w:rPr>
+                <w:rFonts w:ascii="宋体" w:eastAsia="宋体" w:hAnsi="宋体" w:hint="eastAsia"/>
+                <w:noProof/>
+                <w:webHidden/>
+              </w:rPr>
+              <w:fldChar w:fldCharType="end"/>
+            </w:r>
+          </w:hyperlink>
+        </w:p>
+        <w:p>
+          <w:pPr>
+            <w:pStyle w:val="TOC2"/>
+            <w:tabs>
+              <w:tab w:val="right" w:leader="dot" w:pos="8296"/>
+            </w:tabs>
+            <w:rPr>
+              <w:rFonts w:ascii="宋体" w:eastAsia="宋体" w:hAnsi="宋体" w:hint="eastAsia"/>
+              <w:noProof/>
+              <w:sz w:val="22"/>
+              <w:szCs w:val="24"/>
+              <w14:ligatures w14:val="standardContextual"/>
+            </w:rPr>
+          </w:pPr>
+          <w:hyperlink w:anchor="_Toc227580653" w:history="1">
+            <w:r>
+              <w:rPr>
+                <w:rStyle w:val="a3"/>
+                <w:rFonts w:ascii="宋体" w:eastAsia="宋体" w:hAnsi="宋体" w:hint="eastAsia"/>
+                <w:noProof/>
+              </w:rPr>
+              <w:t>一、全球气候变化治理机制的形式</w:t>
+            </w:r>
+            <w:r>
+              <w:rPr>
+                <w:rFonts w:ascii="宋体" w:eastAsia="宋体" w:hAnsi="宋体" w:hint="eastAsia"/>
+                <w:noProof/>
+                <w:webHidden/>
+              </w:rPr>
+              <w:tab/>
+            </w:r>
+            <w:r>
+              <w:rPr>
+                <w:rFonts w:ascii="宋体" w:eastAsia="宋体" w:hAnsi="宋体" w:hint="eastAsia"/>
+                <w:noProof/>
+                <w:webHidden/>
+              </w:rPr>
+              <w:fldChar w:fldCharType="begin"/>
+            </w:r>
+            <w:r>
+              <w:rPr>
+                <w:rFonts w:ascii="宋体" w:eastAsia="宋体" w:hAnsi="宋体" w:hint="eastAsia"/>
+                <w:noProof/>
+                <w:webHidden/>
+              </w:rPr>
+              <w:instrText xml:space="preserve"> </w:instrText>
+            </w:r>
+            <w:r>
+              <w:rPr>
+                <w:rFonts w:ascii="宋体" w:eastAsia="宋体" w:hAnsi="宋体"/>
+                <w:noProof/>
+                <w:webHidden/>
+              </w:rPr>
+              <w:instrText>PAGEREF _Toc227580653 \h</w:instrText>
+            </w:r>
+            <w:r>
+              <w:rPr>
+                <w:rFonts w:ascii="宋体" w:eastAsia="宋体" w:hAnsi="宋体" w:hint="eastAsia"/>
+                <w:noProof/>
+                <w:webHidden/>
+              </w:rPr>
+              <w:instrText xml:space="preserve"> </w:instrText>
+            </w:r>
+            <w:r>
+              <w:rPr>
+                <w:rFonts w:ascii="宋体" w:eastAsia="宋体" w:hAnsi="宋体" w:hint="eastAsia"/>
+                <w:noProof/>
+                <w:webHidden/>
+              </w:rPr>
+            </w:r>
+            <w:r>
+              <w:rPr>
+                <w:rFonts w:ascii="宋体" w:eastAsia="宋体" w:hAnsi="宋体" w:hint="eastAsia"/>
+                <w:noProof/>
+                <w:webHidden/>
+              </w:rPr>
+              <w:fldChar w:fldCharType="separate"/>
+            </w:r>
+            <w:r>
+              <w:rPr>
+                <w:rFonts w:ascii="宋体" w:eastAsia="宋体" w:hAnsi="宋体" w:hint="eastAsia"/>
+                <w:noProof/>
+                <w:webHidden/>
+              </w:rPr>
+              <w:t>12</w:t>
+            </w:r>
+            <w:r>
+              <w:rPr>
+                <w:rFonts w:ascii="宋体" w:eastAsia="宋体" w:hAnsi="宋体" w:hint="eastAsia"/>
+                <w:noProof/>
+                <w:webHidden/>
+              </w:rPr>
+              <w:fldChar w:fldCharType="end"/>
+            </w:r>
+          </w:hyperlink>
+        </w:p>
+        <w:p>
+          <w:pPr>
+            <w:pStyle w:val="TOC2"/>
+            <w:tabs>
+              <w:tab w:val="right" w:leader="dot" w:pos="8296"/>
+            </w:tabs>
+            <w:rPr>
+              <w:rFonts w:ascii="宋体" w:eastAsia="宋体" w:hAnsi="宋体" w:hint="eastAsia"/>
+              <w:noProof/>
+              <w:sz w:val="22"/>
+              <w:szCs w:val="24"/>
+              <w14:ligatures w14:val="standardContextual"/>
+            </w:rPr>
+          </w:pPr>
+          <w:hyperlink w:anchor="_Toc227580654" w:history="1">
+            <w:r>
+              <w:rPr>
+                <w:rStyle w:val="a3"/>
+                <w:rFonts w:ascii="宋体" w:eastAsia="宋体" w:hAnsi="宋体" w:hint="eastAsia"/>
+                <w:noProof/>
+              </w:rPr>
+              <w:t>二、全球气候变化治理机制的核心协议</w:t>
+            </w:r>
+            <w:r>
+              <w:rPr>
+                <w:rFonts w:ascii="宋体" w:eastAsia="宋体" w:hAnsi="宋体" w:hint="eastAsia"/>
+                <w:noProof/>
+                <w:webHidden/>
+              </w:rPr>
+              <w:tab/>
+            </w:r>
+            <w:r>
+              <w:rPr>
+                <w:rFonts w:ascii="宋体" w:eastAsia="宋体" w:hAnsi="宋体" w:hint="eastAsia"/>
+                <w:noProof/>
+                <w:webHidden/>
+              </w:rPr>
+              <w:fldChar w:fldCharType="begin"/>
+            </w:r>
+            <w:r>
+              <w:rPr>
+                <w:rFonts w:ascii="宋体" w:eastAsia="宋体" w:hAnsi="宋体" w:hint="eastAsia"/>
+                <w:noProof/>
+                <w:webHidden/>
+              </w:rPr>
+              <w:instrText xml:space="preserve"> </w:instrText>
+            </w:r>
+            <w:r>
+              <w:rPr>
+                <w:rFonts w:ascii="宋体" w:eastAsia="宋体" w:hAnsi="宋体"/>
+                <w:noProof/>
+                <w:webHidden/>
+              </w:rPr>
+              <w:instrText>PAGEREF _Toc227580654 \h</w:instrText>
+            </w:r>
+            <w:r>
+              <w:rPr>
+                <w:rFonts w:ascii="宋体" w:eastAsia="宋体" w:hAnsi="宋体" w:hint="eastAsia"/>
+                <w:noProof/>
+                <w:webHidden/>
+              </w:rPr>
+              <w:instrText xml:space="preserve"> </w:instrText>
+            </w:r>
+            <w:r>
+              <w:rPr>
+                <w:rFonts w:ascii="宋体" w:eastAsia="宋体" w:hAnsi="宋体" w:hint="eastAsia"/>
+                <w:noProof/>
+                <w:webHidden/>
+              </w:rPr>
+            </w:r>
+            <w:r>
+              <w:rPr>
+                <w:rFonts w:ascii="宋体" w:eastAsia="宋体" w:hAnsi="宋体" w:hint="eastAsia"/>
+                <w:noProof/>
+                <w:webHidden/>
+              </w:rPr>
+              <w:fldChar w:fldCharType="separate"/>
+            </w:r>
+            <w:r>
+              <w:rPr>
+                <w:rFonts w:ascii="宋体" w:eastAsia="宋体" w:hAnsi="宋体" w:hint="eastAsia"/>
+                <w:noProof/>
+                <w:webHidden/>
+              </w:rPr>
+              <w:t>12</w:t>
+            </w:r>
+            <w:r>
+              <w:rPr>
+                <w:rFonts w:ascii="宋体" w:eastAsia="宋体" w:hAnsi="宋体" w:hint="eastAsia"/>
+                <w:noProof/>
+                <w:webHidden/>
+              </w:rPr>
+              <w:fldChar w:fldCharType="end"/>
+            </w:r>
+          </w:hyperlink>
+        </w:p>
+        <w:p>
+          <w:pPr>
+            <w:pStyle w:val="TOC3"/>
+            <w:tabs>
+              <w:tab w:val="right" w:leader="dot" w:pos="8296"/>
+            </w:tabs>
+            <w:rPr>
+              <w:rFonts w:ascii="宋体" w:eastAsia="宋体" w:hAnsi="宋体" w:hint="eastAsia"/>
+              <w:noProof/>
+              <w:sz w:val="22"/>
+              <w:szCs w:val="24"/>
+              <w14:ligatures w14:val="standardContextual"/>
+            </w:rPr>
+          </w:pPr>
+          <w:hyperlink w:anchor="_Toc227580655" w:history="1">
+            <w:r>
+              <w:rPr>
+                <w:rStyle w:val="a3"/>
+                <w:rFonts w:ascii="宋体" w:eastAsia="宋体" w:hAnsi="宋体" w:hint="eastAsia"/>
+                <w:noProof/>
+              </w:rPr>
+              <w:t>（一）《联合国气候变化框架公约》</w:t>
+            </w:r>
+            <w:r>
+              <w:rPr>
+                <w:rFonts w:ascii="宋体" w:eastAsia="宋体" w:hAnsi="宋体" w:hint="eastAsia"/>
+                <w:noProof/>
+                <w:webHidden/>
+              </w:rPr>
+              <w:tab/>
+            </w:r>
+            <w:r>
+              <w:rPr>
+                <w:rFonts w:ascii="宋体" w:eastAsia="宋体" w:hAnsi="宋体" w:hint="eastAsia"/>
+                <w:noProof/>
+                <w:webHidden/>
+              </w:rPr>
+              <w:fldChar w:fldCharType="begin"/>
+            </w:r>
+            <w:r>
+              <w:rPr>
+                <w:rFonts w:ascii="宋体" w:eastAsia="宋体" w:hAnsi="宋体" w:hint="eastAsia"/>
+                <w:noProof/>
+                <w:webHidden/>
+              </w:rPr>
+              <w:instrText xml:space="preserve"> </w:instrText>
+            </w:r>
+            <w:r>
+              <w:rPr>
+                <w:rFonts w:ascii="宋体" w:eastAsia="宋体" w:hAnsi="宋体"/>
+                <w:noProof/>
+                <w:webHidden/>
+              </w:rPr>
+              <w:instrText>PAGEREF _Toc227580655 \h</w:instrText>
+            </w:r>
+            <w:r>
+              <w:rPr>
+                <w:rFonts w:ascii="宋体" w:eastAsia="宋体" w:hAnsi="宋体" w:hint="eastAsia"/>
+                <w:noProof/>
+                <w:webHidden/>
+              </w:rPr>
+              <w:instrText xml:space="preserve"> </w:instrText>
+            </w:r>
+            <w:r>
+              <w:rPr>
+                <w:rFonts w:ascii="宋体" w:eastAsia="宋体" w:hAnsi="宋体" w:hint="eastAsia"/>
+                <w:noProof/>
+                <w:webHidden/>
+              </w:rPr>
+            </w:r>
+            <w:r>
+              <w:rPr>
+                <w:rFonts w:ascii="宋体" w:eastAsia="宋体" w:hAnsi="宋体" w:hint="eastAsia"/>
+                <w:noProof/>
+                <w:webHidden/>
+              </w:rPr>
+              <w:fldChar w:fldCharType="separate"/>
+            </w:r>
+            <w:r>
+              <w:rPr>
+                <w:rFonts w:ascii="宋体" w:eastAsia="宋体" w:hAnsi="宋体" w:hint="eastAsia"/>
+                <w:noProof/>
+                <w:webHidden/>
+              </w:rPr>
+              <w:t>13</w:t>
+            </w:r>
+            <w:r>
+              <w:rPr>
+                <w:rFonts w:ascii="宋体" w:eastAsia="宋体" w:hAnsi="宋体" w:hint="eastAsia"/>
+                <w:noProof/>
+                <w:webHidden/>
+              </w:rPr>
+              <w:fldChar w:fldCharType="end"/>
+            </w:r>
+          </w:hyperlink>
+        </w:p>
+        <w:p>
+          <w:pPr>
+            <w:pStyle w:val="TOC3"/>
+            <w:tabs>
+              <w:tab w:val="right" w:leader="dot" w:pos="8296"/>
+            </w:tabs>
+            <w:rPr>
+              <w:rFonts w:ascii="宋体" w:eastAsia="宋体" w:hAnsi="宋体" w:hint="eastAsia"/>
+              <w:noProof/>
+              <w:sz w:val="22"/>
+              <w:szCs w:val="24"/>
+              <w14:ligatures w14:val="standardContextual"/>
+            </w:rPr>
+          </w:pPr>
+          <w:hyperlink w:anchor="_Toc227580656" w:history="1">
+            <w:r>
+              <w:rPr>
+                <w:rStyle w:val="a3"/>
+                <w:rFonts w:ascii="宋体" w:eastAsia="宋体" w:hAnsi="宋体" w:hint="eastAsia"/>
+                <w:noProof/>
+              </w:rPr>
+              <w:t>（二）《京都议定书》</w:t>
+            </w:r>
+            <w:r>
+              <w:rPr>
+                <w:rFonts w:ascii="宋体" w:eastAsia="宋体" w:hAnsi="宋体" w:hint="eastAsia"/>
+                <w:noProof/>
+                <w:webHidden/>
+              </w:rPr>
+              <w:tab/>
+            </w:r>
+            <w:r>
+              <w:rPr>
+                <w:rFonts w:ascii="宋体" w:eastAsia="宋体" w:hAnsi="宋体" w:hint="eastAsia"/>
+                <w:noProof/>
+                <w:webHidden/>
+              </w:rPr>
+              <w:fldChar w:fldCharType="begin"/>
+            </w:r>
+            <w:r>
+              <w:rPr>
+                <w:rFonts w:ascii="宋体" w:eastAsia="宋体" w:hAnsi="宋体" w:hint="eastAsia"/>
+                <w:noProof/>
+                <w:webHidden/>
+              </w:rPr>
+              <w:instrText xml:space="preserve"> </w:instrText>
+            </w:r>
+            <w:r>
+              <w:rPr>
+                <w:rFonts w:ascii="宋体" w:eastAsia="宋体" w:hAnsi="宋体"/>
+                <w:noProof/>
+                <w:webHidden/>
+              </w:rPr>
+              <w:instrText>PAGEREF _Toc227580656 \h</w:instrText>
+            </w:r>
+            <w:r>
+              <w:rPr>
+                <w:rFonts w:ascii="宋体" w:eastAsia="宋体" w:hAnsi="宋体" w:hint="eastAsia"/>
+                <w:noProof/>
+                <w:webHidden/>
+              </w:rPr>
+              <w:instrText xml:space="preserve"> </w:instrText>
+            </w:r>
+            <w:r>
+              <w:rPr>
+                <w:rFonts w:ascii="宋体" w:eastAsia="宋体" w:hAnsi="宋体" w:hint="eastAsia"/>
+                <w:noProof/>
+                <w:webHidden/>
+              </w:rPr>
+            </w:r>
+            <w:r>
+              <w:rPr>
+                <w:rFonts w:ascii="宋体" w:eastAsia="宋体" w:hAnsi="宋体" w:hint="eastAsia"/>
+                <w:noProof/>
+                <w:webHidden/>
+              </w:rPr>
+              <w:fldChar w:fldCharType="separate"/>
+            </w:r>
+            <w:r>
+              <w:rPr>
+                <w:rFonts w:ascii="宋体" w:eastAsia="宋体" w:hAnsi="宋体" w:hint="eastAsia"/>
+                <w:noProof/>
+                <w:webHidden/>
+              </w:rPr>
+              <w:t>13</w:t>
+            </w:r>
+            <w:r>
+              <w:rPr>
+                <w:rFonts w:ascii="宋体" w:eastAsia="宋体" w:hAnsi="宋体" w:hint="eastAsia"/>
+                <w:noProof/>
+                <w:webHidden/>
+              </w:rPr>
+              <w:fldChar w:fldCharType="end"/>
+            </w:r>
+          </w:hyperlink>
+        </w:p>
+        <w:p>
+          <w:pPr>
+            <w:pStyle w:val="TOC3"/>
+            <w:tabs>
+              <w:tab w:val="right" w:leader="dot" w:pos="8296"/>
+            </w:tabs>
+            <w:rPr>
+              <w:rFonts w:ascii="宋体" w:eastAsia="宋体" w:hAnsi="宋体" w:hint="eastAsia"/>
+              <w:noProof/>
+              <w:sz w:val="22"/>
+              <w:szCs w:val="24"/>
+              <w14:ligatures w14:val="standardContextual"/>
+            </w:rPr>
+          </w:pPr>
+          <w:hyperlink w:anchor="_Toc227580657" w:history="1">
+            <w:r>
+              <w:rPr>
+                <w:rStyle w:val="a3"/>
+                <w:rFonts w:ascii="宋体" w:eastAsia="宋体" w:hAnsi="宋体" w:hint="eastAsia"/>
+                <w:noProof/>
+              </w:rPr>
+              <w:t>（三）《巴黎协定》</w:t>
+            </w:r>
+            <w:r>
+              <w:rPr>
+                <w:rFonts w:ascii="宋体" w:eastAsia="宋体" w:hAnsi="宋体" w:hint="eastAsia"/>
+                <w:noProof/>
+                <w:webHidden/>
+              </w:rPr>
+              <w:tab/>
+            </w:r>
+            <w:r>
+              <w:rPr>
+                <w:rFonts w:ascii="宋体" w:eastAsia="宋体" w:hAnsi="宋体" w:hint="eastAsia"/>
+                <w:noProof/>
+                <w:webHidden/>
+              </w:rPr>
+              <w:fldChar w:fldCharType="begin"/>
+            </w:r>
+            <w:r>
+              <w:rPr>
+                <w:rFonts w:ascii="宋体" w:eastAsia="宋体" w:hAnsi="宋体" w:hint="eastAsia"/>
+                <w:noProof/>
+                <w:webHidden/>
+              </w:rPr>
+              <w:instrText xml:space="preserve"> </w:instrText>
+            </w:r>
+            <w:r>
+              <w:rPr>
+                <w:rFonts w:ascii="宋体" w:eastAsia="宋体" w:hAnsi="宋体"/>
+                <w:noProof/>
+                <w:webHidden/>
+              </w:rPr>
+              <w:instrText>PAGEREF _Toc227580657 \h</w:instrText>
+            </w:r>
+            <w:r>
+              <w:rPr>
+                <w:rFonts w:ascii="宋体" w:eastAsia="宋体" w:hAnsi="宋体" w:hint="eastAsia"/>
+                <w:noProof/>
+                <w:webHidden/>
+              </w:rPr>
+              <w:instrText xml:space="preserve"> </w:instrText>
+            </w:r>
+            <w:r>
+              <w:rPr>
+                <w:rFonts w:ascii="宋体" w:eastAsia="宋体" w:hAnsi="宋体" w:hint="eastAsia"/>
+                <w:noProof/>
+                <w:webHidden/>
+              </w:rPr>
+            </w:r>
+            <w:r>
+              <w:rPr>
+                <w:rFonts w:ascii="宋体" w:eastAsia="宋体" w:hAnsi="宋体" w:hint="eastAsia"/>
+                <w:noProof/>
+                <w:webHidden/>
+              </w:rPr>
+              <w:fldChar w:fldCharType="separate"/>
+            </w:r>
+            <w:r>
+              <w:rPr>
+                <w:rFonts w:ascii="宋体" w:eastAsia="宋体" w:hAnsi="宋体" w:hint="eastAsia"/>
+                <w:noProof/>
+                <w:webHidden/>
+              </w:rPr>
+              <w:t>14</w:t>
+            </w:r>
+            <w:r>
+              <w:rPr>
+                <w:rFonts w:ascii="宋体" w:eastAsia="宋体" w:hAnsi="宋体" w:hint="eastAsia"/>
+                <w:noProof/>
+                <w:webHidden/>
+              </w:rPr>
+              <w:fldChar w:fldCharType="end"/>
+            </w:r>
+          </w:hyperlink>
+        </w:p>
+        <w:p>
+          <w:pPr>
+            <w:pStyle w:val="TOC2"/>
+            <w:tabs>
+              <w:tab w:val="right" w:leader="dot" w:pos="8296"/>
+            </w:tabs>
+            <w:rPr>
+              <w:rFonts w:ascii="宋体" w:eastAsia="宋体" w:hAnsi="宋体" w:hint="eastAsia"/>
+              <w:noProof/>
+              <w:sz w:val="22"/>
+              <w:szCs w:val="24"/>
+              <w14:ligatures w14:val="standardContextual"/>
+            </w:rPr>
+          </w:pPr>
+          <w:hyperlink w:anchor="_Toc227580658" w:history="1">
+            <w:r>
+              <w:rPr>
+                <w:rStyle w:val="a3"/>
+                <w:rFonts w:ascii="宋体" w:eastAsia="宋体" w:hAnsi="宋体" w:hint="eastAsia"/>
+                <w:noProof/>
+              </w:rPr>
+              <w:t>三、全球气候治理机制的参与主体</w:t>
+            </w:r>
+            <w:r>
+              <w:rPr>
+                <w:rFonts w:ascii="宋体" w:eastAsia="宋体" w:hAnsi="宋体" w:hint="eastAsia"/>
+                <w:noProof/>
+                <w:webHidden/>
+              </w:rPr>
+              <w:tab/>
+            </w:r>
+            <w:r>
+              <w:rPr>
+                <w:rFonts w:ascii="宋体" w:eastAsia="宋体" w:hAnsi="宋体" w:hint="eastAsia"/>
+                <w:noProof/>
+                <w:webHidden/>
+              </w:rPr>
+              <w:fldChar w:fldCharType="begin"/>
+            </w:r>
+            <w:r>
+              <w:rPr>
+                <w:rFonts w:ascii="宋体" w:eastAsia="宋体" w:hAnsi="宋体" w:hint="eastAsia"/>
+                <w:noProof/>
+                <w:webHidden/>
+              </w:rPr>
+              <w:instrText xml:space="preserve"> </w:instrText>
+            </w:r>
+            <w:r>
+              <w:rPr>
+                <w:rFonts w:ascii="宋体" w:eastAsia="宋体" w:hAnsi="宋体"/>
+                <w:noProof/>
+                <w:webHidden/>
+              </w:rPr>
+              <w:instrText>PAGEREF _Toc227580658 \h</w:instrText>
+            </w:r>
+            <w:r>
+              <w:rPr>
+                <w:rFonts w:ascii="宋体" w:eastAsia="宋体" w:hAnsi="宋体" w:hint="eastAsia"/>
+                <w:noProof/>
+                <w:webHidden/>
+              </w:rPr>
+              <w:instrText xml:space="preserve"> </w:instrText>
+            </w:r>
+            <w:r>
+              <w:rPr>
+                <w:rFonts w:ascii="宋体" w:eastAsia="宋体" w:hAnsi="宋体" w:hint="eastAsia"/>
+                <w:noProof/>
+                <w:webHidden/>
+              </w:rPr>
+            </w:r>
+            <w:r>
+              <w:rPr>
+                <w:rFonts w:ascii="宋体" w:eastAsia="宋体" w:hAnsi="宋体" w:hint="eastAsia"/>
+                <w:noProof/>
+                <w:webHidden/>
+              </w:rPr>
+              <w:fldChar w:fldCharType="separate"/>
+            </w:r>
+            <w:r>
+              <w:rPr>
+                <w:rFonts w:ascii="宋体" w:eastAsia="宋体" w:hAnsi="宋体" w:hint="eastAsia"/>
+                <w:noProof/>
+                <w:webHidden/>
+              </w:rPr>
+              <w:t>14</w:t>
+            </w:r>
+            <w:r>
+              <w:rPr>
+                <w:rFonts w:ascii="宋体" w:eastAsia="宋体" w:hAnsi="宋体" w:hint="eastAsia"/>
+                <w:noProof/>
+                <w:webHidden/>
+              </w:rPr>
+              <w:fldChar w:fldCharType="end"/>
+            </w:r>
+          </w:hyperlink>
+        </w:p>
+        <w:p>
+          <w:pPr>
+            <w:pStyle w:val="TOC2"/>
+            <w:tabs>
+              <w:tab w:val="right" w:leader="dot" w:pos="8296"/>
+            </w:tabs>
+            <w:rPr>
+              <w:rFonts w:ascii="宋体" w:eastAsia="宋体" w:hAnsi="宋体" w:hint="eastAsia"/>
+              <w:noProof/>
+              <w:sz w:val="22"/>
+              <w:szCs w:val="24"/>
+              <w14:ligatures w14:val="standardContextual"/>
+            </w:rPr>
+          </w:pPr>
+          <w:hyperlink w:anchor="_Toc227580659" w:history="1">
+            <w:r>
+              <w:rPr>
+                <w:rStyle w:val="a3"/>
+                <w:rFonts w:ascii="宋体" w:eastAsia="宋体" w:hAnsi="宋体" w:hint="eastAsia"/>
+                <w:noProof/>
+              </w:rPr>
+              <w:t>四、全球气候治理机制的组织</w:t>
+            </w:r>
+            <w:r>
+              <w:rPr>
+                <w:rFonts w:ascii="宋体" w:eastAsia="宋体" w:hAnsi="宋体" w:hint="eastAsia"/>
+                <w:noProof/>
+                <w:webHidden/>
+              </w:rPr>
+              <w:tab/>
+            </w:r>
+            <w:r>
+              <w:rPr>
+                <w:rFonts w:ascii="宋体" w:eastAsia="宋体" w:hAnsi="宋体" w:hint="eastAsia"/>
+                <w:noProof/>
+                <w:webHidden/>
+              </w:rPr>
+              <w:fldChar w:fldCharType="begin"/>
+            </w:r>
+            <w:r>
+              <w:rPr>
+                <w:rFonts w:ascii="宋体" w:eastAsia="宋体" w:hAnsi="宋体" w:hint="eastAsia"/>
+                <w:noProof/>
+                <w:webHidden/>
+              </w:rPr>
+              <w:instrText xml:space="preserve"> </w:instrText>
+            </w:r>
+            <w:r>
+              <w:rPr>
+                <w:rFonts w:ascii="宋体" w:eastAsia="宋体" w:hAnsi="宋体"/>
+                <w:noProof/>
+                <w:webHidden/>
+              </w:rPr>
+              <w:instrText>PAGEREF _Toc227580659 \h</w:instrText>
+            </w:r>
+            <w:r>
+              <w:rPr>
+                <w:rFonts w:ascii="宋体" w:eastAsia="宋体" w:hAnsi="宋体" w:hint="eastAsia"/>
+                <w:noProof/>
+                <w:webHidden/>
+              </w:rPr>
+              <w:instrText xml:space="preserve"> </w:instrText>
+            </w:r>
+            <w:r>
+              <w:rPr>
+                <w:rFonts w:ascii="宋体" w:eastAsia="宋体" w:hAnsi="宋体" w:hint="eastAsia"/>
+                <w:noProof/>
+                <w:webHidden/>
+              </w:rPr>
+            </w:r>
+            <w:r>
+              <w:rPr>
+                <w:rFonts w:ascii="宋体" w:eastAsia="宋体" w:hAnsi="宋体" w:hint="eastAsia"/>
+                <w:noProof/>
+                <w:webHidden/>
+              </w:rPr>
+              <w:fldChar w:fldCharType="separate"/>
+            </w:r>
+            <w:r>
+              <w:rPr>
+                <w:rFonts w:ascii="宋体" w:eastAsia="宋体" w:hAnsi="宋体" w:hint="eastAsia"/>
+                <w:noProof/>
+                <w:webHidden/>
+              </w:rPr>
+              <w:t>15</w:t>
+            </w:r>
+            <w:r>
+              <w:rPr>
+                <w:rFonts w:ascii="宋体" w:eastAsia="宋体" w:hAnsi="宋体" w:hint="eastAsia"/>
+                <w:noProof/>
+                <w:webHidden/>
+              </w:rPr>
+              <w:fldChar w:fldCharType="end"/>
+            </w:r>
+          </w:hyperlink>
+        </w:p>
+        <w:p>
+          <w:pPr>
+            <w:pStyle w:val="TOC2"/>
+            <w:tabs>
+              <w:tab w:val="right" w:leader="dot" w:pos="8296"/>
+            </w:tabs>
+            <w:rPr>
+              <w:rFonts w:ascii="宋体" w:eastAsia="宋体" w:hAnsi="宋体" w:hint="eastAsia"/>
+              <w:noProof/>
+              <w:sz w:val="22"/>
+              <w:szCs w:val="24"/>
+              <w14:ligatures w14:val="standardContextual"/>
+            </w:rPr>
+          </w:pPr>
+          <w:hyperlink w:anchor="_Toc227580660" w:history="1">
+            <w:r>
+              <w:rPr>
+                <w:rStyle w:val="a3"/>
+                <w:rFonts w:ascii="宋体" w:eastAsia="宋体" w:hAnsi="宋体" w:hint="eastAsia"/>
+                <w:noProof/>
+              </w:rPr>
+              <w:t>五、全球气候治理机制的变迁</w:t>
+            </w:r>
+            <w:r>
+              <w:rPr>
+                <w:rFonts w:ascii="宋体" w:eastAsia="宋体" w:hAnsi="宋体" w:hint="eastAsia"/>
+                <w:noProof/>
+                <w:webHidden/>
+              </w:rPr>
+              <w:tab/>
+            </w:r>
+            <w:r>
+              <w:rPr>
+                <w:rFonts w:ascii="宋体" w:eastAsia="宋体" w:hAnsi="宋体" w:hint="eastAsia"/>
+                <w:noProof/>
+                <w:webHidden/>
+              </w:rPr>
+              <w:fldChar w:fldCharType="begin"/>
+            </w:r>
+            <w:r>
+              <w:rPr>
+                <w:rFonts w:ascii="宋体" w:eastAsia="宋体" w:hAnsi="宋体" w:hint="eastAsia"/>
+                <w:noProof/>
+                <w:webHidden/>
+              </w:rPr>
+              <w:instrText xml:space="preserve"> </w:instrText>
+            </w:r>
+            <w:r>
+              <w:rPr>
+                <w:rFonts w:ascii="宋体" w:eastAsia="宋体" w:hAnsi="宋体"/>
+                <w:noProof/>
+                <w:webHidden/>
+              </w:rPr>
+              <w:instrText>PAGEREF _Toc227580660 \h</w:instrText>
+            </w:r>
+            <w:r>
+              <w:rPr>
+                <w:rFonts w:ascii="宋体" w:eastAsia="宋体" w:hAnsi="宋体" w:hint="eastAsia"/>
+                <w:noProof/>
+                <w:webHidden/>
+              </w:rPr>
+              <w:instrText xml:space="preserve"> </w:instrText>
+            </w:r>
+            <w:r>
+              <w:rPr>
+                <w:rFonts w:ascii="宋体" w:eastAsia="宋体" w:hAnsi="宋体" w:hint="eastAsia"/>
+                <w:noProof/>
+                <w:webHidden/>
+              </w:rPr>
+            </w:r>
+            <w:r>
+              <w:rPr>
+                <w:rFonts w:ascii="宋体" w:eastAsia="宋体" w:hAnsi="宋体" w:hint="eastAsia"/>
+                <w:noProof/>
+                <w:webHidden/>
+              </w:rPr>
+              <w:fldChar w:fldCharType="separate"/>
+            </w:r>
+            <w:r>
+              <w:rPr>
+                <w:rFonts w:ascii="宋体" w:eastAsia="宋体" w:hAnsi="宋体" w:hint="eastAsia"/>
+                <w:noProof/>
+                <w:webHidden/>
+              </w:rPr>
+              <w:t>15</w:t>
             </w:r>
             <w:r>
               <w:rPr>
@@ -2951,7 +3719,7 @@
       <w:pPr>
         <w:pStyle w:val="a9"/>
       </w:pPr>
-      <w:bookmarkStart w:id="0" w:name="_Toc226979550"/>
+      <w:bookmarkStart w:id="0" w:name="_Toc227580625"/>
       <w:r>
         <w:rPr>
           <w:rFonts w:hint="eastAsia"/>
@@ -3035,7 +3803,7 @@
       <w:pPr>
         <w:pStyle w:val="ac"/>
       </w:pPr>
-      <w:bookmarkStart w:id="1" w:name="_Toc226979551"/>
+      <w:bookmarkStart w:id="1" w:name="_Toc227580626"/>
       <w:r>
         <w:rPr>
           <w:rFonts w:hint="eastAsia"/>
@@ -3752,7 +4520,7 @@
       <w:pPr>
         <w:pStyle w:val="ac"/>
       </w:pPr>
-      <w:bookmarkStart w:id="2" w:name="_Toc226979552"/>
+      <w:bookmarkStart w:id="2" w:name="_Toc227580627"/>
       <w:r>
         <w:rPr>
           <w:rFonts w:hint="eastAsia"/>
@@ -3765,7 +4533,7 @@
       <w:pPr>
         <w:pStyle w:val="ae"/>
       </w:pPr>
-      <w:bookmarkStart w:id="3" w:name="_Toc226979553"/>
+      <w:bookmarkStart w:id="3" w:name="_Toc227580628"/>
       <w:r>
         <w:rPr>
           <w:rFonts w:hint="eastAsia"/>
@@ -3804,7 +4572,7 @@
       <w:pPr>
         <w:pStyle w:val="ae"/>
       </w:pPr>
-      <w:bookmarkStart w:id="4" w:name="_Toc226979554"/>
+      <w:bookmarkStart w:id="4" w:name="_Toc227580629"/>
       <w:r>
         <w:rPr>
           <w:rFonts w:hint="eastAsia"/>
@@ -3938,7 +4706,7 @@
       <w:pPr>
         <w:pStyle w:val="ae"/>
       </w:pPr>
-      <w:bookmarkStart w:id="5" w:name="_Toc226979555"/>
+      <w:bookmarkStart w:id="5" w:name="_Toc227580630"/>
       <w:r>
         <w:rPr>
           <w:rFonts w:hint="eastAsia"/>
@@ -4023,7 +4791,7 @@
       <w:pPr>
         <w:pStyle w:val="ae"/>
       </w:pPr>
-      <w:bookmarkStart w:id="6" w:name="_Toc226979556"/>
+      <w:bookmarkStart w:id="6" w:name="_Toc227580631"/>
       <w:r>
         <w:rPr>
           <w:rFonts w:hint="eastAsia"/>
@@ -4069,7 +4837,7 @@
       <w:pPr>
         <w:pStyle w:val="a9"/>
       </w:pPr>
-      <w:bookmarkStart w:id="7" w:name="_Toc226979557"/>
+      <w:bookmarkStart w:id="7" w:name="_Toc227580632"/>
       <w:r>
         <w:rPr>
           <w:rFonts w:hint="eastAsia"/>
@@ -4113,7 +4881,7 @@
       <w:pPr>
         <w:pStyle w:val="ac"/>
       </w:pPr>
-      <w:bookmarkStart w:id="8" w:name="_Toc226979558"/>
+      <w:bookmarkStart w:id="8" w:name="_Toc227580633"/>
       <w:r>
         <w:rPr>
           <w:rFonts w:hint="eastAsia"/>
@@ -4126,7 +4894,7 @@
       <w:pPr>
         <w:pStyle w:val="ae"/>
       </w:pPr>
-      <w:bookmarkStart w:id="9" w:name="_Toc226979559"/>
+      <w:bookmarkStart w:id="9" w:name="_Toc227580634"/>
       <w:r>
         <w:rPr>
           <w:rFonts w:hint="eastAsia"/>
@@ -4225,7 +4993,7 @@
       <w:pPr>
         <w:pStyle w:val="ae"/>
       </w:pPr>
-      <w:bookmarkStart w:id="10" w:name="_Toc226979560"/>
+      <w:bookmarkStart w:id="10" w:name="_Toc227580635"/>
       <w:r>
         <w:rPr>
           <w:rFonts w:hint="eastAsia"/>
@@ -4608,7 +5376,7 @@
       <w:pPr>
         <w:pStyle w:val="ac"/>
       </w:pPr>
-      <w:bookmarkStart w:id="11" w:name="_Toc226979561"/>
+      <w:bookmarkStart w:id="11" w:name="_Toc227580636"/>
       <w:r>
         <w:rPr>
           <w:rFonts w:hint="eastAsia"/>
@@ -4777,7 +5545,7 @@
       <w:pPr>
         <w:pStyle w:val="ae"/>
       </w:pPr>
-      <w:bookmarkStart w:id="12" w:name="_Toc226979562"/>
+      <w:bookmarkStart w:id="12" w:name="_Toc227580637"/>
       <w:r>
         <w:rPr>
           <w:rFonts w:hint="eastAsia"/>
@@ -4811,7 +5579,7 @@
       <w:pPr>
         <w:pStyle w:val="ae"/>
       </w:pPr>
-      <w:bookmarkStart w:id="13" w:name="_Toc226979563"/>
+      <w:bookmarkStart w:id="13" w:name="_Toc227580638"/>
       <w:r>
         <w:rPr>
           <w:rFonts w:hint="eastAsia"/>
@@ -5040,7 +5808,7 @@
       <w:pPr>
         <w:pStyle w:val="ac"/>
       </w:pPr>
-      <w:bookmarkStart w:id="14" w:name="_Toc226979564"/>
+      <w:bookmarkStart w:id="14" w:name="_Toc227580639"/>
       <w:r>
         <w:rPr>
           <w:rFonts w:hint="eastAsia"/>
@@ -5054,7 +5822,7 @@
       <w:pPr>
         <w:pStyle w:val="ae"/>
       </w:pPr>
-      <w:bookmarkStart w:id="15" w:name="_Toc226979565"/>
+      <w:bookmarkStart w:id="15" w:name="_Toc227580640"/>
       <w:r>
         <w:rPr>
           <w:rFonts w:hint="eastAsia"/>
@@ -5179,7 +5947,7 @@
       <w:pPr>
         <w:pStyle w:val="ae"/>
       </w:pPr>
-      <w:bookmarkStart w:id="16" w:name="_Toc226979566"/>
+      <w:bookmarkStart w:id="16" w:name="_Toc227580641"/>
       <w:r>
         <w:rPr>
           <w:rFonts w:hint="eastAsia"/>
@@ -5415,7 +6183,7 @@
       <w:pPr>
         <w:pStyle w:val="a9"/>
       </w:pPr>
-      <w:bookmarkStart w:id="17" w:name="_Toc226979567"/>
+      <w:bookmarkStart w:id="17" w:name="_Toc227580642"/>
       <w:r>
         <w:rPr>
           <w:rFonts w:hint="eastAsia"/>
@@ -5441,9 +6209,6 @@
         <w:pStyle w:val="aa"/>
         <w:spacing w:before="78" w:after="78"/>
         <w:jc w:val="center"/>
-        <w:rPr>
-          <w:rFonts w:hint="eastAsia"/>
-        </w:rPr>
       </w:pPr>
       <w:r>
         <w:rPr>
@@ -5468,7 +6233,7 @@
       <w:pPr>
         <w:pStyle w:val="ac"/>
       </w:pPr>
-      <w:bookmarkStart w:id="18" w:name="_Toc226979568"/>
+      <w:bookmarkStart w:id="18" w:name="_Toc227580643"/>
       <w:r>
         <w:rPr>
           <w:rFonts w:hint="eastAsia"/>
@@ -5481,7 +6246,7 @@
       <w:pPr>
         <w:pStyle w:val="ae"/>
       </w:pPr>
-      <w:bookmarkStart w:id="19" w:name="_Toc226979569"/>
+      <w:bookmarkStart w:id="19" w:name="_Toc227580644"/>
       <w:r>
         <w:rPr>
           <w:rFonts w:hint="eastAsia"/>
@@ -5494,9 +6259,6 @@
       <w:pPr>
         <w:pStyle w:val="aa"/>
         <w:spacing w:before="78" w:after="78"/>
-        <w:rPr>
-          <w:rFonts w:hint="eastAsia"/>
-        </w:rPr>
       </w:pPr>
       <w:r>
         <w:tab/>
@@ -6309,7 +7071,7 @@
       <w:pPr>
         <w:pStyle w:val="ae"/>
       </w:pPr>
-      <w:bookmarkStart w:id="20" w:name="_Toc226979570"/>
+      <w:bookmarkStart w:id="20" w:name="_Toc227580645"/>
       <w:r>
         <w:rPr>
           <w:rFonts w:hint="eastAsia"/>
@@ -6836,7 +7598,7 @@
       <w:pPr>
         <w:pStyle w:val="ae"/>
       </w:pPr>
-      <w:bookmarkStart w:id="21" w:name="_Toc226979571"/>
+      <w:bookmarkStart w:id="21" w:name="_Toc227580646"/>
       <w:r>
         <w:rPr>
           <w:rFonts w:hint="eastAsia"/>
@@ -6898,9 +7660,6 @@
       <w:pPr>
         <w:pStyle w:val="aa"/>
         <w:spacing w:before="78" w:after="78"/>
-        <w:rPr>
-          <w:rFonts w:hint="eastAsia"/>
-        </w:rPr>
       </w:pPr>
       <w:r>
         <w:tab/>
@@ -6916,7 +7675,7 @@
       <w:pPr>
         <w:pStyle w:val="ae"/>
       </w:pPr>
-      <w:bookmarkStart w:id="22" w:name="_Toc226979572"/>
+      <w:bookmarkStart w:id="22" w:name="_Toc227580647"/>
       <w:r>
         <w:rPr>
           <w:rFonts w:hint="eastAsia"/>
@@ -6950,16 +7709,13 @@
       <w:pPr>
         <w:pStyle w:val="aa"/>
         <w:spacing w:before="78" w:after="78"/>
-        <w:rPr>
-          <w:rFonts w:hint="eastAsia"/>
-        </w:rPr>
       </w:pPr>
     </w:p>
     <w:p>
       <w:pPr>
         <w:pStyle w:val="ac"/>
       </w:pPr>
-      <w:bookmarkStart w:id="23" w:name="_Toc226979573"/>
+      <w:bookmarkStart w:id="23" w:name="_Toc227580648"/>
       <w:r>
         <w:rPr>
           <w:rFonts w:hint="eastAsia"/>
@@ -7032,11 +7788,8 @@
     <w:p>
       <w:pPr>
         <w:pStyle w:val="ae"/>
-        <w:rPr>
-          <w:rFonts w:hint="eastAsia"/>
-        </w:rPr>
-      </w:pPr>
-      <w:bookmarkStart w:id="24" w:name="_Toc226979574"/>
+      </w:pPr>
+      <w:bookmarkStart w:id="24" w:name="_Toc227580649"/>
       <w:r>
         <w:rPr>
           <w:rFonts w:hint="eastAsia"/>
@@ -7260,9 +8013,6 @@
           <w:numId w:val="5"/>
         </w:numPr>
         <w:spacing w:before="78" w:after="78"/>
-        <w:rPr>
-          <w:rFonts w:hint="eastAsia"/>
-        </w:rPr>
       </w:pPr>
       <w:r>
         <w:rPr>
@@ -7308,7 +8058,7 @@
       <w:pPr>
         <w:pStyle w:val="ae"/>
       </w:pPr>
-      <w:bookmarkStart w:id="25" w:name="_Toc226979575"/>
+      <w:bookmarkStart w:id="25" w:name="_Toc227580650"/>
       <w:r>
         <w:rPr>
           <w:rFonts w:hint="eastAsia"/>
@@ -7321,9 +8071,6 @@
       <w:pPr>
         <w:pStyle w:val="aa"/>
         <w:spacing w:before="78" w:after="78"/>
-        <w:rPr>
-          <w:rFonts w:hint="eastAsia"/>
-        </w:rPr>
       </w:pPr>
       <w:r>
         <w:tab/>
@@ -7394,9 +8141,6 @@
         </w:numPr>
         <w:spacing w:beforeLines="0" w:before="0" w:afterLines="0" w:after="0"/>
         <w:ind w:left="442" w:hanging="442"/>
-        <w:rPr>
-          <w:rFonts w:hint="eastAsia"/>
-        </w:rPr>
       </w:pPr>
       <w:r>
         <w:rPr>
@@ -7423,7 +8167,7 @@
       <w:pPr>
         <w:pStyle w:val="ac"/>
       </w:pPr>
-      <w:bookmarkStart w:id="26" w:name="_Toc226979576"/>
+      <w:bookmarkStart w:id="26" w:name="_Toc227580651"/>
       <w:r>
         <w:rPr>
           <w:rFonts w:hint="eastAsia"/>
@@ -7481,9 +8225,6 @@
       <w:pPr>
         <w:pStyle w:val="aa"/>
         <w:spacing w:before="78" w:after="78"/>
-        <w:rPr>
-          <w:rFonts w:hint="eastAsia"/>
-        </w:rPr>
       </w:pPr>
       <w:r>
         <w:tab/>
@@ -7529,7 +8270,7 @@
       <w:pPr>
         <w:pStyle w:val="a9"/>
       </w:pPr>
-      <w:bookmarkStart w:id="27" w:name="_Toc226979577"/>
+      <w:bookmarkStart w:id="27" w:name="_Toc227580652"/>
       <w:r>
         <w:rPr>
           <w:rFonts w:hint="eastAsia"/>
@@ -7555,15 +8296,1651 @@
         <w:pStyle w:val="aa"/>
         <w:spacing w:before="78" w:after="78"/>
         <w:jc w:val="center"/>
-        <w:rPr>
-          <w:rFonts w:hint="eastAsia"/>
-        </w:rPr>
-      </w:pPr>
-      <w:r>
-        <w:rPr>
-          <w:rFonts w:hint="eastAsia"/>
-        </w:rPr>
-        <w:t>2026.4.13</w:t>
+      </w:pPr>
+      <w:r>
+        <w:rPr>
+          <w:rFonts w:hint="eastAsia"/>
+        </w:rPr>
+        <w:t>2026.4.</w:t>
+      </w:r>
+      <w:r>
+        <w:rPr>
+          <w:rFonts w:hint="eastAsia"/>
+        </w:rPr>
+        <w:t>20</w:t>
+      </w:r>
+    </w:p>
+    <w:p>
+      <w:pPr>
+        <w:pStyle w:val="ac"/>
+      </w:pPr>
+      <w:bookmarkStart w:id="28" w:name="_Toc227580653"/>
+      <w:r>
+        <w:rPr>
+          <w:rFonts w:hint="eastAsia"/>
+        </w:rPr>
+        <w:t>一、全球气候变化治理机制的形式</w:t>
+      </w:r>
+      <w:bookmarkEnd w:id="28"/>
+    </w:p>
+    <w:p>
+      <w:pPr>
+        <w:pStyle w:val="aa"/>
+        <w:spacing w:before="78" w:after="78"/>
+      </w:pPr>
+      <w:r>
+        <w:tab/>
+      </w:r>
+      <w:r>
+        <w:rPr>
+          <w:rFonts w:hint="eastAsia"/>
+        </w:rPr>
+        <w:t>全球气候治理的形式包括全球气候治理机制（</w:t>
+      </w:r>
+      <w:r>
+        <w:rPr>
+          <w:rFonts w:hint="eastAsia"/>
+        </w:rPr>
+        <w:t>global climate regime</w:t>
+      </w:r>
+      <w:r>
+        <w:rPr>
+          <w:rFonts w:hint="eastAsia"/>
+        </w:rPr>
+        <w:t>）、跨国气候机制复合体（</w:t>
+      </w:r>
+      <w:r>
+        <w:rPr>
+          <w:rFonts w:hint="eastAsia"/>
+        </w:rPr>
+        <w:t>transnational climate regime complex</w:t>
+      </w:r>
+      <w:r>
+        <w:rPr>
+          <w:rFonts w:hint="eastAsia"/>
+        </w:rPr>
+        <w:t>）、全球气候治理场景（</w:t>
+      </w:r>
+      <w:r>
+        <w:rPr>
+          <w:rFonts w:hint="eastAsia"/>
+        </w:rPr>
+        <w:t>global climate governance landscape</w:t>
+      </w:r>
+      <w:r>
+        <w:rPr>
+          <w:rFonts w:hint="eastAsia"/>
+        </w:rPr>
+        <w:t>）。</w:t>
+      </w:r>
+    </w:p>
+    <w:p>
+      <w:pPr>
+        <w:pStyle w:val="aa"/>
+        <w:spacing w:before="78" w:after="78"/>
+      </w:pPr>
+      <w:r>
+        <w:tab/>
+      </w:r>
+      <w:proofErr w:type="gramStart"/>
+      <w:r>
+        <w:rPr>
+          <w:rFonts w:hint="eastAsia"/>
+        </w:rPr>
+        <w:t>基欧汉</w:t>
+      </w:r>
+      <w:proofErr w:type="gramEnd"/>
+      <w:r>
+        <w:rPr>
+          <w:rFonts w:hint="eastAsia"/>
+        </w:rPr>
+        <w:t>曾在一个研究中描述了跨国气候机制复合体——它包括联合国框架下有约束力的机制（如</w:t>
+      </w:r>
+      <w:r>
+        <w:rPr>
+          <w:rFonts w:hint="eastAsia"/>
+        </w:rPr>
+        <w:t>UNFCCC</w:t>
+      </w:r>
+      <w:r>
+        <w:rPr>
+          <w:rFonts w:hint="eastAsia"/>
+        </w:rPr>
+        <w:t>）、蒙特利尔议定书、双边协定、单边行动、专家评估、俱乐部式机制、多边发展银行等。因此，跨国气候机制复合体是较为包容的，但其边界也较为模糊。</w:t>
+      </w:r>
+    </w:p>
+    <w:p>
+      <w:pPr>
+        <w:pStyle w:val="aa"/>
+        <w:spacing w:before="78" w:after="78"/>
+      </w:pPr>
+    </w:p>
+    <w:p>
+      <w:pPr>
+        <w:pStyle w:val="ac"/>
+      </w:pPr>
+      <w:bookmarkStart w:id="29" w:name="_Toc227580654"/>
+      <w:r>
+        <w:rPr>
+          <w:rFonts w:hint="eastAsia"/>
+        </w:rPr>
+        <w:t>二、全球气候变化治理机制的核心协议</w:t>
+      </w:r>
+      <w:bookmarkEnd w:id="29"/>
+    </w:p>
+    <w:p>
+      <w:pPr>
+        <w:pStyle w:val="aa"/>
+        <w:spacing w:before="78" w:after="78"/>
+      </w:pPr>
+      <w:r>
+        <w:tab/>
+      </w:r>
+      <w:r>
+        <w:rPr>
+          <w:rFonts w:hint="eastAsia"/>
+        </w:rPr>
+        <w:t>全球气候变化治理机制的核心协议主要有《联合国气候变化框架公约》《京都议定书》《巴黎协定》。</w:t>
+      </w:r>
+    </w:p>
+    <w:p>
+      <w:pPr>
+        <w:pStyle w:val="ae"/>
+      </w:pPr>
+      <w:bookmarkStart w:id="30" w:name="_Toc227580655"/>
+      <w:r>
+        <w:rPr>
+          <w:rFonts w:hint="eastAsia"/>
+        </w:rPr>
+        <w:lastRenderedPageBreak/>
+        <w:t>（一）《联合国气候变化框架公约》</w:t>
+      </w:r>
+      <w:bookmarkEnd w:id="30"/>
+    </w:p>
+    <w:p>
+      <w:pPr>
+        <w:pStyle w:val="aa"/>
+        <w:spacing w:before="78" w:after="78"/>
+      </w:pPr>
+      <w:r>
+        <w:tab/>
+      </w:r>
+      <w:r>
+        <w:rPr>
+          <w:rFonts w:hint="eastAsia"/>
+        </w:rPr>
+        <w:t>1979</w:t>
+      </w:r>
+      <w:r>
+        <w:rPr>
+          <w:rFonts w:hint="eastAsia"/>
+        </w:rPr>
+        <w:t>年，第一次世界气候大会呼吁保护气候。</w:t>
+      </w:r>
+      <w:r>
+        <w:rPr>
+          <w:rFonts w:hint="eastAsia"/>
+        </w:rPr>
+        <w:t>1988</w:t>
+      </w:r>
+      <w:r>
+        <w:rPr>
+          <w:rFonts w:hint="eastAsia"/>
+        </w:rPr>
+        <w:t>年，世界气象组织和联合国环境规划署组建政府间气候变化专门委员会（</w:t>
+      </w:r>
+      <w:r>
+        <w:rPr>
+          <w:rFonts w:hint="eastAsia"/>
+        </w:rPr>
+        <w:t>IPCC</w:t>
+      </w:r>
+      <w:r>
+        <w:rPr>
+          <w:rFonts w:hint="eastAsia"/>
+        </w:rPr>
+        <w:t>），联合国大会通过了保护气候的决议。</w:t>
+      </w:r>
+      <w:r>
+        <w:rPr>
+          <w:rFonts w:hint="eastAsia"/>
+        </w:rPr>
+        <w:t>1990</w:t>
+      </w:r>
+      <w:r>
+        <w:rPr>
+          <w:rFonts w:hint="eastAsia"/>
+        </w:rPr>
+        <w:t>年，第二次世界气候大会呼吁制订保护气候的公约，联合国大会决定启动公约谈判。</w:t>
+      </w:r>
+      <w:r>
+        <w:rPr>
+          <w:rFonts w:hint="eastAsia"/>
+        </w:rPr>
+        <w:t>1992</w:t>
+      </w:r>
+      <w:r>
+        <w:rPr>
+          <w:rFonts w:hint="eastAsia"/>
+        </w:rPr>
+        <w:t>年，《联合国气候变化框架公约》（</w:t>
+      </w:r>
+      <w:r>
+        <w:rPr>
+          <w:rFonts w:hint="eastAsia"/>
+        </w:rPr>
+        <w:t>UNFCCC</w:t>
+      </w:r>
+      <w:r>
+        <w:rPr>
+          <w:rFonts w:hint="eastAsia"/>
+        </w:rPr>
+        <w:t>）开放签署。</w:t>
+      </w:r>
+      <w:r>
+        <w:rPr>
+          <w:rFonts w:hint="eastAsia"/>
+        </w:rPr>
+        <w:t>1994</w:t>
+      </w:r>
+      <w:r>
+        <w:rPr>
+          <w:rFonts w:hint="eastAsia"/>
+        </w:rPr>
+        <w:t>年，气候公约生效。</w:t>
+      </w:r>
+    </w:p>
+    <w:p>
+      <w:pPr>
+        <w:pStyle w:val="aa"/>
+        <w:spacing w:before="78" w:after="78"/>
+      </w:pPr>
+      <w:r>
+        <w:tab/>
+      </w:r>
+      <w:r>
+        <w:rPr>
+          <w:rFonts w:hint="eastAsia"/>
+        </w:rPr>
+        <w:t>UNFCCC</w:t>
+      </w:r>
+      <w:r>
+        <w:rPr>
+          <w:rFonts w:hint="eastAsia"/>
+        </w:rPr>
+        <w:t>确认了问题的存在：</w:t>
+      </w:r>
+    </w:p>
+    <w:p>
+      <w:pPr>
+        <w:pStyle w:val="af3"/>
+        <w:spacing w:before="78" w:after="78"/>
+        <w:ind w:firstLine="420"/>
+        <w:rPr>
+          <w:b/>
+          <w:bCs/>
+          <w:i/>
+          <w:iCs/>
+        </w:rPr>
+      </w:pPr>
+      <w:r>
+        <w:rPr>
+          <w:rFonts w:hint="eastAsia"/>
+          <w:b/>
+          <w:bCs/>
+          <w:i/>
+          <w:iCs/>
+        </w:rPr>
+        <w:t>本公约各缔约方，</w:t>
+      </w:r>
+    </w:p>
+    <w:p>
+      <w:pPr>
+        <w:pStyle w:val="af3"/>
+        <w:spacing w:before="78" w:after="78"/>
+      </w:pPr>
+      <w:r>
+        <w:rPr>
+          <w:rFonts w:hint="eastAsia"/>
+        </w:rPr>
+        <w:t xml:space="preserve">　　</w:t>
+      </w:r>
+      <w:r>
+        <w:rPr>
+          <w:rFonts w:hint="eastAsia"/>
+          <w:b/>
+          <w:bCs/>
+        </w:rPr>
+        <w:t>承认</w:t>
+      </w:r>
+      <w:r>
+        <w:rPr>
+          <w:rFonts w:hint="eastAsia"/>
+        </w:rPr>
+        <w:t>地球气候的变化及其不利影响是人类共同关心的问题，</w:t>
+      </w:r>
+    </w:p>
+    <w:p>
+      <w:pPr>
+        <w:pStyle w:val="af3"/>
+        <w:spacing w:before="78" w:after="78"/>
+        <w:ind w:firstLine="420"/>
+      </w:pPr>
+      <w:r>
+        <w:rPr>
+          <w:rFonts w:hint="eastAsia"/>
+          <w:b/>
+          <w:bCs/>
+        </w:rPr>
+        <w:t>感到忧虑的是，</w:t>
+      </w:r>
+      <w:r>
+        <w:rPr>
+          <w:rFonts w:hint="eastAsia"/>
+        </w:rPr>
+        <w:t>人类活动已大幅增加大气中温室气体的浓度，这种增加增强了自然温室效应，平均而言将引起地球表面和大气进一步增温，并可能对自然生态系统和人类产生不利影响，</w:t>
+      </w:r>
+    </w:p>
+    <w:p>
+      <w:pPr>
+        <w:pStyle w:val="af3"/>
+        <w:spacing w:before="78" w:after="78"/>
+        <w:ind w:firstLine="420"/>
+      </w:pPr>
+      <w:r>
+        <w:rPr>
+          <w:rFonts w:hint="eastAsia"/>
+        </w:rPr>
+        <w:t>……</w:t>
+      </w:r>
+    </w:p>
+    <w:p>
+      <w:pPr>
+        <w:pStyle w:val="af3"/>
+        <w:spacing w:before="78" w:after="78"/>
+        <w:jc w:val="right"/>
+      </w:pPr>
+      <w:r>
+        <w:rPr>
+          <w:rFonts w:hint="eastAsia"/>
+        </w:rPr>
+        <w:t>——《联合国气候变化框架公约》</w:t>
+      </w:r>
+    </w:p>
+    <w:p>
+      <w:pPr>
+        <w:pStyle w:val="aa"/>
+        <w:spacing w:before="78" w:after="78"/>
+      </w:pPr>
+      <w:r>
+        <w:tab/>
+      </w:r>
+      <w:r>
+        <w:rPr>
+          <w:rFonts w:hint="eastAsia"/>
+        </w:rPr>
+        <w:t>UNFCCC</w:t>
+      </w:r>
+      <w:r>
+        <w:rPr>
+          <w:rFonts w:hint="eastAsia"/>
+        </w:rPr>
+        <w:t>设定了目标：</w:t>
+      </w:r>
+    </w:p>
+    <w:p>
+      <w:pPr>
+        <w:pStyle w:val="af3"/>
+        <w:spacing w:before="78" w:after="78"/>
+      </w:pPr>
+      <w:r>
+        <w:rPr>
+          <w:rFonts w:hint="eastAsia"/>
+          <w:b/>
+          <w:bCs/>
+        </w:rPr>
+        <w:t>第二条</w:t>
+      </w:r>
+      <w:r>
+        <w:rPr>
+          <w:rFonts w:hint="eastAsia"/>
+        </w:rPr>
+        <w:t xml:space="preserve"> </w:t>
+      </w:r>
+      <w:r>
+        <w:t>本公约以及缔约方会议可能通过的任何相关法律文书的最终目标是：根据本公约的各项有关规定，将大气中温室气体的浓度稳定在防止气候系统受到危险的人为干扰的水平上。这一水平应当在足以使生态系统能够自然地适应气候变化、确保粮食生产免受威胁并使经济发展能够可持续地进行的时间范围内实现。</w:t>
+      </w:r>
+    </w:p>
+    <w:p>
+      <w:pPr>
+        <w:pStyle w:val="af3"/>
+        <w:spacing w:before="78" w:after="78"/>
+        <w:jc w:val="right"/>
+      </w:pPr>
+      <w:r>
+        <w:rPr>
+          <w:rFonts w:hint="eastAsia"/>
+        </w:rPr>
+        <w:t>——《联合国气候变化框架公约》</w:t>
+      </w:r>
+    </w:p>
+    <w:p>
+      <w:pPr>
+        <w:pStyle w:val="aa"/>
+        <w:spacing w:before="78" w:after="78"/>
+      </w:pPr>
+      <w:r>
+        <w:tab/>
+      </w:r>
+      <w:r>
+        <w:rPr>
+          <w:rFonts w:hint="eastAsia"/>
+        </w:rPr>
+        <w:t>UNFCCC</w:t>
+      </w:r>
+      <w:r>
+        <w:rPr>
+          <w:rFonts w:hint="eastAsia"/>
+        </w:rPr>
+        <w:t>在公约的第三条确立了数个原则：公平原则，共同但又区别的责任和各自能力原则，考虑发展中国家特殊情况原则，预防原则，可持续发展原则，应对气候变化与国际经济、贸易体系协调原则。其中的焦点是“共区原则”</w:t>
+      </w:r>
+      <w:r>
+        <w:rPr>
+          <w:rFonts w:hint="eastAsia"/>
+        </w:rPr>
+        <w:t>：</w:t>
+      </w:r>
+    </w:p>
+    <w:p>
+      <w:pPr>
+        <w:pStyle w:val="af3"/>
+        <w:spacing w:before="78" w:after="78"/>
+        <w:ind w:firstLine="420"/>
+      </w:pPr>
+      <w:r>
+        <w:t>各缔约方应当在公平的基础上，并根据它们共同但有区别的责任和各自的能力，为人类当代和后代的利益保护气候系统。因此，发达国家缔约方应当率先对付气候变化及其不利影响。</w:t>
+      </w:r>
+    </w:p>
+    <w:p>
+      <w:pPr>
+        <w:pStyle w:val="af3"/>
+        <w:spacing w:before="78" w:after="78"/>
+        <w:jc w:val="right"/>
+      </w:pPr>
+      <w:r>
+        <w:rPr>
+          <w:rFonts w:hint="eastAsia"/>
+        </w:rPr>
+        <w:t>——《联合国气候变化框架公约》</w:t>
+      </w:r>
+    </w:p>
+    <w:p>
+      <w:pPr>
+        <w:pStyle w:val="aa"/>
+        <w:spacing w:before="78" w:after="78"/>
+      </w:pPr>
+      <w:r>
+        <w:tab/>
+      </w:r>
+      <w:r>
+        <w:rPr>
+          <w:rFonts w:hint="eastAsia"/>
+        </w:rPr>
+        <w:t>据此，发达国家和发展中国家承担不同责任和义务。</w:t>
+      </w:r>
+    </w:p>
+    <w:p>
+      <w:pPr>
+        <w:pStyle w:val="ae"/>
+      </w:pPr>
+      <w:bookmarkStart w:id="31" w:name="_Toc227580656"/>
+      <w:r>
+        <w:rPr>
+          <w:rFonts w:hint="eastAsia"/>
+        </w:rPr>
+        <w:t>（二）《京都议定书》</w:t>
+      </w:r>
+      <w:bookmarkEnd w:id="31"/>
+    </w:p>
+    <w:p>
+      <w:pPr>
+        <w:pStyle w:val="aa"/>
+        <w:spacing w:before="78" w:after="78"/>
+      </w:pPr>
+      <w:r>
+        <w:tab/>
+      </w:r>
+      <w:r>
+        <w:rPr>
+          <w:rFonts w:hint="eastAsia"/>
+        </w:rPr>
+        <w:t>《京都议定书》自</w:t>
+      </w:r>
+      <w:r>
+        <w:rPr>
+          <w:rFonts w:hint="eastAsia"/>
+        </w:rPr>
+        <w:t>1995</w:t>
+      </w:r>
+      <w:r>
+        <w:rPr>
+          <w:rFonts w:hint="eastAsia"/>
+        </w:rPr>
+        <w:t>年开始谈判，在</w:t>
+      </w:r>
+      <w:r>
+        <w:rPr>
+          <w:rFonts w:hint="eastAsia"/>
+        </w:rPr>
+        <w:t>1997</w:t>
+      </w:r>
+      <w:r>
+        <w:rPr>
+          <w:rFonts w:hint="eastAsia"/>
+        </w:rPr>
+        <w:t>年</w:t>
+      </w:r>
+      <w:r>
+        <w:rPr>
+          <w:rFonts w:hint="eastAsia"/>
+        </w:rPr>
+        <w:t>12</w:t>
+      </w:r>
+      <w:r>
+        <w:rPr>
+          <w:rFonts w:hint="eastAsia"/>
+        </w:rPr>
+        <w:t>月</w:t>
+      </w:r>
+      <w:r>
+        <w:rPr>
+          <w:rFonts w:hint="eastAsia"/>
+        </w:rPr>
+        <w:t>11</w:t>
+      </w:r>
+      <w:r>
+        <w:rPr>
+          <w:rFonts w:hint="eastAsia"/>
+        </w:rPr>
+        <w:t>日获得通过，于</w:t>
+      </w:r>
+      <w:r>
+        <w:rPr>
+          <w:rFonts w:hint="eastAsia"/>
+        </w:rPr>
+        <w:t>2005</w:t>
+      </w:r>
+      <w:r>
+        <w:rPr>
+          <w:rFonts w:hint="eastAsia"/>
+        </w:rPr>
+        <w:t>年</w:t>
+      </w:r>
+      <w:r>
+        <w:rPr>
+          <w:rFonts w:hint="eastAsia"/>
+        </w:rPr>
+        <w:t>2</w:t>
+      </w:r>
+      <w:r>
+        <w:rPr>
+          <w:rFonts w:hint="eastAsia"/>
+        </w:rPr>
+        <w:t>月</w:t>
+      </w:r>
+      <w:r>
+        <w:rPr>
+          <w:rFonts w:hint="eastAsia"/>
+        </w:rPr>
+        <w:t>16</w:t>
+      </w:r>
+      <w:r>
+        <w:rPr>
+          <w:rFonts w:hint="eastAsia"/>
+        </w:rPr>
+        <w:t>日生效，有</w:t>
+      </w:r>
+      <w:r>
+        <w:rPr>
+          <w:rFonts w:hint="eastAsia"/>
+        </w:rPr>
+        <w:t>192</w:t>
+      </w:r>
+      <w:r>
+        <w:rPr>
+          <w:rFonts w:hint="eastAsia"/>
+        </w:rPr>
+        <w:t>个缔约方。《京都议定书》以《公约》的原则和规定为基础，并遵循其基于附件的构架。它只对发达国家有约束力，并根据“共区原则”，令发达国家承担更多责任，因为《京都议定书》认定发达国家对温室气体排放量负有主要责任。</w:t>
+      </w:r>
+      <w:r>
+        <w:rPr>
+          <w:rFonts w:hint="eastAsia"/>
+        </w:rPr>
+        <w:t>《京都议定书》相比《公约》更加具体详细，从“原则”走向了“规则”。</w:t>
+      </w:r>
+    </w:p>
+    <w:p>
+      <w:pPr>
+        <w:pStyle w:val="aa"/>
+        <w:spacing w:before="78" w:after="78"/>
+      </w:pPr>
+      <w:r>
+        <w:tab/>
+      </w:r>
+      <w:r>
+        <w:rPr>
+          <w:rFonts w:hint="eastAsia"/>
+        </w:rPr>
+        <w:t>由于在《京都议定书》签订后的第一个承诺期内，多数大国（除欧盟外）均未实现减排目标，故《京都议定书》需要开展第二个承诺期。</w:t>
+      </w:r>
+      <w:r>
+        <w:rPr>
+          <w:rFonts w:hint="eastAsia"/>
+        </w:rPr>
+        <w:t>2012</w:t>
+      </w:r>
+      <w:r>
+        <w:rPr>
+          <w:rFonts w:hint="eastAsia"/>
+        </w:rPr>
+        <w:t>年</w:t>
+      </w:r>
+      <w:r>
+        <w:rPr>
+          <w:rFonts w:hint="eastAsia"/>
+        </w:rPr>
+        <w:t>12</w:t>
+      </w:r>
+      <w:r>
+        <w:rPr>
+          <w:rFonts w:hint="eastAsia"/>
+        </w:rPr>
+        <w:t>月</w:t>
+      </w:r>
+      <w:r>
+        <w:rPr>
+          <w:rFonts w:hint="eastAsia"/>
+        </w:rPr>
+        <w:t>8</w:t>
+      </w:r>
+      <w:r>
+        <w:rPr>
+          <w:rFonts w:hint="eastAsia"/>
+        </w:rPr>
+        <w:t>日，在卡塔尔多哈通过了《</w:t>
+      </w:r>
+      <w:r>
+        <w:rPr>
+          <w:rFonts w:hint="eastAsia"/>
+        </w:rPr>
+        <w:t>〈</w:t>
+      </w:r>
+      <w:r>
+        <w:rPr>
+          <w:rFonts w:hint="eastAsia"/>
+        </w:rPr>
+        <w:t>京都议定书</w:t>
+      </w:r>
+      <w:r>
+        <w:rPr>
+          <w:rFonts w:hint="eastAsia"/>
+        </w:rPr>
+        <w:t>〉</w:t>
+      </w:r>
+      <w:r>
+        <w:rPr>
+          <w:rFonts w:hint="eastAsia"/>
+        </w:rPr>
+        <w:t>多哈修正案》，用于从</w:t>
+      </w:r>
+      <w:r>
+        <w:rPr>
+          <w:rFonts w:hint="eastAsia"/>
+        </w:rPr>
+        <w:t>2013</w:t>
+      </w:r>
+      <w:r>
+        <w:rPr>
+          <w:rFonts w:hint="eastAsia"/>
+        </w:rPr>
+        <w:t>年开始至</w:t>
+      </w:r>
+      <w:r>
+        <w:rPr>
+          <w:rFonts w:hint="eastAsia"/>
+        </w:rPr>
+        <w:t>2020</w:t>
+      </w:r>
+      <w:r>
+        <w:rPr>
+          <w:rFonts w:hint="eastAsia"/>
+        </w:rPr>
+        <w:t>年的第二个承诺期；该修正案于</w:t>
+      </w:r>
+      <w:r>
+        <w:rPr>
+          <w:rFonts w:hint="eastAsia"/>
+        </w:rPr>
+        <w:t>2020</w:t>
+      </w:r>
+      <w:r>
+        <w:rPr>
+          <w:rFonts w:hint="eastAsia"/>
+        </w:rPr>
+        <w:t>年</w:t>
+      </w:r>
+      <w:r>
+        <w:rPr>
+          <w:rFonts w:hint="eastAsia"/>
+        </w:rPr>
+        <w:t>12</w:t>
+      </w:r>
+      <w:r>
+        <w:rPr>
+          <w:rFonts w:hint="eastAsia"/>
+        </w:rPr>
+        <w:t>月</w:t>
+      </w:r>
+      <w:r>
+        <w:rPr>
+          <w:rFonts w:hint="eastAsia"/>
+        </w:rPr>
+        <w:t>31</w:t>
+      </w:r>
+      <w:r>
+        <w:rPr>
+          <w:rFonts w:hint="eastAsia"/>
+        </w:rPr>
+        <w:t>日生效。然而，也正因为第一个承诺</w:t>
+      </w:r>
+      <w:proofErr w:type="gramStart"/>
+      <w:r>
+        <w:rPr>
+          <w:rFonts w:hint="eastAsia"/>
+        </w:rPr>
+        <w:t>期进展</w:t>
+      </w:r>
+      <w:proofErr w:type="gramEnd"/>
+      <w:r>
+        <w:rPr>
+          <w:rFonts w:hint="eastAsia"/>
+        </w:rPr>
+        <w:t>不利，《京都议定书》在多哈修正案后也逐步走向了式微。</w:t>
+      </w:r>
+    </w:p>
+    <w:p>
+      <w:pPr>
+        <w:pStyle w:val="ae"/>
+      </w:pPr>
+      <w:bookmarkStart w:id="32" w:name="_Toc227580657"/>
+      <w:r>
+        <w:rPr>
+          <w:rFonts w:hint="eastAsia"/>
+        </w:rPr>
+        <w:lastRenderedPageBreak/>
+        <w:t>（三）《巴黎协定》</w:t>
+      </w:r>
+      <w:bookmarkEnd w:id="32"/>
+    </w:p>
+    <w:p>
+      <w:pPr>
+        <w:pStyle w:val="aa"/>
+        <w:spacing w:before="78" w:after="78"/>
+      </w:pPr>
+      <w:r>
+        <w:tab/>
+      </w:r>
+      <w:r>
+        <w:rPr>
+          <w:rFonts w:hint="eastAsia"/>
+        </w:rPr>
+        <w:t>《巴黎协定》是一项具有法律约束力的气候变化国际条约。</w:t>
+      </w:r>
+      <w:r>
+        <w:rPr>
+          <w:rFonts w:hint="eastAsia"/>
+        </w:rPr>
+        <w:t>2015</w:t>
+      </w:r>
+      <w:r>
+        <w:rPr>
+          <w:rFonts w:hint="eastAsia"/>
+        </w:rPr>
+        <w:t>年</w:t>
+      </w:r>
+      <w:r>
+        <w:rPr>
+          <w:rFonts w:hint="eastAsia"/>
+        </w:rPr>
+        <w:t>12</w:t>
+      </w:r>
+      <w:r>
+        <w:rPr>
+          <w:rFonts w:hint="eastAsia"/>
+        </w:rPr>
+        <w:t>月</w:t>
+      </w:r>
+      <w:r>
+        <w:rPr>
+          <w:rFonts w:hint="eastAsia"/>
+        </w:rPr>
+        <w:t>12</w:t>
+      </w:r>
+      <w:r>
+        <w:rPr>
+          <w:rFonts w:hint="eastAsia"/>
+        </w:rPr>
+        <w:t>日，该协定在巴黎举行的《联合国气候变化框架公约》第二十一次缔约方会议上获得</w:t>
+      </w:r>
+      <w:r>
+        <w:rPr>
+          <w:rFonts w:hint="eastAsia"/>
+        </w:rPr>
+        <w:t>196</w:t>
+      </w:r>
+      <w:r>
+        <w:rPr>
+          <w:rFonts w:hint="eastAsia"/>
+        </w:rPr>
+        <w:t>个缔约方通过，并于</w:t>
+      </w:r>
+      <w:r>
+        <w:rPr>
+          <w:rFonts w:hint="eastAsia"/>
+        </w:rPr>
+        <w:t>2016</w:t>
+      </w:r>
+      <w:r>
+        <w:rPr>
+          <w:rFonts w:hint="eastAsia"/>
+        </w:rPr>
+        <w:t>年</w:t>
+      </w:r>
+      <w:r>
+        <w:rPr>
+          <w:rFonts w:hint="eastAsia"/>
+        </w:rPr>
+        <w:t>11</w:t>
+      </w:r>
+      <w:r>
+        <w:rPr>
+          <w:rFonts w:hint="eastAsia"/>
+        </w:rPr>
+        <w:t>月</w:t>
+      </w:r>
+      <w:r>
+        <w:rPr>
+          <w:rFonts w:hint="eastAsia"/>
+        </w:rPr>
+        <w:t>4</w:t>
+      </w:r>
+      <w:r>
+        <w:rPr>
+          <w:rFonts w:hint="eastAsia"/>
+        </w:rPr>
+        <w:t>日生效。《巴黎协定》是多边气候变化进程中的一个里程碑，这是历史上首</w:t>
+      </w:r>
+      <w:proofErr w:type="gramStart"/>
+      <w:r>
+        <w:rPr>
+          <w:rFonts w:hint="eastAsia"/>
+        </w:rPr>
+        <w:t>个</w:t>
+      </w:r>
+      <w:proofErr w:type="gramEnd"/>
+      <w:r>
+        <w:rPr>
+          <w:rFonts w:hint="eastAsia"/>
+        </w:rPr>
+        <w:t>具有约束力的气候协定。</w:t>
+      </w:r>
+    </w:p>
+    <w:p>
+      <w:pPr>
+        <w:pStyle w:val="aa"/>
+        <w:spacing w:before="78" w:after="78"/>
+      </w:pPr>
+      <w:r>
+        <w:tab/>
+      </w:r>
+      <w:r>
+        <w:rPr>
+          <w:rFonts w:hint="eastAsia"/>
+        </w:rPr>
+        <w:t>《巴黎协定》确立了全球长期目标：</w:t>
+      </w:r>
+    </w:p>
+    <w:p>
+      <w:pPr>
+        <w:pStyle w:val="af3"/>
+        <w:spacing w:before="78" w:after="78"/>
+        <w:ind w:firstLine="420"/>
+      </w:pPr>
+      <w:r>
+        <w:rPr>
+          <w:rFonts w:hint="eastAsia"/>
+        </w:rPr>
+        <w:t>把全球平均气温升幅控制在工业化前水平以上低于</w:t>
+      </w:r>
+      <w:r>
+        <w:rPr>
+          <w:rFonts w:hint="eastAsia"/>
+        </w:rPr>
+        <w:t>2</w:t>
+      </w:r>
+      <w:r>
+        <w:rPr>
+          <w:rFonts w:hint="eastAsia"/>
+        </w:rPr>
+        <w:t>℃之内，并努力将气温升幅限制在工业化前水平以上</w:t>
+      </w:r>
+      <w:r>
+        <w:rPr>
+          <w:rFonts w:hint="eastAsia"/>
+        </w:rPr>
+        <w:t>1.5</w:t>
+      </w:r>
+      <w:r>
+        <w:rPr>
+          <w:rFonts w:hint="eastAsia"/>
+        </w:rPr>
+        <w:t>℃之内，同时认识到这将大大减少气候变化的风险和影响；</w:t>
+      </w:r>
+      <w:r>
+        <w:rPr>
+          <w:rFonts w:hint="eastAsia"/>
+        </w:rPr>
+        <w:t>……</w:t>
+      </w:r>
+    </w:p>
+    <w:p>
+      <w:pPr>
+        <w:pStyle w:val="af3"/>
+        <w:spacing w:before="78" w:after="78"/>
+        <w:ind w:firstLine="420"/>
+      </w:pPr>
+      <w:r>
+        <w:rPr>
+          <w:rFonts w:hint="eastAsia"/>
+        </w:rPr>
+        <w:t>……</w:t>
+      </w:r>
+    </w:p>
+    <w:p>
+      <w:pPr>
+        <w:pStyle w:val="af3"/>
+        <w:spacing w:before="78" w:after="78"/>
+        <w:ind w:firstLine="420"/>
+      </w:pPr>
+      <w:r>
+        <w:rPr>
+          <w:rFonts w:hint="eastAsia"/>
+        </w:rPr>
+        <w:t>为了实现第二条规定的长期气温目标，缔约方旨在尽快达到温室气体排放的全球峰值，同时认识到达峰对发展中国家缔约方来说需要更长的时间；此后利用现有的</w:t>
+      </w:r>
+      <w:proofErr w:type="gramStart"/>
+      <w:r>
+        <w:rPr>
+          <w:rFonts w:hint="eastAsia"/>
+        </w:rPr>
+        <w:t>最佳科学</w:t>
+      </w:r>
+      <w:proofErr w:type="gramEnd"/>
+      <w:r>
+        <w:rPr>
+          <w:rFonts w:hint="eastAsia"/>
+        </w:rPr>
+        <w:t>迅速减排，以联系可持续发展和消除贫困，在公平的基础上，在本世纪下半叶实现温室气体源的人为排放与汇的清除之间的平衡。</w:t>
+      </w:r>
+    </w:p>
+    <w:p>
+      <w:pPr>
+        <w:pStyle w:val="af3"/>
+        <w:spacing w:before="78" w:after="78"/>
+        <w:jc w:val="right"/>
+      </w:pPr>
+      <w:r>
+        <w:rPr>
+          <w:rFonts w:hint="eastAsia"/>
+        </w:rPr>
+        <w:t>——《巴黎协定》</w:t>
+      </w:r>
+    </w:p>
+    <w:p>
+      <w:pPr>
+        <w:pStyle w:val="aa"/>
+        <w:spacing w:before="78" w:after="78"/>
+      </w:pPr>
+      <w:r>
+        <w:tab/>
+      </w:r>
+      <w:r>
+        <w:rPr>
+          <w:rFonts w:hint="eastAsia"/>
+        </w:rPr>
+        <w:t>《巴黎协定》中，全球减缓行动以各国国家自主决定贡献（</w:t>
+      </w:r>
+      <w:r>
+        <w:rPr>
+          <w:rFonts w:hint="eastAsia"/>
+        </w:rPr>
+        <w:t>NDC</w:t>
+      </w:r>
+      <w:r>
+        <w:rPr>
+          <w:rFonts w:hint="eastAsia"/>
+        </w:rPr>
+        <w:t>）为基础，体现“共区原则”。</w:t>
+      </w:r>
+    </w:p>
+    <w:p>
+      <w:pPr>
+        <w:pStyle w:val="af3"/>
+        <w:spacing w:before="78" w:after="78"/>
+        <w:ind w:firstLine="420"/>
+      </w:pPr>
+      <w:r>
+        <w:rPr>
+          <w:rFonts w:hint="eastAsia"/>
+        </w:rPr>
+        <w:t>二、各缔约方应编制、通报并保持它计划实现的连续国家自主贡献。缔约方应采取国内减缓措施，以实现这种贡献的目标。</w:t>
+      </w:r>
+    </w:p>
+    <w:p>
+      <w:pPr>
+        <w:pStyle w:val="af3"/>
+        <w:spacing w:before="78" w:after="78"/>
+        <w:ind w:firstLine="420"/>
+      </w:pPr>
+      <w:r>
+        <w:rPr>
+          <w:rFonts w:hint="eastAsia"/>
+        </w:rPr>
+        <w:t>三、各缔约方的连续国家自主贡献将比当前的国家自主贡献有所进步，并反映其尽可能大的力度，同时体现其共同但有区别的责任和各自能力，考虑不同国情。</w:t>
+      </w:r>
+    </w:p>
+    <w:p>
+      <w:pPr>
+        <w:pStyle w:val="af3"/>
+        <w:spacing w:before="78" w:after="78"/>
+        <w:jc w:val="right"/>
+      </w:pPr>
+      <w:r>
+        <w:rPr>
+          <w:rFonts w:hint="eastAsia"/>
+        </w:rPr>
+        <w:t>——《巴黎协定》</w:t>
+      </w:r>
+      <w:r>
+        <w:rPr>
+          <w:rFonts w:hint="eastAsia"/>
+        </w:rPr>
+        <w:t>第四条</w:t>
+      </w:r>
+    </w:p>
+    <w:p>
+      <w:pPr>
+        <w:pStyle w:val="aa"/>
+        <w:spacing w:before="78" w:after="78"/>
+      </w:pPr>
+      <w:r>
+        <w:tab/>
+      </w:r>
+      <w:r>
+        <w:rPr>
+          <w:rFonts w:hint="eastAsia"/>
+        </w:rPr>
+        <w:t>《巴黎协定》还作了全球盘点的安排：</w:t>
+      </w:r>
+    </w:p>
+    <w:p>
+      <w:pPr>
+        <w:pStyle w:val="af3"/>
+        <w:spacing w:before="78" w:after="78"/>
+        <w:rPr>
+          <w:b/>
+          <w:bCs/>
+        </w:rPr>
+      </w:pPr>
+      <w:r>
+        <w:rPr>
+          <w:rFonts w:hint="eastAsia"/>
+          <w:b/>
+          <w:bCs/>
+        </w:rPr>
+        <w:t>第十四条</w:t>
+      </w:r>
+    </w:p>
+    <w:p>
+      <w:pPr>
+        <w:pStyle w:val="af3"/>
+        <w:spacing w:before="78" w:after="78"/>
+        <w:ind w:firstLine="420"/>
+      </w:pPr>
+      <w:r>
+        <w:rPr>
+          <w:rFonts w:hint="eastAsia"/>
+        </w:rPr>
+        <w:t>一、作为本协定缔约方会议的《公约》缔约方会议应定期盘点本协定的履行情况，以评估实现本协定宗旨和长期目标的集体进展情况（称为“全球盘点”）。盘点应以全面和促进性的方式开展，考虑减缓、适应以及执行手段和支助问题，并顾及公平和利用现有的最佳科学。</w:t>
+      </w:r>
+    </w:p>
+    <w:p>
+      <w:pPr>
+        <w:pStyle w:val="af3"/>
+        <w:spacing w:before="78" w:after="78"/>
+        <w:ind w:firstLine="420"/>
+      </w:pPr>
+      <w:r>
+        <w:rPr>
+          <w:rFonts w:hint="eastAsia"/>
+        </w:rPr>
+        <w:t>二、作为本协定缔约方会议的《公约》缔约方会议应在</w:t>
+      </w:r>
+      <w:r>
+        <w:rPr>
+          <w:rFonts w:hint="eastAsia"/>
+        </w:rPr>
+        <w:t>2023</w:t>
+      </w:r>
+      <w:r>
+        <w:rPr>
+          <w:rFonts w:hint="eastAsia"/>
+        </w:rPr>
+        <w:t>年进行第一次全球盘点，此后每五年进行一次，除非作为本协定缔约方会议的《公约》缔约方会议另有决定。</w:t>
+      </w:r>
+    </w:p>
+    <w:p>
+      <w:pPr>
+        <w:pStyle w:val="af3"/>
+        <w:spacing w:before="78" w:after="78"/>
+        <w:ind w:firstLine="420"/>
+      </w:pPr>
+      <w:r>
+        <w:rPr>
+          <w:rFonts w:hint="eastAsia"/>
+        </w:rPr>
+        <w:t>三、全球盘点的结果应为缔约方以国家自主的方式根据本协定的有关规定更新和加强它们的行动和支助，以及加强气候行动的国际合作提供信息。</w:t>
+      </w:r>
+    </w:p>
+    <w:p>
+      <w:pPr>
+        <w:pStyle w:val="af3"/>
+        <w:spacing w:before="78" w:after="78"/>
+        <w:jc w:val="right"/>
+      </w:pPr>
+      <w:r>
+        <w:rPr>
+          <w:rFonts w:hint="eastAsia"/>
+        </w:rPr>
+        <w:t>——《巴黎协定》第四条</w:t>
+      </w:r>
+    </w:p>
+    <w:p>
+      <w:pPr>
+        <w:pStyle w:val="aa"/>
+        <w:spacing w:before="78" w:after="78"/>
+      </w:pPr>
+      <w:r>
+        <w:tab/>
+      </w:r>
+      <w:r>
+        <w:rPr>
+          <w:rFonts w:hint="eastAsia"/>
+        </w:rPr>
+        <w:t>《巴黎协定》为向有需要的国家提供资金、技术和能力建设支持提供了一个框架。</w:t>
+      </w:r>
+    </w:p>
+    <w:p>
+      <w:pPr>
+        <w:pStyle w:val="aa"/>
+        <w:spacing w:before="78" w:after="78"/>
+      </w:pPr>
+      <w:r>
+        <w:tab/>
+      </w:r>
+      <w:r>
+        <w:rPr>
+          <w:rFonts w:hint="eastAsia"/>
+        </w:rPr>
+        <w:t>根据《巴黎协定》，各国建立了强化透明度框架（</w:t>
+      </w:r>
+      <w:r>
+        <w:rPr>
+          <w:rFonts w:hint="eastAsia"/>
+        </w:rPr>
+        <w:t>ETF</w:t>
+      </w:r>
+      <w:r>
+        <w:rPr>
+          <w:rFonts w:hint="eastAsia"/>
+        </w:rPr>
+        <w:t>）。</w:t>
+      </w:r>
+    </w:p>
+    <w:p>
+      <w:pPr>
+        <w:pStyle w:val="aa"/>
+        <w:spacing w:before="78" w:after="78"/>
+      </w:pPr>
+    </w:p>
+    <w:p>
+      <w:pPr>
+        <w:pStyle w:val="ac"/>
+      </w:pPr>
+      <w:bookmarkStart w:id="33" w:name="_Toc227580658"/>
+      <w:r>
+        <w:rPr>
+          <w:rFonts w:hint="eastAsia"/>
+        </w:rPr>
+        <w:t>三、全球气候治理机制的参与主体</w:t>
+      </w:r>
+      <w:bookmarkEnd w:id="33"/>
+    </w:p>
+    <w:p>
+      <w:pPr>
+        <w:pStyle w:val="aa"/>
+        <w:spacing w:before="78" w:after="78"/>
+      </w:pPr>
+      <w:r>
+        <w:tab/>
+      </w:r>
+      <w:r>
+        <w:rPr>
+          <w:rFonts w:hint="eastAsia"/>
+        </w:rPr>
+        <w:t>主权国家作为全球气候治理机制最主要的参与主体，是一系列多边气候协议的缔约方。《公约》现有</w:t>
+      </w:r>
+      <w:r>
+        <w:rPr>
+          <w:rFonts w:hint="eastAsia"/>
+        </w:rPr>
+        <w:t>197</w:t>
+      </w:r>
+      <w:r>
+        <w:rPr>
+          <w:rFonts w:hint="eastAsia"/>
+        </w:rPr>
+        <w:t>个缔约方，根据其不同承诺，可以分为三个主要的群组</w:t>
+      </w:r>
+      <w:r>
+        <w:rPr>
+          <w:rFonts w:hint="eastAsia"/>
+        </w:rPr>
+        <w:t>：</w:t>
+      </w:r>
+    </w:p>
+    <w:p>
+      <w:pPr>
+        <w:pStyle w:val="aa"/>
+        <w:numPr>
+          <w:ilvl w:val="0"/>
+          <w:numId w:val="7"/>
+        </w:numPr>
+        <w:spacing w:beforeLines="0" w:before="0" w:afterLines="0" w:after="0"/>
+        <w:ind w:left="442" w:hanging="442"/>
+      </w:pPr>
+      <w:r>
+        <w:rPr>
+          <w:rFonts w:hint="eastAsia"/>
+          <w:b/>
+          <w:bCs/>
+        </w:rPr>
+        <w:lastRenderedPageBreak/>
+        <w:t>附件一缔约方：</w:t>
+      </w:r>
+      <w:r>
+        <w:rPr>
+          <w:rFonts w:hint="eastAsia"/>
+        </w:rPr>
+        <w:t>共</w:t>
+      </w:r>
+      <w:r>
+        <w:rPr>
+          <w:rFonts w:hint="eastAsia"/>
+        </w:rPr>
+        <w:t>43</w:t>
+      </w:r>
+      <w:r>
+        <w:rPr>
+          <w:rFonts w:hint="eastAsia"/>
+        </w:rPr>
+        <w:t>个，发达国家为主；</w:t>
+      </w:r>
+    </w:p>
+    <w:p>
+      <w:pPr>
+        <w:pStyle w:val="aa"/>
+        <w:numPr>
+          <w:ilvl w:val="0"/>
+          <w:numId w:val="7"/>
+        </w:numPr>
+        <w:spacing w:beforeLines="0" w:before="0" w:afterLines="0" w:after="0"/>
+        <w:ind w:left="442" w:hanging="442"/>
+      </w:pPr>
+      <w:r>
+        <w:rPr>
+          <w:rFonts w:hint="eastAsia"/>
+          <w:b/>
+          <w:bCs/>
+        </w:rPr>
+        <w:t>附件二缔约方：</w:t>
+      </w:r>
+      <w:r>
+        <w:rPr>
+          <w:rFonts w:hint="eastAsia"/>
+        </w:rPr>
+        <w:t>包括附件一缔约方中的经合组织成员国，但不包括正在朝市场经济过渡的国家；</w:t>
+      </w:r>
+    </w:p>
+    <w:p>
+      <w:pPr>
+        <w:pStyle w:val="aa"/>
+        <w:numPr>
+          <w:ilvl w:val="0"/>
+          <w:numId w:val="7"/>
+        </w:numPr>
+        <w:spacing w:beforeLines="0" w:before="0" w:afterLines="0" w:after="0"/>
+        <w:ind w:left="442" w:hanging="442"/>
+      </w:pPr>
+      <w:r>
+        <w:rPr>
+          <w:rFonts w:hint="eastAsia"/>
+          <w:b/>
+          <w:bCs/>
+        </w:rPr>
+        <w:t>非附件一缔约方：</w:t>
+      </w:r>
+      <w:r>
+        <w:rPr>
+          <w:rFonts w:hint="eastAsia"/>
+        </w:rPr>
+        <w:t>大部分是发展中国家。</w:t>
+      </w:r>
+    </w:p>
+    <w:p>
+      <w:pPr>
+        <w:pStyle w:val="aa"/>
+        <w:spacing w:before="78" w:after="78"/>
+        <w:ind w:left="420"/>
+      </w:pPr>
+      <w:r>
+        <w:rPr>
+          <w:rFonts w:hint="eastAsia"/>
+        </w:rPr>
+        <w:t>国家间集团主要包括：</w:t>
+      </w:r>
+    </w:p>
+    <w:p>
+      <w:pPr>
+        <w:pStyle w:val="aa"/>
+        <w:numPr>
+          <w:ilvl w:val="0"/>
+          <w:numId w:val="8"/>
+        </w:numPr>
+        <w:spacing w:beforeLines="0" w:before="0" w:afterLines="0" w:after="0"/>
+        <w:ind w:left="442" w:hanging="442"/>
+      </w:pPr>
+      <w:r>
+        <w:rPr>
+          <w:rFonts w:hint="eastAsia"/>
+        </w:rPr>
+        <w:t>77</w:t>
+      </w:r>
+      <w:r>
+        <w:rPr>
+          <w:rFonts w:hint="eastAsia"/>
+        </w:rPr>
+        <w:t>国集团、基础四国（巴西、南非、中国、印度），立场相近国家集团（</w:t>
+      </w:r>
+      <w:r>
+        <w:rPr>
+          <w:rFonts w:hint="eastAsia"/>
+        </w:rPr>
+        <w:t>the Like Minded Group</w:t>
+      </w:r>
+      <w:r>
+        <w:rPr>
+          <w:rFonts w:hint="eastAsia"/>
+        </w:rPr>
+        <w:t>）</w:t>
+      </w:r>
+    </w:p>
+    <w:p>
+      <w:pPr>
+        <w:pStyle w:val="aa"/>
+        <w:numPr>
+          <w:ilvl w:val="0"/>
+          <w:numId w:val="8"/>
+        </w:numPr>
+        <w:spacing w:beforeLines="0" w:before="0" w:afterLines="0" w:after="0"/>
+        <w:ind w:left="442" w:hanging="442"/>
+      </w:pPr>
+      <w:r>
+        <w:rPr>
+          <w:rFonts w:hint="eastAsia"/>
+        </w:rPr>
+        <w:t>非洲集团</w:t>
+      </w:r>
+    </w:p>
+    <w:p>
+      <w:pPr>
+        <w:pStyle w:val="aa"/>
+        <w:numPr>
+          <w:ilvl w:val="0"/>
+          <w:numId w:val="8"/>
+        </w:numPr>
+        <w:spacing w:beforeLines="0" w:before="0" w:afterLines="0" w:after="0"/>
+        <w:ind w:left="442" w:hanging="442"/>
+      </w:pPr>
+      <w:r>
+        <w:rPr>
+          <w:rFonts w:hint="eastAsia"/>
+        </w:rPr>
+        <w:t>拉丁美洲和加勒比独立联盟、热带雨林国家联盟、美洲玻利瓦尔联盟（</w:t>
+      </w:r>
+      <w:r>
+        <w:rPr>
+          <w:rFonts w:hint="eastAsia"/>
+        </w:rPr>
+        <w:t>ALBA</w:t>
+      </w:r>
+      <w:r>
+        <w:rPr>
+          <w:rFonts w:hint="eastAsia"/>
+        </w:rPr>
+        <w:t>）</w:t>
+      </w:r>
+    </w:p>
+    <w:p>
+      <w:pPr>
+        <w:pStyle w:val="aa"/>
+        <w:numPr>
+          <w:ilvl w:val="0"/>
+          <w:numId w:val="8"/>
+        </w:numPr>
+        <w:spacing w:beforeLines="0" w:before="0" w:afterLines="0" w:after="0"/>
+        <w:ind w:left="442" w:hanging="442"/>
+      </w:pPr>
+      <w:r>
+        <w:rPr>
+          <w:rFonts w:hint="eastAsia"/>
+        </w:rPr>
+        <w:t>小岛屿发展中国家、最不发达国家集团</w:t>
+      </w:r>
+    </w:p>
+    <w:p>
+      <w:pPr>
+        <w:pStyle w:val="aa"/>
+        <w:numPr>
+          <w:ilvl w:val="0"/>
+          <w:numId w:val="8"/>
+        </w:numPr>
+        <w:spacing w:beforeLines="0" w:before="0" w:afterLines="0" w:after="0"/>
+        <w:ind w:left="442" w:hanging="442"/>
+      </w:pPr>
+      <w:r>
+        <w:rPr>
+          <w:rFonts w:hint="eastAsia"/>
+        </w:rPr>
+        <w:t>伞型国家群组（</w:t>
+      </w:r>
+      <w:r>
+        <w:rPr>
+          <w:rFonts w:hint="eastAsia"/>
+        </w:rPr>
+        <w:t>the Umbrella Group</w:t>
+      </w:r>
+      <w:r>
+        <w:rPr>
+          <w:rFonts w:hint="eastAsia"/>
+        </w:rPr>
+        <w:t>）</w:t>
+      </w:r>
+    </w:p>
+    <w:p>
+      <w:pPr>
+        <w:pStyle w:val="aa"/>
+        <w:numPr>
+          <w:ilvl w:val="0"/>
+          <w:numId w:val="8"/>
+        </w:numPr>
+        <w:spacing w:beforeLines="0" w:before="0" w:afterLines="0" w:after="0"/>
+        <w:ind w:left="442" w:hanging="442"/>
+        <w:rPr>
+          <w:rFonts w:hint="eastAsia"/>
+        </w:rPr>
+      </w:pPr>
+      <w:r>
+        <w:rPr>
+          <w:rFonts w:hint="eastAsia"/>
+        </w:rPr>
+        <w:t>欧盟</w:t>
+      </w:r>
+    </w:p>
+    <w:p>
+      <w:pPr>
+        <w:pStyle w:val="aa"/>
+        <w:spacing w:before="78" w:after="78"/>
+        <w:ind w:left="420"/>
+      </w:pPr>
+      <w:r>
+        <w:rPr>
+          <w:rFonts w:hint="eastAsia"/>
+        </w:rPr>
+        <w:t>除了主权国家之外，还有观察员组织等主体。</w:t>
+      </w:r>
+    </w:p>
+    <w:p>
+      <w:pPr>
+        <w:pStyle w:val="aa"/>
+        <w:spacing w:before="78" w:after="78"/>
+      </w:pPr>
+    </w:p>
+    <w:p>
+      <w:pPr>
+        <w:pStyle w:val="ac"/>
+        <w:rPr>
+          <w:rFonts w:hint="eastAsia"/>
+        </w:rPr>
+      </w:pPr>
+      <w:bookmarkStart w:id="34" w:name="_Toc227580659"/>
+      <w:r>
+        <w:rPr>
+          <w:rFonts w:hint="eastAsia"/>
+        </w:rPr>
+        <w:t>四、全球气候治理机制的组织</w:t>
+      </w:r>
+      <w:bookmarkEnd w:id="34"/>
+    </w:p>
+    <w:p>
+      <w:pPr>
+        <w:pStyle w:val="aa"/>
+        <w:spacing w:before="78" w:after="78"/>
+      </w:pPr>
+      <w:r>
+        <w:tab/>
+      </w:r>
+      <w:r>
+        <w:rPr>
+          <w:rFonts w:hint="eastAsia"/>
+        </w:rPr>
+        <w:t>联合国缔约方大会（</w:t>
+      </w:r>
+      <w:r>
+        <w:rPr>
+          <w:rFonts w:hint="eastAsia"/>
+        </w:rPr>
+        <w:t>COP</w:t>
+      </w:r>
+      <w:r>
+        <w:rPr>
+          <w:rFonts w:hint="eastAsia"/>
+        </w:rPr>
+        <w:t>）是最重要的全球气候治理机制的组织形式之一。</w:t>
+      </w:r>
+      <w:r>
+        <w:rPr>
+          <w:rFonts w:hint="eastAsia"/>
+        </w:rPr>
+        <w:t>COP</w:t>
+      </w:r>
+      <w:r>
+        <w:rPr>
+          <w:rFonts w:hint="eastAsia"/>
+        </w:rPr>
+        <w:t>是最具普遍性的多边会议之一，旨在审查、通过决议或者新的法律公约；</w:t>
+      </w:r>
+      <w:r>
+        <w:rPr>
+          <w:rFonts w:hint="eastAsia"/>
+        </w:rPr>
+        <w:t>COP</w:t>
+      </w:r>
+      <w:r>
+        <w:rPr>
+          <w:rFonts w:hint="eastAsia"/>
+        </w:rPr>
+        <w:t>的功能包括多边气候谈判的主要场所、通过协议、推动持续进程，且具备高度的开放性。</w:t>
+      </w:r>
+    </w:p>
+    <w:p>
+      <w:pPr>
+        <w:pStyle w:val="aa"/>
+        <w:spacing w:before="78" w:after="78"/>
+      </w:pPr>
+    </w:p>
+    <w:p>
+      <w:pPr>
+        <w:pStyle w:val="ac"/>
+        <w:rPr>
+          <w:rFonts w:hint="eastAsia"/>
+        </w:rPr>
+      </w:pPr>
+      <w:bookmarkStart w:id="35" w:name="_Toc227580660"/>
+      <w:r>
+        <w:rPr>
+          <w:rFonts w:hint="eastAsia"/>
+        </w:rPr>
+        <w:t>五、全球气候治理机制的变迁</w:t>
+      </w:r>
+      <w:bookmarkEnd w:id="35"/>
+    </w:p>
+    <w:p>
+      <w:pPr>
+        <w:pStyle w:val="aa"/>
+        <w:spacing w:before="78" w:after="78"/>
+        <w:rPr>
+          <w:rFonts w:hint="eastAsia"/>
+        </w:rPr>
+      </w:pPr>
+      <w:r>
+        <w:tab/>
+      </w:r>
+      <w:r>
+        <w:rPr>
+          <w:rFonts w:hint="eastAsia"/>
+        </w:rPr>
+        <w:t>要考察全球气候治理机制的变迁，可以从国际环境法的角度、国际关系（国际政治）的角度入手，也可以混合两个路径。</w:t>
       </w:r>
     </w:p>
     <w:p>
@@ -8304,6 +10681,232 @@
     </w:lvl>
   </w:abstractNum>
   <w:abstractNum w:abstractNumId="5" w15:restartNumberingAfterBreak="0">
+    <w:nsid w:val="49190FE1"/>
+    <w:multiLevelType w:val="hybridMultilevel"/>
+    <w:tmpl w:val="CC22B47C"/>
+    <w:lvl w:ilvl="0" w:tplc="04090001">
+      <w:start w:val="1"/>
+      <w:numFmt w:val="bullet"/>
+      <w:lvlText w:val=""/>
+      <w:lvlJc w:val="left"/>
+      <w:pPr>
+        <w:ind w:left="440" w:hanging="440"/>
+      </w:pPr>
+      <w:rPr>
+        <w:rFonts w:ascii="Wingdings" w:hAnsi="Wingdings" w:hint="default"/>
+      </w:rPr>
+    </w:lvl>
+    <w:lvl w:ilvl="1" w:tplc="04090003" w:tentative="1">
+      <w:start w:val="1"/>
+      <w:numFmt w:val="bullet"/>
+      <w:lvlText w:val=""/>
+      <w:lvlJc w:val="left"/>
+      <w:pPr>
+        <w:ind w:left="880" w:hanging="440"/>
+      </w:pPr>
+      <w:rPr>
+        <w:rFonts w:ascii="Wingdings" w:hAnsi="Wingdings" w:hint="default"/>
+      </w:rPr>
+    </w:lvl>
+    <w:lvl w:ilvl="2" w:tplc="04090005" w:tentative="1">
+      <w:start w:val="1"/>
+      <w:numFmt w:val="bullet"/>
+      <w:lvlText w:val=""/>
+      <w:lvlJc w:val="left"/>
+      <w:pPr>
+        <w:ind w:left="1320" w:hanging="440"/>
+      </w:pPr>
+      <w:rPr>
+        <w:rFonts w:ascii="Wingdings" w:hAnsi="Wingdings" w:hint="default"/>
+      </w:rPr>
+    </w:lvl>
+    <w:lvl w:ilvl="3" w:tplc="04090001" w:tentative="1">
+      <w:start w:val="1"/>
+      <w:numFmt w:val="bullet"/>
+      <w:lvlText w:val=""/>
+      <w:lvlJc w:val="left"/>
+      <w:pPr>
+        <w:ind w:left="1760" w:hanging="440"/>
+      </w:pPr>
+      <w:rPr>
+        <w:rFonts w:ascii="Wingdings" w:hAnsi="Wingdings" w:hint="default"/>
+      </w:rPr>
+    </w:lvl>
+    <w:lvl w:ilvl="4" w:tplc="04090003" w:tentative="1">
+      <w:start w:val="1"/>
+      <w:numFmt w:val="bullet"/>
+      <w:lvlText w:val=""/>
+      <w:lvlJc w:val="left"/>
+      <w:pPr>
+        <w:ind w:left="2200" w:hanging="440"/>
+      </w:pPr>
+      <w:rPr>
+        <w:rFonts w:ascii="Wingdings" w:hAnsi="Wingdings" w:hint="default"/>
+      </w:rPr>
+    </w:lvl>
+    <w:lvl w:ilvl="5" w:tplc="04090005" w:tentative="1">
+      <w:start w:val="1"/>
+      <w:numFmt w:val="bullet"/>
+      <w:lvlText w:val=""/>
+      <w:lvlJc w:val="left"/>
+      <w:pPr>
+        <w:ind w:left="2640" w:hanging="440"/>
+      </w:pPr>
+      <w:rPr>
+        <w:rFonts w:ascii="Wingdings" w:hAnsi="Wingdings" w:hint="default"/>
+      </w:rPr>
+    </w:lvl>
+    <w:lvl w:ilvl="6" w:tplc="04090001" w:tentative="1">
+      <w:start w:val="1"/>
+      <w:numFmt w:val="bullet"/>
+      <w:lvlText w:val=""/>
+      <w:lvlJc w:val="left"/>
+      <w:pPr>
+        <w:ind w:left="3080" w:hanging="440"/>
+      </w:pPr>
+      <w:rPr>
+        <w:rFonts w:ascii="Wingdings" w:hAnsi="Wingdings" w:hint="default"/>
+      </w:rPr>
+    </w:lvl>
+    <w:lvl w:ilvl="7" w:tplc="04090003" w:tentative="1">
+      <w:start w:val="1"/>
+      <w:numFmt w:val="bullet"/>
+      <w:lvlText w:val=""/>
+      <w:lvlJc w:val="left"/>
+      <w:pPr>
+        <w:ind w:left="3520" w:hanging="440"/>
+      </w:pPr>
+      <w:rPr>
+        <w:rFonts w:ascii="Wingdings" w:hAnsi="Wingdings" w:hint="default"/>
+      </w:rPr>
+    </w:lvl>
+    <w:lvl w:ilvl="8" w:tplc="04090005" w:tentative="1">
+      <w:start w:val="1"/>
+      <w:numFmt w:val="bullet"/>
+      <w:lvlText w:val=""/>
+      <w:lvlJc w:val="left"/>
+      <w:pPr>
+        <w:ind w:left="3960" w:hanging="440"/>
+      </w:pPr>
+      <w:rPr>
+        <w:rFonts w:ascii="Wingdings" w:hAnsi="Wingdings" w:hint="default"/>
+      </w:rPr>
+    </w:lvl>
+  </w:abstractNum>
+  <w:abstractNum w:abstractNumId="6" w15:restartNumberingAfterBreak="0">
+    <w:nsid w:val="607F303C"/>
+    <w:multiLevelType w:val="hybridMultilevel"/>
+    <w:tmpl w:val="32A072B4"/>
+    <w:lvl w:ilvl="0" w:tplc="04090001">
+      <w:start w:val="1"/>
+      <w:numFmt w:val="bullet"/>
+      <w:lvlText w:val=""/>
+      <w:lvlJc w:val="left"/>
+      <w:pPr>
+        <w:ind w:left="440" w:hanging="440"/>
+      </w:pPr>
+      <w:rPr>
+        <w:rFonts w:ascii="Wingdings" w:hAnsi="Wingdings" w:hint="default"/>
+      </w:rPr>
+    </w:lvl>
+    <w:lvl w:ilvl="1" w:tplc="04090003" w:tentative="1">
+      <w:start w:val="1"/>
+      <w:numFmt w:val="bullet"/>
+      <w:lvlText w:val=""/>
+      <w:lvlJc w:val="left"/>
+      <w:pPr>
+        <w:ind w:left="880" w:hanging="440"/>
+      </w:pPr>
+      <w:rPr>
+        <w:rFonts w:ascii="Wingdings" w:hAnsi="Wingdings" w:hint="default"/>
+      </w:rPr>
+    </w:lvl>
+    <w:lvl w:ilvl="2" w:tplc="04090005" w:tentative="1">
+      <w:start w:val="1"/>
+      <w:numFmt w:val="bullet"/>
+      <w:lvlText w:val=""/>
+      <w:lvlJc w:val="left"/>
+      <w:pPr>
+        <w:ind w:left="1320" w:hanging="440"/>
+      </w:pPr>
+      <w:rPr>
+        <w:rFonts w:ascii="Wingdings" w:hAnsi="Wingdings" w:hint="default"/>
+      </w:rPr>
+    </w:lvl>
+    <w:lvl w:ilvl="3" w:tplc="04090001" w:tentative="1">
+      <w:start w:val="1"/>
+      <w:numFmt w:val="bullet"/>
+      <w:lvlText w:val=""/>
+      <w:lvlJc w:val="left"/>
+      <w:pPr>
+        <w:ind w:left="1760" w:hanging="440"/>
+      </w:pPr>
+      <w:rPr>
+        <w:rFonts w:ascii="Wingdings" w:hAnsi="Wingdings" w:hint="default"/>
+      </w:rPr>
+    </w:lvl>
+    <w:lvl w:ilvl="4" w:tplc="04090003" w:tentative="1">
+      <w:start w:val="1"/>
+      <w:numFmt w:val="bullet"/>
+      <w:lvlText w:val=""/>
+      <w:lvlJc w:val="left"/>
+      <w:pPr>
+        <w:ind w:left="2200" w:hanging="440"/>
+      </w:pPr>
+      <w:rPr>
+        <w:rFonts w:ascii="Wingdings" w:hAnsi="Wingdings" w:hint="default"/>
+      </w:rPr>
+    </w:lvl>
+    <w:lvl w:ilvl="5" w:tplc="04090005" w:tentative="1">
+      <w:start w:val="1"/>
+      <w:numFmt w:val="bullet"/>
+      <w:lvlText w:val=""/>
+      <w:lvlJc w:val="left"/>
+      <w:pPr>
+        <w:ind w:left="2640" w:hanging="440"/>
+      </w:pPr>
+      <w:rPr>
+        <w:rFonts w:ascii="Wingdings" w:hAnsi="Wingdings" w:hint="default"/>
+      </w:rPr>
+    </w:lvl>
+    <w:lvl w:ilvl="6" w:tplc="04090001" w:tentative="1">
+      <w:start w:val="1"/>
+      <w:numFmt w:val="bullet"/>
+      <w:lvlText w:val=""/>
+      <w:lvlJc w:val="left"/>
+      <w:pPr>
+        <w:ind w:left="3080" w:hanging="440"/>
+      </w:pPr>
+      <w:rPr>
+        <w:rFonts w:ascii="Wingdings" w:hAnsi="Wingdings" w:hint="default"/>
+      </w:rPr>
+    </w:lvl>
+    <w:lvl w:ilvl="7" w:tplc="04090003" w:tentative="1">
+      <w:start w:val="1"/>
+      <w:numFmt w:val="bullet"/>
+      <w:lvlText w:val=""/>
+      <w:lvlJc w:val="left"/>
+      <w:pPr>
+        <w:ind w:left="3520" w:hanging="440"/>
+      </w:pPr>
+      <w:rPr>
+        <w:rFonts w:ascii="Wingdings" w:hAnsi="Wingdings" w:hint="default"/>
+      </w:rPr>
+    </w:lvl>
+    <w:lvl w:ilvl="8" w:tplc="04090005" w:tentative="1">
+      <w:start w:val="1"/>
+      <w:numFmt w:val="bullet"/>
+      <w:lvlText w:val=""/>
+      <w:lvlJc w:val="left"/>
+      <w:pPr>
+        <w:ind w:left="3960" w:hanging="440"/>
+      </w:pPr>
+      <w:rPr>
+        <w:rFonts w:ascii="Wingdings" w:hAnsi="Wingdings" w:hint="default"/>
+      </w:rPr>
+    </w:lvl>
+  </w:abstractNum>
+  <w:abstractNum w:abstractNumId="7" w15:restartNumberingAfterBreak="0">
     <w:nsid w:val="710E6F9E"/>
     <w:multiLevelType w:val="hybridMultilevel"/>
     <w:tmpl w:val="B1DE1C64"/>
@@ -8426,13 +11029,19 @@
     <w:abstractNumId w:val="4"/>
   </w:num>
   <w:num w:numId="4" w16cid:durableId="339360284">
-    <w:abstractNumId w:val="5"/>
+    <w:abstractNumId w:val="7"/>
   </w:num>
   <w:num w:numId="5" w16cid:durableId="1295257415">
     <w:abstractNumId w:val="3"/>
   </w:num>
   <w:num w:numId="6" w16cid:durableId="1231496815">
     <w:abstractNumId w:val="2"/>
+  </w:num>
+  <w:num w:numId="7" w16cid:durableId="1544755656">
+    <w:abstractNumId w:val="5"/>
+  </w:num>
+  <w:num w:numId="8" w16cid:durableId="1260330725">
+    <w:abstractNumId w:val="6"/>
   </w:num>
 </w:numbering>
 </file>

--- a/course/major/环境与国际关系.docx
+++ b/course/major/环境与国际关系.docx
@@ -233,11 +233,11 @@
             </w:rPr>
             <w:fldChar w:fldCharType="separate"/>
           </w:r>
-          <w:hyperlink w:anchor="_Toc227580625" w:history="1">
+          <w:hyperlink w:anchor="_Toc228185436" w:history="1">
             <w:r>
               <w:rPr>
                 <w:rStyle w:val="a3"/>
-                <w:rFonts w:ascii="宋体" w:eastAsia="宋体" w:hAnsi="宋体" w:hint="eastAsia"/>
+                <w:rFonts w:ascii="宋体" w:eastAsia="宋体" w:hAnsi="宋体"/>
                 <w:noProof/>
               </w:rPr>
               <w:t>第一讲 导言：为什么要学习环境与国际关系？</w:t>
@@ -272,7 +272,7 @@
                 <w:noProof/>
                 <w:webHidden/>
               </w:rPr>
-              <w:instrText>PAGEREF _Toc227580625 \h</w:instrText>
+              <w:instrText>PAGEREF _Toc228185436 \h</w:instrText>
             </w:r>
             <w:r>
               <w:rPr>
@@ -329,11 +329,11 @@
               <w14:ligatures w14:val="standardContextual"/>
             </w:rPr>
           </w:pPr>
-          <w:hyperlink w:anchor="_Toc227580626" w:history="1">
+          <w:hyperlink w:anchor="_Toc228185437" w:history="1">
             <w:r>
               <w:rPr>
                 <w:rStyle w:val="a3"/>
-                <w:rFonts w:ascii="宋体" w:eastAsia="宋体" w:hAnsi="宋体" w:hint="eastAsia"/>
+                <w:rFonts w:ascii="宋体" w:eastAsia="宋体" w:hAnsi="宋体"/>
                 <w:noProof/>
               </w:rPr>
               <w:t>一、环境与国际关系：涵义与背景</w:t>
@@ -368,7 +368,7 @@
                 <w:noProof/>
                 <w:webHidden/>
               </w:rPr>
-              <w:instrText>PAGEREF _Toc227580626 \h</w:instrText>
+              <w:instrText>PAGEREF _Toc228185437 \h</w:instrText>
             </w:r>
             <w:r>
               <w:rPr>
@@ -425,11 +425,11 @@
               <w14:ligatures w14:val="standardContextual"/>
             </w:rPr>
           </w:pPr>
-          <w:hyperlink w:anchor="_Toc227580627" w:history="1">
+          <w:hyperlink w:anchor="_Toc228185438" w:history="1">
             <w:r>
               <w:rPr>
                 <w:rStyle w:val="a3"/>
-                <w:rFonts w:ascii="宋体" w:eastAsia="宋体" w:hAnsi="宋体" w:hint="eastAsia"/>
+                <w:rFonts w:ascii="宋体" w:eastAsia="宋体" w:hAnsi="宋体"/>
                 <w:noProof/>
               </w:rPr>
               <w:t>二、环境与国际关系的内在联系</w:t>
@@ -464,7 +464,7 @@
                 <w:noProof/>
                 <w:webHidden/>
               </w:rPr>
-              <w:instrText>PAGEREF _Toc227580627 \h</w:instrText>
+              <w:instrText>PAGEREF _Toc228185438 \h</w:instrText>
             </w:r>
             <w:r>
               <w:rPr>
@@ -521,11 +521,11 @@
               <w14:ligatures w14:val="standardContextual"/>
             </w:rPr>
           </w:pPr>
-          <w:hyperlink w:anchor="_Toc227580628" w:history="1">
+          <w:hyperlink w:anchor="_Toc228185439" w:history="1">
             <w:r>
               <w:rPr>
                 <w:rStyle w:val="a3"/>
-                <w:rFonts w:ascii="宋体" w:eastAsia="宋体" w:hAnsi="宋体" w:hint="eastAsia"/>
+                <w:rFonts w:ascii="宋体" w:eastAsia="宋体" w:hAnsi="宋体"/>
                 <w:noProof/>
               </w:rPr>
               <w:t>（一）环境问题的特征</w:t>
@@ -560,7 +560,7 @@
                 <w:noProof/>
                 <w:webHidden/>
               </w:rPr>
-              <w:instrText>PAGEREF _Toc227580628 \h</w:instrText>
+              <w:instrText>PAGEREF _Toc228185439 \h</w:instrText>
             </w:r>
             <w:r>
               <w:rPr>
@@ -617,11 +617,11 @@
               <w14:ligatures w14:val="standardContextual"/>
             </w:rPr>
           </w:pPr>
-          <w:hyperlink w:anchor="_Toc227580629" w:history="1">
+          <w:hyperlink w:anchor="_Toc228185440" w:history="1">
             <w:r>
               <w:rPr>
                 <w:rStyle w:val="a3"/>
-                <w:rFonts w:ascii="宋体" w:eastAsia="宋体" w:hAnsi="宋体" w:hint="eastAsia"/>
+                <w:rFonts w:ascii="宋体" w:eastAsia="宋体" w:hAnsi="宋体"/>
                 <w:noProof/>
               </w:rPr>
               <w:t>（二）全球环境治理的发展</w:t>
@@ -656,7 +656,7 @@
                 <w:noProof/>
                 <w:webHidden/>
               </w:rPr>
-              <w:instrText>PAGEREF _Toc227580629 \h</w:instrText>
+              <w:instrText>PAGEREF _Toc228185440 \h</w:instrText>
             </w:r>
             <w:r>
               <w:rPr>
@@ -713,11 +713,11 @@
               <w14:ligatures w14:val="standardContextual"/>
             </w:rPr>
           </w:pPr>
-          <w:hyperlink w:anchor="_Toc227580630" w:history="1">
+          <w:hyperlink w:anchor="_Toc228185441" w:history="1">
             <w:r>
               <w:rPr>
                 <w:rStyle w:val="a3"/>
-                <w:rFonts w:ascii="宋体" w:eastAsia="宋体" w:hAnsi="宋体" w:hint="eastAsia"/>
+                <w:rFonts w:ascii="宋体" w:eastAsia="宋体" w:hAnsi="宋体"/>
                 <w:noProof/>
               </w:rPr>
               <w:t>（三）国际关系学科的拓展</w:t>
@@ -752,7 +752,7 @@
                 <w:noProof/>
                 <w:webHidden/>
               </w:rPr>
-              <w:instrText>PAGEREF _Toc227580630 \h</w:instrText>
+              <w:instrText>PAGEREF _Toc228185441 \h</w:instrText>
             </w:r>
             <w:r>
               <w:rPr>
@@ -809,11 +809,11 @@
               <w14:ligatures w14:val="standardContextual"/>
             </w:rPr>
           </w:pPr>
-          <w:hyperlink w:anchor="_Toc227580631" w:history="1">
+          <w:hyperlink w:anchor="_Toc228185442" w:history="1">
             <w:r>
               <w:rPr>
                 <w:rStyle w:val="a3"/>
-                <w:rFonts w:ascii="宋体" w:eastAsia="宋体" w:hAnsi="宋体" w:hint="eastAsia"/>
+                <w:rFonts w:ascii="宋体" w:eastAsia="宋体" w:hAnsi="宋体"/>
                 <w:noProof/>
               </w:rPr>
               <w:t>（四）日益重要的政策含义</w:t>
@@ -848,7 +848,7 @@
                 <w:noProof/>
                 <w:webHidden/>
               </w:rPr>
-              <w:instrText>PAGEREF _Toc227580631 \h</w:instrText>
+              <w:instrText>PAGEREF _Toc228185442 \h</w:instrText>
             </w:r>
             <w:r>
               <w:rPr>
@@ -905,11 +905,11 @@
               <w14:ligatures w14:val="standardContextual"/>
             </w:rPr>
           </w:pPr>
-          <w:hyperlink w:anchor="_Toc227580632" w:history="1">
+          <w:hyperlink w:anchor="_Toc228185443" w:history="1">
             <w:r>
               <w:rPr>
                 <w:rStyle w:val="a3"/>
-                <w:rFonts w:ascii="宋体" w:eastAsia="宋体" w:hAnsi="宋体" w:hint="eastAsia"/>
+                <w:rFonts w:ascii="宋体" w:eastAsia="宋体" w:hAnsi="宋体"/>
                 <w:noProof/>
               </w:rPr>
               <w:t>第二讲 环境问题与全球环境问题</w:t>
@@ -944,7 +944,7 @@
                 <w:noProof/>
                 <w:webHidden/>
               </w:rPr>
-              <w:instrText>PAGEREF _Toc227580632 \h</w:instrText>
+              <w:instrText>PAGEREF _Toc228185443 \h</w:instrText>
             </w:r>
             <w:r>
               <w:rPr>
@@ -1001,11 +1001,11 @@
               <w14:ligatures w14:val="standardContextual"/>
             </w:rPr>
           </w:pPr>
-          <w:hyperlink w:anchor="_Toc227580633" w:history="1">
+          <w:hyperlink w:anchor="_Toc228185444" w:history="1">
             <w:r>
               <w:rPr>
                 <w:rStyle w:val="a3"/>
-                <w:rFonts w:ascii="宋体" w:eastAsia="宋体" w:hAnsi="宋体" w:hint="eastAsia"/>
+                <w:rFonts w:ascii="宋体" w:eastAsia="宋体" w:hAnsi="宋体"/>
                 <w:noProof/>
               </w:rPr>
               <w:t>一、环境问题</w:t>
@@ -1040,7 +1040,7 @@
                 <w:noProof/>
                 <w:webHidden/>
               </w:rPr>
-              <w:instrText>PAGEREF _Toc227580633 \h</w:instrText>
+              <w:instrText>PAGEREF _Toc228185444 \h</w:instrText>
             </w:r>
             <w:r>
               <w:rPr>
@@ -1097,11 +1097,11 @@
               <w14:ligatures w14:val="standardContextual"/>
             </w:rPr>
           </w:pPr>
-          <w:hyperlink w:anchor="_Toc227580634" w:history="1">
+          <w:hyperlink w:anchor="_Toc228185445" w:history="1">
             <w:r>
               <w:rPr>
                 <w:rStyle w:val="a3"/>
-                <w:rFonts w:ascii="宋体" w:eastAsia="宋体" w:hAnsi="宋体" w:hint="eastAsia"/>
+                <w:rFonts w:ascii="宋体" w:eastAsia="宋体" w:hAnsi="宋体"/>
                 <w:noProof/>
               </w:rPr>
               <w:t>（一）环境的概念</w:t>
@@ -1136,7 +1136,7 @@
                 <w:noProof/>
                 <w:webHidden/>
               </w:rPr>
-              <w:instrText>PAGEREF _Toc227580634 \h</w:instrText>
+              <w:instrText>PAGEREF _Toc228185445 \h</w:instrText>
             </w:r>
             <w:r>
               <w:rPr>
@@ -1193,11 +1193,11 @@
               <w14:ligatures w14:val="standardContextual"/>
             </w:rPr>
           </w:pPr>
-          <w:hyperlink w:anchor="_Toc227580635" w:history="1">
+          <w:hyperlink w:anchor="_Toc228185446" w:history="1">
             <w:r>
               <w:rPr>
                 <w:rStyle w:val="a3"/>
-                <w:rFonts w:ascii="宋体" w:eastAsia="宋体" w:hAnsi="宋体" w:hint="eastAsia"/>
+                <w:rFonts w:ascii="宋体" w:eastAsia="宋体" w:hAnsi="宋体"/>
                 <w:noProof/>
               </w:rPr>
               <w:t>（二）环境问题及其分类</w:t>
@@ -1232,7 +1232,7 @@
                 <w:noProof/>
                 <w:webHidden/>
               </w:rPr>
-              <w:instrText>PAGEREF _Toc227580635 \h</w:instrText>
+              <w:instrText>PAGEREF _Toc228185446 \h</w:instrText>
             </w:r>
             <w:r>
               <w:rPr>
@@ -1289,11 +1289,11 @@
               <w14:ligatures w14:val="standardContextual"/>
             </w:rPr>
           </w:pPr>
-          <w:hyperlink w:anchor="_Toc227580636" w:history="1">
+          <w:hyperlink w:anchor="_Toc228185447" w:history="1">
             <w:r>
               <w:rPr>
                 <w:rStyle w:val="a3"/>
-                <w:rFonts w:ascii="宋体" w:eastAsia="宋体" w:hAnsi="宋体" w:hint="eastAsia"/>
+                <w:rFonts w:ascii="宋体" w:eastAsia="宋体" w:hAnsi="宋体"/>
                 <w:noProof/>
               </w:rPr>
               <w:t>二、全球性环境问题及其负面影响</w:t>
@@ -1328,7 +1328,7 @@
                 <w:noProof/>
                 <w:webHidden/>
               </w:rPr>
-              <w:instrText>PAGEREF _Toc227580636 \h</w:instrText>
+              <w:instrText>PAGEREF _Toc228185447 \h</w:instrText>
             </w:r>
             <w:r>
               <w:rPr>
@@ -1385,11 +1385,11 @@
               <w14:ligatures w14:val="standardContextual"/>
             </w:rPr>
           </w:pPr>
-          <w:hyperlink w:anchor="_Toc227580637" w:history="1">
+          <w:hyperlink w:anchor="_Toc228185448" w:history="1">
             <w:r>
               <w:rPr>
                 <w:rStyle w:val="a3"/>
-                <w:rFonts w:ascii="宋体" w:eastAsia="宋体" w:hAnsi="宋体" w:hint="eastAsia"/>
+                <w:rFonts w:ascii="宋体" w:eastAsia="宋体" w:hAnsi="宋体"/>
                 <w:noProof/>
               </w:rPr>
               <w:t>（一）臭氧层耗损</w:t>
@@ -1424,7 +1424,7 @@
                 <w:noProof/>
                 <w:webHidden/>
               </w:rPr>
-              <w:instrText>PAGEREF _Toc227580637 \h</w:instrText>
+              <w:instrText>PAGEREF _Toc228185448 \h</w:instrText>
             </w:r>
             <w:r>
               <w:rPr>
@@ -1481,11 +1481,11 @@
               <w14:ligatures w14:val="standardContextual"/>
             </w:rPr>
           </w:pPr>
-          <w:hyperlink w:anchor="_Toc227580638" w:history="1">
+          <w:hyperlink w:anchor="_Toc228185449" w:history="1">
             <w:r>
               <w:rPr>
                 <w:rStyle w:val="a3"/>
-                <w:rFonts w:ascii="宋体" w:eastAsia="宋体" w:hAnsi="宋体" w:hint="eastAsia"/>
+                <w:rFonts w:ascii="宋体" w:eastAsia="宋体" w:hAnsi="宋体"/>
                 <w:noProof/>
               </w:rPr>
               <w:t>（二）气候变化</w:t>
@@ -1520,7 +1520,7 @@
                 <w:noProof/>
                 <w:webHidden/>
               </w:rPr>
-              <w:instrText>PAGEREF _Toc227580638 \h</w:instrText>
+              <w:instrText>PAGEREF _Toc228185449 \h</w:instrText>
             </w:r>
             <w:r>
               <w:rPr>
@@ -1577,11 +1577,11 @@
               <w14:ligatures w14:val="standardContextual"/>
             </w:rPr>
           </w:pPr>
-          <w:hyperlink w:anchor="_Toc227580639" w:history="1">
+          <w:hyperlink w:anchor="_Toc228185450" w:history="1">
             <w:r>
               <w:rPr>
                 <w:rStyle w:val="a3"/>
-                <w:rFonts w:ascii="宋体" w:eastAsia="宋体" w:hAnsi="宋体" w:hint="eastAsia"/>
+                <w:rFonts w:ascii="宋体" w:eastAsia="宋体" w:hAnsi="宋体"/>
                 <w:noProof/>
               </w:rPr>
               <w:t>三、全球性环境问题的特点与应对</w:t>
@@ -1616,7 +1616,7 @@
                 <w:noProof/>
                 <w:webHidden/>
               </w:rPr>
-              <w:instrText>PAGEREF _Toc227580639 \h</w:instrText>
+              <w:instrText>PAGEREF _Toc228185450 \h</w:instrText>
             </w:r>
             <w:r>
               <w:rPr>
@@ -1673,11 +1673,11 @@
               <w14:ligatures w14:val="standardContextual"/>
             </w:rPr>
           </w:pPr>
-          <w:hyperlink w:anchor="_Toc227580640" w:history="1">
+          <w:hyperlink w:anchor="_Toc228185451" w:history="1">
             <w:r>
               <w:rPr>
                 <w:rStyle w:val="a3"/>
-                <w:rFonts w:ascii="宋体" w:eastAsia="宋体" w:hAnsi="宋体" w:hint="eastAsia"/>
+                <w:rFonts w:ascii="宋体" w:eastAsia="宋体" w:hAnsi="宋体"/>
                 <w:noProof/>
               </w:rPr>
               <w:t>（一）全球性环境问题的特点</w:t>
@@ -1712,7 +1712,7 @@
                 <w:noProof/>
                 <w:webHidden/>
               </w:rPr>
-              <w:instrText>PAGEREF _Toc227580640 \h</w:instrText>
+              <w:instrText>PAGEREF _Toc228185451 \h</w:instrText>
             </w:r>
             <w:r>
               <w:rPr>
@@ -1769,11 +1769,11 @@
               <w14:ligatures w14:val="standardContextual"/>
             </w:rPr>
           </w:pPr>
-          <w:hyperlink w:anchor="_Toc227580641" w:history="1">
+          <w:hyperlink w:anchor="_Toc228185452" w:history="1">
             <w:r>
               <w:rPr>
                 <w:rStyle w:val="a3"/>
-                <w:rFonts w:ascii="宋体" w:eastAsia="宋体" w:hAnsi="宋体" w:hint="eastAsia"/>
+                <w:rFonts w:ascii="宋体" w:eastAsia="宋体" w:hAnsi="宋体"/>
                 <w:noProof/>
               </w:rPr>
               <w:t>（二）IPCC与气候变化评估</w:t>
@@ -1808,7 +1808,7 @@
                 <w:noProof/>
                 <w:webHidden/>
               </w:rPr>
-              <w:instrText>PAGEREF _Toc227580641 \h</w:instrText>
+              <w:instrText>PAGEREF _Toc228185452 \h</w:instrText>
             </w:r>
             <w:r>
               <w:rPr>
@@ -1865,11 +1865,11 @@
               <w14:ligatures w14:val="standardContextual"/>
             </w:rPr>
           </w:pPr>
-          <w:hyperlink w:anchor="_Toc227580642" w:history="1">
+          <w:hyperlink w:anchor="_Toc228185453" w:history="1">
             <w:r>
               <w:rPr>
                 <w:rStyle w:val="a3"/>
-                <w:rFonts w:ascii="宋体" w:eastAsia="宋体" w:hAnsi="宋体" w:hint="eastAsia"/>
+                <w:rFonts w:ascii="宋体" w:eastAsia="宋体" w:hAnsi="宋体"/>
                 <w:noProof/>
               </w:rPr>
               <w:t>第三讲 全球环境治理体系</w:t>
@@ -1904,7 +1904,7 @@
                 <w:noProof/>
                 <w:webHidden/>
               </w:rPr>
-              <w:instrText>PAGEREF _Toc227580642 \h</w:instrText>
+              <w:instrText>PAGEREF _Toc228185453 \h</w:instrText>
             </w:r>
             <w:r>
               <w:rPr>
@@ -1961,11 +1961,11 @@
               <w14:ligatures w14:val="standardContextual"/>
             </w:rPr>
           </w:pPr>
-          <w:hyperlink w:anchor="_Toc227580643" w:history="1">
+          <w:hyperlink w:anchor="_Toc228185454" w:history="1">
             <w:r>
               <w:rPr>
                 <w:rStyle w:val="a3"/>
-                <w:rFonts w:ascii="宋体" w:eastAsia="宋体" w:hAnsi="宋体" w:hint="eastAsia"/>
+                <w:rFonts w:ascii="宋体" w:eastAsia="宋体" w:hAnsi="宋体"/>
                 <w:noProof/>
               </w:rPr>
               <w:t>一、全球环境治理体系的要素和发展</w:t>
@@ -2000,7 +2000,7 @@
                 <w:noProof/>
                 <w:webHidden/>
               </w:rPr>
-              <w:instrText>PAGEREF _Toc227580643 \h</w:instrText>
+              <w:instrText>PAGEREF _Toc228185454 \h</w:instrText>
             </w:r>
             <w:r>
               <w:rPr>
@@ -2057,11 +2057,11 @@
               <w14:ligatures w14:val="standardContextual"/>
             </w:rPr>
           </w:pPr>
-          <w:hyperlink w:anchor="_Toc227580644" w:history="1">
+          <w:hyperlink w:anchor="_Toc228185455" w:history="1">
             <w:r>
               <w:rPr>
                 <w:rStyle w:val="a3"/>
-                <w:rFonts w:ascii="宋体" w:eastAsia="宋体" w:hAnsi="宋体" w:hint="eastAsia"/>
+                <w:rFonts w:ascii="宋体" w:eastAsia="宋体" w:hAnsi="宋体"/>
                 <w:noProof/>
               </w:rPr>
               <w:t>（一）全球环境治理体系的要素</w:t>
@@ -2096,7 +2096,7 @@
                 <w:noProof/>
                 <w:webHidden/>
               </w:rPr>
-              <w:instrText>PAGEREF _Toc227580644 \h</w:instrText>
+              <w:instrText>PAGEREF _Toc228185455 \h</w:instrText>
             </w:r>
             <w:r>
               <w:rPr>
@@ -2153,11 +2153,11 @@
               <w14:ligatures w14:val="standardContextual"/>
             </w:rPr>
           </w:pPr>
-          <w:hyperlink w:anchor="_Toc227580645" w:history="1">
+          <w:hyperlink w:anchor="_Toc228185456" w:history="1">
             <w:r>
               <w:rPr>
                 <w:rStyle w:val="a3"/>
-                <w:rFonts w:ascii="宋体" w:eastAsia="宋体" w:hAnsi="宋体" w:hint="eastAsia"/>
+                <w:rFonts w:ascii="宋体" w:eastAsia="宋体" w:hAnsi="宋体"/>
                 <w:noProof/>
               </w:rPr>
               <w:t>（二）全球气候变化治理的多边进程</w:t>
@@ -2192,7 +2192,7 @@
                 <w:noProof/>
                 <w:webHidden/>
               </w:rPr>
-              <w:instrText>PAGEREF _Toc227580645 \h</w:instrText>
+              <w:instrText>PAGEREF _Toc228185456 \h</w:instrText>
             </w:r>
             <w:r>
               <w:rPr>
@@ -2249,11 +2249,11 @@
               <w14:ligatures w14:val="standardContextual"/>
             </w:rPr>
           </w:pPr>
-          <w:hyperlink w:anchor="_Toc227580646" w:history="1">
+          <w:hyperlink w:anchor="_Toc228185457" w:history="1">
             <w:r>
               <w:rPr>
                 <w:rStyle w:val="a3"/>
-                <w:rFonts w:ascii="宋体" w:eastAsia="宋体" w:hAnsi="宋体" w:hint="eastAsia"/>
+                <w:rFonts w:ascii="宋体" w:eastAsia="宋体" w:hAnsi="宋体"/>
                 <w:noProof/>
               </w:rPr>
               <w:t>（三）全球环境治理体系的形式</w:t>
@@ -2288,7 +2288,7 @@
                 <w:noProof/>
                 <w:webHidden/>
               </w:rPr>
-              <w:instrText>PAGEREF _Toc227580646 \h</w:instrText>
+              <w:instrText>PAGEREF _Toc228185457 \h</w:instrText>
             </w:r>
             <w:r>
               <w:rPr>
@@ -2345,11 +2345,11 @@
               <w14:ligatures w14:val="standardContextual"/>
             </w:rPr>
           </w:pPr>
-          <w:hyperlink w:anchor="_Toc227580647" w:history="1">
+          <w:hyperlink w:anchor="_Toc228185458" w:history="1">
             <w:r>
               <w:rPr>
                 <w:rStyle w:val="a3"/>
-                <w:rFonts w:ascii="宋体" w:eastAsia="宋体" w:hAnsi="宋体" w:hint="eastAsia"/>
+                <w:rFonts w:ascii="宋体" w:eastAsia="宋体" w:hAnsi="宋体"/>
                 <w:noProof/>
               </w:rPr>
               <w:t>（四）全球环境治理体系的价值目标</w:t>
@@ -2384,7 +2384,7 @@
                 <w:noProof/>
                 <w:webHidden/>
               </w:rPr>
-              <w:instrText>PAGEREF _Toc227580647 \h</w:instrText>
+              <w:instrText>PAGEREF _Toc228185458 \h</w:instrText>
             </w:r>
             <w:r>
               <w:rPr>
@@ -2441,11 +2441,11 @@
               <w14:ligatures w14:val="standardContextual"/>
             </w:rPr>
           </w:pPr>
-          <w:hyperlink w:anchor="_Toc227580648" w:history="1">
+          <w:hyperlink w:anchor="_Toc228185459" w:history="1">
             <w:r>
               <w:rPr>
                 <w:rStyle w:val="a3"/>
-                <w:rFonts w:ascii="宋体" w:eastAsia="宋体" w:hAnsi="宋体" w:hint="eastAsia"/>
+                <w:rFonts w:ascii="宋体" w:eastAsia="宋体" w:hAnsi="宋体"/>
                 <w:noProof/>
               </w:rPr>
               <w:t>二、全球环境治理体系的有效性</w:t>
@@ -2480,7 +2480,7 @@
                 <w:noProof/>
                 <w:webHidden/>
               </w:rPr>
-              <w:instrText>PAGEREF _Toc227580648 \h</w:instrText>
+              <w:instrText>PAGEREF _Toc228185459 \h</w:instrText>
             </w:r>
             <w:r>
               <w:rPr>
@@ -2537,11 +2537,11 @@
               <w14:ligatures w14:val="standardContextual"/>
             </w:rPr>
           </w:pPr>
-          <w:hyperlink w:anchor="_Toc227580649" w:history="1">
+          <w:hyperlink w:anchor="_Toc228185460" w:history="1">
             <w:r>
               <w:rPr>
                 <w:rStyle w:val="a3"/>
-                <w:rFonts w:ascii="宋体" w:eastAsia="宋体" w:hAnsi="宋体" w:hint="eastAsia"/>
+                <w:rFonts w:ascii="宋体" w:eastAsia="宋体" w:hAnsi="宋体"/>
                 <w:noProof/>
               </w:rPr>
               <w:t>（一）评估全球环境治理体系的有效性</w:t>
@@ -2576,7 +2576,7 @@
                 <w:noProof/>
                 <w:webHidden/>
               </w:rPr>
-              <w:instrText>PAGEREF _Toc227580649 \h</w:instrText>
+              <w:instrText>PAGEREF _Toc228185460 \h</w:instrText>
             </w:r>
             <w:r>
               <w:rPr>
@@ -2633,11 +2633,11 @@
               <w14:ligatures w14:val="standardContextual"/>
             </w:rPr>
           </w:pPr>
-          <w:hyperlink w:anchor="_Toc227580650" w:history="1">
+          <w:hyperlink w:anchor="_Toc228185461" w:history="1">
             <w:r>
               <w:rPr>
                 <w:rStyle w:val="a3"/>
-                <w:rFonts w:ascii="宋体" w:eastAsia="宋体" w:hAnsi="宋体" w:hint="eastAsia"/>
+                <w:rFonts w:ascii="宋体" w:eastAsia="宋体" w:hAnsi="宋体"/>
                 <w:noProof/>
               </w:rPr>
               <w:t>（二）影响全球环境治理体系的有效性的因素</w:t>
@@ -2672,7 +2672,7 @@
                 <w:noProof/>
                 <w:webHidden/>
               </w:rPr>
-              <w:instrText>PAGEREF _Toc227580650 \h</w:instrText>
+              <w:instrText>PAGEREF _Toc228185461 \h</w:instrText>
             </w:r>
             <w:r>
               <w:rPr>
@@ -2729,11 +2729,11 @@
               <w14:ligatures w14:val="standardContextual"/>
             </w:rPr>
           </w:pPr>
-          <w:hyperlink w:anchor="_Toc227580651" w:history="1">
+          <w:hyperlink w:anchor="_Toc228185462" w:history="1">
             <w:r>
               <w:rPr>
                 <w:rStyle w:val="a3"/>
-                <w:rFonts w:ascii="宋体" w:eastAsia="宋体" w:hAnsi="宋体" w:hint="eastAsia"/>
+                <w:rFonts w:ascii="宋体" w:eastAsia="宋体" w:hAnsi="宋体"/>
                 <w:noProof/>
               </w:rPr>
               <w:t>三、全球环境治理体系的未来</w:t>
@@ -2768,7 +2768,7 @@
                 <w:noProof/>
                 <w:webHidden/>
               </w:rPr>
-              <w:instrText>PAGEREF _Toc227580651 \h</w:instrText>
+              <w:instrText>PAGEREF _Toc228185462 \h</w:instrText>
             </w:r>
             <w:r>
               <w:rPr>
@@ -2825,11 +2825,11 @@
               <w14:ligatures w14:val="standardContextual"/>
             </w:rPr>
           </w:pPr>
-          <w:hyperlink w:anchor="_Toc227580652" w:history="1">
+          <w:hyperlink w:anchor="_Toc228185463" w:history="1">
             <w:r>
               <w:rPr>
                 <w:rStyle w:val="a3"/>
-                <w:rFonts w:ascii="宋体" w:eastAsia="宋体" w:hAnsi="宋体" w:hint="eastAsia"/>
+                <w:rFonts w:ascii="宋体" w:eastAsia="宋体" w:hAnsi="宋体"/>
                 <w:noProof/>
               </w:rPr>
               <w:t>第四讲 全球气候变化治理机制</w:t>
@@ -2864,7 +2864,7 @@
                 <w:noProof/>
                 <w:webHidden/>
               </w:rPr>
-              <w:instrText>PAGEREF _Toc227580652 \h</w:instrText>
+              <w:instrText>PAGEREF _Toc228185463 \h</w:instrText>
             </w:r>
             <w:r>
               <w:rPr>
@@ -2921,11 +2921,11 @@
               <w14:ligatures w14:val="standardContextual"/>
             </w:rPr>
           </w:pPr>
-          <w:hyperlink w:anchor="_Toc227580653" w:history="1">
+          <w:hyperlink w:anchor="_Toc228185464" w:history="1">
             <w:r>
               <w:rPr>
                 <w:rStyle w:val="a3"/>
-                <w:rFonts w:ascii="宋体" w:eastAsia="宋体" w:hAnsi="宋体" w:hint="eastAsia"/>
+                <w:rFonts w:ascii="宋体" w:eastAsia="宋体" w:hAnsi="宋体"/>
                 <w:noProof/>
               </w:rPr>
               <w:t>一、全球气候变化治理机制的形式</w:t>
@@ -2960,7 +2960,7 @@
                 <w:noProof/>
                 <w:webHidden/>
               </w:rPr>
-              <w:instrText>PAGEREF _Toc227580653 \h</w:instrText>
+              <w:instrText>PAGEREF _Toc228185464 \h</w:instrText>
             </w:r>
             <w:r>
               <w:rPr>
@@ -3017,11 +3017,11 @@
               <w14:ligatures w14:val="standardContextual"/>
             </w:rPr>
           </w:pPr>
-          <w:hyperlink w:anchor="_Toc227580654" w:history="1">
+          <w:hyperlink w:anchor="_Toc228185465" w:history="1">
             <w:r>
               <w:rPr>
                 <w:rStyle w:val="a3"/>
-                <w:rFonts w:ascii="宋体" w:eastAsia="宋体" w:hAnsi="宋体" w:hint="eastAsia"/>
+                <w:rFonts w:ascii="宋体" w:eastAsia="宋体" w:hAnsi="宋体"/>
                 <w:noProof/>
               </w:rPr>
               <w:t>二、全球气候变化治理机制的核心协议</w:t>
@@ -3056,7 +3056,7 @@
                 <w:noProof/>
                 <w:webHidden/>
               </w:rPr>
-              <w:instrText>PAGEREF _Toc227580654 \h</w:instrText>
+              <w:instrText>PAGEREF _Toc228185465 \h</w:instrText>
             </w:r>
             <w:r>
               <w:rPr>
@@ -3113,11 +3113,11 @@
               <w14:ligatures w14:val="standardContextual"/>
             </w:rPr>
           </w:pPr>
-          <w:hyperlink w:anchor="_Toc227580655" w:history="1">
+          <w:hyperlink w:anchor="_Toc228185466" w:history="1">
             <w:r>
               <w:rPr>
                 <w:rStyle w:val="a3"/>
-                <w:rFonts w:ascii="宋体" w:eastAsia="宋体" w:hAnsi="宋体" w:hint="eastAsia"/>
+                <w:rFonts w:ascii="宋体" w:eastAsia="宋体" w:hAnsi="宋体"/>
                 <w:noProof/>
               </w:rPr>
               <w:t>（一）《联合国气候变化框架公约》</w:t>
@@ -3152,7 +3152,7 @@
                 <w:noProof/>
                 <w:webHidden/>
               </w:rPr>
-              <w:instrText>PAGEREF _Toc227580655 \h</w:instrText>
+              <w:instrText>PAGEREF _Toc228185466 \h</w:instrText>
             </w:r>
             <w:r>
               <w:rPr>
@@ -3209,11 +3209,11 @@
               <w14:ligatures w14:val="standardContextual"/>
             </w:rPr>
           </w:pPr>
-          <w:hyperlink w:anchor="_Toc227580656" w:history="1">
+          <w:hyperlink w:anchor="_Toc228185467" w:history="1">
             <w:r>
               <w:rPr>
                 <w:rStyle w:val="a3"/>
-                <w:rFonts w:ascii="宋体" w:eastAsia="宋体" w:hAnsi="宋体" w:hint="eastAsia"/>
+                <w:rFonts w:ascii="宋体" w:eastAsia="宋体" w:hAnsi="宋体"/>
                 <w:noProof/>
               </w:rPr>
               <w:t>（二）《京都议定书》</w:t>
@@ -3248,7 +3248,7 @@
                 <w:noProof/>
                 <w:webHidden/>
               </w:rPr>
-              <w:instrText>PAGEREF _Toc227580656 \h</w:instrText>
+              <w:instrText>PAGEREF _Toc228185467 \h</w:instrText>
             </w:r>
             <w:r>
               <w:rPr>
@@ -3305,11 +3305,11 @@
               <w14:ligatures w14:val="standardContextual"/>
             </w:rPr>
           </w:pPr>
-          <w:hyperlink w:anchor="_Toc227580657" w:history="1">
+          <w:hyperlink w:anchor="_Toc228185468" w:history="1">
             <w:r>
               <w:rPr>
                 <w:rStyle w:val="a3"/>
-                <w:rFonts w:ascii="宋体" w:eastAsia="宋体" w:hAnsi="宋体" w:hint="eastAsia"/>
+                <w:rFonts w:ascii="宋体" w:eastAsia="宋体" w:hAnsi="宋体"/>
                 <w:noProof/>
               </w:rPr>
               <w:t>（三）《巴黎协定》</w:t>
@@ -3344,7 +3344,7 @@
                 <w:noProof/>
                 <w:webHidden/>
               </w:rPr>
-              <w:instrText>PAGEREF _Toc227580657 \h</w:instrText>
+              <w:instrText>PAGEREF _Toc228185468 \h</w:instrText>
             </w:r>
             <w:r>
               <w:rPr>
@@ -3401,11 +3401,11 @@
               <w14:ligatures w14:val="standardContextual"/>
             </w:rPr>
           </w:pPr>
-          <w:hyperlink w:anchor="_Toc227580658" w:history="1">
+          <w:hyperlink w:anchor="_Toc228185469" w:history="1">
             <w:r>
               <w:rPr>
                 <w:rStyle w:val="a3"/>
-                <w:rFonts w:ascii="宋体" w:eastAsia="宋体" w:hAnsi="宋体" w:hint="eastAsia"/>
+                <w:rFonts w:ascii="宋体" w:eastAsia="宋体" w:hAnsi="宋体"/>
                 <w:noProof/>
               </w:rPr>
               <w:t>三、全球气候治理机制的参与主体</w:t>
@@ -3440,7 +3440,7 @@
                 <w:noProof/>
                 <w:webHidden/>
               </w:rPr>
-              <w:instrText>PAGEREF _Toc227580658 \h</w:instrText>
+              <w:instrText>PAGEREF _Toc228185469 \h</w:instrText>
             </w:r>
             <w:r>
               <w:rPr>
@@ -3497,11 +3497,11 @@
               <w14:ligatures w14:val="standardContextual"/>
             </w:rPr>
           </w:pPr>
-          <w:hyperlink w:anchor="_Toc227580659" w:history="1">
+          <w:hyperlink w:anchor="_Toc228185470" w:history="1">
             <w:r>
               <w:rPr>
                 <w:rStyle w:val="a3"/>
-                <w:rFonts w:ascii="宋体" w:eastAsia="宋体" w:hAnsi="宋体" w:hint="eastAsia"/>
+                <w:rFonts w:ascii="宋体" w:eastAsia="宋体" w:hAnsi="宋体"/>
                 <w:noProof/>
               </w:rPr>
               <w:t>四、全球气候治理机制的组织</w:t>
@@ -3536,7 +3536,7 @@
                 <w:noProof/>
                 <w:webHidden/>
               </w:rPr>
-              <w:instrText>PAGEREF _Toc227580659 \h</w:instrText>
+              <w:instrText>PAGEREF _Toc228185470 \h</w:instrText>
             </w:r>
             <w:r>
               <w:rPr>
@@ -3593,11 +3593,11 @@
               <w14:ligatures w14:val="standardContextual"/>
             </w:rPr>
           </w:pPr>
-          <w:hyperlink w:anchor="_Toc227580660" w:history="1">
+          <w:hyperlink w:anchor="_Toc228185471" w:history="1">
             <w:r>
               <w:rPr>
                 <w:rStyle w:val="a3"/>
-                <w:rFonts w:ascii="宋体" w:eastAsia="宋体" w:hAnsi="宋体" w:hint="eastAsia"/>
+                <w:rFonts w:ascii="宋体" w:eastAsia="宋体" w:hAnsi="宋体"/>
                 <w:noProof/>
               </w:rPr>
               <w:t>五、全球气候治理机制的变迁</w:t>
@@ -3632,7 +3632,7 @@
                 <w:noProof/>
                 <w:webHidden/>
               </w:rPr>
-              <w:instrText>PAGEREF _Toc227580660 \h</w:instrText>
+              <w:instrText>PAGEREF _Toc228185471 \h</w:instrText>
             </w:r>
             <w:r>
               <w:rPr>
@@ -3664,6 +3664,486 @@
                 <w:webHidden/>
               </w:rPr>
               <w:t>15</w:t>
+            </w:r>
+            <w:r>
+              <w:rPr>
+                <w:rFonts w:ascii="宋体" w:eastAsia="宋体" w:hAnsi="宋体" w:hint="eastAsia"/>
+                <w:noProof/>
+                <w:webHidden/>
+              </w:rPr>
+              <w:fldChar w:fldCharType="end"/>
+            </w:r>
+          </w:hyperlink>
+        </w:p>
+        <w:p>
+          <w:pPr>
+            <w:pStyle w:val="TOC1"/>
+            <w:tabs>
+              <w:tab w:val="right" w:leader="dot" w:pos="8296"/>
+            </w:tabs>
+            <w:rPr>
+              <w:rFonts w:ascii="宋体" w:eastAsia="宋体" w:hAnsi="宋体" w:hint="eastAsia"/>
+              <w:noProof/>
+              <w:sz w:val="22"/>
+              <w:szCs w:val="24"/>
+              <w14:ligatures w14:val="standardContextual"/>
+            </w:rPr>
+          </w:pPr>
+          <w:hyperlink w:anchor="_Toc228185472" w:history="1">
+            <w:r>
+              <w:rPr>
+                <w:rStyle w:val="a3"/>
+                <w:rFonts w:ascii="宋体" w:eastAsia="宋体" w:hAnsi="宋体"/>
+                <w:noProof/>
+              </w:rPr>
+              <w:t>第五讲 全球气候变化治理中的欧盟</w:t>
+            </w:r>
+            <w:r>
+              <w:rPr>
+                <w:rFonts w:ascii="宋体" w:eastAsia="宋体" w:hAnsi="宋体" w:hint="eastAsia"/>
+                <w:noProof/>
+                <w:webHidden/>
+              </w:rPr>
+              <w:tab/>
+            </w:r>
+            <w:r>
+              <w:rPr>
+                <w:rFonts w:ascii="宋体" w:eastAsia="宋体" w:hAnsi="宋体" w:hint="eastAsia"/>
+                <w:noProof/>
+                <w:webHidden/>
+              </w:rPr>
+              <w:fldChar w:fldCharType="begin"/>
+            </w:r>
+            <w:r>
+              <w:rPr>
+                <w:rFonts w:ascii="宋体" w:eastAsia="宋体" w:hAnsi="宋体" w:hint="eastAsia"/>
+                <w:noProof/>
+                <w:webHidden/>
+              </w:rPr>
+              <w:instrText xml:space="preserve"> </w:instrText>
+            </w:r>
+            <w:r>
+              <w:rPr>
+                <w:rFonts w:ascii="宋体" w:eastAsia="宋体" w:hAnsi="宋体"/>
+                <w:noProof/>
+                <w:webHidden/>
+              </w:rPr>
+              <w:instrText>PAGEREF _Toc228185472 \h</w:instrText>
+            </w:r>
+            <w:r>
+              <w:rPr>
+                <w:rFonts w:ascii="宋体" w:eastAsia="宋体" w:hAnsi="宋体" w:hint="eastAsia"/>
+                <w:noProof/>
+                <w:webHidden/>
+              </w:rPr>
+              <w:instrText xml:space="preserve"> </w:instrText>
+            </w:r>
+            <w:r>
+              <w:rPr>
+                <w:rFonts w:ascii="宋体" w:eastAsia="宋体" w:hAnsi="宋体" w:hint="eastAsia"/>
+                <w:noProof/>
+                <w:webHidden/>
+              </w:rPr>
+            </w:r>
+            <w:r>
+              <w:rPr>
+                <w:rFonts w:ascii="宋体" w:eastAsia="宋体" w:hAnsi="宋体" w:hint="eastAsia"/>
+                <w:noProof/>
+                <w:webHidden/>
+              </w:rPr>
+              <w:fldChar w:fldCharType="separate"/>
+            </w:r>
+            <w:r>
+              <w:rPr>
+                <w:rFonts w:ascii="宋体" w:eastAsia="宋体" w:hAnsi="宋体" w:hint="eastAsia"/>
+                <w:noProof/>
+                <w:webHidden/>
+              </w:rPr>
+              <w:t>16</w:t>
+            </w:r>
+            <w:r>
+              <w:rPr>
+                <w:rFonts w:ascii="宋体" w:eastAsia="宋体" w:hAnsi="宋体" w:hint="eastAsia"/>
+                <w:noProof/>
+                <w:webHidden/>
+              </w:rPr>
+              <w:fldChar w:fldCharType="end"/>
+            </w:r>
+          </w:hyperlink>
+        </w:p>
+        <w:p>
+          <w:pPr>
+            <w:pStyle w:val="TOC2"/>
+            <w:tabs>
+              <w:tab w:val="right" w:leader="dot" w:pos="8296"/>
+            </w:tabs>
+            <w:rPr>
+              <w:rFonts w:ascii="宋体" w:eastAsia="宋体" w:hAnsi="宋体" w:hint="eastAsia"/>
+              <w:noProof/>
+              <w:sz w:val="22"/>
+              <w:szCs w:val="24"/>
+              <w14:ligatures w14:val="standardContextual"/>
+            </w:rPr>
+          </w:pPr>
+          <w:hyperlink w:anchor="_Toc228185473" w:history="1">
+            <w:r>
+              <w:rPr>
+                <w:rStyle w:val="a3"/>
+                <w:rFonts w:ascii="宋体" w:eastAsia="宋体" w:hAnsi="宋体"/>
+                <w:noProof/>
+              </w:rPr>
+              <w:t>一、欧盟如何看待气候变化问题</w:t>
+            </w:r>
+            <w:r>
+              <w:rPr>
+                <w:rFonts w:ascii="宋体" w:eastAsia="宋体" w:hAnsi="宋体" w:hint="eastAsia"/>
+                <w:noProof/>
+                <w:webHidden/>
+              </w:rPr>
+              <w:tab/>
+            </w:r>
+            <w:r>
+              <w:rPr>
+                <w:rFonts w:ascii="宋体" w:eastAsia="宋体" w:hAnsi="宋体" w:hint="eastAsia"/>
+                <w:noProof/>
+                <w:webHidden/>
+              </w:rPr>
+              <w:fldChar w:fldCharType="begin"/>
+            </w:r>
+            <w:r>
+              <w:rPr>
+                <w:rFonts w:ascii="宋体" w:eastAsia="宋体" w:hAnsi="宋体" w:hint="eastAsia"/>
+                <w:noProof/>
+                <w:webHidden/>
+              </w:rPr>
+              <w:instrText xml:space="preserve"> </w:instrText>
+            </w:r>
+            <w:r>
+              <w:rPr>
+                <w:rFonts w:ascii="宋体" w:eastAsia="宋体" w:hAnsi="宋体"/>
+                <w:noProof/>
+                <w:webHidden/>
+              </w:rPr>
+              <w:instrText>PAGEREF _Toc228185473 \h</w:instrText>
+            </w:r>
+            <w:r>
+              <w:rPr>
+                <w:rFonts w:ascii="宋体" w:eastAsia="宋体" w:hAnsi="宋体" w:hint="eastAsia"/>
+                <w:noProof/>
+                <w:webHidden/>
+              </w:rPr>
+              <w:instrText xml:space="preserve"> </w:instrText>
+            </w:r>
+            <w:r>
+              <w:rPr>
+                <w:rFonts w:ascii="宋体" w:eastAsia="宋体" w:hAnsi="宋体" w:hint="eastAsia"/>
+                <w:noProof/>
+                <w:webHidden/>
+              </w:rPr>
+            </w:r>
+            <w:r>
+              <w:rPr>
+                <w:rFonts w:ascii="宋体" w:eastAsia="宋体" w:hAnsi="宋体" w:hint="eastAsia"/>
+                <w:noProof/>
+                <w:webHidden/>
+              </w:rPr>
+              <w:fldChar w:fldCharType="separate"/>
+            </w:r>
+            <w:r>
+              <w:rPr>
+                <w:rFonts w:ascii="宋体" w:eastAsia="宋体" w:hAnsi="宋体" w:hint="eastAsia"/>
+                <w:noProof/>
+                <w:webHidden/>
+              </w:rPr>
+              <w:t>16</w:t>
+            </w:r>
+            <w:r>
+              <w:rPr>
+                <w:rFonts w:ascii="宋体" w:eastAsia="宋体" w:hAnsi="宋体" w:hint="eastAsia"/>
+                <w:noProof/>
+                <w:webHidden/>
+              </w:rPr>
+              <w:fldChar w:fldCharType="end"/>
+            </w:r>
+          </w:hyperlink>
+        </w:p>
+        <w:p>
+          <w:pPr>
+            <w:pStyle w:val="TOC2"/>
+            <w:tabs>
+              <w:tab w:val="right" w:leader="dot" w:pos="8296"/>
+            </w:tabs>
+            <w:rPr>
+              <w:rFonts w:ascii="宋体" w:eastAsia="宋体" w:hAnsi="宋体" w:hint="eastAsia"/>
+              <w:noProof/>
+              <w:sz w:val="22"/>
+              <w:szCs w:val="24"/>
+              <w14:ligatures w14:val="standardContextual"/>
+            </w:rPr>
+          </w:pPr>
+          <w:hyperlink w:anchor="_Toc228185474" w:history="1">
+            <w:r>
+              <w:rPr>
+                <w:rStyle w:val="a3"/>
+                <w:rFonts w:ascii="宋体" w:eastAsia="宋体" w:hAnsi="宋体"/>
+                <w:noProof/>
+              </w:rPr>
+              <w:t>二、欧盟作为全球气候变化治理的领导者</w:t>
+            </w:r>
+            <w:r>
+              <w:rPr>
+                <w:rFonts w:ascii="宋体" w:eastAsia="宋体" w:hAnsi="宋体" w:hint="eastAsia"/>
+                <w:noProof/>
+                <w:webHidden/>
+              </w:rPr>
+              <w:tab/>
+            </w:r>
+            <w:r>
+              <w:rPr>
+                <w:rFonts w:ascii="宋体" w:eastAsia="宋体" w:hAnsi="宋体" w:hint="eastAsia"/>
+                <w:noProof/>
+                <w:webHidden/>
+              </w:rPr>
+              <w:fldChar w:fldCharType="begin"/>
+            </w:r>
+            <w:r>
+              <w:rPr>
+                <w:rFonts w:ascii="宋体" w:eastAsia="宋体" w:hAnsi="宋体" w:hint="eastAsia"/>
+                <w:noProof/>
+                <w:webHidden/>
+              </w:rPr>
+              <w:instrText xml:space="preserve"> </w:instrText>
+            </w:r>
+            <w:r>
+              <w:rPr>
+                <w:rFonts w:ascii="宋体" w:eastAsia="宋体" w:hAnsi="宋体"/>
+                <w:noProof/>
+                <w:webHidden/>
+              </w:rPr>
+              <w:instrText>PAGEREF _Toc228185474 \h</w:instrText>
+            </w:r>
+            <w:r>
+              <w:rPr>
+                <w:rFonts w:ascii="宋体" w:eastAsia="宋体" w:hAnsi="宋体" w:hint="eastAsia"/>
+                <w:noProof/>
+                <w:webHidden/>
+              </w:rPr>
+              <w:instrText xml:space="preserve"> </w:instrText>
+            </w:r>
+            <w:r>
+              <w:rPr>
+                <w:rFonts w:ascii="宋体" w:eastAsia="宋体" w:hAnsi="宋体" w:hint="eastAsia"/>
+                <w:noProof/>
+                <w:webHidden/>
+              </w:rPr>
+            </w:r>
+            <w:r>
+              <w:rPr>
+                <w:rFonts w:ascii="宋体" w:eastAsia="宋体" w:hAnsi="宋体" w:hint="eastAsia"/>
+                <w:noProof/>
+                <w:webHidden/>
+              </w:rPr>
+              <w:fldChar w:fldCharType="separate"/>
+            </w:r>
+            <w:r>
+              <w:rPr>
+                <w:rFonts w:ascii="宋体" w:eastAsia="宋体" w:hAnsi="宋体" w:hint="eastAsia"/>
+                <w:noProof/>
+                <w:webHidden/>
+              </w:rPr>
+              <w:t>16</w:t>
+            </w:r>
+            <w:r>
+              <w:rPr>
+                <w:rFonts w:ascii="宋体" w:eastAsia="宋体" w:hAnsi="宋体" w:hint="eastAsia"/>
+                <w:noProof/>
+                <w:webHidden/>
+              </w:rPr>
+              <w:fldChar w:fldCharType="end"/>
+            </w:r>
+          </w:hyperlink>
+        </w:p>
+        <w:p>
+          <w:pPr>
+            <w:pStyle w:val="TOC3"/>
+            <w:tabs>
+              <w:tab w:val="right" w:leader="dot" w:pos="8296"/>
+            </w:tabs>
+            <w:rPr>
+              <w:rFonts w:ascii="宋体" w:eastAsia="宋体" w:hAnsi="宋体" w:hint="eastAsia"/>
+              <w:noProof/>
+              <w:sz w:val="22"/>
+              <w:szCs w:val="24"/>
+              <w14:ligatures w14:val="standardContextual"/>
+            </w:rPr>
+          </w:pPr>
+          <w:hyperlink w:anchor="_Toc228185475" w:history="1">
+            <w:r>
+              <w:rPr>
+                <w:rStyle w:val="a3"/>
+                <w:rFonts w:ascii="宋体" w:eastAsia="宋体" w:hAnsi="宋体"/>
+                <w:noProof/>
+              </w:rPr>
+              <w:t>（一）领导与领导力</w:t>
+            </w:r>
+            <w:r>
+              <w:rPr>
+                <w:rFonts w:ascii="宋体" w:eastAsia="宋体" w:hAnsi="宋体" w:hint="eastAsia"/>
+                <w:noProof/>
+                <w:webHidden/>
+              </w:rPr>
+              <w:tab/>
+            </w:r>
+            <w:r>
+              <w:rPr>
+                <w:rFonts w:ascii="宋体" w:eastAsia="宋体" w:hAnsi="宋体" w:hint="eastAsia"/>
+                <w:noProof/>
+                <w:webHidden/>
+              </w:rPr>
+              <w:fldChar w:fldCharType="begin"/>
+            </w:r>
+            <w:r>
+              <w:rPr>
+                <w:rFonts w:ascii="宋体" w:eastAsia="宋体" w:hAnsi="宋体" w:hint="eastAsia"/>
+                <w:noProof/>
+                <w:webHidden/>
+              </w:rPr>
+              <w:instrText xml:space="preserve"> </w:instrText>
+            </w:r>
+            <w:r>
+              <w:rPr>
+                <w:rFonts w:ascii="宋体" w:eastAsia="宋体" w:hAnsi="宋体"/>
+                <w:noProof/>
+                <w:webHidden/>
+              </w:rPr>
+              <w:instrText>PAGEREF _Toc228185475 \h</w:instrText>
+            </w:r>
+            <w:r>
+              <w:rPr>
+                <w:rFonts w:ascii="宋体" w:eastAsia="宋体" w:hAnsi="宋体" w:hint="eastAsia"/>
+                <w:noProof/>
+                <w:webHidden/>
+              </w:rPr>
+              <w:instrText xml:space="preserve"> </w:instrText>
+            </w:r>
+            <w:r>
+              <w:rPr>
+                <w:rFonts w:ascii="宋体" w:eastAsia="宋体" w:hAnsi="宋体" w:hint="eastAsia"/>
+                <w:noProof/>
+                <w:webHidden/>
+              </w:rPr>
+            </w:r>
+            <w:r>
+              <w:rPr>
+                <w:rFonts w:ascii="宋体" w:eastAsia="宋体" w:hAnsi="宋体" w:hint="eastAsia"/>
+                <w:noProof/>
+                <w:webHidden/>
+              </w:rPr>
+              <w:fldChar w:fldCharType="separate"/>
+            </w:r>
+            <w:r>
+              <w:rPr>
+                <w:rFonts w:ascii="宋体" w:eastAsia="宋体" w:hAnsi="宋体" w:hint="eastAsia"/>
+                <w:noProof/>
+                <w:webHidden/>
+              </w:rPr>
+              <w:t>16</w:t>
+            </w:r>
+            <w:r>
+              <w:rPr>
+                <w:rFonts w:ascii="宋体" w:eastAsia="宋体" w:hAnsi="宋体" w:hint="eastAsia"/>
+                <w:noProof/>
+                <w:webHidden/>
+              </w:rPr>
+              <w:fldChar w:fldCharType="end"/>
+            </w:r>
+          </w:hyperlink>
+        </w:p>
+        <w:p>
+          <w:pPr>
+            <w:pStyle w:val="TOC3"/>
+            <w:tabs>
+              <w:tab w:val="right" w:leader="dot" w:pos="8296"/>
+            </w:tabs>
+            <w:rPr>
+              <w:rFonts w:ascii="宋体" w:eastAsia="宋体" w:hAnsi="宋体" w:hint="eastAsia"/>
+              <w:noProof/>
+              <w:sz w:val="22"/>
+              <w:szCs w:val="24"/>
+              <w14:ligatures w14:val="standardContextual"/>
+            </w:rPr>
+          </w:pPr>
+          <w:hyperlink w:anchor="_Toc228185476" w:history="1">
+            <w:r>
+              <w:rPr>
+                <w:rStyle w:val="a3"/>
+                <w:rFonts w:ascii="宋体" w:eastAsia="宋体" w:hAnsi="宋体"/>
+                <w:noProof/>
+              </w:rPr>
+              <w:t>（二）欧盟在全球气候治理中的角色</w:t>
+            </w:r>
+            <w:r>
+              <w:rPr>
+                <w:rFonts w:ascii="宋体" w:eastAsia="宋体" w:hAnsi="宋体" w:hint="eastAsia"/>
+                <w:noProof/>
+                <w:webHidden/>
+              </w:rPr>
+              <w:tab/>
+            </w:r>
+            <w:r>
+              <w:rPr>
+                <w:rFonts w:ascii="宋体" w:eastAsia="宋体" w:hAnsi="宋体" w:hint="eastAsia"/>
+                <w:noProof/>
+                <w:webHidden/>
+              </w:rPr>
+              <w:fldChar w:fldCharType="begin"/>
+            </w:r>
+            <w:r>
+              <w:rPr>
+                <w:rFonts w:ascii="宋体" w:eastAsia="宋体" w:hAnsi="宋体" w:hint="eastAsia"/>
+                <w:noProof/>
+                <w:webHidden/>
+              </w:rPr>
+              <w:instrText xml:space="preserve"> </w:instrText>
+            </w:r>
+            <w:r>
+              <w:rPr>
+                <w:rFonts w:ascii="宋体" w:eastAsia="宋体" w:hAnsi="宋体"/>
+                <w:noProof/>
+                <w:webHidden/>
+              </w:rPr>
+              <w:instrText>PAGEREF _Toc228185476 \h</w:instrText>
+            </w:r>
+            <w:r>
+              <w:rPr>
+                <w:rFonts w:ascii="宋体" w:eastAsia="宋体" w:hAnsi="宋体" w:hint="eastAsia"/>
+                <w:noProof/>
+                <w:webHidden/>
+              </w:rPr>
+              <w:instrText xml:space="preserve"> </w:instrText>
+            </w:r>
+            <w:r>
+              <w:rPr>
+                <w:rFonts w:ascii="宋体" w:eastAsia="宋体" w:hAnsi="宋体" w:hint="eastAsia"/>
+                <w:noProof/>
+                <w:webHidden/>
+              </w:rPr>
+            </w:r>
+            <w:r>
+              <w:rPr>
+                <w:rFonts w:ascii="宋体" w:eastAsia="宋体" w:hAnsi="宋体" w:hint="eastAsia"/>
+                <w:noProof/>
+                <w:webHidden/>
+              </w:rPr>
+              <w:fldChar w:fldCharType="separate"/>
+            </w:r>
+            <w:r>
+              <w:rPr>
+                <w:rFonts w:ascii="宋体" w:eastAsia="宋体" w:hAnsi="宋体" w:hint="eastAsia"/>
+                <w:noProof/>
+                <w:webHidden/>
+              </w:rPr>
+              <w:t>17</w:t>
             </w:r>
             <w:r>
               <w:rPr>
@@ -3719,7 +4199,7 @@
       <w:pPr>
         <w:pStyle w:val="a9"/>
       </w:pPr>
-      <w:bookmarkStart w:id="0" w:name="_Toc227580625"/>
+      <w:bookmarkStart w:id="0" w:name="_Toc228185436"/>
       <w:r>
         <w:rPr>
           <w:rFonts w:hint="eastAsia"/>
@@ -3803,7 +4283,7 @@
       <w:pPr>
         <w:pStyle w:val="ac"/>
       </w:pPr>
-      <w:bookmarkStart w:id="1" w:name="_Toc227580626"/>
+      <w:bookmarkStart w:id="1" w:name="_Toc228185437"/>
       <w:r>
         <w:rPr>
           <w:rFonts w:hint="eastAsia"/>
@@ -4520,7 +5000,7 @@
       <w:pPr>
         <w:pStyle w:val="ac"/>
       </w:pPr>
-      <w:bookmarkStart w:id="2" w:name="_Toc227580627"/>
+      <w:bookmarkStart w:id="2" w:name="_Toc228185438"/>
       <w:r>
         <w:rPr>
           <w:rFonts w:hint="eastAsia"/>
@@ -4533,7 +5013,7 @@
       <w:pPr>
         <w:pStyle w:val="ae"/>
       </w:pPr>
-      <w:bookmarkStart w:id="3" w:name="_Toc227580628"/>
+      <w:bookmarkStart w:id="3" w:name="_Toc228185439"/>
       <w:r>
         <w:rPr>
           <w:rFonts w:hint="eastAsia"/>
@@ -4572,7 +5052,7 @@
       <w:pPr>
         <w:pStyle w:val="ae"/>
       </w:pPr>
-      <w:bookmarkStart w:id="4" w:name="_Toc227580629"/>
+      <w:bookmarkStart w:id="4" w:name="_Toc228185440"/>
       <w:r>
         <w:rPr>
           <w:rFonts w:hint="eastAsia"/>
@@ -4706,7 +5186,7 @@
       <w:pPr>
         <w:pStyle w:val="ae"/>
       </w:pPr>
-      <w:bookmarkStart w:id="5" w:name="_Toc227580630"/>
+      <w:bookmarkStart w:id="5" w:name="_Toc228185441"/>
       <w:r>
         <w:rPr>
           <w:rFonts w:hint="eastAsia"/>
@@ -4791,7 +5271,7 @@
       <w:pPr>
         <w:pStyle w:val="ae"/>
       </w:pPr>
-      <w:bookmarkStart w:id="6" w:name="_Toc227580631"/>
+      <w:bookmarkStart w:id="6" w:name="_Toc228185442"/>
       <w:r>
         <w:rPr>
           <w:rFonts w:hint="eastAsia"/>
@@ -4837,7 +5317,7 @@
       <w:pPr>
         <w:pStyle w:val="a9"/>
       </w:pPr>
-      <w:bookmarkStart w:id="7" w:name="_Toc227580632"/>
+      <w:bookmarkStart w:id="7" w:name="_Toc228185443"/>
       <w:r>
         <w:rPr>
           <w:rFonts w:hint="eastAsia"/>
@@ -4881,7 +5361,7 @@
       <w:pPr>
         <w:pStyle w:val="ac"/>
       </w:pPr>
-      <w:bookmarkStart w:id="8" w:name="_Toc227580633"/>
+      <w:bookmarkStart w:id="8" w:name="_Toc228185444"/>
       <w:r>
         <w:rPr>
           <w:rFonts w:hint="eastAsia"/>
@@ -4894,7 +5374,7 @@
       <w:pPr>
         <w:pStyle w:val="ae"/>
       </w:pPr>
-      <w:bookmarkStart w:id="9" w:name="_Toc227580634"/>
+      <w:bookmarkStart w:id="9" w:name="_Toc228185445"/>
       <w:r>
         <w:rPr>
           <w:rFonts w:hint="eastAsia"/>
@@ -4993,7 +5473,7 @@
       <w:pPr>
         <w:pStyle w:val="ae"/>
       </w:pPr>
-      <w:bookmarkStart w:id="10" w:name="_Toc227580635"/>
+      <w:bookmarkStart w:id="10" w:name="_Toc228185446"/>
       <w:r>
         <w:rPr>
           <w:rFonts w:hint="eastAsia"/>
@@ -5376,7 +5856,7 @@
       <w:pPr>
         <w:pStyle w:val="ac"/>
       </w:pPr>
-      <w:bookmarkStart w:id="11" w:name="_Toc227580636"/>
+      <w:bookmarkStart w:id="11" w:name="_Toc228185447"/>
       <w:r>
         <w:rPr>
           <w:rFonts w:hint="eastAsia"/>
@@ -5545,7 +6025,7 @@
       <w:pPr>
         <w:pStyle w:val="ae"/>
       </w:pPr>
-      <w:bookmarkStart w:id="12" w:name="_Toc227580637"/>
+      <w:bookmarkStart w:id="12" w:name="_Toc228185448"/>
       <w:r>
         <w:rPr>
           <w:rFonts w:hint="eastAsia"/>
@@ -5579,7 +6059,7 @@
       <w:pPr>
         <w:pStyle w:val="ae"/>
       </w:pPr>
-      <w:bookmarkStart w:id="13" w:name="_Toc227580638"/>
+      <w:bookmarkStart w:id="13" w:name="_Toc228185449"/>
       <w:r>
         <w:rPr>
           <w:rFonts w:hint="eastAsia"/>
@@ -5808,7 +6288,7 @@
       <w:pPr>
         <w:pStyle w:val="ac"/>
       </w:pPr>
-      <w:bookmarkStart w:id="14" w:name="_Toc227580639"/>
+      <w:bookmarkStart w:id="14" w:name="_Toc228185450"/>
       <w:r>
         <w:rPr>
           <w:rFonts w:hint="eastAsia"/>
@@ -5822,7 +6302,7 @@
       <w:pPr>
         <w:pStyle w:val="ae"/>
       </w:pPr>
-      <w:bookmarkStart w:id="15" w:name="_Toc227580640"/>
+      <w:bookmarkStart w:id="15" w:name="_Toc228185451"/>
       <w:r>
         <w:rPr>
           <w:rFonts w:hint="eastAsia"/>
@@ -5947,7 +6427,7 @@
       <w:pPr>
         <w:pStyle w:val="ae"/>
       </w:pPr>
-      <w:bookmarkStart w:id="16" w:name="_Toc227580641"/>
+      <w:bookmarkStart w:id="16" w:name="_Toc228185452"/>
       <w:r>
         <w:rPr>
           <w:rFonts w:hint="eastAsia"/>
@@ -6183,7 +6663,7 @@
       <w:pPr>
         <w:pStyle w:val="a9"/>
       </w:pPr>
-      <w:bookmarkStart w:id="17" w:name="_Toc227580642"/>
+      <w:bookmarkStart w:id="17" w:name="_Toc228185453"/>
       <w:r>
         <w:rPr>
           <w:rFonts w:hint="eastAsia"/>
@@ -6233,7 +6713,7 @@
       <w:pPr>
         <w:pStyle w:val="ac"/>
       </w:pPr>
-      <w:bookmarkStart w:id="18" w:name="_Toc227580643"/>
+      <w:bookmarkStart w:id="18" w:name="_Toc228185454"/>
       <w:r>
         <w:rPr>
           <w:rFonts w:hint="eastAsia"/>
@@ -6246,7 +6726,7 @@
       <w:pPr>
         <w:pStyle w:val="ae"/>
       </w:pPr>
-      <w:bookmarkStart w:id="19" w:name="_Toc227580644"/>
+      <w:bookmarkStart w:id="19" w:name="_Toc228185455"/>
       <w:r>
         <w:rPr>
           <w:rFonts w:hint="eastAsia"/>
@@ -7071,7 +7551,7 @@
       <w:pPr>
         <w:pStyle w:val="ae"/>
       </w:pPr>
-      <w:bookmarkStart w:id="20" w:name="_Toc227580645"/>
+      <w:bookmarkStart w:id="20" w:name="_Toc228185456"/>
       <w:r>
         <w:rPr>
           <w:rFonts w:hint="eastAsia"/>
@@ -7598,7 +8078,7 @@
       <w:pPr>
         <w:pStyle w:val="ae"/>
       </w:pPr>
-      <w:bookmarkStart w:id="21" w:name="_Toc227580646"/>
+      <w:bookmarkStart w:id="21" w:name="_Toc228185457"/>
       <w:r>
         <w:rPr>
           <w:rFonts w:hint="eastAsia"/>
@@ -7675,7 +8155,7 @@
       <w:pPr>
         <w:pStyle w:val="ae"/>
       </w:pPr>
-      <w:bookmarkStart w:id="22" w:name="_Toc227580647"/>
+      <w:bookmarkStart w:id="22" w:name="_Toc228185458"/>
       <w:r>
         <w:rPr>
           <w:rFonts w:hint="eastAsia"/>
@@ -7715,7 +8195,7 @@
       <w:pPr>
         <w:pStyle w:val="ac"/>
       </w:pPr>
-      <w:bookmarkStart w:id="23" w:name="_Toc227580648"/>
+      <w:bookmarkStart w:id="23" w:name="_Toc228185459"/>
       <w:r>
         <w:rPr>
           <w:rFonts w:hint="eastAsia"/>
@@ -7789,7 +8269,7 @@
       <w:pPr>
         <w:pStyle w:val="ae"/>
       </w:pPr>
-      <w:bookmarkStart w:id="24" w:name="_Toc227580649"/>
+      <w:bookmarkStart w:id="24" w:name="_Toc228185460"/>
       <w:r>
         <w:rPr>
           <w:rFonts w:hint="eastAsia"/>
@@ -8058,7 +8538,7 @@
       <w:pPr>
         <w:pStyle w:val="ae"/>
       </w:pPr>
-      <w:bookmarkStart w:id="25" w:name="_Toc227580650"/>
+      <w:bookmarkStart w:id="25" w:name="_Toc228185461"/>
       <w:r>
         <w:rPr>
           <w:rFonts w:hint="eastAsia"/>
@@ -8167,7 +8647,7 @@
       <w:pPr>
         <w:pStyle w:val="ac"/>
       </w:pPr>
-      <w:bookmarkStart w:id="26" w:name="_Toc227580651"/>
+      <w:bookmarkStart w:id="26" w:name="_Toc228185462"/>
       <w:r>
         <w:rPr>
           <w:rFonts w:hint="eastAsia"/>
@@ -8270,7 +8750,7 @@
       <w:pPr>
         <w:pStyle w:val="a9"/>
       </w:pPr>
-      <w:bookmarkStart w:id="27" w:name="_Toc227580652"/>
+      <w:bookmarkStart w:id="27" w:name="_Toc228185463"/>
       <w:r>
         <w:rPr>
           <w:rFonts w:hint="eastAsia"/>
@@ -8296,6 +8776,9 @@
         <w:pStyle w:val="aa"/>
         <w:spacing w:before="78" w:after="78"/>
         <w:jc w:val="center"/>
+        <w:rPr>
+          <w:rFonts w:hint="eastAsia"/>
+        </w:rPr>
       </w:pPr>
       <w:r>
         <w:rPr>
@@ -8309,12 +8792,18 @@
         </w:rPr>
         <w:t>20</w:t>
       </w:r>
+      <w:r>
+        <w:rPr>
+          <w:rFonts w:hint="eastAsia"/>
+        </w:rPr>
+        <w:t xml:space="preserve"> / 2026.4.27</w:t>
+      </w:r>
     </w:p>
     <w:p>
       <w:pPr>
         <w:pStyle w:val="ac"/>
       </w:pPr>
-      <w:bookmarkStart w:id="28" w:name="_Toc227580653"/>
+      <w:bookmarkStart w:id="28" w:name="_Toc228185464"/>
       <w:r>
         <w:rPr>
           <w:rFonts w:hint="eastAsia"/>
@@ -8419,7 +8908,7 @@
       <w:pPr>
         <w:pStyle w:val="ac"/>
       </w:pPr>
-      <w:bookmarkStart w:id="29" w:name="_Toc227580654"/>
+      <w:bookmarkStart w:id="29" w:name="_Toc228185465"/>
       <w:r>
         <w:rPr>
           <w:rFonts w:hint="eastAsia"/>
@@ -8447,7 +8936,7 @@
       <w:pPr>
         <w:pStyle w:val="ae"/>
       </w:pPr>
-      <w:bookmarkStart w:id="30" w:name="_Toc227580655"/>
+      <w:bookmarkStart w:id="30" w:name="_Toc228185466"/>
       <w:r>
         <w:rPr>
           <w:rFonts w:hint="eastAsia"/>
@@ -8793,7 +9282,7 @@
       <w:pPr>
         <w:pStyle w:val="ae"/>
       </w:pPr>
-      <w:bookmarkStart w:id="31" w:name="_Toc227580656"/>
+      <w:bookmarkStart w:id="31" w:name="_Toc228185467"/>
       <w:r>
         <w:rPr>
           <w:rFonts w:hint="eastAsia"/>
@@ -9072,7 +9561,7 @@
       <w:pPr>
         <w:pStyle w:val="ae"/>
       </w:pPr>
-      <w:bookmarkStart w:id="32" w:name="_Toc227580657"/>
+      <w:bookmarkStart w:id="32" w:name="_Toc228185468"/>
       <w:r>
         <w:rPr>
           <w:rFonts w:hint="eastAsia"/>
@@ -9527,7 +10016,7 @@
       <w:pPr>
         <w:pStyle w:val="ac"/>
       </w:pPr>
-      <w:bookmarkStart w:id="33" w:name="_Toc227580658"/>
+      <w:bookmarkStart w:id="33" w:name="_Toc228185469"/>
       <w:r>
         <w:rPr>
           <w:rFonts w:hint="eastAsia"/>
@@ -9806,9 +10295,6 @@
         </w:numPr>
         <w:spacing w:beforeLines="0" w:before="0" w:afterLines="0" w:after="0"/>
         <w:ind w:left="442" w:hanging="442"/>
-        <w:rPr>
-          <w:rFonts w:hint="eastAsia"/>
-        </w:rPr>
       </w:pPr>
       <w:r>
         <w:rPr>
@@ -9839,11 +10325,8 @@
     <w:p>
       <w:pPr>
         <w:pStyle w:val="ac"/>
-        <w:rPr>
-          <w:rFonts w:hint="eastAsia"/>
-        </w:rPr>
-      </w:pPr>
-      <w:bookmarkStart w:id="34" w:name="_Toc227580659"/>
+      </w:pPr>
+      <w:bookmarkStart w:id="34" w:name="_Toc228185470"/>
       <w:r>
         <w:rPr>
           <w:rFonts w:hint="eastAsia"/>
@@ -9912,11 +10395,8 @@
     <w:p>
       <w:pPr>
         <w:pStyle w:val="ac"/>
-        <w:rPr>
-          <w:rFonts w:hint="eastAsia"/>
-        </w:rPr>
-      </w:pPr>
-      <w:bookmarkStart w:id="35" w:name="_Toc227580660"/>
+      </w:pPr>
+      <w:bookmarkStart w:id="35" w:name="_Toc228185471"/>
       <w:r>
         <w:rPr>
           <w:rFonts w:hint="eastAsia"/>
@@ -9929,9 +10409,6 @@
       <w:pPr>
         <w:pStyle w:val="aa"/>
         <w:spacing w:before="78" w:after="78"/>
-        <w:rPr>
-          <w:rFonts w:hint="eastAsia"/>
-        </w:rPr>
       </w:pPr>
       <w:r>
         <w:tab/>
@@ -9941,6 +10418,1340 @@
           <w:rFonts w:hint="eastAsia"/>
         </w:rPr>
         <w:t>要考察全球气候治理机制的变迁，可以从国际环境法的角度、国际关系（国际政治）的角度入手，也可以混合两个路径。</w:t>
+      </w:r>
+    </w:p>
+    <w:p>
+      <w:pPr>
+        <w:pStyle w:val="aa"/>
+        <w:spacing w:before="78" w:after="78"/>
+      </w:pPr>
+      <w:r>
+        <w:tab/>
+      </w:r>
+      <w:r>
+        <w:rPr>
+          <w:rFonts w:hint="eastAsia"/>
+        </w:rPr>
+        <w:t>在分析框架方面，我们可以借用克拉斯纳对国际机制的定义，从原则、规范、规则、决策程序入手进行分析，这四个要素不包括行为体，并将原则和规范置于第一层级，将规则和决策程序置于第二层级。由此，对这一分析框架，也可以将其简化为原则和规则两部分。</w:t>
+      </w:r>
+    </w:p>
+    <w:tbl>
+      <w:tblPr>
+        <w:tblStyle w:val="af6"/>
+        <w:tblW w:w="0" w:type="auto"/>
+        <w:tblLook w:val="04A0" w:firstRow="1" w:lastRow="0" w:firstColumn="1" w:lastColumn="0" w:noHBand="0" w:noVBand="1"/>
+      </w:tblPr>
+      <w:tblGrid>
+        <w:gridCol w:w="2765"/>
+        <w:gridCol w:w="2765"/>
+        <w:gridCol w:w="2766"/>
+      </w:tblGrid>
+      <w:tr>
+        <w:tc>
+          <w:tcPr>
+            <w:tcW w:w="2765" w:type="dxa"/>
+            <w:shd w:val="clear" w:color="auto" w:fill="404040" w:themeFill="text1" w:themeFillTint="BF"/>
+          </w:tcPr>
+          <w:p>
+            <w:pPr>
+              <w:pStyle w:val="aa"/>
+              <w:spacing w:before="78" w:after="78"/>
+              <w:rPr>
+                <w:rFonts w:hint="eastAsia"/>
+                <w:b/>
+                <w:bCs/>
+                <w:color w:val="FFFFFF" w:themeColor="background1"/>
+              </w:rPr>
+            </w:pPr>
+            <w:r>
+              <w:rPr>
+                <w:rFonts w:hint="eastAsia"/>
+                <w:b/>
+                <w:bCs/>
+                <w:color w:val="FFFFFF" w:themeColor="background1"/>
+              </w:rPr>
+              <w:t>区分标准</w:t>
+            </w:r>
+          </w:p>
+        </w:tc>
+        <w:tc>
+          <w:tcPr>
+            <w:tcW w:w="2765" w:type="dxa"/>
+            <w:shd w:val="clear" w:color="auto" w:fill="404040" w:themeFill="text1" w:themeFillTint="BF"/>
+          </w:tcPr>
+          <w:p>
+            <w:pPr>
+              <w:pStyle w:val="aa"/>
+              <w:spacing w:before="78" w:after="78"/>
+              <w:rPr>
+                <w:rFonts w:hint="eastAsia"/>
+                <w:b/>
+                <w:bCs/>
+                <w:color w:val="FFFFFF" w:themeColor="background1"/>
+              </w:rPr>
+            </w:pPr>
+            <w:r>
+              <w:rPr>
+                <w:rFonts w:hint="eastAsia"/>
+                <w:b/>
+                <w:bCs/>
+                <w:color w:val="FFFFFF" w:themeColor="background1"/>
+              </w:rPr>
+              <w:t>原则</w:t>
+            </w:r>
+          </w:p>
+        </w:tc>
+        <w:tc>
+          <w:tcPr>
+            <w:tcW w:w="2766" w:type="dxa"/>
+            <w:shd w:val="clear" w:color="auto" w:fill="404040" w:themeFill="text1" w:themeFillTint="BF"/>
+          </w:tcPr>
+          <w:p>
+            <w:pPr>
+              <w:pStyle w:val="aa"/>
+              <w:spacing w:before="78" w:after="78"/>
+              <w:rPr>
+                <w:rFonts w:hint="eastAsia"/>
+                <w:b/>
+                <w:bCs/>
+                <w:color w:val="FFFFFF" w:themeColor="background1"/>
+              </w:rPr>
+            </w:pPr>
+            <w:r>
+              <w:rPr>
+                <w:rFonts w:hint="eastAsia"/>
+                <w:b/>
+                <w:bCs/>
+                <w:color w:val="FFFFFF" w:themeColor="background1"/>
+              </w:rPr>
+              <w:t>规则</w:t>
+            </w:r>
+          </w:p>
+        </w:tc>
+      </w:tr>
+      <w:tr>
+        <w:tc>
+          <w:tcPr>
+            <w:tcW w:w="2765" w:type="dxa"/>
+            <w:shd w:val="clear" w:color="auto" w:fill="404040" w:themeFill="text1" w:themeFillTint="BF"/>
+          </w:tcPr>
+          <w:p>
+            <w:pPr>
+              <w:pStyle w:val="aa"/>
+              <w:spacing w:before="78" w:after="78"/>
+              <w:rPr>
+                <w:rFonts w:hint="eastAsia"/>
+                <w:b/>
+                <w:bCs/>
+                <w:color w:val="FFFFFF" w:themeColor="background1"/>
+              </w:rPr>
+            </w:pPr>
+            <w:r>
+              <w:rPr>
+                <w:rFonts w:hint="eastAsia"/>
+                <w:b/>
+                <w:bCs/>
+                <w:color w:val="FFFFFF" w:themeColor="background1"/>
+              </w:rPr>
+              <w:t>性质</w:t>
+            </w:r>
+          </w:p>
+        </w:tc>
+        <w:tc>
+          <w:tcPr>
+            <w:tcW w:w="2765" w:type="dxa"/>
+          </w:tcPr>
+          <w:p>
+            <w:pPr>
+              <w:pStyle w:val="aa"/>
+              <w:spacing w:before="78" w:after="78"/>
+              <w:rPr>
+                <w:rFonts w:hint="eastAsia"/>
+              </w:rPr>
+            </w:pPr>
+            <w:r>
+              <w:rPr>
+                <w:rFonts w:hint="eastAsia"/>
+              </w:rPr>
+              <w:t>模糊性</w:t>
+            </w:r>
+          </w:p>
+        </w:tc>
+        <w:tc>
+          <w:tcPr>
+            <w:tcW w:w="2766" w:type="dxa"/>
+          </w:tcPr>
+          <w:p>
+            <w:pPr>
+              <w:pStyle w:val="aa"/>
+              <w:spacing w:before="78" w:after="78"/>
+              <w:rPr>
+                <w:rFonts w:hint="eastAsia"/>
+              </w:rPr>
+            </w:pPr>
+            <w:r>
+              <w:rPr>
+                <w:rFonts w:hint="eastAsia"/>
+              </w:rPr>
+              <w:t>确定性</w:t>
+            </w:r>
+          </w:p>
+        </w:tc>
+      </w:tr>
+      <w:tr>
+        <w:tc>
+          <w:tcPr>
+            <w:tcW w:w="2765" w:type="dxa"/>
+            <w:shd w:val="clear" w:color="auto" w:fill="404040" w:themeFill="text1" w:themeFillTint="BF"/>
+          </w:tcPr>
+          <w:p>
+            <w:pPr>
+              <w:pStyle w:val="aa"/>
+              <w:spacing w:before="78" w:after="78"/>
+              <w:rPr>
+                <w:rFonts w:hint="eastAsia"/>
+                <w:b/>
+                <w:bCs/>
+                <w:color w:val="FFFFFF" w:themeColor="background1"/>
+              </w:rPr>
+            </w:pPr>
+            <w:r>
+              <w:rPr>
+                <w:rFonts w:hint="eastAsia"/>
+                <w:b/>
+                <w:bCs/>
+                <w:color w:val="FFFFFF" w:themeColor="background1"/>
+              </w:rPr>
+              <w:t>抽象程度</w:t>
+            </w:r>
+            <w:r>
+              <w:rPr>
+                <w:rFonts w:hint="eastAsia"/>
+                <w:b/>
+                <w:bCs/>
+                <w:color w:val="FFFFFF" w:themeColor="background1"/>
+              </w:rPr>
+              <w:t>/</w:t>
+            </w:r>
+            <w:r>
+              <w:rPr>
+                <w:rFonts w:hint="eastAsia"/>
+                <w:b/>
+                <w:bCs/>
+                <w:color w:val="FFFFFF" w:themeColor="background1"/>
+              </w:rPr>
+              <w:t>用语</w:t>
+            </w:r>
+          </w:p>
+        </w:tc>
+        <w:tc>
+          <w:tcPr>
+            <w:tcW w:w="2765" w:type="dxa"/>
+          </w:tcPr>
+          <w:p>
+            <w:pPr>
+              <w:pStyle w:val="aa"/>
+              <w:spacing w:before="78" w:after="78"/>
+              <w:rPr>
+                <w:rFonts w:hint="eastAsia"/>
+              </w:rPr>
+            </w:pPr>
+            <w:r>
+              <w:rPr>
+                <w:rFonts w:hint="eastAsia"/>
+              </w:rPr>
+              <w:t>抽象</w:t>
+            </w:r>
+          </w:p>
+        </w:tc>
+        <w:tc>
+          <w:tcPr>
+            <w:tcW w:w="2766" w:type="dxa"/>
+          </w:tcPr>
+          <w:p>
+            <w:pPr>
+              <w:pStyle w:val="aa"/>
+              <w:spacing w:before="78" w:after="78"/>
+              <w:rPr>
+                <w:rFonts w:hint="eastAsia"/>
+              </w:rPr>
+            </w:pPr>
+            <w:r>
+              <w:rPr>
+                <w:rFonts w:hint="eastAsia"/>
+              </w:rPr>
+              <w:t>具体</w:t>
+            </w:r>
+          </w:p>
+        </w:tc>
+      </w:tr>
+      <w:tr>
+        <w:tc>
+          <w:tcPr>
+            <w:tcW w:w="2765" w:type="dxa"/>
+            <w:shd w:val="clear" w:color="auto" w:fill="404040" w:themeFill="text1" w:themeFillTint="BF"/>
+          </w:tcPr>
+          <w:p>
+            <w:pPr>
+              <w:pStyle w:val="aa"/>
+              <w:spacing w:before="78" w:after="78"/>
+              <w:rPr>
+                <w:rFonts w:hint="eastAsia"/>
+                <w:b/>
+                <w:bCs/>
+                <w:color w:val="FFFFFF" w:themeColor="background1"/>
+              </w:rPr>
+            </w:pPr>
+            <w:r>
+              <w:rPr>
+                <w:rFonts w:hint="eastAsia"/>
+                <w:b/>
+                <w:bCs/>
+                <w:color w:val="FFFFFF" w:themeColor="background1"/>
+              </w:rPr>
+              <w:t>适用的方式</w:t>
+            </w:r>
+          </w:p>
+        </w:tc>
+        <w:tc>
+          <w:tcPr>
+            <w:tcW w:w="2765" w:type="dxa"/>
+          </w:tcPr>
+          <w:p>
+            <w:pPr>
+              <w:pStyle w:val="aa"/>
+              <w:spacing w:before="78" w:after="78"/>
+              <w:rPr>
+                <w:rFonts w:hint="eastAsia"/>
+              </w:rPr>
+            </w:pPr>
+            <w:r>
+              <w:rPr>
+                <w:rFonts w:hint="eastAsia"/>
+              </w:rPr>
+              <w:t>指导</w:t>
+            </w:r>
+          </w:p>
+        </w:tc>
+        <w:tc>
+          <w:tcPr>
+            <w:tcW w:w="2766" w:type="dxa"/>
+          </w:tcPr>
+          <w:p>
+            <w:pPr>
+              <w:pStyle w:val="aa"/>
+              <w:spacing w:before="78" w:after="78"/>
+              <w:rPr>
+                <w:rFonts w:hint="eastAsia"/>
+              </w:rPr>
+            </w:pPr>
+            <w:r>
+              <w:rPr>
+                <w:rFonts w:hint="eastAsia"/>
+              </w:rPr>
+              <w:t>直接适用</w:t>
+            </w:r>
+          </w:p>
+        </w:tc>
+      </w:tr>
+      <w:tr>
+        <w:tc>
+          <w:tcPr>
+            <w:tcW w:w="2765" w:type="dxa"/>
+            <w:shd w:val="clear" w:color="auto" w:fill="404040" w:themeFill="text1" w:themeFillTint="BF"/>
+          </w:tcPr>
+          <w:p>
+            <w:pPr>
+              <w:pStyle w:val="aa"/>
+              <w:spacing w:before="78" w:after="78"/>
+              <w:rPr>
+                <w:rFonts w:hint="eastAsia"/>
+                <w:b/>
+                <w:bCs/>
+                <w:color w:val="FFFFFF" w:themeColor="background1"/>
+              </w:rPr>
+            </w:pPr>
+            <w:r>
+              <w:rPr>
+                <w:rFonts w:hint="eastAsia"/>
+                <w:b/>
+                <w:bCs/>
+                <w:color w:val="FFFFFF" w:themeColor="background1"/>
+              </w:rPr>
+              <w:t>效果</w:t>
+            </w:r>
+          </w:p>
+        </w:tc>
+        <w:tc>
+          <w:tcPr>
+            <w:tcW w:w="2765" w:type="dxa"/>
+          </w:tcPr>
+          <w:p>
+            <w:pPr>
+              <w:pStyle w:val="aa"/>
+              <w:spacing w:before="78" w:after="78"/>
+              <w:rPr>
+                <w:rFonts w:hint="eastAsia"/>
+              </w:rPr>
+            </w:pPr>
+            <w:r>
+              <w:rPr>
+                <w:rFonts w:hint="eastAsia"/>
+              </w:rPr>
+              <w:t>不确定</w:t>
+            </w:r>
+          </w:p>
+        </w:tc>
+        <w:tc>
+          <w:tcPr>
+            <w:tcW w:w="2766" w:type="dxa"/>
+          </w:tcPr>
+          <w:p>
+            <w:pPr>
+              <w:pStyle w:val="aa"/>
+              <w:spacing w:before="78" w:after="78"/>
+              <w:rPr>
+                <w:rFonts w:hint="eastAsia"/>
+              </w:rPr>
+            </w:pPr>
+            <w:r>
+              <w:rPr>
+                <w:rFonts w:hint="eastAsia"/>
+              </w:rPr>
+              <w:t>确定</w:t>
+            </w:r>
+          </w:p>
+        </w:tc>
+      </w:tr>
+      <w:tr>
+        <w:tc>
+          <w:tcPr>
+            <w:tcW w:w="2765" w:type="dxa"/>
+            <w:shd w:val="clear" w:color="auto" w:fill="404040" w:themeFill="text1" w:themeFillTint="BF"/>
+          </w:tcPr>
+          <w:p>
+            <w:pPr>
+              <w:pStyle w:val="aa"/>
+              <w:spacing w:before="78" w:after="78"/>
+              <w:rPr>
+                <w:rFonts w:hint="eastAsia"/>
+                <w:b/>
+                <w:bCs/>
+                <w:color w:val="FFFFFF" w:themeColor="background1"/>
+              </w:rPr>
+            </w:pPr>
+            <w:r>
+              <w:rPr>
+                <w:rFonts w:hint="eastAsia"/>
+                <w:b/>
+                <w:bCs/>
+                <w:color w:val="FFFFFF" w:themeColor="background1"/>
+              </w:rPr>
+              <w:t>方法</w:t>
+            </w:r>
+            <w:r>
+              <w:rPr>
+                <w:rFonts w:hint="eastAsia"/>
+                <w:b/>
+                <w:bCs/>
+                <w:color w:val="FFFFFF" w:themeColor="background1"/>
+              </w:rPr>
+              <w:t>/</w:t>
+            </w:r>
+            <w:r>
+              <w:rPr>
+                <w:rFonts w:hint="eastAsia"/>
+                <w:b/>
+                <w:bCs/>
+                <w:color w:val="FFFFFF" w:themeColor="background1"/>
+              </w:rPr>
+              <w:t>途径</w:t>
+            </w:r>
+          </w:p>
+        </w:tc>
+        <w:tc>
+          <w:tcPr>
+            <w:tcW w:w="2765" w:type="dxa"/>
+          </w:tcPr>
+          <w:p>
+            <w:pPr>
+              <w:pStyle w:val="aa"/>
+              <w:spacing w:before="78" w:after="78"/>
+              <w:rPr>
+                <w:rFonts w:hint="eastAsia"/>
+              </w:rPr>
+            </w:pPr>
+            <w:r>
+              <w:rPr>
+                <w:rFonts w:hint="eastAsia"/>
+              </w:rPr>
+              <w:t>软</w:t>
+            </w:r>
+          </w:p>
+        </w:tc>
+        <w:tc>
+          <w:tcPr>
+            <w:tcW w:w="2766" w:type="dxa"/>
+          </w:tcPr>
+          <w:p>
+            <w:pPr>
+              <w:pStyle w:val="aa"/>
+              <w:spacing w:before="78" w:after="78"/>
+              <w:rPr>
+                <w:rFonts w:hint="eastAsia"/>
+              </w:rPr>
+            </w:pPr>
+            <w:r>
+              <w:rPr>
+                <w:rFonts w:hint="eastAsia"/>
+              </w:rPr>
+              <w:t>硬</w:t>
+            </w:r>
+          </w:p>
+        </w:tc>
+      </w:tr>
+      <w:tr>
+        <w:tc>
+          <w:tcPr>
+            <w:tcW w:w="2765" w:type="dxa"/>
+            <w:shd w:val="clear" w:color="auto" w:fill="404040" w:themeFill="text1" w:themeFillTint="BF"/>
+          </w:tcPr>
+          <w:p>
+            <w:pPr>
+              <w:pStyle w:val="aa"/>
+              <w:spacing w:before="78" w:after="78"/>
+              <w:rPr>
+                <w:rFonts w:hint="eastAsia"/>
+                <w:b/>
+                <w:bCs/>
+                <w:color w:val="FFFFFF" w:themeColor="background1"/>
+              </w:rPr>
+            </w:pPr>
+            <w:r>
+              <w:rPr>
+                <w:rFonts w:hint="eastAsia"/>
+                <w:b/>
+                <w:bCs/>
+                <w:color w:val="FFFFFF" w:themeColor="background1"/>
+              </w:rPr>
+              <w:t>价值维度</w:t>
+            </w:r>
+          </w:p>
+        </w:tc>
+        <w:tc>
+          <w:tcPr>
+            <w:tcW w:w="2765" w:type="dxa"/>
+          </w:tcPr>
+          <w:p>
+            <w:pPr>
+              <w:pStyle w:val="aa"/>
+              <w:spacing w:before="78" w:after="78"/>
+              <w:rPr>
+                <w:rFonts w:hint="eastAsia"/>
+              </w:rPr>
+            </w:pPr>
+            <w:r>
+              <w:rPr>
+                <w:rFonts w:hint="eastAsia"/>
+              </w:rPr>
+              <w:t>具有</w:t>
+            </w:r>
+          </w:p>
+        </w:tc>
+        <w:tc>
+          <w:tcPr>
+            <w:tcW w:w="2766" w:type="dxa"/>
+          </w:tcPr>
+          <w:p>
+            <w:pPr>
+              <w:pStyle w:val="aa"/>
+              <w:spacing w:before="78" w:after="78"/>
+              <w:rPr>
+                <w:rFonts w:hint="eastAsia"/>
+              </w:rPr>
+            </w:pPr>
+            <w:r>
+              <w:rPr>
+                <w:rFonts w:hint="eastAsia"/>
+              </w:rPr>
+              <w:t>体现</w:t>
+            </w:r>
+          </w:p>
+        </w:tc>
+      </w:tr>
+    </w:tbl>
+    <w:p>
+      <w:pPr>
+        <w:pStyle w:val="aa"/>
+        <w:spacing w:before="78" w:after="78"/>
+      </w:pPr>
+      <w:r>
+        <w:tab/>
+      </w:r>
+      <w:r>
+        <w:rPr>
+          <w:rFonts w:hint="eastAsia"/>
+        </w:rPr>
+        <w:t>由上述框架，国际机制有三种变迁方式：</w:t>
+      </w:r>
+    </w:p>
+    <w:p>
+      <w:pPr>
+        <w:pStyle w:val="aa"/>
+        <w:numPr>
+          <w:ilvl w:val="0"/>
+          <w:numId w:val="9"/>
+        </w:numPr>
+        <w:spacing w:beforeLines="0" w:before="0" w:afterLines="0" w:after="0"/>
+        <w:ind w:left="442" w:hanging="442"/>
+      </w:pPr>
+      <w:r>
+        <w:rPr>
+          <w:rFonts w:hint="eastAsia"/>
+        </w:rPr>
+        <w:t>在同</w:t>
+      </w:r>
+      <w:proofErr w:type="gramStart"/>
+      <w:r>
+        <w:rPr>
+          <w:rFonts w:hint="eastAsia"/>
+        </w:rPr>
+        <w:t>一机制</w:t>
+      </w:r>
+      <w:proofErr w:type="gramEnd"/>
+      <w:r>
+        <w:rPr>
+          <w:rFonts w:hint="eastAsia"/>
+        </w:rPr>
+        <w:t>框架下，原则没有变化，但规则发生了变化（如从《京都议定书》转向《巴黎协定》）；</w:t>
+      </w:r>
+    </w:p>
+    <w:p>
+      <w:pPr>
+        <w:pStyle w:val="aa"/>
+        <w:numPr>
+          <w:ilvl w:val="0"/>
+          <w:numId w:val="9"/>
+        </w:numPr>
+        <w:spacing w:beforeLines="0" w:before="0" w:afterLines="0" w:after="0"/>
+        <w:ind w:left="442" w:hanging="442"/>
+      </w:pPr>
+      <w:r>
+        <w:rPr>
+          <w:rFonts w:hint="eastAsia"/>
+        </w:rPr>
+        <w:lastRenderedPageBreak/>
+        <w:t>原则发生了变化，也意味着国际机制本身的变化，即从一个国际机制变为另一个国际机制；</w:t>
+      </w:r>
+    </w:p>
+    <w:p>
+      <w:pPr>
+        <w:pStyle w:val="aa"/>
+        <w:numPr>
+          <w:ilvl w:val="0"/>
+          <w:numId w:val="9"/>
+        </w:numPr>
+        <w:spacing w:beforeLines="0" w:before="0" w:afterLines="0" w:after="0"/>
+        <w:ind w:left="442" w:hanging="442"/>
+        <w:rPr>
+          <w:rFonts w:hint="eastAsia"/>
+        </w:rPr>
+      </w:pPr>
+      <w:r>
+        <w:rPr>
+          <w:rFonts w:hint="eastAsia"/>
+        </w:rPr>
+        <w:t>原则名义上不变，但规则实际上已经发生了脱离该原则的变化，原有的原则不再能指导该规则，该规则也不再反映原有原则。</w:t>
+      </w:r>
+    </w:p>
+    <w:p>
+      <w:pPr>
+        <w:pStyle w:val="aa"/>
+        <w:spacing w:before="78" w:after="78"/>
+        <w:ind w:firstLine="420"/>
+        <w:rPr>
+          <w:rFonts w:hint="eastAsia"/>
+        </w:rPr>
+      </w:pPr>
+      <w:r>
+        <w:rPr>
+          <w:rFonts w:hint="eastAsia"/>
+        </w:rPr>
+        <w:t>总体来说，气候变化治理的原则（公平和共区原则）没有发生变化。但是，规则方面发生了巨大的变化，尤其是责任分摊规则，从《京都议定书》的自上而下模式，变为了《巴黎协定》的自下而上模式；又如在透明度规则方面，“共区原则”中的“共同性”正在加强。这种国际机制内的变迁，是各国妥协的结果。</w:t>
+      </w:r>
+    </w:p>
+    <w:p>
+      <w:pPr>
+        <w:pStyle w:val="aa"/>
+        <w:spacing w:before="78" w:after="78"/>
+      </w:pPr>
+    </w:p>
+    <w:p>
+      <w:pPr>
+        <w:pStyle w:val="aa"/>
+        <w:spacing w:before="78" w:after="78"/>
+      </w:pPr>
+    </w:p>
+    <w:p>
+      <w:pPr>
+        <w:pStyle w:val="aa"/>
+        <w:spacing w:before="78" w:after="78"/>
+      </w:pPr>
+    </w:p>
+    <w:p>
+      <w:pPr>
+        <w:pStyle w:val="a9"/>
+      </w:pPr>
+      <w:bookmarkStart w:id="36" w:name="_Toc228185472"/>
+      <w:r>
+        <w:rPr>
+          <w:rFonts w:hint="eastAsia"/>
+        </w:rPr>
+        <w:t>第五讲</w:t>
+      </w:r>
+      <w:r>
+        <w:rPr>
+          <w:rFonts w:hint="eastAsia"/>
+        </w:rPr>
+        <w:t xml:space="preserve"> </w:t>
+      </w:r>
+      <w:r>
+        <w:rPr>
+          <w:rFonts w:hint="eastAsia"/>
+        </w:rPr>
+        <w:t>全球气候变化治理中的欧盟</w:t>
+      </w:r>
+      <w:bookmarkEnd w:id="36"/>
+    </w:p>
+    <w:p>
+      <w:pPr>
+        <w:pStyle w:val="aa"/>
+        <w:spacing w:before="78" w:after="78"/>
+        <w:jc w:val="center"/>
+        <w:rPr>
+          <w:rFonts w:hint="eastAsia"/>
+        </w:rPr>
+      </w:pPr>
+      <w:r>
+        <w:rPr>
+          <w:rFonts w:hint="eastAsia"/>
+        </w:rPr>
+        <w:t>2026.4.27</w:t>
+      </w:r>
+    </w:p>
+    <w:p>
+      <w:pPr>
+        <w:pStyle w:val="ac"/>
+        <w:rPr>
+          <w:rFonts w:hint="eastAsia"/>
+        </w:rPr>
+      </w:pPr>
+      <w:bookmarkStart w:id="37" w:name="_Toc228185473"/>
+      <w:r>
+        <w:rPr>
+          <w:rFonts w:hint="eastAsia"/>
+        </w:rPr>
+        <w:t>一、欧盟如何看待气候变化问题</w:t>
+      </w:r>
+      <w:bookmarkEnd w:id="37"/>
+    </w:p>
+    <w:p>
+      <w:pPr>
+        <w:pStyle w:val="aa"/>
+        <w:spacing w:before="78" w:after="78"/>
+      </w:pPr>
+      <w:r>
+        <w:tab/>
+      </w:r>
+      <w:r>
+        <w:rPr>
+          <w:rFonts w:hint="eastAsia"/>
+        </w:rPr>
+        <w:t>欧盟把气候变化看作一个“真问题”。欧盟对气候变化导致的负面影响的关切集中在冰川融化与海平面上升，极端天气，降雨改变，对健康、经济与野生动植物的影响等方面。欧盟积极推动将气候变化问题升级为一个安全问题，其将气候变化视为一种“冲突的倍增器”，认为气候变化会加剧国家间冲突。</w:t>
+      </w:r>
+    </w:p>
+    <w:p>
+      <w:pPr>
+        <w:pStyle w:val="aa"/>
+        <w:spacing w:before="78" w:after="78"/>
+      </w:pPr>
+    </w:p>
+    <w:p>
+      <w:pPr>
+        <w:pStyle w:val="ac"/>
+      </w:pPr>
+      <w:bookmarkStart w:id="38" w:name="_Toc228185474"/>
+      <w:r>
+        <w:rPr>
+          <w:rFonts w:hint="eastAsia"/>
+        </w:rPr>
+        <w:t>二、欧盟作为全球气候变化治理的领导者</w:t>
+      </w:r>
+      <w:bookmarkEnd w:id="38"/>
+    </w:p>
+    <w:p>
+      <w:pPr>
+        <w:pStyle w:val="ae"/>
+        <w:rPr>
+          <w:rFonts w:hint="eastAsia"/>
+        </w:rPr>
+      </w:pPr>
+      <w:bookmarkStart w:id="39" w:name="_Toc228185475"/>
+      <w:r>
+        <w:rPr>
+          <w:rFonts w:hint="eastAsia"/>
+        </w:rPr>
+        <w:t>（一）领导与领导力</w:t>
+      </w:r>
+      <w:bookmarkEnd w:id="39"/>
+    </w:p>
+    <w:p>
+      <w:pPr>
+        <w:pStyle w:val="af3"/>
+        <w:spacing w:before="78" w:after="78"/>
+        <w:ind w:firstLine="420"/>
+      </w:pPr>
+      <w:r>
+        <w:rPr>
+          <w:rFonts w:hint="eastAsia"/>
+        </w:rPr>
+        <w:t>领导指的是那些力图解决或规避集体行动困境的个体所采取的行动，这些集体行动困境妨碍了有关各方在制度讨价还价过程中追求实现共同获益的努力。</w:t>
+      </w:r>
+    </w:p>
+    <w:p>
+      <w:pPr>
+        <w:pStyle w:val="af3"/>
+        <w:spacing w:before="78" w:after="78"/>
+        <w:jc w:val="right"/>
+      </w:pPr>
+      <w:r>
+        <w:rPr>
+          <w:rFonts w:hint="eastAsia"/>
+        </w:rPr>
+        <w:t>——奥兰·杨</w:t>
+      </w:r>
+    </w:p>
+    <w:p>
+      <w:pPr>
+        <w:pStyle w:val="aa"/>
+        <w:spacing w:before="78" w:after="78"/>
+      </w:pPr>
+      <w:r>
+        <w:tab/>
+      </w:r>
+      <w:r>
+        <w:rPr>
+          <w:rFonts w:hint="eastAsia"/>
+        </w:rPr>
+        <w:t>美国学者奥兰·杨指出</w:t>
+      </w:r>
+      <w:r>
+        <w:rPr>
+          <w:rFonts w:hint="eastAsia"/>
+        </w:rPr>
+        <w:t>，领导的方式包括：</w:t>
+      </w:r>
+    </w:p>
+    <w:p>
+      <w:pPr>
+        <w:pStyle w:val="aa"/>
+        <w:numPr>
+          <w:ilvl w:val="0"/>
+          <w:numId w:val="10"/>
+        </w:numPr>
+        <w:spacing w:beforeLines="0" w:before="0" w:afterLines="0" w:after="0"/>
+        <w:ind w:left="442" w:hanging="442"/>
+      </w:pPr>
+      <w:r>
+        <w:rPr>
+          <w:rFonts w:hint="eastAsia"/>
+        </w:rPr>
+        <w:t>结构性地运用政治和经济权力（霸权就是一种极端的形式）；</w:t>
+      </w:r>
+    </w:p>
+    <w:p>
+      <w:pPr>
+        <w:pStyle w:val="aa"/>
+        <w:numPr>
+          <w:ilvl w:val="0"/>
+          <w:numId w:val="10"/>
+        </w:numPr>
+        <w:spacing w:beforeLines="0" w:before="0" w:afterLines="0" w:after="0"/>
+        <w:ind w:left="442" w:hanging="442"/>
+      </w:pPr>
+      <w:r>
+        <w:rPr>
+          <w:rFonts w:hint="eastAsia"/>
+        </w:rPr>
+        <w:t>创造性地运用外交手段和谈判技巧来制定一项协议；</w:t>
+      </w:r>
+    </w:p>
+    <w:p>
+      <w:pPr>
+        <w:pStyle w:val="aa"/>
+        <w:numPr>
+          <w:ilvl w:val="0"/>
+          <w:numId w:val="10"/>
+        </w:numPr>
+        <w:spacing w:beforeLines="0" w:before="0" w:afterLines="0" w:after="0"/>
+        <w:ind w:left="442" w:hanging="442"/>
+        <w:rPr>
+          <w:rFonts w:hint="eastAsia"/>
+        </w:rPr>
+      </w:pPr>
+      <w:r>
+        <w:rPr>
+          <w:rFonts w:hint="eastAsia"/>
+        </w:rPr>
+        <w:t>能够影响各方认知以及机制形式的知识上的贡献。</w:t>
+      </w:r>
+    </w:p>
+    <w:p>
+      <w:pPr>
+        <w:pStyle w:val="af3"/>
+        <w:spacing w:before="78" w:after="78"/>
+        <w:ind w:firstLine="420"/>
+      </w:pPr>
+      <w:r>
+        <w:rPr>
+          <w:rFonts w:hint="eastAsia"/>
+        </w:rPr>
+        <w:t>领导就是运用权力来统筹指挥集体的行动进而迈向一个共同的目标。</w:t>
+      </w:r>
+    </w:p>
+    <w:p>
+      <w:pPr>
+        <w:pStyle w:val="af3"/>
+        <w:spacing w:before="78" w:after="78"/>
+        <w:jc w:val="right"/>
+      </w:pPr>
+      <w:r>
+        <w:rPr>
+          <w:rFonts w:hint="eastAsia"/>
+        </w:rPr>
+        <w:t>——约翰·伊肯伯里</w:t>
+      </w:r>
+    </w:p>
+    <w:p>
+      <w:pPr>
+        <w:pStyle w:val="aa"/>
+        <w:spacing w:before="78" w:after="78"/>
+        <w:ind w:firstLine="420"/>
+        <w:rPr>
+          <w:rFonts w:hint="eastAsia"/>
+        </w:rPr>
+      </w:pPr>
+      <w:r>
+        <w:rPr>
+          <w:rFonts w:hint="eastAsia"/>
+        </w:rPr>
+        <w:t>约翰·伊肯伯里指出，领导事实上包含两个基本要素——权力与意图。领导不仅仅是权力的运用，它也包含设定一套共同目标或原则的能力，以便一组国家能够以协调或一致的方式来界定并追求它们的利益。因此，领导不仅意味着硬实力的优越，而且还有政治主张的合法性。</w:t>
+      </w:r>
+    </w:p>
+    <w:p>
+      <w:pPr>
+        <w:pStyle w:val="aa"/>
+        <w:spacing w:before="78" w:after="78"/>
+      </w:pPr>
+      <w:r>
+        <w:tab/>
+      </w:r>
+      <w:r>
+        <w:rPr>
+          <w:rFonts w:hint="eastAsia"/>
+        </w:rPr>
+        <w:t>伊肯伯里还提出了三种国际领导力：</w:t>
+      </w:r>
+    </w:p>
+    <w:p>
+      <w:pPr>
+        <w:pStyle w:val="aa"/>
+        <w:numPr>
+          <w:ilvl w:val="0"/>
+          <w:numId w:val="11"/>
+        </w:numPr>
+        <w:spacing w:beforeLines="0" w:before="0" w:afterLines="0" w:after="0"/>
+        <w:ind w:left="442" w:hanging="442"/>
+      </w:pPr>
+      <w:r>
+        <w:rPr>
+          <w:rFonts w:hint="eastAsia"/>
+          <w:b/>
+          <w:bCs/>
+        </w:rPr>
+        <w:lastRenderedPageBreak/>
+        <w:t>结构型领导力：</w:t>
+      </w:r>
+      <w:r>
+        <w:rPr>
+          <w:rFonts w:hint="eastAsia"/>
+        </w:rPr>
+        <w:t>指的是物质能力的现有分布使得一些国家有能力对世界政治秩序的总体形态设定方向；</w:t>
+      </w:r>
+    </w:p>
+    <w:p>
+      <w:pPr>
+        <w:pStyle w:val="aa"/>
+        <w:numPr>
+          <w:ilvl w:val="0"/>
+          <w:numId w:val="11"/>
+        </w:numPr>
+        <w:spacing w:beforeLines="0" w:before="0" w:afterLines="0" w:after="0"/>
+        <w:ind w:left="442" w:hanging="442"/>
+      </w:pPr>
+      <w:r>
+        <w:rPr>
+          <w:rFonts w:hint="eastAsia"/>
+          <w:b/>
+          <w:bCs/>
+        </w:rPr>
+        <w:t>制度型领导力：</w:t>
+      </w:r>
+      <w:r>
+        <w:rPr>
+          <w:rFonts w:hint="eastAsia"/>
+        </w:rPr>
+        <w:t>是指各国所同意的规则和实践为指导它们之间的关系设定了原则和程序；</w:t>
+      </w:r>
+    </w:p>
+    <w:p>
+      <w:pPr>
+        <w:pStyle w:val="aa"/>
+        <w:numPr>
+          <w:ilvl w:val="0"/>
+          <w:numId w:val="11"/>
+        </w:numPr>
+        <w:spacing w:beforeLines="0" w:before="0" w:afterLines="0" w:after="0"/>
+        <w:ind w:left="442" w:hanging="442"/>
+        <w:rPr>
+          <w:rFonts w:hint="eastAsia"/>
+        </w:rPr>
+      </w:pPr>
+      <w:r>
+        <w:rPr>
+          <w:rFonts w:hint="eastAsia"/>
+          <w:b/>
+          <w:bCs/>
+        </w:rPr>
+        <w:t>情境型领导力：</w:t>
+      </w:r>
+      <w:r>
+        <w:rPr>
+          <w:rFonts w:hint="eastAsia"/>
+        </w:rPr>
+        <w:t>一些国家发现机会并通过这些机会来构建或重组国际秩序的能力。</w:t>
+      </w:r>
+    </w:p>
+    <w:p>
+      <w:pPr>
+        <w:pStyle w:val="aa"/>
+        <w:spacing w:before="78" w:after="78"/>
+        <w:ind w:firstLine="420"/>
+        <w:rPr>
+          <w:rFonts w:hint="eastAsia"/>
+        </w:rPr>
+      </w:pPr>
+      <w:r>
+        <w:rPr>
+          <w:rFonts w:hint="eastAsia"/>
+        </w:rPr>
+        <w:t>阎学通借鉴中国前秦时期的政治思想和历史经验，将国家间的领导类型划分为强权领导（遵循实力规范）、霸权领导（遵循双重标准规范）和王权领导（遵循道义规范）。</w:t>
+      </w:r>
+    </w:p>
+    <w:p>
+      <w:pPr>
+        <w:pStyle w:val="ae"/>
+      </w:pPr>
+      <w:bookmarkStart w:id="40" w:name="_Toc228185476"/>
+      <w:r>
+        <w:rPr>
+          <w:rFonts w:hint="eastAsia"/>
+        </w:rPr>
+        <w:t>（二）欧盟在全球气候治理中的角色</w:t>
+      </w:r>
+      <w:bookmarkEnd w:id="40"/>
+    </w:p>
+    <w:p>
+      <w:pPr>
+        <w:pStyle w:val="aa"/>
+        <w:spacing w:before="78" w:after="78"/>
+      </w:pPr>
+      <w:r>
+        <w:tab/>
+      </w:r>
+      <w:r>
+        <w:rPr>
+          <w:rFonts w:hint="eastAsia"/>
+        </w:rPr>
+        <w:t>在</w:t>
+      </w:r>
+      <w:r>
+        <w:rPr>
+          <w:rFonts w:hint="eastAsia"/>
+        </w:rPr>
+        <w:t>1972</w:t>
+      </w:r>
+      <w:r>
+        <w:rPr>
+          <w:rFonts w:hint="eastAsia"/>
+        </w:rPr>
+        <w:t>年联合国人类环境会议召开之时，欧洲还没有从二战的废墟中完全恢复过来，没能在会议中扮演主角。到</w:t>
+      </w:r>
+      <w:r>
+        <w:rPr>
+          <w:rFonts w:hint="eastAsia"/>
+        </w:rPr>
+        <w:t>1992</w:t>
+      </w:r>
+      <w:r>
+        <w:rPr>
+          <w:rFonts w:hint="eastAsia"/>
+        </w:rPr>
+        <w:t>年联合国环境和发展会议召开时，情况开始发生变化，欧盟开始在全球气候治理领域逐渐发挥重要作用。</w:t>
+      </w:r>
+    </w:p>
+    <w:p>
+      <w:pPr>
+        <w:pStyle w:val="aa"/>
+        <w:spacing w:before="78" w:after="78"/>
+      </w:pPr>
+      <w:r>
+        <w:tab/>
+      </w:r>
+      <w:r>
+        <w:rPr>
+          <w:rFonts w:hint="eastAsia"/>
+        </w:rPr>
+        <w:t>在《京都议定书》谈判中，欧盟尝试挽救《京都议定书》，影响其他国家行为，为《京都议定书》的通过奠定了重要基础。欧盟积极履行《京都议定书》，树立榜样，如在</w:t>
+      </w:r>
+      <w:r>
+        <w:rPr>
+          <w:rFonts w:hint="eastAsia"/>
+        </w:rPr>
+        <w:t>1990</w:t>
+      </w:r>
+      <w:r>
+        <w:rPr>
+          <w:rFonts w:hint="eastAsia"/>
+        </w:rPr>
+        <w:t>至</w:t>
+      </w:r>
+      <w:r>
+        <w:rPr>
+          <w:rFonts w:hint="eastAsia"/>
+        </w:rPr>
+        <w:t>2013</w:t>
+      </w:r>
+      <w:r>
+        <w:rPr>
+          <w:rFonts w:hint="eastAsia"/>
+        </w:rPr>
+        <w:t>年，欧盟的排放下降</w:t>
+      </w:r>
+      <w:r>
+        <w:rPr>
+          <w:rFonts w:hint="eastAsia"/>
+        </w:rPr>
+        <w:t>19%</w:t>
+      </w:r>
+      <w:r>
+        <w:rPr>
+          <w:rFonts w:hint="eastAsia"/>
+        </w:rPr>
+        <w:t>，</w:t>
+      </w:r>
+      <w:r>
+        <w:rPr>
+          <w:rFonts w:hint="eastAsia"/>
+        </w:rPr>
+        <w:t>GDP</w:t>
+      </w:r>
+      <w:r>
+        <w:rPr>
+          <w:rFonts w:hint="eastAsia"/>
+        </w:rPr>
+        <w:t>增长</w:t>
+      </w:r>
+      <w:r>
+        <w:rPr>
+          <w:rFonts w:hint="eastAsia"/>
+        </w:rPr>
+        <w:t>45%</w:t>
+      </w:r>
+      <w:r>
+        <w:rPr>
+          <w:rFonts w:hint="eastAsia"/>
+        </w:rPr>
+        <w:t>，内部气候立法与政策得到加强。</w:t>
+      </w:r>
+    </w:p>
+    <w:p>
+      <w:pPr>
+        <w:pStyle w:val="aa"/>
+        <w:spacing w:before="78" w:after="78"/>
+      </w:pPr>
+      <w:r>
+        <w:tab/>
+      </w:r>
+      <w:r>
+        <w:rPr>
+          <w:rFonts w:hint="eastAsia"/>
+        </w:rPr>
+        <w:t>在</w:t>
+      </w:r>
+      <w:r>
+        <w:rPr>
+          <w:rFonts w:hint="eastAsia"/>
+        </w:rPr>
+        <w:t>2009</w:t>
+      </w:r>
+      <w:r>
+        <w:rPr>
+          <w:rFonts w:hint="eastAsia"/>
+        </w:rPr>
+        <w:t>年的哥本哈根会议上，欧盟遭遇了失败。欧盟为会议确立的单一轨道进程不仅没有实现，反而遭到了强烈反对，并阻碍了会议进程。欧盟在会议最后阶段被边缘化了，会议最终达成的《哥本哈根协议》离欧盟的预期与目标相去甚远。</w:t>
+      </w:r>
+      <w:r>
+        <w:rPr>
+          <w:rFonts w:hint="eastAsia"/>
+        </w:rPr>
+        <w:t>哥本哈根会议上欧盟的受挫，其原因是多面的：在全球层次，经过全球金融危机后，欧盟相对权力下降；在欧盟层次，欧盟排放量占比的下降使其发言权降低，其承诺的力度受到质疑；此外，欧盟在谈判中还存有策略失误，如同时向中美施压的不切实际的期望，以及未能找到可靠的盟友。</w:t>
+      </w:r>
+    </w:p>
+    <w:p>
+      <w:pPr>
+        <w:pStyle w:val="aa"/>
+        <w:spacing w:before="78" w:after="78"/>
+      </w:pPr>
+      <w:r>
+        <w:tab/>
+      </w:r>
+      <w:r>
+        <w:rPr>
+          <w:rFonts w:hint="eastAsia"/>
+        </w:rPr>
+        <w:t>哥本哈根会议后，欧盟</w:t>
+      </w:r>
+      <w:proofErr w:type="gramStart"/>
+      <w:r>
+        <w:rPr>
+          <w:rFonts w:hint="eastAsia"/>
+        </w:rPr>
+        <w:t>作出</w:t>
+      </w:r>
+      <w:proofErr w:type="gramEnd"/>
+      <w:r>
+        <w:rPr>
+          <w:rFonts w:hint="eastAsia"/>
+        </w:rPr>
+        <w:t>了巨大的调整，降低了在气候变化方面的预期，采取了更为实用和积极的谈判策略，将自己的角色重新界定为发达国家与发展中国家之间的搭桥者。欧盟也更加重视中美的作用</w:t>
+      </w:r>
+      <w:r>
+        <w:rPr>
+          <w:rFonts w:hint="eastAsia"/>
+        </w:rPr>
+        <w:t>，</w:t>
+      </w:r>
+      <w:r>
+        <w:rPr>
+          <w:rFonts w:hint="eastAsia"/>
+        </w:rPr>
+        <w:t>接受了《京都议定书》第二承诺期。</w:t>
+      </w:r>
+    </w:p>
+    <w:p>
+      <w:pPr>
+        <w:pStyle w:val="aa"/>
+        <w:spacing w:before="78" w:after="78"/>
+      </w:pPr>
+      <w:r>
+        <w:tab/>
+      </w:r>
+      <w:r>
+        <w:rPr>
+          <w:rFonts w:hint="eastAsia"/>
+        </w:rPr>
+        <w:t>2015</w:t>
+      </w:r>
+      <w:r>
+        <w:rPr>
+          <w:rFonts w:hint="eastAsia"/>
+        </w:rPr>
+        <w:t>年全球气候协议谈判中，欧盟积极推动达成普遍性的、基于规则的、雄心勃勃的新协议。在《巴黎协定》后，欧盟于</w:t>
+      </w:r>
+      <w:r>
+        <w:rPr>
+          <w:rFonts w:hint="eastAsia"/>
+        </w:rPr>
+        <w:t>2019</w:t>
+      </w:r>
+      <w:r>
+        <w:rPr>
+          <w:rFonts w:hint="eastAsia"/>
+        </w:rPr>
+        <w:t>年</w:t>
+      </w:r>
+      <w:r>
+        <w:rPr>
+          <w:rFonts w:hint="eastAsia"/>
+        </w:rPr>
+        <w:t>12</w:t>
+      </w:r>
+      <w:r>
+        <w:rPr>
+          <w:rFonts w:hint="eastAsia"/>
+        </w:rPr>
+        <w:t>月</w:t>
+      </w:r>
+      <w:r>
+        <w:rPr>
+          <w:rFonts w:hint="eastAsia"/>
+        </w:rPr>
+        <w:t>宣布了“欧洲绿色新政”的战略，</w:t>
+      </w:r>
+      <w:r>
+        <w:rPr>
+          <w:rFonts w:hint="eastAsia"/>
+        </w:rPr>
+        <w:t>率先提出了碳中和目标</w:t>
+      </w:r>
+      <w:r>
+        <w:rPr>
+          <w:rFonts w:hint="eastAsia"/>
+        </w:rPr>
+        <w:t>。</w:t>
+      </w:r>
+    </w:p>
+    <w:p>
+      <w:pPr>
+        <w:pStyle w:val="aa"/>
+        <w:spacing w:before="78" w:after="78"/>
+        <w:rPr>
+          <w:rFonts w:hint="eastAsia"/>
+        </w:rPr>
+      </w:pPr>
+      <w:r>
+        <w:tab/>
+      </w:r>
+      <w:r>
+        <w:rPr>
+          <w:rFonts w:hint="eastAsia"/>
+        </w:rPr>
+        <w:t>当代，欧盟的领导</w:t>
+      </w:r>
+      <w:proofErr w:type="gramStart"/>
+      <w:r>
+        <w:rPr>
+          <w:rFonts w:hint="eastAsia"/>
+        </w:rPr>
+        <w:t>力面临</w:t>
+      </w:r>
+      <w:proofErr w:type="gramEnd"/>
+      <w:r>
+        <w:rPr>
+          <w:rFonts w:hint="eastAsia"/>
+        </w:rPr>
+        <w:t>着挑战。国际层面，美国退出、地缘政治冲突、大国竞争加剧。欧盟内部方面，欧盟政治生态环境变化，右翼民粹主义崛起；经济增速放缓导致公共资金缺口扩大。</w:t>
       </w:r>
     </w:p>
     <w:p>
@@ -10164,9 +11975,9 @@
 <file path=word/numbering.xml><?xml version="1.0" encoding="utf-8"?>
 <w:numbering xmlns:wpc="http://schemas.microsoft.com/office/word/2010/wordprocessingCanvas" xmlns:cx="http://schemas.microsoft.com/office/drawing/2014/chartex" xmlns:cx1="http://schemas.microsoft.com/office/drawing/2015/9/8/chartex" xmlns:cx2="http://schemas.microsoft.com/office/drawing/2015/10/21/chartex" xmlns:cx3="http://schemas.microsoft.com/office/drawing/2016/5/9/chartex" xmlns:cx4="http://schemas.microsoft.com/office/drawing/2016/5/10/chartex" xmlns:cx5="http://schemas.microsoft.com/office/drawing/2016/5/11/chartex" xmlns:cx6="http://schemas.microsoft.com/office/drawing/2016/5/12/chartex" xmlns:cx7="http://schemas.microsoft.com/office/drawing/2016/5/13/chartex" xmlns:cx8="http://schemas.microsoft.com/office/drawing/2016/5/14/chartex" xmlns:mc="http://schemas.openxmlformats.org/markup-compatibility/2006" xmlns:aink="http://schemas.microsoft.com/office/drawing/2016/ink" xmlns:am3d="http://schemas.microsoft.com/office/drawing/2017/model3d" xmlns:o="urn:schemas-microsoft-com:office:office" xmlns:oel="http://schemas.microsoft.com/office/2019/extlst" xmlns:r="http://schemas.openxmlformats.org/officeDocument/2006/relationships" xmlns:m="http://schemas.openxmlformats.org/officeDocument/2006/math" xmlns:v="urn:schemas-microsoft-com:vml" xmlns:wp14="http://schemas.microsoft.com/office/word/2010/wordprocessingDrawing" xmlns:wp="http://schemas.openxmlformats.org/drawingml/2006/wordprocessingDrawing" xmlns:w10="urn:schemas-microsoft-com:office:word" xmlns:w="http://schemas.openxmlformats.org/wordprocessingml/2006/main" xmlns:w14="http://schemas.microsoft.com/office/word/2010/wordml" xmlns:w15="http://schemas.microsoft.com/office/word/2012/wordml" xmlns:w16cex="http://schemas.microsoft.com/office/word/2018/wordml/cex" xmlns:w16cid="http://schemas.microsoft.com/office/word/2016/wordml/cid" xmlns:w16="http://schemas.microsoft.com/office/word/2018/wordml" xmlns:w16du="http://schemas.microsoft.com/office/word/2023/wordml/word16du" xmlns:w16sdtdh="http://schemas.microsoft.com/office/word/2020/wordml/sdtdatahash" xmlns:w16sdtfl="http://schemas.microsoft.com/office/word/2024/wordml/sdtformatlock" xmlns:w16se="http://schemas.microsoft.com/office/word/2015/wordml/symex" xmlns:wpg="http://schemas.microsoft.com/office/word/2010/wordprocessingGroup" xmlns:wpi="http://schemas.microsoft.com/office/word/2010/wordprocessingInk" xmlns:wne="http://schemas.microsoft.com/office/word/2006/wordml" xmlns:wps="http://schemas.microsoft.com/office/word/2010/wordprocessingShape" mc:Ignorable="w14 w15 w16se w16cid w16 w16cex w16sdtdh w16sdtfl w16du wp14">
   <w:abstractNum w:abstractNumId="0" w15:restartNumberingAfterBreak="0">
-    <w:nsid w:val="1E537A54"/>
+    <w:nsid w:val="05BE78D8"/>
     <w:multiLevelType w:val="hybridMultilevel"/>
-    <w:tmpl w:val="6E64579A"/>
+    <w:tmpl w:val="B0007700"/>
     <w:lvl w:ilvl="0" w:tplc="04090001">
       <w:start w:val="1"/>
       <w:numFmt w:val="bullet"/>
@@ -10277,6 +12088,119 @@
     </w:lvl>
   </w:abstractNum>
   <w:abstractNum w:abstractNumId="1" w15:restartNumberingAfterBreak="0">
+    <w:nsid w:val="1E537A54"/>
+    <w:multiLevelType w:val="hybridMultilevel"/>
+    <w:tmpl w:val="6E64579A"/>
+    <w:lvl w:ilvl="0" w:tplc="04090001">
+      <w:start w:val="1"/>
+      <w:numFmt w:val="bullet"/>
+      <w:lvlText w:val=""/>
+      <w:lvlJc w:val="left"/>
+      <w:pPr>
+        <w:ind w:left="440" w:hanging="440"/>
+      </w:pPr>
+      <w:rPr>
+        <w:rFonts w:ascii="Wingdings" w:hAnsi="Wingdings" w:hint="default"/>
+      </w:rPr>
+    </w:lvl>
+    <w:lvl w:ilvl="1" w:tplc="04090003" w:tentative="1">
+      <w:start w:val="1"/>
+      <w:numFmt w:val="bullet"/>
+      <w:lvlText w:val=""/>
+      <w:lvlJc w:val="left"/>
+      <w:pPr>
+        <w:ind w:left="880" w:hanging="440"/>
+      </w:pPr>
+      <w:rPr>
+        <w:rFonts w:ascii="Wingdings" w:hAnsi="Wingdings" w:hint="default"/>
+      </w:rPr>
+    </w:lvl>
+    <w:lvl w:ilvl="2" w:tplc="04090005" w:tentative="1">
+      <w:start w:val="1"/>
+      <w:numFmt w:val="bullet"/>
+      <w:lvlText w:val=""/>
+      <w:lvlJc w:val="left"/>
+      <w:pPr>
+        <w:ind w:left="1320" w:hanging="440"/>
+      </w:pPr>
+      <w:rPr>
+        <w:rFonts w:ascii="Wingdings" w:hAnsi="Wingdings" w:hint="default"/>
+      </w:rPr>
+    </w:lvl>
+    <w:lvl w:ilvl="3" w:tplc="04090001" w:tentative="1">
+      <w:start w:val="1"/>
+      <w:numFmt w:val="bullet"/>
+      <w:lvlText w:val=""/>
+      <w:lvlJc w:val="left"/>
+      <w:pPr>
+        <w:ind w:left="1760" w:hanging="440"/>
+      </w:pPr>
+      <w:rPr>
+        <w:rFonts w:ascii="Wingdings" w:hAnsi="Wingdings" w:hint="default"/>
+      </w:rPr>
+    </w:lvl>
+    <w:lvl w:ilvl="4" w:tplc="04090003" w:tentative="1">
+      <w:start w:val="1"/>
+      <w:numFmt w:val="bullet"/>
+      <w:lvlText w:val=""/>
+      <w:lvlJc w:val="left"/>
+      <w:pPr>
+        <w:ind w:left="2200" w:hanging="440"/>
+      </w:pPr>
+      <w:rPr>
+        <w:rFonts w:ascii="Wingdings" w:hAnsi="Wingdings" w:hint="default"/>
+      </w:rPr>
+    </w:lvl>
+    <w:lvl w:ilvl="5" w:tplc="04090005" w:tentative="1">
+      <w:start w:val="1"/>
+      <w:numFmt w:val="bullet"/>
+      <w:lvlText w:val=""/>
+      <w:lvlJc w:val="left"/>
+      <w:pPr>
+        <w:ind w:left="2640" w:hanging="440"/>
+      </w:pPr>
+      <w:rPr>
+        <w:rFonts w:ascii="Wingdings" w:hAnsi="Wingdings" w:hint="default"/>
+      </w:rPr>
+    </w:lvl>
+    <w:lvl w:ilvl="6" w:tplc="04090001" w:tentative="1">
+      <w:start w:val="1"/>
+      <w:numFmt w:val="bullet"/>
+      <w:lvlText w:val=""/>
+      <w:lvlJc w:val="left"/>
+      <w:pPr>
+        <w:ind w:left="3080" w:hanging="440"/>
+      </w:pPr>
+      <w:rPr>
+        <w:rFonts w:ascii="Wingdings" w:hAnsi="Wingdings" w:hint="default"/>
+      </w:rPr>
+    </w:lvl>
+    <w:lvl w:ilvl="7" w:tplc="04090003" w:tentative="1">
+      <w:start w:val="1"/>
+      <w:numFmt w:val="bullet"/>
+      <w:lvlText w:val=""/>
+      <w:lvlJc w:val="left"/>
+      <w:pPr>
+        <w:ind w:left="3520" w:hanging="440"/>
+      </w:pPr>
+      <w:rPr>
+        <w:rFonts w:ascii="Wingdings" w:hAnsi="Wingdings" w:hint="default"/>
+      </w:rPr>
+    </w:lvl>
+    <w:lvl w:ilvl="8" w:tplc="04090005" w:tentative="1">
+      <w:start w:val="1"/>
+      <w:numFmt w:val="bullet"/>
+      <w:lvlText w:val=""/>
+      <w:lvlJc w:val="left"/>
+      <w:pPr>
+        <w:ind w:left="3960" w:hanging="440"/>
+      </w:pPr>
+      <w:rPr>
+        <w:rFonts w:ascii="Wingdings" w:hAnsi="Wingdings" w:hint="default"/>
+      </w:rPr>
+    </w:lvl>
+  </w:abstractNum>
+  <w:abstractNum w:abstractNumId="2" w15:restartNumberingAfterBreak="0">
     <w:nsid w:val="26456140"/>
     <w:multiLevelType w:val="hybridMultilevel"/>
     <w:tmpl w:val="D5465CD4"/>
@@ -10365,7 +12289,7 @@
       </w:pPr>
     </w:lvl>
   </w:abstractNum>
-  <w:abstractNum w:abstractNumId="2" w15:restartNumberingAfterBreak="0">
+  <w:abstractNum w:abstractNumId="3" w15:restartNumberingAfterBreak="0">
     <w:nsid w:val="2B2C7F53"/>
     <w:multiLevelType w:val="hybridMultilevel"/>
     <w:tmpl w:val="BA40BA6A"/>
@@ -10478,7 +12402,120 @@
       </w:rPr>
     </w:lvl>
   </w:abstractNum>
-  <w:abstractNum w:abstractNumId="3" w15:restartNumberingAfterBreak="0">
+  <w:abstractNum w:abstractNumId="4" w15:restartNumberingAfterBreak="0">
+    <w:nsid w:val="2C7D7991"/>
+    <w:multiLevelType w:val="hybridMultilevel"/>
+    <w:tmpl w:val="03BA4EA8"/>
+    <w:lvl w:ilvl="0" w:tplc="04090001">
+      <w:start w:val="1"/>
+      <w:numFmt w:val="bullet"/>
+      <w:lvlText w:val=""/>
+      <w:lvlJc w:val="left"/>
+      <w:pPr>
+        <w:ind w:left="440" w:hanging="440"/>
+      </w:pPr>
+      <w:rPr>
+        <w:rFonts w:ascii="Wingdings" w:hAnsi="Wingdings" w:hint="default"/>
+      </w:rPr>
+    </w:lvl>
+    <w:lvl w:ilvl="1" w:tplc="04090003" w:tentative="1">
+      <w:start w:val="1"/>
+      <w:numFmt w:val="bullet"/>
+      <w:lvlText w:val=""/>
+      <w:lvlJc w:val="left"/>
+      <w:pPr>
+        <w:ind w:left="880" w:hanging="440"/>
+      </w:pPr>
+      <w:rPr>
+        <w:rFonts w:ascii="Wingdings" w:hAnsi="Wingdings" w:hint="default"/>
+      </w:rPr>
+    </w:lvl>
+    <w:lvl w:ilvl="2" w:tplc="04090005" w:tentative="1">
+      <w:start w:val="1"/>
+      <w:numFmt w:val="bullet"/>
+      <w:lvlText w:val=""/>
+      <w:lvlJc w:val="left"/>
+      <w:pPr>
+        <w:ind w:left="1320" w:hanging="440"/>
+      </w:pPr>
+      <w:rPr>
+        <w:rFonts w:ascii="Wingdings" w:hAnsi="Wingdings" w:hint="default"/>
+      </w:rPr>
+    </w:lvl>
+    <w:lvl w:ilvl="3" w:tplc="04090001" w:tentative="1">
+      <w:start w:val="1"/>
+      <w:numFmt w:val="bullet"/>
+      <w:lvlText w:val=""/>
+      <w:lvlJc w:val="left"/>
+      <w:pPr>
+        <w:ind w:left="1760" w:hanging="440"/>
+      </w:pPr>
+      <w:rPr>
+        <w:rFonts w:ascii="Wingdings" w:hAnsi="Wingdings" w:hint="default"/>
+      </w:rPr>
+    </w:lvl>
+    <w:lvl w:ilvl="4" w:tplc="04090003" w:tentative="1">
+      <w:start w:val="1"/>
+      <w:numFmt w:val="bullet"/>
+      <w:lvlText w:val=""/>
+      <w:lvlJc w:val="left"/>
+      <w:pPr>
+        <w:ind w:left="2200" w:hanging="440"/>
+      </w:pPr>
+      <w:rPr>
+        <w:rFonts w:ascii="Wingdings" w:hAnsi="Wingdings" w:hint="default"/>
+      </w:rPr>
+    </w:lvl>
+    <w:lvl w:ilvl="5" w:tplc="04090005" w:tentative="1">
+      <w:start w:val="1"/>
+      <w:numFmt w:val="bullet"/>
+      <w:lvlText w:val=""/>
+      <w:lvlJc w:val="left"/>
+      <w:pPr>
+        <w:ind w:left="2640" w:hanging="440"/>
+      </w:pPr>
+      <w:rPr>
+        <w:rFonts w:ascii="Wingdings" w:hAnsi="Wingdings" w:hint="default"/>
+      </w:rPr>
+    </w:lvl>
+    <w:lvl w:ilvl="6" w:tplc="04090001" w:tentative="1">
+      <w:start w:val="1"/>
+      <w:numFmt w:val="bullet"/>
+      <w:lvlText w:val=""/>
+      <w:lvlJc w:val="left"/>
+      <w:pPr>
+        <w:ind w:left="3080" w:hanging="440"/>
+      </w:pPr>
+      <w:rPr>
+        <w:rFonts w:ascii="Wingdings" w:hAnsi="Wingdings" w:hint="default"/>
+      </w:rPr>
+    </w:lvl>
+    <w:lvl w:ilvl="7" w:tplc="04090003" w:tentative="1">
+      <w:start w:val="1"/>
+      <w:numFmt w:val="bullet"/>
+      <w:lvlText w:val=""/>
+      <w:lvlJc w:val="left"/>
+      <w:pPr>
+        <w:ind w:left="3520" w:hanging="440"/>
+      </w:pPr>
+      <w:rPr>
+        <w:rFonts w:ascii="Wingdings" w:hAnsi="Wingdings" w:hint="default"/>
+      </w:rPr>
+    </w:lvl>
+    <w:lvl w:ilvl="8" w:tplc="04090005" w:tentative="1">
+      <w:start w:val="1"/>
+      <w:numFmt w:val="bullet"/>
+      <w:lvlText w:val=""/>
+      <w:lvlJc w:val="left"/>
+      <w:pPr>
+        <w:ind w:left="3960" w:hanging="440"/>
+      </w:pPr>
+      <w:rPr>
+        <w:rFonts w:ascii="Wingdings" w:hAnsi="Wingdings" w:hint="default"/>
+      </w:rPr>
+    </w:lvl>
+  </w:abstractNum>
+  <w:abstractNum w:abstractNumId="5" w15:restartNumberingAfterBreak="0">
     <w:nsid w:val="34E03B2B"/>
     <w:multiLevelType w:val="hybridMultilevel"/>
     <w:tmpl w:val="699AB3A8"/>
@@ -10567,7 +12604,7 @@
       </w:pPr>
     </w:lvl>
   </w:abstractNum>
-  <w:abstractNum w:abstractNumId="4" w15:restartNumberingAfterBreak="0">
+  <w:abstractNum w:abstractNumId="6" w15:restartNumberingAfterBreak="0">
     <w:nsid w:val="3EEA4C9C"/>
     <w:multiLevelType w:val="hybridMultilevel"/>
     <w:tmpl w:val="78EC5B62"/>
@@ -10680,7 +12717,7 @@
       </w:rPr>
     </w:lvl>
   </w:abstractNum>
-  <w:abstractNum w:abstractNumId="5" w15:restartNumberingAfterBreak="0">
+  <w:abstractNum w:abstractNumId="7" w15:restartNumberingAfterBreak="0">
     <w:nsid w:val="49190FE1"/>
     <w:multiLevelType w:val="hybridMultilevel"/>
     <w:tmpl w:val="CC22B47C"/>
@@ -10793,7 +12830,93 @@
       </w:rPr>
     </w:lvl>
   </w:abstractNum>
-  <w:abstractNum w:abstractNumId="6" w15:restartNumberingAfterBreak="0">
+  <w:abstractNum w:abstractNumId="8" w15:restartNumberingAfterBreak="0">
+    <w:nsid w:val="497D7A25"/>
+    <w:multiLevelType w:val="hybridMultilevel"/>
+    <w:tmpl w:val="6BF4CE46"/>
+    <w:lvl w:ilvl="0" w:tplc="0409000F">
+      <w:start w:val="1"/>
+      <w:numFmt w:val="decimal"/>
+      <w:lvlText w:val="%1."/>
+      <w:lvlJc w:val="left"/>
+      <w:pPr>
+        <w:ind w:left="440" w:hanging="440"/>
+      </w:pPr>
+    </w:lvl>
+    <w:lvl w:ilvl="1" w:tplc="04090019" w:tentative="1">
+      <w:start w:val="1"/>
+      <w:numFmt w:val="lowerLetter"/>
+      <w:lvlText w:val="%2)"/>
+      <w:lvlJc w:val="left"/>
+      <w:pPr>
+        <w:ind w:left="880" w:hanging="440"/>
+      </w:pPr>
+    </w:lvl>
+    <w:lvl w:ilvl="2" w:tplc="0409001B" w:tentative="1">
+      <w:start w:val="1"/>
+      <w:numFmt w:val="lowerRoman"/>
+      <w:lvlText w:val="%3."/>
+      <w:lvlJc w:val="right"/>
+      <w:pPr>
+        <w:ind w:left="1320" w:hanging="440"/>
+      </w:pPr>
+    </w:lvl>
+    <w:lvl w:ilvl="3" w:tplc="0409000F" w:tentative="1">
+      <w:start w:val="1"/>
+      <w:numFmt w:val="decimal"/>
+      <w:lvlText w:val="%4."/>
+      <w:lvlJc w:val="left"/>
+      <w:pPr>
+        <w:ind w:left="1760" w:hanging="440"/>
+      </w:pPr>
+    </w:lvl>
+    <w:lvl w:ilvl="4" w:tplc="04090019" w:tentative="1">
+      <w:start w:val="1"/>
+      <w:numFmt w:val="lowerLetter"/>
+      <w:lvlText w:val="%5)"/>
+      <w:lvlJc w:val="left"/>
+      <w:pPr>
+        <w:ind w:left="2200" w:hanging="440"/>
+      </w:pPr>
+    </w:lvl>
+    <w:lvl w:ilvl="5" w:tplc="0409001B" w:tentative="1">
+      <w:start w:val="1"/>
+      <w:numFmt w:val="lowerRoman"/>
+      <w:lvlText w:val="%6."/>
+      <w:lvlJc w:val="right"/>
+      <w:pPr>
+        <w:ind w:left="2640" w:hanging="440"/>
+      </w:pPr>
+    </w:lvl>
+    <w:lvl w:ilvl="6" w:tplc="0409000F" w:tentative="1">
+      <w:start w:val="1"/>
+      <w:numFmt w:val="decimal"/>
+      <w:lvlText w:val="%7."/>
+      <w:lvlJc w:val="left"/>
+      <w:pPr>
+        <w:ind w:left="3080" w:hanging="440"/>
+      </w:pPr>
+    </w:lvl>
+    <w:lvl w:ilvl="7" w:tplc="04090019" w:tentative="1">
+      <w:start w:val="1"/>
+      <w:numFmt w:val="lowerLetter"/>
+      <w:lvlText w:val="%8)"/>
+      <w:lvlJc w:val="left"/>
+      <w:pPr>
+        <w:ind w:left="3520" w:hanging="440"/>
+      </w:pPr>
+    </w:lvl>
+    <w:lvl w:ilvl="8" w:tplc="0409001B" w:tentative="1">
+      <w:start w:val="1"/>
+      <w:numFmt w:val="lowerRoman"/>
+      <w:lvlText w:val="%9."/>
+      <w:lvlJc w:val="right"/>
+      <w:pPr>
+        <w:ind w:left="3960" w:hanging="440"/>
+      </w:pPr>
+    </w:lvl>
+  </w:abstractNum>
+  <w:abstractNum w:abstractNumId="9" w15:restartNumberingAfterBreak="0">
     <w:nsid w:val="607F303C"/>
     <w:multiLevelType w:val="hybridMultilevel"/>
     <w:tmpl w:val="32A072B4"/>
@@ -10906,7 +13029,7 @@
       </w:rPr>
     </w:lvl>
   </w:abstractNum>
-  <w:abstractNum w:abstractNumId="7" w15:restartNumberingAfterBreak="0">
+  <w:abstractNum w:abstractNumId="10" w15:restartNumberingAfterBreak="0">
     <w:nsid w:val="710E6F9E"/>
     <w:multiLevelType w:val="hybridMultilevel"/>
     <w:tmpl w:val="B1DE1C64"/>
@@ -11020,28 +13143,37 @@
     </w:lvl>
   </w:abstractNum>
   <w:num w:numId="1" w16cid:durableId="1088893493">
+    <w:abstractNumId w:val="2"/>
+  </w:num>
+  <w:num w:numId="2" w16cid:durableId="279381759">
     <w:abstractNumId w:val="1"/>
   </w:num>
-  <w:num w:numId="2" w16cid:durableId="279381759">
-    <w:abstractNumId w:val="0"/>
+  <w:num w:numId="3" w16cid:durableId="524447025">
+    <w:abstractNumId w:val="6"/>
   </w:num>
-  <w:num w:numId="3" w16cid:durableId="524447025">
+  <w:num w:numId="4" w16cid:durableId="339360284">
+    <w:abstractNumId w:val="10"/>
+  </w:num>
+  <w:num w:numId="5" w16cid:durableId="1295257415">
+    <w:abstractNumId w:val="5"/>
+  </w:num>
+  <w:num w:numId="6" w16cid:durableId="1231496815">
+    <w:abstractNumId w:val="3"/>
+  </w:num>
+  <w:num w:numId="7" w16cid:durableId="1544755656">
+    <w:abstractNumId w:val="7"/>
+  </w:num>
+  <w:num w:numId="8" w16cid:durableId="1260330725">
+    <w:abstractNumId w:val="9"/>
+  </w:num>
+  <w:num w:numId="9" w16cid:durableId="649404335">
     <w:abstractNumId w:val="4"/>
   </w:num>
-  <w:num w:numId="4" w16cid:durableId="339360284">
-    <w:abstractNumId w:val="7"/>
+  <w:num w:numId="10" w16cid:durableId="1064373290">
+    <w:abstractNumId w:val="8"/>
   </w:num>
-  <w:num w:numId="5" w16cid:durableId="1295257415">
-    <w:abstractNumId w:val="3"/>
-  </w:num>
-  <w:num w:numId="6" w16cid:durableId="1231496815">
-    <w:abstractNumId w:val="2"/>
-  </w:num>
-  <w:num w:numId="7" w16cid:durableId="1544755656">
-    <w:abstractNumId w:val="5"/>
-  </w:num>
-  <w:num w:numId="8" w16cid:durableId="1260330725">
-    <w:abstractNumId w:val="6"/>
+  <w:num w:numId="11" w16cid:durableId="1719016366">
+    <w:abstractNumId w:val="0"/>
   </w:num>
 </w:numbering>
 </file>
@@ -11820,6 +13952,22 @@
       <w:color w:val="666666"/>
     </w:rPr>
   </w:style>
+  <w:style w:type="table" w:styleId="af6">
+    <w:name w:val="Table Grid"/>
+    <w:basedOn w:val="a1"/>
+    <w:uiPriority w:val="39"/>
+    <w:rsid w:val="009465BE"/>
+    <w:tblPr>
+      <w:tblBorders>
+        <w:top w:val="single" w:sz="4" w:space="0" w:color="auto"/>
+        <w:left w:val="single" w:sz="4" w:space="0" w:color="auto"/>
+        <w:bottom w:val="single" w:sz="4" w:space="0" w:color="auto"/>
+        <w:right w:val="single" w:sz="4" w:space="0" w:color="auto"/>
+        <w:insideH w:val="single" w:sz="4" w:space="0" w:color="auto"/>
+        <w:insideV w:val="single" w:sz="4" w:space="0" w:color="auto"/>
+      </w:tblBorders>
+    </w:tblPr>
+  </w:style>
 </w:styles>
 </file>
 

--- a/course/major/环境与国际关系.docx
+++ b/course/major/环境与国际关系.docx
@@ -233,7 +233,7 @@
             </w:rPr>
             <w:fldChar w:fldCharType="separate"/>
           </w:r>
-          <w:hyperlink w:anchor="_Toc228185436" w:history="1">
+          <w:hyperlink w:anchor="_Toc229999777" w:history="1">
             <w:r>
               <w:rPr>
                 <w:rStyle w:val="a3"/>
@@ -272,7 +272,7 @@
                 <w:noProof/>
                 <w:webHidden/>
               </w:rPr>
-              <w:instrText>PAGEREF _Toc228185436 \h</w:instrText>
+              <w:instrText>PAGEREF _Toc229999777 \h</w:instrText>
             </w:r>
             <w:r>
               <w:rPr>
@@ -329,7 +329,7 @@
               <w14:ligatures w14:val="standardContextual"/>
             </w:rPr>
           </w:pPr>
-          <w:hyperlink w:anchor="_Toc228185437" w:history="1">
+          <w:hyperlink w:anchor="_Toc229999778" w:history="1">
             <w:r>
               <w:rPr>
                 <w:rStyle w:val="a3"/>
@@ -368,7 +368,7 @@
                 <w:noProof/>
                 <w:webHidden/>
               </w:rPr>
-              <w:instrText>PAGEREF _Toc228185437 \h</w:instrText>
+              <w:instrText>PAGEREF _Toc229999778 \h</w:instrText>
             </w:r>
             <w:r>
               <w:rPr>
@@ -425,7 +425,7 @@
               <w14:ligatures w14:val="standardContextual"/>
             </w:rPr>
           </w:pPr>
-          <w:hyperlink w:anchor="_Toc228185438" w:history="1">
+          <w:hyperlink w:anchor="_Toc229999779" w:history="1">
             <w:r>
               <w:rPr>
                 <w:rStyle w:val="a3"/>
@@ -464,7 +464,7 @@
                 <w:noProof/>
                 <w:webHidden/>
               </w:rPr>
-              <w:instrText>PAGEREF _Toc228185438 \h</w:instrText>
+              <w:instrText>PAGEREF _Toc229999779 \h</w:instrText>
             </w:r>
             <w:r>
               <w:rPr>
@@ -521,7 +521,7 @@
               <w14:ligatures w14:val="standardContextual"/>
             </w:rPr>
           </w:pPr>
-          <w:hyperlink w:anchor="_Toc228185439" w:history="1">
+          <w:hyperlink w:anchor="_Toc229999780" w:history="1">
             <w:r>
               <w:rPr>
                 <w:rStyle w:val="a3"/>
@@ -560,7 +560,7 @@
                 <w:noProof/>
                 <w:webHidden/>
               </w:rPr>
-              <w:instrText>PAGEREF _Toc228185439 \h</w:instrText>
+              <w:instrText>PAGEREF _Toc229999780 \h</w:instrText>
             </w:r>
             <w:r>
               <w:rPr>
@@ -617,7 +617,7 @@
               <w14:ligatures w14:val="standardContextual"/>
             </w:rPr>
           </w:pPr>
-          <w:hyperlink w:anchor="_Toc228185440" w:history="1">
+          <w:hyperlink w:anchor="_Toc229999781" w:history="1">
             <w:r>
               <w:rPr>
                 <w:rStyle w:val="a3"/>
@@ -656,7 +656,7 @@
                 <w:noProof/>
                 <w:webHidden/>
               </w:rPr>
-              <w:instrText>PAGEREF _Toc228185440 \h</w:instrText>
+              <w:instrText>PAGEREF _Toc229999781 \h</w:instrText>
             </w:r>
             <w:r>
               <w:rPr>
@@ -713,7 +713,7 @@
               <w14:ligatures w14:val="standardContextual"/>
             </w:rPr>
           </w:pPr>
-          <w:hyperlink w:anchor="_Toc228185441" w:history="1">
+          <w:hyperlink w:anchor="_Toc229999782" w:history="1">
             <w:r>
               <w:rPr>
                 <w:rStyle w:val="a3"/>
@@ -752,7 +752,7 @@
                 <w:noProof/>
                 <w:webHidden/>
               </w:rPr>
-              <w:instrText>PAGEREF _Toc228185441 \h</w:instrText>
+              <w:instrText>PAGEREF _Toc229999782 \h</w:instrText>
             </w:r>
             <w:r>
               <w:rPr>
@@ -809,7 +809,7 @@
               <w14:ligatures w14:val="standardContextual"/>
             </w:rPr>
           </w:pPr>
-          <w:hyperlink w:anchor="_Toc228185442" w:history="1">
+          <w:hyperlink w:anchor="_Toc229999783" w:history="1">
             <w:r>
               <w:rPr>
                 <w:rStyle w:val="a3"/>
@@ -848,7 +848,7 @@
                 <w:noProof/>
                 <w:webHidden/>
               </w:rPr>
-              <w:instrText>PAGEREF _Toc228185442 \h</w:instrText>
+              <w:instrText>PAGEREF _Toc229999783 \h</w:instrText>
             </w:r>
             <w:r>
               <w:rPr>
@@ -905,7 +905,7 @@
               <w14:ligatures w14:val="standardContextual"/>
             </w:rPr>
           </w:pPr>
-          <w:hyperlink w:anchor="_Toc228185443" w:history="1">
+          <w:hyperlink w:anchor="_Toc229999784" w:history="1">
             <w:r>
               <w:rPr>
                 <w:rStyle w:val="a3"/>
@@ -944,7 +944,7 @@
                 <w:noProof/>
                 <w:webHidden/>
               </w:rPr>
-              <w:instrText>PAGEREF _Toc228185443 \h</w:instrText>
+              <w:instrText>PAGEREF _Toc229999784 \h</w:instrText>
             </w:r>
             <w:r>
               <w:rPr>
@@ -1001,7 +1001,7 @@
               <w14:ligatures w14:val="standardContextual"/>
             </w:rPr>
           </w:pPr>
-          <w:hyperlink w:anchor="_Toc228185444" w:history="1">
+          <w:hyperlink w:anchor="_Toc229999785" w:history="1">
             <w:r>
               <w:rPr>
                 <w:rStyle w:val="a3"/>
@@ -1040,7 +1040,7 @@
                 <w:noProof/>
                 <w:webHidden/>
               </w:rPr>
-              <w:instrText>PAGEREF _Toc228185444 \h</w:instrText>
+              <w:instrText>PAGEREF _Toc229999785 \h</w:instrText>
             </w:r>
             <w:r>
               <w:rPr>
@@ -1097,7 +1097,7 @@
               <w14:ligatures w14:val="standardContextual"/>
             </w:rPr>
           </w:pPr>
-          <w:hyperlink w:anchor="_Toc228185445" w:history="1">
+          <w:hyperlink w:anchor="_Toc229999786" w:history="1">
             <w:r>
               <w:rPr>
                 <w:rStyle w:val="a3"/>
@@ -1136,7 +1136,7 @@
                 <w:noProof/>
                 <w:webHidden/>
               </w:rPr>
-              <w:instrText>PAGEREF _Toc228185445 \h</w:instrText>
+              <w:instrText>PAGEREF _Toc229999786 \h</w:instrText>
             </w:r>
             <w:r>
               <w:rPr>
@@ -1193,7 +1193,7 @@
               <w14:ligatures w14:val="standardContextual"/>
             </w:rPr>
           </w:pPr>
-          <w:hyperlink w:anchor="_Toc228185446" w:history="1">
+          <w:hyperlink w:anchor="_Toc229999787" w:history="1">
             <w:r>
               <w:rPr>
                 <w:rStyle w:val="a3"/>
@@ -1232,7 +1232,7 @@
                 <w:noProof/>
                 <w:webHidden/>
               </w:rPr>
-              <w:instrText>PAGEREF _Toc228185446 \h</w:instrText>
+              <w:instrText>PAGEREF _Toc229999787 \h</w:instrText>
             </w:r>
             <w:r>
               <w:rPr>
@@ -1289,7 +1289,7 @@
               <w14:ligatures w14:val="standardContextual"/>
             </w:rPr>
           </w:pPr>
-          <w:hyperlink w:anchor="_Toc228185447" w:history="1">
+          <w:hyperlink w:anchor="_Toc229999788" w:history="1">
             <w:r>
               <w:rPr>
                 <w:rStyle w:val="a3"/>
@@ -1328,7 +1328,7 @@
                 <w:noProof/>
                 <w:webHidden/>
               </w:rPr>
-              <w:instrText>PAGEREF _Toc228185447 \h</w:instrText>
+              <w:instrText>PAGEREF _Toc229999788 \h</w:instrText>
             </w:r>
             <w:r>
               <w:rPr>
@@ -1385,7 +1385,7 @@
               <w14:ligatures w14:val="standardContextual"/>
             </w:rPr>
           </w:pPr>
-          <w:hyperlink w:anchor="_Toc228185448" w:history="1">
+          <w:hyperlink w:anchor="_Toc229999789" w:history="1">
             <w:r>
               <w:rPr>
                 <w:rStyle w:val="a3"/>
@@ -1424,7 +1424,7 @@
                 <w:noProof/>
                 <w:webHidden/>
               </w:rPr>
-              <w:instrText>PAGEREF _Toc228185448 \h</w:instrText>
+              <w:instrText>PAGEREF _Toc229999789 \h</w:instrText>
             </w:r>
             <w:r>
               <w:rPr>
@@ -1481,7 +1481,7 @@
               <w14:ligatures w14:val="standardContextual"/>
             </w:rPr>
           </w:pPr>
-          <w:hyperlink w:anchor="_Toc228185449" w:history="1">
+          <w:hyperlink w:anchor="_Toc229999790" w:history="1">
             <w:r>
               <w:rPr>
                 <w:rStyle w:val="a3"/>
@@ -1520,7 +1520,7 @@
                 <w:noProof/>
                 <w:webHidden/>
               </w:rPr>
-              <w:instrText>PAGEREF _Toc228185449 \h</w:instrText>
+              <w:instrText>PAGEREF _Toc229999790 \h</w:instrText>
             </w:r>
             <w:r>
               <w:rPr>
@@ -1577,7 +1577,7 @@
               <w14:ligatures w14:val="standardContextual"/>
             </w:rPr>
           </w:pPr>
-          <w:hyperlink w:anchor="_Toc228185450" w:history="1">
+          <w:hyperlink w:anchor="_Toc229999791" w:history="1">
             <w:r>
               <w:rPr>
                 <w:rStyle w:val="a3"/>
@@ -1616,7 +1616,7 @@
                 <w:noProof/>
                 <w:webHidden/>
               </w:rPr>
-              <w:instrText>PAGEREF _Toc228185450 \h</w:instrText>
+              <w:instrText>PAGEREF _Toc229999791 \h</w:instrText>
             </w:r>
             <w:r>
               <w:rPr>
@@ -1673,7 +1673,7 @@
               <w14:ligatures w14:val="standardContextual"/>
             </w:rPr>
           </w:pPr>
-          <w:hyperlink w:anchor="_Toc228185451" w:history="1">
+          <w:hyperlink w:anchor="_Toc229999792" w:history="1">
             <w:r>
               <w:rPr>
                 <w:rStyle w:val="a3"/>
@@ -1712,7 +1712,7 @@
                 <w:noProof/>
                 <w:webHidden/>
               </w:rPr>
-              <w:instrText>PAGEREF _Toc228185451 \h</w:instrText>
+              <w:instrText>PAGEREF _Toc229999792 \h</w:instrText>
             </w:r>
             <w:r>
               <w:rPr>
@@ -1769,7 +1769,7 @@
               <w14:ligatures w14:val="standardContextual"/>
             </w:rPr>
           </w:pPr>
-          <w:hyperlink w:anchor="_Toc228185452" w:history="1">
+          <w:hyperlink w:anchor="_Toc229999793" w:history="1">
             <w:r>
               <w:rPr>
                 <w:rStyle w:val="a3"/>
@@ -1808,7 +1808,7 @@
                 <w:noProof/>
                 <w:webHidden/>
               </w:rPr>
-              <w:instrText>PAGEREF _Toc228185452 \h</w:instrText>
+              <w:instrText>PAGEREF _Toc229999793 \h</w:instrText>
             </w:r>
             <w:r>
               <w:rPr>
@@ -1865,7 +1865,7 @@
               <w14:ligatures w14:val="standardContextual"/>
             </w:rPr>
           </w:pPr>
-          <w:hyperlink w:anchor="_Toc228185453" w:history="1">
+          <w:hyperlink w:anchor="_Toc229999794" w:history="1">
             <w:r>
               <w:rPr>
                 <w:rStyle w:val="a3"/>
@@ -1904,7 +1904,7 @@
                 <w:noProof/>
                 <w:webHidden/>
               </w:rPr>
-              <w:instrText>PAGEREF _Toc228185453 \h</w:instrText>
+              <w:instrText>PAGEREF _Toc229999794 \h</w:instrText>
             </w:r>
             <w:r>
               <w:rPr>
@@ -1961,7 +1961,7 @@
               <w14:ligatures w14:val="standardContextual"/>
             </w:rPr>
           </w:pPr>
-          <w:hyperlink w:anchor="_Toc228185454" w:history="1">
+          <w:hyperlink w:anchor="_Toc229999795" w:history="1">
             <w:r>
               <w:rPr>
                 <w:rStyle w:val="a3"/>
@@ -2000,7 +2000,7 @@
                 <w:noProof/>
                 <w:webHidden/>
               </w:rPr>
-              <w:instrText>PAGEREF _Toc228185454 \h</w:instrText>
+              <w:instrText>PAGEREF _Toc229999795 \h</w:instrText>
             </w:r>
             <w:r>
               <w:rPr>
@@ -2057,7 +2057,7 @@
               <w14:ligatures w14:val="standardContextual"/>
             </w:rPr>
           </w:pPr>
-          <w:hyperlink w:anchor="_Toc228185455" w:history="1">
+          <w:hyperlink w:anchor="_Toc229999796" w:history="1">
             <w:r>
               <w:rPr>
                 <w:rStyle w:val="a3"/>
@@ -2096,7 +2096,7 @@
                 <w:noProof/>
                 <w:webHidden/>
               </w:rPr>
-              <w:instrText>PAGEREF _Toc228185455 \h</w:instrText>
+              <w:instrText>PAGEREF _Toc229999796 \h</w:instrText>
             </w:r>
             <w:r>
               <w:rPr>
@@ -2153,7 +2153,7 @@
               <w14:ligatures w14:val="standardContextual"/>
             </w:rPr>
           </w:pPr>
-          <w:hyperlink w:anchor="_Toc228185456" w:history="1">
+          <w:hyperlink w:anchor="_Toc229999797" w:history="1">
             <w:r>
               <w:rPr>
                 <w:rStyle w:val="a3"/>
@@ -2192,7 +2192,7 @@
                 <w:noProof/>
                 <w:webHidden/>
               </w:rPr>
-              <w:instrText>PAGEREF _Toc228185456 \h</w:instrText>
+              <w:instrText>PAGEREF _Toc229999797 \h</w:instrText>
             </w:r>
             <w:r>
               <w:rPr>
@@ -2249,7 +2249,7 @@
               <w14:ligatures w14:val="standardContextual"/>
             </w:rPr>
           </w:pPr>
-          <w:hyperlink w:anchor="_Toc228185457" w:history="1">
+          <w:hyperlink w:anchor="_Toc229999798" w:history="1">
             <w:r>
               <w:rPr>
                 <w:rStyle w:val="a3"/>
@@ -2288,7 +2288,7 @@
                 <w:noProof/>
                 <w:webHidden/>
               </w:rPr>
-              <w:instrText>PAGEREF _Toc228185457 \h</w:instrText>
+              <w:instrText>PAGEREF _Toc229999798 \h</w:instrText>
             </w:r>
             <w:r>
               <w:rPr>
@@ -2345,7 +2345,7 @@
               <w14:ligatures w14:val="standardContextual"/>
             </w:rPr>
           </w:pPr>
-          <w:hyperlink w:anchor="_Toc228185458" w:history="1">
+          <w:hyperlink w:anchor="_Toc229999799" w:history="1">
             <w:r>
               <w:rPr>
                 <w:rStyle w:val="a3"/>
@@ -2384,7 +2384,7 @@
                 <w:noProof/>
                 <w:webHidden/>
               </w:rPr>
-              <w:instrText>PAGEREF _Toc228185458 \h</w:instrText>
+              <w:instrText>PAGEREF _Toc229999799 \h</w:instrText>
             </w:r>
             <w:r>
               <w:rPr>
@@ -2441,7 +2441,7 @@
               <w14:ligatures w14:val="standardContextual"/>
             </w:rPr>
           </w:pPr>
-          <w:hyperlink w:anchor="_Toc228185459" w:history="1">
+          <w:hyperlink w:anchor="_Toc229999800" w:history="1">
             <w:r>
               <w:rPr>
                 <w:rStyle w:val="a3"/>
@@ -2480,7 +2480,7 @@
                 <w:noProof/>
                 <w:webHidden/>
               </w:rPr>
-              <w:instrText>PAGEREF _Toc228185459 \h</w:instrText>
+              <w:instrText>PAGEREF _Toc229999800 \h</w:instrText>
             </w:r>
             <w:r>
               <w:rPr>
@@ -2537,7 +2537,7 @@
               <w14:ligatures w14:val="standardContextual"/>
             </w:rPr>
           </w:pPr>
-          <w:hyperlink w:anchor="_Toc228185460" w:history="1">
+          <w:hyperlink w:anchor="_Toc229999801" w:history="1">
             <w:r>
               <w:rPr>
                 <w:rStyle w:val="a3"/>
@@ -2576,7 +2576,7 @@
                 <w:noProof/>
                 <w:webHidden/>
               </w:rPr>
-              <w:instrText>PAGEREF _Toc228185460 \h</w:instrText>
+              <w:instrText>PAGEREF _Toc229999801 \h</w:instrText>
             </w:r>
             <w:r>
               <w:rPr>
@@ -2633,7 +2633,7 @@
               <w14:ligatures w14:val="standardContextual"/>
             </w:rPr>
           </w:pPr>
-          <w:hyperlink w:anchor="_Toc228185461" w:history="1">
+          <w:hyperlink w:anchor="_Toc229999802" w:history="1">
             <w:r>
               <w:rPr>
                 <w:rStyle w:val="a3"/>
@@ -2672,7 +2672,7 @@
                 <w:noProof/>
                 <w:webHidden/>
               </w:rPr>
-              <w:instrText>PAGEREF _Toc228185461 \h</w:instrText>
+              <w:instrText>PAGEREF _Toc229999802 \h</w:instrText>
             </w:r>
             <w:r>
               <w:rPr>
@@ -2729,7 +2729,7 @@
               <w14:ligatures w14:val="standardContextual"/>
             </w:rPr>
           </w:pPr>
-          <w:hyperlink w:anchor="_Toc228185462" w:history="1">
+          <w:hyperlink w:anchor="_Toc229999803" w:history="1">
             <w:r>
               <w:rPr>
                 <w:rStyle w:val="a3"/>
@@ -2768,7 +2768,7 @@
                 <w:noProof/>
                 <w:webHidden/>
               </w:rPr>
-              <w:instrText>PAGEREF _Toc228185462 \h</w:instrText>
+              <w:instrText>PAGEREF _Toc229999803 \h</w:instrText>
             </w:r>
             <w:r>
               <w:rPr>
@@ -2825,7 +2825,7 @@
               <w14:ligatures w14:val="standardContextual"/>
             </w:rPr>
           </w:pPr>
-          <w:hyperlink w:anchor="_Toc228185463" w:history="1">
+          <w:hyperlink w:anchor="_Toc229999804" w:history="1">
             <w:r>
               <w:rPr>
                 <w:rStyle w:val="a3"/>
@@ -2864,7 +2864,7 @@
                 <w:noProof/>
                 <w:webHidden/>
               </w:rPr>
-              <w:instrText>PAGEREF _Toc228185463 \h</w:instrText>
+              <w:instrText>PAGEREF _Toc229999804 \h</w:instrText>
             </w:r>
             <w:r>
               <w:rPr>
@@ -2921,7 +2921,7 @@
               <w14:ligatures w14:val="standardContextual"/>
             </w:rPr>
           </w:pPr>
-          <w:hyperlink w:anchor="_Toc228185464" w:history="1">
+          <w:hyperlink w:anchor="_Toc229999805" w:history="1">
             <w:r>
               <w:rPr>
                 <w:rStyle w:val="a3"/>
@@ -2960,7 +2960,7 @@
                 <w:noProof/>
                 <w:webHidden/>
               </w:rPr>
-              <w:instrText>PAGEREF _Toc228185464 \h</w:instrText>
+              <w:instrText>PAGEREF _Toc229999805 \h</w:instrText>
             </w:r>
             <w:r>
               <w:rPr>
@@ -3017,7 +3017,7 @@
               <w14:ligatures w14:val="standardContextual"/>
             </w:rPr>
           </w:pPr>
-          <w:hyperlink w:anchor="_Toc228185465" w:history="1">
+          <w:hyperlink w:anchor="_Toc229999806" w:history="1">
             <w:r>
               <w:rPr>
                 <w:rStyle w:val="a3"/>
@@ -3056,7 +3056,7 @@
                 <w:noProof/>
                 <w:webHidden/>
               </w:rPr>
-              <w:instrText>PAGEREF _Toc228185465 \h</w:instrText>
+              <w:instrText>PAGEREF _Toc229999806 \h</w:instrText>
             </w:r>
             <w:r>
               <w:rPr>
@@ -3113,7 +3113,7 @@
               <w14:ligatures w14:val="standardContextual"/>
             </w:rPr>
           </w:pPr>
-          <w:hyperlink w:anchor="_Toc228185466" w:history="1">
+          <w:hyperlink w:anchor="_Toc229999807" w:history="1">
             <w:r>
               <w:rPr>
                 <w:rStyle w:val="a3"/>
@@ -3152,7 +3152,7 @@
                 <w:noProof/>
                 <w:webHidden/>
               </w:rPr>
-              <w:instrText>PAGEREF _Toc228185466 \h</w:instrText>
+              <w:instrText>PAGEREF _Toc229999807 \h</w:instrText>
             </w:r>
             <w:r>
               <w:rPr>
@@ -3209,7 +3209,7 @@
               <w14:ligatures w14:val="standardContextual"/>
             </w:rPr>
           </w:pPr>
-          <w:hyperlink w:anchor="_Toc228185467" w:history="1">
+          <w:hyperlink w:anchor="_Toc229999808" w:history="1">
             <w:r>
               <w:rPr>
                 <w:rStyle w:val="a3"/>
@@ -3248,7 +3248,7 @@
                 <w:noProof/>
                 <w:webHidden/>
               </w:rPr>
-              <w:instrText>PAGEREF _Toc228185467 \h</w:instrText>
+              <w:instrText>PAGEREF _Toc229999808 \h</w:instrText>
             </w:r>
             <w:r>
               <w:rPr>
@@ -3305,7 +3305,7 @@
               <w14:ligatures w14:val="standardContextual"/>
             </w:rPr>
           </w:pPr>
-          <w:hyperlink w:anchor="_Toc228185468" w:history="1">
+          <w:hyperlink w:anchor="_Toc229999809" w:history="1">
             <w:r>
               <w:rPr>
                 <w:rStyle w:val="a3"/>
@@ -3344,7 +3344,7 @@
                 <w:noProof/>
                 <w:webHidden/>
               </w:rPr>
-              <w:instrText>PAGEREF _Toc228185468 \h</w:instrText>
+              <w:instrText>PAGEREF _Toc229999809 \h</w:instrText>
             </w:r>
             <w:r>
               <w:rPr>
@@ -3401,7 +3401,7 @@
               <w14:ligatures w14:val="standardContextual"/>
             </w:rPr>
           </w:pPr>
-          <w:hyperlink w:anchor="_Toc228185469" w:history="1">
+          <w:hyperlink w:anchor="_Toc229999810" w:history="1">
             <w:r>
               <w:rPr>
                 <w:rStyle w:val="a3"/>
@@ -3440,7 +3440,7 @@
                 <w:noProof/>
                 <w:webHidden/>
               </w:rPr>
-              <w:instrText>PAGEREF _Toc228185469 \h</w:instrText>
+              <w:instrText>PAGEREF _Toc229999810 \h</w:instrText>
             </w:r>
             <w:r>
               <w:rPr>
@@ -3497,7 +3497,7 @@
               <w14:ligatures w14:val="standardContextual"/>
             </w:rPr>
           </w:pPr>
-          <w:hyperlink w:anchor="_Toc228185470" w:history="1">
+          <w:hyperlink w:anchor="_Toc229999811" w:history="1">
             <w:r>
               <w:rPr>
                 <w:rStyle w:val="a3"/>
@@ -3536,7 +3536,7 @@
                 <w:noProof/>
                 <w:webHidden/>
               </w:rPr>
-              <w:instrText>PAGEREF _Toc228185470 \h</w:instrText>
+              <w:instrText>PAGEREF _Toc229999811 \h</w:instrText>
             </w:r>
             <w:r>
               <w:rPr>
@@ -3593,7 +3593,7 @@
               <w14:ligatures w14:val="standardContextual"/>
             </w:rPr>
           </w:pPr>
-          <w:hyperlink w:anchor="_Toc228185471" w:history="1">
+          <w:hyperlink w:anchor="_Toc229999812" w:history="1">
             <w:r>
               <w:rPr>
                 <w:rStyle w:val="a3"/>
@@ -3632,7 +3632,7 @@
                 <w:noProof/>
                 <w:webHidden/>
               </w:rPr>
-              <w:instrText>PAGEREF _Toc228185471 \h</w:instrText>
+              <w:instrText>PAGEREF _Toc229999812 \h</w:instrText>
             </w:r>
             <w:r>
               <w:rPr>
@@ -3689,7 +3689,7 @@
               <w14:ligatures w14:val="standardContextual"/>
             </w:rPr>
           </w:pPr>
-          <w:hyperlink w:anchor="_Toc228185472" w:history="1">
+          <w:hyperlink w:anchor="_Toc229999813" w:history="1">
             <w:r>
               <w:rPr>
                 <w:rStyle w:val="a3"/>
@@ -3728,7 +3728,7 @@
                 <w:noProof/>
                 <w:webHidden/>
               </w:rPr>
-              <w:instrText>PAGEREF _Toc228185472 \h</w:instrText>
+              <w:instrText>PAGEREF _Toc229999813 \h</w:instrText>
             </w:r>
             <w:r>
               <w:rPr>
@@ -3785,7 +3785,7 @@
               <w14:ligatures w14:val="standardContextual"/>
             </w:rPr>
           </w:pPr>
-          <w:hyperlink w:anchor="_Toc228185473" w:history="1">
+          <w:hyperlink w:anchor="_Toc229999814" w:history="1">
             <w:r>
               <w:rPr>
                 <w:rStyle w:val="a3"/>
@@ -3824,7 +3824,7 @@
                 <w:noProof/>
                 <w:webHidden/>
               </w:rPr>
-              <w:instrText>PAGEREF _Toc228185473 \h</w:instrText>
+              <w:instrText>PAGEREF _Toc229999814 \h</w:instrText>
             </w:r>
             <w:r>
               <w:rPr>
@@ -3881,7 +3881,7 @@
               <w14:ligatures w14:val="standardContextual"/>
             </w:rPr>
           </w:pPr>
-          <w:hyperlink w:anchor="_Toc228185474" w:history="1">
+          <w:hyperlink w:anchor="_Toc229999815" w:history="1">
             <w:r>
               <w:rPr>
                 <w:rStyle w:val="a3"/>
@@ -3920,7 +3920,7 @@
                 <w:noProof/>
                 <w:webHidden/>
               </w:rPr>
-              <w:instrText>PAGEREF _Toc228185474 \h</w:instrText>
+              <w:instrText>PAGEREF _Toc229999815 \h</w:instrText>
             </w:r>
             <w:r>
               <w:rPr>
@@ -3977,7 +3977,7 @@
               <w14:ligatures w14:val="standardContextual"/>
             </w:rPr>
           </w:pPr>
-          <w:hyperlink w:anchor="_Toc228185475" w:history="1">
+          <w:hyperlink w:anchor="_Toc229999816" w:history="1">
             <w:r>
               <w:rPr>
                 <w:rStyle w:val="a3"/>
@@ -4016,7 +4016,7 @@
                 <w:noProof/>
                 <w:webHidden/>
               </w:rPr>
-              <w:instrText>PAGEREF _Toc228185475 \h</w:instrText>
+              <w:instrText>PAGEREF _Toc229999816 \h</w:instrText>
             </w:r>
             <w:r>
               <w:rPr>
@@ -4073,7 +4073,7 @@
               <w14:ligatures w14:val="standardContextual"/>
             </w:rPr>
           </w:pPr>
-          <w:hyperlink w:anchor="_Toc228185476" w:history="1">
+          <w:hyperlink w:anchor="_Toc229999817" w:history="1">
             <w:r>
               <w:rPr>
                 <w:rStyle w:val="a3"/>
@@ -4112,7 +4112,7 @@
                 <w:noProof/>
                 <w:webHidden/>
               </w:rPr>
-              <w:instrText>PAGEREF _Toc228185476 \h</w:instrText>
+              <w:instrText>PAGEREF _Toc229999817 \h</w:instrText>
             </w:r>
             <w:r>
               <w:rPr>
@@ -4144,6 +4144,1446 @@
                 <w:webHidden/>
               </w:rPr>
               <w:t>17</w:t>
+            </w:r>
+            <w:r>
+              <w:rPr>
+                <w:rFonts w:ascii="宋体" w:eastAsia="宋体" w:hAnsi="宋体" w:hint="eastAsia"/>
+                <w:noProof/>
+                <w:webHidden/>
+              </w:rPr>
+              <w:fldChar w:fldCharType="end"/>
+            </w:r>
+          </w:hyperlink>
+        </w:p>
+        <w:p>
+          <w:pPr>
+            <w:pStyle w:val="TOC2"/>
+            <w:tabs>
+              <w:tab w:val="right" w:leader="dot" w:pos="8296"/>
+            </w:tabs>
+            <w:rPr>
+              <w:rFonts w:ascii="宋体" w:eastAsia="宋体" w:hAnsi="宋体" w:hint="eastAsia"/>
+              <w:noProof/>
+              <w:sz w:val="22"/>
+              <w:szCs w:val="24"/>
+              <w14:ligatures w14:val="standardContextual"/>
+            </w:rPr>
+          </w:pPr>
+          <w:hyperlink w:anchor="_Toc229999818" w:history="1">
+            <w:r>
+              <w:rPr>
+                <w:rStyle w:val="a3"/>
+                <w:rFonts w:ascii="宋体" w:eastAsia="宋体" w:hAnsi="宋体"/>
+                <w:noProof/>
+              </w:rPr>
+              <w:t>三、欧盟对气候承诺的履行</w:t>
+            </w:r>
+            <w:r>
+              <w:rPr>
+                <w:rFonts w:ascii="宋体" w:eastAsia="宋体" w:hAnsi="宋体" w:hint="eastAsia"/>
+                <w:noProof/>
+                <w:webHidden/>
+              </w:rPr>
+              <w:tab/>
+            </w:r>
+            <w:r>
+              <w:rPr>
+                <w:rFonts w:ascii="宋体" w:eastAsia="宋体" w:hAnsi="宋体" w:hint="eastAsia"/>
+                <w:noProof/>
+                <w:webHidden/>
+              </w:rPr>
+              <w:fldChar w:fldCharType="begin"/>
+            </w:r>
+            <w:r>
+              <w:rPr>
+                <w:rFonts w:ascii="宋体" w:eastAsia="宋体" w:hAnsi="宋体" w:hint="eastAsia"/>
+                <w:noProof/>
+                <w:webHidden/>
+              </w:rPr>
+              <w:instrText xml:space="preserve"> </w:instrText>
+            </w:r>
+            <w:r>
+              <w:rPr>
+                <w:rFonts w:ascii="宋体" w:eastAsia="宋体" w:hAnsi="宋体"/>
+                <w:noProof/>
+                <w:webHidden/>
+              </w:rPr>
+              <w:instrText>PAGEREF _Toc229999818 \h</w:instrText>
+            </w:r>
+            <w:r>
+              <w:rPr>
+                <w:rFonts w:ascii="宋体" w:eastAsia="宋体" w:hAnsi="宋体" w:hint="eastAsia"/>
+                <w:noProof/>
+                <w:webHidden/>
+              </w:rPr>
+              <w:instrText xml:space="preserve"> </w:instrText>
+            </w:r>
+            <w:r>
+              <w:rPr>
+                <w:rFonts w:ascii="宋体" w:eastAsia="宋体" w:hAnsi="宋体" w:hint="eastAsia"/>
+                <w:noProof/>
+                <w:webHidden/>
+              </w:rPr>
+            </w:r>
+            <w:r>
+              <w:rPr>
+                <w:rFonts w:ascii="宋体" w:eastAsia="宋体" w:hAnsi="宋体" w:hint="eastAsia"/>
+                <w:noProof/>
+                <w:webHidden/>
+              </w:rPr>
+              <w:fldChar w:fldCharType="separate"/>
+            </w:r>
+            <w:r>
+              <w:rPr>
+                <w:rFonts w:ascii="宋体" w:eastAsia="宋体" w:hAnsi="宋体" w:hint="eastAsia"/>
+                <w:noProof/>
+                <w:webHidden/>
+              </w:rPr>
+              <w:t>17</w:t>
+            </w:r>
+            <w:r>
+              <w:rPr>
+                <w:rFonts w:ascii="宋体" w:eastAsia="宋体" w:hAnsi="宋体" w:hint="eastAsia"/>
+                <w:noProof/>
+                <w:webHidden/>
+              </w:rPr>
+              <w:fldChar w:fldCharType="end"/>
+            </w:r>
+          </w:hyperlink>
+        </w:p>
+        <w:p>
+          <w:pPr>
+            <w:pStyle w:val="TOC3"/>
+            <w:tabs>
+              <w:tab w:val="right" w:leader="dot" w:pos="8296"/>
+            </w:tabs>
+            <w:rPr>
+              <w:rFonts w:ascii="宋体" w:eastAsia="宋体" w:hAnsi="宋体" w:hint="eastAsia"/>
+              <w:noProof/>
+              <w:sz w:val="22"/>
+              <w:szCs w:val="24"/>
+              <w14:ligatures w14:val="standardContextual"/>
+            </w:rPr>
+          </w:pPr>
+          <w:hyperlink w:anchor="_Toc229999819" w:history="1">
+            <w:r>
+              <w:rPr>
+                <w:rStyle w:val="a3"/>
+                <w:rFonts w:ascii="宋体" w:eastAsia="宋体" w:hAnsi="宋体"/>
+                <w:noProof/>
+              </w:rPr>
+              <w:t>（一）欧盟履行公约和议定书的承诺</w:t>
+            </w:r>
+            <w:r>
+              <w:rPr>
+                <w:rFonts w:ascii="宋体" w:eastAsia="宋体" w:hAnsi="宋体" w:hint="eastAsia"/>
+                <w:noProof/>
+                <w:webHidden/>
+              </w:rPr>
+              <w:tab/>
+            </w:r>
+            <w:r>
+              <w:rPr>
+                <w:rFonts w:ascii="宋体" w:eastAsia="宋体" w:hAnsi="宋体" w:hint="eastAsia"/>
+                <w:noProof/>
+                <w:webHidden/>
+              </w:rPr>
+              <w:fldChar w:fldCharType="begin"/>
+            </w:r>
+            <w:r>
+              <w:rPr>
+                <w:rFonts w:ascii="宋体" w:eastAsia="宋体" w:hAnsi="宋体" w:hint="eastAsia"/>
+                <w:noProof/>
+                <w:webHidden/>
+              </w:rPr>
+              <w:instrText xml:space="preserve"> </w:instrText>
+            </w:r>
+            <w:r>
+              <w:rPr>
+                <w:rFonts w:ascii="宋体" w:eastAsia="宋体" w:hAnsi="宋体"/>
+                <w:noProof/>
+                <w:webHidden/>
+              </w:rPr>
+              <w:instrText>PAGEREF _Toc229999819 \h</w:instrText>
+            </w:r>
+            <w:r>
+              <w:rPr>
+                <w:rFonts w:ascii="宋体" w:eastAsia="宋体" w:hAnsi="宋体" w:hint="eastAsia"/>
+                <w:noProof/>
+                <w:webHidden/>
+              </w:rPr>
+              <w:instrText xml:space="preserve"> </w:instrText>
+            </w:r>
+            <w:r>
+              <w:rPr>
+                <w:rFonts w:ascii="宋体" w:eastAsia="宋体" w:hAnsi="宋体" w:hint="eastAsia"/>
+                <w:noProof/>
+                <w:webHidden/>
+              </w:rPr>
+            </w:r>
+            <w:r>
+              <w:rPr>
+                <w:rFonts w:ascii="宋体" w:eastAsia="宋体" w:hAnsi="宋体" w:hint="eastAsia"/>
+                <w:noProof/>
+                <w:webHidden/>
+              </w:rPr>
+              <w:fldChar w:fldCharType="separate"/>
+            </w:r>
+            <w:r>
+              <w:rPr>
+                <w:rFonts w:ascii="宋体" w:eastAsia="宋体" w:hAnsi="宋体" w:hint="eastAsia"/>
+                <w:noProof/>
+                <w:webHidden/>
+              </w:rPr>
+              <w:t>17</w:t>
+            </w:r>
+            <w:r>
+              <w:rPr>
+                <w:rFonts w:ascii="宋体" w:eastAsia="宋体" w:hAnsi="宋体" w:hint="eastAsia"/>
+                <w:noProof/>
+                <w:webHidden/>
+              </w:rPr>
+              <w:fldChar w:fldCharType="end"/>
+            </w:r>
+          </w:hyperlink>
+        </w:p>
+        <w:p>
+          <w:pPr>
+            <w:pStyle w:val="TOC3"/>
+            <w:tabs>
+              <w:tab w:val="right" w:leader="dot" w:pos="8296"/>
+            </w:tabs>
+            <w:rPr>
+              <w:rFonts w:ascii="宋体" w:eastAsia="宋体" w:hAnsi="宋体" w:hint="eastAsia"/>
+              <w:noProof/>
+              <w:sz w:val="22"/>
+              <w:szCs w:val="24"/>
+              <w14:ligatures w14:val="standardContextual"/>
+            </w:rPr>
+          </w:pPr>
+          <w:hyperlink w:anchor="_Toc229999820" w:history="1">
+            <w:r>
+              <w:rPr>
+                <w:rStyle w:val="a3"/>
+                <w:rFonts w:ascii="宋体" w:eastAsia="宋体" w:hAnsi="宋体"/>
+                <w:noProof/>
+              </w:rPr>
+              <w:t>（二）2020年欧盟气候与能源一揽子行动计划</w:t>
+            </w:r>
+            <w:r>
+              <w:rPr>
+                <w:rFonts w:ascii="宋体" w:eastAsia="宋体" w:hAnsi="宋体" w:hint="eastAsia"/>
+                <w:noProof/>
+                <w:webHidden/>
+              </w:rPr>
+              <w:tab/>
+            </w:r>
+            <w:r>
+              <w:rPr>
+                <w:rFonts w:ascii="宋体" w:eastAsia="宋体" w:hAnsi="宋体" w:hint="eastAsia"/>
+                <w:noProof/>
+                <w:webHidden/>
+              </w:rPr>
+              <w:fldChar w:fldCharType="begin"/>
+            </w:r>
+            <w:r>
+              <w:rPr>
+                <w:rFonts w:ascii="宋体" w:eastAsia="宋体" w:hAnsi="宋体" w:hint="eastAsia"/>
+                <w:noProof/>
+                <w:webHidden/>
+              </w:rPr>
+              <w:instrText xml:space="preserve"> </w:instrText>
+            </w:r>
+            <w:r>
+              <w:rPr>
+                <w:rFonts w:ascii="宋体" w:eastAsia="宋体" w:hAnsi="宋体"/>
+                <w:noProof/>
+                <w:webHidden/>
+              </w:rPr>
+              <w:instrText>PAGEREF _Toc229999820 \h</w:instrText>
+            </w:r>
+            <w:r>
+              <w:rPr>
+                <w:rFonts w:ascii="宋体" w:eastAsia="宋体" w:hAnsi="宋体" w:hint="eastAsia"/>
+                <w:noProof/>
+                <w:webHidden/>
+              </w:rPr>
+              <w:instrText xml:space="preserve"> </w:instrText>
+            </w:r>
+            <w:r>
+              <w:rPr>
+                <w:rFonts w:ascii="宋体" w:eastAsia="宋体" w:hAnsi="宋体" w:hint="eastAsia"/>
+                <w:noProof/>
+                <w:webHidden/>
+              </w:rPr>
+            </w:r>
+            <w:r>
+              <w:rPr>
+                <w:rFonts w:ascii="宋体" w:eastAsia="宋体" w:hAnsi="宋体" w:hint="eastAsia"/>
+                <w:noProof/>
+                <w:webHidden/>
+              </w:rPr>
+              <w:fldChar w:fldCharType="separate"/>
+            </w:r>
+            <w:r>
+              <w:rPr>
+                <w:rFonts w:ascii="宋体" w:eastAsia="宋体" w:hAnsi="宋体" w:hint="eastAsia"/>
+                <w:noProof/>
+                <w:webHidden/>
+              </w:rPr>
+              <w:t>17</w:t>
+            </w:r>
+            <w:r>
+              <w:rPr>
+                <w:rFonts w:ascii="宋体" w:eastAsia="宋体" w:hAnsi="宋体" w:hint="eastAsia"/>
+                <w:noProof/>
+                <w:webHidden/>
+              </w:rPr>
+              <w:fldChar w:fldCharType="end"/>
+            </w:r>
+          </w:hyperlink>
+        </w:p>
+        <w:p>
+          <w:pPr>
+            <w:pStyle w:val="TOC3"/>
+            <w:tabs>
+              <w:tab w:val="right" w:leader="dot" w:pos="8296"/>
+            </w:tabs>
+            <w:rPr>
+              <w:rFonts w:ascii="宋体" w:eastAsia="宋体" w:hAnsi="宋体" w:hint="eastAsia"/>
+              <w:noProof/>
+              <w:sz w:val="22"/>
+              <w:szCs w:val="24"/>
+              <w14:ligatures w14:val="standardContextual"/>
+            </w:rPr>
+          </w:pPr>
+          <w:hyperlink w:anchor="_Toc229999821" w:history="1">
+            <w:r>
+              <w:rPr>
+                <w:rStyle w:val="a3"/>
+                <w:rFonts w:ascii="宋体" w:eastAsia="宋体" w:hAnsi="宋体"/>
+                <w:noProof/>
+              </w:rPr>
+              <w:t>（三）2030年气候与能源政策框架</w:t>
+            </w:r>
+            <w:r>
+              <w:rPr>
+                <w:rFonts w:ascii="宋体" w:eastAsia="宋体" w:hAnsi="宋体" w:hint="eastAsia"/>
+                <w:noProof/>
+                <w:webHidden/>
+              </w:rPr>
+              <w:tab/>
+            </w:r>
+            <w:r>
+              <w:rPr>
+                <w:rFonts w:ascii="宋体" w:eastAsia="宋体" w:hAnsi="宋体" w:hint="eastAsia"/>
+                <w:noProof/>
+                <w:webHidden/>
+              </w:rPr>
+              <w:fldChar w:fldCharType="begin"/>
+            </w:r>
+            <w:r>
+              <w:rPr>
+                <w:rFonts w:ascii="宋体" w:eastAsia="宋体" w:hAnsi="宋体" w:hint="eastAsia"/>
+                <w:noProof/>
+                <w:webHidden/>
+              </w:rPr>
+              <w:instrText xml:space="preserve"> </w:instrText>
+            </w:r>
+            <w:r>
+              <w:rPr>
+                <w:rFonts w:ascii="宋体" w:eastAsia="宋体" w:hAnsi="宋体"/>
+                <w:noProof/>
+                <w:webHidden/>
+              </w:rPr>
+              <w:instrText>PAGEREF _Toc229999821 \h</w:instrText>
+            </w:r>
+            <w:r>
+              <w:rPr>
+                <w:rFonts w:ascii="宋体" w:eastAsia="宋体" w:hAnsi="宋体" w:hint="eastAsia"/>
+                <w:noProof/>
+                <w:webHidden/>
+              </w:rPr>
+              <w:instrText xml:space="preserve"> </w:instrText>
+            </w:r>
+            <w:r>
+              <w:rPr>
+                <w:rFonts w:ascii="宋体" w:eastAsia="宋体" w:hAnsi="宋体" w:hint="eastAsia"/>
+                <w:noProof/>
+                <w:webHidden/>
+              </w:rPr>
+            </w:r>
+            <w:r>
+              <w:rPr>
+                <w:rFonts w:ascii="宋体" w:eastAsia="宋体" w:hAnsi="宋体" w:hint="eastAsia"/>
+                <w:noProof/>
+                <w:webHidden/>
+              </w:rPr>
+              <w:fldChar w:fldCharType="separate"/>
+            </w:r>
+            <w:r>
+              <w:rPr>
+                <w:rFonts w:ascii="宋体" w:eastAsia="宋体" w:hAnsi="宋体" w:hint="eastAsia"/>
+                <w:noProof/>
+                <w:webHidden/>
+              </w:rPr>
+              <w:t>18</w:t>
+            </w:r>
+            <w:r>
+              <w:rPr>
+                <w:rFonts w:ascii="宋体" w:eastAsia="宋体" w:hAnsi="宋体" w:hint="eastAsia"/>
+                <w:noProof/>
+                <w:webHidden/>
+              </w:rPr>
+              <w:fldChar w:fldCharType="end"/>
+            </w:r>
+          </w:hyperlink>
+        </w:p>
+        <w:p>
+          <w:pPr>
+            <w:pStyle w:val="TOC3"/>
+            <w:tabs>
+              <w:tab w:val="right" w:leader="dot" w:pos="8296"/>
+            </w:tabs>
+            <w:rPr>
+              <w:rFonts w:ascii="宋体" w:eastAsia="宋体" w:hAnsi="宋体" w:hint="eastAsia"/>
+              <w:noProof/>
+              <w:sz w:val="22"/>
+              <w:szCs w:val="24"/>
+              <w14:ligatures w14:val="standardContextual"/>
+            </w:rPr>
+          </w:pPr>
+          <w:hyperlink w:anchor="_Toc229999822" w:history="1">
+            <w:r>
+              <w:rPr>
+                <w:rStyle w:val="a3"/>
+                <w:rFonts w:ascii="宋体" w:eastAsia="宋体" w:hAnsi="宋体"/>
+                <w:noProof/>
+              </w:rPr>
+              <w:t>（四）2050年低碳经济路线图</w:t>
+            </w:r>
+            <w:r>
+              <w:rPr>
+                <w:rFonts w:ascii="宋体" w:eastAsia="宋体" w:hAnsi="宋体" w:hint="eastAsia"/>
+                <w:noProof/>
+                <w:webHidden/>
+              </w:rPr>
+              <w:tab/>
+            </w:r>
+            <w:r>
+              <w:rPr>
+                <w:rFonts w:ascii="宋体" w:eastAsia="宋体" w:hAnsi="宋体" w:hint="eastAsia"/>
+                <w:noProof/>
+                <w:webHidden/>
+              </w:rPr>
+              <w:fldChar w:fldCharType="begin"/>
+            </w:r>
+            <w:r>
+              <w:rPr>
+                <w:rFonts w:ascii="宋体" w:eastAsia="宋体" w:hAnsi="宋体" w:hint="eastAsia"/>
+                <w:noProof/>
+                <w:webHidden/>
+              </w:rPr>
+              <w:instrText xml:space="preserve"> </w:instrText>
+            </w:r>
+            <w:r>
+              <w:rPr>
+                <w:rFonts w:ascii="宋体" w:eastAsia="宋体" w:hAnsi="宋体"/>
+                <w:noProof/>
+                <w:webHidden/>
+              </w:rPr>
+              <w:instrText>PAGEREF _Toc229999822 \h</w:instrText>
+            </w:r>
+            <w:r>
+              <w:rPr>
+                <w:rFonts w:ascii="宋体" w:eastAsia="宋体" w:hAnsi="宋体" w:hint="eastAsia"/>
+                <w:noProof/>
+                <w:webHidden/>
+              </w:rPr>
+              <w:instrText xml:space="preserve"> </w:instrText>
+            </w:r>
+            <w:r>
+              <w:rPr>
+                <w:rFonts w:ascii="宋体" w:eastAsia="宋体" w:hAnsi="宋体" w:hint="eastAsia"/>
+                <w:noProof/>
+                <w:webHidden/>
+              </w:rPr>
+            </w:r>
+            <w:r>
+              <w:rPr>
+                <w:rFonts w:ascii="宋体" w:eastAsia="宋体" w:hAnsi="宋体" w:hint="eastAsia"/>
+                <w:noProof/>
+                <w:webHidden/>
+              </w:rPr>
+              <w:fldChar w:fldCharType="separate"/>
+            </w:r>
+            <w:r>
+              <w:rPr>
+                <w:rFonts w:ascii="宋体" w:eastAsia="宋体" w:hAnsi="宋体" w:hint="eastAsia"/>
+                <w:noProof/>
+                <w:webHidden/>
+              </w:rPr>
+              <w:t>18</w:t>
+            </w:r>
+            <w:r>
+              <w:rPr>
+                <w:rFonts w:ascii="宋体" w:eastAsia="宋体" w:hAnsi="宋体" w:hint="eastAsia"/>
+                <w:noProof/>
+                <w:webHidden/>
+              </w:rPr>
+              <w:fldChar w:fldCharType="end"/>
+            </w:r>
+          </w:hyperlink>
+        </w:p>
+        <w:p>
+          <w:pPr>
+            <w:pStyle w:val="TOC3"/>
+            <w:tabs>
+              <w:tab w:val="right" w:leader="dot" w:pos="8296"/>
+            </w:tabs>
+            <w:rPr>
+              <w:rFonts w:ascii="宋体" w:eastAsia="宋体" w:hAnsi="宋体" w:hint="eastAsia"/>
+              <w:noProof/>
+              <w:sz w:val="22"/>
+              <w:szCs w:val="24"/>
+              <w14:ligatures w14:val="standardContextual"/>
+            </w:rPr>
+          </w:pPr>
+          <w:hyperlink w:anchor="_Toc229999823" w:history="1">
+            <w:r>
+              <w:rPr>
+                <w:rStyle w:val="a3"/>
+                <w:rFonts w:ascii="宋体" w:eastAsia="宋体" w:hAnsi="宋体"/>
+                <w:noProof/>
+              </w:rPr>
+              <w:t>（五）《欧洲气候法》</w:t>
+            </w:r>
+            <w:r>
+              <w:rPr>
+                <w:rFonts w:ascii="宋体" w:eastAsia="宋体" w:hAnsi="宋体" w:hint="eastAsia"/>
+                <w:noProof/>
+                <w:webHidden/>
+              </w:rPr>
+              <w:tab/>
+            </w:r>
+            <w:r>
+              <w:rPr>
+                <w:rFonts w:ascii="宋体" w:eastAsia="宋体" w:hAnsi="宋体" w:hint="eastAsia"/>
+                <w:noProof/>
+                <w:webHidden/>
+              </w:rPr>
+              <w:fldChar w:fldCharType="begin"/>
+            </w:r>
+            <w:r>
+              <w:rPr>
+                <w:rFonts w:ascii="宋体" w:eastAsia="宋体" w:hAnsi="宋体" w:hint="eastAsia"/>
+                <w:noProof/>
+                <w:webHidden/>
+              </w:rPr>
+              <w:instrText xml:space="preserve"> </w:instrText>
+            </w:r>
+            <w:r>
+              <w:rPr>
+                <w:rFonts w:ascii="宋体" w:eastAsia="宋体" w:hAnsi="宋体"/>
+                <w:noProof/>
+                <w:webHidden/>
+              </w:rPr>
+              <w:instrText>PAGEREF _Toc229999823 \h</w:instrText>
+            </w:r>
+            <w:r>
+              <w:rPr>
+                <w:rFonts w:ascii="宋体" w:eastAsia="宋体" w:hAnsi="宋体" w:hint="eastAsia"/>
+                <w:noProof/>
+                <w:webHidden/>
+              </w:rPr>
+              <w:instrText xml:space="preserve"> </w:instrText>
+            </w:r>
+            <w:r>
+              <w:rPr>
+                <w:rFonts w:ascii="宋体" w:eastAsia="宋体" w:hAnsi="宋体" w:hint="eastAsia"/>
+                <w:noProof/>
+                <w:webHidden/>
+              </w:rPr>
+            </w:r>
+            <w:r>
+              <w:rPr>
+                <w:rFonts w:ascii="宋体" w:eastAsia="宋体" w:hAnsi="宋体" w:hint="eastAsia"/>
+                <w:noProof/>
+                <w:webHidden/>
+              </w:rPr>
+              <w:fldChar w:fldCharType="separate"/>
+            </w:r>
+            <w:r>
+              <w:rPr>
+                <w:rFonts w:ascii="宋体" w:eastAsia="宋体" w:hAnsi="宋体" w:hint="eastAsia"/>
+                <w:noProof/>
+                <w:webHidden/>
+              </w:rPr>
+              <w:t>18</w:t>
+            </w:r>
+            <w:r>
+              <w:rPr>
+                <w:rFonts w:ascii="宋体" w:eastAsia="宋体" w:hAnsi="宋体" w:hint="eastAsia"/>
+                <w:noProof/>
+                <w:webHidden/>
+              </w:rPr>
+              <w:fldChar w:fldCharType="end"/>
+            </w:r>
+          </w:hyperlink>
+        </w:p>
+        <w:p>
+          <w:pPr>
+            <w:pStyle w:val="TOC3"/>
+            <w:tabs>
+              <w:tab w:val="right" w:leader="dot" w:pos="8296"/>
+            </w:tabs>
+            <w:rPr>
+              <w:rFonts w:ascii="宋体" w:eastAsia="宋体" w:hAnsi="宋体" w:hint="eastAsia"/>
+              <w:noProof/>
+              <w:sz w:val="22"/>
+              <w:szCs w:val="24"/>
+              <w14:ligatures w14:val="standardContextual"/>
+            </w:rPr>
+          </w:pPr>
+          <w:hyperlink w:anchor="_Toc229999824" w:history="1">
+            <w:r>
+              <w:rPr>
+                <w:rStyle w:val="a3"/>
+                <w:rFonts w:ascii="宋体" w:eastAsia="宋体" w:hAnsi="宋体"/>
+                <w:noProof/>
+              </w:rPr>
+              <w:t>（六）欧盟面临巨大挑战</w:t>
+            </w:r>
+            <w:r>
+              <w:rPr>
+                <w:rFonts w:ascii="宋体" w:eastAsia="宋体" w:hAnsi="宋体" w:hint="eastAsia"/>
+                <w:noProof/>
+                <w:webHidden/>
+              </w:rPr>
+              <w:tab/>
+            </w:r>
+            <w:r>
+              <w:rPr>
+                <w:rFonts w:ascii="宋体" w:eastAsia="宋体" w:hAnsi="宋体" w:hint="eastAsia"/>
+                <w:noProof/>
+                <w:webHidden/>
+              </w:rPr>
+              <w:fldChar w:fldCharType="begin"/>
+            </w:r>
+            <w:r>
+              <w:rPr>
+                <w:rFonts w:ascii="宋体" w:eastAsia="宋体" w:hAnsi="宋体" w:hint="eastAsia"/>
+                <w:noProof/>
+                <w:webHidden/>
+              </w:rPr>
+              <w:instrText xml:space="preserve"> </w:instrText>
+            </w:r>
+            <w:r>
+              <w:rPr>
+                <w:rFonts w:ascii="宋体" w:eastAsia="宋体" w:hAnsi="宋体"/>
+                <w:noProof/>
+                <w:webHidden/>
+              </w:rPr>
+              <w:instrText>PAGEREF _Toc229999824 \h</w:instrText>
+            </w:r>
+            <w:r>
+              <w:rPr>
+                <w:rFonts w:ascii="宋体" w:eastAsia="宋体" w:hAnsi="宋体" w:hint="eastAsia"/>
+                <w:noProof/>
+                <w:webHidden/>
+              </w:rPr>
+              <w:instrText xml:space="preserve"> </w:instrText>
+            </w:r>
+            <w:r>
+              <w:rPr>
+                <w:rFonts w:ascii="宋体" w:eastAsia="宋体" w:hAnsi="宋体" w:hint="eastAsia"/>
+                <w:noProof/>
+                <w:webHidden/>
+              </w:rPr>
+            </w:r>
+            <w:r>
+              <w:rPr>
+                <w:rFonts w:ascii="宋体" w:eastAsia="宋体" w:hAnsi="宋体" w:hint="eastAsia"/>
+                <w:noProof/>
+                <w:webHidden/>
+              </w:rPr>
+              <w:fldChar w:fldCharType="separate"/>
+            </w:r>
+            <w:r>
+              <w:rPr>
+                <w:rFonts w:ascii="宋体" w:eastAsia="宋体" w:hAnsi="宋体" w:hint="eastAsia"/>
+                <w:noProof/>
+                <w:webHidden/>
+              </w:rPr>
+              <w:t>18</w:t>
+            </w:r>
+            <w:r>
+              <w:rPr>
+                <w:rFonts w:ascii="宋体" w:eastAsia="宋体" w:hAnsi="宋体" w:hint="eastAsia"/>
+                <w:noProof/>
+                <w:webHidden/>
+              </w:rPr>
+              <w:fldChar w:fldCharType="end"/>
+            </w:r>
+          </w:hyperlink>
+        </w:p>
+        <w:p>
+          <w:pPr>
+            <w:pStyle w:val="TOC2"/>
+            <w:tabs>
+              <w:tab w:val="right" w:leader="dot" w:pos="8296"/>
+            </w:tabs>
+            <w:rPr>
+              <w:rFonts w:ascii="宋体" w:eastAsia="宋体" w:hAnsi="宋体" w:hint="eastAsia"/>
+              <w:noProof/>
+              <w:sz w:val="22"/>
+              <w:szCs w:val="24"/>
+              <w14:ligatures w14:val="standardContextual"/>
+            </w:rPr>
+          </w:pPr>
+          <w:hyperlink w:anchor="_Toc229999825" w:history="1">
+            <w:r>
+              <w:rPr>
+                <w:rStyle w:val="a3"/>
+                <w:rFonts w:ascii="宋体" w:eastAsia="宋体" w:hAnsi="宋体"/>
+                <w:noProof/>
+              </w:rPr>
+              <w:t>四、影响欧盟领导力的因素</w:t>
+            </w:r>
+            <w:r>
+              <w:rPr>
+                <w:rFonts w:ascii="宋体" w:eastAsia="宋体" w:hAnsi="宋体" w:hint="eastAsia"/>
+                <w:noProof/>
+                <w:webHidden/>
+              </w:rPr>
+              <w:tab/>
+            </w:r>
+            <w:r>
+              <w:rPr>
+                <w:rFonts w:ascii="宋体" w:eastAsia="宋体" w:hAnsi="宋体" w:hint="eastAsia"/>
+                <w:noProof/>
+                <w:webHidden/>
+              </w:rPr>
+              <w:fldChar w:fldCharType="begin"/>
+            </w:r>
+            <w:r>
+              <w:rPr>
+                <w:rFonts w:ascii="宋体" w:eastAsia="宋体" w:hAnsi="宋体" w:hint="eastAsia"/>
+                <w:noProof/>
+                <w:webHidden/>
+              </w:rPr>
+              <w:instrText xml:space="preserve"> </w:instrText>
+            </w:r>
+            <w:r>
+              <w:rPr>
+                <w:rFonts w:ascii="宋体" w:eastAsia="宋体" w:hAnsi="宋体"/>
+                <w:noProof/>
+                <w:webHidden/>
+              </w:rPr>
+              <w:instrText>PAGEREF _Toc229999825 \h</w:instrText>
+            </w:r>
+            <w:r>
+              <w:rPr>
+                <w:rFonts w:ascii="宋体" w:eastAsia="宋体" w:hAnsi="宋体" w:hint="eastAsia"/>
+                <w:noProof/>
+                <w:webHidden/>
+              </w:rPr>
+              <w:instrText xml:space="preserve"> </w:instrText>
+            </w:r>
+            <w:r>
+              <w:rPr>
+                <w:rFonts w:ascii="宋体" w:eastAsia="宋体" w:hAnsi="宋体" w:hint="eastAsia"/>
+                <w:noProof/>
+                <w:webHidden/>
+              </w:rPr>
+            </w:r>
+            <w:r>
+              <w:rPr>
+                <w:rFonts w:ascii="宋体" w:eastAsia="宋体" w:hAnsi="宋体" w:hint="eastAsia"/>
+                <w:noProof/>
+                <w:webHidden/>
+              </w:rPr>
+              <w:fldChar w:fldCharType="separate"/>
+            </w:r>
+            <w:r>
+              <w:rPr>
+                <w:rFonts w:ascii="宋体" w:eastAsia="宋体" w:hAnsi="宋体" w:hint="eastAsia"/>
+                <w:noProof/>
+                <w:webHidden/>
+              </w:rPr>
+              <w:t>18</w:t>
+            </w:r>
+            <w:r>
+              <w:rPr>
+                <w:rFonts w:ascii="宋体" w:eastAsia="宋体" w:hAnsi="宋体" w:hint="eastAsia"/>
+                <w:noProof/>
+                <w:webHidden/>
+              </w:rPr>
+              <w:fldChar w:fldCharType="end"/>
+            </w:r>
+          </w:hyperlink>
+        </w:p>
+        <w:p>
+          <w:pPr>
+            <w:pStyle w:val="TOC1"/>
+            <w:tabs>
+              <w:tab w:val="right" w:leader="dot" w:pos="8296"/>
+            </w:tabs>
+            <w:rPr>
+              <w:rFonts w:ascii="宋体" w:eastAsia="宋体" w:hAnsi="宋体" w:hint="eastAsia"/>
+              <w:noProof/>
+              <w:sz w:val="22"/>
+              <w:szCs w:val="24"/>
+              <w14:ligatures w14:val="standardContextual"/>
+            </w:rPr>
+          </w:pPr>
+          <w:hyperlink w:anchor="_Toc229999826" w:history="1">
+            <w:r>
+              <w:rPr>
+                <w:rStyle w:val="a3"/>
+                <w:rFonts w:ascii="宋体" w:eastAsia="宋体" w:hAnsi="宋体"/>
+                <w:noProof/>
+              </w:rPr>
+              <w:t>第六讲 全球环境治理中的美国</w:t>
+            </w:r>
+            <w:r>
+              <w:rPr>
+                <w:rFonts w:ascii="宋体" w:eastAsia="宋体" w:hAnsi="宋体" w:hint="eastAsia"/>
+                <w:noProof/>
+                <w:webHidden/>
+              </w:rPr>
+              <w:tab/>
+            </w:r>
+            <w:r>
+              <w:rPr>
+                <w:rFonts w:ascii="宋体" w:eastAsia="宋体" w:hAnsi="宋体" w:hint="eastAsia"/>
+                <w:noProof/>
+                <w:webHidden/>
+              </w:rPr>
+              <w:fldChar w:fldCharType="begin"/>
+            </w:r>
+            <w:r>
+              <w:rPr>
+                <w:rFonts w:ascii="宋体" w:eastAsia="宋体" w:hAnsi="宋体" w:hint="eastAsia"/>
+                <w:noProof/>
+                <w:webHidden/>
+              </w:rPr>
+              <w:instrText xml:space="preserve"> </w:instrText>
+            </w:r>
+            <w:r>
+              <w:rPr>
+                <w:rFonts w:ascii="宋体" w:eastAsia="宋体" w:hAnsi="宋体"/>
+                <w:noProof/>
+                <w:webHidden/>
+              </w:rPr>
+              <w:instrText>PAGEREF _Toc229999826 \h</w:instrText>
+            </w:r>
+            <w:r>
+              <w:rPr>
+                <w:rFonts w:ascii="宋体" w:eastAsia="宋体" w:hAnsi="宋体" w:hint="eastAsia"/>
+                <w:noProof/>
+                <w:webHidden/>
+              </w:rPr>
+              <w:instrText xml:space="preserve"> </w:instrText>
+            </w:r>
+            <w:r>
+              <w:rPr>
+                <w:rFonts w:ascii="宋体" w:eastAsia="宋体" w:hAnsi="宋体" w:hint="eastAsia"/>
+                <w:noProof/>
+                <w:webHidden/>
+              </w:rPr>
+            </w:r>
+            <w:r>
+              <w:rPr>
+                <w:rFonts w:ascii="宋体" w:eastAsia="宋体" w:hAnsi="宋体" w:hint="eastAsia"/>
+                <w:noProof/>
+                <w:webHidden/>
+              </w:rPr>
+              <w:fldChar w:fldCharType="separate"/>
+            </w:r>
+            <w:r>
+              <w:rPr>
+                <w:rFonts w:ascii="宋体" w:eastAsia="宋体" w:hAnsi="宋体" w:hint="eastAsia"/>
+                <w:noProof/>
+                <w:webHidden/>
+              </w:rPr>
+              <w:t>19</w:t>
+            </w:r>
+            <w:r>
+              <w:rPr>
+                <w:rFonts w:ascii="宋体" w:eastAsia="宋体" w:hAnsi="宋体" w:hint="eastAsia"/>
+                <w:noProof/>
+                <w:webHidden/>
+              </w:rPr>
+              <w:fldChar w:fldCharType="end"/>
+            </w:r>
+          </w:hyperlink>
+        </w:p>
+        <w:p>
+          <w:pPr>
+            <w:pStyle w:val="TOC2"/>
+            <w:tabs>
+              <w:tab w:val="right" w:leader="dot" w:pos="8296"/>
+            </w:tabs>
+            <w:rPr>
+              <w:rFonts w:ascii="宋体" w:eastAsia="宋体" w:hAnsi="宋体" w:hint="eastAsia"/>
+              <w:noProof/>
+              <w:sz w:val="22"/>
+              <w:szCs w:val="24"/>
+              <w14:ligatures w14:val="standardContextual"/>
+            </w:rPr>
+          </w:pPr>
+          <w:hyperlink w:anchor="_Toc229999827" w:history="1">
+            <w:r>
+              <w:rPr>
+                <w:rStyle w:val="a3"/>
+                <w:rFonts w:ascii="宋体" w:eastAsia="宋体" w:hAnsi="宋体"/>
+                <w:noProof/>
+              </w:rPr>
+              <w:t>一、美国在全球环境治理中的角色</w:t>
+            </w:r>
+            <w:r>
+              <w:rPr>
+                <w:rFonts w:ascii="宋体" w:eastAsia="宋体" w:hAnsi="宋体" w:hint="eastAsia"/>
+                <w:noProof/>
+                <w:webHidden/>
+              </w:rPr>
+              <w:tab/>
+            </w:r>
+            <w:r>
+              <w:rPr>
+                <w:rFonts w:ascii="宋体" w:eastAsia="宋体" w:hAnsi="宋体" w:hint="eastAsia"/>
+                <w:noProof/>
+                <w:webHidden/>
+              </w:rPr>
+              <w:fldChar w:fldCharType="begin"/>
+            </w:r>
+            <w:r>
+              <w:rPr>
+                <w:rFonts w:ascii="宋体" w:eastAsia="宋体" w:hAnsi="宋体" w:hint="eastAsia"/>
+                <w:noProof/>
+                <w:webHidden/>
+              </w:rPr>
+              <w:instrText xml:space="preserve"> </w:instrText>
+            </w:r>
+            <w:r>
+              <w:rPr>
+                <w:rFonts w:ascii="宋体" w:eastAsia="宋体" w:hAnsi="宋体"/>
+                <w:noProof/>
+                <w:webHidden/>
+              </w:rPr>
+              <w:instrText>PAGEREF _Toc229999827 \h</w:instrText>
+            </w:r>
+            <w:r>
+              <w:rPr>
+                <w:rFonts w:ascii="宋体" w:eastAsia="宋体" w:hAnsi="宋体" w:hint="eastAsia"/>
+                <w:noProof/>
+                <w:webHidden/>
+              </w:rPr>
+              <w:instrText xml:space="preserve"> </w:instrText>
+            </w:r>
+            <w:r>
+              <w:rPr>
+                <w:rFonts w:ascii="宋体" w:eastAsia="宋体" w:hAnsi="宋体" w:hint="eastAsia"/>
+                <w:noProof/>
+                <w:webHidden/>
+              </w:rPr>
+            </w:r>
+            <w:r>
+              <w:rPr>
+                <w:rFonts w:ascii="宋体" w:eastAsia="宋体" w:hAnsi="宋体" w:hint="eastAsia"/>
+                <w:noProof/>
+                <w:webHidden/>
+              </w:rPr>
+              <w:fldChar w:fldCharType="separate"/>
+            </w:r>
+            <w:r>
+              <w:rPr>
+                <w:rFonts w:ascii="宋体" w:eastAsia="宋体" w:hAnsi="宋体" w:hint="eastAsia"/>
+                <w:noProof/>
+                <w:webHidden/>
+              </w:rPr>
+              <w:t>19</w:t>
+            </w:r>
+            <w:r>
+              <w:rPr>
+                <w:rFonts w:ascii="宋体" w:eastAsia="宋体" w:hAnsi="宋体" w:hint="eastAsia"/>
+                <w:noProof/>
+                <w:webHidden/>
+              </w:rPr>
+              <w:fldChar w:fldCharType="end"/>
+            </w:r>
+          </w:hyperlink>
+        </w:p>
+        <w:p>
+          <w:pPr>
+            <w:pStyle w:val="TOC2"/>
+            <w:tabs>
+              <w:tab w:val="right" w:leader="dot" w:pos="8296"/>
+            </w:tabs>
+            <w:rPr>
+              <w:rFonts w:ascii="宋体" w:eastAsia="宋体" w:hAnsi="宋体" w:hint="eastAsia"/>
+              <w:noProof/>
+              <w:sz w:val="22"/>
+              <w:szCs w:val="24"/>
+              <w14:ligatures w14:val="standardContextual"/>
+            </w:rPr>
+          </w:pPr>
+          <w:hyperlink w:anchor="_Toc229999828" w:history="1">
+            <w:r>
+              <w:rPr>
+                <w:rStyle w:val="a3"/>
+                <w:rFonts w:ascii="宋体" w:eastAsia="宋体" w:hAnsi="宋体"/>
+                <w:noProof/>
+              </w:rPr>
+              <w:t>二、美国与全球气候变化治理</w:t>
+            </w:r>
+            <w:r>
+              <w:rPr>
+                <w:rFonts w:ascii="宋体" w:eastAsia="宋体" w:hAnsi="宋体" w:hint="eastAsia"/>
+                <w:noProof/>
+                <w:webHidden/>
+              </w:rPr>
+              <w:tab/>
+            </w:r>
+            <w:r>
+              <w:rPr>
+                <w:rFonts w:ascii="宋体" w:eastAsia="宋体" w:hAnsi="宋体" w:hint="eastAsia"/>
+                <w:noProof/>
+                <w:webHidden/>
+              </w:rPr>
+              <w:fldChar w:fldCharType="begin"/>
+            </w:r>
+            <w:r>
+              <w:rPr>
+                <w:rFonts w:ascii="宋体" w:eastAsia="宋体" w:hAnsi="宋体" w:hint="eastAsia"/>
+                <w:noProof/>
+                <w:webHidden/>
+              </w:rPr>
+              <w:instrText xml:space="preserve"> </w:instrText>
+            </w:r>
+            <w:r>
+              <w:rPr>
+                <w:rFonts w:ascii="宋体" w:eastAsia="宋体" w:hAnsi="宋体"/>
+                <w:noProof/>
+                <w:webHidden/>
+              </w:rPr>
+              <w:instrText>PAGEREF _Toc229999828 \h</w:instrText>
+            </w:r>
+            <w:r>
+              <w:rPr>
+                <w:rFonts w:ascii="宋体" w:eastAsia="宋体" w:hAnsi="宋体" w:hint="eastAsia"/>
+                <w:noProof/>
+                <w:webHidden/>
+              </w:rPr>
+              <w:instrText xml:space="preserve"> </w:instrText>
+            </w:r>
+            <w:r>
+              <w:rPr>
+                <w:rFonts w:ascii="宋体" w:eastAsia="宋体" w:hAnsi="宋体" w:hint="eastAsia"/>
+                <w:noProof/>
+                <w:webHidden/>
+              </w:rPr>
+            </w:r>
+            <w:r>
+              <w:rPr>
+                <w:rFonts w:ascii="宋体" w:eastAsia="宋体" w:hAnsi="宋体" w:hint="eastAsia"/>
+                <w:noProof/>
+                <w:webHidden/>
+              </w:rPr>
+              <w:fldChar w:fldCharType="separate"/>
+            </w:r>
+            <w:r>
+              <w:rPr>
+                <w:rFonts w:ascii="宋体" w:eastAsia="宋体" w:hAnsi="宋体" w:hint="eastAsia"/>
+                <w:noProof/>
+                <w:webHidden/>
+              </w:rPr>
+              <w:t>19</w:t>
+            </w:r>
+            <w:r>
+              <w:rPr>
+                <w:rFonts w:ascii="宋体" w:eastAsia="宋体" w:hAnsi="宋体" w:hint="eastAsia"/>
+                <w:noProof/>
+                <w:webHidden/>
+              </w:rPr>
+              <w:fldChar w:fldCharType="end"/>
+            </w:r>
+          </w:hyperlink>
+        </w:p>
+        <w:p>
+          <w:pPr>
+            <w:pStyle w:val="TOC2"/>
+            <w:tabs>
+              <w:tab w:val="right" w:leader="dot" w:pos="8296"/>
+            </w:tabs>
+            <w:rPr>
+              <w:rFonts w:ascii="宋体" w:eastAsia="宋体" w:hAnsi="宋体" w:hint="eastAsia"/>
+              <w:noProof/>
+              <w:sz w:val="22"/>
+              <w:szCs w:val="24"/>
+              <w14:ligatures w14:val="standardContextual"/>
+            </w:rPr>
+          </w:pPr>
+          <w:hyperlink w:anchor="_Toc229999829" w:history="1">
+            <w:r>
+              <w:rPr>
+                <w:rStyle w:val="a3"/>
+                <w:rFonts w:ascii="宋体" w:eastAsia="宋体" w:hAnsi="宋体"/>
+                <w:noProof/>
+              </w:rPr>
+              <w:t>三、影响美国参与全球环境治理的因素</w:t>
+            </w:r>
+            <w:r>
+              <w:rPr>
+                <w:rFonts w:ascii="宋体" w:eastAsia="宋体" w:hAnsi="宋体" w:hint="eastAsia"/>
+                <w:noProof/>
+                <w:webHidden/>
+              </w:rPr>
+              <w:tab/>
+            </w:r>
+            <w:r>
+              <w:rPr>
+                <w:rFonts w:ascii="宋体" w:eastAsia="宋体" w:hAnsi="宋体" w:hint="eastAsia"/>
+                <w:noProof/>
+                <w:webHidden/>
+              </w:rPr>
+              <w:fldChar w:fldCharType="begin"/>
+            </w:r>
+            <w:r>
+              <w:rPr>
+                <w:rFonts w:ascii="宋体" w:eastAsia="宋体" w:hAnsi="宋体" w:hint="eastAsia"/>
+                <w:noProof/>
+                <w:webHidden/>
+              </w:rPr>
+              <w:instrText xml:space="preserve"> </w:instrText>
+            </w:r>
+            <w:r>
+              <w:rPr>
+                <w:rFonts w:ascii="宋体" w:eastAsia="宋体" w:hAnsi="宋体"/>
+                <w:noProof/>
+                <w:webHidden/>
+              </w:rPr>
+              <w:instrText>PAGEREF _Toc229999829 \h</w:instrText>
+            </w:r>
+            <w:r>
+              <w:rPr>
+                <w:rFonts w:ascii="宋体" w:eastAsia="宋体" w:hAnsi="宋体" w:hint="eastAsia"/>
+                <w:noProof/>
+                <w:webHidden/>
+              </w:rPr>
+              <w:instrText xml:space="preserve"> </w:instrText>
+            </w:r>
+            <w:r>
+              <w:rPr>
+                <w:rFonts w:ascii="宋体" w:eastAsia="宋体" w:hAnsi="宋体" w:hint="eastAsia"/>
+                <w:noProof/>
+                <w:webHidden/>
+              </w:rPr>
+            </w:r>
+            <w:r>
+              <w:rPr>
+                <w:rFonts w:ascii="宋体" w:eastAsia="宋体" w:hAnsi="宋体" w:hint="eastAsia"/>
+                <w:noProof/>
+                <w:webHidden/>
+              </w:rPr>
+              <w:fldChar w:fldCharType="separate"/>
+            </w:r>
+            <w:r>
+              <w:rPr>
+                <w:rFonts w:ascii="宋体" w:eastAsia="宋体" w:hAnsi="宋体" w:hint="eastAsia"/>
+                <w:noProof/>
+                <w:webHidden/>
+              </w:rPr>
+              <w:t>20</w:t>
+            </w:r>
+            <w:r>
+              <w:rPr>
+                <w:rFonts w:ascii="宋体" w:eastAsia="宋体" w:hAnsi="宋体" w:hint="eastAsia"/>
+                <w:noProof/>
+                <w:webHidden/>
+              </w:rPr>
+              <w:fldChar w:fldCharType="end"/>
+            </w:r>
+          </w:hyperlink>
+        </w:p>
+        <w:p>
+          <w:pPr>
+            <w:pStyle w:val="TOC3"/>
+            <w:tabs>
+              <w:tab w:val="right" w:leader="dot" w:pos="8296"/>
+            </w:tabs>
+            <w:rPr>
+              <w:rFonts w:ascii="宋体" w:eastAsia="宋体" w:hAnsi="宋体" w:hint="eastAsia"/>
+              <w:noProof/>
+              <w:sz w:val="22"/>
+              <w:szCs w:val="24"/>
+              <w14:ligatures w14:val="standardContextual"/>
+            </w:rPr>
+          </w:pPr>
+          <w:hyperlink w:anchor="_Toc229999830" w:history="1">
+            <w:r>
+              <w:rPr>
+                <w:rStyle w:val="a3"/>
+                <w:rFonts w:ascii="宋体" w:eastAsia="宋体" w:hAnsi="宋体"/>
+                <w:noProof/>
+              </w:rPr>
+              <w:t>（一）美国国内政治因素的影响</w:t>
+            </w:r>
+            <w:r>
+              <w:rPr>
+                <w:rFonts w:ascii="宋体" w:eastAsia="宋体" w:hAnsi="宋体" w:hint="eastAsia"/>
+                <w:noProof/>
+                <w:webHidden/>
+              </w:rPr>
+              <w:tab/>
+            </w:r>
+            <w:r>
+              <w:rPr>
+                <w:rFonts w:ascii="宋体" w:eastAsia="宋体" w:hAnsi="宋体" w:hint="eastAsia"/>
+                <w:noProof/>
+                <w:webHidden/>
+              </w:rPr>
+              <w:fldChar w:fldCharType="begin"/>
+            </w:r>
+            <w:r>
+              <w:rPr>
+                <w:rFonts w:ascii="宋体" w:eastAsia="宋体" w:hAnsi="宋体" w:hint="eastAsia"/>
+                <w:noProof/>
+                <w:webHidden/>
+              </w:rPr>
+              <w:instrText xml:space="preserve"> </w:instrText>
+            </w:r>
+            <w:r>
+              <w:rPr>
+                <w:rFonts w:ascii="宋体" w:eastAsia="宋体" w:hAnsi="宋体"/>
+                <w:noProof/>
+                <w:webHidden/>
+              </w:rPr>
+              <w:instrText>PAGEREF _Toc229999830 \h</w:instrText>
+            </w:r>
+            <w:r>
+              <w:rPr>
+                <w:rFonts w:ascii="宋体" w:eastAsia="宋体" w:hAnsi="宋体" w:hint="eastAsia"/>
+                <w:noProof/>
+                <w:webHidden/>
+              </w:rPr>
+              <w:instrText xml:space="preserve"> </w:instrText>
+            </w:r>
+            <w:r>
+              <w:rPr>
+                <w:rFonts w:ascii="宋体" w:eastAsia="宋体" w:hAnsi="宋体" w:hint="eastAsia"/>
+                <w:noProof/>
+                <w:webHidden/>
+              </w:rPr>
+            </w:r>
+            <w:r>
+              <w:rPr>
+                <w:rFonts w:ascii="宋体" w:eastAsia="宋体" w:hAnsi="宋体" w:hint="eastAsia"/>
+                <w:noProof/>
+                <w:webHidden/>
+              </w:rPr>
+              <w:fldChar w:fldCharType="separate"/>
+            </w:r>
+            <w:r>
+              <w:rPr>
+                <w:rFonts w:ascii="宋体" w:eastAsia="宋体" w:hAnsi="宋体" w:hint="eastAsia"/>
+                <w:noProof/>
+                <w:webHidden/>
+              </w:rPr>
+              <w:t>20</w:t>
+            </w:r>
+            <w:r>
+              <w:rPr>
+                <w:rFonts w:ascii="宋体" w:eastAsia="宋体" w:hAnsi="宋体" w:hint="eastAsia"/>
+                <w:noProof/>
+                <w:webHidden/>
+              </w:rPr>
+              <w:fldChar w:fldCharType="end"/>
+            </w:r>
+          </w:hyperlink>
+        </w:p>
+        <w:p>
+          <w:pPr>
+            <w:pStyle w:val="TOC3"/>
+            <w:tabs>
+              <w:tab w:val="right" w:leader="dot" w:pos="8296"/>
+            </w:tabs>
+            <w:rPr>
+              <w:rFonts w:ascii="宋体" w:eastAsia="宋体" w:hAnsi="宋体" w:hint="eastAsia"/>
+              <w:noProof/>
+              <w:sz w:val="22"/>
+              <w:szCs w:val="24"/>
+              <w14:ligatures w14:val="standardContextual"/>
+            </w:rPr>
+          </w:pPr>
+          <w:hyperlink w:anchor="_Toc229999831" w:history="1">
+            <w:r>
+              <w:rPr>
+                <w:rStyle w:val="a3"/>
+                <w:rFonts w:ascii="宋体" w:eastAsia="宋体" w:hAnsi="宋体"/>
+                <w:noProof/>
+              </w:rPr>
+              <w:t>（二）双层博弈模式的分析</w:t>
+            </w:r>
+            <w:r>
+              <w:rPr>
+                <w:rFonts w:ascii="宋体" w:eastAsia="宋体" w:hAnsi="宋体" w:hint="eastAsia"/>
+                <w:noProof/>
+                <w:webHidden/>
+              </w:rPr>
+              <w:tab/>
+            </w:r>
+            <w:r>
+              <w:rPr>
+                <w:rFonts w:ascii="宋体" w:eastAsia="宋体" w:hAnsi="宋体" w:hint="eastAsia"/>
+                <w:noProof/>
+                <w:webHidden/>
+              </w:rPr>
+              <w:fldChar w:fldCharType="begin"/>
+            </w:r>
+            <w:r>
+              <w:rPr>
+                <w:rFonts w:ascii="宋体" w:eastAsia="宋体" w:hAnsi="宋体" w:hint="eastAsia"/>
+                <w:noProof/>
+                <w:webHidden/>
+              </w:rPr>
+              <w:instrText xml:space="preserve"> </w:instrText>
+            </w:r>
+            <w:r>
+              <w:rPr>
+                <w:rFonts w:ascii="宋体" w:eastAsia="宋体" w:hAnsi="宋体"/>
+                <w:noProof/>
+                <w:webHidden/>
+              </w:rPr>
+              <w:instrText>PAGEREF _Toc229999831 \h</w:instrText>
+            </w:r>
+            <w:r>
+              <w:rPr>
+                <w:rFonts w:ascii="宋体" w:eastAsia="宋体" w:hAnsi="宋体" w:hint="eastAsia"/>
+                <w:noProof/>
+                <w:webHidden/>
+              </w:rPr>
+              <w:instrText xml:space="preserve"> </w:instrText>
+            </w:r>
+            <w:r>
+              <w:rPr>
+                <w:rFonts w:ascii="宋体" w:eastAsia="宋体" w:hAnsi="宋体" w:hint="eastAsia"/>
+                <w:noProof/>
+                <w:webHidden/>
+              </w:rPr>
+            </w:r>
+            <w:r>
+              <w:rPr>
+                <w:rFonts w:ascii="宋体" w:eastAsia="宋体" w:hAnsi="宋体" w:hint="eastAsia"/>
+                <w:noProof/>
+                <w:webHidden/>
+              </w:rPr>
+              <w:fldChar w:fldCharType="separate"/>
+            </w:r>
+            <w:r>
+              <w:rPr>
+                <w:rFonts w:ascii="宋体" w:eastAsia="宋体" w:hAnsi="宋体" w:hint="eastAsia"/>
+                <w:noProof/>
+                <w:webHidden/>
+              </w:rPr>
+              <w:t>20</w:t>
+            </w:r>
+            <w:r>
+              <w:rPr>
+                <w:rFonts w:ascii="宋体" w:eastAsia="宋体" w:hAnsi="宋体" w:hint="eastAsia"/>
+                <w:noProof/>
+                <w:webHidden/>
+              </w:rPr>
+              <w:fldChar w:fldCharType="end"/>
+            </w:r>
+          </w:hyperlink>
+        </w:p>
+        <w:p>
+          <w:pPr>
+            <w:pStyle w:val="TOC3"/>
+            <w:tabs>
+              <w:tab w:val="right" w:leader="dot" w:pos="8296"/>
+            </w:tabs>
+            <w:rPr>
+              <w:rFonts w:ascii="宋体" w:eastAsia="宋体" w:hAnsi="宋体" w:hint="eastAsia"/>
+              <w:noProof/>
+              <w:sz w:val="22"/>
+              <w:szCs w:val="24"/>
+              <w14:ligatures w14:val="standardContextual"/>
+            </w:rPr>
+          </w:pPr>
+          <w:hyperlink w:anchor="_Toc229999832" w:history="1">
+            <w:r>
+              <w:rPr>
+                <w:rStyle w:val="a3"/>
+                <w:rFonts w:ascii="宋体" w:eastAsia="宋体" w:hAnsi="宋体"/>
+                <w:noProof/>
+              </w:rPr>
+              <w:t>（三）多边主义还是单边主义：美国的选择</w:t>
+            </w:r>
+            <w:r>
+              <w:rPr>
+                <w:rFonts w:ascii="宋体" w:eastAsia="宋体" w:hAnsi="宋体" w:hint="eastAsia"/>
+                <w:noProof/>
+                <w:webHidden/>
+              </w:rPr>
+              <w:tab/>
+            </w:r>
+            <w:r>
+              <w:rPr>
+                <w:rFonts w:ascii="宋体" w:eastAsia="宋体" w:hAnsi="宋体" w:hint="eastAsia"/>
+                <w:noProof/>
+                <w:webHidden/>
+              </w:rPr>
+              <w:fldChar w:fldCharType="begin"/>
+            </w:r>
+            <w:r>
+              <w:rPr>
+                <w:rFonts w:ascii="宋体" w:eastAsia="宋体" w:hAnsi="宋体" w:hint="eastAsia"/>
+                <w:noProof/>
+                <w:webHidden/>
+              </w:rPr>
+              <w:instrText xml:space="preserve"> </w:instrText>
+            </w:r>
+            <w:r>
+              <w:rPr>
+                <w:rFonts w:ascii="宋体" w:eastAsia="宋体" w:hAnsi="宋体"/>
+                <w:noProof/>
+                <w:webHidden/>
+              </w:rPr>
+              <w:instrText>PAGEREF _Toc229999832 \h</w:instrText>
+            </w:r>
+            <w:r>
+              <w:rPr>
+                <w:rFonts w:ascii="宋体" w:eastAsia="宋体" w:hAnsi="宋体" w:hint="eastAsia"/>
+                <w:noProof/>
+                <w:webHidden/>
+              </w:rPr>
+              <w:instrText xml:space="preserve"> </w:instrText>
+            </w:r>
+            <w:r>
+              <w:rPr>
+                <w:rFonts w:ascii="宋体" w:eastAsia="宋体" w:hAnsi="宋体" w:hint="eastAsia"/>
+                <w:noProof/>
+                <w:webHidden/>
+              </w:rPr>
+            </w:r>
+            <w:r>
+              <w:rPr>
+                <w:rFonts w:ascii="宋体" w:eastAsia="宋体" w:hAnsi="宋体" w:hint="eastAsia"/>
+                <w:noProof/>
+                <w:webHidden/>
+              </w:rPr>
+              <w:fldChar w:fldCharType="separate"/>
+            </w:r>
+            <w:r>
+              <w:rPr>
+                <w:rFonts w:ascii="宋体" w:eastAsia="宋体" w:hAnsi="宋体" w:hint="eastAsia"/>
+                <w:noProof/>
+                <w:webHidden/>
+              </w:rPr>
+              <w:t>21</w:t>
             </w:r>
             <w:r>
               <w:rPr>
@@ -4199,7 +5639,7 @@
       <w:pPr>
         <w:pStyle w:val="a9"/>
       </w:pPr>
-      <w:bookmarkStart w:id="0" w:name="_Toc228185436"/>
+      <w:bookmarkStart w:id="0" w:name="_Toc229999777"/>
       <w:r>
         <w:rPr>
           <w:rFonts w:hint="eastAsia"/>
@@ -4283,7 +5723,7 @@
       <w:pPr>
         <w:pStyle w:val="ac"/>
       </w:pPr>
-      <w:bookmarkStart w:id="1" w:name="_Toc228185437"/>
+      <w:bookmarkStart w:id="1" w:name="_Toc229999778"/>
       <w:r>
         <w:rPr>
           <w:rFonts w:hint="eastAsia"/>
@@ -5000,7 +6440,7 @@
       <w:pPr>
         <w:pStyle w:val="ac"/>
       </w:pPr>
-      <w:bookmarkStart w:id="2" w:name="_Toc228185438"/>
+      <w:bookmarkStart w:id="2" w:name="_Toc229999779"/>
       <w:r>
         <w:rPr>
           <w:rFonts w:hint="eastAsia"/>
@@ -5013,7 +6453,7 @@
       <w:pPr>
         <w:pStyle w:val="ae"/>
       </w:pPr>
-      <w:bookmarkStart w:id="3" w:name="_Toc228185439"/>
+      <w:bookmarkStart w:id="3" w:name="_Toc229999780"/>
       <w:r>
         <w:rPr>
           <w:rFonts w:hint="eastAsia"/>
@@ -5052,7 +6492,7 @@
       <w:pPr>
         <w:pStyle w:val="ae"/>
       </w:pPr>
-      <w:bookmarkStart w:id="4" w:name="_Toc228185440"/>
+      <w:bookmarkStart w:id="4" w:name="_Toc229999781"/>
       <w:r>
         <w:rPr>
           <w:rFonts w:hint="eastAsia"/>
@@ -5186,7 +6626,7 @@
       <w:pPr>
         <w:pStyle w:val="ae"/>
       </w:pPr>
-      <w:bookmarkStart w:id="5" w:name="_Toc228185441"/>
+      <w:bookmarkStart w:id="5" w:name="_Toc229999782"/>
       <w:r>
         <w:rPr>
           <w:rFonts w:hint="eastAsia"/>
@@ -5271,7 +6711,7 @@
       <w:pPr>
         <w:pStyle w:val="ae"/>
       </w:pPr>
-      <w:bookmarkStart w:id="6" w:name="_Toc228185442"/>
+      <w:bookmarkStart w:id="6" w:name="_Toc229999783"/>
       <w:r>
         <w:rPr>
           <w:rFonts w:hint="eastAsia"/>
@@ -5317,7 +6757,7 @@
       <w:pPr>
         <w:pStyle w:val="a9"/>
       </w:pPr>
-      <w:bookmarkStart w:id="7" w:name="_Toc228185443"/>
+      <w:bookmarkStart w:id="7" w:name="_Toc229999784"/>
       <w:r>
         <w:rPr>
           <w:rFonts w:hint="eastAsia"/>
@@ -5361,7 +6801,7 @@
       <w:pPr>
         <w:pStyle w:val="ac"/>
       </w:pPr>
-      <w:bookmarkStart w:id="8" w:name="_Toc228185444"/>
+      <w:bookmarkStart w:id="8" w:name="_Toc229999785"/>
       <w:r>
         <w:rPr>
           <w:rFonts w:hint="eastAsia"/>
@@ -5374,7 +6814,7 @@
       <w:pPr>
         <w:pStyle w:val="ae"/>
       </w:pPr>
-      <w:bookmarkStart w:id="9" w:name="_Toc228185445"/>
+      <w:bookmarkStart w:id="9" w:name="_Toc229999786"/>
       <w:r>
         <w:rPr>
           <w:rFonts w:hint="eastAsia"/>
@@ -5473,7 +6913,7 @@
       <w:pPr>
         <w:pStyle w:val="ae"/>
       </w:pPr>
-      <w:bookmarkStart w:id="10" w:name="_Toc228185446"/>
+      <w:bookmarkStart w:id="10" w:name="_Toc229999787"/>
       <w:r>
         <w:rPr>
           <w:rFonts w:hint="eastAsia"/>
@@ -5856,7 +7296,7 @@
       <w:pPr>
         <w:pStyle w:val="ac"/>
       </w:pPr>
-      <w:bookmarkStart w:id="11" w:name="_Toc228185447"/>
+      <w:bookmarkStart w:id="11" w:name="_Toc229999788"/>
       <w:r>
         <w:rPr>
           <w:rFonts w:hint="eastAsia"/>
@@ -6025,7 +7465,7 @@
       <w:pPr>
         <w:pStyle w:val="ae"/>
       </w:pPr>
-      <w:bookmarkStart w:id="12" w:name="_Toc228185448"/>
+      <w:bookmarkStart w:id="12" w:name="_Toc229999789"/>
       <w:r>
         <w:rPr>
           <w:rFonts w:hint="eastAsia"/>
@@ -6059,7 +7499,7 @@
       <w:pPr>
         <w:pStyle w:val="ae"/>
       </w:pPr>
-      <w:bookmarkStart w:id="13" w:name="_Toc228185449"/>
+      <w:bookmarkStart w:id="13" w:name="_Toc229999790"/>
       <w:r>
         <w:rPr>
           <w:rFonts w:hint="eastAsia"/>
@@ -6288,7 +7728,7 @@
       <w:pPr>
         <w:pStyle w:val="ac"/>
       </w:pPr>
-      <w:bookmarkStart w:id="14" w:name="_Toc228185450"/>
+      <w:bookmarkStart w:id="14" w:name="_Toc229999791"/>
       <w:r>
         <w:rPr>
           <w:rFonts w:hint="eastAsia"/>
@@ -6302,7 +7742,7 @@
       <w:pPr>
         <w:pStyle w:val="ae"/>
       </w:pPr>
-      <w:bookmarkStart w:id="15" w:name="_Toc228185451"/>
+      <w:bookmarkStart w:id="15" w:name="_Toc229999792"/>
       <w:r>
         <w:rPr>
           <w:rFonts w:hint="eastAsia"/>
@@ -6427,7 +7867,7 @@
       <w:pPr>
         <w:pStyle w:val="ae"/>
       </w:pPr>
-      <w:bookmarkStart w:id="16" w:name="_Toc228185452"/>
+      <w:bookmarkStart w:id="16" w:name="_Toc229999793"/>
       <w:r>
         <w:rPr>
           <w:rFonts w:hint="eastAsia"/>
@@ -6663,7 +8103,7 @@
       <w:pPr>
         <w:pStyle w:val="a9"/>
       </w:pPr>
-      <w:bookmarkStart w:id="17" w:name="_Toc228185453"/>
+      <w:bookmarkStart w:id="17" w:name="_Toc229999794"/>
       <w:r>
         <w:rPr>
           <w:rFonts w:hint="eastAsia"/>
@@ -6713,7 +8153,7 @@
       <w:pPr>
         <w:pStyle w:val="ac"/>
       </w:pPr>
-      <w:bookmarkStart w:id="18" w:name="_Toc228185454"/>
+      <w:bookmarkStart w:id="18" w:name="_Toc229999795"/>
       <w:r>
         <w:rPr>
           <w:rFonts w:hint="eastAsia"/>
@@ -6726,7 +8166,7 @@
       <w:pPr>
         <w:pStyle w:val="ae"/>
       </w:pPr>
-      <w:bookmarkStart w:id="19" w:name="_Toc228185455"/>
+      <w:bookmarkStart w:id="19" w:name="_Toc229999796"/>
       <w:r>
         <w:rPr>
           <w:rFonts w:hint="eastAsia"/>
@@ -7551,7 +8991,7 @@
       <w:pPr>
         <w:pStyle w:val="ae"/>
       </w:pPr>
-      <w:bookmarkStart w:id="20" w:name="_Toc228185456"/>
+      <w:bookmarkStart w:id="20" w:name="_Toc229999797"/>
       <w:r>
         <w:rPr>
           <w:rFonts w:hint="eastAsia"/>
@@ -8078,7 +9518,7 @@
       <w:pPr>
         <w:pStyle w:val="ae"/>
       </w:pPr>
-      <w:bookmarkStart w:id="21" w:name="_Toc228185457"/>
+      <w:bookmarkStart w:id="21" w:name="_Toc229999798"/>
       <w:r>
         <w:rPr>
           <w:rFonts w:hint="eastAsia"/>
@@ -8155,7 +9595,7 @@
       <w:pPr>
         <w:pStyle w:val="ae"/>
       </w:pPr>
-      <w:bookmarkStart w:id="22" w:name="_Toc228185458"/>
+      <w:bookmarkStart w:id="22" w:name="_Toc229999799"/>
       <w:r>
         <w:rPr>
           <w:rFonts w:hint="eastAsia"/>
@@ -8195,7 +9635,7 @@
       <w:pPr>
         <w:pStyle w:val="ac"/>
       </w:pPr>
-      <w:bookmarkStart w:id="23" w:name="_Toc228185459"/>
+      <w:bookmarkStart w:id="23" w:name="_Toc229999800"/>
       <w:r>
         <w:rPr>
           <w:rFonts w:hint="eastAsia"/>
@@ -8269,7 +9709,7 @@
       <w:pPr>
         <w:pStyle w:val="ae"/>
       </w:pPr>
-      <w:bookmarkStart w:id="24" w:name="_Toc228185460"/>
+      <w:bookmarkStart w:id="24" w:name="_Toc229999801"/>
       <w:r>
         <w:rPr>
           <w:rFonts w:hint="eastAsia"/>
@@ -8538,7 +9978,7 @@
       <w:pPr>
         <w:pStyle w:val="ae"/>
       </w:pPr>
-      <w:bookmarkStart w:id="25" w:name="_Toc228185461"/>
+      <w:bookmarkStart w:id="25" w:name="_Toc229999802"/>
       <w:r>
         <w:rPr>
           <w:rFonts w:hint="eastAsia"/>
@@ -8647,7 +10087,7 @@
       <w:pPr>
         <w:pStyle w:val="ac"/>
       </w:pPr>
-      <w:bookmarkStart w:id="26" w:name="_Toc228185462"/>
+      <w:bookmarkStart w:id="26" w:name="_Toc229999803"/>
       <w:r>
         <w:rPr>
           <w:rFonts w:hint="eastAsia"/>
@@ -8750,7 +10190,7 @@
       <w:pPr>
         <w:pStyle w:val="a9"/>
       </w:pPr>
-      <w:bookmarkStart w:id="27" w:name="_Toc228185463"/>
+      <w:bookmarkStart w:id="27" w:name="_Toc229999804"/>
       <w:r>
         <w:rPr>
           <w:rFonts w:hint="eastAsia"/>
@@ -8776,9 +10216,6 @@
         <w:pStyle w:val="aa"/>
         <w:spacing w:before="78" w:after="78"/>
         <w:jc w:val="center"/>
-        <w:rPr>
-          <w:rFonts w:hint="eastAsia"/>
-        </w:rPr>
       </w:pPr>
       <w:r>
         <w:rPr>
@@ -8803,7 +10240,7 @@
       <w:pPr>
         <w:pStyle w:val="ac"/>
       </w:pPr>
-      <w:bookmarkStart w:id="28" w:name="_Toc228185464"/>
+      <w:bookmarkStart w:id="28" w:name="_Toc229999805"/>
       <w:r>
         <w:rPr>
           <w:rFonts w:hint="eastAsia"/>
@@ -8908,7 +10345,7 @@
       <w:pPr>
         <w:pStyle w:val="ac"/>
       </w:pPr>
-      <w:bookmarkStart w:id="29" w:name="_Toc228185465"/>
+      <w:bookmarkStart w:id="29" w:name="_Toc229999806"/>
       <w:r>
         <w:rPr>
           <w:rFonts w:hint="eastAsia"/>
@@ -8936,7 +10373,7 @@
       <w:pPr>
         <w:pStyle w:val="ae"/>
       </w:pPr>
-      <w:bookmarkStart w:id="30" w:name="_Toc228185466"/>
+      <w:bookmarkStart w:id="30" w:name="_Toc229999807"/>
       <w:r>
         <w:rPr>
           <w:rFonts w:hint="eastAsia"/>
@@ -9282,7 +10719,7 @@
       <w:pPr>
         <w:pStyle w:val="ae"/>
       </w:pPr>
-      <w:bookmarkStart w:id="31" w:name="_Toc228185467"/>
+      <w:bookmarkStart w:id="31" w:name="_Toc229999808"/>
       <w:r>
         <w:rPr>
           <w:rFonts w:hint="eastAsia"/>
@@ -9561,7 +10998,7 @@
       <w:pPr>
         <w:pStyle w:val="ae"/>
       </w:pPr>
-      <w:bookmarkStart w:id="32" w:name="_Toc228185468"/>
+      <w:bookmarkStart w:id="32" w:name="_Toc229999809"/>
       <w:r>
         <w:rPr>
           <w:rFonts w:hint="eastAsia"/>
@@ -10016,7 +11453,7 @@
       <w:pPr>
         <w:pStyle w:val="ac"/>
       </w:pPr>
-      <w:bookmarkStart w:id="33" w:name="_Toc228185469"/>
+      <w:bookmarkStart w:id="33" w:name="_Toc229999810"/>
       <w:r>
         <w:rPr>
           <w:rFonts w:hint="eastAsia"/>
@@ -10326,7 +11763,7 @@
       <w:pPr>
         <w:pStyle w:val="ac"/>
       </w:pPr>
-      <w:bookmarkStart w:id="34" w:name="_Toc228185470"/>
+      <w:bookmarkStart w:id="34" w:name="_Toc229999811"/>
       <w:r>
         <w:rPr>
           <w:rFonts w:hint="eastAsia"/>
@@ -10396,7 +11833,7 @@
       <w:pPr>
         <w:pStyle w:val="ac"/>
       </w:pPr>
-      <w:bookmarkStart w:id="35" w:name="_Toc228185471"/>
+      <w:bookmarkStart w:id="35" w:name="_Toc229999812"/>
       <w:r>
         <w:rPr>
           <w:rFonts w:hint="eastAsia"/>
@@ -10457,7 +11894,6 @@
               <w:pStyle w:val="aa"/>
               <w:spacing w:before="78" w:after="78"/>
               <w:rPr>
-                <w:rFonts w:hint="eastAsia"/>
                 <w:b/>
                 <w:bCs/>
                 <w:color w:val="FFFFFF" w:themeColor="background1"/>
@@ -10484,7 +11920,6 @@
               <w:pStyle w:val="aa"/>
               <w:spacing w:before="78" w:after="78"/>
               <w:rPr>
-                <w:rFonts w:hint="eastAsia"/>
                 <w:b/>
                 <w:bCs/>
                 <w:color w:val="FFFFFF" w:themeColor="background1"/>
@@ -10511,7 +11946,6 @@
               <w:pStyle w:val="aa"/>
               <w:spacing w:before="78" w:after="78"/>
               <w:rPr>
-                <w:rFonts w:hint="eastAsia"/>
                 <w:b/>
                 <w:bCs/>
                 <w:color w:val="FFFFFF" w:themeColor="background1"/>
@@ -10540,7 +11974,6 @@
               <w:pStyle w:val="aa"/>
               <w:spacing w:before="78" w:after="78"/>
               <w:rPr>
-                <w:rFonts w:hint="eastAsia"/>
                 <w:b/>
                 <w:bCs/>
                 <w:color w:val="FFFFFF" w:themeColor="background1"/>
@@ -10565,9 +11998,6 @@
             <w:pPr>
               <w:pStyle w:val="aa"/>
               <w:spacing w:before="78" w:after="78"/>
-              <w:rPr>
-                <w:rFonts w:hint="eastAsia"/>
-              </w:rPr>
             </w:pPr>
             <w:r>
               <w:rPr>
@@ -10585,9 +12015,6 @@
             <w:pPr>
               <w:pStyle w:val="aa"/>
               <w:spacing w:before="78" w:after="78"/>
-              <w:rPr>
-                <w:rFonts w:hint="eastAsia"/>
-              </w:rPr>
             </w:pPr>
             <w:r>
               <w:rPr>
@@ -10609,7 +12036,6 @@
               <w:pStyle w:val="aa"/>
               <w:spacing w:before="78" w:after="78"/>
               <w:rPr>
-                <w:rFonts w:hint="eastAsia"/>
                 <w:b/>
                 <w:bCs/>
                 <w:color w:val="FFFFFF" w:themeColor="background1"/>
@@ -10652,9 +12078,6 @@
             <w:pPr>
               <w:pStyle w:val="aa"/>
               <w:spacing w:before="78" w:after="78"/>
-              <w:rPr>
-                <w:rFonts w:hint="eastAsia"/>
-              </w:rPr>
             </w:pPr>
             <w:r>
               <w:rPr>
@@ -10672,9 +12095,6 @@
             <w:pPr>
               <w:pStyle w:val="aa"/>
               <w:spacing w:before="78" w:after="78"/>
-              <w:rPr>
-                <w:rFonts w:hint="eastAsia"/>
-              </w:rPr>
             </w:pPr>
             <w:r>
               <w:rPr>
@@ -10696,7 +12116,6 @@
               <w:pStyle w:val="aa"/>
               <w:spacing w:before="78" w:after="78"/>
               <w:rPr>
-                <w:rFonts w:hint="eastAsia"/>
                 <w:b/>
                 <w:bCs/>
                 <w:color w:val="FFFFFF" w:themeColor="background1"/>
@@ -10721,9 +12140,6 @@
             <w:pPr>
               <w:pStyle w:val="aa"/>
               <w:spacing w:before="78" w:after="78"/>
-              <w:rPr>
-                <w:rFonts w:hint="eastAsia"/>
-              </w:rPr>
             </w:pPr>
             <w:r>
               <w:rPr>
@@ -10741,9 +12157,6 @@
             <w:pPr>
               <w:pStyle w:val="aa"/>
               <w:spacing w:before="78" w:after="78"/>
-              <w:rPr>
-                <w:rFonts w:hint="eastAsia"/>
-              </w:rPr>
             </w:pPr>
             <w:r>
               <w:rPr>
@@ -10765,7 +12178,6 @@
               <w:pStyle w:val="aa"/>
               <w:spacing w:before="78" w:after="78"/>
               <w:rPr>
-                <w:rFonts w:hint="eastAsia"/>
                 <w:b/>
                 <w:bCs/>
                 <w:color w:val="FFFFFF" w:themeColor="background1"/>
@@ -10790,9 +12202,6 @@
             <w:pPr>
               <w:pStyle w:val="aa"/>
               <w:spacing w:before="78" w:after="78"/>
-              <w:rPr>
-                <w:rFonts w:hint="eastAsia"/>
-              </w:rPr>
             </w:pPr>
             <w:r>
               <w:rPr>
@@ -10810,9 +12219,6 @@
             <w:pPr>
               <w:pStyle w:val="aa"/>
               <w:spacing w:before="78" w:after="78"/>
-              <w:rPr>
-                <w:rFonts w:hint="eastAsia"/>
-              </w:rPr>
             </w:pPr>
             <w:r>
               <w:rPr>
@@ -10834,7 +12240,6 @@
               <w:pStyle w:val="aa"/>
               <w:spacing w:before="78" w:after="78"/>
               <w:rPr>
-                <w:rFonts w:hint="eastAsia"/>
                 <w:b/>
                 <w:bCs/>
                 <w:color w:val="FFFFFF" w:themeColor="background1"/>
@@ -10877,9 +12282,6 @@
             <w:pPr>
               <w:pStyle w:val="aa"/>
               <w:spacing w:before="78" w:after="78"/>
-              <w:rPr>
-                <w:rFonts w:hint="eastAsia"/>
-              </w:rPr>
             </w:pPr>
             <w:r>
               <w:rPr>
@@ -10897,9 +12299,6 @@
             <w:pPr>
               <w:pStyle w:val="aa"/>
               <w:spacing w:before="78" w:after="78"/>
-              <w:rPr>
-                <w:rFonts w:hint="eastAsia"/>
-              </w:rPr>
             </w:pPr>
             <w:r>
               <w:rPr>
@@ -10921,7 +12320,6 @@
               <w:pStyle w:val="aa"/>
               <w:spacing w:before="78" w:after="78"/>
               <w:rPr>
-                <w:rFonts w:hint="eastAsia"/>
                 <w:b/>
                 <w:bCs/>
                 <w:color w:val="FFFFFF" w:themeColor="background1"/>
@@ -10946,9 +12344,6 @@
             <w:pPr>
               <w:pStyle w:val="aa"/>
               <w:spacing w:before="78" w:after="78"/>
-              <w:rPr>
-                <w:rFonts w:hint="eastAsia"/>
-              </w:rPr>
             </w:pPr>
             <w:r>
               <w:rPr>
@@ -10966,9 +12361,6 @@
             <w:pPr>
               <w:pStyle w:val="aa"/>
               <w:spacing w:before="78" w:after="78"/>
-              <w:rPr>
-                <w:rFonts w:hint="eastAsia"/>
-              </w:rPr>
             </w:pPr>
             <w:r>
               <w:rPr>
@@ -11053,9 +12445,6 @@
         </w:numPr>
         <w:spacing w:beforeLines="0" w:before="0" w:afterLines="0" w:after="0"/>
         <w:ind w:left="442" w:hanging="442"/>
-        <w:rPr>
-          <w:rFonts w:hint="eastAsia"/>
-        </w:rPr>
       </w:pPr>
       <w:r>
         <w:rPr>
@@ -11069,9 +12458,6 @@
         <w:pStyle w:val="aa"/>
         <w:spacing w:before="78" w:after="78"/>
         <w:ind w:firstLine="420"/>
-        <w:rPr>
-          <w:rFonts w:hint="eastAsia"/>
-        </w:rPr>
       </w:pPr>
       <w:r>
         <w:rPr>
@@ -11102,7 +12488,7 @@
       <w:pPr>
         <w:pStyle w:val="a9"/>
       </w:pPr>
-      <w:bookmarkStart w:id="36" w:name="_Toc228185472"/>
+      <w:bookmarkStart w:id="36" w:name="_Toc229999813"/>
       <w:r>
         <w:rPr>
           <w:rFonts w:hint="eastAsia"/>
@@ -11128,9 +12514,6 @@
         <w:pStyle w:val="aa"/>
         <w:spacing w:before="78" w:after="78"/>
         <w:jc w:val="center"/>
-        <w:rPr>
-          <w:rFonts w:hint="eastAsia"/>
-        </w:rPr>
       </w:pPr>
       <w:r>
         <w:rPr>
@@ -11138,15 +12521,18 @@
         </w:rPr>
         <w:t>2026.4.27</w:t>
       </w:r>
+      <w:r>
+        <w:rPr>
+          <w:rFonts w:hint="eastAsia"/>
+        </w:rPr>
+        <w:t xml:space="preserve"> / 2026.5.11</w:t>
+      </w:r>
     </w:p>
     <w:p>
       <w:pPr>
         <w:pStyle w:val="ac"/>
-        <w:rPr>
-          <w:rFonts w:hint="eastAsia"/>
-        </w:rPr>
-      </w:pPr>
-      <w:bookmarkStart w:id="37" w:name="_Toc228185473"/>
+      </w:pPr>
+      <w:bookmarkStart w:id="37" w:name="_Toc229999814"/>
       <w:r>
         <w:rPr>
           <w:rFonts w:hint="eastAsia"/>
@@ -11180,7 +12566,7 @@
       <w:pPr>
         <w:pStyle w:val="ac"/>
       </w:pPr>
-      <w:bookmarkStart w:id="38" w:name="_Toc228185474"/>
+      <w:bookmarkStart w:id="38" w:name="_Toc229999815"/>
       <w:r>
         <w:rPr>
           <w:rFonts w:hint="eastAsia"/>
@@ -11192,11 +12578,8 @@
     <w:p>
       <w:pPr>
         <w:pStyle w:val="ae"/>
-        <w:rPr>
-          <w:rFonts w:hint="eastAsia"/>
-        </w:rPr>
-      </w:pPr>
-      <w:bookmarkStart w:id="39" w:name="_Toc228185475"/>
+      </w:pPr>
+      <w:bookmarkStart w:id="39" w:name="_Toc229999816"/>
       <w:r>
         <w:rPr>
           <w:rFonts w:hint="eastAsia"/>
@@ -11243,13 +12626,7 @@
         <w:rPr>
           <w:rFonts w:hint="eastAsia"/>
         </w:rPr>
-        <w:t>美国学者奥兰·杨指出</w:t>
-      </w:r>
-      <w:r>
-        <w:rPr>
-          <w:rFonts w:hint="eastAsia"/>
-        </w:rPr>
-        <w:t>，领导的方式包括：</w:t>
+        <w:t>美国学者奥兰·杨指出，领导的方式包括：</w:t>
       </w:r>
     </w:p>
     <w:p>
@@ -11295,9 +12672,6 @@
         </w:numPr>
         <w:spacing w:beforeLines="0" w:before="0" w:afterLines="0" w:after="0"/>
         <w:ind w:left="442" w:hanging="442"/>
-        <w:rPr>
-          <w:rFonts w:hint="eastAsia"/>
-        </w:rPr>
       </w:pPr>
       <w:r>
         <w:rPr>
@@ -11337,9 +12711,6 @@
         <w:pStyle w:val="aa"/>
         <w:spacing w:before="78" w:after="78"/>
         <w:ind w:firstLine="420"/>
-        <w:rPr>
-          <w:rFonts w:hint="eastAsia"/>
-        </w:rPr>
       </w:pPr>
       <w:r>
         <w:rPr>
@@ -11423,9 +12794,6 @@
         </w:numPr>
         <w:spacing w:beforeLines="0" w:before="0" w:afterLines="0" w:after="0"/>
         <w:ind w:left="442" w:hanging="442"/>
-        <w:rPr>
-          <w:rFonts w:hint="eastAsia"/>
-        </w:rPr>
       </w:pPr>
       <w:r>
         <w:rPr>
@@ -11447,9 +12815,6 @@
         <w:pStyle w:val="aa"/>
         <w:spacing w:before="78" w:after="78"/>
         <w:ind w:firstLine="420"/>
-        <w:rPr>
-          <w:rFonts w:hint="eastAsia"/>
-        </w:rPr>
       </w:pPr>
       <w:r>
         <w:rPr>
@@ -11462,7 +12827,7 @@
       <w:pPr>
         <w:pStyle w:val="ae"/>
       </w:pPr>
-      <w:bookmarkStart w:id="40" w:name="_Toc228185476"/>
+      <w:bookmarkStart w:id="40" w:name="_Toc229999817"/>
       <w:r>
         <w:rPr>
           <w:rFonts w:hint="eastAsia"/>
@@ -11701,25 +13066,1419 @@
         <w:rPr>
           <w:rFonts w:hint="eastAsia"/>
         </w:rPr>
+        <w:t>月宣布了“欧洲绿色新政”的战略，率先提出了碳中和目标。</w:t>
+      </w:r>
+    </w:p>
+    <w:p>
+      <w:pPr>
+        <w:pStyle w:val="aa"/>
+        <w:spacing w:before="78" w:after="78"/>
+      </w:pPr>
+      <w:r>
+        <w:tab/>
+      </w:r>
+      <w:r>
+        <w:rPr>
+          <w:rFonts w:hint="eastAsia"/>
+        </w:rPr>
+        <w:t>当代，欧盟的领导</w:t>
+      </w:r>
+      <w:proofErr w:type="gramStart"/>
+      <w:r>
+        <w:rPr>
+          <w:rFonts w:hint="eastAsia"/>
+        </w:rPr>
+        <w:t>力面临</w:t>
+      </w:r>
+      <w:proofErr w:type="gramEnd"/>
+      <w:r>
+        <w:rPr>
+          <w:rFonts w:hint="eastAsia"/>
+        </w:rPr>
+        <w:t>着挑战。国际层面，美国退出、地缘政治冲突、大国竞争加剧。欧盟内部方面，欧盟政治生态环境变化，右翼民粹主义崛起；经济增速放缓导致公共资金缺口扩大。</w:t>
+      </w:r>
+    </w:p>
+    <w:p>
+      <w:pPr>
+        <w:pStyle w:val="aa"/>
+        <w:spacing w:before="78" w:after="78"/>
+      </w:pPr>
+    </w:p>
+    <w:p>
+      <w:pPr>
+        <w:pStyle w:val="ac"/>
+      </w:pPr>
+      <w:bookmarkStart w:id="41" w:name="_Toc229999818"/>
+      <w:r>
+        <w:rPr>
+          <w:rFonts w:hint="eastAsia"/>
+        </w:rPr>
+        <w:t>三、欧盟对气候承诺的履行</w:t>
+      </w:r>
+      <w:bookmarkEnd w:id="41"/>
+    </w:p>
+    <w:p>
+      <w:pPr>
+        <w:pStyle w:val="ae"/>
+      </w:pPr>
+      <w:bookmarkStart w:id="42" w:name="_Toc229999819"/>
+      <w:r>
+        <w:rPr>
+          <w:rFonts w:hint="eastAsia"/>
+        </w:rPr>
+        <w:t>（一）欧盟履行公约和议定书的承诺</w:t>
+      </w:r>
+      <w:bookmarkEnd w:id="42"/>
+    </w:p>
+    <w:p>
+      <w:pPr>
+        <w:pStyle w:val="aa"/>
+        <w:spacing w:before="78" w:after="78"/>
+      </w:pPr>
+      <w:r>
+        <w:tab/>
+      </w:r>
+      <w:r>
+        <w:rPr>
+          <w:rFonts w:hint="eastAsia"/>
+        </w:rPr>
+        <w:t>欧盟已超额完成《京都议定书》第一承诺期的减排承诺，即以</w:t>
+      </w:r>
+      <w:r>
+        <w:rPr>
+          <w:rFonts w:hint="eastAsia"/>
+        </w:rPr>
+        <w:t>18%</w:t>
+      </w:r>
+      <w:r>
+        <w:rPr>
+          <w:rFonts w:hint="eastAsia"/>
+        </w:rPr>
+        <w:t>的减</w:t>
+      </w:r>
+      <w:proofErr w:type="gramStart"/>
+      <w:r>
+        <w:rPr>
+          <w:rFonts w:hint="eastAsia"/>
+        </w:rPr>
+        <w:t>排成果</w:t>
+      </w:r>
+      <w:proofErr w:type="gramEnd"/>
+      <w:r>
+        <w:rPr>
+          <w:rFonts w:hint="eastAsia"/>
+        </w:rPr>
+        <w:t>超过了</w:t>
+      </w:r>
+      <w:r>
+        <w:rPr>
+          <w:rFonts w:hint="eastAsia"/>
+        </w:rPr>
+        <w:t>8%</w:t>
+      </w:r>
+      <w:r>
+        <w:rPr>
+          <w:rFonts w:hint="eastAsia"/>
+        </w:rPr>
+        <w:t>的定额。欧盟已经证明，在实现经济持续增长的同时，人们可以降低排放量——从</w:t>
+      </w:r>
+      <w:r>
+        <w:rPr>
+          <w:rFonts w:hint="eastAsia"/>
+        </w:rPr>
+        <w:t>1990</w:t>
+      </w:r>
+      <w:r>
+        <w:rPr>
+          <w:rFonts w:hint="eastAsia"/>
+        </w:rPr>
+        <w:t>年到</w:t>
+      </w:r>
+      <w:r>
+        <w:rPr>
+          <w:rFonts w:hint="eastAsia"/>
+        </w:rPr>
+        <w:t>2018</w:t>
+      </w:r>
+      <w:r>
+        <w:rPr>
+          <w:rFonts w:hint="eastAsia"/>
+        </w:rPr>
+        <w:t>年，欧盟温室气体排放减少了</w:t>
+      </w:r>
+      <w:r>
+        <w:rPr>
+          <w:rFonts w:hint="eastAsia"/>
+        </w:rPr>
+        <w:t>23%</w:t>
+      </w:r>
+      <w:r>
+        <w:rPr>
+          <w:rFonts w:hint="eastAsia"/>
+        </w:rPr>
+        <w:t>，而经济却增长了</w:t>
+      </w:r>
+      <w:r>
+        <w:rPr>
+          <w:rFonts w:hint="eastAsia"/>
+        </w:rPr>
+        <w:t>61%</w:t>
+      </w:r>
+      <w:r>
+        <w:rPr>
+          <w:rFonts w:hint="eastAsia"/>
+        </w:rPr>
+        <w:t>。欧盟还进行了广泛的气候立法，运用决议等多种立法工具，旨在履行《京都议定书》第一承诺期。</w:t>
+      </w:r>
+    </w:p>
+    <w:p>
+      <w:pPr>
+        <w:pStyle w:val="ae"/>
+      </w:pPr>
+      <w:bookmarkStart w:id="43" w:name="_Toc229999820"/>
+      <w:r>
+        <w:rPr>
+          <w:rFonts w:hint="eastAsia"/>
+        </w:rPr>
+        <w:t>（二）</w:t>
+      </w:r>
+      <w:r>
+        <w:rPr>
+          <w:rFonts w:hint="eastAsia"/>
+        </w:rPr>
+        <w:t>2020</w:t>
+      </w:r>
+      <w:r>
+        <w:rPr>
+          <w:rFonts w:hint="eastAsia"/>
+        </w:rPr>
+        <w:t>年欧盟气候与能源一揽子行动计划</w:t>
+      </w:r>
+      <w:bookmarkEnd w:id="43"/>
+    </w:p>
+    <w:p>
+      <w:pPr>
+        <w:pStyle w:val="aa"/>
+        <w:spacing w:before="78" w:after="78"/>
+      </w:pPr>
+      <w:r>
+        <w:lastRenderedPageBreak/>
+        <w:tab/>
+      </w:r>
+      <w:r>
+        <w:rPr>
+          <w:rFonts w:hint="eastAsia"/>
+        </w:rPr>
+        <w:t>2009</w:t>
+      </w:r>
+      <w:r>
+        <w:rPr>
+          <w:rFonts w:hint="eastAsia"/>
+        </w:rPr>
+        <w:t>年，欧盟提出了“三个</w:t>
+      </w:r>
+      <w:r>
+        <w:rPr>
+          <w:rFonts w:hint="eastAsia"/>
+        </w:rPr>
+        <w:t>20%</w:t>
+      </w:r>
+      <w:r>
+        <w:rPr>
+          <w:rFonts w:hint="eastAsia"/>
+        </w:rPr>
+        <w:t>”的一揽子行动计划：温室气体排放量在</w:t>
+      </w:r>
+      <w:r>
+        <w:rPr>
+          <w:rFonts w:hint="eastAsia"/>
+        </w:rPr>
+        <w:t>1990</w:t>
+      </w:r>
+      <w:r>
+        <w:rPr>
+          <w:rFonts w:hint="eastAsia"/>
+        </w:rPr>
+        <w:t>年的基础上减少</w:t>
+      </w:r>
+      <w:r>
+        <w:rPr>
+          <w:rFonts w:hint="eastAsia"/>
+        </w:rPr>
+        <w:t>20%</w:t>
+      </w:r>
+      <w:r>
+        <w:rPr>
+          <w:rFonts w:hint="eastAsia"/>
+        </w:rPr>
+        <w:t>；到</w:t>
+      </w:r>
+      <w:r>
+        <w:rPr>
+          <w:rFonts w:hint="eastAsia"/>
+        </w:rPr>
+        <w:t>2020</w:t>
+      </w:r>
+      <w:r>
+        <w:rPr>
+          <w:rFonts w:hint="eastAsia"/>
+        </w:rPr>
+        <w:t>年将可再生清洁能源占总能源消耗的比例提高到</w:t>
+      </w:r>
+      <w:r>
+        <w:rPr>
+          <w:rFonts w:hint="eastAsia"/>
+        </w:rPr>
+        <w:t>20%</w:t>
+      </w:r>
+      <w:r>
+        <w:rPr>
+          <w:rFonts w:hint="eastAsia"/>
+        </w:rPr>
+        <w:t>；能效提升</w:t>
+      </w:r>
+      <w:r>
+        <w:rPr>
+          <w:rFonts w:hint="eastAsia"/>
+        </w:rPr>
+        <w:t>20%</w:t>
+      </w:r>
+      <w:r>
+        <w:rPr>
+          <w:rFonts w:hint="eastAsia"/>
+        </w:rPr>
+        <w:t>。</w:t>
+      </w:r>
+    </w:p>
+    <w:p>
+      <w:pPr>
+        <w:pStyle w:val="aa"/>
+        <w:spacing w:before="78" w:after="78"/>
+        <w:ind w:firstLine="420"/>
+      </w:pPr>
+      <w:r>
+        <w:rPr>
+          <w:rFonts w:hint="eastAsia"/>
+        </w:rPr>
+        <w:t>为达成这些目的，欧盟进行了一系列气候立法，并采用了指令（</w:t>
+      </w:r>
+      <w:r>
+        <w:rPr>
+          <w:rFonts w:hint="eastAsia"/>
+        </w:rPr>
+        <w:t>directives</w:t>
+      </w:r>
+      <w:r>
+        <w:rPr>
+          <w:rFonts w:hint="eastAsia"/>
+        </w:rPr>
+        <w:t>）的立法形式。指令是欧盟法所特有的立法形式，是由欧洲议会、欧盟部长理事会和欧盟委员会</w:t>
+      </w:r>
+      <w:proofErr w:type="gramStart"/>
+      <w:r>
+        <w:rPr>
+          <w:rFonts w:hint="eastAsia"/>
+        </w:rPr>
+        <w:t>作出</w:t>
+      </w:r>
+      <w:proofErr w:type="gramEnd"/>
+      <w:r>
+        <w:rPr>
+          <w:rFonts w:hint="eastAsia"/>
+        </w:rPr>
+        <w:t>的对特定成员国的有拘束力的，并责成该特定成员国通过国内程序将其内容转换为国内立法，以履行其所承担的条约义务的立法性文件。指令兼具约束力与灵活性，保障了欧盟环境法的可行性，是实施欧盟基础条约的重要工具。</w:t>
+      </w:r>
+    </w:p>
+    <w:p>
+      <w:pPr>
+        <w:pStyle w:val="aa"/>
+        <w:spacing w:before="78" w:after="78"/>
+      </w:pPr>
+      <w:r>
+        <w:tab/>
+      </w:r>
+      <w:r>
+        <w:rPr>
+          <w:rFonts w:hint="eastAsia"/>
+        </w:rPr>
+        <w:t>法规（</w:t>
+      </w:r>
+      <w:r>
+        <w:rPr>
+          <w:rFonts w:hint="eastAsia"/>
+        </w:rPr>
+        <w:t>regulation</w:t>
+      </w:r>
+      <w:r>
+        <w:rPr>
+          <w:rFonts w:hint="eastAsia"/>
+        </w:rPr>
+        <w:t>）则适用于欧盟全体成员国，无需欧盟成员国进行国内立法，且凌驾于任何有冲突的国内决定。</w:t>
+      </w:r>
+    </w:p>
+    <w:p>
+      <w:pPr>
+        <w:pStyle w:val="ae"/>
+      </w:pPr>
+      <w:bookmarkStart w:id="44" w:name="_Toc229999821"/>
+      <w:r>
+        <w:rPr>
+          <w:rFonts w:hint="eastAsia"/>
+        </w:rPr>
+        <w:t>（三）</w:t>
+      </w:r>
+      <w:r>
+        <w:rPr>
+          <w:rFonts w:hint="eastAsia"/>
+        </w:rPr>
+        <w:t>2030</w:t>
+      </w:r>
+      <w:r>
+        <w:rPr>
+          <w:rFonts w:hint="eastAsia"/>
+        </w:rPr>
+        <w:t>年气候与能源政策框架</w:t>
+      </w:r>
+      <w:bookmarkEnd w:id="44"/>
+    </w:p>
+    <w:p>
+      <w:pPr>
+        <w:pStyle w:val="aa"/>
+        <w:spacing w:before="78" w:after="78"/>
+      </w:pPr>
+      <w:r>
+        <w:tab/>
+      </w:r>
+      <w:r>
+        <w:rPr>
+          <w:rFonts w:hint="eastAsia"/>
+        </w:rPr>
+        <w:t>2014</w:t>
+      </w:r>
+      <w:r>
+        <w:rPr>
+          <w:rFonts w:hint="eastAsia"/>
+        </w:rPr>
+        <w:t>年，欧盟推出了“</w:t>
+      </w:r>
+      <w:r>
+        <w:rPr>
+          <w:rFonts w:hint="eastAsia"/>
+        </w:rPr>
+        <w:t>2030</w:t>
+      </w:r>
+      <w:r>
+        <w:rPr>
+          <w:rFonts w:hint="eastAsia"/>
+        </w:rPr>
+        <w:t>年气候与能源政策框架”：温室气体排放量削减</w:t>
+      </w:r>
+      <w:r>
+        <w:rPr>
+          <w:rFonts w:hint="eastAsia"/>
+        </w:rPr>
+        <w:t>40%</w:t>
+      </w:r>
+      <w:r>
+        <w:rPr>
+          <w:rFonts w:hint="eastAsia"/>
+        </w:rPr>
+        <w:t>，可再生能源占比提升</w:t>
+      </w:r>
+      <w:proofErr w:type="gramStart"/>
+      <w:r>
+        <w:rPr>
+          <w:rFonts w:hint="eastAsia"/>
+        </w:rPr>
+        <w:t>至</w:t>
+      </w:r>
+      <w:proofErr w:type="gramEnd"/>
+      <w:r>
+        <w:rPr>
+          <w:rFonts w:hint="eastAsia"/>
+        </w:rPr>
+        <w:t>至少</w:t>
+      </w:r>
+      <w:r>
+        <w:rPr>
+          <w:rFonts w:hint="eastAsia"/>
+        </w:rPr>
+        <w:t>27%</w:t>
+      </w:r>
+      <w:r>
+        <w:rPr>
+          <w:rFonts w:hint="eastAsia"/>
+        </w:rPr>
+        <w:t>，能源利用效率提高</w:t>
+      </w:r>
+      <w:r>
+        <w:rPr>
+          <w:rFonts w:hint="eastAsia"/>
+        </w:rPr>
+        <w:t>30%</w:t>
+      </w:r>
+      <w:r>
+        <w:rPr>
+          <w:rFonts w:hint="eastAsia"/>
+        </w:rPr>
+        <w:t>，欧盟碳排放交易体系改革，实现兼具竞争力、可负担性与安全性的能源供给，建立全新治理体系等。这一框架充分体现了欧盟气候政策的高度连续性。</w:t>
+      </w:r>
+    </w:p>
+    <w:p>
+      <w:pPr>
+        <w:pStyle w:val="ae"/>
+      </w:pPr>
+      <w:bookmarkStart w:id="45" w:name="_Toc229999822"/>
+      <w:r>
+        <w:rPr>
+          <w:rFonts w:hint="eastAsia"/>
+        </w:rPr>
+        <w:t>（四）</w:t>
+      </w:r>
+      <w:r>
+        <w:rPr>
+          <w:rFonts w:hint="eastAsia"/>
+        </w:rPr>
+        <w:t>2050</w:t>
+      </w:r>
+      <w:r>
+        <w:rPr>
+          <w:rFonts w:hint="eastAsia"/>
+        </w:rPr>
+        <w:t>年低碳经济路线图</w:t>
+      </w:r>
+      <w:bookmarkEnd w:id="45"/>
+    </w:p>
+    <w:p>
+      <w:pPr>
+        <w:pStyle w:val="aa"/>
+        <w:spacing w:before="78" w:after="78"/>
+      </w:pPr>
+      <w:r>
+        <w:tab/>
+      </w:r>
+      <w:r>
+        <w:rPr>
+          <w:rFonts w:hint="eastAsia"/>
+        </w:rPr>
+        <w:t>到</w:t>
+      </w:r>
+      <w:r>
+        <w:rPr>
+          <w:rFonts w:hint="eastAsia"/>
+        </w:rPr>
+        <w:t>2050</w:t>
+      </w:r>
+      <w:r>
+        <w:rPr>
+          <w:rFonts w:hint="eastAsia"/>
+        </w:rPr>
+        <w:t>年，欧盟应仅依靠本土减排行动，将温室气体排放量在</w:t>
+      </w:r>
+      <w:r>
+        <w:rPr>
+          <w:rFonts w:hint="eastAsia"/>
+        </w:rPr>
+        <w:t>1990</w:t>
+      </w:r>
+      <w:r>
+        <w:rPr>
+          <w:rFonts w:hint="eastAsia"/>
+        </w:rPr>
+        <w:t>年基准水平上削减</w:t>
+      </w:r>
+      <w:r>
+        <w:rPr>
+          <w:rFonts w:hint="eastAsia"/>
+        </w:rPr>
+        <w:t>80%</w:t>
+      </w:r>
+      <w:r>
+        <w:rPr>
+          <w:rFonts w:hint="eastAsia"/>
+        </w:rPr>
+        <w:t>。该规划明确了阶段性目标，为实现</w:t>
+      </w:r>
+      <w:proofErr w:type="gramStart"/>
+      <w:r>
+        <w:rPr>
+          <w:rFonts w:hint="eastAsia"/>
+        </w:rPr>
+        <w:t>最终愿景搭建</w:t>
+      </w:r>
+      <w:proofErr w:type="gramEnd"/>
+      <w:r>
+        <w:rPr>
+          <w:rFonts w:hint="eastAsia"/>
+        </w:rPr>
+        <w:t>起高成本效益的实施路径。这一路线图规定了大量时间点与数据，因而具有高度可行性。</w:t>
+      </w:r>
+    </w:p>
+    <w:p>
+      <w:pPr>
+        <w:pStyle w:val="ae"/>
+      </w:pPr>
+      <w:bookmarkStart w:id="46" w:name="_Toc229999823"/>
+      <w:r>
+        <w:rPr>
+          <w:rFonts w:hint="eastAsia"/>
+        </w:rPr>
+        <w:t>（五）《欧洲气候法》</w:t>
+      </w:r>
+      <w:bookmarkEnd w:id="46"/>
+    </w:p>
+    <w:p>
+      <w:pPr>
+        <w:pStyle w:val="aa"/>
+        <w:spacing w:before="78" w:after="78"/>
+      </w:pPr>
+      <w:r>
+        <w:tab/>
+      </w:r>
+      <w:r>
+        <w:rPr>
+          <w:rFonts w:hint="eastAsia"/>
+        </w:rPr>
+        <w:t>2021</w:t>
+      </w:r>
+      <w:r>
+        <w:rPr>
+          <w:rFonts w:hint="eastAsia"/>
+        </w:rPr>
+        <w:t>年</w:t>
+      </w:r>
+      <w:r>
+        <w:rPr>
+          <w:rFonts w:hint="eastAsia"/>
+        </w:rPr>
+        <w:t>7</w:t>
+      </w:r>
+      <w:r>
+        <w:rPr>
+          <w:rFonts w:hint="eastAsia"/>
+        </w:rPr>
+        <w:t>月，《欧洲气候法》生效，从法律层面确保欧洲到</w:t>
+      </w:r>
+      <w:r>
+        <w:rPr>
+          <w:rFonts w:hint="eastAsia"/>
+        </w:rPr>
+        <w:t>2050</w:t>
+      </w:r>
+      <w:r>
+        <w:rPr>
+          <w:rFonts w:hint="eastAsia"/>
+        </w:rPr>
+        <w:t>年成为首个“气候中和”大陆，该法案为欧盟所有政策设定了目标和努力方向。</w:t>
+      </w:r>
+    </w:p>
+    <w:p>
+      <w:pPr>
+        <w:pStyle w:val="ae"/>
+      </w:pPr>
+      <w:bookmarkStart w:id="47" w:name="_Toc229999824"/>
+      <w:r>
+        <w:rPr>
+          <w:rFonts w:hint="eastAsia"/>
+        </w:rPr>
+        <w:t>（六）欧盟面临巨大挑战</w:t>
+      </w:r>
+      <w:bookmarkEnd w:id="47"/>
+    </w:p>
+    <w:p>
+      <w:pPr>
+        <w:pStyle w:val="aa"/>
+        <w:spacing w:before="78" w:after="78"/>
+      </w:pPr>
+      <w:r>
+        <w:tab/>
+      </w:r>
+      <w:r>
+        <w:rPr>
+          <w:rFonts w:hint="eastAsia"/>
+        </w:rPr>
+        <w:t>尽管欧盟出台了一系列绿色转型行动措施以及发展目标，但“绿色要求”让欧洲工业发展陷入困境，尤其是近年爆发的能源供应危机更是推高了欧洲工业用能成本，明显打击了投资热情。</w:t>
+      </w:r>
+      <w:r>
+        <w:rPr>
+          <w:rFonts w:hint="eastAsia"/>
+        </w:rPr>
+        <w:t>2040</w:t>
+      </w:r>
+      <w:r>
+        <w:rPr>
+          <w:rFonts w:hint="eastAsia"/>
+        </w:rPr>
+        <w:t>年</w:t>
+      </w:r>
+      <w:r>
+        <w:rPr>
+          <w:rFonts w:hint="eastAsia"/>
+        </w:rPr>
+        <w:t>90%</w:t>
+      </w:r>
+      <w:r>
+        <w:rPr>
+          <w:rFonts w:hint="eastAsia"/>
+        </w:rPr>
+        <w:t>的气候目标正面临着来自地缘政治不稳定、技术进步不明朗、社会不公平加剧以及政策可信度的四重挑战，欧盟亟需制定完善的减排战略。</w:t>
+      </w:r>
+    </w:p>
+    <w:p>
+      <w:pPr>
+        <w:pStyle w:val="aa"/>
+        <w:spacing w:before="78" w:after="78"/>
+      </w:pPr>
+    </w:p>
+    <w:p>
+      <w:pPr>
+        <w:pStyle w:val="ac"/>
+      </w:pPr>
+      <w:bookmarkStart w:id="48" w:name="_Toc229999825"/>
+      <w:r>
+        <w:rPr>
+          <w:rFonts w:hint="eastAsia"/>
+        </w:rPr>
+        <w:t>四、影响欧盟领导力的因素</w:t>
+      </w:r>
+      <w:bookmarkEnd w:id="48"/>
+    </w:p>
+    <w:p>
+      <w:pPr>
+        <w:pStyle w:val="aa"/>
+        <w:spacing w:before="78" w:after="78"/>
+      </w:pPr>
+      <w:r>
+        <w:tab/>
+      </w:r>
+      <w:r>
+        <w:rPr>
+          <w:rFonts w:hint="eastAsia"/>
+        </w:rPr>
+        <w:t>总的来说，影响欧盟领导力的因素可以分为外部与内部</w:t>
+      </w:r>
+      <w:r>
+        <w:rPr>
+          <w:rFonts w:hint="eastAsia"/>
+        </w:rPr>
+        <w:t>。</w:t>
+      </w:r>
+    </w:p>
+    <w:p>
+      <w:pPr>
+        <w:pStyle w:val="aa"/>
+        <w:numPr>
+          <w:ilvl w:val="0"/>
+          <w:numId w:val="13"/>
+        </w:numPr>
+        <w:spacing w:before="78" w:after="78"/>
+      </w:pPr>
+      <w:r>
+        <w:rPr>
+          <w:rFonts w:hint="eastAsia"/>
+        </w:rPr>
+        <w:t>欧盟的环境政策或者具体的谈判立场</w:t>
+      </w:r>
+      <w:proofErr w:type="gramStart"/>
+      <w:r>
+        <w:rPr>
+          <w:rFonts w:hint="eastAsia"/>
+        </w:rPr>
+        <w:t>是否既</w:t>
+      </w:r>
+      <w:proofErr w:type="gramEnd"/>
+      <w:r>
+        <w:rPr>
+          <w:rFonts w:hint="eastAsia"/>
+        </w:rPr>
+        <w:t>雄心勃勃又令人信服，从而为其他国家树立榜样，是影响欧盟领导力的关键因素。</w:t>
+      </w:r>
+    </w:p>
+    <w:p>
+      <w:pPr>
+        <w:pStyle w:val="aa"/>
+        <w:numPr>
+          <w:ilvl w:val="0"/>
+          <w:numId w:val="13"/>
+        </w:numPr>
+        <w:spacing w:before="78" w:after="78"/>
+      </w:pPr>
+      <w:r>
+        <w:rPr>
+          <w:rFonts w:hint="eastAsia"/>
+        </w:rPr>
+        <w:t>欧盟所倚重的应对途径和谈判策略（外交政策议程、多边主义途径、注重协调各方、施加巨大压力）是影响欧盟领导力的根本因素。</w:t>
+      </w:r>
+    </w:p>
+    <w:p>
+      <w:pPr>
+        <w:pStyle w:val="aa"/>
+        <w:numPr>
+          <w:ilvl w:val="0"/>
+          <w:numId w:val="13"/>
+        </w:numPr>
+        <w:spacing w:before="78" w:after="78"/>
+      </w:pPr>
+      <w:r>
+        <w:rPr>
+          <w:rFonts w:hint="eastAsia"/>
+        </w:rPr>
+        <w:t>欧盟作为独特国际行为体的特性是影响欧盟领导力的重要因素。欧盟是多层治理体</w:t>
+      </w:r>
+      <w:r>
+        <w:rPr>
+          <w:rFonts w:hint="eastAsia"/>
+        </w:rPr>
+        <w:lastRenderedPageBreak/>
+        <w:t>系，是一个多元的行为体。</w:t>
+      </w:r>
+    </w:p>
+    <w:p>
+      <w:pPr>
+        <w:pStyle w:val="aa"/>
+        <w:spacing w:before="78" w:after="78"/>
+      </w:pPr>
+    </w:p>
+    <w:p>
+      <w:pPr>
+        <w:pStyle w:val="aa"/>
+        <w:spacing w:before="78" w:after="78"/>
+      </w:pPr>
+    </w:p>
+    <w:p>
+      <w:pPr>
+        <w:pStyle w:val="aa"/>
+        <w:spacing w:before="78" w:after="78"/>
+      </w:pPr>
+    </w:p>
+    <w:p>
+      <w:pPr>
+        <w:pStyle w:val="a9"/>
+      </w:pPr>
+      <w:bookmarkStart w:id="49" w:name="_Toc229999826"/>
+      <w:r>
+        <w:rPr>
+          <w:rFonts w:hint="eastAsia"/>
+        </w:rPr>
+        <w:t>第六讲</w:t>
+      </w:r>
+      <w:r>
+        <w:rPr>
+          <w:rFonts w:hint="eastAsia"/>
+        </w:rPr>
+        <w:t xml:space="preserve"> </w:t>
+      </w:r>
+      <w:r>
+        <w:rPr>
+          <w:rFonts w:hint="eastAsia"/>
+        </w:rPr>
+        <w:t>全球环境治理中的美国</w:t>
+      </w:r>
+      <w:bookmarkEnd w:id="49"/>
+    </w:p>
+    <w:p>
+      <w:pPr>
+        <w:pStyle w:val="aa"/>
+        <w:spacing w:before="78" w:after="78"/>
+        <w:jc w:val="center"/>
+        <w:rPr>
+          <w:rFonts w:hint="eastAsia"/>
+        </w:rPr>
+      </w:pPr>
+      <w:r>
+        <w:rPr>
+          <w:rFonts w:hint="eastAsia"/>
+        </w:rPr>
+        <w:t>2026.5.11</w:t>
+      </w:r>
+      <w:r>
+        <w:rPr>
+          <w:rFonts w:hint="eastAsia"/>
+        </w:rPr>
+        <w:t xml:space="preserve"> / 2026.5.18</w:t>
+      </w:r>
+    </w:p>
+    <w:p>
+      <w:pPr>
+        <w:pStyle w:val="ac"/>
+      </w:pPr>
+      <w:bookmarkStart w:id="50" w:name="_Toc229999827"/>
+      <w:r>
+        <w:rPr>
+          <w:rFonts w:hint="eastAsia"/>
+        </w:rPr>
+        <w:t>一、美国在全球环境治理中的角色</w:t>
+      </w:r>
+      <w:bookmarkEnd w:id="50"/>
+    </w:p>
+    <w:p>
+      <w:pPr>
+        <w:pStyle w:val="aa"/>
+        <w:spacing w:before="78" w:after="78"/>
+      </w:pPr>
+      <w:r>
+        <w:tab/>
+      </w:r>
+      <w:r>
+        <w:rPr>
+          <w:rFonts w:hint="eastAsia"/>
+        </w:rPr>
+        <w:t>在国际层次上，美国在</w:t>
+      </w:r>
+      <w:r>
+        <w:rPr>
+          <w:rFonts w:hint="eastAsia"/>
+        </w:rPr>
+        <w:t>20</w:t>
+      </w:r>
+      <w:r>
+        <w:rPr>
+          <w:rFonts w:hint="eastAsia"/>
+        </w:rPr>
+        <w:t>世纪</w:t>
+      </w:r>
+      <w:r>
+        <w:rPr>
+          <w:rFonts w:hint="eastAsia"/>
+        </w:rPr>
+        <w:t>70</w:t>
+      </w:r>
+      <w:r>
+        <w:rPr>
+          <w:rFonts w:hint="eastAsia"/>
+        </w:rPr>
+        <w:t>到</w:t>
+      </w:r>
+      <w:r>
+        <w:rPr>
+          <w:rFonts w:hint="eastAsia"/>
+        </w:rPr>
+        <w:t>80</w:t>
+      </w:r>
+      <w:r>
+        <w:rPr>
+          <w:rFonts w:hint="eastAsia"/>
+        </w:rPr>
+        <w:t>年代选择成为了国际环境领域的推动者和领导者。自</w:t>
+      </w:r>
+      <w:r>
+        <w:rPr>
+          <w:rFonts w:hint="eastAsia"/>
+        </w:rPr>
+        <w:t>20</w:t>
+      </w:r>
+      <w:r>
+        <w:rPr>
+          <w:rFonts w:hint="eastAsia"/>
+        </w:rPr>
+        <w:t>世纪</w:t>
+      </w:r>
+      <w:r>
+        <w:rPr>
+          <w:rFonts w:hint="eastAsia"/>
+        </w:rPr>
+        <w:t>90</w:t>
+      </w:r>
+      <w:r>
+        <w:rPr>
+          <w:rFonts w:hint="eastAsia"/>
+        </w:rPr>
+        <w:t>年代以来，美国成为全球环境治理的拖后者。当然，无论美国的身份是什么，它都能够利用自身巨大的杠杆和影响来塑造全球环境治理的规范、原则和规则，以反映自身的偏好。</w:t>
+      </w:r>
+    </w:p>
+    <w:p>
+      <w:pPr>
+        <w:pStyle w:val="aa"/>
+        <w:spacing w:before="78" w:after="78"/>
+      </w:pPr>
+      <w:r>
+        <w:tab/>
+      </w:r>
+      <w:r>
+        <w:rPr>
+          <w:rFonts w:hint="eastAsia"/>
+        </w:rPr>
+        <w:t>美国环境外交有一些特殊模式，如其他国家先行、“美国人的生活方式不可谈判”、要求清楚的科学证据、保护和推动美国经济、保护国家主权以及保留单边行动的能力等。</w:t>
+      </w:r>
+    </w:p>
+    <w:p>
+      <w:pPr>
+        <w:pStyle w:val="aa"/>
+        <w:spacing w:before="78" w:after="78"/>
+      </w:pPr>
+    </w:p>
+    <w:p>
+      <w:pPr>
+        <w:pStyle w:val="ac"/>
+      </w:pPr>
+      <w:bookmarkStart w:id="51" w:name="_Toc229999828"/>
+      <w:r>
+        <w:rPr>
+          <w:rFonts w:hint="eastAsia"/>
+        </w:rPr>
+        <w:t>二、美国与全球气候变化治理</w:t>
+      </w:r>
+      <w:bookmarkEnd w:id="51"/>
+    </w:p>
+    <w:p>
+      <w:pPr>
+        <w:pStyle w:val="aa"/>
+        <w:spacing w:before="78" w:after="78"/>
+      </w:pPr>
+      <w:r>
+        <w:tab/>
+      </w:r>
+      <w:r>
+        <w:rPr>
+          <w:rFonts w:hint="eastAsia"/>
+        </w:rPr>
+        <w:t>从排放量、能力、影响、道义来看，</w:t>
+      </w:r>
+      <w:r>
+        <w:rPr>
+          <w:rFonts w:hint="eastAsia"/>
+        </w:rPr>
+        <w:t>美国</w:t>
+      </w:r>
+      <w:r>
+        <w:rPr>
+          <w:rFonts w:hint="eastAsia"/>
+        </w:rPr>
+        <w:t>都</w:t>
+      </w:r>
+      <w:r>
+        <w:rPr>
+          <w:rFonts w:hint="eastAsia"/>
+        </w:rPr>
+        <w:t>是全球气候变化治理的关键参与者。</w:t>
+      </w:r>
+    </w:p>
+    <w:p>
+      <w:pPr>
+        <w:pStyle w:val="aa"/>
+        <w:spacing w:before="78" w:after="78"/>
+      </w:pPr>
+      <w:r>
+        <w:tab/>
+      </w:r>
+      <w:r>
+        <w:rPr>
+          <w:rFonts w:hint="eastAsia"/>
+        </w:rPr>
+        <w:t>里根政府时期（</w:t>
+      </w:r>
+      <w:r>
+        <w:rPr>
+          <w:rFonts w:hint="eastAsia"/>
+        </w:rPr>
+        <w:t>1981~1989</w:t>
+      </w:r>
+      <w:r>
+        <w:rPr>
+          <w:rFonts w:hint="eastAsia"/>
+        </w:rPr>
+        <w:t>），气候变化总体被看作科学问题。里根政府将环境管制看作是环境的负担，反对任何形式的多边国家协议，公众对气候变化问题的兴趣没能影响里根政府的环境外交政策。</w:t>
+      </w:r>
+    </w:p>
+    <w:p>
+      <w:pPr>
+        <w:pStyle w:val="aa"/>
+        <w:spacing w:before="78" w:after="78"/>
+      </w:pPr>
+      <w:r>
+        <w:tab/>
+      </w:r>
+      <w:r>
+        <w:rPr>
+          <w:rFonts w:hint="eastAsia"/>
+        </w:rPr>
+        <w:t>老布什政府时期（</w:t>
+      </w:r>
+      <w:r>
+        <w:rPr>
+          <w:rFonts w:hint="eastAsia"/>
+        </w:rPr>
+        <w:t>1989~1993</w:t>
+      </w:r>
+      <w:r>
+        <w:rPr>
+          <w:rFonts w:hint="eastAsia"/>
+        </w:rPr>
+        <w:t>），美国政府在全球气候变化治理中有着复合的角色。一方面，美国国内的环境治理取得成果，美国延长了《清洁空气法案》，国务卿贝克宣称全球变暖是一个“跨国性问题”。另一方面，美国在国际气候谈判中总体成为了拖后者，强调气候变化在科学上的不确定性，以及要求维持美国的经济与生活方式。与此同时，美国国内企业发起了反对量化减排的建议；老布什政府拒绝承担温室气体排放义务，不接受任何时间表和减排目标。老布什政府提出了替代方案，即每个国家各自提出国家战略和限制排放的政策措施。</w:t>
+      </w:r>
+    </w:p>
+    <w:p>
+      <w:pPr>
+        <w:pStyle w:val="aa"/>
+        <w:spacing w:before="78" w:after="78"/>
+      </w:pPr>
+      <w:r>
+        <w:tab/>
+      </w:r>
+      <w:r>
+        <w:rPr>
+          <w:rFonts w:hint="eastAsia"/>
+        </w:rPr>
+        <w:t>克林顿政府时期（</w:t>
+      </w:r>
+      <w:r>
+        <w:rPr>
+          <w:rFonts w:hint="eastAsia"/>
+        </w:rPr>
+        <w:t>1993~2001</w:t>
+      </w:r>
+      <w:r>
+        <w:rPr>
+          <w:rFonts w:hint="eastAsia"/>
+        </w:rPr>
+        <w:t>），美国的领导力有提升，但也始终没有把《京都议定书》提交国会批准。国内层次，克林顿政府将环境安全作为美国国家安全的重要组成部分。国际层次，美国公开承认</w:t>
+      </w:r>
+      <w:r>
+        <w:rPr>
+          <w:rFonts w:hint="eastAsia"/>
+        </w:rPr>
+        <w:t>IPCC</w:t>
+      </w:r>
+      <w:r>
+        <w:rPr>
+          <w:rFonts w:hint="eastAsia"/>
+        </w:rPr>
+        <w:t>的报告，同意制定具有约束力的减排指标。</w:t>
+      </w:r>
+      <w:r>
+        <w:rPr>
+          <w:rFonts w:hint="eastAsia"/>
+        </w:rPr>
+        <w:t>1997</w:t>
+      </w:r>
+      <w:r>
+        <w:rPr>
+          <w:rFonts w:hint="eastAsia"/>
+        </w:rPr>
+        <w:t>年，伯德</w:t>
+      </w:r>
+      <w:r>
+        <w:rPr>
+          <w:rFonts w:hint="eastAsia"/>
+        </w:rPr>
+        <w:t>-</w:t>
+      </w:r>
+      <w:r>
+        <w:rPr>
+          <w:rFonts w:hint="eastAsia"/>
+        </w:rPr>
+        <w:t>哈格尔决议案通过，即若一项气候多边协议没有规定发展中国家的义务，但损害了美国的经济，则国会将不会通过这份协议；也正因此，《京都议定书》没有被提交给国会。</w:t>
+      </w:r>
+    </w:p>
+    <w:p>
+      <w:pPr>
+        <w:pStyle w:val="aa"/>
+        <w:spacing w:before="78" w:after="78"/>
+      </w:pPr>
+      <w:r>
+        <w:tab/>
+      </w:r>
+      <w:r>
+        <w:rPr>
+          <w:rFonts w:hint="eastAsia"/>
+        </w:rPr>
+        <w:t>小布什政府时期（</w:t>
+      </w:r>
+      <w:r>
+        <w:rPr>
+          <w:rFonts w:hint="eastAsia"/>
+        </w:rPr>
+        <w:t>2001~2009</w:t>
+      </w:r>
+      <w:r>
+        <w:rPr>
+          <w:rFonts w:hint="eastAsia"/>
+        </w:rPr>
+        <w:t>），美国退出《京都议定书》，但后又限于国际压力而提出了各类替代方案，如“洁净天空行动计划”“全球气候变化计划”“氢能经济国际伙伴计划”“碳收集领导人论坛”等技术导向的、没有约束力的小多边机制。在小布什政府第二任期，其</w:t>
+      </w:r>
+      <w:proofErr w:type="gramStart"/>
+      <w:r>
+        <w:rPr>
+          <w:rFonts w:hint="eastAsia"/>
+        </w:rPr>
+        <w:t>作出</w:t>
+      </w:r>
+      <w:proofErr w:type="gramEnd"/>
+      <w:r>
+        <w:rPr>
+          <w:rFonts w:hint="eastAsia"/>
+        </w:rPr>
+        <w:t>了一些调整，承认了气候问题的存在以及人类的主因地位。</w:t>
+      </w:r>
+    </w:p>
+    <w:p>
+      <w:pPr>
+        <w:pStyle w:val="aa"/>
+        <w:spacing w:before="78" w:after="78"/>
+      </w:pPr>
+      <w:r>
+        <w:tab/>
+      </w:r>
+      <w:r>
+        <w:rPr>
+          <w:rFonts w:hint="eastAsia"/>
+        </w:rPr>
+        <w:t>奥巴马政府时期（</w:t>
+      </w:r>
+      <w:r>
+        <w:rPr>
+          <w:rFonts w:hint="eastAsia"/>
+        </w:rPr>
+        <w:t>2009~2017</w:t>
+      </w:r>
+      <w:r>
+        <w:rPr>
+          <w:rFonts w:hint="eastAsia"/>
+        </w:rPr>
+        <w:t>），美国在气候变化治理中展现出了巨大领导力。奥巴马政府认为气候变化是一个迫在眉睫的问题，美国有责任应对之。奥巴马政府时期，美国的排放</w:t>
+      </w:r>
+      <w:r>
+        <w:rPr>
+          <w:rFonts w:hint="eastAsia"/>
+        </w:rPr>
+        <w:lastRenderedPageBreak/>
+        <w:t>量呈下降趋势。美国在国家层面采取了一系列措施，在地方层面也取得了一些成效。在《巴黎协定》签署过程中，美国也展现了结构性领导力，与中国、欧洲共同决定了谈判进程。奥巴马政府发扬了小布什政府时期建立的主要经济体气候论坛（</w:t>
+      </w:r>
+      <w:r>
+        <w:rPr>
+          <w:rFonts w:hint="eastAsia"/>
+        </w:rPr>
+        <w:t>MEF</w:t>
+      </w:r>
+      <w:r>
+        <w:rPr>
+          <w:rFonts w:hint="eastAsia"/>
+        </w:rPr>
+        <w:t>）。</w:t>
+      </w:r>
+    </w:p>
+    <w:p>
+      <w:pPr>
+        <w:pStyle w:val="aa"/>
+        <w:spacing w:before="78" w:after="78"/>
+      </w:pPr>
+      <w:r>
+        <w:tab/>
+      </w:r>
+      <w:r>
+        <w:rPr>
+          <w:rFonts w:hint="eastAsia"/>
+        </w:rPr>
+        <w:t>特朗普一期政府时期，在国内，特朗普政府持气候变化怀疑论，在气候政策上大幅倒退</w:t>
+      </w:r>
+      <w:r>
+        <w:rPr>
+          <w:rFonts w:hint="eastAsia"/>
+        </w:rPr>
+        <w:t>，任命了诸多怀疑气候变化的官员</w:t>
+      </w:r>
+      <w:r>
+        <w:rPr>
+          <w:rFonts w:hint="eastAsia"/>
+        </w:rPr>
+        <w:t>。</w:t>
+      </w:r>
+      <w:r>
+        <w:rPr>
+          <w:rFonts w:hint="eastAsia"/>
+        </w:rPr>
+        <w:t>特朗普一期政府提议停止向一些联合国应对气候变化的项目拨款，并大幅削减美国环保局的预算。</w:t>
+      </w:r>
+    </w:p>
+    <w:p>
+      <w:pPr>
+        <w:pStyle w:val="aa"/>
+        <w:spacing w:before="78" w:after="78"/>
+      </w:pPr>
+      <w:r>
+        <w:tab/>
+      </w:r>
+      <w:r>
+        <w:rPr>
+          <w:rFonts w:hint="eastAsia"/>
+        </w:rPr>
+        <w:t>拜登政府时期，美国重新加入《巴黎协定》。</w:t>
+      </w:r>
+      <w:r>
+        <w:rPr>
+          <w:rFonts w:hint="eastAsia"/>
+        </w:rPr>
+        <w:t>2021</w:t>
+      </w:r>
+      <w:r>
+        <w:rPr>
+          <w:rFonts w:hint="eastAsia"/>
+        </w:rPr>
+        <w:t>年</w:t>
+      </w:r>
+      <w:r>
+        <w:rPr>
+          <w:rFonts w:hint="eastAsia"/>
+        </w:rPr>
+        <w:t>4</w:t>
+      </w:r>
+      <w:r>
+        <w:rPr>
+          <w:rFonts w:hint="eastAsia"/>
+        </w:rPr>
         <w:t>月</w:t>
       </w:r>
       <w:r>
         <w:rPr>
           <w:rFonts w:hint="eastAsia"/>
         </w:rPr>
-        <w:t>宣布了“欧洲绿色新政”的战略，</w:t>
-      </w:r>
-      <w:r>
-        <w:rPr>
-          <w:rFonts w:hint="eastAsia"/>
-        </w:rPr>
-        <w:t>率先提出了碳中和目标</w:t>
-      </w:r>
-      <w:r>
-        <w:rPr>
-          <w:rFonts w:hint="eastAsia"/>
-        </w:rPr>
-        <w:t>。</w:t>
+        <w:t>22</w:t>
+      </w:r>
+      <w:r>
+        <w:rPr>
+          <w:rFonts w:hint="eastAsia"/>
+        </w:rPr>
+        <w:t>日至</w:t>
+      </w:r>
+      <w:r>
+        <w:rPr>
+          <w:rFonts w:hint="eastAsia"/>
+        </w:rPr>
+        <w:t>23</w:t>
+      </w:r>
+      <w:r>
+        <w:rPr>
+          <w:rFonts w:hint="eastAsia"/>
+        </w:rPr>
+        <w:t>日，美国举办领导人气候峰会，以视频形式举行。拜登政府提出了</w:t>
+      </w:r>
+      <w:r>
+        <w:rPr>
+          <w:rFonts w:hint="eastAsia"/>
+        </w:rPr>
+        <w:t>2030</w:t>
+      </w:r>
+      <w:r>
+        <w:rPr>
+          <w:rFonts w:hint="eastAsia"/>
+        </w:rPr>
+        <w:t>年二氧化碳排放量比</w:t>
+      </w:r>
+      <w:r>
+        <w:rPr>
+          <w:rFonts w:hint="eastAsia"/>
+        </w:rPr>
+        <w:t>2005</w:t>
+      </w:r>
+      <w:r>
+        <w:rPr>
+          <w:rFonts w:hint="eastAsia"/>
+        </w:rPr>
+        <w:t>年减少</w:t>
+      </w:r>
+      <w:r>
+        <w:rPr>
+          <w:rFonts w:hint="eastAsia"/>
+        </w:rPr>
+        <w:t>50%</w:t>
+      </w:r>
+      <w:r>
+        <w:rPr>
+          <w:rFonts w:hint="eastAsia"/>
+        </w:rPr>
+        <w:t>至</w:t>
+      </w:r>
+      <w:r>
+        <w:rPr>
+          <w:rFonts w:hint="eastAsia"/>
+        </w:rPr>
+        <w:t>52%</w:t>
+      </w:r>
+      <w:r>
+        <w:rPr>
+          <w:rFonts w:hint="eastAsia"/>
+        </w:rPr>
+        <w:t>的目标。拜登政府在国内签发了应对气候危机的行政令。</w:t>
+      </w:r>
+      <w:r>
+        <w:rPr>
+          <w:rFonts w:hint="eastAsia"/>
+        </w:rPr>
+        <w:t>2022</w:t>
+      </w:r>
+      <w:r>
+        <w:rPr>
+          <w:rFonts w:hint="eastAsia"/>
+        </w:rPr>
+        <w:t>年</w:t>
+      </w:r>
+      <w:r>
+        <w:rPr>
+          <w:rFonts w:hint="eastAsia"/>
+        </w:rPr>
+        <w:t>8</w:t>
+      </w:r>
+      <w:r>
+        <w:rPr>
+          <w:rFonts w:hint="eastAsia"/>
+        </w:rPr>
+        <w:t>月，拜登签署了总价值</w:t>
+      </w:r>
+      <w:r>
+        <w:rPr>
+          <w:rFonts w:hint="eastAsia"/>
+        </w:rPr>
+        <w:t>7400</w:t>
+      </w:r>
+      <w:r>
+        <w:rPr>
+          <w:rFonts w:hint="eastAsia"/>
+        </w:rPr>
+        <w:t>亿美元的《</w:t>
+      </w:r>
+      <w:r>
+        <w:rPr>
+          <w:rFonts w:hint="eastAsia"/>
+        </w:rPr>
+        <w:t>2022</w:t>
+      </w:r>
+      <w:r>
+        <w:rPr>
+          <w:rFonts w:hint="eastAsia"/>
+        </w:rPr>
+        <w:t>年通胀削减法案》，此法案预计将</w:t>
+      </w:r>
+      <w:r>
+        <w:rPr>
+          <w:rFonts w:hint="eastAsia"/>
+        </w:rPr>
+        <w:t>3690</w:t>
+      </w:r>
+      <w:r>
+        <w:rPr>
+          <w:rFonts w:hint="eastAsia"/>
+        </w:rPr>
+        <w:t>亿美元投资于气候变化和新能源项目，这笔投入在美国是史无前例的；该法案有助于美国</w:t>
+      </w:r>
+      <w:proofErr w:type="gramStart"/>
+      <w:r>
+        <w:rPr>
+          <w:rFonts w:hint="eastAsia"/>
+        </w:rPr>
+        <w:t>实现碳减排</w:t>
+      </w:r>
+      <w:proofErr w:type="gramEnd"/>
+      <w:r>
+        <w:rPr>
+          <w:rFonts w:hint="eastAsia"/>
+        </w:rPr>
+        <w:t>目标，带动美国新能源产业发展</w:t>
+      </w:r>
+      <w:r>
+        <w:rPr>
+          <w:rFonts w:hint="eastAsia"/>
+        </w:rPr>
+        <w:t>；但该法案在出台后遭受了世界范围内的批评，欧盟等实体认为该法案损害全球自由贸易秩序。</w:t>
       </w:r>
     </w:p>
     <w:p>
@@ -11737,22 +14496,375 @@
         <w:rPr>
           <w:rFonts w:hint="eastAsia"/>
         </w:rPr>
-        <w:t>当代，欧盟的领导</w:t>
+        <w:t>特朗普二期政府时期的气候政策可被概括为“脱离、削弱、拖延”。特朗普二期政府执政后，美国第二次退出《巴黎协定》。</w:t>
+      </w:r>
+      <w:r>
+        <w:rPr>
+          <w:rFonts w:hint="eastAsia"/>
+        </w:rPr>
+        <w:t>2025</w:t>
+      </w:r>
+      <w:r>
+        <w:rPr>
+          <w:rFonts w:hint="eastAsia"/>
+        </w:rPr>
+        <w:t>年，美国退出海运碳税谈判，并威胁对同意海运征收碳税的国家进行报复。</w:t>
+      </w:r>
+      <w:r>
+        <w:rPr>
+          <w:rFonts w:hint="eastAsia"/>
+        </w:rPr>
+        <w:t>2026</w:t>
+      </w:r>
+      <w:r>
+        <w:rPr>
+          <w:rFonts w:hint="eastAsia"/>
+        </w:rPr>
+        <w:t>年</w:t>
+      </w:r>
+      <w:r>
+        <w:rPr>
+          <w:rFonts w:hint="eastAsia"/>
+        </w:rPr>
+        <w:t>1</w:t>
+      </w:r>
+      <w:r>
+        <w:rPr>
+          <w:rFonts w:hint="eastAsia"/>
+        </w:rPr>
+        <w:t>月，美国退出《联合国气候变化框架公约》和政府间气候变化专家委员会，意味着对全球气候治理机制的全面退出。</w:t>
+      </w:r>
+      <w:r>
+        <w:rPr>
+          <w:rFonts w:hint="eastAsia"/>
+        </w:rPr>
+        <w:t>在国内层面，特朗普二期政府也采取</w:t>
       </w:r>
       <w:proofErr w:type="gramStart"/>
       <w:r>
         <w:rPr>
           <w:rFonts w:hint="eastAsia"/>
         </w:rPr>
-        <w:t>力面临</w:t>
+        <w:t>了倒</w:t>
       </w:r>
       <w:proofErr w:type="gramEnd"/>
       <w:r>
         <w:rPr>
           <w:rFonts w:hint="eastAsia"/>
         </w:rPr>
-        <w:t>着挑战。国际层面，美国退出、地缘政治冲突、大国竞争加剧。欧盟内部方面，欧盟政治生态环境变化，右翼民粹主义崛起；经济增速放缓导致公共资金缺口扩大。</w:t>
-      </w:r>
+        <w:t>退的气候政策，对气候治理相关法律进行削弱或废除</w:t>
+      </w:r>
+      <w:r>
+        <w:rPr>
+          <w:rFonts w:hint="eastAsia"/>
+        </w:rPr>
+        <w:t>；特朗普还下令立即暂停《通胀削减法案》的资金支出。</w:t>
+      </w:r>
+    </w:p>
+    <w:p>
+      <w:pPr>
+        <w:pStyle w:val="aa"/>
+        <w:spacing w:before="78" w:after="78"/>
+      </w:pPr>
+    </w:p>
+    <w:p>
+      <w:pPr>
+        <w:pStyle w:val="ac"/>
+      </w:pPr>
+      <w:bookmarkStart w:id="52" w:name="_Toc229999829"/>
+      <w:r>
+        <w:rPr>
+          <w:rFonts w:hint="eastAsia"/>
+        </w:rPr>
+        <w:t>三、影响美国</w:t>
+      </w:r>
+      <w:r>
+        <w:rPr>
+          <w:rFonts w:hint="eastAsia"/>
+        </w:rPr>
+        <w:t>参与全球环境治理</w:t>
+      </w:r>
+      <w:r>
+        <w:rPr>
+          <w:rFonts w:hint="eastAsia"/>
+        </w:rPr>
+        <w:t>的因素</w:t>
+      </w:r>
+      <w:bookmarkEnd w:id="52"/>
+    </w:p>
+    <w:p>
+      <w:pPr>
+        <w:pStyle w:val="ae"/>
+      </w:pPr>
+      <w:bookmarkStart w:id="53" w:name="_Toc229999830"/>
+      <w:r>
+        <w:rPr>
+          <w:rFonts w:hint="eastAsia"/>
+        </w:rPr>
+        <w:t>（一）美国国内政治因素的影响</w:t>
+      </w:r>
+      <w:bookmarkEnd w:id="53"/>
+    </w:p>
+    <w:p>
+      <w:pPr>
+        <w:pStyle w:val="aa"/>
+        <w:spacing w:before="78" w:after="78"/>
+        <w:ind w:firstLine="420"/>
+      </w:pPr>
+      <w:r>
+        <w:rPr>
+          <w:rFonts w:hint="eastAsia"/>
+        </w:rPr>
+        <w:t>美国采取分权制衡的政治制度，三</w:t>
+      </w:r>
+      <w:proofErr w:type="gramStart"/>
+      <w:r>
+        <w:rPr>
+          <w:rFonts w:hint="eastAsia"/>
+        </w:rPr>
+        <w:t>权相互</w:t>
+      </w:r>
+      <w:proofErr w:type="gramEnd"/>
+      <w:r>
+        <w:rPr>
+          <w:rFonts w:hint="eastAsia"/>
+        </w:rPr>
+        <w:t>牵制，达到权力平衡。多元的政治行为体在气候问题上发挥着不同的作用，例如国会掌管</w:t>
+      </w:r>
+      <w:proofErr w:type="gramStart"/>
+      <w:r>
+        <w:rPr>
+          <w:rFonts w:hint="eastAsia"/>
+        </w:rPr>
+        <w:t>着批准</w:t>
+      </w:r>
+      <w:proofErr w:type="gramEnd"/>
+      <w:r>
+        <w:rPr>
+          <w:rFonts w:hint="eastAsia"/>
+        </w:rPr>
+        <w:t>多边环境协议的权力，影响了美国对多边环境协议的履行；环境非政府组织既提供专业知识，又通过游说、施压对环境政策进行间接影响。</w:t>
+      </w:r>
+    </w:p>
+    <w:p>
+      <w:pPr>
+        <w:pStyle w:val="ae"/>
+      </w:pPr>
+      <w:bookmarkStart w:id="54" w:name="_Toc229999831"/>
+      <w:r>
+        <w:rPr>
+          <w:rFonts w:hint="eastAsia"/>
+        </w:rPr>
+        <w:t>（二）双层博弈模式的分析</w:t>
+      </w:r>
+      <w:bookmarkEnd w:id="54"/>
+    </w:p>
+    <w:p>
+      <w:pPr>
+        <w:pStyle w:val="aa"/>
+        <w:spacing w:before="78" w:after="78"/>
+      </w:pPr>
+      <w:r>
+        <w:tab/>
+      </w:r>
+      <w:r>
+        <w:rPr>
+          <w:rFonts w:hint="eastAsia"/>
+        </w:rPr>
+        <w:t>双层博弈模式是通过政治家的眼光来看待国内政治和国际政治之间的关系的。双层博弈模式假定，进行国际谈判的政府首脑没有独立的政策偏好，具有相对独立性，因而一般试图同时作两件事情：一是在国际的谈判桌上进行博弈，二是在国内的谈判桌上进行博弈。这就对政府首脑形成了限制，但也为其提供了机会。</w:t>
+      </w:r>
+    </w:p>
+    <w:p>
+      <w:pPr>
+        <w:pStyle w:val="aa"/>
+        <w:spacing w:before="78" w:after="78"/>
+      </w:pPr>
+      <w:r>
+        <w:tab/>
+      </w:r>
+      <w:r>
+        <w:rPr>
+          <w:rFonts w:hint="eastAsia"/>
+        </w:rPr>
+        <w:t>双层博弈模式指出，国际谈判分成谈判阶段和批准阶段。在第一阶段（第一层次），各国政府首脑之间谈判达成一项初步的国际协议；在第二阶段（第二层次），国家内部的选民通过正式或非正式的方式决定是否批准或者实施这项达成的国际协议。</w:t>
+      </w:r>
+    </w:p>
+    <w:p>
+      <w:pPr>
+        <w:pStyle w:val="aa"/>
+        <w:spacing w:before="78" w:after="78"/>
+        <w:rPr>
+          <w:rFonts w:hint="eastAsia"/>
+        </w:rPr>
+      </w:pPr>
+      <w:r>
+        <w:tab/>
+      </w:r>
+      <w:r>
+        <w:rPr>
+          <w:rFonts w:hint="eastAsia"/>
+        </w:rPr>
+        <w:t>双层博弈的关键概念是“获胜集合”（</w:t>
+      </w:r>
+      <w:r>
+        <w:rPr>
+          <w:rFonts w:hint="eastAsia"/>
+        </w:rPr>
+        <w:t>win-set</w:t>
+      </w:r>
+      <w:r>
+        <w:rPr>
+          <w:rFonts w:hint="eastAsia"/>
+        </w:rPr>
+        <w:t>）。对于特定的第二层次上的选民群体来说，“获胜集合”就是所有可能在第一层次上达成的、在进行表决时能得到选民的必要多数支持的协议范围。</w:t>
+      </w:r>
+      <w:r>
+        <w:rPr>
+          <w:rFonts w:hint="eastAsia"/>
+        </w:rPr>
+        <w:t>对于特定的国家来说，它的获胜集合规模主要由以下三个因素决定：首先，它取决于第二层次的选民间的权力分配、偏好和可能的联盟；其次，获胜集合的规模依赖于第二层次的政治制度；最后，获胜集合的规模依赖于第一层次的谈判者的策略。</w:t>
+      </w:r>
+    </w:p>
+    <w:p>
+      <w:pPr>
+        <w:pStyle w:val="ae"/>
+      </w:pPr>
+      <w:bookmarkStart w:id="55" w:name="_Toc229999832"/>
+      <w:r>
+        <w:rPr>
+          <w:rFonts w:hint="eastAsia"/>
+        </w:rPr>
+        <w:lastRenderedPageBreak/>
+        <w:t>（三）多边主义还是单边主义：美国的选择</w:t>
+      </w:r>
+      <w:bookmarkEnd w:id="55"/>
+    </w:p>
+    <w:p>
+      <w:pPr>
+        <w:pStyle w:val="af3"/>
+        <w:spacing w:before="78" w:after="78"/>
+      </w:pPr>
+      <w:r>
+        <w:tab/>
+      </w:r>
+      <w:r>
+        <w:rPr>
+          <w:rFonts w:hint="eastAsia"/>
+        </w:rPr>
+        <w:t>多边主义是一种在广义的行动原则基础上协调三个或更多国家之间关系的制度形式。</w:t>
+      </w:r>
+    </w:p>
+    <w:p>
+      <w:pPr>
+        <w:pStyle w:val="af3"/>
+        <w:spacing w:before="78" w:after="78"/>
+        <w:jc w:val="right"/>
+      </w:pPr>
+      <w:r>
+        <w:rPr>
+          <w:rFonts w:hint="eastAsia"/>
+        </w:rPr>
+        <w:t>——约翰·鲁杰</w:t>
+      </w:r>
+    </w:p>
+    <w:p>
+      <w:pPr>
+        <w:pStyle w:val="aa"/>
+        <w:spacing w:before="78" w:after="78"/>
+        <w:ind w:firstLine="420"/>
+        <w:rPr>
+          <w:rFonts w:hint="eastAsia"/>
+        </w:rPr>
+      </w:pPr>
+      <w:r>
+        <w:rPr>
+          <w:rFonts w:hint="eastAsia"/>
+        </w:rPr>
+        <w:t>除了这种从制度层面界定外，多边主义还表现为国家行为体之间的行为方式，以及对国际普遍的行为准则和规制的重视和遵守。作为一种着眼于发展国家行为体之间良性互动的社会性安排，协调与合作是多边主义的</w:t>
+      </w:r>
+      <w:r>
+        <w:rPr>
+          <w:rFonts w:hint="eastAsia"/>
+        </w:rPr>
+        <w:t>基本特征。</w:t>
+      </w:r>
+    </w:p>
+    <w:p>
+      <w:pPr>
+        <w:pStyle w:val="aa"/>
+        <w:spacing w:before="78" w:after="78"/>
+      </w:pPr>
+      <w:r>
+        <w:tab/>
+      </w:r>
+      <w:r>
+        <w:rPr>
+          <w:rFonts w:hint="eastAsia"/>
+        </w:rPr>
+        <w:t>欧盟坚信，多边主义如果不是唯一的也是最好的应对全球公共问题的途径。但是，对美国而言，多边主义不是指导原则，而是权宜之计。</w:t>
+      </w:r>
+    </w:p>
+    <w:p>
+      <w:pPr>
+        <w:pStyle w:val="aa"/>
+        <w:spacing w:before="78" w:after="78"/>
+        <w:rPr>
+          <w:rFonts w:hint="eastAsia"/>
+        </w:rPr>
+      </w:pPr>
+      <w:r>
+        <w:tab/>
+      </w:r>
+      <w:r>
+        <w:rPr>
+          <w:rFonts w:hint="eastAsia"/>
+        </w:rPr>
+        <w:t>单边主义指的是国际社会中实力地位较强的某一个国家，为了落实外交政策而忽视多数人民意愿，违反国际社会潮流。在事实上，单边主义往往被当作负面标签，直接往政治对手上贴，以达到丑化该国政治形象的目的。</w:t>
+      </w:r>
+    </w:p>
+    <w:p>
+      <w:pPr>
+        <w:pStyle w:val="aa"/>
+        <w:spacing w:before="78" w:after="78"/>
+        <w:rPr>
+          <w:rFonts w:eastAsia="思源宋体 CN"/>
+          <w:b/>
+          <w:bCs/>
+        </w:rPr>
+      </w:pPr>
+    </w:p>
+    <w:p>
+      <w:pPr>
+        <w:pStyle w:val="aa"/>
+        <w:spacing w:before="78" w:after="78"/>
+        <w:rPr>
+          <w:rFonts w:eastAsia="思源宋体 CN"/>
+          <w:b/>
+          <w:bCs/>
+        </w:rPr>
+      </w:pPr>
+    </w:p>
+    <w:p>
+      <w:pPr>
+        <w:pStyle w:val="aa"/>
+        <w:spacing w:before="78" w:after="78"/>
+        <w:rPr>
+          <w:rFonts w:eastAsia="思源宋体 CN"/>
+          <w:b/>
+          <w:bCs/>
+        </w:rPr>
+      </w:pPr>
+    </w:p>
+    <w:p>
+      <w:pPr>
+        <w:pStyle w:val="aa"/>
+        <w:spacing w:before="78" w:after="78"/>
+        <w:rPr>
+          <w:rFonts w:eastAsia="思源宋体 CN"/>
+          <w:b/>
+          <w:bCs/>
+        </w:rPr>
+      </w:pPr>
     </w:p>
     <w:p>
       <w:pPr>
@@ -12516,10 +15628,10 @@
     </w:lvl>
   </w:abstractNum>
   <w:abstractNum w:abstractNumId="5" w15:restartNumberingAfterBreak="0">
-    <w:nsid w:val="34E03B2B"/>
+    <w:nsid w:val="31C3552B"/>
     <w:multiLevelType w:val="hybridMultilevel"/>
-    <w:tmpl w:val="699AB3A8"/>
-    <w:lvl w:ilvl="0" w:tplc="8AEE76B4">
+    <w:tmpl w:val="E10C3EE6"/>
+    <w:lvl w:ilvl="0" w:tplc="FA1827B0">
       <w:start w:val="1"/>
       <w:numFmt w:val="japaneseCounting"/>
       <w:lvlText w:val="第%1，"/>
@@ -12605,6 +15717,95 @@
     </w:lvl>
   </w:abstractNum>
   <w:abstractNum w:abstractNumId="6" w15:restartNumberingAfterBreak="0">
+    <w:nsid w:val="34E03B2B"/>
+    <w:multiLevelType w:val="hybridMultilevel"/>
+    <w:tmpl w:val="699AB3A8"/>
+    <w:lvl w:ilvl="0" w:tplc="8AEE76B4">
+      <w:start w:val="1"/>
+      <w:numFmt w:val="japaneseCounting"/>
+      <w:lvlText w:val="第%1，"/>
+      <w:lvlJc w:val="left"/>
+      <w:pPr>
+        <w:ind w:left="720" w:hanging="720"/>
+      </w:pPr>
+      <w:rPr>
+        <w:rFonts w:hint="default"/>
+      </w:rPr>
+    </w:lvl>
+    <w:lvl w:ilvl="1" w:tplc="04090019" w:tentative="1">
+      <w:start w:val="1"/>
+      <w:numFmt w:val="lowerLetter"/>
+      <w:lvlText w:val="%2)"/>
+      <w:lvlJc w:val="left"/>
+      <w:pPr>
+        <w:ind w:left="880" w:hanging="440"/>
+      </w:pPr>
+    </w:lvl>
+    <w:lvl w:ilvl="2" w:tplc="0409001B" w:tentative="1">
+      <w:start w:val="1"/>
+      <w:numFmt w:val="lowerRoman"/>
+      <w:lvlText w:val="%3."/>
+      <w:lvlJc w:val="right"/>
+      <w:pPr>
+        <w:ind w:left="1320" w:hanging="440"/>
+      </w:pPr>
+    </w:lvl>
+    <w:lvl w:ilvl="3" w:tplc="0409000F" w:tentative="1">
+      <w:start w:val="1"/>
+      <w:numFmt w:val="decimal"/>
+      <w:lvlText w:val="%4."/>
+      <w:lvlJc w:val="left"/>
+      <w:pPr>
+        <w:ind w:left="1760" w:hanging="440"/>
+      </w:pPr>
+    </w:lvl>
+    <w:lvl w:ilvl="4" w:tplc="04090019" w:tentative="1">
+      <w:start w:val="1"/>
+      <w:numFmt w:val="lowerLetter"/>
+      <w:lvlText w:val="%5)"/>
+      <w:lvlJc w:val="left"/>
+      <w:pPr>
+        <w:ind w:left="2200" w:hanging="440"/>
+      </w:pPr>
+    </w:lvl>
+    <w:lvl w:ilvl="5" w:tplc="0409001B" w:tentative="1">
+      <w:start w:val="1"/>
+      <w:numFmt w:val="lowerRoman"/>
+      <w:lvlText w:val="%6."/>
+      <w:lvlJc w:val="right"/>
+      <w:pPr>
+        <w:ind w:left="2640" w:hanging="440"/>
+      </w:pPr>
+    </w:lvl>
+    <w:lvl w:ilvl="6" w:tplc="0409000F" w:tentative="1">
+      <w:start w:val="1"/>
+      <w:numFmt w:val="decimal"/>
+      <w:lvlText w:val="%7."/>
+      <w:lvlJc w:val="left"/>
+      <w:pPr>
+        <w:ind w:left="3080" w:hanging="440"/>
+      </w:pPr>
+    </w:lvl>
+    <w:lvl w:ilvl="7" w:tplc="04090019" w:tentative="1">
+      <w:start w:val="1"/>
+      <w:numFmt w:val="lowerLetter"/>
+      <w:lvlText w:val="%8)"/>
+      <w:lvlJc w:val="left"/>
+      <w:pPr>
+        <w:ind w:left="3520" w:hanging="440"/>
+      </w:pPr>
+    </w:lvl>
+    <w:lvl w:ilvl="8" w:tplc="0409001B" w:tentative="1">
+      <w:start w:val="1"/>
+      <w:numFmt w:val="lowerRoman"/>
+      <w:lvlText w:val="%9."/>
+      <w:lvlJc w:val="right"/>
+      <w:pPr>
+        <w:ind w:left="3960" w:hanging="440"/>
+      </w:pPr>
+    </w:lvl>
+  </w:abstractNum>
+  <w:abstractNum w:abstractNumId="7" w15:restartNumberingAfterBreak="0">
     <w:nsid w:val="3EEA4C9C"/>
     <w:multiLevelType w:val="hybridMultilevel"/>
     <w:tmpl w:val="78EC5B62"/>
@@ -12717,7 +15918,7 @@
       </w:rPr>
     </w:lvl>
   </w:abstractNum>
-  <w:abstractNum w:abstractNumId="7" w15:restartNumberingAfterBreak="0">
+  <w:abstractNum w:abstractNumId="8" w15:restartNumberingAfterBreak="0">
     <w:nsid w:val="49190FE1"/>
     <w:multiLevelType w:val="hybridMultilevel"/>
     <w:tmpl w:val="CC22B47C"/>
@@ -12830,7 +16031,7 @@
       </w:rPr>
     </w:lvl>
   </w:abstractNum>
-  <w:abstractNum w:abstractNumId="8" w15:restartNumberingAfterBreak="0">
+  <w:abstractNum w:abstractNumId="9" w15:restartNumberingAfterBreak="0">
     <w:nsid w:val="497D7A25"/>
     <w:multiLevelType w:val="hybridMultilevel"/>
     <w:tmpl w:val="6BF4CE46"/>
@@ -12916,7 +16117,93 @@
       </w:pPr>
     </w:lvl>
   </w:abstractNum>
-  <w:abstractNum w:abstractNumId="9" w15:restartNumberingAfterBreak="0">
+  <w:abstractNum w:abstractNumId="10" w15:restartNumberingAfterBreak="0">
+    <w:nsid w:val="4A1833D5"/>
+    <w:multiLevelType w:val="hybridMultilevel"/>
+    <w:tmpl w:val="528E88E4"/>
+    <w:lvl w:ilvl="0" w:tplc="0409000F">
+      <w:start w:val="1"/>
+      <w:numFmt w:val="decimal"/>
+      <w:lvlText w:val="%1."/>
+      <w:lvlJc w:val="left"/>
+      <w:pPr>
+        <w:ind w:left="440" w:hanging="440"/>
+      </w:pPr>
+    </w:lvl>
+    <w:lvl w:ilvl="1" w:tplc="04090019" w:tentative="1">
+      <w:start w:val="1"/>
+      <w:numFmt w:val="lowerLetter"/>
+      <w:lvlText w:val="%2)"/>
+      <w:lvlJc w:val="left"/>
+      <w:pPr>
+        <w:ind w:left="880" w:hanging="440"/>
+      </w:pPr>
+    </w:lvl>
+    <w:lvl w:ilvl="2" w:tplc="0409001B" w:tentative="1">
+      <w:start w:val="1"/>
+      <w:numFmt w:val="lowerRoman"/>
+      <w:lvlText w:val="%3."/>
+      <w:lvlJc w:val="right"/>
+      <w:pPr>
+        <w:ind w:left="1320" w:hanging="440"/>
+      </w:pPr>
+    </w:lvl>
+    <w:lvl w:ilvl="3" w:tplc="0409000F" w:tentative="1">
+      <w:start w:val="1"/>
+      <w:numFmt w:val="decimal"/>
+      <w:lvlText w:val="%4."/>
+      <w:lvlJc w:val="left"/>
+      <w:pPr>
+        <w:ind w:left="1760" w:hanging="440"/>
+      </w:pPr>
+    </w:lvl>
+    <w:lvl w:ilvl="4" w:tplc="04090019" w:tentative="1">
+      <w:start w:val="1"/>
+      <w:numFmt w:val="lowerLetter"/>
+      <w:lvlText w:val="%5)"/>
+      <w:lvlJc w:val="left"/>
+      <w:pPr>
+        <w:ind w:left="2200" w:hanging="440"/>
+      </w:pPr>
+    </w:lvl>
+    <w:lvl w:ilvl="5" w:tplc="0409001B" w:tentative="1">
+      <w:start w:val="1"/>
+      <w:numFmt w:val="lowerRoman"/>
+      <w:lvlText w:val="%6."/>
+      <w:lvlJc w:val="right"/>
+      <w:pPr>
+        <w:ind w:left="2640" w:hanging="440"/>
+      </w:pPr>
+    </w:lvl>
+    <w:lvl w:ilvl="6" w:tplc="0409000F" w:tentative="1">
+      <w:start w:val="1"/>
+      <w:numFmt w:val="decimal"/>
+      <w:lvlText w:val="%7."/>
+      <w:lvlJc w:val="left"/>
+      <w:pPr>
+        <w:ind w:left="3080" w:hanging="440"/>
+      </w:pPr>
+    </w:lvl>
+    <w:lvl w:ilvl="7" w:tplc="04090019" w:tentative="1">
+      <w:start w:val="1"/>
+      <w:numFmt w:val="lowerLetter"/>
+      <w:lvlText w:val="%8)"/>
+      <w:lvlJc w:val="left"/>
+      <w:pPr>
+        <w:ind w:left="3520" w:hanging="440"/>
+      </w:pPr>
+    </w:lvl>
+    <w:lvl w:ilvl="8" w:tplc="0409001B" w:tentative="1">
+      <w:start w:val="1"/>
+      <w:numFmt w:val="lowerRoman"/>
+      <w:lvlText w:val="%9."/>
+      <w:lvlJc w:val="right"/>
+      <w:pPr>
+        <w:ind w:left="3960" w:hanging="440"/>
+      </w:pPr>
+    </w:lvl>
+  </w:abstractNum>
+  <w:abstractNum w:abstractNumId="11" w15:restartNumberingAfterBreak="0">
     <w:nsid w:val="607F303C"/>
     <w:multiLevelType w:val="hybridMultilevel"/>
     <w:tmpl w:val="32A072B4"/>
@@ -13029,7 +16316,7 @@
       </w:rPr>
     </w:lvl>
   </w:abstractNum>
-  <w:abstractNum w:abstractNumId="10" w15:restartNumberingAfterBreak="0">
+  <w:abstractNum w:abstractNumId="12" w15:restartNumberingAfterBreak="0">
     <w:nsid w:val="710E6F9E"/>
     <w:multiLevelType w:val="hybridMultilevel"/>
     <w:tmpl w:val="B1DE1C64"/>
@@ -13149,31 +16436,37 @@
     <w:abstractNumId w:val="1"/>
   </w:num>
   <w:num w:numId="3" w16cid:durableId="524447025">
-    <w:abstractNumId w:val="6"/>
+    <w:abstractNumId w:val="7"/>
   </w:num>
   <w:num w:numId="4" w16cid:durableId="339360284">
-    <w:abstractNumId w:val="10"/>
+    <w:abstractNumId w:val="12"/>
   </w:num>
   <w:num w:numId="5" w16cid:durableId="1295257415">
-    <w:abstractNumId w:val="5"/>
+    <w:abstractNumId w:val="6"/>
   </w:num>
   <w:num w:numId="6" w16cid:durableId="1231496815">
     <w:abstractNumId w:val="3"/>
   </w:num>
   <w:num w:numId="7" w16cid:durableId="1544755656">
-    <w:abstractNumId w:val="7"/>
+    <w:abstractNumId w:val="8"/>
   </w:num>
   <w:num w:numId="8" w16cid:durableId="1260330725">
-    <w:abstractNumId w:val="9"/>
+    <w:abstractNumId w:val="11"/>
   </w:num>
   <w:num w:numId="9" w16cid:durableId="649404335">
     <w:abstractNumId w:val="4"/>
   </w:num>
   <w:num w:numId="10" w16cid:durableId="1064373290">
-    <w:abstractNumId w:val="8"/>
+    <w:abstractNumId w:val="9"/>
   </w:num>
   <w:num w:numId="11" w16cid:durableId="1719016366">
     <w:abstractNumId w:val="0"/>
+  </w:num>
+  <w:num w:numId="12" w16cid:durableId="575818598">
+    <w:abstractNumId w:val="10"/>
+  </w:num>
+  <w:num w:numId="13" w16cid:durableId="1824657017">
+    <w:abstractNumId w:val="5"/>
   </w:num>
 </w:numbering>
 </file>

--- a/course/major/环境与国际关系.docx
+++ b/course/major/环境与国际关系.docx
@@ -233,7 +233,7 @@
             </w:rPr>
             <w:fldChar w:fldCharType="separate"/>
           </w:r>
-          <w:hyperlink w:anchor="_Toc229999777" w:history="1">
+          <w:hyperlink w:anchor="_Toc230604574" w:history="1">
             <w:r>
               <w:rPr>
                 <w:rStyle w:val="a3"/>
@@ -272,7 +272,7 @@
                 <w:noProof/>
                 <w:webHidden/>
               </w:rPr>
-              <w:instrText>PAGEREF _Toc229999777 \h</w:instrText>
+              <w:instrText>PAGEREF _Toc230604574 \h</w:instrText>
             </w:r>
             <w:r>
               <w:rPr>
@@ -329,7 +329,7 @@
               <w14:ligatures w14:val="standardContextual"/>
             </w:rPr>
           </w:pPr>
-          <w:hyperlink w:anchor="_Toc229999778" w:history="1">
+          <w:hyperlink w:anchor="_Toc230604575" w:history="1">
             <w:r>
               <w:rPr>
                 <w:rStyle w:val="a3"/>
@@ -368,7 +368,7 @@
                 <w:noProof/>
                 <w:webHidden/>
               </w:rPr>
-              <w:instrText>PAGEREF _Toc229999778 \h</w:instrText>
+              <w:instrText>PAGEREF _Toc230604575 \h</w:instrText>
             </w:r>
             <w:r>
               <w:rPr>
@@ -425,7 +425,7 @@
               <w14:ligatures w14:val="standardContextual"/>
             </w:rPr>
           </w:pPr>
-          <w:hyperlink w:anchor="_Toc229999779" w:history="1">
+          <w:hyperlink w:anchor="_Toc230604576" w:history="1">
             <w:r>
               <w:rPr>
                 <w:rStyle w:val="a3"/>
@@ -464,7 +464,7 @@
                 <w:noProof/>
                 <w:webHidden/>
               </w:rPr>
-              <w:instrText>PAGEREF _Toc229999779 \h</w:instrText>
+              <w:instrText>PAGEREF _Toc230604576 \h</w:instrText>
             </w:r>
             <w:r>
               <w:rPr>
@@ -521,7 +521,7 @@
               <w14:ligatures w14:val="standardContextual"/>
             </w:rPr>
           </w:pPr>
-          <w:hyperlink w:anchor="_Toc229999780" w:history="1">
+          <w:hyperlink w:anchor="_Toc230604577" w:history="1">
             <w:r>
               <w:rPr>
                 <w:rStyle w:val="a3"/>
@@ -560,7 +560,7 @@
                 <w:noProof/>
                 <w:webHidden/>
               </w:rPr>
-              <w:instrText>PAGEREF _Toc229999780 \h</w:instrText>
+              <w:instrText>PAGEREF _Toc230604577 \h</w:instrText>
             </w:r>
             <w:r>
               <w:rPr>
@@ -617,7 +617,7 @@
               <w14:ligatures w14:val="standardContextual"/>
             </w:rPr>
           </w:pPr>
-          <w:hyperlink w:anchor="_Toc229999781" w:history="1">
+          <w:hyperlink w:anchor="_Toc230604578" w:history="1">
             <w:r>
               <w:rPr>
                 <w:rStyle w:val="a3"/>
@@ -656,7 +656,7 @@
                 <w:noProof/>
                 <w:webHidden/>
               </w:rPr>
-              <w:instrText>PAGEREF _Toc229999781 \h</w:instrText>
+              <w:instrText>PAGEREF _Toc230604578 \h</w:instrText>
             </w:r>
             <w:r>
               <w:rPr>
@@ -713,7 +713,7 @@
               <w14:ligatures w14:val="standardContextual"/>
             </w:rPr>
           </w:pPr>
-          <w:hyperlink w:anchor="_Toc229999782" w:history="1">
+          <w:hyperlink w:anchor="_Toc230604579" w:history="1">
             <w:r>
               <w:rPr>
                 <w:rStyle w:val="a3"/>
@@ -752,7 +752,7 @@
                 <w:noProof/>
                 <w:webHidden/>
               </w:rPr>
-              <w:instrText>PAGEREF _Toc229999782 \h</w:instrText>
+              <w:instrText>PAGEREF _Toc230604579 \h</w:instrText>
             </w:r>
             <w:r>
               <w:rPr>
@@ -809,7 +809,7 @@
               <w14:ligatures w14:val="standardContextual"/>
             </w:rPr>
           </w:pPr>
-          <w:hyperlink w:anchor="_Toc229999783" w:history="1">
+          <w:hyperlink w:anchor="_Toc230604580" w:history="1">
             <w:r>
               <w:rPr>
                 <w:rStyle w:val="a3"/>
@@ -848,7 +848,7 @@
                 <w:noProof/>
                 <w:webHidden/>
               </w:rPr>
-              <w:instrText>PAGEREF _Toc229999783 \h</w:instrText>
+              <w:instrText>PAGEREF _Toc230604580 \h</w:instrText>
             </w:r>
             <w:r>
               <w:rPr>
@@ -905,7 +905,7 @@
               <w14:ligatures w14:val="standardContextual"/>
             </w:rPr>
           </w:pPr>
-          <w:hyperlink w:anchor="_Toc229999784" w:history="1">
+          <w:hyperlink w:anchor="_Toc230604581" w:history="1">
             <w:r>
               <w:rPr>
                 <w:rStyle w:val="a3"/>
@@ -944,7 +944,7 @@
                 <w:noProof/>
                 <w:webHidden/>
               </w:rPr>
-              <w:instrText>PAGEREF _Toc229999784 \h</w:instrText>
+              <w:instrText>PAGEREF _Toc230604581 \h</w:instrText>
             </w:r>
             <w:r>
               <w:rPr>
@@ -1001,7 +1001,7 @@
               <w14:ligatures w14:val="standardContextual"/>
             </w:rPr>
           </w:pPr>
-          <w:hyperlink w:anchor="_Toc229999785" w:history="1">
+          <w:hyperlink w:anchor="_Toc230604582" w:history="1">
             <w:r>
               <w:rPr>
                 <w:rStyle w:val="a3"/>
@@ -1040,7 +1040,7 @@
                 <w:noProof/>
                 <w:webHidden/>
               </w:rPr>
-              <w:instrText>PAGEREF _Toc229999785 \h</w:instrText>
+              <w:instrText>PAGEREF _Toc230604582 \h</w:instrText>
             </w:r>
             <w:r>
               <w:rPr>
@@ -1097,7 +1097,7 @@
               <w14:ligatures w14:val="standardContextual"/>
             </w:rPr>
           </w:pPr>
-          <w:hyperlink w:anchor="_Toc229999786" w:history="1">
+          <w:hyperlink w:anchor="_Toc230604583" w:history="1">
             <w:r>
               <w:rPr>
                 <w:rStyle w:val="a3"/>
@@ -1136,7 +1136,7 @@
                 <w:noProof/>
                 <w:webHidden/>
               </w:rPr>
-              <w:instrText>PAGEREF _Toc229999786 \h</w:instrText>
+              <w:instrText>PAGEREF _Toc230604583 \h</w:instrText>
             </w:r>
             <w:r>
               <w:rPr>
@@ -1193,7 +1193,7 @@
               <w14:ligatures w14:val="standardContextual"/>
             </w:rPr>
           </w:pPr>
-          <w:hyperlink w:anchor="_Toc229999787" w:history="1">
+          <w:hyperlink w:anchor="_Toc230604584" w:history="1">
             <w:r>
               <w:rPr>
                 <w:rStyle w:val="a3"/>
@@ -1232,7 +1232,7 @@
                 <w:noProof/>
                 <w:webHidden/>
               </w:rPr>
-              <w:instrText>PAGEREF _Toc229999787 \h</w:instrText>
+              <w:instrText>PAGEREF _Toc230604584 \h</w:instrText>
             </w:r>
             <w:r>
               <w:rPr>
@@ -1289,7 +1289,7 @@
               <w14:ligatures w14:val="standardContextual"/>
             </w:rPr>
           </w:pPr>
-          <w:hyperlink w:anchor="_Toc229999788" w:history="1">
+          <w:hyperlink w:anchor="_Toc230604585" w:history="1">
             <w:r>
               <w:rPr>
                 <w:rStyle w:val="a3"/>
@@ -1328,7 +1328,7 @@
                 <w:noProof/>
                 <w:webHidden/>
               </w:rPr>
-              <w:instrText>PAGEREF _Toc229999788 \h</w:instrText>
+              <w:instrText>PAGEREF _Toc230604585 \h</w:instrText>
             </w:r>
             <w:r>
               <w:rPr>
@@ -1385,7 +1385,7 @@
               <w14:ligatures w14:val="standardContextual"/>
             </w:rPr>
           </w:pPr>
-          <w:hyperlink w:anchor="_Toc229999789" w:history="1">
+          <w:hyperlink w:anchor="_Toc230604586" w:history="1">
             <w:r>
               <w:rPr>
                 <w:rStyle w:val="a3"/>
@@ -1424,7 +1424,7 @@
                 <w:noProof/>
                 <w:webHidden/>
               </w:rPr>
-              <w:instrText>PAGEREF _Toc229999789 \h</w:instrText>
+              <w:instrText>PAGEREF _Toc230604586 \h</w:instrText>
             </w:r>
             <w:r>
               <w:rPr>
@@ -1481,7 +1481,7 @@
               <w14:ligatures w14:val="standardContextual"/>
             </w:rPr>
           </w:pPr>
-          <w:hyperlink w:anchor="_Toc229999790" w:history="1">
+          <w:hyperlink w:anchor="_Toc230604587" w:history="1">
             <w:r>
               <w:rPr>
                 <w:rStyle w:val="a3"/>
@@ -1520,7 +1520,7 @@
                 <w:noProof/>
                 <w:webHidden/>
               </w:rPr>
-              <w:instrText>PAGEREF _Toc229999790 \h</w:instrText>
+              <w:instrText>PAGEREF _Toc230604587 \h</w:instrText>
             </w:r>
             <w:r>
               <w:rPr>
@@ -1577,7 +1577,7 @@
               <w14:ligatures w14:val="standardContextual"/>
             </w:rPr>
           </w:pPr>
-          <w:hyperlink w:anchor="_Toc229999791" w:history="1">
+          <w:hyperlink w:anchor="_Toc230604588" w:history="1">
             <w:r>
               <w:rPr>
                 <w:rStyle w:val="a3"/>
@@ -1616,7 +1616,7 @@
                 <w:noProof/>
                 <w:webHidden/>
               </w:rPr>
-              <w:instrText>PAGEREF _Toc229999791 \h</w:instrText>
+              <w:instrText>PAGEREF _Toc230604588 \h</w:instrText>
             </w:r>
             <w:r>
               <w:rPr>
@@ -1673,7 +1673,7 @@
               <w14:ligatures w14:val="standardContextual"/>
             </w:rPr>
           </w:pPr>
-          <w:hyperlink w:anchor="_Toc229999792" w:history="1">
+          <w:hyperlink w:anchor="_Toc230604589" w:history="1">
             <w:r>
               <w:rPr>
                 <w:rStyle w:val="a3"/>
@@ -1712,7 +1712,7 @@
                 <w:noProof/>
                 <w:webHidden/>
               </w:rPr>
-              <w:instrText>PAGEREF _Toc229999792 \h</w:instrText>
+              <w:instrText>PAGEREF _Toc230604589 \h</w:instrText>
             </w:r>
             <w:r>
               <w:rPr>
@@ -1769,7 +1769,7 @@
               <w14:ligatures w14:val="standardContextual"/>
             </w:rPr>
           </w:pPr>
-          <w:hyperlink w:anchor="_Toc229999793" w:history="1">
+          <w:hyperlink w:anchor="_Toc230604590" w:history="1">
             <w:r>
               <w:rPr>
                 <w:rStyle w:val="a3"/>
@@ -1808,7 +1808,7 @@
                 <w:noProof/>
                 <w:webHidden/>
               </w:rPr>
-              <w:instrText>PAGEREF _Toc229999793 \h</w:instrText>
+              <w:instrText>PAGEREF _Toc230604590 \h</w:instrText>
             </w:r>
             <w:r>
               <w:rPr>
@@ -1865,7 +1865,7 @@
               <w14:ligatures w14:val="standardContextual"/>
             </w:rPr>
           </w:pPr>
-          <w:hyperlink w:anchor="_Toc229999794" w:history="1">
+          <w:hyperlink w:anchor="_Toc230604591" w:history="1">
             <w:r>
               <w:rPr>
                 <w:rStyle w:val="a3"/>
@@ -1904,7 +1904,7 @@
                 <w:noProof/>
                 <w:webHidden/>
               </w:rPr>
-              <w:instrText>PAGEREF _Toc229999794 \h</w:instrText>
+              <w:instrText>PAGEREF _Toc230604591 \h</w:instrText>
             </w:r>
             <w:r>
               <w:rPr>
@@ -1961,7 +1961,7 @@
               <w14:ligatures w14:val="standardContextual"/>
             </w:rPr>
           </w:pPr>
-          <w:hyperlink w:anchor="_Toc229999795" w:history="1">
+          <w:hyperlink w:anchor="_Toc230604592" w:history="1">
             <w:r>
               <w:rPr>
                 <w:rStyle w:val="a3"/>
@@ -2000,7 +2000,7 @@
                 <w:noProof/>
                 <w:webHidden/>
               </w:rPr>
-              <w:instrText>PAGEREF _Toc229999795 \h</w:instrText>
+              <w:instrText>PAGEREF _Toc230604592 \h</w:instrText>
             </w:r>
             <w:r>
               <w:rPr>
@@ -2057,7 +2057,7 @@
               <w14:ligatures w14:val="standardContextual"/>
             </w:rPr>
           </w:pPr>
-          <w:hyperlink w:anchor="_Toc229999796" w:history="1">
+          <w:hyperlink w:anchor="_Toc230604593" w:history="1">
             <w:r>
               <w:rPr>
                 <w:rStyle w:val="a3"/>
@@ -2096,7 +2096,7 @@
                 <w:noProof/>
                 <w:webHidden/>
               </w:rPr>
-              <w:instrText>PAGEREF _Toc229999796 \h</w:instrText>
+              <w:instrText>PAGEREF _Toc230604593 \h</w:instrText>
             </w:r>
             <w:r>
               <w:rPr>
@@ -2153,7 +2153,7 @@
               <w14:ligatures w14:val="standardContextual"/>
             </w:rPr>
           </w:pPr>
-          <w:hyperlink w:anchor="_Toc229999797" w:history="1">
+          <w:hyperlink w:anchor="_Toc230604594" w:history="1">
             <w:r>
               <w:rPr>
                 <w:rStyle w:val="a3"/>
@@ -2192,7 +2192,7 @@
                 <w:noProof/>
                 <w:webHidden/>
               </w:rPr>
-              <w:instrText>PAGEREF _Toc229999797 \h</w:instrText>
+              <w:instrText>PAGEREF _Toc230604594 \h</w:instrText>
             </w:r>
             <w:r>
               <w:rPr>
@@ -2249,7 +2249,7 @@
               <w14:ligatures w14:val="standardContextual"/>
             </w:rPr>
           </w:pPr>
-          <w:hyperlink w:anchor="_Toc229999798" w:history="1">
+          <w:hyperlink w:anchor="_Toc230604595" w:history="1">
             <w:r>
               <w:rPr>
                 <w:rStyle w:val="a3"/>
@@ -2288,7 +2288,7 @@
                 <w:noProof/>
                 <w:webHidden/>
               </w:rPr>
-              <w:instrText>PAGEREF _Toc229999798 \h</w:instrText>
+              <w:instrText>PAGEREF _Toc230604595 \h</w:instrText>
             </w:r>
             <w:r>
               <w:rPr>
@@ -2345,7 +2345,7 @@
               <w14:ligatures w14:val="standardContextual"/>
             </w:rPr>
           </w:pPr>
-          <w:hyperlink w:anchor="_Toc229999799" w:history="1">
+          <w:hyperlink w:anchor="_Toc230604596" w:history="1">
             <w:r>
               <w:rPr>
                 <w:rStyle w:val="a3"/>
@@ -2384,7 +2384,7 @@
                 <w:noProof/>
                 <w:webHidden/>
               </w:rPr>
-              <w:instrText>PAGEREF _Toc229999799 \h</w:instrText>
+              <w:instrText>PAGEREF _Toc230604596 \h</w:instrText>
             </w:r>
             <w:r>
               <w:rPr>
@@ -2441,7 +2441,7 @@
               <w14:ligatures w14:val="standardContextual"/>
             </w:rPr>
           </w:pPr>
-          <w:hyperlink w:anchor="_Toc229999800" w:history="1">
+          <w:hyperlink w:anchor="_Toc230604597" w:history="1">
             <w:r>
               <w:rPr>
                 <w:rStyle w:val="a3"/>
@@ -2480,7 +2480,7 @@
                 <w:noProof/>
                 <w:webHidden/>
               </w:rPr>
-              <w:instrText>PAGEREF _Toc229999800 \h</w:instrText>
+              <w:instrText>PAGEREF _Toc230604597 \h</w:instrText>
             </w:r>
             <w:r>
               <w:rPr>
@@ -2537,7 +2537,7 @@
               <w14:ligatures w14:val="standardContextual"/>
             </w:rPr>
           </w:pPr>
-          <w:hyperlink w:anchor="_Toc229999801" w:history="1">
+          <w:hyperlink w:anchor="_Toc230604598" w:history="1">
             <w:r>
               <w:rPr>
                 <w:rStyle w:val="a3"/>
@@ -2576,7 +2576,7 @@
                 <w:noProof/>
                 <w:webHidden/>
               </w:rPr>
-              <w:instrText>PAGEREF _Toc229999801 \h</w:instrText>
+              <w:instrText>PAGEREF _Toc230604598 \h</w:instrText>
             </w:r>
             <w:r>
               <w:rPr>
@@ -2633,7 +2633,7 @@
               <w14:ligatures w14:val="standardContextual"/>
             </w:rPr>
           </w:pPr>
-          <w:hyperlink w:anchor="_Toc229999802" w:history="1">
+          <w:hyperlink w:anchor="_Toc230604599" w:history="1">
             <w:r>
               <w:rPr>
                 <w:rStyle w:val="a3"/>
@@ -2672,7 +2672,7 @@
                 <w:noProof/>
                 <w:webHidden/>
               </w:rPr>
-              <w:instrText>PAGEREF _Toc229999802 \h</w:instrText>
+              <w:instrText>PAGEREF _Toc230604599 \h</w:instrText>
             </w:r>
             <w:r>
               <w:rPr>
@@ -2729,7 +2729,7 @@
               <w14:ligatures w14:val="standardContextual"/>
             </w:rPr>
           </w:pPr>
-          <w:hyperlink w:anchor="_Toc229999803" w:history="1">
+          <w:hyperlink w:anchor="_Toc230604600" w:history="1">
             <w:r>
               <w:rPr>
                 <w:rStyle w:val="a3"/>
@@ -2768,7 +2768,7 @@
                 <w:noProof/>
                 <w:webHidden/>
               </w:rPr>
-              <w:instrText>PAGEREF _Toc229999803 \h</w:instrText>
+              <w:instrText>PAGEREF _Toc230604600 \h</w:instrText>
             </w:r>
             <w:r>
               <w:rPr>
@@ -2825,7 +2825,7 @@
               <w14:ligatures w14:val="standardContextual"/>
             </w:rPr>
           </w:pPr>
-          <w:hyperlink w:anchor="_Toc229999804" w:history="1">
+          <w:hyperlink w:anchor="_Toc230604601" w:history="1">
             <w:r>
               <w:rPr>
                 <w:rStyle w:val="a3"/>
@@ -2864,7 +2864,7 @@
                 <w:noProof/>
                 <w:webHidden/>
               </w:rPr>
-              <w:instrText>PAGEREF _Toc229999804 \h</w:instrText>
+              <w:instrText>PAGEREF _Toc230604601 \h</w:instrText>
             </w:r>
             <w:r>
               <w:rPr>
@@ -2921,7 +2921,7 @@
               <w14:ligatures w14:val="standardContextual"/>
             </w:rPr>
           </w:pPr>
-          <w:hyperlink w:anchor="_Toc229999805" w:history="1">
+          <w:hyperlink w:anchor="_Toc230604602" w:history="1">
             <w:r>
               <w:rPr>
                 <w:rStyle w:val="a3"/>
@@ -2960,7 +2960,7 @@
                 <w:noProof/>
                 <w:webHidden/>
               </w:rPr>
-              <w:instrText>PAGEREF _Toc229999805 \h</w:instrText>
+              <w:instrText>PAGEREF _Toc230604602 \h</w:instrText>
             </w:r>
             <w:r>
               <w:rPr>
@@ -3017,7 +3017,7 @@
               <w14:ligatures w14:val="standardContextual"/>
             </w:rPr>
           </w:pPr>
-          <w:hyperlink w:anchor="_Toc229999806" w:history="1">
+          <w:hyperlink w:anchor="_Toc230604603" w:history="1">
             <w:r>
               <w:rPr>
                 <w:rStyle w:val="a3"/>
@@ -3056,7 +3056,7 @@
                 <w:noProof/>
                 <w:webHidden/>
               </w:rPr>
-              <w:instrText>PAGEREF _Toc229999806 \h</w:instrText>
+              <w:instrText>PAGEREF _Toc230604603 \h</w:instrText>
             </w:r>
             <w:r>
               <w:rPr>
@@ -3113,7 +3113,7 @@
               <w14:ligatures w14:val="standardContextual"/>
             </w:rPr>
           </w:pPr>
-          <w:hyperlink w:anchor="_Toc229999807" w:history="1">
+          <w:hyperlink w:anchor="_Toc230604604" w:history="1">
             <w:r>
               <w:rPr>
                 <w:rStyle w:val="a3"/>
@@ -3152,7 +3152,7 @@
                 <w:noProof/>
                 <w:webHidden/>
               </w:rPr>
-              <w:instrText>PAGEREF _Toc229999807 \h</w:instrText>
+              <w:instrText>PAGEREF _Toc230604604 \h</w:instrText>
             </w:r>
             <w:r>
               <w:rPr>
@@ -3209,7 +3209,7 @@
               <w14:ligatures w14:val="standardContextual"/>
             </w:rPr>
           </w:pPr>
-          <w:hyperlink w:anchor="_Toc229999808" w:history="1">
+          <w:hyperlink w:anchor="_Toc230604605" w:history="1">
             <w:r>
               <w:rPr>
                 <w:rStyle w:val="a3"/>
@@ -3248,7 +3248,7 @@
                 <w:noProof/>
                 <w:webHidden/>
               </w:rPr>
-              <w:instrText>PAGEREF _Toc229999808 \h</w:instrText>
+              <w:instrText>PAGEREF _Toc230604605 \h</w:instrText>
             </w:r>
             <w:r>
               <w:rPr>
@@ -3305,7 +3305,7 @@
               <w14:ligatures w14:val="standardContextual"/>
             </w:rPr>
           </w:pPr>
-          <w:hyperlink w:anchor="_Toc229999809" w:history="1">
+          <w:hyperlink w:anchor="_Toc230604606" w:history="1">
             <w:r>
               <w:rPr>
                 <w:rStyle w:val="a3"/>
@@ -3344,7 +3344,7 @@
                 <w:noProof/>
                 <w:webHidden/>
               </w:rPr>
-              <w:instrText>PAGEREF _Toc229999809 \h</w:instrText>
+              <w:instrText>PAGEREF _Toc230604606 \h</w:instrText>
             </w:r>
             <w:r>
               <w:rPr>
@@ -3401,7 +3401,7 @@
               <w14:ligatures w14:val="standardContextual"/>
             </w:rPr>
           </w:pPr>
-          <w:hyperlink w:anchor="_Toc229999810" w:history="1">
+          <w:hyperlink w:anchor="_Toc230604607" w:history="1">
             <w:r>
               <w:rPr>
                 <w:rStyle w:val="a3"/>
@@ -3440,7 +3440,7 @@
                 <w:noProof/>
                 <w:webHidden/>
               </w:rPr>
-              <w:instrText>PAGEREF _Toc229999810 \h</w:instrText>
+              <w:instrText>PAGEREF _Toc230604607 \h</w:instrText>
             </w:r>
             <w:r>
               <w:rPr>
@@ -3497,7 +3497,7 @@
               <w14:ligatures w14:val="standardContextual"/>
             </w:rPr>
           </w:pPr>
-          <w:hyperlink w:anchor="_Toc229999811" w:history="1">
+          <w:hyperlink w:anchor="_Toc230604608" w:history="1">
             <w:r>
               <w:rPr>
                 <w:rStyle w:val="a3"/>
@@ -3536,7 +3536,7 @@
                 <w:noProof/>
                 <w:webHidden/>
               </w:rPr>
-              <w:instrText>PAGEREF _Toc229999811 \h</w:instrText>
+              <w:instrText>PAGEREF _Toc230604608 \h</w:instrText>
             </w:r>
             <w:r>
               <w:rPr>
@@ -3593,7 +3593,7 @@
               <w14:ligatures w14:val="standardContextual"/>
             </w:rPr>
           </w:pPr>
-          <w:hyperlink w:anchor="_Toc229999812" w:history="1">
+          <w:hyperlink w:anchor="_Toc230604609" w:history="1">
             <w:r>
               <w:rPr>
                 <w:rStyle w:val="a3"/>
@@ -3632,7 +3632,7 @@
                 <w:noProof/>
                 <w:webHidden/>
               </w:rPr>
-              <w:instrText>PAGEREF _Toc229999812 \h</w:instrText>
+              <w:instrText>PAGEREF _Toc230604609 \h</w:instrText>
             </w:r>
             <w:r>
               <w:rPr>
@@ -3689,7 +3689,7 @@
               <w14:ligatures w14:val="standardContextual"/>
             </w:rPr>
           </w:pPr>
-          <w:hyperlink w:anchor="_Toc229999813" w:history="1">
+          <w:hyperlink w:anchor="_Toc230604610" w:history="1">
             <w:r>
               <w:rPr>
                 <w:rStyle w:val="a3"/>
@@ -3728,7 +3728,7 @@
                 <w:noProof/>
                 <w:webHidden/>
               </w:rPr>
-              <w:instrText>PAGEREF _Toc229999813 \h</w:instrText>
+              <w:instrText>PAGEREF _Toc230604610 \h</w:instrText>
             </w:r>
             <w:r>
               <w:rPr>
@@ -3785,7 +3785,7 @@
               <w14:ligatures w14:val="standardContextual"/>
             </w:rPr>
           </w:pPr>
-          <w:hyperlink w:anchor="_Toc229999814" w:history="1">
+          <w:hyperlink w:anchor="_Toc230604611" w:history="1">
             <w:r>
               <w:rPr>
                 <w:rStyle w:val="a3"/>
@@ -3824,7 +3824,7 @@
                 <w:noProof/>
                 <w:webHidden/>
               </w:rPr>
-              <w:instrText>PAGEREF _Toc229999814 \h</w:instrText>
+              <w:instrText>PAGEREF _Toc230604611 \h</w:instrText>
             </w:r>
             <w:r>
               <w:rPr>
@@ -3881,7 +3881,7 @@
               <w14:ligatures w14:val="standardContextual"/>
             </w:rPr>
           </w:pPr>
-          <w:hyperlink w:anchor="_Toc229999815" w:history="1">
+          <w:hyperlink w:anchor="_Toc230604612" w:history="1">
             <w:r>
               <w:rPr>
                 <w:rStyle w:val="a3"/>
@@ -3920,7 +3920,7 @@
                 <w:noProof/>
                 <w:webHidden/>
               </w:rPr>
-              <w:instrText>PAGEREF _Toc229999815 \h</w:instrText>
+              <w:instrText>PAGEREF _Toc230604612 \h</w:instrText>
             </w:r>
             <w:r>
               <w:rPr>
@@ -3977,7 +3977,7 @@
               <w14:ligatures w14:val="standardContextual"/>
             </w:rPr>
           </w:pPr>
-          <w:hyperlink w:anchor="_Toc229999816" w:history="1">
+          <w:hyperlink w:anchor="_Toc230604613" w:history="1">
             <w:r>
               <w:rPr>
                 <w:rStyle w:val="a3"/>
@@ -4016,7 +4016,7 @@
                 <w:noProof/>
                 <w:webHidden/>
               </w:rPr>
-              <w:instrText>PAGEREF _Toc229999816 \h</w:instrText>
+              <w:instrText>PAGEREF _Toc230604613 \h</w:instrText>
             </w:r>
             <w:r>
               <w:rPr>
@@ -4073,7 +4073,7 @@
               <w14:ligatures w14:val="standardContextual"/>
             </w:rPr>
           </w:pPr>
-          <w:hyperlink w:anchor="_Toc229999817" w:history="1">
+          <w:hyperlink w:anchor="_Toc230604614" w:history="1">
             <w:r>
               <w:rPr>
                 <w:rStyle w:val="a3"/>
@@ -4112,7 +4112,7 @@
                 <w:noProof/>
                 <w:webHidden/>
               </w:rPr>
-              <w:instrText>PAGEREF _Toc229999817 \h</w:instrText>
+              <w:instrText>PAGEREF _Toc230604614 \h</w:instrText>
             </w:r>
             <w:r>
               <w:rPr>
@@ -4169,7 +4169,7 @@
               <w14:ligatures w14:val="standardContextual"/>
             </w:rPr>
           </w:pPr>
-          <w:hyperlink w:anchor="_Toc229999818" w:history="1">
+          <w:hyperlink w:anchor="_Toc230604615" w:history="1">
             <w:r>
               <w:rPr>
                 <w:rStyle w:val="a3"/>
@@ -4208,7 +4208,7 @@
                 <w:noProof/>
                 <w:webHidden/>
               </w:rPr>
-              <w:instrText>PAGEREF _Toc229999818 \h</w:instrText>
+              <w:instrText>PAGEREF _Toc230604615 \h</w:instrText>
             </w:r>
             <w:r>
               <w:rPr>
@@ -4265,7 +4265,7 @@
               <w14:ligatures w14:val="standardContextual"/>
             </w:rPr>
           </w:pPr>
-          <w:hyperlink w:anchor="_Toc229999819" w:history="1">
+          <w:hyperlink w:anchor="_Toc230604616" w:history="1">
             <w:r>
               <w:rPr>
                 <w:rStyle w:val="a3"/>
@@ -4304,7 +4304,7 @@
                 <w:noProof/>
                 <w:webHidden/>
               </w:rPr>
-              <w:instrText>PAGEREF _Toc229999819 \h</w:instrText>
+              <w:instrText>PAGEREF _Toc230604616 \h</w:instrText>
             </w:r>
             <w:r>
               <w:rPr>
@@ -4361,7 +4361,7 @@
               <w14:ligatures w14:val="standardContextual"/>
             </w:rPr>
           </w:pPr>
-          <w:hyperlink w:anchor="_Toc229999820" w:history="1">
+          <w:hyperlink w:anchor="_Toc230604617" w:history="1">
             <w:r>
               <w:rPr>
                 <w:rStyle w:val="a3"/>
@@ -4400,7 +4400,7 @@
                 <w:noProof/>
                 <w:webHidden/>
               </w:rPr>
-              <w:instrText>PAGEREF _Toc229999820 \h</w:instrText>
+              <w:instrText>PAGEREF _Toc230604617 \h</w:instrText>
             </w:r>
             <w:r>
               <w:rPr>
@@ -4457,7 +4457,7 @@
               <w14:ligatures w14:val="standardContextual"/>
             </w:rPr>
           </w:pPr>
-          <w:hyperlink w:anchor="_Toc229999821" w:history="1">
+          <w:hyperlink w:anchor="_Toc230604618" w:history="1">
             <w:r>
               <w:rPr>
                 <w:rStyle w:val="a3"/>
@@ -4496,7 +4496,7 @@
                 <w:noProof/>
                 <w:webHidden/>
               </w:rPr>
-              <w:instrText>PAGEREF _Toc229999821 \h</w:instrText>
+              <w:instrText>PAGEREF _Toc230604618 \h</w:instrText>
             </w:r>
             <w:r>
               <w:rPr>
@@ -4553,7 +4553,7 @@
               <w14:ligatures w14:val="standardContextual"/>
             </w:rPr>
           </w:pPr>
-          <w:hyperlink w:anchor="_Toc229999822" w:history="1">
+          <w:hyperlink w:anchor="_Toc230604619" w:history="1">
             <w:r>
               <w:rPr>
                 <w:rStyle w:val="a3"/>
@@ -4592,7 +4592,7 @@
                 <w:noProof/>
                 <w:webHidden/>
               </w:rPr>
-              <w:instrText>PAGEREF _Toc229999822 \h</w:instrText>
+              <w:instrText>PAGEREF _Toc230604619 \h</w:instrText>
             </w:r>
             <w:r>
               <w:rPr>
@@ -4649,7 +4649,7 @@
               <w14:ligatures w14:val="standardContextual"/>
             </w:rPr>
           </w:pPr>
-          <w:hyperlink w:anchor="_Toc229999823" w:history="1">
+          <w:hyperlink w:anchor="_Toc230604620" w:history="1">
             <w:r>
               <w:rPr>
                 <w:rStyle w:val="a3"/>
@@ -4688,7 +4688,7 @@
                 <w:noProof/>
                 <w:webHidden/>
               </w:rPr>
-              <w:instrText>PAGEREF _Toc229999823 \h</w:instrText>
+              <w:instrText>PAGEREF _Toc230604620 \h</w:instrText>
             </w:r>
             <w:r>
               <w:rPr>
@@ -4745,7 +4745,7 @@
               <w14:ligatures w14:val="standardContextual"/>
             </w:rPr>
           </w:pPr>
-          <w:hyperlink w:anchor="_Toc229999824" w:history="1">
+          <w:hyperlink w:anchor="_Toc230604621" w:history="1">
             <w:r>
               <w:rPr>
                 <w:rStyle w:val="a3"/>
@@ -4784,7 +4784,7 @@
                 <w:noProof/>
                 <w:webHidden/>
               </w:rPr>
-              <w:instrText>PAGEREF _Toc229999824 \h</w:instrText>
+              <w:instrText>PAGEREF _Toc230604621 \h</w:instrText>
             </w:r>
             <w:r>
               <w:rPr>
@@ -4841,7 +4841,7 @@
               <w14:ligatures w14:val="standardContextual"/>
             </w:rPr>
           </w:pPr>
-          <w:hyperlink w:anchor="_Toc229999825" w:history="1">
+          <w:hyperlink w:anchor="_Toc230604622" w:history="1">
             <w:r>
               <w:rPr>
                 <w:rStyle w:val="a3"/>
@@ -4880,7 +4880,7 @@
                 <w:noProof/>
                 <w:webHidden/>
               </w:rPr>
-              <w:instrText>PAGEREF _Toc229999825 \h</w:instrText>
+              <w:instrText>PAGEREF _Toc230604622 \h</w:instrText>
             </w:r>
             <w:r>
               <w:rPr>
@@ -4937,7 +4937,7 @@
               <w14:ligatures w14:val="standardContextual"/>
             </w:rPr>
           </w:pPr>
-          <w:hyperlink w:anchor="_Toc229999826" w:history="1">
+          <w:hyperlink w:anchor="_Toc230604623" w:history="1">
             <w:r>
               <w:rPr>
                 <w:rStyle w:val="a3"/>
@@ -4976,7 +4976,7 @@
                 <w:noProof/>
                 <w:webHidden/>
               </w:rPr>
-              <w:instrText>PAGEREF _Toc229999826 \h</w:instrText>
+              <w:instrText>PAGEREF _Toc230604623 \h</w:instrText>
             </w:r>
             <w:r>
               <w:rPr>
@@ -5033,7 +5033,7 @@
               <w14:ligatures w14:val="standardContextual"/>
             </w:rPr>
           </w:pPr>
-          <w:hyperlink w:anchor="_Toc229999827" w:history="1">
+          <w:hyperlink w:anchor="_Toc230604624" w:history="1">
             <w:r>
               <w:rPr>
                 <w:rStyle w:val="a3"/>
@@ -5072,7 +5072,7 @@
                 <w:noProof/>
                 <w:webHidden/>
               </w:rPr>
-              <w:instrText>PAGEREF _Toc229999827 \h</w:instrText>
+              <w:instrText>PAGEREF _Toc230604624 \h</w:instrText>
             </w:r>
             <w:r>
               <w:rPr>
@@ -5129,7 +5129,7 @@
               <w14:ligatures w14:val="standardContextual"/>
             </w:rPr>
           </w:pPr>
-          <w:hyperlink w:anchor="_Toc229999828" w:history="1">
+          <w:hyperlink w:anchor="_Toc230604625" w:history="1">
             <w:r>
               <w:rPr>
                 <w:rStyle w:val="a3"/>
@@ -5168,7 +5168,7 @@
                 <w:noProof/>
                 <w:webHidden/>
               </w:rPr>
-              <w:instrText>PAGEREF _Toc229999828 \h</w:instrText>
+              <w:instrText>PAGEREF _Toc230604625 \h</w:instrText>
             </w:r>
             <w:r>
               <w:rPr>
@@ -5225,7 +5225,7 @@
               <w14:ligatures w14:val="standardContextual"/>
             </w:rPr>
           </w:pPr>
-          <w:hyperlink w:anchor="_Toc229999829" w:history="1">
+          <w:hyperlink w:anchor="_Toc230604626" w:history="1">
             <w:r>
               <w:rPr>
                 <w:rStyle w:val="a3"/>
@@ -5264,7 +5264,7 @@
                 <w:noProof/>
                 <w:webHidden/>
               </w:rPr>
-              <w:instrText>PAGEREF _Toc229999829 \h</w:instrText>
+              <w:instrText>PAGEREF _Toc230604626 \h</w:instrText>
             </w:r>
             <w:r>
               <w:rPr>
@@ -5321,7 +5321,7 @@
               <w14:ligatures w14:val="standardContextual"/>
             </w:rPr>
           </w:pPr>
-          <w:hyperlink w:anchor="_Toc229999830" w:history="1">
+          <w:hyperlink w:anchor="_Toc230604627" w:history="1">
             <w:r>
               <w:rPr>
                 <w:rStyle w:val="a3"/>
@@ -5360,7 +5360,7 @@
                 <w:noProof/>
                 <w:webHidden/>
               </w:rPr>
-              <w:instrText>PAGEREF _Toc229999830 \h</w:instrText>
+              <w:instrText>PAGEREF _Toc230604627 \h</w:instrText>
             </w:r>
             <w:r>
               <w:rPr>
@@ -5417,7 +5417,7 @@
               <w14:ligatures w14:val="standardContextual"/>
             </w:rPr>
           </w:pPr>
-          <w:hyperlink w:anchor="_Toc229999831" w:history="1">
+          <w:hyperlink w:anchor="_Toc230604628" w:history="1">
             <w:r>
               <w:rPr>
                 <w:rStyle w:val="a3"/>
@@ -5456,7 +5456,7 @@
                 <w:noProof/>
                 <w:webHidden/>
               </w:rPr>
-              <w:instrText>PAGEREF _Toc229999831 \h</w:instrText>
+              <w:instrText>PAGEREF _Toc230604628 \h</w:instrText>
             </w:r>
             <w:r>
               <w:rPr>
@@ -5513,7 +5513,7 @@
               <w14:ligatures w14:val="standardContextual"/>
             </w:rPr>
           </w:pPr>
-          <w:hyperlink w:anchor="_Toc229999832" w:history="1">
+          <w:hyperlink w:anchor="_Toc230604629" w:history="1">
             <w:r>
               <w:rPr>
                 <w:rStyle w:val="a3"/>
@@ -5552,7 +5552,7 @@
                 <w:noProof/>
                 <w:webHidden/>
               </w:rPr>
-              <w:instrText>PAGEREF _Toc229999832 \h</w:instrText>
+              <w:instrText>PAGEREF _Toc230604629 \h</w:instrText>
             </w:r>
             <w:r>
               <w:rPr>
@@ -5584,6 +5584,774 @@
                 <w:webHidden/>
               </w:rPr>
               <w:t>21</w:t>
+            </w:r>
+            <w:r>
+              <w:rPr>
+                <w:rFonts w:ascii="宋体" w:eastAsia="宋体" w:hAnsi="宋体" w:hint="eastAsia"/>
+                <w:noProof/>
+                <w:webHidden/>
+              </w:rPr>
+              <w:fldChar w:fldCharType="end"/>
+            </w:r>
+          </w:hyperlink>
+        </w:p>
+        <w:p>
+          <w:pPr>
+            <w:pStyle w:val="TOC1"/>
+            <w:tabs>
+              <w:tab w:val="right" w:leader="dot" w:pos="8296"/>
+            </w:tabs>
+            <w:rPr>
+              <w:rFonts w:ascii="宋体" w:eastAsia="宋体" w:hAnsi="宋体" w:hint="eastAsia"/>
+              <w:noProof/>
+              <w:sz w:val="22"/>
+              <w:szCs w:val="24"/>
+              <w14:ligatures w14:val="standardContextual"/>
+            </w:rPr>
+          </w:pPr>
+          <w:hyperlink w:anchor="_Toc230604630" w:history="1">
+            <w:r>
+              <w:rPr>
+                <w:rStyle w:val="a3"/>
+                <w:rFonts w:ascii="宋体" w:eastAsia="宋体" w:hAnsi="宋体"/>
+                <w:noProof/>
+              </w:rPr>
+              <w:t>第七讲 中国与全球环境治理</w:t>
+            </w:r>
+            <w:r>
+              <w:rPr>
+                <w:rFonts w:ascii="宋体" w:eastAsia="宋体" w:hAnsi="宋体" w:hint="eastAsia"/>
+                <w:noProof/>
+                <w:webHidden/>
+              </w:rPr>
+              <w:tab/>
+            </w:r>
+            <w:r>
+              <w:rPr>
+                <w:rFonts w:ascii="宋体" w:eastAsia="宋体" w:hAnsi="宋体" w:hint="eastAsia"/>
+                <w:noProof/>
+                <w:webHidden/>
+              </w:rPr>
+              <w:fldChar w:fldCharType="begin"/>
+            </w:r>
+            <w:r>
+              <w:rPr>
+                <w:rFonts w:ascii="宋体" w:eastAsia="宋体" w:hAnsi="宋体" w:hint="eastAsia"/>
+                <w:noProof/>
+                <w:webHidden/>
+              </w:rPr>
+              <w:instrText xml:space="preserve"> </w:instrText>
+            </w:r>
+            <w:r>
+              <w:rPr>
+                <w:rFonts w:ascii="宋体" w:eastAsia="宋体" w:hAnsi="宋体"/>
+                <w:noProof/>
+                <w:webHidden/>
+              </w:rPr>
+              <w:instrText>PAGEREF _Toc230604630 \h</w:instrText>
+            </w:r>
+            <w:r>
+              <w:rPr>
+                <w:rFonts w:ascii="宋体" w:eastAsia="宋体" w:hAnsi="宋体" w:hint="eastAsia"/>
+                <w:noProof/>
+                <w:webHidden/>
+              </w:rPr>
+              <w:instrText xml:space="preserve"> </w:instrText>
+            </w:r>
+            <w:r>
+              <w:rPr>
+                <w:rFonts w:ascii="宋体" w:eastAsia="宋体" w:hAnsi="宋体" w:hint="eastAsia"/>
+                <w:noProof/>
+                <w:webHidden/>
+              </w:rPr>
+            </w:r>
+            <w:r>
+              <w:rPr>
+                <w:rFonts w:ascii="宋体" w:eastAsia="宋体" w:hAnsi="宋体" w:hint="eastAsia"/>
+                <w:noProof/>
+                <w:webHidden/>
+              </w:rPr>
+              <w:fldChar w:fldCharType="separate"/>
+            </w:r>
+            <w:r>
+              <w:rPr>
+                <w:rFonts w:ascii="宋体" w:eastAsia="宋体" w:hAnsi="宋体" w:hint="eastAsia"/>
+                <w:noProof/>
+                <w:webHidden/>
+              </w:rPr>
+              <w:t>21</w:t>
+            </w:r>
+            <w:r>
+              <w:rPr>
+                <w:rFonts w:ascii="宋体" w:eastAsia="宋体" w:hAnsi="宋体" w:hint="eastAsia"/>
+                <w:noProof/>
+                <w:webHidden/>
+              </w:rPr>
+              <w:fldChar w:fldCharType="end"/>
+            </w:r>
+          </w:hyperlink>
+        </w:p>
+        <w:p>
+          <w:pPr>
+            <w:pStyle w:val="TOC2"/>
+            <w:tabs>
+              <w:tab w:val="right" w:leader="dot" w:pos="8296"/>
+            </w:tabs>
+            <w:rPr>
+              <w:rFonts w:ascii="宋体" w:eastAsia="宋体" w:hAnsi="宋体" w:hint="eastAsia"/>
+              <w:noProof/>
+              <w:sz w:val="22"/>
+              <w:szCs w:val="24"/>
+              <w14:ligatures w14:val="standardContextual"/>
+            </w:rPr>
+          </w:pPr>
+          <w:hyperlink w:anchor="_Toc230604631" w:history="1">
+            <w:r>
+              <w:rPr>
+                <w:rStyle w:val="a3"/>
+                <w:rFonts w:ascii="宋体" w:eastAsia="宋体" w:hAnsi="宋体"/>
+                <w:noProof/>
+              </w:rPr>
+              <w:t>一、中国与环境问题</w:t>
+            </w:r>
+            <w:r>
+              <w:rPr>
+                <w:rFonts w:ascii="宋体" w:eastAsia="宋体" w:hAnsi="宋体" w:hint="eastAsia"/>
+                <w:noProof/>
+                <w:webHidden/>
+              </w:rPr>
+              <w:tab/>
+            </w:r>
+            <w:r>
+              <w:rPr>
+                <w:rFonts w:ascii="宋体" w:eastAsia="宋体" w:hAnsi="宋体" w:hint="eastAsia"/>
+                <w:noProof/>
+                <w:webHidden/>
+              </w:rPr>
+              <w:fldChar w:fldCharType="begin"/>
+            </w:r>
+            <w:r>
+              <w:rPr>
+                <w:rFonts w:ascii="宋体" w:eastAsia="宋体" w:hAnsi="宋体" w:hint="eastAsia"/>
+                <w:noProof/>
+                <w:webHidden/>
+              </w:rPr>
+              <w:instrText xml:space="preserve"> </w:instrText>
+            </w:r>
+            <w:r>
+              <w:rPr>
+                <w:rFonts w:ascii="宋体" w:eastAsia="宋体" w:hAnsi="宋体"/>
+                <w:noProof/>
+                <w:webHidden/>
+              </w:rPr>
+              <w:instrText>PAGEREF _Toc230604631 \h</w:instrText>
+            </w:r>
+            <w:r>
+              <w:rPr>
+                <w:rFonts w:ascii="宋体" w:eastAsia="宋体" w:hAnsi="宋体" w:hint="eastAsia"/>
+                <w:noProof/>
+                <w:webHidden/>
+              </w:rPr>
+              <w:instrText xml:space="preserve"> </w:instrText>
+            </w:r>
+            <w:r>
+              <w:rPr>
+                <w:rFonts w:ascii="宋体" w:eastAsia="宋体" w:hAnsi="宋体" w:hint="eastAsia"/>
+                <w:noProof/>
+                <w:webHidden/>
+              </w:rPr>
+            </w:r>
+            <w:r>
+              <w:rPr>
+                <w:rFonts w:ascii="宋体" w:eastAsia="宋体" w:hAnsi="宋体" w:hint="eastAsia"/>
+                <w:noProof/>
+                <w:webHidden/>
+              </w:rPr>
+              <w:fldChar w:fldCharType="separate"/>
+            </w:r>
+            <w:r>
+              <w:rPr>
+                <w:rFonts w:ascii="宋体" w:eastAsia="宋体" w:hAnsi="宋体" w:hint="eastAsia"/>
+                <w:noProof/>
+                <w:webHidden/>
+              </w:rPr>
+              <w:t>21</w:t>
+            </w:r>
+            <w:r>
+              <w:rPr>
+                <w:rFonts w:ascii="宋体" w:eastAsia="宋体" w:hAnsi="宋体" w:hint="eastAsia"/>
+                <w:noProof/>
+                <w:webHidden/>
+              </w:rPr>
+              <w:fldChar w:fldCharType="end"/>
+            </w:r>
+          </w:hyperlink>
+        </w:p>
+        <w:p>
+          <w:pPr>
+            <w:pStyle w:val="TOC2"/>
+            <w:tabs>
+              <w:tab w:val="right" w:leader="dot" w:pos="8296"/>
+            </w:tabs>
+            <w:rPr>
+              <w:rFonts w:ascii="宋体" w:eastAsia="宋体" w:hAnsi="宋体" w:hint="eastAsia"/>
+              <w:noProof/>
+              <w:sz w:val="22"/>
+              <w:szCs w:val="24"/>
+              <w14:ligatures w14:val="standardContextual"/>
+            </w:rPr>
+          </w:pPr>
+          <w:hyperlink w:anchor="_Toc230604632" w:history="1">
+            <w:r>
+              <w:rPr>
+                <w:rStyle w:val="a3"/>
+                <w:rFonts w:ascii="宋体" w:eastAsia="宋体" w:hAnsi="宋体"/>
+                <w:noProof/>
+              </w:rPr>
+              <w:t>二、中国与环境治理</w:t>
+            </w:r>
+            <w:r>
+              <w:rPr>
+                <w:rFonts w:ascii="宋体" w:eastAsia="宋体" w:hAnsi="宋体" w:hint="eastAsia"/>
+                <w:noProof/>
+                <w:webHidden/>
+              </w:rPr>
+              <w:tab/>
+            </w:r>
+            <w:r>
+              <w:rPr>
+                <w:rFonts w:ascii="宋体" w:eastAsia="宋体" w:hAnsi="宋体" w:hint="eastAsia"/>
+                <w:noProof/>
+                <w:webHidden/>
+              </w:rPr>
+              <w:fldChar w:fldCharType="begin"/>
+            </w:r>
+            <w:r>
+              <w:rPr>
+                <w:rFonts w:ascii="宋体" w:eastAsia="宋体" w:hAnsi="宋体" w:hint="eastAsia"/>
+                <w:noProof/>
+                <w:webHidden/>
+              </w:rPr>
+              <w:instrText xml:space="preserve"> </w:instrText>
+            </w:r>
+            <w:r>
+              <w:rPr>
+                <w:rFonts w:ascii="宋体" w:eastAsia="宋体" w:hAnsi="宋体"/>
+                <w:noProof/>
+                <w:webHidden/>
+              </w:rPr>
+              <w:instrText>PAGEREF _Toc230604632 \h</w:instrText>
+            </w:r>
+            <w:r>
+              <w:rPr>
+                <w:rFonts w:ascii="宋体" w:eastAsia="宋体" w:hAnsi="宋体" w:hint="eastAsia"/>
+                <w:noProof/>
+                <w:webHidden/>
+              </w:rPr>
+              <w:instrText xml:space="preserve"> </w:instrText>
+            </w:r>
+            <w:r>
+              <w:rPr>
+                <w:rFonts w:ascii="宋体" w:eastAsia="宋体" w:hAnsi="宋体" w:hint="eastAsia"/>
+                <w:noProof/>
+                <w:webHidden/>
+              </w:rPr>
+            </w:r>
+            <w:r>
+              <w:rPr>
+                <w:rFonts w:ascii="宋体" w:eastAsia="宋体" w:hAnsi="宋体" w:hint="eastAsia"/>
+                <w:noProof/>
+                <w:webHidden/>
+              </w:rPr>
+              <w:fldChar w:fldCharType="separate"/>
+            </w:r>
+            <w:r>
+              <w:rPr>
+                <w:rFonts w:ascii="宋体" w:eastAsia="宋体" w:hAnsi="宋体" w:hint="eastAsia"/>
+                <w:noProof/>
+                <w:webHidden/>
+              </w:rPr>
+              <w:t>21</w:t>
+            </w:r>
+            <w:r>
+              <w:rPr>
+                <w:rFonts w:ascii="宋体" w:eastAsia="宋体" w:hAnsi="宋体" w:hint="eastAsia"/>
+                <w:noProof/>
+                <w:webHidden/>
+              </w:rPr>
+              <w:fldChar w:fldCharType="end"/>
+            </w:r>
+          </w:hyperlink>
+        </w:p>
+        <w:p>
+          <w:pPr>
+            <w:pStyle w:val="TOC3"/>
+            <w:tabs>
+              <w:tab w:val="right" w:leader="dot" w:pos="8296"/>
+            </w:tabs>
+            <w:rPr>
+              <w:rFonts w:ascii="宋体" w:eastAsia="宋体" w:hAnsi="宋体" w:hint="eastAsia"/>
+              <w:noProof/>
+              <w:sz w:val="22"/>
+              <w:szCs w:val="24"/>
+              <w14:ligatures w14:val="standardContextual"/>
+            </w:rPr>
+          </w:pPr>
+          <w:hyperlink w:anchor="_Toc230604633" w:history="1">
+            <w:r>
+              <w:rPr>
+                <w:rStyle w:val="a3"/>
+                <w:rFonts w:ascii="宋体" w:eastAsia="宋体" w:hAnsi="宋体"/>
+                <w:noProof/>
+              </w:rPr>
+              <w:t>（一）国内环境治理的发展</w:t>
+            </w:r>
+            <w:r>
+              <w:rPr>
+                <w:rFonts w:ascii="宋体" w:eastAsia="宋体" w:hAnsi="宋体" w:hint="eastAsia"/>
+                <w:noProof/>
+                <w:webHidden/>
+              </w:rPr>
+              <w:tab/>
+            </w:r>
+            <w:r>
+              <w:rPr>
+                <w:rFonts w:ascii="宋体" w:eastAsia="宋体" w:hAnsi="宋体" w:hint="eastAsia"/>
+                <w:noProof/>
+                <w:webHidden/>
+              </w:rPr>
+              <w:fldChar w:fldCharType="begin"/>
+            </w:r>
+            <w:r>
+              <w:rPr>
+                <w:rFonts w:ascii="宋体" w:eastAsia="宋体" w:hAnsi="宋体" w:hint="eastAsia"/>
+                <w:noProof/>
+                <w:webHidden/>
+              </w:rPr>
+              <w:instrText xml:space="preserve"> </w:instrText>
+            </w:r>
+            <w:r>
+              <w:rPr>
+                <w:rFonts w:ascii="宋体" w:eastAsia="宋体" w:hAnsi="宋体"/>
+                <w:noProof/>
+                <w:webHidden/>
+              </w:rPr>
+              <w:instrText>PAGEREF _Toc230604633 \h</w:instrText>
+            </w:r>
+            <w:r>
+              <w:rPr>
+                <w:rFonts w:ascii="宋体" w:eastAsia="宋体" w:hAnsi="宋体" w:hint="eastAsia"/>
+                <w:noProof/>
+                <w:webHidden/>
+              </w:rPr>
+              <w:instrText xml:space="preserve"> </w:instrText>
+            </w:r>
+            <w:r>
+              <w:rPr>
+                <w:rFonts w:ascii="宋体" w:eastAsia="宋体" w:hAnsi="宋体" w:hint="eastAsia"/>
+                <w:noProof/>
+                <w:webHidden/>
+              </w:rPr>
+            </w:r>
+            <w:r>
+              <w:rPr>
+                <w:rFonts w:ascii="宋体" w:eastAsia="宋体" w:hAnsi="宋体" w:hint="eastAsia"/>
+                <w:noProof/>
+                <w:webHidden/>
+              </w:rPr>
+              <w:fldChar w:fldCharType="separate"/>
+            </w:r>
+            <w:r>
+              <w:rPr>
+                <w:rFonts w:ascii="宋体" w:eastAsia="宋体" w:hAnsi="宋体" w:hint="eastAsia"/>
+                <w:noProof/>
+                <w:webHidden/>
+              </w:rPr>
+              <w:t>21</w:t>
+            </w:r>
+            <w:r>
+              <w:rPr>
+                <w:rFonts w:ascii="宋体" w:eastAsia="宋体" w:hAnsi="宋体" w:hint="eastAsia"/>
+                <w:noProof/>
+                <w:webHidden/>
+              </w:rPr>
+              <w:fldChar w:fldCharType="end"/>
+            </w:r>
+          </w:hyperlink>
+        </w:p>
+        <w:p>
+          <w:pPr>
+            <w:pStyle w:val="TOC3"/>
+            <w:tabs>
+              <w:tab w:val="right" w:leader="dot" w:pos="8296"/>
+            </w:tabs>
+            <w:rPr>
+              <w:rFonts w:ascii="宋体" w:eastAsia="宋体" w:hAnsi="宋体" w:hint="eastAsia"/>
+              <w:noProof/>
+              <w:sz w:val="22"/>
+              <w:szCs w:val="24"/>
+              <w14:ligatures w14:val="standardContextual"/>
+            </w:rPr>
+          </w:pPr>
+          <w:hyperlink w:anchor="_Toc230604634" w:history="1">
+            <w:r>
+              <w:rPr>
+                <w:rStyle w:val="a3"/>
+                <w:rFonts w:ascii="宋体" w:eastAsia="宋体" w:hAnsi="宋体"/>
+                <w:noProof/>
+              </w:rPr>
+              <w:t>（二）中国与全球环境治理</w:t>
+            </w:r>
+            <w:r>
+              <w:rPr>
+                <w:rFonts w:ascii="宋体" w:eastAsia="宋体" w:hAnsi="宋体" w:hint="eastAsia"/>
+                <w:noProof/>
+                <w:webHidden/>
+              </w:rPr>
+              <w:tab/>
+            </w:r>
+            <w:r>
+              <w:rPr>
+                <w:rFonts w:ascii="宋体" w:eastAsia="宋体" w:hAnsi="宋体" w:hint="eastAsia"/>
+                <w:noProof/>
+                <w:webHidden/>
+              </w:rPr>
+              <w:fldChar w:fldCharType="begin"/>
+            </w:r>
+            <w:r>
+              <w:rPr>
+                <w:rFonts w:ascii="宋体" w:eastAsia="宋体" w:hAnsi="宋体" w:hint="eastAsia"/>
+                <w:noProof/>
+                <w:webHidden/>
+              </w:rPr>
+              <w:instrText xml:space="preserve"> </w:instrText>
+            </w:r>
+            <w:r>
+              <w:rPr>
+                <w:rFonts w:ascii="宋体" w:eastAsia="宋体" w:hAnsi="宋体"/>
+                <w:noProof/>
+                <w:webHidden/>
+              </w:rPr>
+              <w:instrText>PAGEREF _Toc230604634 \h</w:instrText>
+            </w:r>
+            <w:r>
+              <w:rPr>
+                <w:rFonts w:ascii="宋体" w:eastAsia="宋体" w:hAnsi="宋体" w:hint="eastAsia"/>
+                <w:noProof/>
+                <w:webHidden/>
+              </w:rPr>
+              <w:instrText xml:space="preserve"> </w:instrText>
+            </w:r>
+            <w:r>
+              <w:rPr>
+                <w:rFonts w:ascii="宋体" w:eastAsia="宋体" w:hAnsi="宋体" w:hint="eastAsia"/>
+                <w:noProof/>
+                <w:webHidden/>
+              </w:rPr>
+            </w:r>
+            <w:r>
+              <w:rPr>
+                <w:rFonts w:ascii="宋体" w:eastAsia="宋体" w:hAnsi="宋体" w:hint="eastAsia"/>
+                <w:noProof/>
+                <w:webHidden/>
+              </w:rPr>
+              <w:fldChar w:fldCharType="separate"/>
+            </w:r>
+            <w:r>
+              <w:rPr>
+                <w:rFonts w:ascii="宋体" w:eastAsia="宋体" w:hAnsi="宋体" w:hint="eastAsia"/>
+                <w:noProof/>
+                <w:webHidden/>
+              </w:rPr>
+              <w:t>22</w:t>
+            </w:r>
+            <w:r>
+              <w:rPr>
+                <w:rFonts w:ascii="宋体" w:eastAsia="宋体" w:hAnsi="宋体" w:hint="eastAsia"/>
+                <w:noProof/>
+                <w:webHidden/>
+              </w:rPr>
+              <w:fldChar w:fldCharType="end"/>
+            </w:r>
+          </w:hyperlink>
+        </w:p>
+        <w:p>
+          <w:pPr>
+            <w:pStyle w:val="TOC2"/>
+            <w:tabs>
+              <w:tab w:val="right" w:leader="dot" w:pos="8296"/>
+            </w:tabs>
+            <w:rPr>
+              <w:rFonts w:ascii="宋体" w:eastAsia="宋体" w:hAnsi="宋体" w:hint="eastAsia"/>
+              <w:noProof/>
+              <w:sz w:val="22"/>
+              <w:szCs w:val="24"/>
+              <w14:ligatures w14:val="standardContextual"/>
+            </w:rPr>
+          </w:pPr>
+          <w:hyperlink w:anchor="_Toc230604635" w:history="1">
+            <w:r>
+              <w:rPr>
+                <w:rStyle w:val="a3"/>
+                <w:rFonts w:ascii="宋体" w:eastAsia="宋体" w:hAnsi="宋体"/>
+                <w:noProof/>
+              </w:rPr>
+              <w:t>三、中国与全球气候变化治理</w:t>
+            </w:r>
+            <w:r>
+              <w:rPr>
+                <w:rFonts w:ascii="宋体" w:eastAsia="宋体" w:hAnsi="宋体" w:hint="eastAsia"/>
+                <w:noProof/>
+                <w:webHidden/>
+              </w:rPr>
+              <w:tab/>
+            </w:r>
+            <w:r>
+              <w:rPr>
+                <w:rFonts w:ascii="宋体" w:eastAsia="宋体" w:hAnsi="宋体" w:hint="eastAsia"/>
+                <w:noProof/>
+                <w:webHidden/>
+              </w:rPr>
+              <w:fldChar w:fldCharType="begin"/>
+            </w:r>
+            <w:r>
+              <w:rPr>
+                <w:rFonts w:ascii="宋体" w:eastAsia="宋体" w:hAnsi="宋体" w:hint="eastAsia"/>
+                <w:noProof/>
+                <w:webHidden/>
+              </w:rPr>
+              <w:instrText xml:space="preserve"> </w:instrText>
+            </w:r>
+            <w:r>
+              <w:rPr>
+                <w:rFonts w:ascii="宋体" w:eastAsia="宋体" w:hAnsi="宋体"/>
+                <w:noProof/>
+                <w:webHidden/>
+              </w:rPr>
+              <w:instrText>PAGEREF _Toc230604635 \h</w:instrText>
+            </w:r>
+            <w:r>
+              <w:rPr>
+                <w:rFonts w:ascii="宋体" w:eastAsia="宋体" w:hAnsi="宋体" w:hint="eastAsia"/>
+                <w:noProof/>
+                <w:webHidden/>
+              </w:rPr>
+              <w:instrText xml:space="preserve"> </w:instrText>
+            </w:r>
+            <w:r>
+              <w:rPr>
+                <w:rFonts w:ascii="宋体" w:eastAsia="宋体" w:hAnsi="宋体" w:hint="eastAsia"/>
+                <w:noProof/>
+                <w:webHidden/>
+              </w:rPr>
+            </w:r>
+            <w:r>
+              <w:rPr>
+                <w:rFonts w:ascii="宋体" w:eastAsia="宋体" w:hAnsi="宋体" w:hint="eastAsia"/>
+                <w:noProof/>
+                <w:webHidden/>
+              </w:rPr>
+              <w:fldChar w:fldCharType="separate"/>
+            </w:r>
+            <w:r>
+              <w:rPr>
+                <w:rFonts w:ascii="宋体" w:eastAsia="宋体" w:hAnsi="宋体" w:hint="eastAsia"/>
+                <w:noProof/>
+                <w:webHidden/>
+              </w:rPr>
+              <w:t>22</w:t>
+            </w:r>
+            <w:r>
+              <w:rPr>
+                <w:rFonts w:ascii="宋体" w:eastAsia="宋体" w:hAnsi="宋体" w:hint="eastAsia"/>
+                <w:noProof/>
+                <w:webHidden/>
+              </w:rPr>
+              <w:fldChar w:fldCharType="end"/>
+            </w:r>
+          </w:hyperlink>
+        </w:p>
+        <w:p>
+          <w:pPr>
+            <w:pStyle w:val="TOC2"/>
+            <w:tabs>
+              <w:tab w:val="right" w:leader="dot" w:pos="8296"/>
+            </w:tabs>
+            <w:rPr>
+              <w:rFonts w:ascii="宋体" w:eastAsia="宋体" w:hAnsi="宋体" w:hint="eastAsia"/>
+              <w:noProof/>
+              <w:sz w:val="22"/>
+              <w:szCs w:val="24"/>
+              <w14:ligatures w14:val="standardContextual"/>
+            </w:rPr>
+          </w:pPr>
+          <w:hyperlink w:anchor="_Toc230604636" w:history="1">
+            <w:r>
+              <w:rPr>
+                <w:rStyle w:val="a3"/>
+                <w:rFonts w:ascii="宋体" w:eastAsia="宋体" w:hAnsi="宋体"/>
+                <w:noProof/>
+              </w:rPr>
+              <w:t>四、中国国内气候政策的发展</w:t>
+            </w:r>
+            <w:r>
+              <w:rPr>
+                <w:rFonts w:ascii="宋体" w:eastAsia="宋体" w:hAnsi="宋体" w:hint="eastAsia"/>
+                <w:noProof/>
+                <w:webHidden/>
+              </w:rPr>
+              <w:tab/>
+            </w:r>
+            <w:r>
+              <w:rPr>
+                <w:rFonts w:ascii="宋体" w:eastAsia="宋体" w:hAnsi="宋体" w:hint="eastAsia"/>
+                <w:noProof/>
+                <w:webHidden/>
+              </w:rPr>
+              <w:fldChar w:fldCharType="begin"/>
+            </w:r>
+            <w:r>
+              <w:rPr>
+                <w:rFonts w:ascii="宋体" w:eastAsia="宋体" w:hAnsi="宋体" w:hint="eastAsia"/>
+                <w:noProof/>
+                <w:webHidden/>
+              </w:rPr>
+              <w:instrText xml:space="preserve"> </w:instrText>
+            </w:r>
+            <w:r>
+              <w:rPr>
+                <w:rFonts w:ascii="宋体" w:eastAsia="宋体" w:hAnsi="宋体"/>
+                <w:noProof/>
+                <w:webHidden/>
+              </w:rPr>
+              <w:instrText>PAGEREF _Toc230604636 \h</w:instrText>
+            </w:r>
+            <w:r>
+              <w:rPr>
+                <w:rFonts w:ascii="宋体" w:eastAsia="宋体" w:hAnsi="宋体" w:hint="eastAsia"/>
+                <w:noProof/>
+                <w:webHidden/>
+              </w:rPr>
+              <w:instrText xml:space="preserve"> </w:instrText>
+            </w:r>
+            <w:r>
+              <w:rPr>
+                <w:rFonts w:ascii="宋体" w:eastAsia="宋体" w:hAnsi="宋体" w:hint="eastAsia"/>
+                <w:noProof/>
+                <w:webHidden/>
+              </w:rPr>
+            </w:r>
+            <w:r>
+              <w:rPr>
+                <w:rFonts w:ascii="宋体" w:eastAsia="宋体" w:hAnsi="宋体" w:hint="eastAsia"/>
+                <w:noProof/>
+                <w:webHidden/>
+              </w:rPr>
+              <w:fldChar w:fldCharType="separate"/>
+            </w:r>
+            <w:r>
+              <w:rPr>
+                <w:rFonts w:ascii="宋体" w:eastAsia="宋体" w:hAnsi="宋体" w:hint="eastAsia"/>
+                <w:noProof/>
+                <w:webHidden/>
+              </w:rPr>
+              <w:t>22</w:t>
+            </w:r>
+            <w:r>
+              <w:rPr>
+                <w:rFonts w:ascii="宋体" w:eastAsia="宋体" w:hAnsi="宋体" w:hint="eastAsia"/>
+                <w:noProof/>
+                <w:webHidden/>
+              </w:rPr>
+              <w:fldChar w:fldCharType="end"/>
+            </w:r>
+          </w:hyperlink>
+        </w:p>
+        <w:p>
+          <w:pPr>
+            <w:pStyle w:val="TOC2"/>
+            <w:tabs>
+              <w:tab w:val="right" w:leader="dot" w:pos="8296"/>
+            </w:tabs>
+            <w:rPr>
+              <w:rFonts w:ascii="宋体" w:eastAsia="宋体" w:hAnsi="宋体" w:hint="eastAsia"/>
+              <w:noProof/>
+              <w:sz w:val="22"/>
+              <w:szCs w:val="24"/>
+              <w14:ligatures w14:val="standardContextual"/>
+            </w:rPr>
+          </w:pPr>
+          <w:hyperlink w:anchor="_Toc230604637" w:history="1">
+            <w:r>
+              <w:rPr>
+                <w:rStyle w:val="a3"/>
+                <w:rFonts w:ascii="宋体" w:eastAsia="宋体" w:hAnsi="宋体"/>
+                <w:noProof/>
+              </w:rPr>
+              <w:t>五、影响中国参与全球环境治理的因素</w:t>
+            </w:r>
+            <w:r>
+              <w:rPr>
+                <w:rFonts w:ascii="宋体" w:eastAsia="宋体" w:hAnsi="宋体" w:hint="eastAsia"/>
+                <w:noProof/>
+                <w:webHidden/>
+              </w:rPr>
+              <w:tab/>
+            </w:r>
+            <w:r>
+              <w:rPr>
+                <w:rFonts w:ascii="宋体" w:eastAsia="宋体" w:hAnsi="宋体" w:hint="eastAsia"/>
+                <w:noProof/>
+                <w:webHidden/>
+              </w:rPr>
+              <w:fldChar w:fldCharType="begin"/>
+            </w:r>
+            <w:r>
+              <w:rPr>
+                <w:rFonts w:ascii="宋体" w:eastAsia="宋体" w:hAnsi="宋体" w:hint="eastAsia"/>
+                <w:noProof/>
+                <w:webHidden/>
+              </w:rPr>
+              <w:instrText xml:space="preserve"> </w:instrText>
+            </w:r>
+            <w:r>
+              <w:rPr>
+                <w:rFonts w:ascii="宋体" w:eastAsia="宋体" w:hAnsi="宋体"/>
+                <w:noProof/>
+                <w:webHidden/>
+              </w:rPr>
+              <w:instrText>PAGEREF _Toc230604637 \h</w:instrText>
+            </w:r>
+            <w:r>
+              <w:rPr>
+                <w:rFonts w:ascii="宋体" w:eastAsia="宋体" w:hAnsi="宋体" w:hint="eastAsia"/>
+                <w:noProof/>
+                <w:webHidden/>
+              </w:rPr>
+              <w:instrText xml:space="preserve"> </w:instrText>
+            </w:r>
+            <w:r>
+              <w:rPr>
+                <w:rFonts w:ascii="宋体" w:eastAsia="宋体" w:hAnsi="宋体" w:hint="eastAsia"/>
+                <w:noProof/>
+                <w:webHidden/>
+              </w:rPr>
+            </w:r>
+            <w:r>
+              <w:rPr>
+                <w:rFonts w:ascii="宋体" w:eastAsia="宋体" w:hAnsi="宋体" w:hint="eastAsia"/>
+                <w:noProof/>
+                <w:webHidden/>
+              </w:rPr>
+              <w:fldChar w:fldCharType="separate"/>
+            </w:r>
+            <w:r>
+              <w:rPr>
+                <w:rFonts w:ascii="宋体" w:eastAsia="宋体" w:hAnsi="宋体" w:hint="eastAsia"/>
+                <w:noProof/>
+                <w:webHidden/>
+              </w:rPr>
+              <w:t>22</w:t>
             </w:r>
             <w:r>
               <w:rPr>
@@ -5639,7 +6407,7 @@
       <w:pPr>
         <w:pStyle w:val="a9"/>
       </w:pPr>
-      <w:bookmarkStart w:id="0" w:name="_Toc229999777"/>
+      <w:bookmarkStart w:id="0" w:name="_Toc230604574"/>
       <w:r>
         <w:rPr>
           <w:rFonts w:hint="eastAsia"/>
@@ -5723,7 +6491,7 @@
       <w:pPr>
         <w:pStyle w:val="ac"/>
       </w:pPr>
-      <w:bookmarkStart w:id="1" w:name="_Toc229999778"/>
+      <w:bookmarkStart w:id="1" w:name="_Toc230604575"/>
       <w:r>
         <w:rPr>
           <w:rFonts w:hint="eastAsia"/>
@@ -6440,7 +7208,7 @@
       <w:pPr>
         <w:pStyle w:val="ac"/>
       </w:pPr>
-      <w:bookmarkStart w:id="2" w:name="_Toc229999779"/>
+      <w:bookmarkStart w:id="2" w:name="_Toc230604576"/>
       <w:r>
         <w:rPr>
           <w:rFonts w:hint="eastAsia"/>
@@ -6453,7 +7221,7 @@
       <w:pPr>
         <w:pStyle w:val="ae"/>
       </w:pPr>
-      <w:bookmarkStart w:id="3" w:name="_Toc229999780"/>
+      <w:bookmarkStart w:id="3" w:name="_Toc230604577"/>
       <w:r>
         <w:rPr>
           <w:rFonts w:hint="eastAsia"/>
@@ -6492,7 +7260,7 @@
       <w:pPr>
         <w:pStyle w:val="ae"/>
       </w:pPr>
-      <w:bookmarkStart w:id="4" w:name="_Toc229999781"/>
+      <w:bookmarkStart w:id="4" w:name="_Toc230604578"/>
       <w:r>
         <w:rPr>
           <w:rFonts w:hint="eastAsia"/>
@@ -6626,7 +7394,7 @@
       <w:pPr>
         <w:pStyle w:val="ae"/>
       </w:pPr>
-      <w:bookmarkStart w:id="5" w:name="_Toc229999782"/>
+      <w:bookmarkStart w:id="5" w:name="_Toc230604579"/>
       <w:r>
         <w:rPr>
           <w:rFonts w:hint="eastAsia"/>
@@ -6711,7 +7479,7 @@
       <w:pPr>
         <w:pStyle w:val="ae"/>
       </w:pPr>
-      <w:bookmarkStart w:id="6" w:name="_Toc229999783"/>
+      <w:bookmarkStart w:id="6" w:name="_Toc230604580"/>
       <w:r>
         <w:rPr>
           <w:rFonts w:hint="eastAsia"/>
@@ -6757,7 +7525,7 @@
       <w:pPr>
         <w:pStyle w:val="a9"/>
       </w:pPr>
-      <w:bookmarkStart w:id="7" w:name="_Toc229999784"/>
+      <w:bookmarkStart w:id="7" w:name="_Toc230604581"/>
       <w:r>
         <w:rPr>
           <w:rFonts w:hint="eastAsia"/>
@@ -6801,7 +7569,7 @@
       <w:pPr>
         <w:pStyle w:val="ac"/>
       </w:pPr>
-      <w:bookmarkStart w:id="8" w:name="_Toc229999785"/>
+      <w:bookmarkStart w:id="8" w:name="_Toc230604582"/>
       <w:r>
         <w:rPr>
           <w:rFonts w:hint="eastAsia"/>
@@ -6814,7 +7582,7 @@
       <w:pPr>
         <w:pStyle w:val="ae"/>
       </w:pPr>
-      <w:bookmarkStart w:id="9" w:name="_Toc229999786"/>
+      <w:bookmarkStart w:id="9" w:name="_Toc230604583"/>
       <w:r>
         <w:rPr>
           <w:rFonts w:hint="eastAsia"/>
@@ -6913,7 +7681,7 @@
       <w:pPr>
         <w:pStyle w:val="ae"/>
       </w:pPr>
-      <w:bookmarkStart w:id="10" w:name="_Toc229999787"/>
+      <w:bookmarkStart w:id="10" w:name="_Toc230604584"/>
       <w:r>
         <w:rPr>
           <w:rFonts w:hint="eastAsia"/>
@@ -7296,7 +8064,7 @@
       <w:pPr>
         <w:pStyle w:val="ac"/>
       </w:pPr>
-      <w:bookmarkStart w:id="11" w:name="_Toc229999788"/>
+      <w:bookmarkStart w:id="11" w:name="_Toc230604585"/>
       <w:r>
         <w:rPr>
           <w:rFonts w:hint="eastAsia"/>
@@ -7465,7 +8233,7 @@
       <w:pPr>
         <w:pStyle w:val="ae"/>
       </w:pPr>
-      <w:bookmarkStart w:id="12" w:name="_Toc229999789"/>
+      <w:bookmarkStart w:id="12" w:name="_Toc230604586"/>
       <w:r>
         <w:rPr>
           <w:rFonts w:hint="eastAsia"/>
@@ -7499,7 +8267,7 @@
       <w:pPr>
         <w:pStyle w:val="ae"/>
       </w:pPr>
-      <w:bookmarkStart w:id="13" w:name="_Toc229999790"/>
+      <w:bookmarkStart w:id="13" w:name="_Toc230604587"/>
       <w:r>
         <w:rPr>
           <w:rFonts w:hint="eastAsia"/>
@@ -7728,7 +8496,7 @@
       <w:pPr>
         <w:pStyle w:val="ac"/>
       </w:pPr>
-      <w:bookmarkStart w:id="14" w:name="_Toc229999791"/>
+      <w:bookmarkStart w:id="14" w:name="_Toc230604588"/>
       <w:r>
         <w:rPr>
           <w:rFonts w:hint="eastAsia"/>
@@ -7742,7 +8510,7 @@
       <w:pPr>
         <w:pStyle w:val="ae"/>
       </w:pPr>
-      <w:bookmarkStart w:id="15" w:name="_Toc229999792"/>
+      <w:bookmarkStart w:id="15" w:name="_Toc230604589"/>
       <w:r>
         <w:rPr>
           <w:rFonts w:hint="eastAsia"/>
@@ -7867,7 +8635,7 @@
       <w:pPr>
         <w:pStyle w:val="ae"/>
       </w:pPr>
-      <w:bookmarkStart w:id="16" w:name="_Toc229999793"/>
+      <w:bookmarkStart w:id="16" w:name="_Toc230604590"/>
       <w:r>
         <w:rPr>
           <w:rFonts w:hint="eastAsia"/>
@@ -8103,7 +8871,7 @@
       <w:pPr>
         <w:pStyle w:val="a9"/>
       </w:pPr>
-      <w:bookmarkStart w:id="17" w:name="_Toc229999794"/>
+      <w:bookmarkStart w:id="17" w:name="_Toc230604591"/>
       <w:r>
         <w:rPr>
           <w:rFonts w:hint="eastAsia"/>
@@ -8153,7 +8921,7 @@
       <w:pPr>
         <w:pStyle w:val="ac"/>
       </w:pPr>
-      <w:bookmarkStart w:id="18" w:name="_Toc229999795"/>
+      <w:bookmarkStart w:id="18" w:name="_Toc230604592"/>
       <w:r>
         <w:rPr>
           <w:rFonts w:hint="eastAsia"/>
@@ -8166,7 +8934,7 @@
       <w:pPr>
         <w:pStyle w:val="ae"/>
       </w:pPr>
-      <w:bookmarkStart w:id="19" w:name="_Toc229999796"/>
+      <w:bookmarkStart w:id="19" w:name="_Toc230604593"/>
       <w:r>
         <w:rPr>
           <w:rFonts w:hint="eastAsia"/>
@@ -8991,7 +9759,7 @@
       <w:pPr>
         <w:pStyle w:val="ae"/>
       </w:pPr>
-      <w:bookmarkStart w:id="20" w:name="_Toc229999797"/>
+      <w:bookmarkStart w:id="20" w:name="_Toc230604594"/>
       <w:r>
         <w:rPr>
           <w:rFonts w:hint="eastAsia"/>
@@ -9518,7 +10286,7 @@
       <w:pPr>
         <w:pStyle w:val="ae"/>
       </w:pPr>
-      <w:bookmarkStart w:id="21" w:name="_Toc229999798"/>
+      <w:bookmarkStart w:id="21" w:name="_Toc230604595"/>
       <w:r>
         <w:rPr>
           <w:rFonts w:hint="eastAsia"/>
@@ -9595,7 +10363,7 @@
       <w:pPr>
         <w:pStyle w:val="ae"/>
       </w:pPr>
-      <w:bookmarkStart w:id="22" w:name="_Toc229999799"/>
+      <w:bookmarkStart w:id="22" w:name="_Toc230604596"/>
       <w:r>
         <w:rPr>
           <w:rFonts w:hint="eastAsia"/>
@@ -9635,7 +10403,7 @@
       <w:pPr>
         <w:pStyle w:val="ac"/>
       </w:pPr>
-      <w:bookmarkStart w:id="23" w:name="_Toc229999800"/>
+      <w:bookmarkStart w:id="23" w:name="_Toc230604597"/>
       <w:r>
         <w:rPr>
           <w:rFonts w:hint="eastAsia"/>
@@ -9709,7 +10477,7 @@
       <w:pPr>
         <w:pStyle w:val="ae"/>
       </w:pPr>
-      <w:bookmarkStart w:id="24" w:name="_Toc229999801"/>
+      <w:bookmarkStart w:id="24" w:name="_Toc230604598"/>
       <w:r>
         <w:rPr>
           <w:rFonts w:hint="eastAsia"/>
@@ -9978,7 +10746,7 @@
       <w:pPr>
         <w:pStyle w:val="ae"/>
       </w:pPr>
-      <w:bookmarkStart w:id="25" w:name="_Toc229999802"/>
+      <w:bookmarkStart w:id="25" w:name="_Toc230604599"/>
       <w:r>
         <w:rPr>
           <w:rFonts w:hint="eastAsia"/>
@@ -10087,7 +10855,7 @@
       <w:pPr>
         <w:pStyle w:val="ac"/>
       </w:pPr>
-      <w:bookmarkStart w:id="26" w:name="_Toc229999803"/>
+      <w:bookmarkStart w:id="26" w:name="_Toc230604600"/>
       <w:r>
         <w:rPr>
           <w:rFonts w:hint="eastAsia"/>
@@ -10190,7 +10958,7 @@
       <w:pPr>
         <w:pStyle w:val="a9"/>
       </w:pPr>
-      <w:bookmarkStart w:id="27" w:name="_Toc229999804"/>
+      <w:bookmarkStart w:id="27" w:name="_Toc230604601"/>
       <w:r>
         <w:rPr>
           <w:rFonts w:hint="eastAsia"/>
@@ -10240,7 +11008,7 @@
       <w:pPr>
         <w:pStyle w:val="ac"/>
       </w:pPr>
-      <w:bookmarkStart w:id="28" w:name="_Toc229999805"/>
+      <w:bookmarkStart w:id="28" w:name="_Toc230604602"/>
       <w:r>
         <w:rPr>
           <w:rFonts w:hint="eastAsia"/>
@@ -10345,7 +11113,7 @@
       <w:pPr>
         <w:pStyle w:val="ac"/>
       </w:pPr>
-      <w:bookmarkStart w:id="29" w:name="_Toc229999806"/>
+      <w:bookmarkStart w:id="29" w:name="_Toc230604603"/>
       <w:r>
         <w:rPr>
           <w:rFonts w:hint="eastAsia"/>
@@ -10373,7 +11141,7 @@
       <w:pPr>
         <w:pStyle w:val="ae"/>
       </w:pPr>
-      <w:bookmarkStart w:id="30" w:name="_Toc229999807"/>
+      <w:bookmarkStart w:id="30" w:name="_Toc230604604"/>
       <w:r>
         <w:rPr>
           <w:rFonts w:hint="eastAsia"/>
@@ -10719,7 +11487,7 @@
       <w:pPr>
         <w:pStyle w:val="ae"/>
       </w:pPr>
-      <w:bookmarkStart w:id="31" w:name="_Toc229999808"/>
+      <w:bookmarkStart w:id="31" w:name="_Toc230604605"/>
       <w:r>
         <w:rPr>
           <w:rFonts w:hint="eastAsia"/>
@@ -10998,7 +11766,7 @@
       <w:pPr>
         <w:pStyle w:val="ae"/>
       </w:pPr>
-      <w:bookmarkStart w:id="32" w:name="_Toc229999809"/>
+      <w:bookmarkStart w:id="32" w:name="_Toc230604606"/>
       <w:r>
         <w:rPr>
           <w:rFonts w:hint="eastAsia"/>
@@ -11453,7 +12221,7 @@
       <w:pPr>
         <w:pStyle w:val="ac"/>
       </w:pPr>
-      <w:bookmarkStart w:id="33" w:name="_Toc229999810"/>
+      <w:bookmarkStart w:id="33" w:name="_Toc230604607"/>
       <w:r>
         <w:rPr>
           <w:rFonts w:hint="eastAsia"/>
@@ -11763,7 +12531,7 @@
       <w:pPr>
         <w:pStyle w:val="ac"/>
       </w:pPr>
-      <w:bookmarkStart w:id="34" w:name="_Toc229999811"/>
+      <w:bookmarkStart w:id="34" w:name="_Toc230604608"/>
       <w:r>
         <w:rPr>
           <w:rFonts w:hint="eastAsia"/>
@@ -11833,7 +12601,7 @@
       <w:pPr>
         <w:pStyle w:val="ac"/>
       </w:pPr>
-      <w:bookmarkStart w:id="35" w:name="_Toc229999812"/>
+      <w:bookmarkStart w:id="35" w:name="_Toc230604609"/>
       <w:r>
         <w:rPr>
           <w:rFonts w:hint="eastAsia"/>
@@ -12488,7 +13256,7 @@
       <w:pPr>
         <w:pStyle w:val="a9"/>
       </w:pPr>
-      <w:bookmarkStart w:id="36" w:name="_Toc229999813"/>
+      <w:bookmarkStart w:id="36" w:name="_Toc230604610"/>
       <w:r>
         <w:rPr>
           <w:rFonts w:hint="eastAsia"/>
@@ -12532,7 +13300,7 @@
       <w:pPr>
         <w:pStyle w:val="ac"/>
       </w:pPr>
-      <w:bookmarkStart w:id="37" w:name="_Toc229999814"/>
+      <w:bookmarkStart w:id="37" w:name="_Toc230604611"/>
       <w:r>
         <w:rPr>
           <w:rFonts w:hint="eastAsia"/>
@@ -12566,7 +13334,7 @@
       <w:pPr>
         <w:pStyle w:val="ac"/>
       </w:pPr>
-      <w:bookmarkStart w:id="38" w:name="_Toc229999815"/>
+      <w:bookmarkStart w:id="38" w:name="_Toc230604612"/>
       <w:r>
         <w:rPr>
           <w:rFonts w:hint="eastAsia"/>
@@ -12579,7 +13347,7 @@
       <w:pPr>
         <w:pStyle w:val="ae"/>
       </w:pPr>
-      <w:bookmarkStart w:id="39" w:name="_Toc229999816"/>
+      <w:bookmarkStart w:id="39" w:name="_Toc230604613"/>
       <w:r>
         <w:rPr>
           <w:rFonts w:hint="eastAsia"/>
@@ -12827,7 +13595,7 @@
       <w:pPr>
         <w:pStyle w:val="ae"/>
       </w:pPr>
-      <w:bookmarkStart w:id="40" w:name="_Toc229999817"/>
+      <w:bookmarkStart w:id="40" w:name="_Toc230604614"/>
       <w:r>
         <w:rPr>
           <w:rFonts w:hint="eastAsia"/>
@@ -13108,7 +13876,7 @@
       <w:pPr>
         <w:pStyle w:val="ac"/>
       </w:pPr>
-      <w:bookmarkStart w:id="41" w:name="_Toc229999818"/>
+      <w:bookmarkStart w:id="41" w:name="_Toc230604615"/>
       <w:r>
         <w:rPr>
           <w:rFonts w:hint="eastAsia"/>
@@ -13121,7 +13889,7 @@
       <w:pPr>
         <w:pStyle w:val="ae"/>
       </w:pPr>
-      <w:bookmarkStart w:id="42" w:name="_Toc229999819"/>
+      <w:bookmarkStart w:id="42" w:name="_Toc230604616"/>
       <w:r>
         <w:rPr>
           <w:rFonts w:hint="eastAsia"/>
@@ -13235,7 +14003,7 @@
       <w:pPr>
         <w:pStyle w:val="ae"/>
       </w:pPr>
-      <w:bookmarkStart w:id="43" w:name="_Toc229999820"/>
+      <w:bookmarkStart w:id="43" w:name="_Toc230604617"/>
       <w:r>
         <w:rPr>
           <w:rFonts w:hint="eastAsia"/>
@@ -13420,7 +14188,7 @@
       <w:pPr>
         <w:pStyle w:val="ae"/>
       </w:pPr>
-      <w:bookmarkStart w:id="44" w:name="_Toc229999821"/>
+      <w:bookmarkStart w:id="44" w:name="_Toc230604618"/>
       <w:r>
         <w:rPr>
           <w:rFonts w:hint="eastAsia"/>
@@ -13528,7 +14296,7 @@
       <w:pPr>
         <w:pStyle w:val="ae"/>
       </w:pPr>
-      <w:bookmarkStart w:id="45" w:name="_Toc229999822"/>
+      <w:bookmarkStart w:id="45" w:name="_Toc230604619"/>
       <w:r>
         <w:rPr>
           <w:rFonts w:hint="eastAsia"/>
@@ -13618,7 +14386,7 @@
       <w:pPr>
         <w:pStyle w:val="ae"/>
       </w:pPr>
-      <w:bookmarkStart w:id="46" w:name="_Toc229999823"/>
+      <w:bookmarkStart w:id="46" w:name="_Toc230604620"/>
       <w:r>
         <w:rPr>
           <w:rFonts w:hint="eastAsia"/>
@@ -13676,7 +14444,7 @@
       <w:pPr>
         <w:pStyle w:val="ae"/>
       </w:pPr>
-      <w:bookmarkStart w:id="47" w:name="_Toc229999824"/>
+      <w:bookmarkStart w:id="47" w:name="_Toc230604621"/>
       <w:r>
         <w:rPr>
           <w:rFonts w:hint="eastAsia"/>
@@ -13734,7 +14502,7 @@
       <w:pPr>
         <w:pStyle w:val="ac"/>
       </w:pPr>
-      <w:bookmarkStart w:id="48" w:name="_Toc229999825"/>
+      <w:bookmarkStart w:id="48" w:name="_Toc230604622"/>
       <w:r>
         <w:rPr>
           <w:rFonts w:hint="eastAsia"/>
@@ -13855,7 +14623,7 @@
       <w:pPr>
         <w:pStyle w:val="a9"/>
       </w:pPr>
-      <w:bookmarkStart w:id="49" w:name="_Toc229999826"/>
+      <w:bookmarkStart w:id="49" w:name="_Toc230604623"/>
       <w:r>
         <w:rPr>
           <w:rFonts w:hint="eastAsia"/>
@@ -13881,9 +14649,6 @@
         <w:pStyle w:val="aa"/>
         <w:spacing w:before="78" w:after="78"/>
         <w:jc w:val="center"/>
-        <w:rPr>
-          <w:rFonts w:hint="eastAsia"/>
-        </w:rPr>
       </w:pPr>
       <w:r>
         <w:rPr>
@@ -13902,7 +14667,7 @@
       <w:pPr>
         <w:pStyle w:val="ac"/>
       </w:pPr>
-      <w:bookmarkStart w:id="50" w:name="_Toc229999827"/>
+      <w:bookmarkStart w:id="50" w:name="_Toc230604624"/>
       <w:r>
         <w:rPr>
           <w:rFonts w:hint="eastAsia"/>
@@ -14011,7 +14776,7 @@
       <w:pPr>
         <w:pStyle w:val="ac"/>
       </w:pPr>
-      <w:bookmarkStart w:id="51" w:name="_Toc229999828"/>
+      <w:bookmarkStart w:id="51" w:name="_Toc230604625"/>
       <w:r>
         <w:rPr>
           <w:rFonts w:hint="eastAsia"/>
@@ -14422,7 +15187,21 @@
         <w:rPr>
           <w:rFonts w:hint="eastAsia"/>
         </w:rPr>
-        <w:t>月，拜登签署了总价值</w:t>
+        <w:t>月，</w:t>
+      </w:r>
+      <w:proofErr w:type="gramStart"/>
+      <w:r>
+        <w:rPr>
+          <w:rFonts w:hint="eastAsia"/>
+        </w:rPr>
+        <w:t>拜登签署</w:t>
+      </w:r>
+      <w:proofErr w:type="gramEnd"/>
+      <w:r>
+        <w:rPr>
+          <w:rFonts w:hint="eastAsia"/>
+        </w:rPr>
+        <w:t>了总价值</w:t>
       </w:r>
       <w:r>
         <w:rPr>
@@ -14485,9 +15264,6 @@
       <w:pPr>
         <w:pStyle w:val="aa"/>
         <w:spacing w:before="78" w:after="78"/>
-        <w:rPr>
-          <w:rFonts w:hint="eastAsia"/>
-        </w:rPr>
       </w:pPr>
       <w:r>
         <w:tab/>
@@ -14538,13 +15314,27 @@
         <w:rPr>
           <w:rFonts w:hint="eastAsia"/>
         </w:rPr>
-        <w:t>在国内层面，特朗普二期政府也采取</w:t>
+        <w:t>在国内层面，</w:t>
       </w:r>
       <w:proofErr w:type="gramStart"/>
       <w:r>
         <w:rPr>
           <w:rFonts w:hint="eastAsia"/>
         </w:rPr>
+        <w:t>特朗普</w:t>
+      </w:r>
+      <w:proofErr w:type="gramEnd"/>
+      <w:r>
+        <w:rPr>
+          <w:rFonts w:hint="eastAsia"/>
+        </w:rPr>
+        <w:t>二期政府也采取</w:t>
+      </w:r>
+      <w:proofErr w:type="gramStart"/>
+      <w:r>
+        <w:rPr>
+          <w:rFonts w:hint="eastAsia"/>
+        </w:rPr>
         <w:t>了倒</w:t>
       </w:r>
       <w:proofErr w:type="gramEnd"/>
@@ -14558,7 +15348,21 @@
         <w:rPr>
           <w:rFonts w:hint="eastAsia"/>
         </w:rPr>
-        <w:t>；特朗普还下令立即暂停《通胀削减法案》的资金支出。</w:t>
+        <w:t>；</w:t>
+      </w:r>
+      <w:proofErr w:type="gramStart"/>
+      <w:r>
+        <w:rPr>
+          <w:rFonts w:hint="eastAsia"/>
+        </w:rPr>
+        <w:t>特朗普还</w:t>
+      </w:r>
+      <w:proofErr w:type="gramEnd"/>
+      <w:r>
+        <w:rPr>
+          <w:rFonts w:hint="eastAsia"/>
+        </w:rPr>
+        <w:t>下令立即暂停《通胀削减法案》的资金支出。</w:t>
       </w:r>
     </w:p>
     <w:p>
@@ -14571,7 +15375,7 @@
       <w:pPr>
         <w:pStyle w:val="ac"/>
       </w:pPr>
-      <w:bookmarkStart w:id="52" w:name="_Toc229999829"/>
+      <w:bookmarkStart w:id="52" w:name="_Toc230604626"/>
       <w:r>
         <w:rPr>
           <w:rFonts w:hint="eastAsia"/>
@@ -14596,7 +15400,7 @@
       <w:pPr>
         <w:pStyle w:val="ae"/>
       </w:pPr>
-      <w:bookmarkStart w:id="53" w:name="_Toc229999830"/>
+      <w:bookmarkStart w:id="53" w:name="_Toc230604627"/>
       <w:r>
         <w:rPr>
           <w:rFonts w:hint="eastAsia"/>
@@ -14650,7 +15454,7 @@
       <w:pPr>
         <w:pStyle w:val="ae"/>
       </w:pPr>
-      <w:bookmarkStart w:id="54" w:name="_Toc229999831"/>
+      <w:bookmarkStart w:id="54" w:name="_Toc230604628"/>
       <w:r>
         <w:rPr>
           <w:rFonts w:hint="eastAsia"/>
@@ -14693,9 +15497,6 @@
       <w:pPr>
         <w:pStyle w:val="aa"/>
         <w:spacing w:before="78" w:after="78"/>
-        <w:rPr>
-          <w:rFonts w:hint="eastAsia"/>
-        </w:rPr>
       </w:pPr>
       <w:r>
         <w:tab/>
@@ -14729,7 +15530,7 @@
       <w:pPr>
         <w:pStyle w:val="ae"/>
       </w:pPr>
-      <w:bookmarkStart w:id="55" w:name="_Toc229999832"/>
+      <w:bookmarkStart w:id="55" w:name="_Toc230604629"/>
       <w:r>
         <w:rPr>
           <w:rFonts w:hint="eastAsia"/>
@@ -14772,9 +15573,6 @@
         <w:pStyle w:val="aa"/>
         <w:spacing w:before="78" w:after="78"/>
         <w:ind w:firstLine="420"/>
-        <w:rPr>
-          <w:rFonts w:hint="eastAsia"/>
-        </w:rPr>
       </w:pPr>
       <w:r>
         <w:rPr>
@@ -14808,9 +15606,6 @@
       <w:pPr>
         <w:pStyle w:val="aa"/>
         <w:spacing w:before="78" w:after="78"/>
-        <w:rPr>
-          <w:rFonts w:hint="eastAsia"/>
-        </w:rPr>
       </w:pPr>
       <w:r>
         <w:tab/>
@@ -14857,14 +15652,922 @@
     </w:p>
     <w:p>
       <w:pPr>
-        <w:pStyle w:val="aa"/>
-        <w:spacing w:before="78" w:after="78"/>
-        <w:rPr>
-          <w:rFonts w:eastAsia="思源宋体 CN"/>
-          <w:b/>
-          <w:bCs/>
-        </w:rPr>
-      </w:pPr>
+        <w:pStyle w:val="a9"/>
+        <w:rPr>
+          <w:rFonts w:hint="eastAsia"/>
+        </w:rPr>
+      </w:pPr>
+      <w:bookmarkStart w:id="56" w:name="_Toc230604630"/>
+      <w:r>
+        <w:rPr>
+          <w:rFonts w:hint="eastAsia"/>
+        </w:rPr>
+        <w:t>第七讲</w:t>
+      </w:r>
+      <w:r>
+        <w:rPr>
+          <w:rFonts w:hint="eastAsia"/>
+        </w:rPr>
+        <w:t xml:space="preserve"> </w:t>
+      </w:r>
+      <w:r>
+        <w:rPr>
+          <w:rFonts w:hint="eastAsia"/>
+        </w:rPr>
+        <w:t>中国与全球环境治理</w:t>
+      </w:r>
+      <w:bookmarkEnd w:id="56"/>
+    </w:p>
+    <w:p>
+      <w:pPr>
+        <w:pStyle w:val="aa"/>
+        <w:spacing w:before="78" w:after="78"/>
+        <w:jc w:val="center"/>
+        <w:rPr>
+          <w:rFonts w:hint="eastAsia"/>
+        </w:rPr>
+      </w:pPr>
+      <w:r>
+        <w:rPr>
+          <w:rFonts w:hint="eastAsia"/>
+        </w:rPr>
+        <w:t>2026.5.25</w:t>
+      </w:r>
+    </w:p>
+    <w:p>
+      <w:pPr>
+        <w:pStyle w:val="ac"/>
+      </w:pPr>
+      <w:bookmarkStart w:id="57" w:name="_Toc230604631"/>
+      <w:r>
+        <w:rPr>
+          <w:rFonts w:hint="eastAsia"/>
+        </w:rPr>
+        <w:t>一、中国与环境问题</w:t>
+      </w:r>
+      <w:bookmarkEnd w:id="57"/>
+    </w:p>
+    <w:p>
+      <w:pPr>
+        <w:pStyle w:val="aa"/>
+        <w:spacing w:before="78" w:after="78"/>
+        <w:rPr>
+          <w:rFonts w:hint="eastAsia"/>
+        </w:rPr>
+      </w:pPr>
+      <w:r>
+        <w:tab/>
+      </w:r>
+      <w:r>
+        <w:rPr>
+          <w:rFonts w:hint="eastAsia"/>
+        </w:rPr>
+        <w:t>中国同时面临国内环境问题与全球环境问题，这是由中国的国情决定的。</w:t>
+      </w:r>
+    </w:p>
+    <w:p>
+      <w:pPr>
+        <w:pStyle w:val="af3"/>
+        <w:spacing w:before="78" w:after="78"/>
+        <w:ind w:firstLine="420"/>
+      </w:pPr>
+      <w:r>
+        <w:t>我之所以反复强调要高度重视和正确处理生态文明建设问题，就是因为我国环境容量有限，生态系统脆弱，污染重、损失大、风险高的生态环境状况还没有根本扭转，并且独特的地理环境加剧了地区间的不平衡。</w:t>
+      </w:r>
+      <w:r>
+        <w:t>“</w:t>
+      </w:r>
+      <w:r>
+        <w:t>胡焕庸线</w:t>
+      </w:r>
+      <w:r>
+        <w:t>”</w:t>
+      </w:r>
+      <w:r>
+        <w:t>东南方</w:t>
+      </w:r>
+      <w:r>
+        <w:t>43%</w:t>
+      </w:r>
+      <w:r>
+        <w:t>的国土，居住着全国</w:t>
+      </w:r>
+      <w:r>
+        <w:t>94%</w:t>
+      </w:r>
+      <w:r>
+        <w:t>左右的人口，以平原、水网、低山丘陵和喀斯特地貌为主，生态环境压力巨大；该线西北方</w:t>
+      </w:r>
+      <w:r>
+        <w:t>57%</w:t>
+      </w:r>
+      <w:r>
+        <w:t>的国土，供养大约全国</w:t>
+      </w:r>
+      <w:r>
+        <w:t>6%</w:t>
+      </w:r>
+      <w:r>
+        <w:t>的人口，以草原、戈壁沙漠、绿洲和雪域高原为主，生态系统非常脆弱。说基本国情，这就是其中很重要的内容。</w:t>
+      </w:r>
+    </w:p>
+    <w:p>
+      <w:pPr>
+        <w:pStyle w:val="af3"/>
+        <w:spacing w:before="78" w:after="78"/>
+        <w:jc w:val="right"/>
+        <w:rPr>
+          <w:rFonts w:hint="eastAsia"/>
+        </w:rPr>
+      </w:pPr>
+      <w:r>
+        <w:rPr>
+          <w:rFonts w:hint="eastAsia"/>
+        </w:rPr>
+        <w:t>——习近平</w:t>
+      </w:r>
+    </w:p>
+    <w:p>
+      <w:pPr>
+        <w:pStyle w:val="aa"/>
+        <w:spacing w:before="78" w:after="78"/>
+        <w:rPr>
+          <w:rFonts w:hint="eastAsia"/>
+        </w:rPr>
+      </w:pPr>
+      <w:r>
+        <w:tab/>
+      </w:r>
+      <w:r>
+        <w:rPr>
+          <w:rFonts w:hint="eastAsia"/>
+        </w:rPr>
+        <w:t>经过数十年的治理，中国的环境质量明显改善。</w:t>
+      </w:r>
+      <w:r>
+        <w:rPr>
+          <w:rFonts w:hint="eastAsia"/>
+        </w:rPr>
+        <w:t>2024</w:t>
+      </w:r>
+      <w:r>
+        <w:rPr>
+          <w:rFonts w:hint="eastAsia"/>
+        </w:rPr>
+        <w:t>年，全国生态环境质量持续改善，空气质量稳中向好，地表水环境质量继续改善，土壤环境风险得到基本管控。</w:t>
+      </w:r>
+    </w:p>
+    <w:p>
+      <w:pPr>
+        <w:pStyle w:val="aa"/>
+        <w:spacing w:before="78" w:after="78"/>
+      </w:pPr>
+      <w:r>
+        <w:tab/>
+      </w:r>
+      <w:r>
+        <w:rPr>
+          <w:rFonts w:hint="eastAsia"/>
+        </w:rPr>
+        <w:t>中国是全球气候变化的敏感区和影响显著区。</w:t>
+      </w:r>
+      <w:r>
+        <w:rPr>
+          <w:rFonts w:hint="eastAsia"/>
+        </w:rPr>
+        <w:t>1961-2024</w:t>
+      </w:r>
+      <w:r>
+        <w:rPr>
+          <w:rFonts w:hint="eastAsia"/>
+        </w:rPr>
+        <w:t>年，中国地表年平均气温呈显著上升趋势，平均每</w:t>
+      </w:r>
+      <w:r>
+        <w:rPr>
+          <w:rFonts w:hint="eastAsia"/>
+        </w:rPr>
+        <w:t>10</w:t>
+      </w:r>
+      <w:r>
+        <w:rPr>
+          <w:rFonts w:hint="eastAsia"/>
+        </w:rPr>
+        <w:t>年升高</w:t>
+      </w:r>
+      <w:r>
+        <w:rPr>
+          <w:rFonts w:hint="eastAsia"/>
+        </w:rPr>
+        <w:t>0.31</w:t>
+      </w:r>
+      <w:r>
+        <w:rPr>
+          <w:rFonts w:hint="eastAsia"/>
+        </w:rPr>
+        <w:t>摄氏度，高于同期全球平均升温水平；这反映了中国的生态脆弱性。中国沿海海平面总体也呈波动上升趋势。由此可见，中国的气候风险水平正在呈升高趋势。</w:t>
+      </w:r>
+    </w:p>
+    <w:p>
+      <w:pPr>
+        <w:pStyle w:val="aa"/>
+        <w:spacing w:before="78" w:after="78"/>
+      </w:pPr>
+    </w:p>
+    <w:p>
+      <w:pPr>
+        <w:pStyle w:val="ac"/>
+        <w:rPr>
+          <w:rFonts w:hint="eastAsia"/>
+        </w:rPr>
+      </w:pPr>
+      <w:bookmarkStart w:id="58" w:name="_Toc230604632"/>
+      <w:r>
+        <w:rPr>
+          <w:rFonts w:hint="eastAsia"/>
+        </w:rPr>
+        <w:t>二、中国与环境治理</w:t>
+      </w:r>
+      <w:bookmarkEnd w:id="58"/>
+    </w:p>
+    <w:p>
+      <w:pPr>
+        <w:pStyle w:val="ae"/>
+      </w:pPr>
+      <w:bookmarkStart w:id="59" w:name="_Toc230604633"/>
+      <w:r>
+        <w:rPr>
+          <w:rFonts w:hint="eastAsia"/>
+        </w:rPr>
+        <w:t>（一）国内环境治理的发展</w:t>
+      </w:r>
+      <w:bookmarkEnd w:id="59"/>
+    </w:p>
+    <w:p>
+      <w:pPr>
+        <w:pStyle w:val="aa"/>
+        <w:spacing w:before="78" w:after="78"/>
+        <w:rPr>
+          <w:rFonts w:hint="eastAsia"/>
+        </w:rPr>
+      </w:pPr>
+      <w:r>
+        <w:lastRenderedPageBreak/>
+        <w:tab/>
+      </w:r>
+      <w:r>
+        <w:rPr>
+          <w:rFonts w:hint="eastAsia"/>
+        </w:rPr>
+        <w:t>中国的生态环境治理正式始于</w:t>
+      </w:r>
+      <w:r>
+        <w:rPr>
+          <w:rFonts w:hint="eastAsia"/>
+        </w:rPr>
+        <w:t>1972</w:t>
+      </w:r>
+      <w:r>
+        <w:rPr>
+          <w:rFonts w:hint="eastAsia"/>
+        </w:rPr>
+        <w:t>年。</w:t>
+      </w:r>
+      <w:r>
+        <w:rPr>
+          <w:rFonts w:hint="eastAsia"/>
+        </w:rPr>
+        <w:t>1974</w:t>
+      </w:r>
+      <w:r>
+        <w:rPr>
+          <w:rFonts w:hint="eastAsia"/>
+        </w:rPr>
+        <w:t>年</w:t>
+      </w:r>
+      <w:r>
+        <w:rPr>
+          <w:rFonts w:hint="eastAsia"/>
+        </w:rPr>
+        <w:t>10</w:t>
+      </w:r>
+      <w:r>
+        <w:rPr>
+          <w:rFonts w:hint="eastAsia"/>
+        </w:rPr>
+        <w:t>月，国务院环境保护领导小组正式成立，主要职责是负责制定环境保护的方针、政策和规定，审定全国环境保护规划，组织协调和督促检查各地区、各部门的环境保护工作。</w:t>
+      </w:r>
+      <w:r>
+        <w:rPr>
+          <w:rFonts w:hint="eastAsia"/>
+        </w:rPr>
+        <w:t>1982</w:t>
+      </w:r>
+      <w:r>
+        <w:rPr>
+          <w:rFonts w:hint="eastAsia"/>
+        </w:rPr>
+        <w:t>年</w:t>
+      </w:r>
+      <w:r>
+        <w:rPr>
+          <w:rFonts w:hint="eastAsia"/>
+        </w:rPr>
+        <w:t>5</w:t>
+      </w:r>
+      <w:r>
+        <w:rPr>
+          <w:rFonts w:hint="eastAsia"/>
+        </w:rPr>
+        <w:t>月，组建城乡建设环境保护部。</w:t>
+      </w:r>
+      <w:r>
+        <w:rPr>
+          <w:rFonts w:hint="eastAsia"/>
+        </w:rPr>
+        <w:t>1984</w:t>
+      </w:r>
+      <w:r>
+        <w:rPr>
+          <w:rFonts w:hint="eastAsia"/>
+        </w:rPr>
+        <w:t>年</w:t>
+      </w:r>
+      <w:r>
+        <w:rPr>
+          <w:rFonts w:hint="eastAsia"/>
+        </w:rPr>
+        <w:t>5</w:t>
+      </w:r>
+      <w:r>
+        <w:rPr>
+          <w:rFonts w:hint="eastAsia"/>
+        </w:rPr>
+        <w:t>月，成立国务院环境保护委员会；</w:t>
+      </w:r>
+      <w:r>
+        <w:rPr>
+          <w:rFonts w:hint="eastAsia"/>
+        </w:rPr>
+        <w:t>12</w:t>
+      </w:r>
+      <w:r>
+        <w:rPr>
+          <w:rFonts w:hint="eastAsia"/>
+        </w:rPr>
+        <w:t>月，城乡建设环境保护部环境保护局改为国家环境保护局。</w:t>
+      </w:r>
+      <w:r>
+        <w:rPr>
+          <w:rFonts w:hint="eastAsia"/>
+        </w:rPr>
+        <w:t>1988</w:t>
+      </w:r>
+      <w:r>
+        <w:rPr>
+          <w:rFonts w:hint="eastAsia"/>
+        </w:rPr>
+        <w:t>年</w:t>
+      </w:r>
+      <w:r>
+        <w:rPr>
+          <w:rFonts w:hint="eastAsia"/>
+        </w:rPr>
+        <w:t>7</w:t>
+      </w:r>
+      <w:r>
+        <w:rPr>
+          <w:rFonts w:hint="eastAsia"/>
+        </w:rPr>
+        <w:t>月，环境保护工作正式从城乡建设部分离出来，成立独立的国家环境保护局</w:t>
+      </w:r>
+      <w:r>
+        <w:rPr>
+          <w:rFonts w:hint="eastAsia"/>
+        </w:rPr>
+        <w:t>（副部级）</w:t>
+      </w:r>
+      <w:r>
+        <w:rPr>
+          <w:rFonts w:hint="eastAsia"/>
+        </w:rPr>
+        <w:t>。</w:t>
+      </w:r>
+      <w:r>
+        <w:rPr>
+          <w:rFonts w:hint="eastAsia"/>
+        </w:rPr>
+        <w:t>1998</w:t>
+      </w:r>
+      <w:r>
+        <w:rPr>
+          <w:rFonts w:hint="eastAsia"/>
+        </w:rPr>
+        <w:t>年，国家环境保护局升格为国家环境保护总局</w:t>
+      </w:r>
+      <w:r>
+        <w:rPr>
+          <w:rFonts w:hint="eastAsia"/>
+        </w:rPr>
+        <w:t>（正部级）</w:t>
+      </w:r>
+      <w:r>
+        <w:rPr>
+          <w:rFonts w:hint="eastAsia"/>
+        </w:rPr>
+        <w:t>。</w:t>
+      </w:r>
+      <w:r>
+        <w:rPr>
+          <w:rFonts w:hint="eastAsia"/>
+        </w:rPr>
+        <w:t>2008</w:t>
+      </w:r>
+      <w:r>
+        <w:rPr>
+          <w:rFonts w:hint="eastAsia"/>
+        </w:rPr>
+        <w:t>年，国家环境保护总局升格为环境保护部，成为国务院组成部门。</w:t>
+      </w:r>
+      <w:r>
+        <w:rPr>
+          <w:rFonts w:hint="eastAsia"/>
+        </w:rPr>
+        <w:t>2018</w:t>
+      </w:r>
+      <w:r>
+        <w:rPr>
+          <w:rFonts w:hint="eastAsia"/>
+        </w:rPr>
+        <w:t>年，组建</w:t>
+      </w:r>
+      <w:r>
+        <w:rPr>
+          <w:rFonts w:hint="eastAsia"/>
+        </w:rPr>
+        <w:t>生态环境部</w:t>
+      </w:r>
+      <w:r>
+        <w:rPr>
+          <w:rFonts w:hint="eastAsia"/>
+        </w:rPr>
+        <w:t>；此次改革，将分散在农业、海洋、水利等各部门的职责归拢到了一起</w:t>
+      </w:r>
+      <w:r>
+        <w:rPr>
+          <w:rFonts w:hint="eastAsia"/>
+        </w:rPr>
+        <w:t>。</w:t>
+      </w:r>
+    </w:p>
+    <w:p>
+      <w:pPr>
+        <w:pStyle w:val="aa"/>
+        <w:spacing w:before="78" w:after="78"/>
+        <w:rPr>
+          <w:rFonts w:hint="eastAsia"/>
+        </w:rPr>
+      </w:pPr>
+      <w:r>
+        <w:tab/>
+      </w:r>
+      <w:r>
+        <w:rPr>
+          <w:rFonts w:hint="eastAsia"/>
+        </w:rPr>
+        <w:t>中国加快推进生态文明顶层设计和制度体系建设。中国还提出了一系列新理念，如“坚持人与自然和谐共生”“绿水青山就是金山银山”等。</w:t>
+      </w:r>
+    </w:p>
+    <w:p>
+      <w:pPr>
+        <w:pStyle w:val="ae"/>
+      </w:pPr>
+      <w:bookmarkStart w:id="60" w:name="_Toc230604634"/>
+      <w:r>
+        <w:rPr>
+          <w:rFonts w:hint="eastAsia"/>
+        </w:rPr>
+        <w:t>（二）中国与全球环境治理</w:t>
+      </w:r>
+      <w:bookmarkEnd w:id="60"/>
+    </w:p>
+    <w:p>
+      <w:pPr>
+        <w:pStyle w:val="aa"/>
+        <w:spacing w:before="78" w:after="78"/>
+        <w:ind w:firstLine="420"/>
+      </w:pPr>
+      <w:r>
+        <w:rPr>
+          <w:rFonts w:hint="eastAsia"/>
+        </w:rPr>
+        <w:t>1972</w:t>
+      </w:r>
+      <w:r>
+        <w:rPr>
+          <w:rFonts w:hint="eastAsia"/>
+        </w:rPr>
+        <w:t>年联合国人类环境会议之前，中国对于环境问题基本上是陌生的，甚至</w:t>
+      </w:r>
+      <w:proofErr w:type="gramStart"/>
+      <w:r>
+        <w:rPr>
+          <w:rFonts w:hint="eastAsia"/>
+        </w:rPr>
+        <w:t>连环境</w:t>
+      </w:r>
+      <w:proofErr w:type="gramEnd"/>
+      <w:r>
+        <w:rPr>
+          <w:rFonts w:hint="eastAsia"/>
+        </w:rPr>
+        <w:t>问题的科学定义都搞不清。</w:t>
+      </w:r>
+      <w:r>
+        <w:rPr>
+          <w:rFonts w:hint="eastAsia"/>
+        </w:rPr>
+        <w:t>20</w:t>
+      </w:r>
+      <w:r>
+        <w:rPr>
+          <w:rFonts w:hint="eastAsia"/>
+        </w:rPr>
+        <w:t>世纪</w:t>
+      </w:r>
+      <w:r>
+        <w:rPr>
+          <w:rFonts w:hint="eastAsia"/>
+        </w:rPr>
+        <w:t>80</w:t>
+      </w:r>
+      <w:r>
+        <w:rPr>
+          <w:rFonts w:hint="eastAsia"/>
+        </w:rPr>
+        <w:t>年代末</w:t>
+      </w:r>
+      <w:r>
+        <w:rPr>
+          <w:rFonts w:hint="eastAsia"/>
+        </w:rPr>
+        <w:t>90</w:t>
+      </w:r>
+      <w:r>
+        <w:rPr>
+          <w:rFonts w:hint="eastAsia"/>
+        </w:rPr>
+        <w:t>年代初，中国</w:t>
+      </w:r>
+      <w:r>
+        <w:rPr>
+          <w:rFonts w:hint="eastAsia"/>
+        </w:rPr>
+        <w:t>对</w:t>
+      </w:r>
+      <w:r>
+        <w:rPr>
+          <w:rFonts w:hint="eastAsia"/>
+        </w:rPr>
+        <w:t>环境问题的认识</w:t>
+      </w:r>
+      <w:r>
+        <w:rPr>
+          <w:rFonts w:hint="eastAsia"/>
+        </w:rPr>
+        <w:t>进一步深入，开始认为全球环境问题是国际关系中的一个重要问题。自</w:t>
+      </w:r>
+      <w:r>
+        <w:rPr>
+          <w:rFonts w:hint="eastAsia"/>
+        </w:rPr>
+        <w:t>20</w:t>
+      </w:r>
+      <w:r>
+        <w:rPr>
+          <w:rFonts w:hint="eastAsia"/>
+        </w:rPr>
+        <w:t>世纪</w:t>
+      </w:r>
+      <w:r>
+        <w:rPr>
+          <w:rFonts w:hint="eastAsia"/>
+        </w:rPr>
+        <w:t>90</w:t>
+      </w:r>
+      <w:r>
+        <w:rPr>
+          <w:rFonts w:hint="eastAsia"/>
+        </w:rPr>
+        <w:t>年代以来，中国与国际社会在全球多边环境协议的达成、生效和履行过程中进行了频繁互动，并发挥了重要作用。</w:t>
+      </w:r>
+    </w:p>
+    <w:p>
+      <w:pPr>
+        <w:pStyle w:val="aa"/>
+        <w:spacing w:before="78" w:after="78"/>
+        <w:ind w:firstLine="420"/>
+      </w:pPr>
+      <w:r>
+        <w:rPr>
+          <w:rFonts w:hint="eastAsia"/>
+        </w:rPr>
+        <w:t>中国在《蒙特利尔议定书》的履约过程中颁布实施了</w:t>
+      </w:r>
+      <w:r>
+        <w:rPr>
+          <w:rFonts w:hint="eastAsia"/>
+        </w:rPr>
+        <w:t>100</w:t>
+      </w:r>
+      <w:r>
+        <w:rPr>
+          <w:rFonts w:hint="eastAsia"/>
+        </w:rPr>
+        <w:t>多项政策法规</w:t>
+      </w:r>
+      <w:r>
+        <w:rPr>
+          <w:rFonts w:hint="eastAsia"/>
+        </w:rPr>
+        <w:t>，如制定并实施了《消耗臭氧层物质管理条例》、批准在发展中国家中首创的《中国逐步淘汰消耗臭氧层物质国家方案》等。《蒙特利尔议定书》履约累计获得多边基金赠款仅</w:t>
+      </w:r>
+      <w:r>
+        <w:rPr>
+          <w:rFonts w:hint="eastAsia"/>
+        </w:rPr>
+        <w:t>12</w:t>
+      </w:r>
+      <w:r>
+        <w:rPr>
+          <w:rFonts w:hint="eastAsia"/>
+        </w:rPr>
+        <w:t>亿美元，实施了</w:t>
+      </w:r>
+      <w:r>
+        <w:rPr>
+          <w:rFonts w:hint="eastAsia"/>
+        </w:rPr>
+        <w:t>400</w:t>
+      </w:r>
+      <w:r>
+        <w:rPr>
+          <w:rFonts w:hint="eastAsia"/>
+        </w:rPr>
+        <w:t>多个单个项目和</w:t>
+      </w:r>
+      <w:r>
+        <w:rPr>
+          <w:rFonts w:hint="eastAsia"/>
+        </w:rPr>
+        <w:t>20</w:t>
+      </w:r>
+      <w:r>
+        <w:rPr>
+          <w:rFonts w:hint="eastAsia"/>
+        </w:rPr>
+        <w:t>多个行业计划，为超过</w:t>
+      </w:r>
+      <w:r>
+        <w:rPr>
+          <w:rFonts w:hint="eastAsia"/>
+        </w:rPr>
+        <w:t>3000</w:t>
+      </w:r>
+      <w:r>
+        <w:rPr>
+          <w:rFonts w:hint="eastAsia"/>
+        </w:rPr>
+        <w:t>家企业提供了资金支持。</w:t>
+      </w:r>
+    </w:p>
+    <w:p>
+      <w:pPr>
+        <w:pStyle w:val="aa"/>
+        <w:spacing w:before="78" w:after="78"/>
+      </w:pPr>
+    </w:p>
+    <w:p>
+      <w:pPr>
+        <w:pStyle w:val="ac"/>
+        <w:rPr>
+          <w:rFonts w:hint="eastAsia"/>
+        </w:rPr>
+      </w:pPr>
+      <w:bookmarkStart w:id="61" w:name="_Toc230604635"/>
+      <w:r>
+        <w:rPr>
+          <w:rFonts w:hint="eastAsia"/>
+        </w:rPr>
+        <w:t>三、中国与全球气候变化治理</w:t>
+      </w:r>
+      <w:bookmarkEnd w:id="61"/>
+    </w:p>
+    <w:p>
+      <w:pPr>
+        <w:pStyle w:val="aa"/>
+        <w:spacing w:before="78" w:after="78"/>
+      </w:pPr>
+      <w:r>
+        <w:tab/>
+      </w:r>
+      <w:r>
+        <w:rPr>
+          <w:rFonts w:hint="eastAsia"/>
+        </w:rPr>
+        <w:t>中国将气候变化问题理解为一个发展问题、一个生态环境问题，同时也是安全关切。中国是主要的温室气体排放者；中国的年度排放最多，人均排放正在增加；但是，就历史排放而言，中国并非最大的排放国。</w:t>
+      </w:r>
+    </w:p>
+    <w:p>
+      <w:pPr>
+        <w:pStyle w:val="aa"/>
+        <w:spacing w:before="78" w:after="78"/>
+      </w:pPr>
+      <w:r>
+        <w:tab/>
+      </w:r>
+      <w:r>
+        <w:rPr>
+          <w:rFonts w:hint="eastAsia"/>
+        </w:rPr>
+        <w:t>中国是全球气候变化治理的关键参与者。在联合国气候变化谈判中，中国作为典型的发展中国家参与</w:t>
+      </w:r>
+      <w:proofErr w:type="gramStart"/>
+      <w:r>
+        <w:rPr>
+          <w:rFonts w:hint="eastAsia"/>
+        </w:rPr>
+        <w:t>联合国气变谈判</w:t>
+      </w:r>
+      <w:proofErr w:type="gramEnd"/>
+      <w:r>
+        <w:rPr>
+          <w:rFonts w:hint="eastAsia"/>
+        </w:rPr>
+        <w:t>，受到更多的关注和面临更大的压力；中国在谈判中地位、能力与责任都在提升。</w:t>
+      </w:r>
+    </w:p>
+    <w:p>
+      <w:pPr>
+        <w:pStyle w:val="aa"/>
+        <w:spacing w:before="78" w:after="78"/>
+      </w:pPr>
+      <w:r>
+        <w:tab/>
+      </w:r>
+      <w:r>
+        <w:rPr>
+          <w:rFonts w:hint="eastAsia"/>
+        </w:rPr>
+        <w:t>中国也参与了其他多边气候治理机制，如</w:t>
+      </w:r>
+      <w:r>
+        <w:rPr>
+          <w:rFonts w:hint="eastAsia"/>
+        </w:rPr>
+        <w:t>MEF</w:t>
+      </w:r>
+      <w:r>
+        <w:rPr>
+          <w:rFonts w:hint="eastAsia"/>
+        </w:rPr>
+        <w:t>、彼得斯堡气候变化部长级对话会、国际民航海事组织会议等。</w:t>
+      </w:r>
+    </w:p>
+    <w:p>
+      <w:pPr>
+        <w:pStyle w:val="aa"/>
+        <w:spacing w:before="78" w:after="78"/>
+      </w:pPr>
+    </w:p>
+    <w:p>
+      <w:pPr>
+        <w:pStyle w:val="ac"/>
+        <w:rPr>
+          <w:rFonts w:hint="eastAsia"/>
+        </w:rPr>
+      </w:pPr>
+      <w:bookmarkStart w:id="62" w:name="_Toc230604636"/>
+      <w:r>
+        <w:rPr>
+          <w:rFonts w:hint="eastAsia"/>
+        </w:rPr>
+        <w:t>四、中国国内气候政策的发展</w:t>
+      </w:r>
+      <w:bookmarkEnd w:id="62"/>
+    </w:p>
+    <w:p>
+      <w:pPr>
+        <w:pStyle w:val="aa"/>
+        <w:spacing w:before="78" w:after="78"/>
+      </w:pPr>
+      <w:r>
+        <w:tab/>
+      </w:r>
+      <w:r>
+        <w:rPr>
+          <w:rFonts w:hint="eastAsia"/>
+        </w:rPr>
+        <w:t>中国国内气候政策的发展路径是：“与气候相关”的政策——气候政策——具有国内法律约束力的相对减排指标——强化的气候政策与行动——</w:t>
+      </w:r>
+      <w:proofErr w:type="gramStart"/>
+      <w:r>
+        <w:rPr>
+          <w:rFonts w:hint="eastAsia"/>
+        </w:rPr>
+        <w:t>双碳目标</w:t>
+      </w:r>
+      <w:proofErr w:type="gramEnd"/>
+      <w:r>
+        <w:rPr>
+          <w:rFonts w:hint="eastAsia"/>
+        </w:rPr>
+        <w:t>下的“</w:t>
+      </w:r>
+      <w:r>
+        <w:rPr>
+          <w:rFonts w:hint="eastAsia"/>
+        </w:rPr>
+        <w:t>1+N</w:t>
+      </w:r>
+      <w:r>
+        <w:rPr>
+          <w:rFonts w:hint="eastAsia"/>
+        </w:rPr>
+        <w:t>”政策体系。</w:t>
+      </w:r>
+    </w:p>
+    <w:p>
+      <w:pPr>
+        <w:pStyle w:val="aa"/>
+        <w:spacing w:before="78" w:after="78"/>
+      </w:pPr>
+    </w:p>
+    <w:p>
+      <w:pPr>
+        <w:pStyle w:val="ac"/>
+        <w:rPr>
+          <w:rFonts w:hint="eastAsia"/>
+        </w:rPr>
+      </w:pPr>
+      <w:bookmarkStart w:id="63" w:name="_Toc230604637"/>
+      <w:r>
+        <w:rPr>
+          <w:rFonts w:hint="eastAsia"/>
+        </w:rPr>
+        <w:t>五、影响中国参与全球环境治理的因素</w:t>
+      </w:r>
+      <w:bookmarkEnd w:id="63"/>
+    </w:p>
+    <w:p>
+      <w:pPr>
+        <w:pStyle w:val="aa"/>
+        <w:numPr>
+          <w:ilvl w:val="0"/>
+          <w:numId w:val="15"/>
+        </w:numPr>
+        <w:spacing w:before="78" w:after="78"/>
+      </w:pPr>
+      <w:r>
+        <w:rPr>
+          <w:rFonts w:hint="eastAsia"/>
+        </w:rPr>
+        <w:t>对参与全球环境治理的收益和成本的</w:t>
+      </w:r>
+      <w:proofErr w:type="gramStart"/>
+      <w:r>
+        <w:rPr>
+          <w:rFonts w:hint="eastAsia"/>
+        </w:rPr>
+        <w:t>考量</w:t>
+      </w:r>
+      <w:proofErr w:type="gramEnd"/>
+      <w:r>
+        <w:rPr>
+          <w:rFonts w:hint="eastAsia"/>
+        </w:rPr>
+        <w:t>。</w:t>
+      </w:r>
+    </w:p>
+    <w:p>
+      <w:pPr>
+        <w:pStyle w:val="aa"/>
+        <w:numPr>
+          <w:ilvl w:val="0"/>
+          <w:numId w:val="15"/>
+        </w:numPr>
+        <w:spacing w:before="78" w:after="78"/>
+        <w:rPr>
+          <w:rFonts w:hint="eastAsia"/>
+        </w:rPr>
+      </w:pPr>
+      <w:r>
+        <w:rPr>
+          <w:rFonts w:hint="eastAsia"/>
+        </w:rPr>
+        <w:lastRenderedPageBreak/>
+        <w:t>中国对国家形象的关切。中国致力于塑造负责任大国形象。</w:t>
+      </w:r>
     </w:p>
     <w:p>
       <w:pPr>
@@ -15200,6 +16903,92 @@
     </w:lvl>
   </w:abstractNum>
   <w:abstractNum w:abstractNumId="1" w15:restartNumberingAfterBreak="0">
+    <w:nsid w:val="1488696D"/>
+    <w:multiLevelType w:val="hybridMultilevel"/>
+    <w:tmpl w:val="A64AF980"/>
+    <w:lvl w:ilvl="0" w:tplc="0409000F">
+      <w:start w:val="1"/>
+      <w:numFmt w:val="decimal"/>
+      <w:lvlText w:val="%1."/>
+      <w:lvlJc w:val="left"/>
+      <w:pPr>
+        <w:ind w:left="440" w:hanging="440"/>
+      </w:pPr>
+    </w:lvl>
+    <w:lvl w:ilvl="1" w:tplc="04090019" w:tentative="1">
+      <w:start w:val="1"/>
+      <w:numFmt w:val="lowerLetter"/>
+      <w:lvlText w:val="%2)"/>
+      <w:lvlJc w:val="left"/>
+      <w:pPr>
+        <w:ind w:left="880" w:hanging="440"/>
+      </w:pPr>
+    </w:lvl>
+    <w:lvl w:ilvl="2" w:tplc="0409001B" w:tentative="1">
+      <w:start w:val="1"/>
+      <w:numFmt w:val="lowerRoman"/>
+      <w:lvlText w:val="%3."/>
+      <w:lvlJc w:val="right"/>
+      <w:pPr>
+        <w:ind w:left="1320" w:hanging="440"/>
+      </w:pPr>
+    </w:lvl>
+    <w:lvl w:ilvl="3" w:tplc="0409000F" w:tentative="1">
+      <w:start w:val="1"/>
+      <w:numFmt w:val="decimal"/>
+      <w:lvlText w:val="%4."/>
+      <w:lvlJc w:val="left"/>
+      <w:pPr>
+        <w:ind w:left="1760" w:hanging="440"/>
+      </w:pPr>
+    </w:lvl>
+    <w:lvl w:ilvl="4" w:tplc="04090019" w:tentative="1">
+      <w:start w:val="1"/>
+      <w:numFmt w:val="lowerLetter"/>
+      <w:lvlText w:val="%5)"/>
+      <w:lvlJc w:val="left"/>
+      <w:pPr>
+        <w:ind w:left="2200" w:hanging="440"/>
+      </w:pPr>
+    </w:lvl>
+    <w:lvl w:ilvl="5" w:tplc="0409001B" w:tentative="1">
+      <w:start w:val="1"/>
+      <w:numFmt w:val="lowerRoman"/>
+      <w:lvlText w:val="%6."/>
+      <w:lvlJc w:val="right"/>
+      <w:pPr>
+        <w:ind w:left="2640" w:hanging="440"/>
+      </w:pPr>
+    </w:lvl>
+    <w:lvl w:ilvl="6" w:tplc="0409000F" w:tentative="1">
+      <w:start w:val="1"/>
+      <w:numFmt w:val="decimal"/>
+      <w:lvlText w:val="%7."/>
+      <w:lvlJc w:val="left"/>
+      <w:pPr>
+        <w:ind w:left="3080" w:hanging="440"/>
+      </w:pPr>
+    </w:lvl>
+    <w:lvl w:ilvl="7" w:tplc="04090019" w:tentative="1">
+      <w:start w:val="1"/>
+      <w:numFmt w:val="lowerLetter"/>
+      <w:lvlText w:val="%8)"/>
+      <w:lvlJc w:val="left"/>
+      <w:pPr>
+        <w:ind w:left="3520" w:hanging="440"/>
+      </w:pPr>
+    </w:lvl>
+    <w:lvl w:ilvl="8" w:tplc="0409001B" w:tentative="1">
+      <w:start w:val="1"/>
+      <w:numFmt w:val="lowerRoman"/>
+      <w:lvlText w:val="%9."/>
+      <w:lvlJc w:val="right"/>
+      <w:pPr>
+        <w:ind w:left="3960" w:hanging="440"/>
+      </w:pPr>
+    </w:lvl>
+  </w:abstractNum>
+  <w:abstractNum w:abstractNumId="2" w15:restartNumberingAfterBreak="0">
     <w:nsid w:val="1E537A54"/>
     <w:multiLevelType w:val="hybridMultilevel"/>
     <w:tmpl w:val="6E64579A"/>
@@ -15312,7 +17101,7 @@
       </w:rPr>
     </w:lvl>
   </w:abstractNum>
-  <w:abstractNum w:abstractNumId="2" w15:restartNumberingAfterBreak="0">
+  <w:abstractNum w:abstractNumId="3" w15:restartNumberingAfterBreak="0">
     <w:nsid w:val="26456140"/>
     <w:multiLevelType w:val="hybridMultilevel"/>
     <w:tmpl w:val="D5465CD4"/>
@@ -15401,7 +17190,7 @@
       </w:pPr>
     </w:lvl>
   </w:abstractNum>
-  <w:abstractNum w:abstractNumId="3" w15:restartNumberingAfterBreak="0">
+  <w:abstractNum w:abstractNumId="4" w15:restartNumberingAfterBreak="0">
     <w:nsid w:val="2B2C7F53"/>
     <w:multiLevelType w:val="hybridMultilevel"/>
     <w:tmpl w:val="BA40BA6A"/>
@@ -15514,7 +17303,7 @@
       </w:rPr>
     </w:lvl>
   </w:abstractNum>
-  <w:abstractNum w:abstractNumId="4" w15:restartNumberingAfterBreak="0">
+  <w:abstractNum w:abstractNumId="5" w15:restartNumberingAfterBreak="0">
     <w:nsid w:val="2C7D7991"/>
     <w:multiLevelType w:val="hybridMultilevel"/>
     <w:tmpl w:val="03BA4EA8"/>
@@ -15627,7 +17416,7 @@
       </w:rPr>
     </w:lvl>
   </w:abstractNum>
-  <w:abstractNum w:abstractNumId="5" w15:restartNumberingAfterBreak="0">
+  <w:abstractNum w:abstractNumId="6" w15:restartNumberingAfterBreak="0">
     <w:nsid w:val="31C3552B"/>
     <w:multiLevelType w:val="hybridMultilevel"/>
     <w:tmpl w:val="E10C3EE6"/>
@@ -15716,7 +17505,7 @@
       </w:pPr>
     </w:lvl>
   </w:abstractNum>
-  <w:abstractNum w:abstractNumId="6" w15:restartNumberingAfterBreak="0">
+  <w:abstractNum w:abstractNumId="7" w15:restartNumberingAfterBreak="0">
     <w:nsid w:val="34E03B2B"/>
     <w:multiLevelType w:val="hybridMultilevel"/>
     <w:tmpl w:val="699AB3A8"/>
@@ -15805,7 +17594,7 @@
       </w:pPr>
     </w:lvl>
   </w:abstractNum>
-  <w:abstractNum w:abstractNumId="7" w15:restartNumberingAfterBreak="0">
+  <w:abstractNum w:abstractNumId="8" w15:restartNumberingAfterBreak="0">
     <w:nsid w:val="3EEA4C9C"/>
     <w:multiLevelType w:val="hybridMultilevel"/>
     <w:tmpl w:val="78EC5B62"/>
@@ -15918,7 +17707,7 @@
       </w:rPr>
     </w:lvl>
   </w:abstractNum>
-  <w:abstractNum w:abstractNumId="8" w15:restartNumberingAfterBreak="0">
+  <w:abstractNum w:abstractNumId="9" w15:restartNumberingAfterBreak="0">
     <w:nsid w:val="49190FE1"/>
     <w:multiLevelType w:val="hybridMultilevel"/>
     <w:tmpl w:val="CC22B47C"/>
@@ -16031,7 +17820,7 @@
       </w:rPr>
     </w:lvl>
   </w:abstractNum>
-  <w:abstractNum w:abstractNumId="9" w15:restartNumberingAfterBreak="0">
+  <w:abstractNum w:abstractNumId="10" w15:restartNumberingAfterBreak="0">
     <w:nsid w:val="497D7A25"/>
     <w:multiLevelType w:val="hybridMultilevel"/>
     <w:tmpl w:val="6BF4CE46"/>
@@ -16117,7 +17906,7 @@
       </w:pPr>
     </w:lvl>
   </w:abstractNum>
-  <w:abstractNum w:abstractNumId="10" w15:restartNumberingAfterBreak="0">
+  <w:abstractNum w:abstractNumId="11" w15:restartNumberingAfterBreak="0">
     <w:nsid w:val="4A1833D5"/>
     <w:multiLevelType w:val="hybridMultilevel"/>
     <w:tmpl w:val="528E88E4"/>
@@ -16203,7 +17992,96 @@
       </w:pPr>
     </w:lvl>
   </w:abstractNum>
-  <w:abstractNum w:abstractNumId="11" w15:restartNumberingAfterBreak="0">
+  <w:abstractNum w:abstractNumId="12" w15:restartNumberingAfterBreak="0">
+    <w:nsid w:val="51A4580B"/>
+    <w:multiLevelType w:val="hybridMultilevel"/>
+    <w:tmpl w:val="753E2596"/>
+    <w:lvl w:ilvl="0" w:tplc="B87600EA">
+      <w:start w:val="1"/>
+      <w:numFmt w:val="japaneseCounting"/>
+      <w:lvlText w:val="第%1，"/>
+      <w:lvlJc w:val="left"/>
+      <w:pPr>
+        <w:ind w:left="720" w:hanging="720"/>
+      </w:pPr>
+      <w:rPr>
+        <w:rFonts w:hint="default"/>
+      </w:rPr>
+    </w:lvl>
+    <w:lvl w:ilvl="1" w:tplc="04090019" w:tentative="1">
+      <w:start w:val="1"/>
+      <w:numFmt w:val="lowerLetter"/>
+      <w:lvlText w:val="%2)"/>
+      <w:lvlJc w:val="left"/>
+      <w:pPr>
+        <w:ind w:left="880" w:hanging="440"/>
+      </w:pPr>
+    </w:lvl>
+    <w:lvl w:ilvl="2" w:tplc="0409001B" w:tentative="1">
+      <w:start w:val="1"/>
+      <w:numFmt w:val="lowerRoman"/>
+      <w:lvlText w:val="%3."/>
+      <w:lvlJc w:val="right"/>
+      <w:pPr>
+        <w:ind w:left="1320" w:hanging="440"/>
+      </w:pPr>
+    </w:lvl>
+    <w:lvl w:ilvl="3" w:tplc="0409000F" w:tentative="1">
+      <w:start w:val="1"/>
+      <w:numFmt w:val="decimal"/>
+      <w:lvlText w:val="%4."/>
+      <w:lvlJc w:val="left"/>
+      <w:pPr>
+        <w:ind w:left="1760" w:hanging="440"/>
+      </w:pPr>
+    </w:lvl>
+    <w:lvl w:ilvl="4" w:tplc="04090019" w:tentative="1">
+      <w:start w:val="1"/>
+      <w:numFmt w:val="lowerLetter"/>
+      <w:lvlText w:val="%5)"/>
+      <w:lvlJc w:val="left"/>
+      <w:pPr>
+        <w:ind w:left="2200" w:hanging="440"/>
+      </w:pPr>
+    </w:lvl>
+    <w:lvl w:ilvl="5" w:tplc="0409001B" w:tentative="1">
+      <w:start w:val="1"/>
+      <w:numFmt w:val="lowerRoman"/>
+      <w:lvlText w:val="%6."/>
+      <w:lvlJc w:val="right"/>
+      <w:pPr>
+        <w:ind w:left="2640" w:hanging="440"/>
+      </w:pPr>
+    </w:lvl>
+    <w:lvl w:ilvl="6" w:tplc="0409000F" w:tentative="1">
+      <w:start w:val="1"/>
+      <w:numFmt w:val="decimal"/>
+      <w:lvlText w:val="%7."/>
+      <w:lvlJc w:val="left"/>
+      <w:pPr>
+        <w:ind w:left="3080" w:hanging="440"/>
+      </w:pPr>
+    </w:lvl>
+    <w:lvl w:ilvl="7" w:tplc="04090019" w:tentative="1">
+      <w:start w:val="1"/>
+      <w:numFmt w:val="lowerLetter"/>
+      <w:lvlText w:val="%8)"/>
+      <w:lvlJc w:val="left"/>
+      <w:pPr>
+        <w:ind w:left="3520" w:hanging="440"/>
+      </w:pPr>
+    </w:lvl>
+    <w:lvl w:ilvl="8" w:tplc="0409001B" w:tentative="1">
+      <w:start w:val="1"/>
+      <w:numFmt w:val="lowerRoman"/>
+      <w:lvlText w:val="%9."/>
+      <w:lvlJc w:val="right"/>
+      <w:pPr>
+        <w:ind w:left="3960" w:hanging="440"/>
+      </w:pPr>
+    </w:lvl>
+  </w:abstractNum>
+  <w:abstractNum w:abstractNumId="13" w15:restartNumberingAfterBreak="0">
     <w:nsid w:val="607F303C"/>
     <w:multiLevelType w:val="hybridMultilevel"/>
     <w:tmpl w:val="32A072B4"/>
@@ -16316,7 +18194,7 @@
       </w:rPr>
     </w:lvl>
   </w:abstractNum>
-  <w:abstractNum w:abstractNumId="12" w15:restartNumberingAfterBreak="0">
+  <w:abstractNum w:abstractNumId="14" w15:restartNumberingAfterBreak="0">
     <w:nsid w:val="710E6F9E"/>
     <w:multiLevelType w:val="hybridMultilevel"/>
     <w:tmpl w:val="B1DE1C64"/>
@@ -16430,43 +18308,49 @@
     </w:lvl>
   </w:abstractNum>
   <w:num w:numId="1" w16cid:durableId="1088893493">
+    <w:abstractNumId w:val="3"/>
+  </w:num>
+  <w:num w:numId="2" w16cid:durableId="279381759">
     <w:abstractNumId w:val="2"/>
   </w:num>
-  <w:num w:numId="2" w16cid:durableId="279381759">
-    <w:abstractNumId w:val="1"/>
+  <w:num w:numId="3" w16cid:durableId="524447025">
+    <w:abstractNumId w:val="8"/>
   </w:num>
-  <w:num w:numId="3" w16cid:durableId="524447025">
+  <w:num w:numId="4" w16cid:durableId="339360284">
+    <w:abstractNumId w:val="14"/>
+  </w:num>
+  <w:num w:numId="5" w16cid:durableId="1295257415">
     <w:abstractNumId w:val="7"/>
   </w:num>
-  <w:num w:numId="4" w16cid:durableId="339360284">
-    <w:abstractNumId w:val="12"/>
-  </w:num>
-  <w:num w:numId="5" w16cid:durableId="1295257415">
-    <w:abstractNumId w:val="6"/>
-  </w:num>
   <w:num w:numId="6" w16cid:durableId="1231496815">
-    <w:abstractNumId w:val="3"/>
+    <w:abstractNumId w:val="4"/>
   </w:num>
   <w:num w:numId="7" w16cid:durableId="1544755656">
-    <w:abstractNumId w:val="8"/>
+    <w:abstractNumId w:val="9"/>
   </w:num>
   <w:num w:numId="8" w16cid:durableId="1260330725">
-    <w:abstractNumId w:val="11"/>
+    <w:abstractNumId w:val="13"/>
   </w:num>
   <w:num w:numId="9" w16cid:durableId="649404335">
-    <w:abstractNumId w:val="4"/>
+    <w:abstractNumId w:val="5"/>
   </w:num>
   <w:num w:numId="10" w16cid:durableId="1064373290">
-    <w:abstractNumId w:val="9"/>
+    <w:abstractNumId w:val="10"/>
   </w:num>
   <w:num w:numId="11" w16cid:durableId="1719016366">
     <w:abstractNumId w:val="0"/>
   </w:num>
   <w:num w:numId="12" w16cid:durableId="575818598">
-    <w:abstractNumId w:val="10"/>
+    <w:abstractNumId w:val="11"/>
   </w:num>
   <w:num w:numId="13" w16cid:durableId="1824657017">
-    <w:abstractNumId w:val="5"/>
+    <w:abstractNumId w:val="6"/>
+  </w:num>
+  <w:num w:numId="14" w16cid:durableId="2012679692">
+    <w:abstractNumId w:val="1"/>
+  </w:num>
+  <w:num w:numId="15" w16cid:durableId="706872165">
+    <w:abstractNumId w:val="12"/>
   </w:num>
 </w:numbering>
 </file>
@@ -16900,7 +18784,6 @@
   <w:style w:type="character" w:default="1" w:styleId="a0">
     <w:name w:val="Default Paragraph Font"/>
     <w:uiPriority w:val="1"/>
-    <w:semiHidden/>
     <w:unhideWhenUsed/>
   </w:style>
   <w:style w:type="table" w:default="1" w:styleId="a1">

--- a/course/major/环境与国际关系.docx
+++ b/course/major/环境与国际关系.docx
@@ -233,7 +233,7 @@
             </w:rPr>
             <w:fldChar w:fldCharType="separate"/>
           </w:r>
-          <w:hyperlink w:anchor="_Toc230604574" w:history="1">
+          <w:hyperlink w:anchor="_Toc231209417" w:history="1">
             <w:r>
               <w:rPr>
                 <w:rStyle w:val="a3"/>
@@ -272,7 +272,7 @@
                 <w:noProof/>
                 <w:webHidden/>
               </w:rPr>
-              <w:instrText>PAGEREF _Toc230604574 \h</w:instrText>
+              <w:instrText>PAGEREF _Toc231209417 \h</w:instrText>
             </w:r>
             <w:r>
               <w:rPr>
@@ -329,7 +329,7 @@
               <w14:ligatures w14:val="standardContextual"/>
             </w:rPr>
           </w:pPr>
-          <w:hyperlink w:anchor="_Toc230604575" w:history="1">
+          <w:hyperlink w:anchor="_Toc231209418" w:history="1">
             <w:r>
               <w:rPr>
                 <w:rStyle w:val="a3"/>
@@ -368,7 +368,7 @@
                 <w:noProof/>
                 <w:webHidden/>
               </w:rPr>
-              <w:instrText>PAGEREF _Toc230604575 \h</w:instrText>
+              <w:instrText>PAGEREF _Toc231209418 \h</w:instrText>
             </w:r>
             <w:r>
               <w:rPr>
@@ -425,7 +425,7 @@
               <w14:ligatures w14:val="standardContextual"/>
             </w:rPr>
           </w:pPr>
-          <w:hyperlink w:anchor="_Toc230604576" w:history="1">
+          <w:hyperlink w:anchor="_Toc231209419" w:history="1">
             <w:r>
               <w:rPr>
                 <w:rStyle w:val="a3"/>
@@ -464,7 +464,7 @@
                 <w:noProof/>
                 <w:webHidden/>
               </w:rPr>
-              <w:instrText>PAGEREF _Toc230604576 \h</w:instrText>
+              <w:instrText>PAGEREF _Toc231209419 \h</w:instrText>
             </w:r>
             <w:r>
               <w:rPr>
@@ -521,7 +521,7 @@
               <w14:ligatures w14:val="standardContextual"/>
             </w:rPr>
           </w:pPr>
-          <w:hyperlink w:anchor="_Toc230604577" w:history="1">
+          <w:hyperlink w:anchor="_Toc231209420" w:history="1">
             <w:r>
               <w:rPr>
                 <w:rStyle w:val="a3"/>
@@ -560,7 +560,7 @@
                 <w:noProof/>
                 <w:webHidden/>
               </w:rPr>
-              <w:instrText>PAGEREF _Toc230604577 \h</w:instrText>
+              <w:instrText>PAGEREF _Toc231209420 \h</w:instrText>
             </w:r>
             <w:r>
               <w:rPr>
@@ -617,7 +617,7 @@
               <w14:ligatures w14:val="standardContextual"/>
             </w:rPr>
           </w:pPr>
-          <w:hyperlink w:anchor="_Toc230604578" w:history="1">
+          <w:hyperlink w:anchor="_Toc231209421" w:history="1">
             <w:r>
               <w:rPr>
                 <w:rStyle w:val="a3"/>
@@ -656,7 +656,7 @@
                 <w:noProof/>
                 <w:webHidden/>
               </w:rPr>
-              <w:instrText>PAGEREF _Toc230604578 \h</w:instrText>
+              <w:instrText>PAGEREF _Toc231209421 \h</w:instrText>
             </w:r>
             <w:r>
               <w:rPr>
@@ -713,7 +713,7 @@
               <w14:ligatures w14:val="standardContextual"/>
             </w:rPr>
           </w:pPr>
-          <w:hyperlink w:anchor="_Toc230604579" w:history="1">
+          <w:hyperlink w:anchor="_Toc231209422" w:history="1">
             <w:r>
               <w:rPr>
                 <w:rStyle w:val="a3"/>
@@ -752,7 +752,7 @@
                 <w:noProof/>
                 <w:webHidden/>
               </w:rPr>
-              <w:instrText>PAGEREF _Toc230604579 \h</w:instrText>
+              <w:instrText>PAGEREF _Toc231209422 \h</w:instrText>
             </w:r>
             <w:r>
               <w:rPr>
@@ -809,7 +809,7 @@
               <w14:ligatures w14:val="standardContextual"/>
             </w:rPr>
           </w:pPr>
-          <w:hyperlink w:anchor="_Toc230604580" w:history="1">
+          <w:hyperlink w:anchor="_Toc231209423" w:history="1">
             <w:r>
               <w:rPr>
                 <w:rStyle w:val="a3"/>
@@ -848,7 +848,7 @@
                 <w:noProof/>
                 <w:webHidden/>
               </w:rPr>
-              <w:instrText>PAGEREF _Toc230604580 \h</w:instrText>
+              <w:instrText>PAGEREF _Toc231209423 \h</w:instrText>
             </w:r>
             <w:r>
               <w:rPr>
@@ -905,7 +905,7 @@
               <w14:ligatures w14:val="standardContextual"/>
             </w:rPr>
           </w:pPr>
-          <w:hyperlink w:anchor="_Toc230604581" w:history="1">
+          <w:hyperlink w:anchor="_Toc231209424" w:history="1">
             <w:r>
               <w:rPr>
                 <w:rStyle w:val="a3"/>
@@ -944,7 +944,7 @@
                 <w:noProof/>
                 <w:webHidden/>
               </w:rPr>
-              <w:instrText>PAGEREF _Toc230604581 \h</w:instrText>
+              <w:instrText>PAGEREF _Toc231209424 \h</w:instrText>
             </w:r>
             <w:r>
               <w:rPr>
@@ -1001,7 +1001,7 @@
               <w14:ligatures w14:val="standardContextual"/>
             </w:rPr>
           </w:pPr>
-          <w:hyperlink w:anchor="_Toc230604582" w:history="1">
+          <w:hyperlink w:anchor="_Toc231209425" w:history="1">
             <w:r>
               <w:rPr>
                 <w:rStyle w:val="a3"/>
@@ -1040,7 +1040,7 @@
                 <w:noProof/>
                 <w:webHidden/>
               </w:rPr>
-              <w:instrText>PAGEREF _Toc230604582 \h</w:instrText>
+              <w:instrText>PAGEREF _Toc231209425 \h</w:instrText>
             </w:r>
             <w:r>
               <w:rPr>
@@ -1097,7 +1097,7 @@
               <w14:ligatures w14:val="standardContextual"/>
             </w:rPr>
           </w:pPr>
-          <w:hyperlink w:anchor="_Toc230604583" w:history="1">
+          <w:hyperlink w:anchor="_Toc231209426" w:history="1">
             <w:r>
               <w:rPr>
                 <w:rStyle w:val="a3"/>
@@ -1136,7 +1136,7 @@
                 <w:noProof/>
                 <w:webHidden/>
               </w:rPr>
-              <w:instrText>PAGEREF _Toc230604583 \h</w:instrText>
+              <w:instrText>PAGEREF _Toc231209426 \h</w:instrText>
             </w:r>
             <w:r>
               <w:rPr>
@@ -1193,7 +1193,7 @@
               <w14:ligatures w14:val="standardContextual"/>
             </w:rPr>
           </w:pPr>
-          <w:hyperlink w:anchor="_Toc230604584" w:history="1">
+          <w:hyperlink w:anchor="_Toc231209427" w:history="1">
             <w:r>
               <w:rPr>
                 <w:rStyle w:val="a3"/>
@@ -1232,7 +1232,7 @@
                 <w:noProof/>
                 <w:webHidden/>
               </w:rPr>
-              <w:instrText>PAGEREF _Toc230604584 \h</w:instrText>
+              <w:instrText>PAGEREF _Toc231209427 \h</w:instrText>
             </w:r>
             <w:r>
               <w:rPr>
@@ -1289,7 +1289,7 @@
               <w14:ligatures w14:val="standardContextual"/>
             </w:rPr>
           </w:pPr>
-          <w:hyperlink w:anchor="_Toc230604585" w:history="1">
+          <w:hyperlink w:anchor="_Toc231209428" w:history="1">
             <w:r>
               <w:rPr>
                 <w:rStyle w:val="a3"/>
@@ -1328,7 +1328,7 @@
                 <w:noProof/>
                 <w:webHidden/>
               </w:rPr>
-              <w:instrText>PAGEREF _Toc230604585 \h</w:instrText>
+              <w:instrText>PAGEREF _Toc231209428 \h</w:instrText>
             </w:r>
             <w:r>
               <w:rPr>
@@ -1385,7 +1385,7 @@
               <w14:ligatures w14:val="standardContextual"/>
             </w:rPr>
           </w:pPr>
-          <w:hyperlink w:anchor="_Toc230604586" w:history="1">
+          <w:hyperlink w:anchor="_Toc231209429" w:history="1">
             <w:r>
               <w:rPr>
                 <w:rStyle w:val="a3"/>
@@ -1424,7 +1424,7 @@
                 <w:noProof/>
                 <w:webHidden/>
               </w:rPr>
-              <w:instrText>PAGEREF _Toc230604586 \h</w:instrText>
+              <w:instrText>PAGEREF _Toc231209429 \h</w:instrText>
             </w:r>
             <w:r>
               <w:rPr>
@@ -1481,7 +1481,7 @@
               <w14:ligatures w14:val="standardContextual"/>
             </w:rPr>
           </w:pPr>
-          <w:hyperlink w:anchor="_Toc230604587" w:history="1">
+          <w:hyperlink w:anchor="_Toc231209430" w:history="1">
             <w:r>
               <w:rPr>
                 <w:rStyle w:val="a3"/>
@@ -1520,7 +1520,7 @@
                 <w:noProof/>
                 <w:webHidden/>
               </w:rPr>
-              <w:instrText>PAGEREF _Toc230604587 \h</w:instrText>
+              <w:instrText>PAGEREF _Toc231209430 \h</w:instrText>
             </w:r>
             <w:r>
               <w:rPr>
@@ -1577,7 +1577,7 @@
               <w14:ligatures w14:val="standardContextual"/>
             </w:rPr>
           </w:pPr>
-          <w:hyperlink w:anchor="_Toc230604588" w:history="1">
+          <w:hyperlink w:anchor="_Toc231209431" w:history="1">
             <w:r>
               <w:rPr>
                 <w:rStyle w:val="a3"/>
@@ -1616,7 +1616,7 @@
                 <w:noProof/>
                 <w:webHidden/>
               </w:rPr>
-              <w:instrText>PAGEREF _Toc230604588 \h</w:instrText>
+              <w:instrText>PAGEREF _Toc231209431 \h</w:instrText>
             </w:r>
             <w:r>
               <w:rPr>
@@ -1673,7 +1673,7 @@
               <w14:ligatures w14:val="standardContextual"/>
             </w:rPr>
           </w:pPr>
-          <w:hyperlink w:anchor="_Toc230604589" w:history="1">
+          <w:hyperlink w:anchor="_Toc231209432" w:history="1">
             <w:r>
               <w:rPr>
                 <w:rStyle w:val="a3"/>
@@ -1712,7 +1712,7 @@
                 <w:noProof/>
                 <w:webHidden/>
               </w:rPr>
-              <w:instrText>PAGEREF _Toc230604589 \h</w:instrText>
+              <w:instrText>PAGEREF _Toc231209432 \h</w:instrText>
             </w:r>
             <w:r>
               <w:rPr>
@@ -1769,7 +1769,7 @@
               <w14:ligatures w14:val="standardContextual"/>
             </w:rPr>
           </w:pPr>
-          <w:hyperlink w:anchor="_Toc230604590" w:history="1">
+          <w:hyperlink w:anchor="_Toc231209433" w:history="1">
             <w:r>
               <w:rPr>
                 <w:rStyle w:val="a3"/>
@@ -1808,7 +1808,7 @@
                 <w:noProof/>
                 <w:webHidden/>
               </w:rPr>
-              <w:instrText>PAGEREF _Toc230604590 \h</w:instrText>
+              <w:instrText>PAGEREF _Toc231209433 \h</w:instrText>
             </w:r>
             <w:r>
               <w:rPr>
@@ -1865,7 +1865,7 @@
               <w14:ligatures w14:val="standardContextual"/>
             </w:rPr>
           </w:pPr>
-          <w:hyperlink w:anchor="_Toc230604591" w:history="1">
+          <w:hyperlink w:anchor="_Toc231209434" w:history="1">
             <w:r>
               <w:rPr>
                 <w:rStyle w:val="a3"/>
@@ -1904,7 +1904,7 @@
                 <w:noProof/>
                 <w:webHidden/>
               </w:rPr>
-              <w:instrText>PAGEREF _Toc230604591 \h</w:instrText>
+              <w:instrText>PAGEREF _Toc231209434 \h</w:instrText>
             </w:r>
             <w:r>
               <w:rPr>
@@ -1961,7 +1961,7 @@
               <w14:ligatures w14:val="standardContextual"/>
             </w:rPr>
           </w:pPr>
-          <w:hyperlink w:anchor="_Toc230604592" w:history="1">
+          <w:hyperlink w:anchor="_Toc231209435" w:history="1">
             <w:r>
               <w:rPr>
                 <w:rStyle w:val="a3"/>
@@ -2000,7 +2000,7 @@
                 <w:noProof/>
                 <w:webHidden/>
               </w:rPr>
-              <w:instrText>PAGEREF _Toc230604592 \h</w:instrText>
+              <w:instrText>PAGEREF _Toc231209435 \h</w:instrText>
             </w:r>
             <w:r>
               <w:rPr>
@@ -2057,7 +2057,7 @@
               <w14:ligatures w14:val="standardContextual"/>
             </w:rPr>
           </w:pPr>
-          <w:hyperlink w:anchor="_Toc230604593" w:history="1">
+          <w:hyperlink w:anchor="_Toc231209436" w:history="1">
             <w:r>
               <w:rPr>
                 <w:rStyle w:val="a3"/>
@@ -2096,7 +2096,7 @@
                 <w:noProof/>
                 <w:webHidden/>
               </w:rPr>
-              <w:instrText>PAGEREF _Toc230604593 \h</w:instrText>
+              <w:instrText>PAGEREF _Toc231209436 \h</w:instrText>
             </w:r>
             <w:r>
               <w:rPr>
@@ -2153,7 +2153,7 @@
               <w14:ligatures w14:val="standardContextual"/>
             </w:rPr>
           </w:pPr>
-          <w:hyperlink w:anchor="_Toc230604594" w:history="1">
+          <w:hyperlink w:anchor="_Toc231209437" w:history="1">
             <w:r>
               <w:rPr>
                 <w:rStyle w:val="a3"/>
@@ -2192,7 +2192,7 @@
                 <w:noProof/>
                 <w:webHidden/>
               </w:rPr>
-              <w:instrText>PAGEREF _Toc230604594 \h</w:instrText>
+              <w:instrText>PAGEREF _Toc231209437 \h</w:instrText>
             </w:r>
             <w:r>
               <w:rPr>
@@ -2249,7 +2249,7 @@
               <w14:ligatures w14:val="standardContextual"/>
             </w:rPr>
           </w:pPr>
-          <w:hyperlink w:anchor="_Toc230604595" w:history="1">
+          <w:hyperlink w:anchor="_Toc231209438" w:history="1">
             <w:r>
               <w:rPr>
                 <w:rStyle w:val="a3"/>
@@ -2288,7 +2288,7 @@
                 <w:noProof/>
                 <w:webHidden/>
               </w:rPr>
-              <w:instrText>PAGEREF _Toc230604595 \h</w:instrText>
+              <w:instrText>PAGEREF _Toc231209438 \h</w:instrText>
             </w:r>
             <w:r>
               <w:rPr>
@@ -2345,7 +2345,7 @@
               <w14:ligatures w14:val="standardContextual"/>
             </w:rPr>
           </w:pPr>
-          <w:hyperlink w:anchor="_Toc230604596" w:history="1">
+          <w:hyperlink w:anchor="_Toc231209439" w:history="1">
             <w:r>
               <w:rPr>
                 <w:rStyle w:val="a3"/>
@@ -2384,7 +2384,7 @@
                 <w:noProof/>
                 <w:webHidden/>
               </w:rPr>
-              <w:instrText>PAGEREF _Toc230604596 \h</w:instrText>
+              <w:instrText>PAGEREF _Toc231209439 \h</w:instrText>
             </w:r>
             <w:r>
               <w:rPr>
@@ -2441,7 +2441,7 @@
               <w14:ligatures w14:val="standardContextual"/>
             </w:rPr>
           </w:pPr>
-          <w:hyperlink w:anchor="_Toc230604597" w:history="1">
+          <w:hyperlink w:anchor="_Toc231209440" w:history="1">
             <w:r>
               <w:rPr>
                 <w:rStyle w:val="a3"/>
@@ -2480,7 +2480,7 @@
                 <w:noProof/>
                 <w:webHidden/>
               </w:rPr>
-              <w:instrText>PAGEREF _Toc230604597 \h</w:instrText>
+              <w:instrText>PAGEREF _Toc231209440 \h</w:instrText>
             </w:r>
             <w:r>
               <w:rPr>
@@ -2537,7 +2537,7 @@
               <w14:ligatures w14:val="standardContextual"/>
             </w:rPr>
           </w:pPr>
-          <w:hyperlink w:anchor="_Toc230604598" w:history="1">
+          <w:hyperlink w:anchor="_Toc231209441" w:history="1">
             <w:r>
               <w:rPr>
                 <w:rStyle w:val="a3"/>
@@ -2576,7 +2576,7 @@
                 <w:noProof/>
                 <w:webHidden/>
               </w:rPr>
-              <w:instrText>PAGEREF _Toc230604598 \h</w:instrText>
+              <w:instrText>PAGEREF _Toc231209441 \h</w:instrText>
             </w:r>
             <w:r>
               <w:rPr>
@@ -2633,7 +2633,7 @@
               <w14:ligatures w14:val="standardContextual"/>
             </w:rPr>
           </w:pPr>
-          <w:hyperlink w:anchor="_Toc230604599" w:history="1">
+          <w:hyperlink w:anchor="_Toc231209442" w:history="1">
             <w:r>
               <w:rPr>
                 <w:rStyle w:val="a3"/>
@@ -2672,7 +2672,7 @@
                 <w:noProof/>
                 <w:webHidden/>
               </w:rPr>
-              <w:instrText>PAGEREF _Toc230604599 \h</w:instrText>
+              <w:instrText>PAGEREF _Toc231209442 \h</w:instrText>
             </w:r>
             <w:r>
               <w:rPr>
@@ -2729,7 +2729,7 @@
               <w14:ligatures w14:val="standardContextual"/>
             </w:rPr>
           </w:pPr>
-          <w:hyperlink w:anchor="_Toc230604600" w:history="1">
+          <w:hyperlink w:anchor="_Toc231209443" w:history="1">
             <w:r>
               <w:rPr>
                 <w:rStyle w:val="a3"/>
@@ -2768,7 +2768,7 @@
                 <w:noProof/>
                 <w:webHidden/>
               </w:rPr>
-              <w:instrText>PAGEREF _Toc230604600 \h</w:instrText>
+              <w:instrText>PAGEREF _Toc231209443 \h</w:instrText>
             </w:r>
             <w:r>
               <w:rPr>
@@ -2825,7 +2825,7 @@
               <w14:ligatures w14:val="standardContextual"/>
             </w:rPr>
           </w:pPr>
-          <w:hyperlink w:anchor="_Toc230604601" w:history="1">
+          <w:hyperlink w:anchor="_Toc231209444" w:history="1">
             <w:r>
               <w:rPr>
                 <w:rStyle w:val="a3"/>
@@ -2864,7 +2864,7 @@
                 <w:noProof/>
                 <w:webHidden/>
               </w:rPr>
-              <w:instrText>PAGEREF _Toc230604601 \h</w:instrText>
+              <w:instrText>PAGEREF _Toc231209444 \h</w:instrText>
             </w:r>
             <w:r>
               <w:rPr>
@@ -2921,7 +2921,7 @@
               <w14:ligatures w14:val="standardContextual"/>
             </w:rPr>
           </w:pPr>
-          <w:hyperlink w:anchor="_Toc230604602" w:history="1">
+          <w:hyperlink w:anchor="_Toc231209445" w:history="1">
             <w:r>
               <w:rPr>
                 <w:rStyle w:val="a3"/>
@@ -2960,7 +2960,7 @@
                 <w:noProof/>
                 <w:webHidden/>
               </w:rPr>
-              <w:instrText>PAGEREF _Toc230604602 \h</w:instrText>
+              <w:instrText>PAGEREF _Toc231209445 \h</w:instrText>
             </w:r>
             <w:r>
               <w:rPr>
@@ -3017,7 +3017,7 @@
               <w14:ligatures w14:val="standardContextual"/>
             </w:rPr>
           </w:pPr>
-          <w:hyperlink w:anchor="_Toc230604603" w:history="1">
+          <w:hyperlink w:anchor="_Toc231209446" w:history="1">
             <w:r>
               <w:rPr>
                 <w:rStyle w:val="a3"/>
@@ -3056,7 +3056,7 @@
                 <w:noProof/>
                 <w:webHidden/>
               </w:rPr>
-              <w:instrText>PAGEREF _Toc230604603 \h</w:instrText>
+              <w:instrText>PAGEREF _Toc231209446 \h</w:instrText>
             </w:r>
             <w:r>
               <w:rPr>
@@ -3113,7 +3113,7 @@
               <w14:ligatures w14:val="standardContextual"/>
             </w:rPr>
           </w:pPr>
-          <w:hyperlink w:anchor="_Toc230604604" w:history="1">
+          <w:hyperlink w:anchor="_Toc231209447" w:history="1">
             <w:r>
               <w:rPr>
                 <w:rStyle w:val="a3"/>
@@ -3152,7 +3152,7 @@
                 <w:noProof/>
                 <w:webHidden/>
               </w:rPr>
-              <w:instrText>PAGEREF _Toc230604604 \h</w:instrText>
+              <w:instrText>PAGEREF _Toc231209447 \h</w:instrText>
             </w:r>
             <w:r>
               <w:rPr>
@@ -3209,7 +3209,7 @@
               <w14:ligatures w14:val="standardContextual"/>
             </w:rPr>
           </w:pPr>
-          <w:hyperlink w:anchor="_Toc230604605" w:history="1">
+          <w:hyperlink w:anchor="_Toc231209448" w:history="1">
             <w:r>
               <w:rPr>
                 <w:rStyle w:val="a3"/>
@@ -3248,7 +3248,7 @@
                 <w:noProof/>
                 <w:webHidden/>
               </w:rPr>
-              <w:instrText>PAGEREF _Toc230604605 \h</w:instrText>
+              <w:instrText>PAGEREF _Toc231209448 \h</w:instrText>
             </w:r>
             <w:r>
               <w:rPr>
@@ -3305,7 +3305,7 @@
               <w14:ligatures w14:val="standardContextual"/>
             </w:rPr>
           </w:pPr>
-          <w:hyperlink w:anchor="_Toc230604606" w:history="1">
+          <w:hyperlink w:anchor="_Toc231209449" w:history="1">
             <w:r>
               <w:rPr>
                 <w:rStyle w:val="a3"/>
@@ -3344,7 +3344,7 @@
                 <w:noProof/>
                 <w:webHidden/>
               </w:rPr>
-              <w:instrText>PAGEREF _Toc230604606 \h</w:instrText>
+              <w:instrText>PAGEREF _Toc231209449 \h</w:instrText>
             </w:r>
             <w:r>
               <w:rPr>
@@ -3401,7 +3401,7 @@
               <w14:ligatures w14:val="standardContextual"/>
             </w:rPr>
           </w:pPr>
-          <w:hyperlink w:anchor="_Toc230604607" w:history="1">
+          <w:hyperlink w:anchor="_Toc231209450" w:history="1">
             <w:r>
               <w:rPr>
                 <w:rStyle w:val="a3"/>
@@ -3440,7 +3440,7 @@
                 <w:noProof/>
                 <w:webHidden/>
               </w:rPr>
-              <w:instrText>PAGEREF _Toc230604607 \h</w:instrText>
+              <w:instrText>PAGEREF _Toc231209450 \h</w:instrText>
             </w:r>
             <w:r>
               <w:rPr>
@@ -3497,7 +3497,7 @@
               <w14:ligatures w14:val="standardContextual"/>
             </w:rPr>
           </w:pPr>
-          <w:hyperlink w:anchor="_Toc230604608" w:history="1">
+          <w:hyperlink w:anchor="_Toc231209451" w:history="1">
             <w:r>
               <w:rPr>
                 <w:rStyle w:val="a3"/>
@@ -3536,7 +3536,7 @@
                 <w:noProof/>
                 <w:webHidden/>
               </w:rPr>
-              <w:instrText>PAGEREF _Toc230604608 \h</w:instrText>
+              <w:instrText>PAGEREF _Toc231209451 \h</w:instrText>
             </w:r>
             <w:r>
               <w:rPr>
@@ -3593,7 +3593,7 @@
               <w14:ligatures w14:val="standardContextual"/>
             </w:rPr>
           </w:pPr>
-          <w:hyperlink w:anchor="_Toc230604609" w:history="1">
+          <w:hyperlink w:anchor="_Toc231209452" w:history="1">
             <w:r>
               <w:rPr>
                 <w:rStyle w:val="a3"/>
@@ -3632,7 +3632,7 @@
                 <w:noProof/>
                 <w:webHidden/>
               </w:rPr>
-              <w:instrText>PAGEREF _Toc230604609 \h</w:instrText>
+              <w:instrText>PAGEREF _Toc231209452 \h</w:instrText>
             </w:r>
             <w:r>
               <w:rPr>
@@ -3689,7 +3689,7 @@
               <w14:ligatures w14:val="standardContextual"/>
             </w:rPr>
           </w:pPr>
-          <w:hyperlink w:anchor="_Toc230604610" w:history="1">
+          <w:hyperlink w:anchor="_Toc231209453" w:history="1">
             <w:r>
               <w:rPr>
                 <w:rStyle w:val="a3"/>
@@ -3728,7 +3728,7 @@
                 <w:noProof/>
                 <w:webHidden/>
               </w:rPr>
-              <w:instrText>PAGEREF _Toc230604610 \h</w:instrText>
+              <w:instrText>PAGEREF _Toc231209453 \h</w:instrText>
             </w:r>
             <w:r>
               <w:rPr>
@@ -3785,7 +3785,7 @@
               <w14:ligatures w14:val="standardContextual"/>
             </w:rPr>
           </w:pPr>
-          <w:hyperlink w:anchor="_Toc230604611" w:history="1">
+          <w:hyperlink w:anchor="_Toc231209454" w:history="1">
             <w:r>
               <w:rPr>
                 <w:rStyle w:val="a3"/>
@@ -3824,7 +3824,7 @@
                 <w:noProof/>
                 <w:webHidden/>
               </w:rPr>
-              <w:instrText>PAGEREF _Toc230604611 \h</w:instrText>
+              <w:instrText>PAGEREF _Toc231209454 \h</w:instrText>
             </w:r>
             <w:r>
               <w:rPr>
@@ -3881,7 +3881,7 @@
               <w14:ligatures w14:val="standardContextual"/>
             </w:rPr>
           </w:pPr>
-          <w:hyperlink w:anchor="_Toc230604612" w:history="1">
+          <w:hyperlink w:anchor="_Toc231209455" w:history="1">
             <w:r>
               <w:rPr>
                 <w:rStyle w:val="a3"/>
@@ -3920,7 +3920,7 @@
                 <w:noProof/>
                 <w:webHidden/>
               </w:rPr>
-              <w:instrText>PAGEREF _Toc230604612 \h</w:instrText>
+              <w:instrText>PAGEREF _Toc231209455 \h</w:instrText>
             </w:r>
             <w:r>
               <w:rPr>
@@ -3977,7 +3977,7 @@
               <w14:ligatures w14:val="standardContextual"/>
             </w:rPr>
           </w:pPr>
-          <w:hyperlink w:anchor="_Toc230604613" w:history="1">
+          <w:hyperlink w:anchor="_Toc231209456" w:history="1">
             <w:r>
               <w:rPr>
                 <w:rStyle w:val="a3"/>
@@ -4016,7 +4016,7 @@
                 <w:noProof/>
                 <w:webHidden/>
               </w:rPr>
-              <w:instrText>PAGEREF _Toc230604613 \h</w:instrText>
+              <w:instrText>PAGEREF _Toc231209456 \h</w:instrText>
             </w:r>
             <w:r>
               <w:rPr>
@@ -4073,7 +4073,7 @@
               <w14:ligatures w14:val="standardContextual"/>
             </w:rPr>
           </w:pPr>
-          <w:hyperlink w:anchor="_Toc230604614" w:history="1">
+          <w:hyperlink w:anchor="_Toc231209457" w:history="1">
             <w:r>
               <w:rPr>
                 <w:rStyle w:val="a3"/>
@@ -4112,7 +4112,7 @@
                 <w:noProof/>
                 <w:webHidden/>
               </w:rPr>
-              <w:instrText>PAGEREF _Toc230604614 \h</w:instrText>
+              <w:instrText>PAGEREF _Toc231209457 \h</w:instrText>
             </w:r>
             <w:r>
               <w:rPr>
@@ -4169,7 +4169,7 @@
               <w14:ligatures w14:val="standardContextual"/>
             </w:rPr>
           </w:pPr>
-          <w:hyperlink w:anchor="_Toc230604615" w:history="1">
+          <w:hyperlink w:anchor="_Toc231209458" w:history="1">
             <w:r>
               <w:rPr>
                 <w:rStyle w:val="a3"/>
@@ -4208,7 +4208,7 @@
                 <w:noProof/>
                 <w:webHidden/>
               </w:rPr>
-              <w:instrText>PAGEREF _Toc230604615 \h</w:instrText>
+              <w:instrText>PAGEREF _Toc231209458 \h</w:instrText>
             </w:r>
             <w:r>
               <w:rPr>
@@ -4265,7 +4265,7 @@
               <w14:ligatures w14:val="standardContextual"/>
             </w:rPr>
           </w:pPr>
-          <w:hyperlink w:anchor="_Toc230604616" w:history="1">
+          <w:hyperlink w:anchor="_Toc231209459" w:history="1">
             <w:r>
               <w:rPr>
                 <w:rStyle w:val="a3"/>
@@ -4304,7 +4304,7 @@
                 <w:noProof/>
                 <w:webHidden/>
               </w:rPr>
-              <w:instrText>PAGEREF _Toc230604616 \h</w:instrText>
+              <w:instrText>PAGEREF _Toc231209459 \h</w:instrText>
             </w:r>
             <w:r>
               <w:rPr>
@@ -4361,7 +4361,7 @@
               <w14:ligatures w14:val="standardContextual"/>
             </w:rPr>
           </w:pPr>
-          <w:hyperlink w:anchor="_Toc230604617" w:history="1">
+          <w:hyperlink w:anchor="_Toc231209460" w:history="1">
             <w:r>
               <w:rPr>
                 <w:rStyle w:val="a3"/>
@@ -4400,7 +4400,7 @@
                 <w:noProof/>
                 <w:webHidden/>
               </w:rPr>
-              <w:instrText>PAGEREF _Toc230604617 \h</w:instrText>
+              <w:instrText>PAGEREF _Toc231209460 \h</w:instrText>
             </w:r>
             <w:r>
               <w:rPr>
@@ -4457,7 +4457,7 @@
               <w14:ligatures w14:val="standardContextual"/>
             </w:rPr>
           </w:pPr>
-          <w:hyperlink w:anchor="_Toc230604618" w:history="1">
+          <w:hyperlink w:anchor="_Toc231209461" w:history="1">
             <w:r>
               <w:rPr>
                 <w:rStyle w:val="a3"/>
@@ -4496,7 +4496,7 @@
                 <w:noProof/>
                 <w:webHidden/>
               </w:rPr>
-              <w:instrText>PAGEREF _Toc230604618 \h</w:instrText>
+              <w:instrText>PAGEREF _Toc231209461 \h</w:instrText>
             </w:r>
             <w:r>
               <w:rPr>
@@ -4553,7 +4553,7 @@
               <w14:ligatures w14:val="standardContextual"/>
             </w:rPr>
           </w:pPr>
-          <w:hyperlink w:anchor="_Toc230604619" w:history="1">
+          <w:hyperlink w:anchor="_Toc231209462" w:history="1">
             <w:r>
               <w:rPr>
                 <w:rStyle w:val="a3"/>
@@ -4592,7 +4592,7 @@
                 <w:noProof/>
                 <w:webHidden/>
               </w:rPr>
-              <w:instrText>PAGEREF _Toc230604619 \h</w:instrText>
+              <w:instrText>PAGEREF _Toc231209462 \h</w:instrText>
             </w:r>
             <w:r>
               <w:rPr>
@@ -4649,7 +4649,7 @@
               <w14:ligatures w14:val="standardContextual"/>
             </w:rPr>
           </w:pPr>
-          <w:hyperlink w:anchor="_Toc230604620" w:history="1">
+          <w:hyperlink w:anchor="_Toc231209463" w:history="1">
             <w:r>
               <w:rPr>
                 <w:rStyle w:val="a3"/>
@@ -4688,7 +4688,7 @@
                 <w:noProof/>
                 <w:webHidden/>
               </w:rPr>
-              <w:instrText>PAGEREF _Toc230604620 \h</w:instrText>
+              <w:instrText>PAGEREF _Toc231209463 \h</w:instrText>
             </w:r>
             <w:r>
               <w:rPr>
@@ -4745,7 +4745,7 @@
               <w14:ligatures w14:val="standardContextual"/>
             </w:rPr>
           </w:pPr>
-          <w:hyperlink w:anchor="_Toc230604621" w:history="1">
+          <w:hyperlink w:anchor="_Toc231209464" w:history="1">
             <w:r>
               <w:rPr>
                 <w:rStyle w:val="a3"/>
@@ -4784,7 +4784,7 @@
                 <w:noProof/>
                 <w:webHidden/>
               </w:rPr>
-              <w:instrText>PAGEREF _Toc230604621 \h</w:instrText>
+              <w:instrText>PAGEREF _Toc231209464 \h</w:instrText>
             </w:r>
             <w:r>
               <w:rPr>
@@ -4841,7 +4841,7 @@
               <w14:ligatures w14:val="standardContextual"/>
             </w:rPr>
           </w:pPr>
-          <w:hyperlink w:anchor="_Toc230604622" w:history="1">
+          <w:hyperlink w:anchor="_Toc231209465" w:history="1">
             <w:r>
               <w:rPr>
                 <w:rStyle w:val="a3"/>
@@ -4880,7 +4880,7 @@
                 <w:noProof/>
                 <w:webHidden/>
               </w:rPr>
-              <w:instrText>PAGEREF _Toc230604622 \h</w:instrText>
+              <w:instrText>PAGEREF _Toc231209465 \h</w:instrText>
             </w:r>
             <w:r>
               <w:rPr>
@@ -4937,7 +4937,7 @@
               <w14:ligatures w14:val="standardContextual"/>
             </w:rPr>
           </w:pPr>
-          <w:hyperlink w:anchor="_Toc230604623" w:history="1">
+          <w:hyperlink w:anchor="_Toc231209466" w:history="1">
             <w:r>
               <w:rPr>
                 <w:rStyle w:val="a3"/>
@@ -4976,7 +4976,7 @@
                 <w:noProof/>
                 <w:webHidden/>
               </w:rPr>
-              <w:instrText>PAGEREF _Toc230604623 \h</w:instrText>
+              <w:instrText>PAGEREF _Toc231209466 \h</w:instrText>
             </w:r>
             <w:r>
               <w:rPr>
@@ -5033,7 +5033,7 @@
               <w14:ligatures w14:val="standardContextual"/>
             </w:rPr>
           </w:pPr>
-          <w:hyperlink w:anchor="_Toc230604624" w:history="1">
+          <w:hyperlink w:anchor="_Toc231209467" w:history="1">
             <w:r>
               <w:rPr>
                 <w:rStyle w:val="a3"/>
@@ -5072,7 +5072,7 @@
                 <w:noProof/>
                 <w:webHidden/>
               </w:rPr>
-              <w:instrText>PAGEREF _Toc230604624 \h</w:instrText>
+              <w:instrText>PAGEREF _Toc231209467 \h</w:instrText>
             </w:r>
             <w:r>
               <w:rPr>
@@ -5129,7 +5129,7 @@
               <w14:ligatures w14:val="standardContextual"/>
             </w:rPr>
           </w:pPr>
-          <w:hyperlink w:anchor="_Toc230604625" w:history="1">
+          <w:hyperlink w:anchor="_Toc231209468" w:history="1">
             <w:r>
               <w:rPr>
                 <w:rStyle w:val="a3"/>
@@ -5168,7 +5168,7 @@
                 <w:noProof/>
                 <w:webHidden/>
               </w:rPr>
-              <w:instrText>PAGEREF _Toc230604625 \h</w:instrText>
+              <w:instrText>PAGEREF _Toc231209468 \h</w:instrText>
             </w:r>
             <w:r>
               <w:rPr>
@@ -5225,7 +5225,7 @@
               <w14:ligatures w14:val="standardContextual"/>
             </w:rPr>
           </w:pPr>
-          <w:hyperlink w:anchor="_Toc230604626" w:history="1">
+          <w:hyperlink w:anchor="_Toc231209469" w:history="1">
             <w:r>
               <w:rPr>
                 <w:rStyle w:val="a3"/>
@@ -5264,7 +5264,7 @@
                 <w:noProof/>
                 <w:webHidden/>
               </w:rPr>
-              <w:instrText>PAGEREF _Toc230604626 \h</w:instrText>
+              <w:instrText>PAGEREF _Toc231209469 \h</w:instrText>
             </w:r>
             <w:r>
               <w:rPr>
@@ -5321,7 +5321,7 @@
               <w14:ligatures w14:val="standardContextual"/>
             </w:rPr>
           </w:pPr>
-          <w:hyperlink w:anchor="_Toc230604627" w:history="1">
+          <w:hyperlink w:anchor="_Toc231209470" w:history="1">
             <w:r>
               <w:rPr>
                 <w:rStyle w:val="a3"/>
@@ -5360,7 +5360,7 @@
                 <w:noProof/>
                 <w:webHidden/>
               </w:rPr>
-              <w:instrText>PAGEREF _Toc230604627 \h</w:instrText>
+              <w:instrText>PAGEREF _Toc231209470 \h</w:instrText>
             </w:r>
             <w:r>
               <w:rPr>
@@ -5417,7 +5417,7 @@
               <w14:ligatures w14:val="standardContextual"/>
             </w:rPr>
           </w:pPr>
-          <w:hyperlink w:anchor="_Toc230604628" w:history="1">
+          <w:hyperlink w:anchor="_Toc231209471" w:history="1">
             <w:r>
               <w:rPr>
                 <w:rStyle w:val="a3"/>
@@ -5456,7 +5456,7 @@
                 <w:noProof/>
                 <w:webHidden/>
               </w:rPr>
-              <w:instrText>PAGEREF _Toc230604628 \h</w:instrText>
+              <w:instrText>PAGEREF _Toc231209471 \h</w:instrText>
             </w:r>
             <w:r>
               <w:rPr>
@@ -5513,7 +5513,7 @@
               <w14:ligatures w14:val="standardContextual"/>
             </w:rPr>
           </w:pPr>
-          <w:hyperlink w:anchor="_Toc230604629" w:history="1">
+          <w:hyperlink w:anchor="_Toc231209472" w:history="1">
             <w:r>
               <w:rPr>
                 <w:rStyle w:val="a3"/>
@@ -5552,7 +5552,7 @@
                 <w:noProof/>
                 <w:webHidden/>
               </w:rPr>
-              <w:instrText>PAGEREF _Toc230604629 \h</w:instrText>
+              <w:instrText>PAGEREF _Toc231209472 \h</w:instrText>
             </w:r>
             <w:r>
               <w:rPr>
@@ -5609,7 +5609,7 @@
               <w14:ligatures w14:val="standardContextual"/>
             </w:rPr>
           </w:pPr>
-          <w:hyperlink w:anchor="_Toc230604630" w:history="1">
+          <w:hyperlink w:anchor="_Toc231209473" w:history="1">
             <w:r>
               <w:rPr>
                 <w:rStyle w:val="a3"/>
@@ -5648,7 +5648,7 @@
                 <w:noProof/>
                 <w:webHidden/>
               </w:rPr>
-              <w:instrText>PAGEREF _Toc230604630 \h</w:instrText>
+              <w:instrText>PAGEREF _Toc231209473 \h</w:instrText>
             </w:r>
             <w:r>
               <w:rPr>
@@ -5705,7 +5705,7 @@
               <w14:ligatures w14:val="standardContextual"/>
             </w:rPr>
           </w:pPr>
-          <w:hyperlink w:anchor="_Toc230604631" w:history="1">
+          <w:hyperlink w:anchor="_Toc231209474" w:history="1">
             <w:r>
               <w:rPr>
                 <w:rStyle w:val="a3"/>
@@ -5744,7 +5744,7 @@
                 <w:noProof/>
                 <w:webHidden/>
               </w:rPr>
-              <w:instrText>PAGEREF _Toc230604631 \h</w:instrText>
+              <w:instrText>PAGEREF _Toc231209474 \h</w:instrText>
             </w:r>
             <w:r>
               <w:rPr>
@@ -5801,7 +5801,7 @@
               <w14:ligatures w14:val="standardContextual"/>
             </w:rPr>
           </w:pPr>
-          <w:hyperlink w:anchor="_Toc230604632" w:history="1">
+          <w:hyperlink w:anchor="_Toc231209475" w:history="1">
             <w:r>
               <w:rPr>
                 <w:rStyle w:val="a3"/>
@@ -5840,7 +5840,7 @@
                 <w:noProof/>
                 <w:webHidden/>
               </w:rPr>
-              <w:instrText>PAGEREF _Toc230604632 \h</w:instrText>
+              <w:instrText>PAGEREF _Toc231209475 \h</w:instrText>
             </w:r>
             <w:r>
               <w:rPr>
@@ -5897,7 +5897,7 @@
               <w14:ligatures w14:val="standardContextual"/>
             </w:rPr>
           </w:pPr>
-          <w:hyperlink w:anchor="_Toc230604633" w:history="1">
+          <w:hyperlink w:anchor="_Toc231209476" w:history="1">
             <w:r>
               <w:rPr>
                 <w:rStyle w:val="a3"/>
@@ -5936,7 +5936,7 @@
                 <w:noProof/>
                 <w:webHidden/>
               </w:rPr>
-              <w:instrText>PAGEREF _Toc230604633 \h</w:instrText>
+              <w:instrText>PAGEREF _Toc231209476 \h</w:instrText>
             </w:r>
             <w:r>
               <w:rPr>
@@ -5993,7 +5993,7 @@
               <w14:ligatures w14:val="standardContextual"/>
             </w:rPr>
           </w:pPr>
-          <w:hyperlink w:anchor="_Toc230604634" w:history="1">
+          <w:hyperlink w:anchor="_Toc231209477" w:history="1">
             <w:r>
               <w:rPr>
                 <w:rStyle w:val="a3"/>
@@ -6032,7 +6032,7 @@
                 <w:noProof/>
                 <w:webHidden/>
               </w:rPr>
-              <w:instrText>PAGEREF _Toc230604634 \h</w:instrText>
+              <w:instrText>PAGEREF _Toc231209477 \h</w:instrText>
             </w:r>
             <w:r>
               <w:rPr>
@@ -6089,7 +6089,7 @@
               <w14:ligatures w14:val="standardContextual"/>
             </w:rPr>
           </w:pPr>
-          <w:hyperlink w:anchor="_Toc230604635" w:history="1">
+          <w:hyperlink w:anchor="_Toc231209478" w:history="1">
             <w:r>
               <w:rPr>
                 <w:rStyle w:val="a3"/>
@@ -6128,7 +6128,7 @@
                 <w:noProof/>
                 <w:webHidden/>
               </w:rPr>
-              <w:instrText>PAGEREF _Toc230604635 \h</w:instrText>
+              <w:instrText>PAGEREF _Toc231209478 \h</w:instrText>
             </w:r>
             <w:r>
               <w:rPr>
@@ -6185,7 +6185,7 @@
               <w14:ligatures w14:val="standardContextual"/>
             </w:rPr>
           </w:pPr>
-          <w:hyperlink w:anchor="_Toc230604636" w:history="1">
+          <w:hyperlink w:anchor="_Toc231209479" w:history="1">
             <w:r>
               <w:rPr>
                 <w:rStyle w:val="a3"/>
@@ -6224,7 +6224,7 @@
                 <w:noProof/>
                 <w:webHidden/>
               </w:rPr>
-              <w:instrText>PAGEREF _Toc230604636 \h</w:instrText>
+              <w:instrText>PAGEREF _Toc231209479 \h</w:instrText>
             </w:r>
             <w:r>
               <w:rPr>
@@ -6281,7 +6281,7 @@
               <w14:ligatures w14:val="standardContextual"/>
             </w:rPr>
           </w:pPr>
-          <w:hyperlink w:anchor="_Toc230604637" w:history="1">
+          <w:hyperlink w:anchor="_Toc231209480" w:history="1">
             <w:r>
               <w:rPr>
                 <w:rStyle w:val="a3"/>
@@ -6320,7 +6320,7 @@
                 <w:noProof/>
                 <w:webHidden/>
               </w:rPr>
-              <w:instrText>PAGEREF _Toc230604637 \h</w:instrText>
+              <w:instrText>PAGEREF _Toc231209480 \h</w:instrText>
             </w:r>
             <w:r>
               <w:rPr>
@@ -6352,6 +6352,486 @@
                 <w:webHidden/>
               </w:rPr>
               <w:t>22</w:t>
+            </w:r>
+            <w:r>
+              <w:rPr>
+                <w:rFonts w:ascii="宋体" w:eastAsia="宋体" w:hAnsi="宋体" w:hint="eastAsia"/>
+                <w:noProof/>
+                <w:webHidden/>
+              </w:rPr>
+              <w:fldChar w:fldCharType="end"/>
+            </w:r>
+          </w:hyperlink>
+        </w:p>
+        <w:p>
+          <w:pPr>
+            <w:pStyle w:val="TOC1"/>
+            <w:tabs>
+              <w:tab w:val="right" w:leader="dot" w:pos="8296"/>
+            </w:tabs>
+            <w:rPr>
+              <w:rFonts w:ascii="宋体" w:eastAsia="宋体" w:hAnsi="宋体" w:hint="eastAsia"/>
+              <w:noProof/>
+              <w:sz w:val="22"/>
+              <w:szCs w:val="24"/>
+              <w14:ligatures w14:val="standardContextual"/>
+            </w:rPr>
+          </w:pPr>
+          <w:hyperlink w:anchor="_Toc231209481" w:history="1">
+            <w:r>
+              <w:rPr>
+                <w:rStyle w:val="a3"/>
+                <w:rFonts w:ascii="宋体" w:eastAsia="宋体" w:hAnsi="宋体"/>
+                <w:noProof/>
+              </w:rPr>
+              <w:t>第八讲 气候变化与国际关系</w:t>
+            </w:r>
+            <w:r>
+              <w:rPr>
+                <w:rFonts w:ascii="宋体" w:eastAsia="宋体" w:hAnsi="宋体" w:hint="eastAsia"/>
+                <w:noProof/>
+                <w:webHidden/>
+              </w:rPr>
+              <w:tab/>
+            </w:r>
+            <w:r>
+              <w:rPr>
+                <w:rFonts w:ascii="宋体" w:eastAsia="宋体" w:hAnsi="宋体" w:hint="eastAsia"/>
+                <w:noProof/>
+                <w:webHidden/>
+              </w:rPr>
+              <w:fldChar w:fldCharType="begin"/>
+            </w:r>
+            <w:r>
+              <w:rPr>
+                <w:rFonts w:ascii="宋体" w:eastAsia="宋体" w:hAnsi="宋体" w:hint="eastAsia"/>
+                <w:noProof/>
+                <w:webHidden/>
+              </w:rPr>
+              <w:instrText xml:space="preserve"> </w:instrText>
+            </w:r>
+            <w:r>
+              <w:rPr>
+                <w:rFonts w:ascii="宋体" w:eastAsia="宋体" w:hAnsi="宋体"/>
+                <w:noProof/>
+                <w:webHidden/>
+              </w:rPr>
+              <w:instrText>PAGEREF _Toc231209481 \h</w:instrText>
+            </w:r>
+            <w:r>
+              <w:rPr>
+                <w:rFonts w:ascii="宋体" w:eastAsia="宋体" w:hAnsi="宋体" w:hint="eastAsia"/>
+                <w:noProof/>
+                <w:webHidden/>
+              </w:rPr>
+              <w:instrText xml:space="preserve"> </w:instrText>
+            </w:r>
+            <w:r>
+              <w:rPr>
+                <w:rFonts w:ascii="宋体" w:eastAsia="宋体" w:hAnsi="宋体" w:hint="eastAsia"/>
+                <w:noProof/>
+                <w:webHidden/>
+              </w:rPr>
+            </w:r>
+            <w:r>
+              <w:rPr>
+                <w:rFonts w:ascii="宋体" w:eastAsia="宋体" w:hAnsi="宋体" w:hint="eastAsia"/>
+                <w:noProof/>
+                <w:webHidden/>
+              </w:rPr>
+              <w:fldChar w:fldCharType="separate"/>
+            </w:r>
+            <w:r>
+              <w:rPr>
+                <w:rFonts w:ascii="宋体" w:eastAsia="宋体" w:hAnsi="宋体" w:hint="eastAsia"/>
+                <w:noProof/>
+                <w:webHidden/>
+              </w:rPr>
+              <w:t>23</w:t>
+            </w:r>
+            <w:r>
+              <w:rPr>
+                <w:rFonts w:ascii="宋体" w:eastAsia="宋体" w:hAnsi="宋体" w:hint="eastAsia"/>
+                <w:noProof/>
+                <w:webHidden/>
+              </w:rPr>
+              <w:fldChar w:fldCharType="end"/>
+            </w:r>
+          </w:hyperlink>
+        </w:p>
+        <w:p>
+          <w:pPr>
+            <w:pStyle w:val="TOC2"/>
+            <w:tabs>
+              <w:tab w:val="right" w:leader="dot" w:pos="8296"/>
+            </w:tabs>
+            <w:rPr>
+              <w:rFonts w:ascii="宋体" w:eastAsia="宋体" w:hAnsi="宋体" w:hint="eastAsia"/>
+              <w:noProof/>
+              <w:sz w:val="22"/>
+              <w:szCs w:val="24"/>
+              <w14:ligatures w14:val="standardContextual"/>
+            </w:rPr>
+          </w:pPr>
+          <w:hyperlink w:anchor="_Toc231209482" w:history="1">
+            <w:r>
+              <w:rPr>
+                <w:rStyle w:val="a3"/>
+                <w:rFonts w:ascii="宋体" w:eastAsia="宋体" w:hAnsi="宋体"/>
+                <w:noProof/>
+              </w:rPr>
+              <w:t>一、中美欧在气候治理上的双边关系</w:t>
+            </w:r>
+            <w:r>
+              <w:rPr>
+                <w:rFonts w:ascii="宋体" w:eastAsia="宋体" w:hAnsi="宋体" w:hint="eastAsia"/>
+                <w:noProof/>
+                <w:webHidden/>
+              </w:rPr>
+              <w:tab/>
+            </w:r>
+            <w:r>
+              <w:rPr>
+                <w:rFonts w:ascii="宋体" w:eastAsia="宋体" w:hAnsi="宋体" w:hint="eastAsia"/>
+                <w:noProof/>
+                <w:webHidden/>
+              </w:rPr>
+              <w:fldChar w:fldCharType="begin"/>
+            </w:r>
+            <w:r>
+              <w:rPr>
+                <w:rFonts w:ascii="宋体" w:eastAsia="宋体" w:hAnsi="宋体" w:hint="eastAsia"/>
+                <w:noProof/>
+                <w:webHidden/>
+              </w:rPr>
+              <w:instrText xml:space="preserve"> </w:instrText>
+            </w:r>
+            <w:r>
+              <w:rPr>
+                <w:rFonts w:ascii="宋体" w:eastAsia="宋体" w:hAnsi="宋体"/>
+                <w:noProof/>
+                <w:webHidden/>
+              </w:rPr>
+              <w:instrText>PAGEREF _Toc231209482 \h</w:instrText>
+            </w:r>
+            <w:r>
+              <w:rPr>
+                <w:rFonts w:ascii="宋体" w:eastAsia="宋体" w:hAnsi="宋体" w:hint="eastAsia"/>
+                <w:noProof/>
+                <w:webHidden/>
+              </w:rPr>
+              <w:instrText xml:space="preserve"> </w:instrText>
+            </w:r>
+            <w:r>
+              <w:rPr>
+                <w:rFonts w:ascii="宋体" w:eastAsia="宋体" w:hAnsi="宋体" w:hint="eastAsia"/>
+                <w:noProof/>
+                <w:webHidden/>
+              </w:rPr>
+            </w:r>
+            <w:r>
+              <w:rPr>
+                <w:rFonts w:ascii="宋体" w:eastAsia="宋体" w:hAnsi="宋体" w:hint="eastAsia"/>
+                <w:noProof/>
+                <w:webHidden/>
+              </w:rPr>
+              <w:fldChar w:fldCharType="separate"/>
+            </w:r>
+            <w:r>
+              <w:rPr>
+                <w:rFonts w:ascii="宋体" w:eastAsia="宋体" w:hAnsi="宋体" w:hint="eastAsia"/>
+                <w:noProof/>
+                <w:webHidden/>
+              </w:rPr>
+              <w:t>23</w:t>
+            </w:r>
+            <w:r>
+              <w:rPr>
+                <w:rFonts w:ascii="宋体" w:eastAsia="宋体" w:hAnsi="宋体" w:hint="eastAsia"/>
+                <w:noProof/>
+                <w:webHidden/>
+              </w:rPr>
+              <w:fldChar w:fldCharType="end"/>
+            </w:r>
+          </w:hyperlink>
+        </w:p>
+        <w:p>
+          <w:pPr>
+            <w:pStyle w:val="TOC3"/>
+            <w:tabs>
+              <w:tab w:val="right" w:leader="dot" w:pos="8296"/>
+            </w:tabs>
+            <w:rPr>
+              <w:rFonts w:ascii="宋体" w:eastAsia="宋体" w:hAnsi="宋体" w:hint="eastAsia"/>
+              <w:noProof/>
+              <w:sz w:val="22"/>
+              <w:szCs w:val="24"/>
+              <w14:ligatures w14:val="standardContextual"/>
+            </w:rPr>
+          </w:pPr>
+          <w:hyperlink w:anchor="_Toc231209483" w:history="1">
+            <w:r>
+              <w:rPr>
+                <w:rStyle w:val="a3"/>
+                <w:rFonts w:ascii="宋体" w:eastAsia="宋体" w:hAnsi="宋体"/>
+                <w:noProof/>
+              </w:rPr>
+              <w:t>（一）中欧在气候变化中的关系演变</w:t>
+            </w:r>
+            <w:r>
+              <w:rPr>
+                <w:rFonts w:ascii="宋体" w:eastAsia="宋体" w:hAnsi="宋体" w:hint="eastAsia"/>
+                <w:noProof/>
+                <w:webHidden/>
+              </w:rPr>
+              <w:tab/>
+            </w:r>
+            <w:r>
+              <w:rPr>
+                <w:rFonts w:ascii="宋体" w:eastAsia="宋体" w:hAnsi="宋体" w:hint="eastAsia"/>
+                <w:noProof/>
+                <w:webHidden/>
+              </w:rPr>
+              <w:fldChar w:fldCharType="begin"/>
+            </w:r>
+            <w:r>
+              <w:rPr>
+                <w:rFonts w:ascii="宋体" w:eastAsia="宋体" w:hAnsi="宋体" w:hint="eastAsia"/>
+                <w:noProof/>
+                <w:webHidden/>
+              </w:rPr>
+              <w:instrText xml:space="preserve"> </w:instrText>
+            </w:r>
+            <w:r>
+              <w:rPr>
+                <w:rFonts w:ascii="宋体" w:eastAsia="宋体" w:hAnsi="宋体"/>
+                <w:noProof/>
+                <w:webHidden/>
+              </w:rPr>
+              <w:instrText>PAGEREF _Toc231209483 \h</w:instrText>
+            </w:r>
+            <w:r>
+              <w:rPr>
+                <w:rFonts w:ascii="宋体" w:eastAsia="宋体" w:hAnsi="宋体" w:hint="eastAsia"/>
+                <w:noProof/>
+                <w:webHidden/>
+              </w:rPr>
+              <w:instrText xml:space="preserve"> </w:instrText>
+            </w:r>
+            <w:r>
+              <w:rPr>
+                <w:rFonts w:ascii="宋体" w:eastAsia="宋体" w:hAnsi="宋体" w:hint="eastAsia"/>
+                <w:noProof/>
+                <w:webHidden/>
+              </w:rPr>
+            </w:r>
+            <w:r>
+              <w:rPr>
+                <w:rFonts w:ascii="宋体" w:eastAsia="宋体" w:hAnsi="宋体" w:hint="eastAsia"/>
+                <w:noProof/>
+                <w:webHidden/>
+              </w:rPr>
+              <w:fldChar w:fldCharType="separate"/>
+            </w:r>
+            <w:r>
+              <w:rPr>
+                <w:rFonts w:ascii="宋体" w:eastAsia="宋体" w:hAnsi="宋体" w:hint="eastAsia"/>
+                <w:noProof/>
+                <w:webHidden/>
+              </w:rPr>
+              <w:t>23</w:t>
+            </w:r>
+            <w:r>
+              <w:rPr>
+                <w:rFonts w:ascii="宋体" w:eastAsia="宋体" w:hAnsi="宋体" w:hint="eastAsia"/>
+                <w:noProof/>
+                <w:webHidden/>
+              </w:rPr>
+              <w:fldChar w:fldCharType="end"/>
+            </w:r>
+          </w:hyperlink>
+        </w:p>
+        <w:p>
+          <w:pPr>
+            <w:pStyle w:val="TOC3"/>
+            <w:tabs>
+              <w:tab w:val="right" w:leader="dot" w:pos="8296"/>
+            </w:tabs>
+            <w:rPr>
+              <w:rFonts w:ascii="宋体" w:eastAsia="宋体" w:hAnsi="宋体" w:hint="eastAsia"/>
+              <w:noProof/>
+              <w:sz w:val="22"/>
+              <w:szCs w:val="24"/>
+              <w14:ligatures w14:val="standardContextual"/>
+            </w:rPr>
+          </w:pPr>
+          <w:hyperlink w:anchor="_Toc231209484" w:history="1">
+            <w:r>
+              <w:rPr>
+                <w:rStyle w:val="a3"/>
+                <w:rFonts w:ascii="宋体" w:eastAsia="宋体" w:hAnsi="宋体"/>
+                <w:noProof/>
+              </w:rPr>
+              <w:t>（二）中美在全球气候变化治理中的关系</w:t>
+            </w:r>
+            <w:r>
+              <w:rPr>
+                <w:rFonts w:ascii="宋体" w:eastAsia="宋体" w:hAnsi="宋体" w:hint="eastAsia"/>
+                <w:noProof/>
+                <w:webHidden/>
+              </w:rPr>
+              <w:tab/>
+            </w:r>
+            <w:r>
+              <w:rPr>
+                <w:rFonts w:ascii="宋体" w:eastAsia="宋体" w:hAnsi="宋体" w:hint="eastAsia"/>
+                <w:noProof/>
+                <w:webHidden/>
+              </w:rPr>
+              <w:fldChar w:fldCharType="begin"/>
+            </w:r>
+            <w:r>
+              <w:rPr>
+                <w:rFonts w:ascii="宋体" w:eastAsia="宋体" w:hAnsi="宋体" w:hint="eastAsia"/>
+                <w:noProof/>
+                <w:webHidden/>
+              </w:rPr>
+              <w:instrText xml:space="preserve"> </w:instrText>
+            </w:r>
+            <w:r>
+              <w:rPr>
+                <w:rFonts w:ascii="宋体" w:eastAsia="宋体" w:hAnsi="宋体"/>
+                <w:noProof/>
+                <w:webHidden/>
+              </w:rPr>
+              <w:instrText>PAGEREF _Toc231209484 \h</w:instrText>
+            </w:r>
+            <w:r>
+              <w:rPr>
+                <w:rFonts w:ascii="宋体" w:eastAsia="宋体" w:hAnsi="宋体" w:hint="eastAsia"/>
+                <w:noProof/>
+                <w:webHidden/>
+              </w:rPr>
+              <w:instrText xml:space="preserve"> </w:instrText>
+            </w:r>
+            <w:r>
+              <w:rPr>
+                <w:rFonts w:ascii="宋体" w:eastAsia="宋体" w:hAnsi="宋体" w:hint="eastAsia"/>
+                <w:noProof/>
+                <w:webHidden/>
+              </w:rPr>
+            </w:r>
+            <w:r>
+              <w:rPr>
+                <w:rFonts w:ascii="宋体" w:eastAsia="宋体" w:hAnsi="宋体" w:hint="eastAsia"/>
+                <w:noProof/>
+                <w:webHidden/>
+              </w:rPr>
+              <w:fldChar w:fldCharType="separate"/>
+            </w:r>
+            <w:r>
+              <w:rPr>
+                <w:rFonts w:ascii="宋体" w:eastAsia="宋体" w:hAnsi="宋体" w:hint="eastAsia"/>
+                <w:noProof/>
+                <w:webHidden/>
+              </w:rPr>
+              <w:t>23</w:t>
+            </w:r>
+            <w:r>
+              <w:rPr>
+                <w:rFonts w:ascii="宋体" w:eastAsia="宋体" w:hAnsi="宋体" w:hint="eastAsia"/>
+                <w:noProof/>
+                <w:webHidden/>
+              </w:rPr>
+              <w:fldChar w:fldCharType="end"/>
+            </w:r>
+          </w:hyperlink>
+        </w:p>
+        <w:p>
+          <w:pPr>
+            <w:pStyle w:val="TOC2"/>
+            <w:tabs>
+              <w:tab w:val="right" w:leader="dot" w:pos="8296"/>
+            </w:tabs>
+            <w:rPr>
+              <w:rFonts w:ascii="宋体" w:eastAsia="宋体" w:hAnsi="宋体" w:hint="eastAsia"/>
+              <w:noProof/>
+              <w:sz w:val="22"/>
+              <w:szCs w:val="24"/>
+              <w14:ligatures w14:val="standardContextual"/>
+            </w:rPr>
+          </w:pPr>
+          <w:hyperlink w:anchor="_Toc231209485" w:history="1">
+            <w:r>
+              <w:rPr>
+                <w:rStyle w:val="a3"/>
+                <w:rFonts w:ascii="宋体" w:eastAsia="宋体" w:hAnsi="宋体"/>
+                <w:noProof/>
+              </w:rPr>
+              <w:t>二、中美欧在气候治理上的三边关系</w:t>
+            </w:r>
+            <w:r>
+              <w:rPr>
+                <w:rFonts w:ascii="宋体" w:eastAsia="宋体" w:hAnsi="宋体" w:hint="eastAsia"/>
+                <w:noProof/>
+                <w:webHidden/>
+              </w:rPr>
+              <w:tab/>
+            </w:r>
+            <w:r>
+              <w:rPr>
+                <w:rFonts w:ascii="宋体" w:eastAsia="宋体" w:hAnsi="宋体" w:hint="eastAsia"/>
+                <w:noProof/>
+                <w:webHidden/>
+              </w:rPr>
+              <w:fldChar w:fldCharType="begin"/>
+            </w:r>
+            <w:r>
+              <w:rPr>
+                <w:rFonts w:ascii="宋体" w:eastAsia="宋体" w:hAnsi="宋体" w:hint="eastAsia"/>
+                <w:noProof/>
+                <w:webHidden/>
+              </w:rPr>
+              <w:instrText xml:space="preserve"> </w:instrText>
+            </w:r>
+            <w:r>
+              <w:rPr>
+                <w:rFonts w:ascii="宋体" w:eastAsia="宋体" w:hAnsi="宋体"/>
+                <w:noProof/>
+                <w:webHidden/>
+              </w:rPr>
+              <w:instrText>PAGEREF _Toc231209485 \h</w:instrText>
+            </w:r>
+            <w:r>
+              <w:rPr>
+                <w:rFonts w:ascii="宋体" w:eastAsia="宋体" w:hAnsi="宋体" w:hint="eastAsia"/>
+                <w:noProof/>
+                <w:webHidden/>
+              </w:rPr>
+              <w:instrText xml:space="preserve"> </w:instrText>
+            </w:r>
+            <w:r>
+              <w:rPr>
+                <w:rFonts w:ascii="宋体" w:eastAsia="宋体" w:hAnsi="宋体" w:hint="eastAsia"/>
+                <w:noProof/>
+                <w:webHidden/>
+              </w:rPr>
+            </w:r>
+            <w:r>
+              <w:rPr>
+                <w:rFonts w:ascii="宋体" w:eastAsia="宋体" w:hAnsi="宋体" w:hint="eastAsia"/>
+                <w:noProof/>
+                <w:webHidden/>
+              </w:rPr>
+              <w:fldChar w:fldCharType="separate"/>
+            </w:r>
+            <w:r>
+              <w:rPr>
+                <w:rFonts w:ascii="宋体" w:eastAsia="宋体" w:hAnsi="宋体" w:hint="eastAsia"/>
+                <w:noProof/>
+                <w:webHidden/>
+              </w:rPr>
+              <w:t>24</w:t>
             </w:r>
             <w:r>
               <w:rPr>
@@ -6407,7 +6887,7 @@
       <w:pPr>
         <w:pStyle w:val="a9"/>
       </w:pPr>
-      <w:bookmarkStart w:id="0" w:name="_Toc230604574"/>
+      <w:bookmarkStart w:id="0" w:name="_Toc231209417"/>
       <w:r>
         <w:rPr>
           <w:rFonts w:hint="eastAsia"/>
@@ -6491,7 +6971,7 @@
       <w:pPr>
         <w:pStyle w:val="ac"/>
       </w:pPr>
-      <w:bookmarkStart w:id="1" w:name="_Toc230604575"/>
+      <w:bookmarkStart w:id="1" w:name="_Toc231209418"/>
       <w:r>
         <w:rPr>
           <w:rFonts w:hint="eastAsia"/>
@@ -7208,7 +7688,7 @@
       <w:pPr>
         <w:pStyle w:val="ac"/>
       </w:pPr>
-      <w:bookmarkStart w:id="2" w:name="_Toc230604576"/>
+      <w:bookmarkStart w:id="2" w:name="_Toc231209419"/>
       <w:r>
         <w:rPr>
           <w:rFonts w:hint="eastAsia"/>
@@ -7221,7 +7701,7 @@
       <w:pPr>
         <w:pStyle w:val="ae"/>
       </w:pPr>
-      <w:bookmarkStart w:id="3" w:name="_Toc230604577"/>
+      <w:bookmarkStart w:id="3" w:name="_Toc231209420"/>
       <w:r>
         <w:rPr>
           <w:rFonts w:hint="eastAsia"/>
@@ -7260,7 +7740,7 @@
       <w:pPr>
         <w:pStyle w:val="ae"/>
       </w:pPr>
-      <w:bookmarkStart w:id="4" w:name="_Toc230604578"/>
+      <w:bookmarkStart w:id="4" w:name="_Toc231209421"/>
       <w:r>
         <w:rPr>
           <w:rFonts w:hint="eastAsia"/>
@@ -7394,7 +7874,7 @@
       <w:pPr>
         <w:pStyle w:val="ae"/>
       </w:pPr>
-      <w:bookmarkStart w:id="5" w:name="_Toc230604579"/>
+      <w:bookmarkStart w:id="5" w:name="_Toc231209422"/>
       <w:r>
         <w:rPr>
           <w:rFonts w:hint="eastAsia"/>
@@ -7479,7 +7959,7 @@
       <w:pPr>
         <w:pStyle w:val="ae"/>
       </w:pPr>
-      <w:bookmarkStart w:id="6" w:name="_Toc230604580"/>
+      <w:bookmarkStart w:id="6" w:name="_Toc231209423"/>
       <w:r>
         <w:rPr>
           <w:rFonts w:hint="eastAsia"/>
@@ -7525,7 +8005,7 @@
       <w:pPr>
         <w:pStyle w:val="a9"/>
       </w:pPr>
-      <w:bookmarkStart w:id="7" w:name="_Toc230604581"/>
+      <w:bookmarkStart w:id="7" w:name="_Toc231209424"/>
       <w:r>
         <w:rPr>
           <w:rFonts w:hint="eastAsia"/>
@@ -7569,7 +8049,7 @@
       <w:pPr>
         <w:pStyle w:val="ac"/>
       </w:pPr>
-      <w:bookmarkStart w:id="8" w:name="_Toc230604582"/>
+      <w:bookmarkStart w:id="8" w:name="_Toc231209425"/>
       <w:r>
         <w:rPr>
           <w:rFonts w:hint="eastAsia"/>
@@ -7582,7 +8062,7 @@
       <w:pPr>
         <w:pStyle w:val="ae"/>
       </w:pPr>
-      <w:bookmarkStart w:id="9" w:name="_Toc230604583"/>
+      <w:bookmarkStart w:id="9" w:name="_Toc231209426"/>
       <w:r>
         <w:rPr>
           <w:rFonts w:hint="eastAsia"/>
@@ -7681,7 +8161,7 @@
       <w:pPr>
         <w:pStyle w:val="ae"/>
       </w:pPr>
-      <w:bookmarkStart w:id="10" w:name="_Toc230604584"/>
+      <w:bookmarkStart w:id="10" w:name="_Toc231209427"/>
       <w:r>
         <w:rPr>
           <w:rFonts w:hint="eastAsia"/>
@@ -8064,7 +8544,7 @@
       <w:pPr>
         <w:pStyle w:val="ac"/>
       </w:pPr>
-      <w:bookmarkStart w:id="11" w:name="_Toc230604585"/>
+      <w:bookmarkStart w:id="11" w:name="_Toc231209428"/>
       <w:r>
         <w:rPr>
           <w:rFonts w:hint="eastAsia"/>
@@ -8233,7 +8713,7 @@
       <w:pPr>
         <w:pStyle w:val="ae"/>
       </w:pPr>
-      <w:bookmarkStart w:id="12" w:name="_Toc230604586"/>
+      <w:bookmarkStart w:id="12" w:name="_Toc231209429"/>
       <w:r>
         <w:rPr>
           <w:rFonts w:hint="eastAsia"/>
@@ -8267,7 +8747,7 @@
       <w:pPr>
         <w:pStyle w:val="ae"/>
       </w:pPr>
-      <w:bookmarkStart w:id="13" w:name="_Toc230604587"/>
+      <w:bookmarkStart w:id="13" w:name="_Toc231209430"/>
       <w:r>
         <w:rPr>
           <w:rFonts w:hint="eastAsia"/>
@@ -8496,7 +8976,7 @@
       <w:pPr>
         <w:pStyle w:val="ac"/>
       </w:pPr>
-      <w:bookmarkStart w:id="14" w:name="_Toc230604588"/>
+      <w:bookmarkStart w:id="14" w:name="_Toc231209431"/>
       <w:r>
         <w:rPr>
           <w:rFonts w:hint="eastAsia"/>
@@ -8510,7 +8990,7 @@
       <w:pPr>
         <w:pStyle w:val="ae"/>
       </w:pPr>
-      <w:bookmarkStart w:id="15" w:name="_Toc230604589"/>
+      <w:bookmarkStart w:id="15" w:name="_Toc231209432"/>
       <w:r>
         <w:rPr>
           <w:rFonts w:hint="eastAsia"/>
@@ -8635,7 +9115,7 @@
       <w:pPr>
         <w:pStyle w:val="ae"/>
       </w:pPr>
-      <w:bookmarkStart w:id="16" w:name="_Toc230604590"/>
+      <w:bookmarkStart w:id="16" w:name="_Toc231209433"/>
       <w:r>
         <w:rPr>
           <w:rFonts w:hint="eastAsia"/>
@@ -8871,7 +9351,7 @@
       <w:pPr>
         <w:pStyle w:val="a9"/>
       </w:pPr>
-      <w:bookmarkStart w:id="17" w:name="_Toc230604591"/>
+      <w:bookmarkStart w:id="17" w:name="_Toc231209434"/>
       <w:r>
         <w:rPr>
           <w:rFonts w:hint="eastAsia"/>
@@ -8921,7 +9401,7 @@
       <w:pPr>
         <w:pStyle w:val="ac"/>
       </w:pPr>
-      <w:bookmarkStart w:id="18" w:name="_Toc230604592"/>
+      <w:bookmarkStart w:id="18" w:name="_Toc231209435"/>
       <w:r>
         <w:rPr>
           <w:rFonts w:hint="eastAsia"/>
@@ -8934,7 +9414,7 @@
       <w:pPr>
         <w:pStyle w:val="ae"/>
       </w:pPr>
-      <w:bookmarkStart w:id="19" w:name="_Toc230604593"/>
+      <w:bookmarkStart w:id="19" w:name="_Toc231209436"/>
       <w:r>
         <w:rPr>
           <w:rFonts w:hint="eastAsia"/>
@@ -9759,7 +10239,7 @@
       <w:pPr>
         <w:pStyle w:val="ae"/>
       </w:pPr>
-      <w:bookmarkStart w:id="20" w:name="_Toc230604594"/>
+      <w:bookmarkStart w:id="20" w:name="_Toc231209437"/>
       <w:r>
         <w:rPr>
           <w:rFonts w:hint="eastAsia"/>
@@ -10286,7 +10766,7 @@
       <w:pPr>
         <w:pStyle w:val="ae"/>
       </w:pPr>
-      <w:bookmarkStart w:id="21" w:name="_Toc230604595"/>
+      <w:bookmarkStart w:id="21" w:name="_Toc231209438"/>
       <w:r>
         <w:rPr>
           <w:rFonts w:hint="eastAsia"/>
@@ -10363,7 +10843,7 @@
       <w:pPr>
         <w:pStyle w:val="ae"/>
       </w:pPr>
-      <w:bookmarkStart w:id="22" w:name="_Toc230604596"/>
+      <w:bookmarkStart w:id="22" w:name="_Toc231209439"/>
       <w:r>
         <w:rPr>
           <w:rFonts w:hint="eastAsia"/>
@@ -10403,7 +10883,7 @@
       <w:pPr>
         <w:pStyle w:val="ac"/>
       </w:pPr>
-      <w:bookmarkStart w:id="23" w:name="_Toc230604597"/>
+      <w:bookmarkStart w:id="23" w:name="_Toc231209440"/>
       <w:r>
         <w:rPr>
           <w:rFonts w:hint="eastAsia"/>
@@ -10477,7 +10957,7 @@
       <w:pPr>
         <w:pStyle w:val="ae"/>
       </w:pPr>
-      <w:bookmarkStart w:id="24" w:name="_Toc230604598"/>
+      <w:bookmarkStart w:id="24" w:name="_Toc231209441"/>
       <w:r>
         <w:rPr>
           <w:rFonts w:hint="eastAsia"/>
@@ -10746,7 +11226,7 @@
       <w:pPr>
         <w:pStyle w:val="ae"/>
       </w:pPr>
-      <w:bookmarkStart w:id="25" w:name="_Toc230604599"/>
+      <w:bookmarkStart w:id="25" w:name="_Toc231209442"/>
       <w:r>
         <w:rPr>
           <w:rFonts w:hint="eastAsia"/>
@@ -10855,7 +11335,7 @@
       <w:pPr>
         <w:pStyle w:val="ac"/>
       </w:pPr>
-      <w:bookmarkStart w:id="26" w:name="_Toc230604600"/>
+      <w:bookmarkStart w:id="26" w:name="_Toc231209443"/>
       <w:r>
         <w:rPr>
           <w:rFonts w:hint="eastAsia"/>
@@ -10958,7 +11438,7 @@
       <w:pPr>
         <w:pStyle w:val="a9"/>
       </w:pPr>
-      <w:bookmarkStart w:id="27" w:name="_Toc230604601"/>
+      <w:bookmarkStart w:id="27" w:name="_Toc231209444"/>
       <w:r>
         <w:rPr>
           <w:rFonts w:hint="eastAsia"/>
@@ -11008,7 +11488,7 @@
       <w:pPr>
         <w:pStyle w:val="ac"/>
       </w:pPr>
-      <w:bookmarkStart w:id="28" w:name="_Toc230604602"/>
+      <w:bookmarkStart w:id="28" w:name="_Toc231209445"/>
       <w:r>
         <w:rPr>
           <w:rFonts w:hint="eastAsia"/>
@@ -11113,7 +11593,7 @@
       <w:pPr>
         <w:pStyle w:val="ac"/>
       </w:pPr>
-      <w:bookmarkStart w:id="29" w:name="_Toc230604603"/>
+      <w:bookmarkStart w:id="29" w:name="_Toc231209446"/>
       <w:r>
         <w:rPr>
           <w:rFonts w:hint="eastAsia"/>
@@ -11141,7 +11621,7 @@
       <w:pPr>
         <w:pStyle w:val="ae"/>
       </w:pPr>
-      <w:bookmarkStart w:id="30" w:name="_Toc230604604"/>
+      <w:bookmarkStart w:id="30" w:name="_Toc231209447"/>
       <w:r>
         <w:rPr>
           <w:rFonts w:hint="eastAsia"/>
@@ -11487,7 +11967,7 @@
       <w:pPr>
         <w:pStyle w:val="ae"/>
       </w:pPr>
-      <w:bookmarkStart w:id="31" w:name="_Toc230604605"/>
+      <w:bookmarkStart w:id="31" w:name="_Toc231209448"/>
       <w:r>
         <w:rPr>
           <w:rFonts w:hint="eastAsia"/>
@@ -11766,7 +12246,7 @@
       <w:pPr>
         <w:pStyle w:val="ae"/>
       </w:pPr>
-      <w:bookmarkStart w:id="32" w:name="_Toc230604606"/>
+      <w:bookmarkStart w:id="32" w:name="_Toc231209449"/>
       <w:r>
         <w:rPr>
           <w:rFonts w:hint="eastAsia"/>
@@ -12221,7 +12701,7 @@
       <w:pPr>
         <w:pStyle w:val="ac"/>
       </w:pPr>
-      <w:bookmarkStart w:id="33" w:name="_Toc230604607"/>
+      <w:bookmarkStart w:id="33" w:name="_Toc231209450"/>
       <w:r>
         <w:rPr>
           <w:rFonts w:hint="eastAsia"/>
@@ -12531,7 +13011,7 @@
       <w:pPr>
         <w:pStyle w:val="ac"/>
       </w:pPr>
-      <w:bookmarkStart w:id="34" w:name="_Toc230604608"/>
+      <w:bookmarkStart w:id="34" w:name="_Toc231209451"/>
       <w:r>
         <w:rPr>
           <w:rFonts w:hint="eastAsia"/>
@@ -12601,7 +13081,7 @@
       <w:pPr>
         <w:pStyle w:val="ac"/>
       </w:pPr>
-      <w:bookmarkStart w:id="35" w:name="_Toc230604609"/>
+      <w:bookmarkStart w:id="35" w:name="_Toc231209452"/>
       <w:r>
         <w:rPr>
           <w:rFonts w:hint="eastAsia"/>
@@ -13256,7 +13736,7 @@
       <w:pPr>
         <w:pStyle w:val="a9"/>
       </w:pPr>
-      <w:bookmarkStart w:id="36" w:name="_Toc230604610"/>
+      <w:bookmarkStart w:id="36" w:name="_Toc231209453"/>
       <w:r>
         <w:rPr>
           <w:rFonts w:hint="eastAsia"/>
@@ -13300,7 +13780,7 @@
       <w:pPr>
         <w:pStyle w:val="ac"/>
       </w:pPr>
-      <w:bookmarkStart w:id="37" w:name="_Toc230604611"/>
+      <w:bookmarkStart w:id="37" w:name="_Toc231209454"/>
       <w:r>
         <w:rPr>
           <w:rFonts w:hint="eastAsia"/>
@@ -13334,7 +13814,7 @@
       <w:pPr>
         <w:pStyle w:val="ac"/>
       </w:pPr>
-      <w:bookmarkStart w:id="38" w:name="_Toc230604612"/>
+      <w:bookmarkStart w:id="38" w:name="_Toc231209455"/>
       <w:r>
         <w:rPr>
           <w:rFonts w:hint="eastAsia"/>
@@ -13347,7 +13827,7 @@
       <w:pPr>
         <w:pStyle w:val="ae"/>
       </w:pPr>
-      <w:bookmarkStart w:id="39" w:name="_Toc230604613"/>
+      <w:bookmarkStart w:id="39" w:name="_Toc231209456"/>
       <w:r>
         <w:rPr>
           <w:rFonts w:hint="eastAsia"/>
@@ -13595,7 +14075,7 @@
       <w:pPr>
         <w:pStyle w:val="ae"/>
       </w:pPr>
-      <w:bookmarkStart w:id="40" w:name="_Toc230604614"/>
+      <w:bookmarkStart w:id="40" w:name="_Toc231209457"/>
       <w:r>
         <w:rPr>
           <w:rFonts w:hint="eastAsia"/>
@@ -13876,7 +14356,7 @@
       <w:pPr>
         <w:pStyle w:val="ac"/>
       </w:pPr>
-      <w:bookmarkStart w:id="41" w:name="_Toc230604615"/>
+      <w:bookmarkStart w:id="41" w:name="_Toc231209458"/>
       <w:r>
         <w:rPr>
           <w:rFonts w:hint="eastAsia"/>
@@ -13889,7 +14369,7 @@
       <w:pPr>
         <w:pStyle w:val="ae"/>
       </w:pPr>
-      <w:bookmarkStart w:id="42" w:name="_Toc230604616"/>
+      <w:bookmarkStart w:id="42" w:name="_Toc231209459"/>
       <w:r>
         <w:rPr>
           <w:rFonts w:hint="eastAsia"/>
@@ -14003,7 +14483,7 @@
       <w:pPr>
         <w:pStyle w:val="ae"/>
       </w:pPr>
-      <w:bookmarkStart w:id="43" w:name="_Toc230604617"/>
+      <w:bookmarkStart w:id="43" w:name="_Toc231209460"/>
       <w:r>
         <w:rPr>
           <w:rFonts w:hint="eastAsia"/>
@@ -14188,7 +14668,7 @@
       <w:pPr>
         <w:pStyle w:val="ae"/>
       </w:pPr>
-      <w:bookmarkStart w:id="44" w:name="_Toc230604618"/>
+      <w:bookmarkStart w:id="44" w:name="_Toc231209461"/>
       <w:r>
         <w:rPr>
           <w:rFonts w:hint="eastAsia"/>
@@ -14296,7 +14776,7 @@
       <w:pPr>
         <w:pStyle w:val="ae"/>
       </w:pPr>
-      <w:bookmarkStart w:id="45" w:name="_Toc230604619"/>
+      <w:bookmarkStart w:id="45" w:name="_Toc231209462"/>
       <w:r>
         <w:rPr>
           <w:rFonts w:hint="eastAsia"/>
@@ -14386,7 +14866,7 @@
       <w:pPr>
         <w:pStyle w:val="ae"/>
       </w:pPr>
-      <w:bookmarkStart w:id="46" w:name="_Toc230604620"/>
+      <w:bookmarkStart w:id="46" w:name="_Toc231209463"/>
       <w:r>
         <w:rPr>
           <w:rFonts w:hint="eastAsia"/>
@@ -14444,7 +14924,7 @@
       <w:pPr>
         <w:pStyle w:val="ae"/>
       </w:pPr>
-      <w:bookmarkStart w:id="47" w:name="_Toc230604621"/>
+      <w:bookmarkStart w:id="47" w:name="_Toc231209464"/>
       <w:r>
         <w:rPr>
           <w:rFonts w:hint="eastAsia"/>
@@ -14502,7 +14982,7 @@
       <w:pPr>
         <w:pStyle w:val="ac"/>
       </w:pPr>
-      <w:bookmarkStart w:id="48" w:name="_Toc230604622"/>
+      <w:bookmarkStart w:id="48" w:name="_Toc231209465"/>
       <w:r>
         <w:rPr>
           <w:rFonts w:hint="eastAsia"/>
@@ -14623,7 +15103,7 @@
       <w:pPr>
         <w:pStyle w:val="a9"/>
       </w:pPr>
-      <w:bookmarkStart w:id="49" w:name="_Toc230604623"/>
+      <w:bookmarkStart w:id="49" w:name="_Toc231209466"/>
       <w:r>
         <w:rPr>
           <w:rFonts w:hint="eastAsia"/>
@@ -14667,7 +15147,7 @@
       <w:pPr>
         <w:pStyle w:val="ac"/>
       </w:pPr>
-      <w:bookmarkStart w:id="50" w:name="_Toc230604624"/>
+      <w:bookmarkStart w:id="50" w:name="_Toc231209467"/>
       <w:r>
         <w:rPr>
           <w:rFonts w:hint="eastAsia"/>
@@ -14776,7 +15256,7 @@
       <w:pPr>
         <w:pStyle w:val="ac"/>
       </w:pPr>
-      <w:bookmarkStart w:id="51" w:name="_Toc230604625"/>
+      <w:bookmarkStart w:id="51" w:name="_Toc231209468"/>
       <w:r>
         <w:rPr>
           <w:rFonts w:hint="eastAsia"/>
@@ -15375,7 +15855,7 @@
       <w:pPr>
         <w:pStyle w:val="ac"/>
       </w:pPr>
-      <w:bookmarkStart w:id="52" w:name="_Toc230604626"/>
+      <w:bookmarkStart w:id="52" w:name="_Toc231209469"/>
       <w:r>
         <w:rPr>
           <w:rFonts w:hint="eastAsia"/>
@@ -15400,7 +15880,7 @@
       <w:pPr>
         <w:pStyle w:val="ae"/>
       </w:pPr>
-      <w:bookmarkStart w:id="53" w:name="_Toc230604627"/>
+      <w:bookmarkStart w:id="53" w:name="_Toc231209470"/>
       <w:r>
         <w:rPr>
           <w:rFonts w:hint="eastAsia"/>
@@ -15454,7 +15934,7 @@
       <w:pPr>
         <w:pStyle w:val="ae"/>
       </w:pPr>
-      <w:bookmarkStart w:id="54" w:name="_Toc230604628"/>
+      <w:bookmarkStart w:id="54" w:name="_Toc231209471"/>
       <w:r>
         <w:rPr>
           <w:rFonts w:hint="eastAsia"/>
@@ -15530,7 +16010,7 @@
       <w:pPr>
         <w:pStyle w:val="ae"/>
       </w:pPr>
-      <w:bookmarkStart w:id="55" w:name="_Toc230604629"/>
+      <w:bookmarkStart w:id="55" w:name="_Toc231209472"/>
       <w:r>
         <w:rPr>
           <w:rFonts w:hint="eastAsia"/>
@@ -15653,11 +16133,8 @@
     <w:p>
       <w:pPr>
         <w:pStyle w:val="a9"/>
-        <w:rPr>
-          <w:rFonts w:hint="eastAsia"/>
-        </w:rPr>
-      </w:pPr>
-      <w:bookmarkStart w:id="56" w:name="_Toc230604630"/>
+      </w:pPr>
+      <w:bookmarkStart w:id="56" w:name="_Toc231209473"/>
       <w:r>
         <w:rPr>
           <w:rFonts w:hint="eastAsia"/>
@@ -15693,12 +16170,18 @@
         </w:rPr>
         <w:t>2026.5.25</w:t>
       </w:r>
+      <w:r>
+        <w:rPr>
+          <w:rFonts w:hint="eastAsia"/>
+        </w:rPr>
+        <w:t xml:space="preserve"> / 2026.6.1</w:t>
+      </w:r>
     </w:p>
     <w:p>
       <w:pPr>
         <w:pStyle w:val="ac"/>
       </w:pPr>
-      <w:bookmarkStart w:id="57" w:name="_Toc230604631"/>
+      <w:bookmarkStart w:id="57" w:name="_Toc231209474"/>
       <w:r>
         <w:rPr>
           <w:rFonts w:hint="eastAsia"/>
@@ -15711,9 +16194,6 @@
       <w:pPr>
         <w:pStyle w:val="aa"/>
         <w:spacing w:before="78" w:after="78"/>
-        <w:rPr>
-          <w:rFonts w:hint="eastAsia"/>
-        </w:rPr>
       </w:pPr>
       <w:r>
         <w:tab/>
@@ -15776,9 +16256,6 @@
         <w:pStyle w:val="af3"/>
         <w:spacing w:before="78" w:after="78"/>
         <w:jc w:val="right"/>
-        <w:rPr>
-          <w:rFonts w:hint="eastAsia"/>
-        </w:rPr>
       </w:pPr>
       <w:r>
         <w:rPr>
@@ -15791,9 +16268,6 @@
       <w:pPr>
         <w:pStyle w:val="aa"/>
         <w:spacing w:before="78" w:after="78"/>
-        <w:rPr>
-          <w:rFonts w:hint="eastAsia"/>
-        </w:rPr>
       </w:pPr>
       <w:r>
         <w:tab/>
@@ -15877,11 +16351,8 @@
     <w:p>
       <w:pPr>
         <w:pStyle w:val="ac"/>
-        <w:rPr>
-          <w:rFonts w:hint="eastAsia"/>
-        </w:rPr>
-      </w:pPr>
-      <w:bookmarkStart w:id="58" w:name="_Toc230604632"/>
+      </w:pPr>
+      <w:bookmarkStart w:id="58" w:name="_Toc231209475"/>
       <w:r>
         <w:rPr>
           <w:rFonts w:hint="eastAsia"/>
@@ -15894,7 +16365,7 @@
       <w:pPr>
         <w:pStyle w:val="ae"/>
       </w:pPr>
-      <w:bookmarkStart w:id="59" w:name="_Toc230604633"/>
+      <w:bookmarkStart w:id="59" w:name="_Toc231209476"/>
       <w:r>
         <w:rPr>
           <w:rFonts w:hint="eastAsia"/>
@@ -15907,9 +16378,6 @@
       <w:pPr>
         <w:pStyle w:val="aa"/>
         <w:spacing w:before="78" w:after="78"/>
-        <w:rPr>
-          <w:rFonts w:hint="eastAsia"/>
-        </w:rPr>
       </w:pPr>
       <w:r>
         <w:lastRenderedPageBreak/>
@@ -16124,9 +16592,6 @@
       <w:pPr>
         <w:pStyle w:val="aa"/>
         <w:spacing w:before="78" w:after="78"/>
-        <w:rPr>
-          <w:rFonts w:hint="eastAsia"/>
-        </w:rPr>
       </w:pPr>
       <w:r>
         <w:tab/>
@@ -16142,7 +16607,7 @@
       <w:pPr>
         <w:pStyle w:val="ae"/>
       </w:pPr>
-      <w:bookmarkStart w:id="60" w:name="_Toc230604634"/>
+      <w:bookmarkStart w:id="60" w:name="_Toc231209477"/>
       <w:r>
         <w:rPr>
           <w:rFonts w:hint="eastAsia"/>
@@ -16350,11 +16815,8 @@
     <w:p>
       <w:pPr>
         <w:pStyle w:val="ac"/>
-        <w:rPr>
-          <w:rFonts w:hint="eastAsia"/>
-        </w:rPr>
-      </w:pPr>
-      <w:bookmarkStart w:id="61" w:name="_Toc230604635"/>
+      </w:pPr>
+      <w:bookmarkStart w:id="61" w:name="_Toc231209478"/>
       <w:r>
         <w:rPr>
           <w:rFonts w:hint="eastAsia"/>
@@ -16443,11 +16905,8 @@
     <w:p>
       <w:pPr>
         <w:pStyle w:val="ac"/>
-        <w:rPr>
-          <w:rFonts w:hint="eastAsia"/>
-        </w:rPr>
-      </w:pPr>
-      <w:bookmarkStart w:id="62" w:name="_Toc230604636"/>
+      </w:pPr>
+      <w:bookmarkStart w:id="62" w:name="_Toc231209479"/>
       <w:r>
         <w:rPr>
           <w:rFonts w:hint="eastAsia"/>
@@ -16506,11 +16965,8 @@
     <w:p>
       <w:pPr>
         <w:pStyle w:val="ac"/>
-        <w:rPr>
-          <w:rFonts w:hint="eastAsia"/>
-        </w:rPr>
-      </w:pPr>
-      <w:bookmarkStart w:id="63" w:name="_Toc230604637"/>
+      </w:pPr>
+      <w:bookmarkStart w:id="63" w:name="_Toc231209480"/>
       <w:r>
         <w:rPr>
           <w:rFonts w:hint="eastAsia"/>
@@ -16518,6 +16974,24 @@
         <w:t>五、影响中国参与全球环境治理的因素</w:t>
       </w:r>
       <w:bookmarkEnd w:id="63"/>
+    </w:p>
+    <w:p>
+      <w:pPr>
+        <w:pStyle w:val="aa"/>
+        <w:spacing w:before="78" w:after="78"/>
+        <w:rPr>
+          <w:rFonts w:hint="eastAsia"/>
+        </w:rPr>
+      </w:pPr>
+      <w:r>
+        <w:tab/>
+      </w:r>
+      <w:r>
+        <w:rPr>
+          <w:rFonts w:hint="eastAsia"/>
+        </w:rPr>
+        <w:t>对于中国参与全球治理的因素的分析，主要有以下研究路径：</w:t>
+      </w:r>
     </w:p>
     <w:p>
       <w:pPr>
@@ -16532,6 +17006,7 @@
         <w:rPr>
           <w:rFonts w:hint="eastAsia"/>
         </w:rPr>
+        <w:lastRenderedPageBreak/>
         <w:t>对参与全球环境治理的收益和成本的</w:t>
       </w:r>
       <w:proofErr w:type="gramStart"/>
@@ -16547,6 +17022,12 @@
           <w:rFonts w:hint="eastAsia"/>
         </w:rPr>
         <w:t>。</w:t>
+      </w:r>
+      <w:r>
+        <w:rPr>
+          <w:rFonts w:hint="eastAsia"/>
+        </w:rPr>
+        <w:t>中国认为应对环境问题是符合国家利益的，通过参与全球环境治理，也促进了国内环境治理进程。</w:t>
       </w:r>
     </w:p>
     <w:p>
@@ -16557,16 +17038,844 @@
           <w:numId w:val="15"/>
         </w:numPr>
         <w:spacing w:before="78" w:after="78"/>
-        <w:rPr>
-          <w:rFonts w:hint="eastAsia"/>
-        </w:rPr>
-      </w:pPr>
+      </w:pPr>
+      <w:r>
+        <w:rPr>
+          <w:rFonts w:hint="eastAsia"/>
+        </w:rPr>
+        <w:t>中国对国家形象的关切。中国致力于塑造负责任大国形象。</w:t>
+      </w:r>
+    </w:p>
+    <w:p>
+      <w:pPr>
+        <w:pStyle w:val="aa"/>
+        <w:numPr>
+          <w:ilvl w:val="0"/>
+          <w:numId w:val="15"/>
+        </w:numPr>
+        <w:spacing w:before="78" w:after="78"/>
+      </w:pPr>
+      <w:r>
+        <w:rPr>
+          <w:rFonts w:hint="eastAsia"/>
+        </w:rPr>
+        <w:t>以权力为基础进行分析。这一路径的早期分析认为，中国的快速经济发展、不断增长的政治野心、日益增长的温室气体排放与其对接受全球环境责任的不情愿是同步的；近期分析则认为中国正在获取更大的全球环境治理领导力。</w:t>
+      </w:r>
+    </w:p>
+    <w:p>
+      <w:pPr>
+        <w:pStyle w:val="aa"/>
+        <w:numPr>
+          <w:ilvl w:val="0"/>
+          <w:numId w:val="15"/>
+        </w:numPr>
+        <w:spacing w:before="78" w:after="78"/>
+      </w:pPr>
+      <w:r>
+        <w:rPr>
+          <w:rFonts w:hint="eastAsia"/>
+        </w:rPr>
+        <w:t>中国对全球环境问题的认知程度和知识水平。这一路径强调科学家与智囊的作用。</w:t>
+      </w:r>
+    </w:p>
+    <w:p>
+      <w:pPr>
+        <w:pStyle w:val="aa"/>
+        <w:numPr>
+          <w:ilvl w:val="0"/>
+          <w:numId w:val="15"/>
+        </w:numPr>
+        <w:spacing w:before="78" w:after="78"/>
+      </w:pPr>
+      <w:r>
+        <w:rPr>
+          <w:rFonts w:hint="eastAsia"/>
+        </w:rPr>
+        <w:t>合作意愿与合作能力。这一路径认为，国家处于正式的多边行为体中，合作意愿和合作能力两个变量决定了国家的合作行为。中国在</w:t>
+      </w:r>
+      <w:r>
+        <w:rPr>
+          <w:rFonts w:hint="eastAsia"/>
+        </w:rPr>
+        <w:t>21</w:t>
+      </w:r>
+      <w:r>
+        <w:rPr>
+          <w:rFonts w:hint="eastAsia"/>
+        </w:rPr>
+        <w:t>世纪初期的合作意愿持续提高，合作能力则有一定落后；今时今日，中国的合作意愿依然较强，合作能力则在不断提升。</w:t>
+      </w:r>
+    </w:p>
+    <w:p>
+      <w:pPr>
+        <w:pStyle w:val="aa"/>
+        <w:numPr>
+          <w:ilvl w:val="0"/>
+          <w:numId w:val="15"/>
+        </w:numPr>
+        <w:spacing w:before="78" w:after="78"/>
+      </w:pPr>
+      <w:r>
+        <w:rPr>
+          <w:rFonts w:hint="eastAsia"/>
+        </w:rPr>
+        <w:t>角色成长、协调与创新。中国在协调着发达国家与发展中国家、国际与国内的角色</w:t>
+      </w:r>
+      <w:r>
+        <w:rPr>
+          <w:rFonts w:hint="eastAsia"/>
+        </w:rPr>
+        <w:t>，也在观念和实践上进行着角色创新。</w:t>
+      </w:r>
+    </w:p>
+    <w:p>
+      <w:pPr>
+        <w:pStyle w:val="aa"/>
+        <w:spacing w:before="78" w:after="78"/>
+      </w:pPr>
+    </w:p>
+    <w:p>
+      <w:pPr>
+        <w:pStyle w:val="aa"/>
+        <w:spacing w:before="78" w:after="78"/>
+      </w:pPr>
+    </w:p>
+    <w:p>
+      <w:pPr>
+        <w:pStyle w:val="aa"/>
+        <w:spacing w:before="78" w:after="78"/>
+      </w:pPr>
+    </w:p>
+    <w:p>
+      <w:pPr>
+        <w:pStyle w:val="a9"/>
+      </w:pPr>
+      <w:bookmarkStart w:id="64" w:name="_Toc231209481"/>
+      <w:r>
+        <w:rPr>
+          <w:rFonts w:hint="eastAsia"/>
+        </w:rPr>
+        <w:t>第八讲</w:t>
+      </w:r>
+      <w:r>
+        <w:rPr>
+          <w:rFonts w:hint="eastAsia"/>
+        </w:rPr>
+        <w:t xml:space="preserve"> </w:t>
+      </w:r>
+      <w:r>
+        <w:rPr>
+          <w:rFonts w:hint="eastAsia"/>
+        </w:rPr>
+        <w:t>气候变化与国际关系</w:t>
+      </w:r>
+      <w:bookmarkEnd w:id="64"/>
+    </w:p>
+    <w:p>
+      <w:pPr>
+        <w:pStyle w:val="aa"/>
+        <w:spacing w:before="78" w:after="78"/>
+        <w:jc w:val="center"/>
+        <w:rPr>
+          <w:rFonts w:hint="eastAsia"/>
+        </w:rPr>
+      </w:pPr>
+      <w:r>
+        <w:rPr>
+          <w:rFonts w:hint="eastAsia"/>
+        </w:rPr>
+        <w:t>2026.6.1</w:t>
+      </w:r>
+    </w:p>
+    <w:p>
+      <w:pPr>
+        <w:pStyle w:val="aa"/>
+        <w:spacing w:before="78" w:after="78"/>
+        <w:rPr>
+          <w:rFonts w:hint="eastAsia"/>
+        </w:rPr>
+      </w:pPr>
+      <w:r>
+        <w:tab/>
+      </w:r>
+      <w:r>
+        <w:rPr>
+          <w:rFonts w:hint="eastAsia"/>
+        </w:rPr>
+        <w:t>中国、美国和欧洲都是巨大的温室气体排放者，具有相似的国际政治经济地位，同时也都是全球气候治理机制的关键建设者，三方也都具有利益攸关性。</w:t>
+      </w:r>
+    </w:p>
+    <w:p>
+      <w:pPr>
+        <w:pStyle w:val="aa"/>
+        <w:spacing w:before="78" w:after="78"/>
+      </w:pPr>
+    </w:p>
+    <w:p>
+      <w:pPr>
+        <w:pStyle w:val="ac"/>
+      </w:pPr>
+      <w:bookmarkStart w:id="65" w:name="_Toc231209482"/>
+      <w:r>
+        <w:rPr>
+          <w:rFonts w:hint="eastAsia"/>
+        </w:rPr>
+        <w:t>一、中美欧在气候治理上的双边关系</w:t>
+      </w:r>
+      <w:bookmarkEnd w:id="65"/>
+    </w:p>
+    <w:p>
+      <w:pPr>
+        <w:pStyle w:val="ae"/>
+      </w:pPr>
+      <w:bookmarkStart w:id="66" w:name="_Toc231209483"/>
+      <w:r>
+        <w:rPr>
+          <w:rFonts w:hint="eastAsia"/>
+        </w:rPr>
+        <w:t>（一）中欧在气候变化中的关系演变</w:t>
+      </w:r>
+      <w:bookmarkEnd w:id="66"/>
+    </w:p>
+    <w:p>
+      <w:pPr>
+        <w:pStyle w:val="aa"/>
+        <w:spacing w:before="78" w:after="78"/>
+      </w:pPr>
+      <w:r>
+        <w:tab/>
+      </w:r>
+      <w:r>
+        <w:rPr>
+          <w:rFonts w:hint="eastAsia"/>
+        </w:rPr>
+        <w:t>自</w:t>
+      </w:r>
+      <w:r>
+        <w:rPr>
+          <w:rFonts w:hint="eastAsia"/>
+        </w:rPr>
+        <w:t>20</w:t>
+      </w:r>
+      <w:r>
+        <w:rPr>
+          <w:rFonts w:hint="eastAsia"/>
+        </w:rPr>
+        <w:t>世纪</w:t>
+      </w:r>
+      <w:r>
+        <w:rPr>
+          <w:rFonts w:hint="eastAsia"/>
+        </w:rPr>
+        <w:t>90</w:t>
+      </w:r>
+      <w:r>
+        <w:rPr>
+          <w:rFonts w:hint="eastAsia"/>
+        </w:rPr>
+        <w:t>年代初的</w:t>
+      </w:r>
+      <w:r>
+        <w:rPr>
+          <w:rFonts w:hint="eastAsia"/>
+        </w:rPr>
+        <w:t>UNFCCC</w:t>
+      </w:r>
+      <w:r>
+        <w:rPr>
+          <w:rFonts w:hint="eastAsia"/>
+        </w:rPr>
+        <w:t>谈判起，中欧在气候变化上开始产生双边关系。自此时至</w:t>
+      </w:r>
+      <w:r>
+        <w:rPr>
+          <w:rFonts w:hint="eastAsia"/>
+        </w:rPr>
+        <w:t>2000</w:t>
+      </w:r>
+      <w:r>
+        <w:rPr>
+          <w:rFonts w:hint="eastAsia"/>
+        </w:rPr>
+        <w:t>年左右，中国被欧盟视为发展中国家中的一员，欧盟对中国的态度也是同情为主，不要求中国</w:t>
+      </w:r>
+      <w:proofErr w:type="gramStart"/>
+      <w:r>
+        <w:rPr>
+          <w:rFonts w:hint="eastAsia"/>
+        </w:rPr>
+        <w:t>承担气变责任</w:t>
+      </w:r>
+      <w:proofErr w:type="gramEnd"/>
+      <w:r>
+        <w:rPr>
+          <w:rFonts w:hint="eastAsia"/>
+        </w:rPr>
+        <w:t>。</w:t>
+      </w:r>
+      <w:r>
+        <w:rPr>
+          <w:rFonts w:hint="eastAsia"/>
+        </w:rPr>
+        <w:t>2001</w:t>
+      </w:r>
+      <w:r>
+        <w:rPr>
+          <w:rFonts w:hint="eastAsia"/>
+        </w:rPr>
+        <w:t>年，美国退出《京都议定书》刺激了中欧的合作，两方在</w:t>
+      </w:r>
+      <w:r>
+        <w:rPr>
+          <w:rFonts w:hint="eastAsia"/>
+        </w:rPr>
+        <w:t>2005</w:t>
+      </w:r>
+      <w:r>
+        <w:rPr>
+          <w:rFonts w:hint="eastAsia"/>
+        </w:rPr>
+        <w:t>年通过了关于气候变化的声明，建立了气候变化伙伴关系。</w:t>
+      </w:r>
+      <w:r>
+        <w:rPr>
+          <w:rFonts w:hint="eastAsia"/>
+        </w:rPr>
+        <w:t>哥本哈根会议后，中欧之间的竞争关系迅速加剧，双方之间出现了罕见的批评指责。</w:t>
+      </w:r>
+      <w:r>
+        <w:rPr>
+          <w:rFonts w:hint="eastAsia"/>
+        </w:rPr>
+        <w:t>2010</w:t>
+      </w:r>
+      <w:r>
+        <w:rPr>
+          <w:rFonts w:hint="eastAsia"/>
+        </w:rPr>
+        <w:t>年，中欧双方</w:t>
+      </w:r>
+      <w:proofErr w:type="gramStart"/>
+      <w:r>
+        <w:rPr>
+          <w:rFonts w:hint="eastAsia"/>
+        </w:rPr>
+        <w:t>在气变上</w:t>
+      </w:r>
+      <w:proofErr w:type="gramEnd"/>
+      <w:r>
+        <w:rPr>
+          <w:rFonts w:hint="eastAsia"/>
+        </w:rPr>
+        <w:t>的关系逐渐恢复，再次通过一个气变声明，并建立了部长级热线；中欧在之后《巴黎协定》的通过与生效上也发挥了引领作用。</w:t>
+      </w:r>
+      <w:r>
+        <w:rPr>
+          <w:rFonts w:hint="eastAsia"/>
+        </w:rPr>
+        <w:t>2018</w:t>
+      </w:r>
+      <w:r>
+        <w:rPr>
+          <w:rFonts w:hint="eastAsia"/>
+        </w:rPr>
+        <w:t>年，在美国退出《巴黎协定》后，中欧又通过一个气变声明。</w:t>
+      </w:r>
+    </w:p>
+    <w:p>
+      <w:pPr>
+        <w:pStyle w:val="aa"/>
+        <w:spacing w:before="78" w:after="78"/>
+        <w:rPr>
+          <w:rFonts w:hint="eastAsia"/>
+        </w:rPr>
+      </w:pPr>
+      <w:r>
+        <w:tab/>
+      </w:r>
+      <w:r>
+        <w:rPr>
+          <w:rFonts w:hint="eastAsia"/>
+        </w:rPr>
+        <w:t>总之，中欧在气候变化问题上合作成效显著，合作主体多层次多元化，合作领域多元内容丰富，机制化特征明显（具有连续性），受</w:t>
+      </w:r>
+      <w:proofErr w:type="gramStart"/>
+      <w:r>
+        <w:rPr>
+          <w:rFonts w:hint="eastAsia"/>
+        </w:rPr>
+        <w:t>众范围</w:t>
+      </w:r>
+      <w:proofErr w:type="gramEnd"/>
+      <w:r>
+        <w:rPr>
+          <w:rFonts w:hint="eastAsia"/>
+        </w:rPr>
+        <w:t>广。</w:t>
+      </w:r>
+    </w:p>
+    <w:p>
+      <w:pPr>
+        <w:pStyle w:val="ae"/>
+      </w:pPr>
+      <w:bookmarkStart w:id="67" w:name="_Toc231209484"/>
+      <w:r>
+        <w:rPr>
+          <w:rFonts w:hint="eastAsia"/>
+        </w:rPr>
+        <w:t>（二）中美在全球气候变化治理中的关系</w:t>
+      </w:r>
+      <w:bookmarkEnd w:id="67"/>
+    </w:p>
+    <w:p>
+      <w:pPr>
+        <w:pStyle w:val="aa"/>
+        <w:spacing w:before="78" w:after="78"/>
+      </w:pPr>
+      <w:r>
+        <w:tab/>
+      </w:r>
+      <w:r>
+        <w:rPr>
+          <w:rFonts w:hint="eastAsia"/>
+        </w:rPr>
+        <w:t>1990</w:t>
+      </w:r>
+      <w:r>
+        <w:rPr>
+          <w:rFonts w:hint="eastAsia"/>
+        </w:rPr>
+        <w:t>年至</w:t>
+      </w:r>
+      <w:r>
+        <w:rPr>
+          <w:rFonts w:hint="eastAsia"/>
+        </w:rPr>
+        <w:t>1996</w:t>
+      </w:r>
+      <w:r>
+        <w:rPr>
+          <w:rFonts w:hint="eastAsia"/>
+        </w:rPr>
+        <w:t>年，是中美在全球气候治理中的关系发展阶段，两国大气科学合作先行，在联合国气候谈判中分歧明显，同时也有一定共识。</w:t>
+      </w:r>
+      <w:r>
+        <w:rPr>
+          <w:rFonts w:hint="eastAsia"/>
+        </w:rPr>
+        <w:t>1997</w:t>
+      </w:r>
+      <w:r>
+        <w:rPr>
+          <w:rFonts w:hint="eastAsia"/>
+        </w:rPr>
+        <w:t>年至</w:t>
+      </w:r>
+      <w:r>
+        <w:rPr>
+          <w:rFonts w:hint="eastAsia"/>
+        </w:rPr>
+        <w:t>2008</w:t>
+      </w:r>
+      <w:r>
+        <w:rPr>
+          <w:rFonts w:hint="eastAsia"/>
+        </w:rPr>
+        <w:t>年，中美从强调竞争逐</w:t>
+      </w:r>
       <w:r>
         <w:rPr>
           <w:rFonts w:hint="eastAsia"/>
         </w:rPr>
         <w:lastRenderedPageBreak/>
-        <w:t>中国对国家形象的关切。中国致力于塑造负责任大国形象。</w:t>
+        <w:t>步转为展开合作。在京都会议前，中美在发达国家的减排目标和实践途径、发展中国家的参与等问题上分歧明显；而小布什二期政府期间，其调整了气候政策，强调中美在气候变化上的合作。</w:t>
+      </w:r>
+    </w:p>
+    <w:p>
+      <w:pPr>
+        <w:pStyle w:val="aa"/>
+        <w:spacing w:before="78" w:after="78"/>
+        <w:ind w:firstLine="420"/>
+      </w:pPr>
+      <w:r>
+        <w:rPr>
+          <w:rFonts w:hint="eastAsia"/>
+        </w:rPr>
+        <w:t>2009</w:t>
+      </w:r>
+      <w:r>
+        <w:rPr>
+          <w:rFonts w:hint="eastAsia"/>
+        </w:rPr>
+        <w:t>年至</w:t>
+      </w:r>
+      <w:r>
+        <w:rPr>
+          <w:rFonts w:hint="eastAsia"/>
+        </w:rPr>
+        <w:t>2016</w:t>
+      </w:r>
+      <w:r>
+        <w:rPr>
+          <w:rFonts w:hint="eastAsia"/>
+        </w:rPr>
+        <w:t>年是中美合作加强、展现联合领导力的时期，两国在这一时期展开了密集的气候领域双边合作，建立了应对气候变化工作组，发表多份气候变化联合声明</w:t>
+      </w:r>
+      <w:r>
+        <w:rPr>
+          <w:rFonts w:hint="eastAsia"/>
+        </w:rPr>
+        <w:t>，在气候变化和能源领域的技术合作得到加强，进行次国家行为体气候合作。多边层次上，中美也实现了合作，展现联合领导力，如哥本哈根气候变化大会、《巴黎协定》的达成和生效等。</w:t>
+      </w:r>
+      <w:r>
+        <w:rPr>
+          <w:rFonts w:hint="eastAsia"/>
+        </w:rPr>
+        <w:t>2016</w:t>
+      </w:r>
+      <w:r>
+        <w:rPr>
+          <w:rFonts w:hint="eastAsia"/>
+        </w:rPr>
+        <w:t>年</w:t>
+      </w:r>
+      <w:r>
+        <w:rPr>
+          <w:rFonts w:hint="eastAsia"/>
+        </w:rPr>
+        <w:t>3</w:t>
+      </w:r>
+      <w:r>
+        <w:rPr>
+          <w:rFonts w:hint="eastAsia"/>
+        </w:rPr>
+        <w:t>月</w:t>
+      </w:r>
+      <w:r>
+        <w:rPr>
+          <w:rFonts w:hint="eastAsia"/>
+        </w:rPr>
+        <w:t>31</w:t>
+      </w:r>
+      <w:r>
+        <w:rPr>
+          <w:rFonts w:hint="eastAsia"/>
+        </w:rPr>
+        <w:t>日发布的中美元首气候变化联合声明中</w:t>
+      </w:r>
+      <w:r>
+        <w:rPr>
+          <w:rFonts w:hint="eastAsia"/>
+        </w:rPr>
+        <w:t>，</w:t>
+      </w:r>
+      <w:r>
+        <w:rPr>
+          <w:rFonts w:hint="eastAsia"/>
+        </w:rPr>
+        <w:t>将气候变化称为“中美双边关系的支柱”。</w:t>
+      </w:r>
+    </w:p>
+    <w:p>
+      <w:pPr>
+        <w:pStyle w:val="aa"/>
+        <w:spacing w:before="78" w:after="78"/>
+        <w:ind w:firstLine="420"/>
+      </w:pPr>
+      <w:r>
+        <w:rPr>
+          <w:rFonts w:hint="eastAsia"/>
+        </w:rPr>
+        <w:t>2017</w:t>
+      </w:r>
+      <w:r>
+        <w:rPr>
+          <w:rFonts w:hint="eastAsia"/>
+        </w:rPr>
+        <w:t>年至</w:t>
+      </w:r>
+      <w:r>
+        <w:rPr>
+          <w:rFonts w:hint="eastAsia"/>
+        </w:rPr>
+        <w:t>2020</w:t>
+      </w:r>
+      <w:r>
+        <w:rPr>
+          <w:rFonts w:hint="eastAsia"/>
+        </w:rPr>
+        <w:t>年，气候议题在中美关系中的地位下降，合作弱化；仅在一些次国家行为体（如美国加利福尼亚州）上寻求合作。</w:t>
+      </w:r>
+      <w:r>
+        <w:rPr>
+          <w:rFonts w:hint="eastAsia"/>
+        </w:rPr>
+        <w:t>2021</w:t>
+      </w:r>
+      <w:r>
+        <w:rPr>
+          <w:rFonts w:hint="eastAsia"/>
+        </w:rPr>
+        <w:t>年至</w:t>
+      </w:r>
+      <w:r>
+        <w:rPr>
+          <w:rFonts w:hint="eastAsia"/>
+        </w:rPr>
+        <w:t>2022</w:t>
+      </w:r>
+      <w:r>
+        <w:rPr>
+          <w:rFonts w:hint="eastAsia"/>
+        </w:rPr>
+        <w:t>年，中美气候合作重新加强，双方发布了两份宣言，加强《巴黎协定》的实施。</w:t>
+      </w:r>
+      <w:r>
+        <w:rPr>
+          <w:rFonts w:hint="eastAsia"/>
+        </w:rPr>
+        <w:t>2022</w:t>
+      </w:r>
+      <w:r>
+        <w:rPr>
+          <w:rFonts w:hint="eastAsia"/>
+        </w:rPr>
+        <w:t>年</w:t>
+      </w:r>
+      <w:r>
+        <w:rPr>
+          <w:rFonts w:hint="eastAsia"/>
+        </w:rPr>
+        <w:t>8</w:t>
+      </w:r>
+      <w:r>
+        <w:rPr>
+          <w:rFonts w:hint="eastAsia"/>
+        </w:rPr>
+        <w:t>月，由于佩</w:t>
+      </w:r>
+      <w:proofErr w:type="gramStart"/>
+      <w:r>
+        <w:rPr>
+          <w:rFonts w:hint="eastAsia"/>
+        </w:rPr>
+        <w:t>洛西窜访台湾</w:t>
+      </w:r>
+      <w:proofErr w:type="gramEnd"/>
+      <w:r>
+        <w:rPr>
+          <w:rFonts w:hint="eastAsia"/>
+        </w:rPr>
+        <w:t>，中美气候对话暂停；</w:t>
+      </w:r>
+      <w:r>
+        <w:rPr>
+          <w:rFonts w:hint="eastAsia"/>
+        </w:rPr>
+        <w:t>2023</w:t>
+      </w:r>
+      <w:r>
+        <w:rPr>
+          <w:rFonts w:hint="eastAsia"/>
+        </w:rPr>
+        <w:t>年</w:t>
+      </w:r>
+      <w:r>
+        <w:rPr>
+          <w:rFonts w:hint="eastAsia"/>
+        </w:rPr>
+        <w:t>7</w:t>
+      </w:r>
+      <w:r>
+        <w:rPr>
+          <w:rFonts w:hint="eastAsia"/>
+        </w:rPr>
+        <w:t>月，美国总统气候问题特使约翰·克里访华，重启了暂停近一年的中美气候会谈。</w:t>
+      </w:r>
+    </w:p>
+    <w:p>
+      <w:pPr>
+        <w:pStyle w:val="aa"/>
+        <w:spacing w:before="78" w:after="78"/>
+        <w:ind w:firstLine="420"/>
+      </w:pPr>
+      <w:r>
+        <w:rPr>
+          <w:rFonts w:hint="eastAsia"/>
+        </w:rPr>
+        <w:t>中美的双边气候合作对全球气候变化治理和中美双边关系都具有重要意义。这一合作是多层次的，但同时也具有不连续性和不稳定性，受到美国国内政治因素的巨大影响。因此，中美双方在气候问题上竞争与合作并存。</w:t>
+      </w:r>
+    </w:p>
+    <w:p>
+      <w:pPr>
+        <w:pStyle w:val="aa"/>
+        <w:spacing w:before="78" w:after="78"/>
+      </w:pPr>
+    </w:p>
+    <w:p>
+      <w:pPr>
+        <w:pStyle w:val="ac"/>
+        <w:rPr>
+          <w:rFonts w:hint="eastAsia"/>
+        </w:rPr>
+      </w:pPr>
+      <w:bookmarkStart w:id="68" w:name="_Toc231209485"/>
+      <w:r>
+        <w:rPr>
+          <w:rFonts w:hint="eastAsia"/>
+        </w:rPr>
+        <w:t>二、中美欧在气候治理上的三边关系</w:t>
+      </w:r>
+      <w:bookmarkEnd w:id="68"/>
+    </w:p>
+    <w:p>
+      <w:pPr>
+        <w:pStyle w:val="aa"/>
+        <w:spacing w:before="78" w:after="78"/>
+      </w:pPr>
+      <w:r>
+        <w:tab/>
+      </w:r>
+      <w:r>
+        <w:rPr>
+          <w:rFonts w:hint="eastAsia"/>
+        </w:rPr>
+        <w:t>对于三边关系的理论，有学者提出了“战略三角”，即三个行为体之间的交易博弈；战略三角有四种不同的互动模式：</w:t>
+      </w:r>
+    </w:p>
+    <w:p>
+      <w:pPr>
+        <w:pStyle w:val="aa"/>
+        <w:numPr>
+          <w:ilvl w:val="0"/>
+          <w:numId w:val="16"/>
+        </w:numPr>
+        <w:spacing w:beforeLines="0" w:before="0" w:afterLines="0" w:after="0"/>
+        <w:ind w:left="442" w:hanging="442"/>
+      </w:pPr>
+      <w:r>
+        <w:rPr>
+          <w:rFonts w:hint="eastAsia"/>
+          <w:b/>
+          <w:bCs/>
+        </w:rPr>
+        <w:t>三方共处</w:t>
+      </w:r>
+      <w:r>
+        <w:rPr>
+          <w:rFonts w:hint="eastAsia"/>
+          <w:b/>
+          <w:bCs/>
+        </w:rPr>
+        <w:t>：</w:t>
+      </w:r>
+      <w:r>
+        <w:rPr>
+          <w:rFonts w:hint="eastAsia"/>
+        </w:rPr>
+        <w:t>三者中的任意两者都合作；</w:t>
+      </w:r>
+    </w:p>
+    <w:p>
+      <w:pPr>
+        <w:pStyle w:val="aa"/>
+        <w:numPr>
+          <w:ilvl w:val="0"/>
+          <w:numId w:val="16"/>
+        </w:numPr>
+        <w:spacing w:beforeLines="0" w:before="0" w:afterLines="0" w:after="0"/>
+        <w:ind w:left="442" w:hanging="442"/>
+      </w:pPr>
+      <w:r>
+        <w:rPr>
+          <w:rFonts w:hint="eastAsia"/>
+          <w:b/>
+          <w:bCs/>
+        </w:rPr>
+        <w:t>浪漫三角</w:t>
+      </w:r>
+      <w:r>
+        <w:rPr>
+          <w:rFonts w:hint="eastAsia"/>
+          <w:b/>
+          <w:bCs/>
+        </w:rPr>
+        <w:t>：</w:t>
+      </w:r>
+      <w:r>
+        <w:rPr>
+          <w:rFonts w:hint="eastAsia"/>
+        </w:rPr>
+        <w:t>一者同另外两者合作，但另外两者之间对立；</w:t>
+      </w:r>
+    </w:p>
+    <w:p>
+      <w:pPr>
+        <w:pStyle w:val="aa"/>
+        <w:numPr>
+          <w:ilvl w:val="0"/>
+          <w:numId w:val="16"/>
+        </w:numPr>
+        <w:spacing w:beforeLines="0" w:before="0" w:afterLines="0" w:after="0"/>
+        <w:ind w:left="442" w:hanging="442"/>
+      </w:pPr>
+      <w:r>
+        <w:rPr>
+          <w:rFonts w:hint="eastAsia"/>
+          <w:b/>
+          <w:bCs/>
+        </w:rPr>
+        <w:t>孤雏模式</w:t>
+      </w:r>
+      <w:r>
+        <w:rPr>
+          <w:rFonts w:hint="eastAsia"/>
+          <w:b/>
+          <w:bCs/>
+        </w:rPr>
+        <w:t>：</w:t>
+      </w:r>
+      <w:r>
+        <w:rPr>
+          <w:rFonts w:hint="eastAsia"/>
+        </w:rPr>
+        <w:t>两者之间合作，且两者均同另外一者对立；</w:t>
+      </w:r>
+    </w:p>
+    <w:p>
+      <w:pPr>
+        <w:pStyle w:val="aa"/>
+        <w:numPr>
+          <w:ilvl w:val="0"/>
+          <w:numId w:val="16"/>
+        </w:numPr>
+        <w:spacing w:beforeLines="0" w:before="0" w:afterLines="0" w:after="0"/>
+        <w:ind w:left="442" w:hanging="442"/>
+        <w:rPr>
+          <w:rFonts w:hint="eastAsia"/>
+        </w:rPr>
+      </w:pPr>
+      <w:r>
+        <w:rPr>
+          <w:rFonts w:hint="eastAsia"/>
+          <w:b/>
+          <w:bCs/>
+        </w:rPr>
+        <w:t>单位否决</w:t>
+      </w:r>
+      <w:r>
+        <w:rPr>
+          <w:rFonts w:hint="eastAsia"/>
+          <w:b/>
+          <w:bCs/>
+        </w:rPr>
+        <w:t>：</w:t>
+      </w:r>
+      <w:r>
+        <w:rPr>
+          <w:rFonts w:hint="eastAsia"/>
+        </w:rPr>
+        <w:t>三者中的任意两者都对立。</w:t>
       </w:r>
     </w:p>
     <w:p>
@@ -18198,6 +19507,119 @@
     <w:nsid w:val="710E6F9E"/>
     <w:multiLevelType w:val="hybridMultilevel"/>
     <w:tmpl w:val="B1DE1C64"/>
+    <w:lvl w:ilvl="0" w:tplc="04090001">
+      <w:start w:val="1"/>
+      <w:numFmt w:val="bullet"/>
+      <w:lvlText w:val=""/>
+      <w:lvlJc w:val="left"/>
+      <w:pPr>
+        <w:ind w:left="440" w:hanging="440"/>
+      </w:pPr>
+      <w:rPr>
+        <w:rFonts w:ascii="Wingdings" w:hAnsi="Wingdings" w:hint="default"/>
+      </w:rPr>
+    </w:lvl>
+    <w:lvl w:ilvl="1" w:tplc="04090003" w:tentative="1">
+      <w:start w:val="1"/>
+      <w:numFmt w:val="bullet"/>
+      <w:lvlText w:val=""/>
+      <w:lvlJc w:val="left"/>
+      <w:pPr>
+        <w:ind w:left="880" w:hanging="440"/>
+      </w:pPr>
+      <w:rPr>
+        <w:rFonts w:ascii="Wingdings" w:hAnsi="Wingdings" w:hint="default"/>
+      </w:rPr>
+    </w:lvl>
+    <w:lvl w:ilvl="2" w:tplc="04090005" w:tentative="1">
+      <w:start w:val="1"/>
+      <w:numFmt w:val="bullet"/>
+      <w:lvlText w:val=""/>
+      <w:lvlJc w:val="left"/>
+      <w:pPr>
+        <w:ind w:left="1320" w:hanging="440"/>
+      </w:pPr>
+      <w:rPr>
+        <w:rFonts w:ascii="Wingdings" w:hAnsi="Wingdings" w:hint="default"/>
+      </w:rPr>
+    </w:lvl>
+    <w:lvl w:ilvl="3" w:tplc="04090001" w:tentative="1">
+      <w:start w:val="1"/>
+      <w:numFmt w:val="bullet"/>
+      <w:lvlText w:val=""/>
+      <w:lvlJc w:val="left"/>
+      <w:pPr>
+        <w:ind w:left="1760" w:hanging="440"/>
+      </w:pPr>
+      <w:rPr>
+        <w:rFonts w:ascii="Wingdings" w:hAnsi="Wingdings" w:hint="default"/>
+      </w:rPr>
+    </w:lvl>
+    <w:lvl w:ilvl="4" w:tplc="04090003" w:tentative="1">
+      <w:start w:val="1"/>
+      <w:numFmt w:val="bullet"/>
+      <w:lvlText w:val=""/>
+      <w:lvlJc w:val="left"/>
+      <w:pPr>
+        <w:ind w:left="2200" w:hanging="440"/>
+      </w:pPr>
+      <w:rPr>
+        <w:rFonts w:ascii="Wingdings" w:hAnsi="Wingdings" w:hint="default"/>
+      </w:rPr>
+    </w:lvl>
+    <w:lvl w:ilvl="5" w:tplc="04090005" w:tentative="1">
+      <w:start w:val="1"/>
+      <w:numFmt w:val="bullet"/>
+      <w:lvlText w:val=""/>
+      <w:lvlJc w:val="left"/>
+      <w:pPr>
+        <w:ind w:left="2640" w:hanging="440"/>
+      </w:pPr>
+      <w:rPr>
+        <w:rFonts w:ascii="Wingdings" w:hAnsi="Wingdings" w:hint="default"/>
+      </w:rPr>
+    </w:lvl>
+    <w:lvl w:ilvl="6" w:tplc="04090001" w:tentative="1">
+      <w:start w:val="1"/>
+      <w:numFmt w:val="bullet"/>
+      <w:lvlText w:val=""/>
+      <w:lvlJc w:val="left"/>
+      <w:pPr>
+        <w:ind w:left="3080" w:hanging="440"/>
+      </w:pPr>
+      <w:rPr>
+        <w:rFonts w:ascii="Wingdings" w:hAnsi="Wingdings" w:hint="default"/>
+      </w:rPr>
+    </w:lvl>
+    <w:lvl w:ilvl="7" w:tplc="04090003" w:tentative="1">
+      <w:start w:val="1"/>
+      <w:numFmt w:val="bullet"/>
+      <w:lvlText w:val=""/>
+      <w:lvlJc w:val="left"/>
+      <w:pPr>
+        <w:ind w:left="3520" w:hanging="440"/>
+      </w:pPr>
+      <w:rPr>
+        <w:rFonts w:ascii="Wingdings" w:hAnsi="Wingdings" w:hint="default"/>
+      </w:rPr>
+    </w:lvl>
+    <w:lvl w:ilvl="8" w:tplc="04090005" w:tentative="1">
+      <w:start w:val="1"/>
+      <w:numFmt w:val="bullet"/>
+      <w:lvlText w:val=""/>
+      <w:lvlJc w:val="left"/>
+      <w:pPr>
+        <w:ind w:left="3960" w:hanging="440"/>
+      </w:pPr>
+      <w:rPr>
+        <w:rFonts w:ascii="Wingdings" w:hAnsi="Wingdings" w:hint="default"/>
+      </w:rPr>
+    </w:lvl>
+  </w:abstractNum>
+  <w:abstractNum w:abstractNumId="15" w15:restartNumberingAfterBreak="0">
+    <w:nsid w:val="7C1756C7"/>
+    <w:multiLevelType w:val="hybridMultilevel"/>
+    <w:tmpl w:val="96E0968A"/>
     <w:lvl w:ilvl="0" w:tplc="04090001">
       <w:start w:val="1"/>
       <w:numFmt w:val="bullet"/>
@@ -18351,6 +19773,9 @@
   </w:num>
   <w:num w:numId="15" w16cid:durableId="706872165">
     <w:abstractNumId w:val="12"/>
+  </w:num>
+  <w:num w:numId="16" w16cid:durableId="112136168">
+    <w:abstractNumId w:val="15"/>
   </w:num>
 </w:numbering>
 </file>
@@ -18784,6 +20209,7 @@
   <w:style w:type="character" w:default="1" w:styleId="a0">
     <w:name w:val="Default Paragraph Font"/>
     <w:uiPriority w:val="1"/>
+    <w:semiHidden/>
     <w:unhideWhenUsed/>
   </w:style>
   <w:style w:type="table" w:default="1" w:styleId="a1">

--- a/course/major/环境与国际关系.docx
+++ b/course/major/环境与国际关系.docx
@@ -233,7 +233,7 @@
             </w:rPr>
             <w:fldChar w:fldCharType="separate"/>
           </w:r>
-          <w:hyperlink w:anchor="_Toc231209417" w:history="1">
+          <w:hyperlink w:anchor="_Toc231814246" w:history="1">
             <w:r>
               <w:rPr>
                 <w:rStyle w:val="a3"/>
@@ -272,7 +272,7 @@
                 <w:noProof/>
                 <w:webHidden/>
               </w:rPr>
-              <w:instrText>PAGEREF _Toc231209417 \h</w:instrText>
+              <w:instrText>PAGEREF _Toc231814246 \h</w:instrText>
             </w:r>
             <w:r>
               <w:rPr>
@@ -303,7 +303,7 @@
                 <w:noProof/>
                 <w:webHidden/>
               </w:rPr>
-              <w:t>3</w:t>
+              <w:t>4</w:t>
             </w:r>
             <w:r>
               <w:rPr>
@@ -329,7 +329,7 @@
               <w14:ligatures w14:val="standardContextual"/>
             </w:rPr>
           </w:pPr>
-          <w:hyperlink w:anchor="_Toc231209418" w:history="1">
+          <w:hyperlink w:anchor="_Toc231814247" w:history="1">
             <w:r>
               <w:rPr>
                 <w:rStyle w:val="a3"/>
@@ -368,7 +368,7 @@
                 <w:noProof/>
                 <w:webHidden/>
               </w:rPr>
-              <w:instrText>PAGEREF _Toc231209418 \h</w:instrText>
+              <w:instrText>PAGEREF _Toc231814247 \h</w:instrText>
             </w:r>
             <w:r>
               <w:rPr>
@@ -399,7 +399,7 @@
                 <w:noProof/>
                 <w:webHidden/>
               </w:rPr>
-              <w:t>3</w:t>
+              <w:t>4</w:t>
             </w:r>
             <w:r>
               <w:rPr>
@@ -425,7 +425,7 @@
               <w14:ligatures w14:val="standardContextual"/>
             </w:rPr>
           </w:pPr>
-          <w:hyperlink w:anchor="_Toc231209419" w:history="1">
+          <w:hyperlink w:anchor="_Toc231814248" w:history="1">
             <w:r>
               <w:rPr>
                 <w:rStyle w:val="a3"/>
@@ -464,7 +464,7 @@
                 <w:noProof/>
                 <w:webHidden/>
               </w:rPr>
-              <w:instrText>PAGEREF _Toc231209419 \h</w:instrText>
+              <w:instrText>PAGEREF _Toc231814248 \h</w:instrText>
             </w:r>
             <w:r>
               <w:rPr>
@@ -495,7 +495,7 @@
                 <w:noProof/>
                 <w:webHidden/>
               </w:rPr>
-              <w:t>4</w:t>
+              <w:t>5</w:t>
             </w:r>
             <w:r>
               <w:rPr>
@@ -521,7 +521,7 @@
               <w14:ligatures w14:val="standardContextual"/>
             </w:rPr>
           </w:pPr>
-          <w:hyperlink w:anchor="_Toc231209420" w:history="1">
+          <w:hyperlink w:anchor="_Toc231814249" w:history="1">
             <w:r>
               <w:rPr>
                 <w:rStyle w:val="a3"/>
@@ -560,7 +560,7 @@
                 <w:noProof/>
                 <w:webHidden/>
               </w:rPr>
-              <w:instrText>PAGEREF _Toc231209420 \h</w:instrText>
+              <w:instrText>PAGEREF _Toc231814249 \h</w:instrText>
             </w:r>
             <w:r>
               <w:rPr>
@@ -591,7 +591,7 @@
                 <w:noProof/>
                 <w:webHidden/>
               </w:rPr>
-              <w:t>4</w:t>
+              <w:t>5</w:t>
             </w:r>
             <w:r>
               <w:rPr>
@@ -617,7 +617,7 @@
               <w14:ligatures w14:val="standardContextual"/>
             </w:rPr>
           </w:pPr>
-          <w:hyperlink w:anchor="_Toc231209421" w:history="1">
+          <w:hyperlink w:anchor="_Toc231814250" w:history="1">
             <w:r>
               <w:rPr>
                 <w:rStyle w:val="a3"/>
@@ -656,7 +656,7 @@
                 <w:noProof/>
                 <w:webHidden/>
               </w:rPr>
-              <w:instrText>PAGEREF _Toc231209421 \h</w:instrText>
+              <w:instrText>PAGEREF _Toc231814250 \h</w:instrText>
             </w:r>
             <w:r>
               <w:rPr>
@@ -687,7 +687,7 @@
                 <w:noProof/>
                 <w:webHidden/>
               </w:rPr>
-              <w:t>4</w:t>
+              <w:t>5</w:t>
             </w:r>
             <w:r>
               <w:rPr>
@@ -713,7 +713,7 @@
               <w14:ligatures w14:val="standardContextual"/>
             </w:rPr>
           </w:pPr>
-          <w:hyperlink w:anchor="_Toc231209422" w:history="1">
+          <w:hyperlink w:anchor="_Toc231814251" w:history="1">
             <w:r>
               <w:rPr>
                 <w:rStyle w:val="a3"/>
@@ -752,7 +752,7 @@
                 <w:noProof/>
                 <w:webHidden/>
               </w:rPr>
-              <w:instrText>PAGEREF _Toc231209422 \h</w:instrText>
+              <w:instrText>PAGEREF _Toc231814251 \h</w:instrText>
             </w:r>
             <w:r>
               <w:rPr>
@@ -783,7 +783,7 @@
                 <w:noProof/>
                 <w:webHidden/>
               </w:rPr>
-              <w:t>5</w:t>
+              <w:t>6</w:t>
             </w:r>
             <w:r>
               <w:rPr>
@@ -809,7 +809,7 @@
               <w14:ligatures w14:val="standardContextual"/>
             </w:rPr>
           </w:pPr>
-          <w:hyperlink w:anchor="_Toc231209423" w:history="1">
+          <w:hyperlink w:anchor="_Toc231814252" w:history="1">
             <w:r>
               <w:rPr>
                 <w:rStyle w:val="a3"/>
@@ -848,7 +848,7 @@
                 <w:noProof/>
                 <w:webHidden/>
               </w:rPr>
-              <w:instrText>PAGEREF _Toc231209423 \h</w:instrText>
+              <w:instrText>PAGEREF _Toc231814252 \h</w:instrText>
             </w:r>
             <w:r>
               <w:rPr>
@@ -879,7 +879,7 @@
                 <w:noProof/>
                 <w:webHidden/>
               </w:rPr>
-              <w:t>5</w:t>
+              <w:t>6</w:t>
             </w:r>
             <w:r>
               <w:rPr>
@@ -905,7 +905,7 @@
               <w14:ligatures w14:val="standardContextual"/>
             </w:rPr>
           </w:pPr>
-          <w:hyperlink w:anchor="_Toc231209424" w:history="1">
+          <w:hyperlink w:anchor="_Toc231814253" w:history="1">
             <w:r>
               <w:rPr>
                 <w:rStyle w:val="a3"/>
@@ -944,7 +944,7 @@
                 <w:noProof/>
                 <w:webHidden/>
               </w:rPr>
-              <w:instrText>PAGEREF _Toc231209424 \h</w:instrText>
+              <w:instrText>PAGEREF _Toc231814253 \h</w:instrText>
             </w:r>
             <w:r>
               <w:rPr>
@@ -975,7 +975,7 @@
                 <w:noProof/>
                 <w:webHidden/>
               </w:rPr>
-              <w:t>5</w:t>
+              <w:t>6</w:t>
             </w:r>
             <w:r>
               <w:rPr>
@@ -1001,7 +1001,7 @@
               <w14:ligatures w14:val="standardContextual"/>
             </w:rPr>
           </w:pPr>
-          <w:hyperlink w:anchor="_Toc231209425" w:history="1">
+          <w:hyperlink w:anchor="_Toc231814254" w:history="1">
             <w:r>
               <w:rPr>
                 <w:rStyle w:val="a3"/>
@@ -1040,7 +1040,7 @@
                 <w:noProof/>
                 <w:webHidden/>
               </w:rPr>
-              <w:instrText>PAGEREF _Toc231209425 \h</w:instrText>
+              <w:instrText>PAGEREF _Toc231814254 \h</w:instrText>
             </w:r>
             <w:r>
               <w:rPr>
@@ -1071,7 +1071,7 @@
                 <w:noProof/>
                 <w:webHidden/>
               </w:rPr>
-              <w:t>5</w:t>
+              <w:t>6</w:t>
             </w:r>
             <w:r>
               <w:rPr>
@@ -1097,7 +1097,7 @@
               <w14:ligatures w14:val="standardContextual"/>
             </w:rPr>
           </w:pPr>
-          <w:hyperlink w:anchor="_Toc231209426" w:history="1">
+          <w:hyperlink w:anchor="_Toc231814255" w:history="1">
             <w:r>
               <w:rPr>
                 <w:rStyle w:val="a3"/>
@@ -1136,7 +1136,7 @@
                 <w:noProof/>
                 <w:webHidden/>
               </w:rPr>
-              <w:instrText>PAGEREF _Toc231209426 \h</w:instrText>
+              <w:instrText>PAGEREF _Toc231814255 \h</w:instrText>
             </w:r>
             <w:r>
               <w:rPr>
@@ -1167,7 +1167,7 @@
                 <w:noProof/>
                 <w:webHidden/>
               </w:rPr>
-              <w:t>5</w:t>
+              <w:t>6</w:t>
             </w:r>
             <w:r>
               <w:rPr>
@@ -1193,7 +1193,7 @@
               <w14:ligatures w14:val="standardContextual"/>
             </w:rPr>
           </w:pPr>
-          <w:hyperlink w:anchor="_Toc231209427" w:history="1">
+          <w:hyperlink w:anchor="_Toc231814256" w:history="1">
             <w:r>
               <w:rPr>
                 <w:rStyle w:val="a3"/>
@@ -1232,7 +1232,7 @@
                 <w:noProof/>
                 <w:webHidden/>
               </w:rPr>
-              <w:instrText>PAGEREF _Toc231209427 \h</w:instrText>
+              <w:instrText>PAGEREF _Toc231814256 \h</w:instrText>
             </w:r>
             <w:r>
               <w:rPr>
@@ -1263,7 +1263,7 @@
                 <w:noProof/>
                 <w:webHidden/>
               </w:rPr>
-              <w:t>5</w:t>
+              <w:t>6</w:t>
             </w:r>
             <w:r>
               <w:rPr>
@@ -1289,7 +1289,7 @@
               <w14:ligatures w14:val="standardContextual"/>
             </w:rPr>
           </w:pPr>
-          <w:hyperlink w:anchor="_Toc231209428" w:history="1">
+          <w:hyperlink w:anchor="_Toc231814257" w:history="1">
             <w:r>
               <w:rPr>
                 <w:rStyle w:val="a3"/>
@@ -1328,7 +1328,7 @@
                 <w:noProof/>
                 <w:webHidden/>
               </w:rPr>
-              <w:instrText>PAGEREF _Toc231209428 \h</w:instrText>
+              <w:instrText>PAGEREF _Toc231814257 \h</w:instrText>
             </w:r>
             <w:r>
               <w:rPr>
@@ -1359,7 +1359,7 @@
                 <w:noProof/>
                 <w:webHidden/>
               </w:rPr>
-              <w:t>6</w:t>
+              <w:t>7</w:t>
             </w:r>
             <w:r>
               <w:rPr>
@@ -1385,7 +1385,7 @@
               <w14:ligatures w14:val="standardContextual"/>
             </w:rPr>
           </w:pPr>
-          <w:hyperlink w:anchor="_Toc231209429" w:history="1">
+          <w:hyperlink w:anchor="_Toc231814258" w:history="1">
             <w:r>
               <w:rPr>
                 <w:rStyle w:val="a3"/>
@@ -1424,7 +1424,7 @@
                 <w:noProof/>
                 <w:webHidden/>
               </w:rPr>
-              <w:instrText>PAGEREF _Toc231209429 \h</w:instrText>
+              <w:instrText>PAGEREF _Toc231814258 \h</w:instrText>
             </w:r>
             <w:r>
               <w:rPr>
@@ -1455,7 +1455,7 @@
                 <w:noProof/>
                 <w:webHidden/>
               </w:rPr>
-              <w:t>7</w:t>
+              <w:t>8</w:t>
             </w:r>
             <w:r>
               <w:rPr>
@@ -1481,7 +1481,7 @@
               <w14:ligatures w14:val="standardContextual"/>
             </w:rPr>
           </w:pPr>
-          <w:hyperlink w:anchor="_Toc231209430" w:history="1">
+          <w:hyperlink w:anchor="_Toc231814259" w:history="1">
             <w:r>
               <w:rPr>
                 <w:rStyle w:val="a3"/>
@@ -1520,7 +1520,7 @@
                 <w:noProof/>
                 <w:webHidden/>
               </w:rPr>
-              <w:instrText>PAGEREF _Toc231209430 \h</w:instrText>
+              <w:instrText>PAGEREF _Toc231814259 \h</w:instrText>
             </w:r>
             <w:r>
               <w:rPr>
@@ -1551,7 +1551,7 @@
                 <w:noProof/>
                 <w:webHidden/>
               </w:rPr>
-              <w:t>7</w:t>
+              <w:t>8</w:t>
             </w:r>
             <w:r>
               <w:rPr>
@@ -1577,7 +1577,7 @@
               <w14:ligatures w14:val="standardContextual"/>
             </w:rPr>
           </w:pPr>
-          <w:hyperlink w:anchor="_Toc231209431" w:history="1">
+          <w:hyperlink w:anchor="_Toc231814260" w:history="1">
             <w:r>
               <w:rPr>
                 <w:rStyle w:val="a3"/>
@@ -1616,7 +1616,7 @@
                 <w:noProof/>
                 <w:webHidden/>
               </w:rPr>
-              <w:instrText>PAGEREF _Toc231209431 \h</w:instrText>
+              <w:instrText>PAGEREF _Toc231814260 \h</w:instrText>
             </w:r>
             <w:r>
               <w:rPr>
@@ -1647,7 +1647,7 @@
                 <w:noProof/>
                 <w:webHidden/>
               </w:rPr>
-              <w:t>8</w:t>
+              <w:t>9</w:t>
             </w:r>
             <w:r>
               <w:rPr>
@@ -1673,7 +1673,7 @@
               <w14:ligatures w14:val="standardContextual"/>
             </w:rPr>
           </w:pPr>
-          <w:hyperlink w:anchor="_Toc231209432" w:history="1">
+          <w:hyperlink w:anchor="_Toc231814261" w:history="1">
             <w:r>
               <w:rPr>
                 <w:rStyle w:val="a3"/>
@@ -1712,7 +1712,7 @@
                 <w:noProof/>
                 <w:webHidden/>
               </w:rPr>
-              <w:instrText>PAGEREF _Toc231209432 \h</w:instrText>
+              <w:instrText>PAGEREF _Toc231814261 \h</w:instrText>
             </w:r>
             <w:r>
               <w:rPr>
@@ -1743,7 +1743,7 @@
                 <w:noProof/>
                 <w:webHidden/>
               </w:rPr>
-              <w:t>8</w:t>
+              <w:t>9</w:t>
             </w:r>
             <w:r>
               <w:rPr>
@@ -1769,7 +1769,7 @@
               <w14:ligatures w14:val="standardContextual"/>
             </w:rPr>
           </w:pPr>
-          <w:hyperlink w:anchor="_Toc231209433" w:history="1">
+          <w:hyperlink w:anchor="_Toc231814262" w:history="1">
             <w:r>
               <w:rPr>
                 <w:rStyle w:val="a3"/>
@@ -1808,7 +1808,7 @@
                 <w:noProof/>
                 <w:webHidden/>
               </w:rPr>
-              <w:instrText>PAGEREF _Toc231209433 \h</w:instrText>
+              <w:instrText>PAGEREF _Toc231814262 \h</w:instrText>
             </w:r>
             <w:r>
               <w:rPr>
@@ -1839,7 +1839,7 @@
                 <w:noProof/>
                 <w:webHidden/>
               </w:rPr>
-              <w:t>8</w:t>
+              <w:t>9</w:t>
             </w:r>
             <w:r>
               <w:rPr>
@@ -1865,7 +1865,7 @@
               <w14:ligatures w14:val="standardContextual"/>
             </w:rPr>
           </w:pPr>
-          <w:hyperlink w:anchor="_Toc231209434" w:history="1">
+          <w:hyperlink w:anchor="_Toc231814263" w:history="1">
             <w:r>
               <w:rPr>
                 <w:rStyle w:val="a3"/>
@@ -1904,7 +1904,7 @@
                 <w:noProof/>
                 <w:webHidden/>
               </w:rPr>
-              <w:instrText>PAGEREF _Toc231209434 \h</w:instrText>
+              <w:instrText>PAGEREF _Toc231814263 \h</w:instrText>
             </w:r>
             <w:r>
               <w:rPr>
@@ -1935,7 +1935,7 @@
                 <w:noProof/>
                 <w:webHidden/>
               </w:rPr>
-              <w:t>8</w:t>
+              <w:t>9</w:t>
             </w:r>
             <w:r>
               <w:rPr>
@@ -1961,7 +1961,7 @@
               <w14:ligatures w14:val="standardContextual"/>
             </w:rPr>
           </w:pPr>
-          <w:hyperlink w:anchor="_Toc231209435" w:history="1">
+          <w:hyperlink w:anchor="_Toc231814264" w:history="1">
             <w:r>
               <w:rPr>
                 <w:rStyle w:val="a3"/>
@@ -2000,7 +2000,7 @@
                 <w:noProof/>
                 <w:webHidden/>
               </w:rPr>
-              <w:instrText>PAGEREF _Toc231209435 \h</w:instrText>
+              <w:instrText>PAGEREF _Toc231814264 \h</w:instrText>
             </w:r>
             <w:r>
               <w:rPr>
@@ -2031,7 +2031,7 @@
                 <w:noProof/>
                 <w:webHidden/>
               </w:rPr>
-              <w:t>8</w:t>
+              <w:t>9</w:t>
             </w:r>
             <w:r>
               <w:rPr>
@@ -2057,7 +2057,7 @@
               <w14:ligatures w14:val="standardContextual"/>
             </w:rPr>
           </w:pPr>
-          <w:hyperlink w:anchor="_Toc231209436" w:history="1">
+          <w:hyperlink w:anchor="_Toc231814265" w:history="1">
             <w:r>
               <w:rPr>
                 <w:rStyle w:val="a3"/>
@@ -2096,7 +2096,7 @@
                 <w:noProof/>
                 <w:webHidden/>
               </w:rPr>
-              <w:instrText>PAGEREF _Toc231209436 \h</w:instrText>
+              <w:instrText>PAGEREF _Toc231814265 \h</w:instrText>
             </w:r>
             <w:r>
               <w:rPr>
@@ -2127,7 +2127,7 @@
                 <w:noProof/>
                 <w:webHidden/>
               </w:rPr>
-              <w:t>8</w:t>
+              <w:t>9</w:t>
             </w:r>
             <w:r>
               <w:rPr>
@@ -2153,7 +2153,7 @@
               <w14:ligatures w14:val="standardContextual"/>
             </w:rPr>
           </w:pPr>
-          <w:hyperlink w:anchor="_Toc231209437" w:history="1">
+          <w:hyperlink w:anchor="_Toc231814266" w:history="1">
             <w:r>
               <w:rPr>
                 <w:rStyle w:val="a3"/>
@@ -2192,7 +2192,7 @@
                 <w:noProof/>
                 <w:webHidden/>
               </w:rPr>
-              <w:instrText>PAGEREF _Toc231209437 \h</w:instrText>
+              <w:instrText>PAGEREF _Toc231814266 \h</w:instrText>
             </w:r>
             <w:r>
               <w:rPr>
@@ -2223,7 +2223,7 @@
                 <w:noProof/>
                 <w:webHidden/>
               </w:rPr>
-              <w:t>10</w:t>
+              <w:t>11</w:t>
             </w:r>
             <w:r>
               <w:rPr>
@@ -2249,7 +2249,7 @@
               <w14:ligatures w14:val="standardContextual"/>
             </w:rPr>
           </w:pPr>
-          <w:hyperlink w:anchor="_Toc231209438" w:history="1">
+          <w:hyperlink w:anchor="_Toc231814267" w:history="1">
             <w:r>
               <w:rPr>
                 <w:rStyle w:val="a3"/>
@@ -2288,7 +2288,7 @@
                 <w:noProof/>
                 <w:webHidden/>
               </w:rPr>
-              <w:instrText>PAGEREF _Toc231209438 \h</w:instrText>
+              <w:instrText>PAGEREF _Toc231814267 \h</w:instrText>
             </w:r>
             <w:r>
               <w:rPr>
@@ -2319,7 +2319,7 @@
                 <w:noProof/>
                 <w:webHidden/>
               </w:rPr>
-              <w:t>11</w:t>
+              <w:t>12</w:t>
             </w:r>
             <w:r>
               <w:rPr>
@@ -2345,7 +2345,7 @@
               <w14:ligatures w14:val="standardContextual"/>
             </w:rPr>
           </w:pPr>
-          <w:hyperlink w:anchor="_Toc231209439" w:history="1">
+          <w:hyperlink w:anchor="_Toc231814268" w:history="1">
             <w:r>
               <w:rPr>
                 <w:rStyle w:val="a3"/>
@@ -2384,7 +2384,7 @@
                 <w:noProof/>
                 <w:webHidden/>
               </w:rPr>
-              <w:instrText>PAGEREF _Toc231209439 \h</w:instrText>
+              <w:instrText>PAGEREF _Toc231814268 \h</w:instrText>
             </w:r>
             <w:r>
               <w:rPr>
@@ -2415,7 +2415,7 @@
                 <w:noProof/>
                 <w:webHidden/>
               </w:rPr>
-              <w:t>11</w:t>
+              <w:t>12</w:t>
             </w:r>
             <w:r>
               <w:rPr>
@@ -2441,7 +2441,7 @@
               <w14:ligatures w14:val="standardContextual"/>
             </w:rPr>
           </w:pPr>
-          <w:hyperlink w:anchor="_Toc231209440" w:history="1">
+          <w:hyperlink w:anchor="_Toc231814269" w:history="1">
             <w:r>
               <w:rPr>
                 <w:rStyle w:val="a3"/>
@@ -2480,7 +2480,7 @@
                 <w:noProof/>
                 <w:webHidden/>
               </w:rPr>
-              <w:instrText>PAGEREF _Toc231209440 \h</w:instrText>
+              <w:instrText>PAGEREF _Toc231814269 \h</w:instrText>
             </w:r>
             <w:r>
               <w:rPr>
@@ -2511,7 +2511,7 @@
                 <w:noProof/>
                 <w:webHidden/>
               </w:rPr>
-              <w:t>11</w:t>
+              <w:t>12</w:t>
             </w:r>
             <w:r>
               <w:rPr>
@@ -2537,7 +2537,7 @@
               <w14:ligatures w14:val="standardContextual"/>
             </w:rPr>
           </w:pPr>
-          <w:hyperlink w:anchor="_Toc231209441" w:history="1">
+          <w:hyperlink w:anchor="_Toc231814270" w:history="1">
             <w:r>
               <w:rPr>
                 <w:rStyle w:val="a3"/>
@@ -2576,7 +2576,7 @@
                 <w:noProof/>
                 <w:webHidden/>
               </w:rPr>
-              <w:instrText>PAGEREF _Toc231209441 \h</w:instrText>
+              <w:instrText>PAGEREF _Toc231814270 \h</w:instrText>
             </w:r>
             <w:r>
               <w:rPr>
@@ -2607,7 +2607,7 @@
                 <w:noProof/>
                 <w:webHidden/>
               </w:rPr>
-              <w:t>11</w:t>
+              <w:t>12</w:t>
             </w:r>
             <w:r>
               <w:rPr>
@@ -2633,7 +2633,7 @@
               <w14:ligatures w14:val="standardContextual"/>
             </w:rPr>
           </w:pPr>
-          <w:hyperlink w:anchor="_Toc231209442" w:history="1">
+          <w:hyperlink w:anchor="_Toc231814271" w:history="1">
             <w:r>
               <w:rPr>
                 <w:rStyle w:val="a3"/>
@@ -2672,7 +2672,7 @@
                 <w:noProof/>
                 <w:webHidden/>
               </w:rPr>
-              <w:instrText>PAGEREF _Toc231209442 \h</w:instrText>
+              <w:instrText>PAGEREF _Toc231814271 \h</w:instrText>
             </w:r>
             <w:r>
               <w:rPr>
@@ -2703,7 +2703,7 @@
                 <w:noProof/>
                 <w:webHidden/>
               </w:rPr>
-              <w:t>12</w:t>
+              <w:t>13</w:t>
             </w:r>
             <w:r>
               <w:rPr>
@@ -2729,7 +2729,7 @@
               <w14:ligatures w14:val="standardContextual"/>
             </w:rPr>
           </w:pPr>
-          <w:hyperlink w:anchor="_Toc231209443" w:history="1">
+          <w:hyperlink w:anchor="_Toc231814272" w:history="1">
             <w:r>
               <w:rPr>
                 <w:rStyle w:val="a3"/>
@@ -2768,7 +2768,7 @@
                 <w:noProof/>
                 <w:webHidden/>
               </w:rPr>
-              <w:instrText>PAGEREF _Toc231209443 \h</w:instrText>
+              <w:instrText>PAGEREF _Toc231814272 \h</w:instrText>
             </w:r>
             <w:r>
               <w:rPr>
@@ -2799,7 +2799,7 @@
                 <w:noProof/>
                 <w:webHidden/>
               </w:rPr>
-              <w:t>12</w:t>
+              <w:t>13</w:t>
             </w:r>
             <w:r>
               <w:rPr>
@@ -2825,7 +2825,7 @@
               <w14:ligatures w14:val="standardContextual"/>
             </w:rPr>
           </w:pPr>
-          <w:hyperlink w:anchor="_Toc231209444" w:history="1">
+          <w:hyperlink w:anchor="_Toc231814273" w:history="1">
             <w:r>
               <w:rPr>
                 <w:rStyle w:val="a3"/>
@@ -2864,7 +2864,7 @@
                 <w:noProof/>
                 <w:webHidden/>
               </w:rPr>
-              <w:instrText>PAGEREF _Toc231209444 \h</w:instrText>
+              <w:instrText>PAGEREF _Toc231814273 \h</w:instrText>
             </w:r>
             <w:r>
               <w:rPr>
@@ -2895,7 +2895,7 @@
                 <w:noProof/>
                 <w:webHidden/>
               </w:rPr>
-              <w:t>12</w:t>
+              <w:t>13</w:t>
             </w:r>
             <w:r>
               <w:rPr>
@@ -2921,7 +2921,7 @@
               <w14:ligatures w14:val="standardContextual"/>
             </w:rPr>
           </w:pPr>
-          <w:hyperlink w:anchor="_Toc231209445" w:history="1">
+          <w:hyperlink w:anchor="_Toc231814274" w:history="1">
             <w:r>
               <w:rPr>
                 <w:rStyle w:val="a3"/>
@@ -2960,7 +2960,7 @@
                 <w:noProof/>
                 <w:webHidden/>
               </w:rPr>
-              <w:instrText>PAGEREF _Toc231209445 \h</w:instrText>
+              <w:instrText>PAGEREF _Toc231814274 \h</w:instrText>
             </w:r>
             <w:r>
               <w:rPr>
@@ -2991,7 +2991,7 @@
                 <w:noProof/>
                 <w:webHidden/>
               </w:rPr>
-              <w:t>12</w:t>
+              <w:t>13</w:t>
             </w:r>
             <w:r>
               <w:rPr>
@@ -3017,7 +3017,7 @@
               <w14:ligatures w14:val="standardContextual"/>
             </w:rPr>
           </w:pPr>
-          <w:hyperlink w:anchor="_Toc231209446" w:history="1">
+          <w:hyperlink w:anchor="_Toc231814275" w:history="1">
             <w:r>
               <w:rPr>
                 <w:rStyle w:val="a3"/>
@@ -3056,7 +3056,7 @@
                 <w:noProof/>
                 <w:webHidden/>
               </w:rPr>
-              <w:instrText>PAGEREF _Toc231209446 \h</w:instrText>
+              <w:instrText>PAGEREF _Toc231814275 \h</w:instrText>
             </w:r>
             <w:r>
               <w:rPr>
@@ -3087,7 +3087,7 @@
                 <w:noProof/>
                 <w:webHidden/>
               </w:rPr>
-              <w:t>12</w:t>
+              <w:t>13</w:t>
             </w:r>
             <w:r>
               <w:rPr>
@@ -3113,7 +3113,7 @@
               <w14:ligatures w14:val="standardContextual"/>
             </w:rPr>
           </w:pPr>
-          <w:hyperlink w:anchor="_Toc231209447" w:history="1">
+          <w:hyperlink w:anchor="_Toc231814276" w:history="1">
             <w:r>
               <w:rPr>
                 <w:rStyle w:val="a3"/>
@@ -3152,7 +3152,7 @@
                 <w:noProof/>
                 <w:webHidden/>
               </w:rPr>
-              <w:instrText>PAGEREF _Toc231209447 \h</w:instrText>
+              <w:instrText>PAGEREF _Toc231814276 \h</w:instrText>
             </w:r>
             <w:r>
               <w:rPr>
@@ -3183,7 +3183,7 @@
                 <w:noProof/>
                 <w:webHidden/>
               </w:rPr>
-              <w:t>13</w:t>
+              <w:t>14</w:t>
             </w:r>
             <w:r>
               <w:rPr>
@@ -3209,7 +3209,7 @@
               <w14:ligatures w14:val="standardContextual"/>
             </w:rPr>
           </w:pPr>
-          <w:hyperlink w:anchor="_Toc231209448" w:history="1">
+          <w:hyperlink w:anchor="_Toc231814277" w:history="1">
             <w:r>
               <w:rPr>
                 <w:rStyle w:val="a3"/>
@@ -3248,7 +3248,7 @@
                 <w:noProof/>
                 <w:webHidden/>
               </w:rPr>
-              <w:instrText>PAGEREF _Toc231209448 \h</w:instrText>
+              <w:instrText>PAGEREF _Toc231814277 \h</w:instrText>
             </w:r>
             <w:r>
               <w:rPr>
@@ -3279,7 +3279,7 @@
                 <w:noProof/>
                 <w:webHidden/>
               </w:rPr>
-              <w:t>13</w:t>
+              <w:t>14</w:t>
             </w:r>
             <w:r>
               <w:rPr>
@@ -3305,7 +3305,7 @@
               <w14:ligatures w14:val="standardContextual"/>
             </w:rPr>
           </w:pPr>
-          <w:hyperlink w:anchor="_Toc231209449" w:history="1">
+          <w:hyperlink w:anchor="_Toc231814278" w:history="1">
             <w:r>
               <w:rPr>
                 <w:rStyle w:val="a3"/>
@@ -3344,7 +3344,7 @@
                 <w:noProof/>
                 <w:webHidden/>
               </w:rPr>
-              <w:instrText>PAGEREF _Toc231209449 \h</w:instrText>
+              <w:instrText>PAGEREF _Toc231814278 \h</w:instrText>
             </w:r>
             <w:r>
               <w:rPr>
@@ -3375,7 +3375,7 @@
                 <w:noProof/>
                 <w:webHidden/>
               </w:rPr>
-              <w:t>14</w:t>
+              <w:t>15</w:t>
             </w:r>
             <w:r>
               <w:rPr>
@@ -3401,7 +3401,7 @@
               <w14:ligatures w14:val="standardContextual"/>
             </w:rPr>
           </w:pPr>
-          <w:hyperlink w:anchor="_Toc231209450" w:history="1">
+          <w:hyperlink w:anchor="_Toc231814279" w:history="1">
             <w:r>
               <w:rPr>
                 <w:rStyle w:val="a3"/>
@@ -3440,7 +3440,7 @@
                 <w:noProof/>
                 <w:webHidden/>
               </w:rPr>
-              <w:instrText>PAGEREF _Toc231209450 \h</w:instrText>
+              <w:instrText>PAGEREF _Toc231814279 \h</w:instrText>
             </w:r>
             <w:r>
               <w:rPr>
@@ -3471,7 +3471,7 @@
                 <w:noProof/>
                 <w:webHidden/>
               </w:rPr>
-              <w:t>14</w:t>
+              <w:t>15</w:t>
             </w:r>
             <w:r>
               <w:rPr>
@@ -3497,7 +3497,7 @@
               <w14:ligatures w14:val="standardContextual"/>
             </w:rPr>
           </w:pPr>
-          <w:hyperlink w:anchor="_Toc231209451" w:history="1">
+          <w:hyperlink w:anchor="_Toc231814280" w:history="1">
             <w:r>
               <w:rPr>
                 <w:rStyle w:val="a3"/>
@@ -3536,7 +3536,7 @@
                 <w:noProof/>
                 <w:webHidden/>
               </w:rPr>
-              <w:instrText>PAGEREF _Toc231209451 \h</w:instrText>
+              <w:instrText>PAGEREF _Toc231814280 \h</w:instrText>
             </w:r>
             <w:r>
               <w:rPr>
@@ -3567,7 +3567,7 @@
                 <w:noProof/>
                 <w:webHidden/>
               </w:rPr>
-              <w:t>15</w:t>
+              <w:t>16</w:t>
             </w:r>
             <w:r>
               <w:rPr>
@@ -3593,7 +3593,7 @@
               <w14:ligatures w14:val="standardContextual"/>
             </w:rPr>
           </w:pPr>
-          <w:hyperlink w:anchor="_Toc231209452" w:history="1">
+          <w:hyperlink w:anchor="_Toc231814281" w:history="1">
             <w:r>
               <w:rPr>
                 <w:rStyle w:val="a3"/>
@@ -3632,7 +3632,7 @@
                 <w:noProof/>
                 <w:webHidden/>
               </w:rPr>
-              <w:instrText>PAGEREF _Toc231209452 \h</w:instrText>
+              <w:instrText>PAGEREF _Toc231814281 \h</w:instrText>
             </w:r>
             <w:r>
               <w:rPr>
@@ -3663,7 +3663,7 @@
                 <w:noProof/>
                 <w:webHidden/>
               </w:rPr>
-              <w:t>15</w:t>
+              <w:t>16</w:t>
             </w:r>
             <w:r>
               <w:rPr>
@@ -3689,7 +3689,7 @@
               <w14:ligatures w14:val="standardContextual"/>
             </w:rPr>
           </w:pPr>
-          <w:hyperlink w:anchor="_Toc231209453" w:history="1">
+          <w:hyperlink w:anchor="_Toc231814282" w:history="1">
             <w:r>
               <w:rPr>
                 <w:rStyle w:val="a3"/>
@@ -3728,7 +3728,7 @@
                 <w:noProof/>
                 <w:webHidden/>
               </w:rPr>
-              <w:instrText>PAGEREF _Toc231209453 \h</w:instrText>
+              <w:instrText>PAGEREF _Toc231814282 \h</w:instrText>
             </w:r>
             <w:r>
               <w:rPr>
@@ -3759,7 +3759,7 @@
                 <w:noProof/>
                 <w:webHidden/>
               </w:rPr>
-              <w:t>16</w:t>
+              <w:t>17</w:t>
             </w:r>
             <w:r>
               <w:rPr>
@@ -3785,7 +3785,7 @@
               <w14:ligatures w14:val="standardContextual"/>
             </w:rPr>
           </w:pPr>
-          <w:hyperlink w:anchor="_Toc231209454" w:history="1">
+          <w:hyperlink w:anchor="_Toc231814283" w:history="1">
             <w:r>
               <w:rPr>
                 <w:rStyle w:val="a3"/>
@@ -3824,7 +3824,7 @@
                 <w:noProof/>
                 <w:webHidden/>
               </w:rPr>
-              <w:instrText>PAGEREF _Toc231209454 \h</w:instrText>
+              <w:instrText>PAGEREF _Toc231814283 \h</w:instrText>
             </w:r>
             <w:r>
               <w:rPr>
@@ -3855,7 +3855,7 @@
                 <w:noProof/>
                 <w:webHidden/>
               </w:rPr>
-              <w:t>16</w:t>
+              <w:t>17</w:t>
             </w:r>
             <w:r>
               <w:rPr>
@@ -3881,7 +3881,7 @@
               <w14:ligatures w14:val="standardContextual"/>
             </w:rPr>
           </w:pPr>
-          <w:hyperlink w:anchor="_Toc231209455" w:history="1">
+          <w:hyperlink w:anchor="_Toc231814284" w:history="1">
             <w:r>
               <w:rPr>
                 <w:rStyle w:val="a3"/>
@@ -3920,7 +3920,7 @@
                 <w:noProof/>
                 <w:webHidden/>
               </w:rPr>
-              <w:instrText>PAGEREF _Toc231209455 \h</w:instrText>
+              <w:instrText>PAGEREF _Toc231814284 \h</w:instrText>
             </w:r>
             <w:r>
               <w:rPr>
@@ -3951,7 +3951,7 @@
                 <w:noProof/>
                 <w:webHidden/>
               </w:rPr>
-              <w:t>16</w:t>
+              <w:t>17</w:t>
             </w:r>
             <w:r>
               <w:rPr>
@@ -3977,7 +3977,7 @@
               <w14:ligatures w14:val="standardContextual"/>
             </w:rPr>
           </w:pPr>
-          <w:hyperlink w:anchor="_Toc231209456" w:history="1">
+          <w:hyperlink w:anchor="_Toc231814285" w:history="1">
             <w:r>
               <w:rPr>
                 <w:rStyle w:val="a3"/>
@@ -4016,7 +4016,7 @@
                 <w:noProof/>
                 <w:webHidden/>
               </w:rPr>
-              <w:instrText>PAGEREF _Toc231209456 \h</w:instrText>
+              <w:instrText>PAGEREF _Toc231814285 \h</w:instrText>
             </w:r>
             <w:r>
               <w:rPr>
@@ -4047,7 +4047,7 @@
                 <w:noProof/>
                 <w:webHidden/>
               </w:rPr>
-              <w:t>16</w:t>
+              <w:t>17</w:t>
             </w:r>
             <w:r>
               <w:rPr>
@@ -4073,7 +4073,7 @@
               <w14:ligatures w14:val="standardContextual"/>
             </w:rPr>
           </w:pPr>
-          <w:hyperlink w:anchor="_Toc231209457" w:history="1">
+          <w:hyperlink w:anchor="_Toc231814286" w:history="1">
             <w:r>
               <w:rPr>
                 <w:rStyle w:val="a3"/>
@@ -4112,7 +4112,7 @@
                 <w:noProof/>
                 <w:webHidden/>
               </w:rPr>
-              <w:instrText>PAGEREF _Toc231209457 \h</w:instrText>
+              <w:instrText>PAGEREF _Toc231814286 \h</w:instrText>
             </w:r>
             <w:r>
               <w:rPr>
@@ -4143,7 +4143,7 @@
                 <w:noProof/>
                 <w:webHidden/>
               </w:rPr>
-              <w:t>17</w:t>
+              <w:t>18</w:t>
             </w:r>
             <w:r>
               <w:rPr>
@@ -4169,7 +4169,7 @@
               <w14:ligatures w14:val="standardContextual"/>
             </w:rPr>
           </w:pPr>
-          <w:hyperlink w:anchor="_Toc231209458" w:history="1">
+          <w:hyperlink w:anchor="_Toc231814287" w:history="1">
             <w:r>
               <w:rPr>
                 <w:rStyle w:val="a3"/>
@@ -4208,7 +4208,7 @@
                 <w:noProof/>
                 <w:webHidden/>
               </w:rPr>
-              <w:instrText>PAGEREF _Toc231209458 \h</w:instrText>
+              <w:instrText>PAGEREF _Toc231814287 \h</w:instrText>
             </w:r>
             <w:r>
               <w:rPr>
@@ -4239,7 +4239,7 @@
                 <w:noProof/>
                 <w:webHidden/>
               </w:rPr>
-              <w:t>17</w:t>
+              <w:t>18</w:t>
             </w:r>
             <w:r>
               <w:rPr>
@@ -4265,7 +4265,7 @@
               <w14:ligatures w14:val="standardContextual"/>
             </w:rPr>
           </w:pPr>
-          <w:hyperlink w:anchor="_Toc231209459" w:history="1">
+          <w:hyperlink w:anchor="_Toc231814288" w:history="1">
             <w:r>
               <w:rPr>
                 <w:rStyle w:val="a3"/>
@@ -4304,7 +4304,7 @@
                 <w:noProof/>
                 <w:webHidden/>
               </w:rPr>
-              <w:instrText>PAGEREF _Toc231209459 \h</w:instrText>
+              <w:instrText>PAGEREF _Toc231814288 \h</w:instrText>
             </w:r>
             <w:r>
               <w:rPr>
@@ -4335,7 +4335,7 @@
                 <w:noProof/>
                 <w:webHidden/>
               </w:rPr>
-              <w:t>17</w:t>
+              <w:t>18</w:t>
             </w:r>
             <w:r>
               <w:rPr>
@@ -4361,7 +4361,7 @@
               <w14:ligatures w14:val="standardContextual"/>
             </w:rPr>
           </w:pPr>
-          <w:hyperlink w:anchor="_Toc231209460" w:history="1">
+          <w:hyperlink w:anchor="_Toc231814289" w:history="1">
             <w:r>
               <w:rPr>
                 <w:rStyle w:val="a3"/>
@@ -4400,7 +4400,7 @@
                 <w:noProof/>
                 <w:webHidden/>
               </w:rPr>
-              <w:instrText>PAGEREF _Toc231209460 \h</w:instrText>
+              <w:instrText>PAGEREF _Toc231814289 \h</w:instrText>
             </w:r>
             <w:r>
               <w:rPr>
@@ -4431,7 +4431,7 @@
                 <w:noProof/>
                 <w:webHidden/>
               </w:rPr>
-              <w:t>17</w:t>
+              <w:t>18</w:t>
             </w:r>
             <w:r>
               <w:rPr>
@@ -4457,7 +4457,7 @@
               <w14:ligatures w14:val="standardContextual"/>
             </w:rPr>
           </w:pPr>
-          <w:hyperlink w:anchor="_Toc231209461" w:history="1">
+          <w:hyperlink w:anchor="_Toc231814290" w:history="1">
             <w:r>
               <w:rPr>
                 <w:rStyle w:val="a3"/>
@@ -4496,7 +4496,7 @@
                 <w:noProof/>
                 <w:webHidden/>
               </w:rPr>
-              <w:instrText>PAGEREF _Toc231209461 \h</w:instrText>
+              <w:instrText>PAGEREF _Toc231814290 \h</w:instrText>
             </w:r>
             <w:r>
               <w:rPr>
@@ -4527,7 +4527,7 @@
                 <w:noProof/>
                 <w:webHidden/>
               </w:rPr>
-              <w:t>18</w:t>
+              <w:t>19</w:t>
             </w:r>
             <w:r>
               <w:rPr>
@@ -4553,7 +4553,7 @@
               <w14:ligatures w14:val="standardContextual"/>
             </w:rPr>
           </w:pPr>
-          <w:hyperlink w:anchor="_Toc231209462" w:history="1">
+          <w:hyperlink w:anchor="_Toc231814291" w:history="1">
             <w:r>
               <w:rPr>
                 <w:rStyle w:val="a3"/>
@@ -4592,7 +4592,7 @@
                 <w:noProof/>
                 <w:webHidden/>
               </w:rPr>
-              <w:instrText>PAGEREF _Toc231209462 \h</w:instrText>
+              <w:instrText>PAGEREF _Toc231814291 \h</w:instrText>
             </w:r>
             <w:r>
               <w:rPr>
@@ -4623,7 +4623,7 @@
                 <w:noProof/>
                 <w:webHidden/>
               </w:rPr>
-              <w:t>18</w:t>
+              <w:t>19</w:t>
             </w:r>
             <w:r>
               <w:rPr>
@@ -4649,7 +4649,7 @@
               <w14:ligatures w14:val="standardContextual"/>
             </w:rPr>
           </w:pPr>
-          <w:hyperlink w:anchor="_Toc231209463" w:history="1">
+          <w:hyperlink w:anchor="_Toc231814292" w:history="1">
             <w:r>
               <w:rPr>
                 <w:rStyle w:val="a3"/>
@@ -4688,7 +4688,7 @@
                 <w:noProof/>
                 <w:webHidden/>
               </w:rPr>
-              <w:instrText>PAGEREF _Toc231209463 \h</w:instrText>
+              <w:instrText>PAGEREF _Toc231814292 \h</w:instrText>
             </w:r>
             <w:r>
               <w:rPr>
@@ -4719,7 +4719,7 @@
                 <w:noProof/>
                 <w:webHidden/>
               </w:rPr>
-              <w:t>18</w:t>
+              <w:t>19</w:t>
             </w:r>
             <w:r>
               <w:rPr>
@@ -4745,7 +4745,7 @@
               <w14:ligatures w14:val="standardContextual"/>
             </w:rPr>
           </w:pPr>
-          <w:hyperlink w:anchor="_Toc231209464" w:history="1">
+          <w:hyperlink w:anchor="_Toc231814293" w:history="1">
             <w:r>
               <w:rPr>
                 <w:rStyle w:val="a3"/>
@@ -4784,7 +4784,7 @@
                 <w:noProof/>
                 <w:webHidden/>
               </w:rPr>
-              <w:instrText>PAGEREF _Toc231209464 \h</w:instrText>
+              <w:instrText>PAGEREF _Toc231814293 \h</w:instrText>
             </w:r>
             <w:r>
               <w:rPr>
@@ -4815,7 +4815,7 @@
                 <w:noProof/>
                 <w:webHidden/>
               </w:rPr>
-              <w:t>18</w:t>
+              <w:t>19</w:t>
             </w:r>
             <w:r>
               <w:rPr>
@@ -4841,7 +4841,7 @@
               <w14:ligatures w14:val="standardContextual"/>
             </w:rPr>
           </w:pPr>
-          <w:hyperlink w:anchor="_Toc231209465" w:history="1">
+          <w:hyperlink w:anchor="_Toc231814294" w:history="1">
             <w:r>
               <w:rPr>
                 <w:rStyle w:val="a3"/>
@@ -4880,7 +4880,7 @@
                 <w:noProof/>
                 <w:webHidden/>
               </w:rPr>
-              <w:instrText>PAGEREF _Toc231209465 \h</w:instrText>
+              <w:instrText>PAGEREF _Toc231814294 \h</w:instrText>
             </w:r>
             <w:r>
               <w:rPr>
@@ -4911,7 +4911,7 @@
                 <w:noProof/>
                 <w:webHidden/>
               </w:rPr>
-              <w:t>18</w:t>
+              <w:t>19</w:t>
             </w:r>
             <w:r>
               <w:rPr>
@@ -4937,7 +4937,7 @@
               <w14:ligatures w14:val="standardContextual"/>
             </w:rPr>
           </w:pPr>
-          <w:hyperlink w:anchor="_Toc231209466" w:history="1">
+          <w:hyperlink w:anchor="_Toc231814295" w:history="1">
             <w:r>
               <w:rPr>
                 <w:rStyle w:val="a3"/>
@@ -4976,7 +4976,7 @@
                 <w:noProof/>
                 <w:webHidden/>
               </w:rPr>
-              <w:instrText>PAGEREF _Toc231209466 \h</w:instrText>
+              <w:instrText>PAGEREF _Toc231814295 \h</w:instrText>
             </w:r>
             <w:r>
               <w:rPr>
@@ -5007,7 +5007,7 @@
                 <w:noProof/>
                 <w:webHidden/>
               </w:rPr>
-              <w:t>19</w:t>
+              <w:t>20</w:t>
             </w:r>
             <w:r>
               <w:rPr>
@@ -5033,7 +5033,7 @@
               <w14:ligatures w14:val="standardContextual"/>
             </w:rPr>
           </w:pPr>
-          <w:hyperlink w:anchor="_Toc231209467" w:history="1">
+          <w:hyperlink w:anchor="_Toc231814296" w:history="1">
             <w:r>
               <w:rPr>
                 <w:rStyle w:val="a3"/>
@@ -5072,7 +5072,7 @@
                 <w:noProof/>
                 <w:webHidden/>
               </w:rPr>
-              <w:instrText>PAGEREF _Toc231209467 \h</w:instrText>
+              <w:instrText>PAGEREF _Toc231814296 \h</w:instrText>
             </w:r>
             <w:r>
               <w:rPr>
@@ -5103,7 +5103,7 @@
                 <w:noProof/>
                 <w:webHidden/>
               </w:rPr>
-              <w:t>19</w:t>
+              <w:t>20</w:t>
             </w:r>
             <w:r>
               <w:rPr>
@@ -5129,7 +5129,7 @@
               <w14:ligatures w14:val="standardContextual"/>
             </w:rPr>
           </w:pPr>
-          <w:hyperlink w:anchor="_Toc231209468" w:history="1">
+          <w:hyperlink w:anchor="_Toc231814297" w:history="1">
             <w:r>
               <w:rPr>
                 <w:rStyle w:val="a3"/>
@@ -5168,7 +5168,7 @@
                 <w:noProof/>
                 <w:webHidden/>
               </w:rPr>
-              <w:instrText>PAGEREF _Toc231209468 \h</w:instrText>
+              <w:instrText>PAGEREF _Toc231814297 \h</w:instrText>
             </w:r>
             <w:r>
               <w:rPr>
@@ -5199,7 +5199,7 @@
                 <w:noProof/>
                 <w:webHidden/>
               </w:rPr>
-              <w:t>19</w:t>
+              <w:t>20</w:t>
             </w:r>
             <w:r>
               <w:rPr>
@@ -5225,7 +5225,7 @@
               <w14:ligatures w14:val="standardContextual"/>
             </w:rPr>
           </w:pPr>
-          <w:hyperlink w:anchor="_Toc231209469" w:history="1">
+          <w:hyperlink w:anchor="_Toc231814298" w:history="1">
             <w:r>
               <w:rPr>
                 <w:rStyle w:val="a3"/>
@@ -5264,7 +5264,7 @@
                 <w:noProof/>
                 <w:webHidden/>
               </w:rPr>
-              <w:instrText>PAGEREF _Toc231209469 \h</w:instrText>
+              <w:instrText>PAGEREF _Toc231814298 \h</w:instrText>
             </w:r>
             <w:r>
               <w:rPr>
@@ -5295,7 +5295,7 @@
                 <w:noProof/>
                 <w:webHidden/>
               </w:rPr>
-              <w:t>20</w:t>
+              <w:t>21</w:t>
             </w:r>
             <w:r>
               <w:rPr>
@@ -5321,7 +5321,7 @@
               <w14:ligatures w14:val="standardContextual"/>
             </w:rPr>
           </w:pPr>
-          <w:hyperlink w:anchor="_Toc231209470" w:history="1">
+          <w:hyperlink w:anchor="_Toc231814299" w:history="1">
             <w:r>
               <w:rPr>
                 <w:rStyle w:val="a3"/>
@@ -5360,7 +5360,7 @@
                 <w:noProof/>
                 <w:webHidden/>
               </w:rPr>
-              <w:instrText>PAGEREF _Toc231209470 \h</w:instrText>
+              <w:instrText>PAGEREF _Toc231814299 \h</w:instrText>
             </w:r>
             <w:r>
               <w:rPr>
@@ -5391,7 +5391,7 @@
                 <w:noProof/>
                 <w:webHidden/>
               </w:rPr>
-              <w:t>20</w:t>
+              <w:t>21</w:t>
             </w:r>
             <w:r>
               <w:rPr>
@@ -5417,7 +5417,7 @@
               <w14:ligatures w14:val="standardContextual"/>
             </w:rPr>
           </w:pPr>
-          <w:hyperlink w:anchor="_Toc231209471" w:history="1">
+          <w:hyperlink w:anchor="_Toc231814300" w:history="1">
             <w:r>
               <w:rPr>
                 <w:rStyle w:val="a3"/>
@@ -5456,7 +5456,7 @@
                 <w:noProof/>
                 <w:webHidden/>
               </w:rPr>
-              <w:instrText>PAGEREF _Toc231209471 \h</w:instrText>
+              <w:instrText>PAGEREF _Toc231814300 \h</w:instrText>
             </w:r>
             <w:r>
               <w:rPr>
@@ -5487,7 +5487,7 @@
                 <w:noProof/>
                 <w:webHidden/>
               </w:rPr>
-              <w:t>20</w:t>
+              <w:t>21</w:t>
             </w:r>
             <w:r>
               <w:rPr>
@@ -5513,7 +5513,7 @@
               <w14:ligatures w14:val="standardContextual"/>
             </w:rPr>
           </w:pPr>
-          <w:hyperlink w:anchor="_Toc231209472" w:history="1">
+          <w:hyperlink w:anchor="_Toc231814301" w:history="1">
             <w:r>
               <w:rPr>
                 <w:rStyle w:val="a3"/>
@@ -5552,7 +5552,7 @@
                 <w:noProof/>
                 <w:webHidden/>
               </w:rPr>
-              <w:instrText>PAGEREF _Toc231209472 \h</w:instrText>
+              <w:instrText>PAGEREF _Toc231814301 \h</w:instrText>
             </w:r>
             <w:r>
               <w:rPr>
@@ -5583,7 +5583,7 @@
                 <w:noProof/>
                 <w:webHidden/>
               </w:rPr>
-              <w:t>21</w:t>
+              <w:t>22</w:t>
             </w:r>
             <w:r>
               <w:rPr>
@@ -5609,7 +5609,7 @@
               <w14:ligatures w14:val="standardContextual"/>
             </w:rPr>
           </w:pPr>
-          <w:hyperlink w:anchor="_Toc231209473" w:history="1">
+          <w:hyperlink w:anchor="_Toc231814302" w:history="1">
             <w:r>
               <w:rPr>
                 <w:rStyle w:val="a3"/>
@@ -5648,7 +5648,7 @@
                 <w:noProof/>
                 <w:webHidden/>
               </w:rPr>
-              <w:instrText>PAGEREF _Toc231209473 \h</w:instrText>
+              <w:instrText>PAGEREF _Toc231814302 \h</w:instrText>
             </w:r>
             <w:r>
               <w:rPr>
@@ -5679,7 +5679,7 @@
                 <w:noProof/>
                 <w:webHidden/>
               </w:rPr>
-              <w:t>21</w:t>
+              <w:t>22</w:t>
             </w:r>
             <w:r>
               <w:rPr>
@@ -5705,7 +5705,7 @@
               <w14:ligatures w14:val="standardContextual"/>
             </w:rPr>
           </w:pPr>
-          <w:hyperlink w:anchor="_Toc231209474" w:history="1">
+          <w:hyperlink w:anchor="_Toc231814303" w:history="1">
             <w:r>
               <w:rPr>
                 <w:rStyle w:val="a3"/>
@@ -5744,7 +5744,7 @@
                 <w:noProof/>
                 <w:webHidden/>
               </w:rPr>
-              <w:instrText>PAGEREF _Toc231209474 \h</w:instrText>
+              <w:instrText>PAGEREF _Toc231814303 \h</w:instrText>
             </w:r>
             <w:r>
               <w:rPr>
@@ -5775,7 +5775,7 @@
                 <w:noProof/>
                 <w:webHidden/>
               </w:rPr>
-              <w:t>21</w:t>
+              <w:t>22</w:t>
             </w:r>
             <w:r>
               <w:rPr>
@@ -5801,7 +5801,7 @@
               <w14:ligatures w14:val="standardContextual"/>
             </w:rPr>
           </w:pPr>
-          <w:hyperlink w:anchor="_Toc231209475" w:history="1">
+          <w:hyperlink w:anchor="_Toc231814304" w:history="1">
             <w:r>
               <w:rPr>
                 <w:rStyle w:val="a3"/>
@@ -5840,7 +5840,7 @@
                 <w:noProof/>
                 <w:webHidden/>
               </w:rPr>
-              <w:instrText>PAGEREF _Toc231209475 \h</w:instrText>
+              <w:instrText>PAGEREF _Toc231814304 \h</w:instrText>
             </w:r>
             <w:r>
               <w:rPr>
@@ -5871,7 +5871,7 @@
                 <w:noProof/>
                 <w:webHidden/>
               </w:rPr>
-              <w:t>21</w:t>
+              <w:t>22</w:t>
             </w:r>
             <w:r>
               <w:rPr>
@@ -5897,7 +5897,7 @@
               <w14:ligatures w14:val="standardContextual"/>
             </w:rPr>
           </w:pPr>
-          <w:hyperlink w:anchor="_Toc231209476" w:history="1">
+          <w:hyperlink w:anchor="_Toc231814305" w:history="1">
             <w:r>
               <w:rPr>
                 <w:rStyle w:val="a3"/>
@@ -5936,7 +5936,7 @@
                 <w:noProof/>
                 <w:webHidden/>
               </w:rPr>
-              <w:instrText>PAGEREF _Toc231209476 \h</w:instrText>
+              <w:instrText>PAGEREF _Toc231814305 \h</w:instrText>
             </w:r>
             <w:r>
               <w:rPr>
@@ -5967,7 +5967,7 @@
                 <w:noProof/>
                 <w:webHidden/>
               </w:rPr>
-              <w:t>21</w:t>
+              <w:t>22</w:t>
             </w:r>
             <w:r>
               <w:rPr>
@@ -5993,7 +5993,7 @@
               <w14:ligatures w14:val="standardContextual"/>
             </w:rPr>
           </w:pPr>
-          <w:hyperlink w:anchor="_Toc231209477" w:history="1">
+          <w:hyperlink w:anchor="_Toc231814306" w:history="1">
             <w:r>
               <w:rPr>
                 <w:rStyle w:val="a3"/>
@@ -6032,7 +6032,7 @@
                 <w:noProof/>
                 <w:webHidden/>
               </w:rPr>
-              <w:instrText>PAGEREF _Toc231209477 \h</w:instrText>
+              <w:instrText>PAGEREF _Toc231814306 \h</w:instrText>
             </w:r>
             <w:r>
               <w:rPr>
@@ -6063,7 +6063,7 @@
                 <w:noProof/>
                 <w:webHidden/>
               </w:rPr>
-              <w:t>22</w:t>
+              <w:t>23</w:t>
             </w:r>
             <w:r>
               <w:rPr>
@@ -6089,7 +6089,7 @@
               <w14:ligatures w14:val="standardContextual"/>
             </w:rPr>
           </w:pPr>
-          <w:hyperlink w:anchor="_Toc231209478" w:history="1">
+          <w:hyperlink w:anchor="_Toc231814307" w:history="1">
             <w:r>
               <w:rPr>
                 <w:rStyle w:val="a3"/>
@@ -6128,7 +6128,7 @@
                 <w:noProof/>
                 <w:webHidden/>
               </w:rPr>
-              <w:instrText>PAGEREF _Toc231209478 \h</w:instrText>
+              <w:instrText>PAGEREF _Toc231814307 \h</w:instrText>
             </w:r>
             <w:r>
               <w:rPr>
@@ -6159,7 +6159,7 @@
                 <w:noProof/>
                 <w:webHidden/>
               </w:rPr>
-              <w:t>22</w:t>
+              <w:t>23</w:t>
             </w:r>
             <w:r>
               <w:rPr>
@@ -6185,7 +6185,7 @@
               <w14:ligatures w14:val="standardContextual"/>
             </w:rPr>
           </w:pPr>
-          <w:hyperlink w:anchor="_Toc231209479" w:history="1">
+          <w:hyperlink w:anchor="_Toc231814308" w:history="1">
             <w:r>
               <w:rPr>
                 <w:rStyle w:val="a3"/>
@@ -6224,7 +6224,7 @@
                 <w:noProof/>
                 <w:webHidden/>
               </w:rPr>
-              <w:instrText>PAGEREF _Toc231209479 \h</w:instrText>
+              <w:instrText>PAGEREF _Toc231814308 \h</w:instrText>
             </w:r>
             <w:r>
               <w:rPr>
@@ -6255,7 +6255,7 @@
                 <w:noProof/>
                 <w:webHidden/>
               </w:rPr>
-              <w:t>22</w:t>
+              <w:t>23</w:t>
             </w:r>
             <w:r>
               <w:rPr>
@@ -6281,7 +6281,7 @@
               <w14:ligatures w14:val="standardContextual"/>
             </w:rPr>
           </w:pPr>
-          <w:hyperlink w:anchor="_Toc231209480" w:history="1">
+          <w:hyperlink w:anchor="_Toc231814309" w:history="1">
             <w:r>
               <w:rPr>
                 <w:rStyle w:val="a3"/>
@@ -6320,7 +6320,7 @@
                 <w:noProof/>
                 <w:webHidden/>
               </w:rPr>
-              <w:instrText>PAGEREF _Toc231209480 \h</w:instrText>
+              <w:instrText>PAGEREF _Toc231814309 \h</w:instrText>
             </w:r>
             <w:r>
               <w:rPr>
@@ -6351,7 +6351,7 @@
                 <w:noProof/>
                 <w:webHidden/>
               </w:rPr>
-              <w:t>22</w:t>
+              <w:t>23</w:t>
             </w:r>
             <w:r>
               <w:rPr>
@@ -6377,7 +6377,7 @@
               <w14:ligatures w14:val="standardContextual"/>
             </w:rPr>
           </w:pPr>
-          <w:hyperlink w:anchor="_Toc231209481" w:history="1">
+          <w:hyperlink w:anchor="_Toc231814310" w:history="1">
             <w:r>
               <w:rPr>
                 <w:rStyle w:val="a3"/>
@@ -6416,7 +6416,7 @@
                 <w:noProof/>
                 <w:webHidden/>
               </w:rPr>
-              <w:instrText>PAGEREF _Toc231209481 \h</w:instrText>
+              <w:instrText>PAGEREF _Toc231814310 \h</w:instrText>
             </w:r>
             <w:r>
               <w:rPr>
@@ -6447,7 +6447,7 @@
                 <w:noProof/>
                 <w:webHidden/>
               </w:rPr>
-              <w:t>23</w:t>
+              <w:t>24</w:t>
             </w:r>
             <w:r>
               <w:rPr>
@@ -6473,7 +6473,7 @@
               <w14:ligatures w14:val="standardContextual"/>
             </w:rPr>
           </w:pPr>
-          <w:hyperlink w:anchor="_Toc231209482" w:history="1">
+          <w:hyperlink w:anchor="_Toc231814311" w:history="1">
             <w:r>
               <w:rPr>
                 <w:rStyle w:val="a3"/>
@@ -6512,7 +6512,7 @@
                 <w:noProof/>
                 <w:webHidden/>
               </w:rPr>
-              <w:instrText>PAGEREF _Toc231209482 \h</w:instrText>
+              <w:instrText>PAGEREF _Toc231814311 \h</w:instrText>
             </w:r>
             <w:r>
               <w:rPr>
@@ -6543,7 +6543,7 @@
                 <w:noProof/>
                 <w:webHidden/>
               </w:rPr>
-              <w:t>23</w:t>
+              <w:t>24</w:t>
             </w:r>
             <w:r>
               <w:rPr>
@@ -6569,7 +6569,7 @@
               <w14:ligatures w14:val="standardContextual"/>
             </w:rPr>
           </w:pPr>
-          <w:hyperlink w:anchor="_Toc231209483" w:history="1">
+          <w:hyperlink w:anchor="_Toc231814312" w:history="1">
             <w:r>
               <w:rPr>
                 <w:rStyle w:val="a3"/>
@@ -6608,7 +6608,7 @@
                 <w:noProof/>
                 <w:webHidden/>
               </w:rPr>
-              <w:instrText>PAGEREF _Toc231209483 \h</w:instrText>
+              <w:instrText>PAGEREF _Toc231814312 \h</w:instrText>
             </w:r>
             <w:r>
               <w:rPr>
@@ -6639,7 +6639,7 @@
                 <w:noProof/>
                 <w:webHidden/>
               </w:rPr>
-              <w:t>23</w:t>
+              <w:t>24</w:t>
             </w:r>
             <w:r>
               <w:rPr>
@@ -6665,7 +6665,7 @@
               <w14:ligatures w14:val="standardContextual"/>
             </w:rPr>
           </w:pPr>
-          <w:hyperlink w:anchor="_Toc231209484" w:history="1">
+          <w:hyperlink w:anchor="_Toc231814313" w:history="1">
             <w:r>
               <w:rPr>
                 <w:rStyle w:val="a3"/>
@@ -6704,7 +6704,7 @@
                 <w:noProof/>
                 <w:webHidden/>
               </w:rPr>
-              <w:instrText>PAGEREF _Toc231209484 \h</w:instrText>
+              <w:instrText>PAGEREF _Toc231814313 \h</w:instrText>
             </w:r>
             <w:r>
               <w:rPr>
@@ -6735,7 +6735,7 @@
                 <w:noProof/>
                 <w:webHidden/>
               </w:rPr>
-              <w:t>23</w:t>
+              <w:t>24</w:t>
             </w:r>
             <w:r>
               <w:rPr>
@@ -6761,7 +6761,7 @@
               <w14:ligatures w14:val="standardContextual"/>
             </w:rPr>
           </w:pPr>
-          <w:hyperlink w:anchor="_Toc231209485" w:history="1">
+          <w:hyperlink w:anchor="_Toc231814314" w:history="1">
             <w:r>
               <w:rPr>
                 <w:rStyle w:val="a3"/>
@@ -6800,7 +6800,7 @@
                 <w:noProof/>
                 <w:webHidden/>
               </w:rPr>
-              <w:instrText>PAGEREF _Toc231209485 \h</w:instrText>
+              <w:instrText>PAGEREF _Toc231814314 \h</w:instrText>
             </w:r>
             <w:r>
               <w:rPr>
@@ -6831,7 +6831,487 @@
                 <w:noProof/>
                 <w:webHidden/>
               </w:rPr>
-              <w:t>24</w:t>
+              <w:t>25</w:t>
+            </w:r>
+            <w:r>
+              <w:rPr>
+                <w:rFonts w:ascii="宋体" w:eastAsia="宋体" w:hAnsi="宋体" w:hint="eastAsia"/>
+                <w:noProof/>
+                <w:webHidden/>
+              </w:rPr>
+              <w:fldChar w:fldCharType="end"/>
+            </w:r>
+          </w:hyperlink>
+        </w:p>
+        <w:p>
+          <w:pPr>
+            <w:pStyle w:val="TOC3"/>
+            <w:tabs>
+              <w:tab w:val="right" w:leader="dot" w:pos="8296"/>
+            </w:tabs>
+            <w:rPr>
+              <w:rFonts w:ascii="宋体" w:eastAsia="宋体" w:hAnsi="宋体" w:hint="eastAsia"/>
+              <w:noProof/>
+              <w:sz w:val="22"/>
+              <w:szCs w:val="24"/>
+              <w14:ligatures w14:val="standardContextual"/>
+            </w:rPr>
+          </w:pPr>
+          <w:hyperlink w:anchor="_Toc231814315" w:history="1">
+            <w:r>
+              <w:rPr>
+                <w:rStyle w:val="a3"/>
+                <w:rFonts w:ascii="宋体" w:eastAsia="宋体" w:hAnsi="宋体"/>
+                <w:noProof/>
+              </w:rPr>
+              <w:t>（一）中美欧气候治理三边关系的历史演变</w:t>
+            </w:r>
+            <w:r>
+              <w:rPr>
+                <w:rFonts w:ascii="宋体" w:eastAsia="宋体" w:hAnsi="宋体" w:hint="eastAsia"/>
+                <w:noProof/>
+                <w:webHidden/>
+              </w:rPr>
+              <w:tab/>
+            </w:r>
+            <w:r>
+              <w:rPr>
+                <w:rFonts w:ascii="宋体" w:eastAsia="宋体" w:hAnsi="宋体" w:hint="eastAsia"/>
+                <w:noProof/>
+                <w:webHidden/>
+              </w:rPr>
+              <w:fldChar w:fldCharType="begin"/>
+            </w:r>
+            <w:r>
+              <w:rPr>
+                <w:rFonts w:ascii="宋体" w:eastAsia="宋体" w:hAnsi="宋体" w:hint="eastAsia"/>
+                <w:noProof/>
+                <w:webHidden/>
+              </w:rPr>
+              <w:instrText xml:space="preserve"> </w:instrText>
+            </w:r>
+            <w:r>
+              <w:rPr>
+                <w:rFonts w:ascii="宋体" w:eastAsia="宋体" w:hAnsi="宋体"/>
+                <w:noProof/>
+                <w:webHidden/>
+              </w:rPr>
+              <w:instrText>PAGEREF _Toc231814315 \h</w:instrText>
+            </w:r>
+            <w:r>
+              <w:rPr>
+                <w:rFonts w:ascii="宋体" w:eastAsia="宋体" w:hAnsi="宋体" w:hint="eastAsia"/>
+                <w:noProof/>
+                <w:webHidden/>
+              </w:rPr>
+              <w:instrText xml:space="preserve"> </w:instrText>
+            </w:r>
+            <w:r>
+              <w:rPr>
+                <w:rFonts w:ascii="宋体" w:eastAsia="宋体" w:hAnsi="宋体" w:hint="eastAsia"/>
+                <w:noProof/>
+                <w:webHidden/>
+              </w:rPr>
+            </w:r>
+            <w:r>
+              <w:rPr>
+                <w:rFonts w:ascii="宋体" w:eastAsia="宋体" w:hAnsi="宋体" w:hint="eastAsia"/>
+                <w:noProof/>
+                <w:webHidden/>
+              </w:rPr>
+              <w:fldChar w:fldCharType="separate"/>
+            </w:r>
+            <w:r>
+              <w:rPr>
+                <w:rFonts w:ascii="宋体" w:eastAsia="宋体" w:hAnsi="宋体" w:hint="eastAsia"/>
+                <w:noProof/>
+                <w:webHidden/>
+              </w:rPr>
+              <w:t>25</w:t>
+            </w:r>
+            <w:r>
+              <w:rPr>
+                <w:rFonts w:ascii="宋体" w:eastAsia="宋体" w:hAnsi="宋体" w:hint="eastAsia"/>
+                <w:noProof/>
+                <w:webHidden/>
+              </w:rPr>
+              <w:fldChar w:fldCharType="end"/>
+            </w:r>
+          </w:hyperlink>
+        </w:p>
+        <w:p>
+          <w:pPr>
+            <w:pStyle w:val="TOC3"/>
+            <w:tabs>
+              <w:tab w:val="right" w:leader="dot" w:pos="8296"/>
+            </w:tabs>
+            <w:rPr>
+              <w:rFonts w:ascii="宋体" w:eastAsia="宋体" w:hAnsi="宋体" w:hint="eastAsia"/>
+              <w:noProof/>
+              <w:sz w:val="22"/>
+              <w:szCs w:val="24"/>
+              <w14:ligatures w14:val="standardContextual"/>
+            </w:rPr>
+          </w:pPr>
+          <w:hyperlink w:anchor="_Toc231814316" w:history="1">
+            <w:r>
+              <w:rPr>
+                <w:rStyle w:val="a3"/>
+                <w:rFonts w:ascii="宋体" w:eastAsia="宋体" w:hAnsi="宋体"/>
+                <w:noProof/>
+              </w:rPr>
+              <w:t>（二）中美欧气候治理三边关系的特征</w:t>
+            </w:r>
+            <w:r>
+              <w:rPr>
+                <w:rFonts w:ascii="宋体" w:eastAsia="宋体" w:hAnsi="宋体" w:hint="eastAsia"/>
+                <w:noProof/>
+                <w:webHidden/>
+              </w:rPr>
+              <w:tab/>
+            </w:r>
+            <w:r>
+              <w:rPr>
+                <w:rFonts w:ascii="宋体" w:eastAsia="宋体" w:hAnsi="宋体" w:hint="eastAsia"/>
+                <w:noProof/>
+                <w:webHidden/>
+              </w:rPr>
+              <w:fldChar w:fldCharType="begin"/>
+            </w:r>
+            <w:r>
+              <w:rPr>
+                <w:rFonts w:ascii="宋体" w:eastAsia="宋体" w:hAnsi="宋体" w:hint="eastAsia"/>
+                <w:noProof/>
+                <w:webHidden/>
+              </w:rPr>
+              <w:instrText xml:space="preserve"> </w:instrText>
+            </w:r>
+            <w:r>
+              <w:rPr>
+                <w:rFonts w:ascii="宋体" w:eastAsia="宋体" w:hAnsi="宋体"/>
+                <w:noProof/>
+                <w:webHidden/>
+              </w:rPr>
+              <w:instrText>PAGEREF _Toc231814316 \h</w:instrText>
+            </w:r>
+            <w:r>
+              <w:rPr>
+                <w:rFonts w:ascii="宋体" w:eastAsia="宋体" w:hAnsi="宋体" w:hint="eastAsia"/>
+                <w:noProof/>
+                <w:webHidden/>
+              </w:rPr>
+              <w:instrText xml:space="preserve"> </w:instrText>
+            </w:r>
+            <w:r>
+              <w:rPr>
+                <w:rFonts w:ascii="宋体" w:eastAsia="宋体" w:hAnsi="宋体" w:hint="eastAsia"/>
+                <w:noProof/>
+                <w:webHidden/>
+              </w:rPr>
+            </w:r>
+            <w:r>
+              <w:rPr>
+                <w:rFonts w:ascii="宋体" w:eastAsia="宋体" w:hAnsi="宋体" w:hint="eastAsia"/>
+                <w:noProof/>
+                <w:webHidden/>
+              </w:rPr>
+              <w:fldChar w:fldCharType="separate"/>
+            </w:r>
+            <w:r>
+              <w:rPr>
+                <w:rFonts w:ascii="宋体" w:eastAsia="宋体" w:hAnsi="宋体" w:hint="eastAsia"/>
+                <w:noProof/>
+                <w:webHidden/>
+              </w:rPr>
+              <w:t>26</w:t>
+            </w:r>
+            <w:r>
+              <w:rPr>
+                <w:rFonts w:ascii="宋体" w:eastAsia="宋体" w:hAnsi="宋体" w:hint="eastAsia"/>
+                <w:noProof/>
+                <w:webHidden/>
+              </w:rPr>
+              <w:fldChar w:fldCharType="end"/>
+            </w:r>
+          </w:hyperlink>
+        </w:p>
+        <w:p>
+          <w:pPr>
+            <w:pStyle w:val="TOC1"/>
+            <w:tabs>
+              <w:tab w:val="right" w:leader="dot" w:pos="8296"/>
+            </w:tabs>
+            <w:rPr>
+              <w:rFonts w:ascii="宋体" w:eastAsia="宋体" w:hAnsi="宋体" w:hint="eastAsia"/>
+              <w:noProof/>
+              <w:sz w:val="22"/>
+              <w:szCs w:val="24"/>
+              <w14:ligatures w14:val="standardContextual"/>
+            </w:rPr>
+          </w:pPr>
+          <w:hyperlink w:anchor="_Toc231814317" w:history="1">
+            <w:r>
+              <w:rPr>
+                <w:rStyle w:val="a3"/>
+                <w:rFonts w:ascii="宋体" w:eastAsia="宋体" w:hAnsi="宋体"/>
+                <w:noProof/>
+              </w:rPr>
+              <w:t>第九讲 气候变化与安全</w:t>
+            </w:r>
+            <w:r>
+              <w:rPr>
+                <w:rFonts w:ascii="宋体" w:eastAsia="宋体" w:hAnsi="宋体" w:hint="eastAsia"/>
+                <w:noProof/>
+                <w:webHidden/>
+              </w:rPr>
+              <w:tab/>
+            </w:r>
+            <w:r>
+              <w:rPr>
+                <w:rFonts w:ascii="宋体" w:eastAsia="宋体" w:hAnsi="宋体" w:hint="eastAsia"/>
+                <w:noProof/>
+                <w:webHidden/>
+              </w:rPr>
+              <w:fldChar w:fldCharType="begin"/>
+            </w:r>
+            <w:r>
+              <w:rPr>
+                <w:rFonts w:ascii="宋体" w:eastAsia="宋体" w:hAnsi="宋体" w:hint="eastAsia"/>
+                <w:noProof/>
+                <w:webHidden/>
+              </w:rPr>
+              <w:instrText xml:space="preserve"> </w:instrText>
+            </w:r>
+            <w:r>
+              <w:rPr>
+                <w:rFonts w:ascii="宋体" w:eastAsia="宋体" w:hAnsi="宋体"/>
+                <w:noProof/>
+                <w:webHidden/>
+              </w:rPr>
+              <w:instrText>PAGEREF _Toc231814317 \h</w:instrText>
+            </w:r>
+            <w:r>
+              <w:rPr>
+                <w:rFonts w:ascii="宋体" w:eastAsia="宋体" w:hAnsi="宋体" w:hint="eastAsia"/>
+                <w:noProof/>
+                <w:webHidden/>
+              </w:rPr>
+              <w:instrText xml:space="preserve"> </w:instrText>
+            </w:r>
+            <w:r>
+              <w:rPr>
+                <w:rFonts w:ascii="宋体" w:eastAsia="宋体" w:hAnsi="宋体" w:hint="eastAsia"/>
+                <w:noProof/>
+                <w:webHidden/>
+              </w:rPr>
+            </w:r>
+            <w:r>
+              <w:rPr>
+                <w:rFonts w:ascii="宋体" w:eastAsia="宋体" w:hAnsi="宋体" w:hint="eastAsia"/>
+                <w:noProof/>
+                <w:webHidden/>
+              </w:rPr>
+              <w:fldChar w:fldCharType="separate"/>
+            </w:r>
+            <w:r>
+              <w:rPr>
+                <w:rFonts w:ascii="宋体" w:eastAsia="宋体" w:hAnsi="宋体" w:hint="eastAsia"/>
+                <w:noProof/>
+                <w:webHidden/>
+              </w:rPr>
+              <w:t>26</w:t>
+            </w:r>
+            <w:r>
+              <w:rPr>
+                <w:rFonts w:ascii="宋体" w:eastAsia="宋体" w:hAnsi="宋体" w:hint="eastAsia"/>
+                <w:noProof/>
+                <w:webHidden/>
+              </w:rPr>
+              <w:fldChar w:fldCharType="end"/>
+            </w:r>
+          </w:hyperlink>
+        </w:p>
+        <w:p>
+          <w:pPr>
+            <w:pStyle w:val="TOC2"/>
+            <w:tabs>
+              <w:tab w:val="right" w:leader="dot" w:pos="8296"/>
+            </w:tabs>
+            <w:rPr>
+              <w:rFonts w:ascii="宋体" w:eastAsia="宋体" w:hAnsi="宋体" w:hint="eastAsia"/>
+              <w:noProof/>
+              <w:sz w:val="22"/>
+              <w:szCs w:val="24"/>
+              <w14:ligatures w14:val="standardContextual"/>
+            </w:rPr>
+          </w:pPr>
+          <w:hyperlink w:anchor="_Toc231814318" w:history="1">
+            <w:r>
+              <w:rPr>
+                <w:rStyle w:val="a3"/>
+                <w:rFonts w:ascii="宋体" w:eastAsia="宋体" w:hAnsi="宋体"/>
+                <w:noProof/>
+              </w:rPr>
+              <w:t>一、安理会气候变化与安全辩论：持续进程与有限共识</w:t>
+            </w:r>
+            <w:r>
+              <w:rPr>
+                <w:rFonts w:ascii="宋体" w:eastAsia="宋体" w:hAnsi="宋体" w:hint="eastAsia"/>
+                <w:noProof/>
+                <w:webHidden/>
+              </w:rPr>
+              <w:tab/>
+            </w:r>
+            <w:r>
+              <w:rPr>
+                <w:rFonts w:ascii="宋体" w:eastAsia="宋体" w:hAnsi="宋体" w:hint="eastAsia"/>
+                <w:noProof/>
+                <w:webHidden/>
+              </w:rPr>
+              <w:fldChar w:fldCharType="begin"/>
+            </w:r>
+            <w:r>
+              <w:rPr>
+                <w:rFonts w:ascii="宋体" w:eastAsia="宋体" w:hAnsi="宋体" w:hint="eastAsia"/>
+                <w:noProof/>
+                <w:webHidden/>
+              </w:rPr>
+              <w:instrText xml:space="preserve"> </w:instrText>
+            </w:r>
+            <w:r>
+              <w:rPr>
+                <w:rFonts w:ascii="宋体" w:eastAsia="宋体" w:hAnsi="宋体"/>
+                <w:noProof/>
+                <w:webHidden/>
+              </w:rPr>
+              <w:instrText>PAGEREF _Toc231814318 \h</w:instrText>
+            </w:r>
+            <w:r>
+              <w:rPr>
+                <w:rFonts w:ascii="宋体" w:eastAsia="宋体" w:hAnsi="宋体" w:hint="eastAsia"/>
+                <w:noProof/>
+                <w:webHidden/>
+              </w:rPr>
+              <w:instrText xml:space="preserve"> </w:instrText>
+            </w:r>
+            <w:r>
+              <w:rPr>
+                <w:rFonts w:ascii="宋体" w:eastAsia="宋体" w:hAnsi="宋体" w:hint="eastAsia"/>
+                <w:noProof/>
+                <w:webHidden/>
+              </w:rPr>
+            </w:r>
+            <w:r>
+              <w:rPr>
+                <w:rFonts w:ascii="宋体" w:eastAsia="宋体" w:hAnsi="宋体" w:hint="eastAsia"/>
+                <w:noProof/>
+                <w:webHidden/>
+              </w:rPr>
+              <w:fldChar w:fldCharType="separate"/>
+            </w:r>
+            <w:r>
+              <w:rPr>
+                <w:rFonts w:ascii="宋体" w:eastAsia="宋体" w:hAnsi="宋体" w:hint="eastAsia"/>
+                <w:noProof/>
+                <w:webHidden/>
+              </w:rPr>
+              <w:t>26</w:t>
+            </w:r>
+            <w:r>
+              <w:rPr>
+                <w:rFonts w:ascii="宋体" w:eastAsia="宋体" w:hAnsi="宋体" w:hint="eastAsia"/>
+                <w:noProof/>
+                <w:webHidden/>
+              </w:rPr>
+              <w:fldChar w:fldCharType="end"/>
+            </w:r>
+          </w:hyperlink>
+        </w:p>
+        <w:p>
+          <w:pPr>
+            <w:pStyle w:val="TOC2"/>
+            <w:tabs>
+              <w:tab w:val="right" w:leader="dot" w:pos="8296"/>
+            </w:tabs>
+            <w:rPr>
+              <w:rFonts w:ascii="宋体" w:eastAsia="宋体" w:hAnsi="宋体" w:hint="eastAsia"/>
+              <w:noProof/>
+              <w:sz w:val="22"/>
+              <w:szCs w:val="24"/>
+              <w14:ligatures w14:val="standardContextual"/>
+            </w:rPr>
+          </w:pPr>
+          <w:hyperlink w:anchor="_Toc231814319" w:history="1">
+            <w:r>
+              <w:rPr>
+                <w:rStyle w:val="a3"/>
+                <w:rFonts w:ascii="宋体" w:eastAsia="宋体" w:hAnsi="宋体"/>
+                <w:noProof/>
+              </w:rPr>
+              <w:t>二、安理会气候变化与安全辩论中的核心分歧</w:t>
+            </w:r>
+            <w:r>
+              <w:rPr>
+                <w:rFonts w:ascii="宋体" w:eastAsia="宋体" w:hAnsi="宋体" w:hint="eastAsia"/>
+                <w:noProof/>
+                <w:webHidden/>
+              </w:rPr>
+              <w:tab/>
+            </w:r>
+            <w:r>
+              <w:rPr>
+                <w:rFonts w:ascii="宋体" w:eastAsia="宋体" w:hAnsi="宋体" w:hint="eastAsia"/>
+                <w:noProof/>
+                <w:webHidden/>
+              </w:rPr>
+              <w:fldChar w:fldCharType="begin"/>
+            </w:r>
+            <w:r>
+              <w:rPr>
+                <w:rFonts w:ascii="宋体" w:eastAsia="宋体" w:hAnsi="宋体" w:hint="eastAsia"/>
+                <w:noProof/>
+                <w:webHidden/>
+              </w:rPr>
+              <w:instrText xml:space="preserve"> </w:instrText>
+            </w:r>
+            <w:r>
+              <w:rPr>
+                <w:rFonts w:ascii="宋体" w:eastAsia="宋体" w:hAnsi="宋体"/>
+                <w:noProof/>
+                <w:webHidden/>
+              </w:rPr>
+              <w:instrText>PAGEREF _Toc231814319 \h</w:instrText>
+            </w:r>
+            <w:r>
+              <w:rPr>
+                <w:rFonts w:ascii="宋体" w:eastAsia="宋体" w:hAnsi="宋体" w:hint="eastAsia"/>
+                <w:noProof/>
+                <w:webHidden/>
+              </w:rPr>
+              <w:instrText xml:space="preserve"> </w:instrText>
+            </w:r>
+            <w:r>
+              <w:rPr>
+                <w:rFonts w:ascii="宋体" w:eastAsia="宋体" w:hAnsi="宋体" w:hint="eastAsia"/>
+                <w:noProof/>
+                <w:webHidden/>
+              </w:rPr>
+            </w:r>
+            <w:r>
+              <w:rPr>
+                <w:rFonts w:ascii="宋体" w:eastAsia="宋体" w:hAnsi="宋体" w:hint="eastAsia"/>
+                <w:noProof/>
+                <w:webHidden/>
+              </w:rPr>
+              <w:fldChar w:fldCharType="separate"/>
+            </w:r>
+            <w:r>
+              <w:rPr>
+                <w:rFonts w:ascii="宋体" w:eastAsia="宋体" w:hAnsi="宋体" w:hint="eastAsia"/>
+                <w:noProof/>
+                <w:webHidden/>
+              </w:rPr>
+              <w:t>27</w:t>
             </w:r>
             <w:r>
               <w:rPr>
@@ -6880,6 +7360,7 @@
         <w:rPr>
           <w:rFonts w:ascii="华文宋体" w:eastAsia="华文宋体" w:hAnsi="华文宋体"/>
         </w:rPr>
+        <w:lastRenderedPageBreak/>
         <w:br w:type="page"/>
       </w:r>
     </w:p>
@@ -6887,7 +7368,7 @@
       <w:pPr>
         <w:pStyle w:val="a9"/>
       </w:pPr>
-      <w:bookmarkStart w:id="0" w:name="_Toc231209417"/>
+      <w:bookmarkStart w:id="0" w:name="_Toc231814246"/>
       <w:r>
         <w:rPr>
           <w:rFonts w:hint="eastAsia"/>
@@ -6971,7 +7452,7 @@
       <w:pPr>
         <w:pStyle w:val="ac"/>
       </w:pPr>
-      <w:bookmarkStart w:id="1" w:name="_Toc231209418"/>
+      <w:bookmarkStart w:id="1" w:name="_Toc231814247"/>
       <w:r>
         <w:rPr>
           <w:rFonts w:hint="eastAsia"/>
@@ -7688,7 +8169,7 @@
       <w:pPr>
         <w:pStyle w:val="ac"/>
       </w:pPr>
-      <w:bookmarkStart w:id="2" w:name="_Toc231209419"/>
+      <w:bookmarkStart w:id="2" w:name="_Toc231814248"/>
       <w:r>
         <w:rPr>
           <w:rFonts w:hint="eastAsia"/>
@@ -7701,7 +8182,7 @@
       <w:pPr>
         <w:pStyle w:val="ae"/>
       </w:pPr>
-      <w:bookmarkStart w:id="3" w:name="_Toc231209420"/>
+      <w:bookmarkStart w:id="3" w:name="_Toc231814249"/>
       <w:r>
         <w:rPr>
           <w:rFonts w:hint="eastAsia"/>
@@ -7740,7 +8221,7 @@
       <w:pPr>
         <w:pStyle w:val="ae"/>
       </w:pPr>
-      <w:bookmarkStart w:id="4" w:name="_Toc231209421"/>
+      <w:bookmarkStart w:id="4" w:name="_Toc231814250"/>
       <w:r>
         <w:rPr>
           <w:rFonts w:hint="eastAsia"/>
@@ -7874,7 +8355,7 @@
       <w:pPr>
         <w:pStyle w:val="ae"/>
       </w:pPr>
-      <w:bookmarkStart w:id="5" w:name="_Toc231209422"/>
+      <w:bookmarkStart w:id="5" w:name="_Toc231814251"/>
       <w:r>
         <w:rPr>
           <w:rFonts w:hint="eastAsia"/>
@@ -7959,7 +8440,7 @@
       <w:pPr>
         <w:pStyle w:val="ae"/>
       </w:pPr>
-      <w:bookmarkStart w:id="6" w:name="_Toc231209423"/>
+      <w:bookmarkStart w:id="6" w:name="_Toc231814252"/>
       <w:r>
         <w:rPr>
           <w:rFonts w:hint="eastAsia"/>
@@ -8005,7 +8486,7 @@
       <w:pPr>
         <w:pStyle w:val="a9"/>
       </w:pPr>
-      <w:bookmarkStart w:id="7" w:name="_Toc231209424"/>
+      <w:bookmarkStart w:id="7" w:name="_Toc231814253"/>
       <w:r>
         <w:rPr>
           <w:rFonts w:hint="eastAsia"/>
@@ -8049,7 +8530,7 @@
       <w:pPr>
         <w:pStyle w:val="ac"/>
       </w:pPr>
-      <w:bookmarkStart w:id="8" w:name="_Toc231209425"/>
+      <w:bookmarkStart w:id="8" w:name="_Toc231814254"/>
       <w:r>
         <w:rPr>
           <w:rFonts w:hint="eastAsia"/>
@@ -8062,7 +8543,7 @@
       <w:pPr>
         <w:pStyle w:val="ae"/>
       </w:pPr>
-      <w:bookmarkStart w:id="9" w:name="_Toc231209426"/>
+      <w:bookmarkStart w:id="9" w:name="_Toc231814255"/>
       <w:r>
         <w:rPr>
           <w:rFonts w:hint="eastAsia"/>
@@ -8161,7 +8642,7 @@
       <w:pPr>
         <w:pStyle w:val="ae"/>
       </w:pPr>
-      <w:bookmarkStart w:id="10" w:name="_Toc231209427"/>
+      <w:bookmarkStart w:id="10" w:name="_Toc231814256"/>
       <w:r>
         <w:rPr>
           <w:rFonts w:hint="eastAsia"/>
@@ -8544,7 +9025,7 @@
       <w:pPr>
         <w:pStyle w:val="ac"/>
       </w:pPr>
-      <w:bookmarkStart w:id="11" w:name="_Toc231209428"/>
+      <w:bookmarkStart w:id="11" w:name="_Toc231814257"/>
       <w:r>
         <w:rPr>
           <w:rFonts w:hint="eastAsia"/>
@@ -8713,7 +9194,7 @@
       <w:pPr>
         <w:pStyle w:val="ae"/>
       </w:pPr>
-      <w:bookmarkStart w:id="12" w:name="_Toc231209429"/>
+      <w:bookmarkStart w:id="12" w:name="_Toc231814258"/>
       <w:r>
         <w:rPr>
           <w:rFonts w:hint="eastAsia"/>
@@ -8747,7 +9228,7 @@
       <w:pPr>
         <w:pStyle w:val="ae"/>
       </w:pPr>
-      <w:bookmarkStart w:id="13" w:name="_Toc231209430"/>
+      <w:bookmarkStart w:id="13" w:name="_Toc231814259"/>
       <w:r>
         <w:rPr>
           <w:rFonts w:hint="eastAsia"/>
@@ -8976,7 +9457,7 @@
       <w:pPr>
         <w:pStyle w:val="ac"/>
       </w:pPr>
-      <w:bookmarkStart w:id="14" w:name="_Toc231209431"/>
+      <w:bookmarkStart w:id="14" w:name="_Toc231814260"/>
       <w:r>
         <w:rPr>
           <w:rFonts w:hint="eastAsia"/>
@@ -8990,7 +9471,7 @@
       <w:pPr>
         <w:pStyle w:val="ae"/>
       </w:pPr>
-      <w:bookmarkStart w:id="15" w:name="_Toc231209432"/>
+      <w:bookmarkStart w:id="15" w:name="_Toc231814261"/>
       <w:r>
         <w:rPr>
           <w:rFonts w:hint="eastAsia"/>
@@ -9115,7 +9596,7 @@
       <w:pPr>
         <w:pStyle w:val="ae"/>
       </w:pPr>
-      <w:bookmarkStart w:id="16" w:name="_Toc231209433"/>
+      <w:bookmarkStart w:id="16" w:name="_Toc231814262"/>
       <w:r>
         <w:rPr>
           <w:rFonts w:hint="eastAsia"/>
@@ -9351,7 +9832,7 @@
       <w:pPr>
         <w:pStyle w:val="a9"/>
       </w:pPr>
-      <w:bookmarkStart w:id="17" w:name="_Toc231209434"/>
+      <w:bookmarkStart w:id="17" w:name="_Toc231814263"/>
       <w:r>
         <w:rPr>
           <w:rFonts w:hint="eastAsia"/>
@@ -9401,7 +9882,7 @@
       <w:pPr>
         <w:pStyle w:val="ac"/>
       </w:pPr>
-      <w:bookmarkStart w:id="18" w:name="_Toc231209435"/>
+      <w:bookmarkStart w:id="18" w:name="_Toc231814264"/>
       <w:r>
         <w:rPr>
           <w:rFonts w:hint="eastAsia"/>
@@ -9414,7 +9895,7 @@
       <w:pPr>
         <w:pStyle w:val="ae"/>
       </w:pPr>
-      <w:bookmarkStart w:id="19" w:name="_Toc231209436"/>
+      <w:bookmarkStart w:id="19" w:name="_Toc231814265"/>
       <w:r>
         <w:rPr>
           <w:rFonts w:hint="eastAsia"/>
@@ -10239,7 +10720,7 @@
       <w:pPr>
         <w:pStyle w:val="ae"/>
       </w:pPr>
-      <w:bookmarkStart w:id="20" w:name="_Toc231209437"/>
+      <w:bookmarkStart w:id="20" w:name="_Toc231814266"/>
       <w:r>
         <w:rPr>
           <w:rFonts w:hint="eastAsia"/>
@@ -10766,7 +11247,7 @@
       <w:pPr>
         <w:pStyle w:val="ae"/>
       </w:pPr>
-      <w:bookmarkStart w:id="21" w:name="_Toc231209438"/>
+      <w:bookmarkStart w:id="21" w:name="_Toc231814267"/>
       <w:r>
         <w:rPr>
           <w:rFonts w:hint="eastAsia"/>
@@ -10843,7 +11324,7 @@
       <w:pPr>
         <w:pStyle w:val="ae"/>
       </w:pPr>
-      <w:bookmarkStart w:id="22" w:name="_Toc231209439"/>
+      <w:bookmarkStart w:id="22" w:name="_Toc231814268"/>
       <w:r>
         <w:rPr>
           <w:rFonts w:hint="eastAsia"/>
@@ -10883,7 +11364,7 @@
       <w:pPr>
         <w:pStyle w:val="ac"/>
       </w:pPr>
-      <w:bookmarkStart w:id="23" w:name="_Toc231209440"/>
+      <w:bookmarkStart w:id="23" w:name="_Toc231814269"/>
       <w:r>
         <w:rPr>
           <w:rFonts w:hint="eastAsia"/>
@@ -10957,7 +11438,7 @@
       <w:pPr>
         <w:pStyle w:val="ae"/>
       </w:pPr>
-      <w:bookmarkStart w:id="24" w:name="_Toc231209441"/>
+      <w:bookmarkStart w:id="24" w:name="_Toc231814270"/>
       <w:r>
         <w:rPr>
           <w:rFonts w:hint="eastAsia"/>
@@ -11226,7 +11707,7 @@
       <w:pPr>
         <w:pStyle w:val="ae"/>
       </w:pPr>
-      <w:bookmarkStart w:id="25" w:name="_Toc231209442"/>
+      <w:bookmarkStart w:id="25" w:name="_Toc231814271"/>
       <w:r>
         <w:rPr>
           <w:rFonts w:hint="eastAsia"/>
@@ -11335,7 +11816,7 @@
       <w:pPr>
         <w:pStyle w:val="ac"/>
       </w:pPr>
-      <w:bookmarkStart w:id="26" w:name="_Toc231209443"/>
+      <w:bookmarkStart w:id="26" w:name="_Toc231814272"/>
       <w:r>
         <w:rPr>
           <w:rFonts w:hint="eastAsia"/>
@@ -11438,7 +11919,7 @@
       <w:pPr>
         <w:pStyle w:val="a9"/>
       </w:pPr>
-      <w:bookmarkStart w:id="27" w:name="_Toc231209444"/>
+      <w:bookmarkStart w:id="27" w:name="_Toc231814273"/>
       <w:r>
         <w:rPr>
           <w:rFonts w:hint="eastAsia"/>
@@ -11488,7 +11969,7 @@
       <w:pPr>
         <w:pStyle w:val="ac"/>
       </w:pPr>
-      <w:bookmarkStart w:id="28" w:name="_Toc231209445"/>
+      <w:bookmarkStart w:id="28" w:name="_Toc231814274"/>
       <w:r>
         <w:rPr>
           <w:rFonts w:hint="eastAsia"/>
@@ -11593,7 +12074,7 @@
       <w:pPr>
         <w:pStyle w:val="ac"/>
       </w:pPr>
-      <w:bookmarkStart w:id="29" w:name="_Toc231209446"/>
+      <w:bookmarkStart w:id="29" w:name="_Toc231814275"/>
       <w:r>
         <w:rPr>
           <w:rFonts w:hint="eastAsia"/>
@@ -11621,7 +12102,7 @@
       <w:pPr>
         <w:pStyle w:val="ae"/>
       </w:pPr>
-      <w:bookmarkStart w:id="30" w:name="_Toc231209447"/>
+      <w:bookmarkStart w:id="30" w:name="_Toc231814276"/>
       <w:r>
         <w:rPr>
           <w:rFonts w:hint="eastAsia"/>
@@ -11967,7 +12448,7 @@
       <w:pPr>
         <w:pStyle w:val="ae"/>
       </w:pPr>
-      <w:bookmarkStart w:id="31" w:name="_Toc231209448"/>
+      <w:bookmarkStart w:id="31" w:name="_Toc231814277"/>
       <w:r>
         <w:rPr>
           <w:rFonts w:hint="eastAsia"/>
@@ -12246,7 +12727,7 @@
       <w:pPr>
         <w:pStyle w:val="ae"/>
       </w:pPr>
-      <w:bookmarkStart w:id="32" w:name="_Toc231209449"/>
+      <w:bookmarkStart w:id="32" w:name="_Toc231814278"/>
       <w:r>
         <w:rPr>
           <w:rFonts w:hint="eastAsia"/>
@@ -12701,7 +13182,7 @@
       <w:pPr>
         <w:pStyle w:val="ac"/>
       </w:pPr>
-      <w:bookmarkStart w:id="33" w:name="_Toc231209450"/>
+      <w:bookmarkStart w:id="33" w:name="_Toc231814279"/>
       <w:r>
         <w:rPr>
           <w:rFonts w:hint="eastAsia"/>
@@ -13011,7 +13492,7 @@
       <w:pPr>
         <w:pStyle w:val="ac"/>
       </w:pPr>
-      <w:bookmarkStart w:id="34" w:name="_Toc231209451"/>
+      <w:bookmarkStart w:id="34" w:name="_Toc231814280"/>
       <w:r>
         <w:rPr>
           <w:rFonts w:hint="eastAsia"/>
@@ -13081,7 +13562,7 @@
       <w:pPr>
         <w:pStyle w:val="ac"/>
       </w:pPr>
-      <w:bookmarkStart w:id="35" w:name="_Toc231209452"/>
+      <w:bookmarkStart w:id="35" w:name="_Toc231814281"/>
       <w:r>
         <w:rPr>
           <w:rFonts w:hint="eastAsia"/>
@@ -13736,7 +14217,7 @@
       <w:pPr>
         <w:pStyle w:val="a9"/>
       </w:pPr>
-      <w:bookmarkStart w:id="36" w:name="_Toc231209453"/>
+      <w:bookmarkStart w:id="36" w:name="_Toc231814282"/>
       <w:r>
         <w:rPr>
           <w:rFonts w:hint="eastAsia"/>
@@ -13780,7 +14261,7 @@
       <w:pPr>
         <w:pStyle w:val="ac"/>
       </w:pPr>
-      <w:bookmarkStart w:id="37" w:name="_Toc231209454"/>
+      <w:bookmarkStart w:id="37" w:name="_Toc231814283"/>
       <w:r>
         <w:rPr>
           <w:rFonts w:hint="eastAsia"/>
@@ -13814,7 +14295,7 @@
       <w:pPr>
         <w:pStyle w:val="ac"/>
       </w:pPr>
-      <w:bookmarkStart w:id="38" w:name="_Toc231209455"/>
+      <w:bookmarkStart w:id="38" w:name="_Toc231814284"/>
       <w:r>
         <w:rPr>
           <w:rFonts w:hint="eastAsia"/>
@@ -13827,7 +14308,7 @@
       <w:pPr>
         <w:pStyle w:val="ae"/>
       </w:pPr>
-      <w:bookmarkStart w:id="39" w:name="_Toc231209456"/>
+      <w:bookmarkStart w:id="39" w:name="_Toc231814285"/>
       <w:r>
         <w:rPr>
           <w:rFonts w:hint="eastAsia"/>
@@ -14075,7 +14556,7 @@
       <w:pPr>
         <w:pStyle w:val="ae"/>
       </w:pPr>
-      <w:bookmarkStart w:id="40" w:name="_Toc231209457"/>
+      <w:bookmarkStart w:id="40" w:name="_Toc231814286"/>
       <w:r>
         <w:rPr>
           <w:rFonts w:hint="eastAsia"/>
@@ -14356,7 +14837,7 @@
       <w:pPr>
         <w:pStyle w:val="ac"/>
       </w:pPr>
-      <w:bookmarkStart w:id="41" w:name="_Toc231209458"/>
+      <w:bookmarkStart w:id="41" w:name="_Toc231814287"/>
       <w:r>
         <w:rPr>
           <w:rFonts w:hint="eastAsia"/>
@@ -14369,7 +14850,7 @@
       <w:pPr>
         <w:pStyle w:val="ae"/>
       </w:pPr>
-      <w:bookmarkStart w:id="42" w:name="_Toc231209459"/>
+      <w:bookmarkStart w:id="42" w:name="_Toc231814288"/>
       <w:r>
         <w:rPr>
           <w:rFonts w:hint="eastAsia"/>
@@ -14483,7 +14964,7 @@
       <w:pPr>
         <w:pStyle w:val="ae"/>
       </w:pPr>
-      <w:bookmarkStart w:id="43" w:name="_Toc231209460"/>
+      <w:bookmarkStart w:id="43" w:name="_Toc231814289"/>
       <w:r>
         <w:rPr>
           <w:rFonts w:hint="eastAsia"/>
@@ -14668,7 +15149,7 @@
       <w:pPr>
         <w:pStyle w:val="ae"/>
       </w:pPr>
-      <w:bookmarkStart w:id="44" w:name="_Toc231209461"/>
+      <w:bookmarkStart w:id="44" w:name="_Toc231814290"/>
       <w:r>
         <w:rPr>
           <w:rFonts w:hint="eastAsia"/>
@@ -14776,7 +15257,7 @@
       <w:pPr>
         <w:pStyle w:val="ae"/>
       </w:pPr>
-      <w:bookmarkStart w:id="45" w:name="_Toc231209462"/>
+      <w:bookmarkStart w:id="45" w:name="_Toc231814291"/>
       <w:r>
         <w:rPr>
           <w:rFonts w:hint="eastAsia"/>
@@ -14866,7 +15347,7 @@
       <w:pPr>
         <w:pStyle w:val="ae"/>
       </w:pPr>
-      <w:bookmarkStart w:id="46" w:name="_Toc231209463"/>
+      <w:bookmarkStart w:id="46" w:name="_Toc231814292"/>
       <w:r>
         <w:rPr>
           <w:rFonts w:hint="eastAsia"/>
@@ -14924,7 +15405,7 @@
       <w:pPr>
         <w:pStyle w:val="ae"/>
       </w:pPr>
-      <w:bookmarkStart w:id="47" w:name="_Toc231209464"/>
+      <w:bookmarkStart w:id="47" w:name="_Toc231814293"/>
       <w:r>
         <w:rPr>
           <w:rFonts w:hint="eastAsia"/>
@@ -14982,7 +15463,7 @@
       <w:pPr>
         <w:pStyle w:val="ac"/>
       </w:pPr>
-      <w:bookmarkStart w:id="48" w:name="_Toc231209465"/>
+      <w:bookmarkStart w:id="48" w:name="_Toc231814294"/>
       <w:r>
         <w:rPr>
           <w:rFonts w:hint="eastAsia"/>
@@ -15103,7 +15584,7 @@
       <w:pPr>
         <w:pStyle w:val="a9"/>
       </w:pPr>
-      <w:bookmarkStart w:id="49" w:name="_Toc231209466"/>
+      <w:bookmarkStart w:id="49" w:name="_Toc231814295"/>
       <w:r>
         <w:rPr>
           <w:rFonts w:hint="eastAsia"/>
@@ -15147,7 +15628,7 @@
       <w:pPr>
         <w:pStyle w:val="ac"/>
       </w:pPr>
-      <w:bookmarkStart w:id="50" w:name="_Toc231209467"/>
+      <w:bookmarkStart w:id="50" w:name="_Toc231814296"/>
       <w:r>
         <w:rPr>
           <w:rFonts w:hint="eastAsia"/>
@@ -15256,7 +15737,7 @@
       <w:pPr>
         <w:pStyle w:val="ac"/>
       </w:pPr>
-      <w:bookmarkStart w:id="51" w:name="_Toc231209468"/>
+      <w:bookmarkStart w:id="51" w:name="_Toc231814297"/>
       <w:r>
         <w:rPr>
           <w:rFonts w:hint="eastAsia"/>
@@ -15855,7 +16336,7 @@
       <w:pPr>
         <w:pStyle w:val="ac"/>
       </w:pPr>
-      <w:bookmarkStart w:id="52" w:name="_Toc231209469"/>
+      <w:bookmarkStart w:id="52" w:name="_Toc231814298"/>
       <w:r>
         <w:rPr>
           <w:rFonts w:hint="eastAsia"/>
@@ -15880,7 +16361,7 @@
       <w:pPr>
         <w:pStyle w:val="ae"/>
       </w:pPr>
-      <w:bookmarkStart w:id="53" w:name="_Toc231209470"/>
+      <w:bookmarkStart w:id="53" w:name="_Toc231814299"/>
       <w:r>
         <w:rPr>
           <w:rFonts w:hint="eastAsia"/>
@@ -15934,7 +16415,7 @@
       <w:pPr>
         <w:pStyle w:val="ae"/>
       </w:pPr>
-      <w:bookmarkStart w:id="54" w:name="_Toc231209471"/>
+      <w:bookmarkStart w:id="54" w:name="_Toc231814300"/>
       <w:r>
         <w:rPr>
           <w:rFonts w:hint="eastAsia"/>
@@ -16010,7 +16491,7 @@
       <w:pPr>
         <w:pStyle w:val="ae"/>
       </w:pPr>
-      <w:bookmarkStart w:id="55" w:name="_Toc231209472"/>
+      <w:bookmarkStart w:id="55" w:name="_Toc231814301"/>
       <w:r>
         <w:rPr>
           <w:rFonts w:hint="eastAsia"/>
@@ -16134,7 +16615,7 @@
       <w:pPr>
         <w:pStyle w:val="a9"/>
       </w:pPr>
-      <w:bookmarkStart w:id="56" w:name="_Toc231209473"/>
+      <w:bookmarkStart w:id="56" w:name="_Toc231814302"/>
       <w:r>
         <w:rPr>
           <w:rFonts w:hint="eastAsia"/>
@@ -16160,9 +16641,6 @@
         <w:pStyle w:val="aa"/>
         <w:spacing w:before="78" w:after="78"/>
         <w:jc w:val="center"/>
-        <w:rPr>
-          <w:rFonts w:hint="eastAsia"/>
-        </w:rPr>
       </w:pPr>
       <w:r>
         <w:rPr>
@@ -16181,7 +16659,7 @@
       <w:pPr>
         <w:pStyle w:val="ac"/>
       </w:pPr>
-      <w:bookmarkStart w:id="57" w:name="_Toc231209474"/>
+      <w:bookmarkStart w:id="57" w:name="_Toc231814303"/>
       <w:r>
         <w:rPr>
           <w:rFonts w:hint="eastAsia"/>
@@ -16352,7 +16830,7 @@
       <w:pPr>
         <w:pStyle w:val="ac"/>
       </w:pPr>
-      <w:bookmarkStart w:id="58" w:name="_Toc231209475"/>
+      <w:bookmarkStart w:id="58" w:name="_Toc231814304"/>
       <w:r>
         <w:rPr>
           <w:rFonts w:hint="eastAsia"/>
@@ -16365,7 +16843,7 @@
       <w:pPr>
         <w:pStyle w:val="ae"/>
       </w:pPr>
-      <w:bookmarkStart w:id="59" w:name="_Toc231209476"/>
+      <w:bookmarkStart w:id="59" w:name="_Toc231814305"/>
       <w:r>
         <w:rPr>
           <w:rFonts w:hint="eastAsia"/>
@@ -16607,7 +17085,7 @@
       <w:pPr>
         <w:pStyle w:val="ae"/>
       </w:pPr>
-      <w:bookmarkStart w:id="60" w:name="_Toc231209477"/>
+      <w:bookmarkStart w:id="60" w:name="_Toc231814306"/>
       <w:r>
         <w:rPr>
           <w:rFonts w:hint="eastAsia"/>
@@ -16816,7 +17294,7 @@
       <w:pPr>
         <w:pStyle w:val="ac"/>
       </w:pPr>
-      <w:bookmarkStart w:id="61" w:name="_Toc231209478"/>
+      <w:bookmarkStart w:id="61" w:name="_Toc231814307"/>
       <w:r>
         <w:rPr>
           <w:rFonts w:hint="eastAsia"/>
@@ -16906,7 +17384,7 @@
       <w:pPr>
         <w:pStyle w:val="ac"/>
       </w:pPr>
-      <w:bookmarkStart w:id="62" w:name="_Toc231209479"/>
+      <w:bookmarkStart w:id="62" w:name="_Toc231814308"/>
       <w:r>
         <w:rPr>
           <w:rFonts w:hint="eastAsia"/>
@@ -16966,7 +17444,7 @@
       <w:pPr>
         <w:pStyle w:val="ac"/>
       </w:pPr>
-      <w:bookmarkStart w:id="63" w:name="_Toc231209480"/>
+      <w:bookmarkStart w:id="63" w:name="_Toc231814309"/>
       <w:r>
         <w:rPr>
           <w:rFonts w:hint="eastAsia"/>
@@ -16979,9 +17457,6 @@
       <w:pPr>
         <w:pStyle w:val="aa"/>
         <w:spacing w:before="78" w:after="78"/>
-        <w:rPr>
-          <w:rFonts w:hint="eastAsia"/>
-        </w:rPr>
       </w:pPr>
       <w:r>
         <w:tab/>
@@ -17150,7 +17625,7 @@
       <w:pPr>
         <w:pStyle w:val="a9"/>
       </w:pPr>
-      <w:bookmarkStart w:id="64" w:name="_Toc231209481"/>
+      <w:bookmarkStart w:id="64" w:name="_Toc231814310"/>
       <w:r>
         <w:rPr>
           <w:rFonts w:hint="eastAsia"/>
@@ -17186,14 +17661,17 @@
         </w:rPr>
         <w:t>2026.6.1</w:t>
       </w:r>
-    </w:p>
-    <w:p>
-      <w:pPr>
-        <w:pStyle w:val="aa"/>
-        <w:spacing w:before="78" w:after="78"/>
-        <w:rPr>
-          <w:rFonts w:hint="eastAsia"/>
-        </w:rPr>
+      <w:r>
+        <w:rPr>
+          <w:rFonts w:hint="eastAsia"/>
+        </w:rPr>
+        <w:t xml:space="preserve"> / 2026.6.8</w:t>
+      </w:r>
+    </w:p>
+    <w:p>
+      <w:pPr>
+        <w:pStyle w:val="aa"/>
+        <w:spacing w:before="78" w:after="78"/>
       </w:pPr>
       <w:r>
         <w:tab/>
@@ -17215,7 +17693,7 @@
       <w:pPr>
         <w:pStyle w:val="ac"/>
       </w:pPr>
-      <w:bookmarkStart w:id="65" w:name="_Toc231209482"/>
+      <w:bookmarkStart w:id="65" w:name="_Toc231814311"/>
       <w:r>
         <w:rPr>
           <w:rFonts w:hint="eastAsia"/>
@@ -17228,7 +17706,7 @@
       <w:pPr>
         <w:pStyle w:val="ae"/>
       </w:pPr>
-      <w:bookmarkStart w:id="66" w:name="_Toc231209483"/>
+      <w:bookmarkStart w:id="66" w:name="_Toc231814312"/>
       <w:r>
         <w:rPr>
           <w:rFonts w:hint="eastAsia"/>
@@ -17386,9 +17864,6 @@
       <w:pPr>
         <w:pStyle w:val="aa"/>
         <w:spacing w:before="78" w:after="78"/>
-        <w:rPr>
-          <w:rFonts w:hint="eastAsia"/>
-        </w:rPr>
       </w:pPr>
       <w:r>
         <w:tab/>
@@ -17418,7 +17893,7 @@
       <w:pPr>
         <w:pStyle w:val="ae"/>
       </w:pPr>
-      <w:bookmarkStart w:id="67" w:name="_Toc231209484"/>
+      <w:bookmarkStart w:id="67" w:name="_Toc231814313"/>
       <w:r>
         <w:rPr>
           <w:rFonts w:hint="eastAsia"/>
@@ -17715,11 +18190,8 @@
     <w:p>
       <w:pPr>
         <w:pStyle w:val="ac"/>
-        <w:rPr>
-          <w:rFonts w:hint="eastAsia"/>
-        </w:rPr>
-      </w:pPr>
-      <w:bookmarkStart w:id="68" w:name="_Toc231209485"/>
+      </w:pPr>
+      <w:bookmarkStart w:id="68" w:name="_Toc231814314"/>
       <w:r>
         <w:rPr>
           <w:rFonts w:hint="eastAsia"/>
@@ -17851,9 +18323,6 @@
         </w:numPr>
         <w:spacing w:beforeLines="0" w:before="0" w:afterLines="0" w:after="0"/>
         <w:ind w:left="442" w:hanging="442"/>
-        <w:rPr>
-          <w:rFonts w:hint="eastAsia"/>
-        </w:rPr>
       </w:pPr>
       <w:r>
         <w:rPr>
@@ -17877,6 +18346,729 @@
         </w:rPr>
         <w:t>三者中的任意两者都对立。</w:t>
       </w:r>
+    </w:p>
+    <w:p>
+      <w:pPr>
+        <w:pStyle w:val="ae"/>
+        <w:rPr>
+          <w:rFonts w:hint="eastAsia"/>
+        </w:rPr>
+      </w:pPr>
+      <w:bookmarkStart w:id="69" w:name="_Toc231814315"/>
+      <w:r>
+        <w:rPr>
+          <w:rFonts w:hint="eastAsia"/>
+        </w:rPr>
+        <w:t>（一）中美欧气候治理三边关系的历史演变</w:t>
+      </w:r>
+      <w:bookmarkEnd w:id="69"/>
+    </w:p>
+    <w:p>
+      <w:pPr>
+        <w:pStyle w:val="aa"/>
+        <w:spacing w:before="78" w:after="78"/>
+        <w:ind w:firstLine="420"/>
+      </w:pPr>
+      <w:r>
+        <w:rPr>
+          <w:rFonts w:hint="eastAsia"/>
+        </w:rPr>
+        <w:t>1989</w:t>
+      </w:r>
+      <w:r>
+        <w:rPr>
+          <w:rFonts w:hint="eastAsia"/>
+        </w:rPr>
+        <w:t>年至</w:t>
+      </w:r>
+      <w:r>
+        <w:rPr>
+          <w:rFonts w:hint="eastAsia"/>
+        </w:rPr>
+        <w:t>1994</w:t>
+      </w:r>
+      <w:r>
+        <w:rPr>
+          <w:rFonts w:hint="eastAsia"/>
+        </w:rPr>
+        <w:t>年，中美欧三边关系初现，尚不成形。当时，在国际谈判中整体出现三种主要力量——美国避免做出具有约束力的减排承诺；欧盟（欧共体）与其他发达国家结盟，调和与美国的立场差异；中国则加强与发展中国家磋商和协调，采取</w:t>
+      </w:r>
+      <w:r>
+        <w:rPr>
+          <w:rFonts w:hint="eastAsia"/>
+        </w:rPr>
+        <w:t>77</w:t>
+      </w:r>
+      <w:r>
+        <w:rPr>
+          <w:rFonts w:hint="eastAsia"/>
+        </w:rPr>
+        <w:t>国集团</w:t>
+      </w:r>
+      <w:r>
+        <w:rPr>
+          <w:rFonts w:hint="eastAsia"/>
+        </w:rPr>
+        <w:t>+</w:t>
+      </w:r>
+      <w:r>
+        <w:rPr>
+          <w:rFonts w:hint="eastAsia"/>
+        </w:rPr>
+        <w:t>中国方式，保持独立性。欧盟与美国都意识到了中国的地位，但都没有把中国看作重要的谈判对手；中国也避免与美国和欧盟直接发送冲突。</w:t>
+      </w:r>
+    </w:p>
+    <w:p>
+      <w:pPr>
+        <w:pStyle w:val="aa"/>
+        <w:spacing w:before="78" w:after="78"/>
+        <w:ind w:firstLine="420"/>
+      </w:pPr>
+      <w:r>
+        <w:rPr>
+          <w:rFonts w:hint="eastAsia"/>
+        </w:rPr>
+        <w:t>1995</w:t>
+      </w:r>
+      <w:r>
+        <w:rPr>
+          <w:rFonts w:hint="eastAsia"/>
+        </w:rPr>
+        <w:t>年至</w:t>
+      </w:r>
+      <w:r>
+        <w:rPr>
+          <w:rFonts w:hint="eastAsia"/>
+        </w:rPr>
+        <w:t>2000</w:t>
+      </w:r>
+      <w:r>
+        <w:rPr>
+          <w:rFonts w:hint="eastAsia"/>
+        </w:rPr>
+        <w:t>年，中美欧三边关系开始成形。京都会议前，中美欧三方以《日内瓦部长宣言》实现了三方共处的关系，美国和欧盟都与中国有一定分歧，但相对而言中欧立场更加接近。京都会议上，欧盟与中国之间存在分歧，但立场接近，欧盟也更重视中国的角色，开始联合</w:t>
+      </w:r>
+      <w:proofErr w:type="gramStart"/>
+      <w:r>
+        <w:rPr>
+          <w:rFonts w:hint="eastAsia"/>
+        </w:rPr>
+        <w:t>他国向</w:t>
+      </w:r>
+      <w:proofErr w:type="gramEnd"/>
+      <w:r>
+        <w:rPr>
+          <w:rFonts w:hint="eastAsia"/>
+        </w:rPr>
+        <w:t>中国施加压力；中国反对欧盟力图为发展中国家增加新义务。《京都议定书》的签订标志着三</w:t>
+      </w:r>
+      <w:proofErr w:type="gramStart"/>
+      <w:r>
+        <w:rPr>
+          <w:rFonts w:hint="eastAsia"/>
+        </w:rPr>
+        <w:t>方总体</w:t>
+      </w:r>
+      <w:proofErr w:type="gramEnd"/>
+      <w:r>
+        <w:rPr>
+          <w:rFonts w:hint="eastAsia"/>
+        </w:rPr>
+        <w:t>的合作关系。《京都议定书》后，美国继续向中国施加压力，欧盟则采取了低调配合的姿态。</w:t>
+      </w:r>
+    </w:p>
+    <w:p>
+      <w:pPr>
+        <w:pStyle w:val="aa"/>
+        <w:spacing w:before="78" w:after="78"/>
+        <w:ind w:firstLine="420"/>
+      </w:pPr>
+      <w:r>
+        <w:rPr>
+          <w:rFonts w:hint="eastAsia"/>
+        </w:rPr>
+        <w:t>2001</w:t>
+      </w:r>
+      <w:r>
+        <w:rPr>
+          <w:rFonts w:hint="eastAsia"/>
+        </w:rPr>
+        <w:t>年，随着美国退出《京都议定书》，促使中欧形成“稳定婚姻关系”，美国则成为“孤雏”。</w:t>
+      </w:r>
+      <w:r>
+        <w:rPr>
+          <w:rFonts w:hint="eastAsia"/>
+        </w:rPr>
+        <w:t>2008</w:t>
+      </w:r>
+      <w:r>
+        <w:rPr>
+          <w:rFonts w:hint="eastAsia"/>
+        </w:rPr>
+        <w:t>年，随着金融危机的爆发，三边关系又出现了流变；为使中国在</w:t>
+      </w:r>
+      <w:r>
+        <w:rPr>
+          <w:rFonts w:hint="eastAsia"/>
+        </w:rPr>
+        <w:t>2009</w:t>
+      </w:r>
+      <w:r>
+        <w:rPr>
+          <w:rFonts w:hint="eastAsia"/>
+        </w:rPr>
+        <w:t>年的哥本哈根会议上支持己方，中国开始同时被欧盟与美国追求；在哥本哈根会议上，欧美联手变为了中美合作；最后，中美欧都进行了策略调整，“三方共处”重现。</w:t>
+      </w:r>
+    </w:p>
+    <w:p>
+      <w:pPr>
+        <w:pStyle w:val="aa"/>
+        <w:spacing w:before="78" w:after="78"/>
+        <w:ind w:firstLine="420"/>
+      </w:pPr>
+      <w:r>
+        <w:rPr>
+          <w:rFonts w:hint="eastAsia"/>
+        </w:rPr>
+        <w:lastRenderedPageBreak/>
+        <w:t>2011</w:t>
+      </w:r>
+      <w:r>
+        <w:rPr>
+          <w:rFonts w:hint="eastAsia"/>
+        </w:rPr>
+        <w:t>年至</w:t>
+      </w:r>
+      <w:r>
+        <w:rPr>
+          <w:rFonts w:hint="eastAsia"/>
+        </w:rPr>
+        <w:t>2015</w:t>
+      </w:r>
+      <w:r>
+        <w:rPr>
+          <w:rFonts w:hint="eastAsia"/>
+        </w:rPr>
+        <w:t>年，中美、中欧合作均加强，三方共处的关系模式得到巩固。</w:t>
+      </w:r>
+      <w:r>
+        <w:rPr>
+          <w:rFonts w:hint="eastAsia"/>
+        </w:rPr>
+        <w:t>2017</w:t>
+      </w:r>
+      <w:r>
+        <w:rPr>
+          <w:rFonts w:hint="eastAsia"/>
+        </w:rPr>
+        <w:t>年至</w:t>
+      </w:r>
+      <w:r>
+        <w:rPr>
+          <w:rFonts w:hint="eastAsia"/>
+        </w:rPr>
+        <w:t>2025</w:t>
+      </w:r>
+      <w:r>
+        <w:rPr>
+          <w:rFonts w:hint="eastAsia"/>
+        </w:rPr>
+        <w:t>年，美国宣布退出《巴黎协定》带来了新变数，中美欧的整体合作下降，竞争性增强，美欧、中美、中欧之间都出现了竞争；其他问题领域的竞争也对气候领域的合作造成了负面影响。</w:t>
+      </w:r>
+    </w:p>
+    <w:p>
+      <w:pPr>
+        <w:pStyle w:val="ae"/>
+        <w:rPr>
+          <w:rFonts w:hint="eastAsia"/>
+        </w:rPr>
+      </w:pPr>
+      <w:bookmarkStart w:id="70" w:name="_Toc231814316"/>
+      <w:r>
+        <w:rPr>
+          <w:rFonts w:hint="eastAsia"/>
+        </w:rPr>
+        <w:t>（二）中美欧气候治理三边关系的特征</w:t>
+      </w:r>
+      <w:bookmarkEnd w:id="70"/>
+    </w:p>
+    <w:p>
+      <w:pPr>
+        <w:pStyle w:val="aa"/>
+        <w:spacing w:before="78" w:after="78"/>
+      </w:pPr>
+      <w:r>
+        <w:tab/>
+      </w:r>
+      <w:r>
+        <w:rPr>
+          <w:rFonts w:hint="eastAsia"/>
+        </w:rPr>
+        <w:t>“三方共处”模式是中美欧气候治理三边关系的基本形态；但随着美国退出《巴黎协定》，这一模式也已被打破，不再具有解释力。中欧之间“稳定婚姻模式”具有一般特征，</w:t>
+      </w:r>
+      <w:r>
+        <w:rPr>
+          <w:rFonts w:hint="eastAsia"/>
+        </w:rPr>
+        <w:t>这一特征在后巴黎时期也得以延续</w:t>
+      </w:r>
+      <w:r>
+        <w:rPr>
+          <w:rFonts w:hint="eastAsia"/>
+        </w:rPr>
+        <w:t>。三边关系还具有较强的流动性与开放性。</w:t>
+      </w:r>
+    </w:p>
+    <w:p>
+      <w:pPr>
+        <w:pStyle w:val="aa"/>
+        <w:spacing w:before="78" w:after="78"/>
+        <w:rPr>
+          <w:rFonts w:hint="eastAsia"/>
+        </w:rPr>
+      </w:pPr>
+      <w:r>
+        <w:tab/>
+      </w:r>
+      <w:r>
+        <w:rPr>
+          <w:rFonts w:hint="eastAsia"/>
+        </w:rPr>
+        <w:t>中美欧在具体议题上的分歧并没有影响它们在其他议题上的合作；在全球层次上的竞争并没有阻碍它们在双边层次上的合作。它们也避免在气候变化问题上与其中一方建立全面的联盟来针对另一方——实际上这也是不可能实现的。以上特征都使中美欧气候治理三边关系与冷战时期的中美苏战略三角有所不同。</w:t>
+      </w:r>
+    </w:p>
+    <w:p>
+      <w:pPr>
+        <w:pStyle w:val="aa"/>
+        <w:spacing w:before="78" w:after="78"/>
+      </w:pPr>
+    </w:p>
+    <w:p>
+      <w:pPr>
+        <w:pStyle w:val="aa"/>
+        <w:spacing w:before="78" w:after="78"/>
+      </w:pPr>
+    </w:p>
+    <w:p>
+      <w:pPr>
+        <w:pStyle w:val="aa"/>
+        <w:spacing w:before="78" w:after="78"/>
+      </w:pPr>
+    </w:p>
+    <w:p>
+      <w:pPr>
+        <w:pStyle w:val="a9"/>
+      </w:pPr>
+      <w:bookmarkStart w:id="71" w:name="_Toc231814317"/>
+      <w:r>
+        <w:rPr>
+          <w:rFonts w:hint="eastAsia"/>
+        </w:rPr>
+        <w:t>第九讲</w:t>
+      </w:r>
+      <w:r>
+        <w:rPr>
+          <w:rFonts w:hint="eastAsia"/>
+        </w:rPr>
+        <w:t xml:space="preserve"> </w:t>
+      </w:r>
+      <w:r>
+        <w:rPr>
+          <w:rFonts w:hint="eastAsia"/>
+        </w:rPr>
+        <w:t>气候变化与安全</w:t>
+      </w:r>
+      <w:bookmarkEnd w:id="71"/>
+    </w:p>
+    <w:p>
+      <w:pPr>
+        <w:pStyle w:val="aa"/>
+        <w:spacing w:before="78" w:after="78"/>
+        <w:jc w:val="center"/>
+        <w:rPr>
+          <w:rFonts w:hint="eastAsia"/>
+        </w:rPr>
+      </w:pPr>
+      <w:r>
+        <w:rPr>
+          <w:rFonts w:hint="eastAsia"/>
+        </w:rPr>
+        <w:t>2026.6.8</w:t>
+      </w:r>
+    </w:p>
+    <w:p>
+      <w:pPr>
+        <w:pStyle w:val="aa"/>
+        <w:spacing w:before="78" w:after="78"/>
+      </w:pPr>
+      <w:r>
+        <w:tab/>
+      </w:r>
+      <w:r>
+        <w:rPr>
+          <w:rFonts w:hint="eastAsia"/>
+        </w:rPr>
+        <w:t>气候变化问题的迫切性和紧急性正在增强，人类正面临显著的气候变化风险。《联合国气候变化框架公约》和《巴黎协定》构成了首要的全球气候变化治理机制。但是，全球气候变化治理机制下的集体行动力度不足，国家自主减</w:t>
+      </w:r>
+      <w:proofErr w:type="gramStart"/>
+      <w:r>
+        <w:rPr>
+          <w:rFonts w:hint="eastAsia"/>
+        </w:rPr>
+        <w:t>排承诺</w:t>
+      </w:r>
+      <w:proofErr w:type="gramEnd"/>
+      <w:r>
+        <w:rPr>
+          <w:rFonts w:hint="eastAsia"/>
+        </w:rPr>
+        <w:t>与《巴黎协定》的温控目标之间存在巨大差距。</w:t>
+      </w:r>
+    </w:p>
+    <w:p>
+      <w:pPr>
+        <w:pStyle w:val="aa"/>
+        <w:spacing w:before="78" w:after="78"/>
+        <w:ind w:firstLine="420"/>
+      </w:pPr>
+      <w:r>
+        <w:rPr>
+          <w:rFonts w:hint="eastAsia"/>
+        </w:rPr>
+        <w:t>气候变化也带来了国家安全和国际安全的关切。安理会自</w:t>
+      </w:r>
+      <w:r>
+        <w:rPr>
+          <w:rFonts w:hint="eastAsia"/>
+        </w:rPr>
+        <w:t>2007</w:t>
+      </w:r>
+      <w:r>
+        <w:rPr>
+          <w:rFonts w:hint="eastAsia"/>
+        </w:rPr>
+        <w:t>年以来举行了若干次有关气候变化与安全的辩论，但没有通过任何有关气候变化与国际安全的决议。为什么旷日持久的安理会气候变化与安全辩论没有产生实质性成果？会员国在辩论中的共识和分歧是什么？分歧背后存在着怎样的不同逻辑？</w:t>
+      </w:r>
+    </w:p>
+    <w:p>
+      <w:pPr>
+        <w:pStyle w:val="aa"/>
+        <w:spacing w:before="78" w:after="78"/>
+        <w:ind w:firstLine="420"/>
+      </w:pPr>
+      <w:r>
+        <w:rPr>
+          <w:rFonts w:hint="eastAsia"/>
+        </w:rPr>
+        <w:t>安全化的理论可以部分地解释上述问题，但也具有局限性。首先，其无法解释为什么</w:t>
+      </w:r>
+      <w:proofErr w:type="gramStart"/>
+      <w:r>
+        <w:rPr>
+          <w:rFonts w:hint="eastAsia"/>
+        </w:rPr>
+        <w:t>安理会气变和</w:t>
+      </w:r>
+      <w:proofErr w:type="gramEnd"/>
+      <w:r>
+        <w:rPr>
+          <w:rFonts w:hint="eastAsia"/>
+        </w:rPr>
+        <w:t>安全的辩论旷日持久但没有取得实质性成果；其次，这种分析模式实际上认为，气候变化安全的实现只有一种路径、一种逻辑，难以识别辩论中奋起的本质和原因。</w:t>
+      </w:r>
+    </w:p>
+    <w:p>
+      <w:pPr>
+        <w:pStyle w:val="aa"/>
+        <w:spacing w:before="78" w:after="78"/>
+      </w:pPr>
+    </w:p>
+    <w:p>
+      <w:pPr>
+        <w:pStyle w:val="ac"/>
+        <w:rPr>
+          <w:rFonts w:hint="eastAsia"/>
+        </w:rPr>
+      </w:pPr>
+      <w:bookmarkStart w:id="72" w:name="_Toc231814318"/>
+      <w:r>
+        <w:rPr>
+          <w:rFonts w:hint="eastAsia"/>
+        </w:rPr>
+        <w:t>一、安理会气候变化与安全辩论：持续进程与有限共识</w:t>
+      </w:r>
+      <w:bookmarkEnd w:id="72"/>
+    </w:p>
+    <w:p>
+      <w:pPr>
+        <w:pStyle w:val="aa"/>
+        <w:spacing w:before="78" w:after="78"/>
+      </w:pPr>
+      <w:r>
+        <w:tab/>
+      </w:r>
+      <w:r>
+        <w:rPr>
+          <w:rFonts w:hint="eastAsia"/>
+        </w:rPr>
+        <w:t>在</w:t>
+      </w:r>
+      <w:r>
+        <w:rPr>
+          <w:rFonts w:hint="eastAsia"/>
+        </w:rPr>
+        <w:t>2007</w:t>
+      </w:r>
+      <w:r>
+        <w:rPr>
+          <w:rFonts w:hint="eastAsia"/>
+        </w:rPr>
+        <w:t>年至</w:t>
+      </w:r>
+      <w:r>
+        <w:rPr>
+          <w:rFonts w:hint="eastAsia"/>
+        </w:rPr>
+        <w:t>2025</w:t>
+      </w:r>
+      <w:r>
+        <w:rPr>
+          <w:rFonts w:hint="eastAsia"/>
+        </w:rPr>
+        <w:t>年，安理会对气候变化的讨论是一个持续进程，包括专题会议、正式会议、阿里亚办法会议（一种高度非正式的秘密会议）等。自</w:t>
+      </w:r>
+      <w:r>
+        <w:rPr>
+          <w:rFonts w:hint="eastAsia"/>
+        </w:rPr>
+        <w:t>2007</w:t>
+      </w:r>
+      <w:r>
+        <w:rPr>
+          <w:rFonts w:hint="eastAsia"/>
+        </w:rPr>
+        <w:t>年起，安理会在气候、和平与安全领域的参与度日益提升，也形成了有限共识。几乎所有会员国认同，气候变化已经对自然和人类造成了巨大的负面影响，可能影响和平与安全。</w:t>
+      </w:r>
+      <w:r>
+        <w:rPr>
+          <w:rFonts w:hint="eastAsia"/>
+        </w:rPr>
+        <w:t>2011</w:t>
+      </w:r>
+      <w:r>
+        <w:rPr>
+          <w:rFonts w:hint="eastAsia"/>
+        </w:rPr>
+        <w:t>年安理会第</w:t>
+      </w:r>
+      <w:r>
+        <w:rPr>
+          <w:rFonts w:hint="eastAsia"/>
+        </w:rPr>
+        <w:t>6587</w:t>
+      </w:r>
+      <w:r>
+        <w:rPr>
+          <w:rFonts w:hint="eastAsia"/>
+        </w:rPr>
+        <w:t>次会议通过了一份与气候安全相关的主席声明</w:t>
+      </w:r>
+      <w:r>
+        <w:rPr>
+          <w:rFonts w:hint="eastAsia"/>
+        </w:rPr>
+        <w:t>；联合国安理会通过的部分国别决议中，也包含了气候变化与安全的内容</w:t>
+      </w:r>
+      <w:r>
+        <w:rPr>
+          <w:rFonts w:hint="eastAsia"/>
+        </w:rPr>
+        <w:t>。</w:t>
+      </w:r>
+      <w:r>
+        <w:rPr>
+          <w:rFonts w:hint="eastAsia"/>
+        </w:rPr>
+        <w:t>但是，安理会尚未通过气候变化和安全的普遍性决议。</w:t>
+      </w:r>
+    </w:p>
+    <w:p>
+      <w:pPr>
+        <w:pStyle w:val="aa"/>
+        <w:spacing w:before="78" w:after="78"/>
+      </w:pPr>
+    </w:p>
+    <w:p>
+      <w:pPr>
+        <w:pStyle w:val="ac"/>
+        <w:rPr>
+          <w:rFonts w:hint="eastAsia"/>
+        </w:rPr>
+      </w:pPr>
+      <w:bookmarkStart w:id="73" w:name="_Toc231814319"/>
+      <w:r>
+        <w:rPr>
+          <w:rFonts w:hint="eastAsia"/>
+        </w:rPr>
+        <w:lastRenderedPageBreak/>
+        <w:t>二</w:t>
+      </w:r>
+      <w:r>
+        <w:rPr>
+          <w:rFonts w:hint="eastAsia"/>
+        </w:rPr>
+        <w:t>、安理会气候变化与安全辩论中的核心分歧</w:t>
+      </w:r>
+      <w:bookmarkEnd w:id="73"/>
+    </w:p>
+    <w:p>
+      <w:pPr>
+        <w:pStyle w:val="aa"/>
+        <w:spacing w:before="78" w:after="78"/>
+      </w:pPr>
+      <w:r>
+        <w:tab/>
+      </w:r>
+      <w:r>
+        <w:rPr>
+          <w:rFonts w:hint="eastAsia"/>
+        </w:rPr>
+        <w:t>安理会常任理事国的分歧的制度基础在于安理会通过普遍性决议的表决程序，以及安理会常任理事国的否决权。具体而言，常任理事国的核心分歧包括：</w:t>
+      </w:r>
+    </w:p>
+    <w:p>
+      <w:pPr>
+        <w:pStyle w:val="aa"/>
+        <w:numPr>
+          <w:ilvl w:val="0"/>
+          <w:numId w:val="17"/>
+        </w:numPr>
+        <w:spacing w:before="78" w:after="78"/>
+      </w:pPr>
+      <w:r>
+        <w:rPr>
+          <w:rFonts w:hint="eastAsia"/>
+        </w:rPr>
+        <w:t>气候变化对安全的影响是什么，特别是如何确认气候变化与暴力冲突的关系。英法美认为，气候变化已经成为一个安全问题，对国际安全或者集体安全产生普遍严重影响；气候变化将造成冲突和不稳定，使国际不稳定的风险倍增，是一个地缘政治问题；气候变化还使得生物多样性流失加剧冲突，为全球粮食不安全推波助澜，威胁国际和平与安全。</w:t>
+      </w:r>
+    </w:p>
+    <w:p>
+      <w:pPr>
+        <w:pStyle w:val="aa"/>
+        <w:spacing w:before="78" w:after="78"/>
+        <w:ind w:left="720"/>
+      </w:pPr>
+      <w:r>
+        <w:rPr>
+          <w:rFonts w:hint="eastAsia"/>
+        </w:rPr>
+        <w:t>中国则认为，气候变化具有一定的安全影响，但它是一种非传统安全问题，本质是一种发展问题；并非安理会议程上的所有国家都因气候变化而陷入战乱；同气候变化相比，环境退化、旱涝灾害、粮食短缺、资源分配不公等是引发紧张和冲突的更加现实和直接的因素；因此，分析气候因素对安全风险的驱动作用，一定要结合具体情况具体分析，中国不回避对这个问题的严肃探讨，同时要避免把气候问题</w:t>
+      </w:r>
+      <w:proofErr w:type="gramStart"/>
+      <w:r>
+        <w:rPr>
+          <w:rFonts w:hint="eastAsia"/>
+        </w:rPr>
+        <w:t>泛安全</w:t>
+      </w:r>
+      <w:proofErr w:type="gramEnd"/>
+      <w:r>
+        <w:rPr>
+          <w:rFonts w:hint="eastAsia"/>
+        </w:rPr>
+        <w:t>化。</w:t>
+      </w:r>
+    </w:p>
+    <w:p>
+      <w:pPr>
+        <w:pStyle w:val="aa"/>
+        <w:spacing w:before="78" w:after="78"/>
+        <w:ind w:left="720"/>
+        <w:rPr>
+          <w:rFonts w:hint="eastAsia"/>
+        </w:rPr>
+      </w:pPr>
+      <w:r>
+        <w:rPr>
+          <w:rFonts w:hint="eastAsia"/>
+        </w:rPr>
+        <w:t>俄罗斯认为，气候变化不是国际安全范畴内的普遍挑战；恐怖主义与气候变化之间的联系尚不清楚，需要结合其他更重要的因素来看待。</w:t>
+      </w:r>
+    </w:p>
+    <w:p>
+      <w:pPr>
+        <w:pStyle w:val="aa"/>
+        <w:numPr>
+          <w:ilvl w:val="0"/>
+          <w:numId w:val="17"/>
+        </w:numPr>
+        <w:spacing w:before="78" w:after="78"/>
+      </w:pPr>
+      <w:r>
+        <w:rPr>
+          <w:rFonts w:hint="eastAsia"/>
+        </w:rPr>
+        <w:t>安全理事会是否以及怎样应对气候变化的安全威胁。对于“安理会是否应该介入”的问题，英法美认为，安理会应该审议气候变化问题，</w:t>
+      </w:r>
+      <w:proofErr w:type="gramStart"/>
+      <w:r>
+        <w:rPr>
+          <w:rFonts w:hint="eastAsia"/>
+        </w:rPr>
+        <w:t>对气变与</w:t>
+      </w:r>
+      <w:proofErr w:type="gramEnd"/>
+      <w:r>
+        <w:rPr>
+          <w:rFonts w:hint="eastAsia"/>
+        </w:rPr>
+        <w:t>安全问题采取行动，安理会有义务应对这些挑战。中国认为，在早期阶段不主张安理会审议气候变化问题。</w:t>
+      </w:r>
+      <w:r>
+        <w:rPr>
+          <w:rFonts w:hint="eastAsia"/>
+        </w:rPr>
+        <w:t>俄罗斯认为，气候和社会经济问题领域与安理会的任务没有直接联系；安理会既没有专业知识，也没有工具可制定行之有效的方案来</w:t>
+      </w:r>
+      <w:proofErr w:type="gramStart"/>
+      <w:r>
+        <w:rPr>
+          <w:rFonts w:hint="eastAsia"/>
+        </w:rPr>
+        <w:t>解决气变问题</w:t>
+      </w:r>
+      <w:proofErr w:type="gramEnd"/>
+      <w:r>
+        <w:rPr>
+          <w:rFonts w:hint="eastAsia"/>
+        </w:rPr>
+        <w:t>；因此，安理会审议气候变化未免过分，甚至适得其反，违反不干涉内政原则。</w:t>
+      </w:r>
+    </w:p>
+    <w:p>
+      <w:pPr>
+        <w:pStyle w:val="aa"/>
+        <w:spacing w:before="78" w:after="78"/>
+        <w:ind w:left="720"/>
+        <w:rPr>
+          <w:rFonts w:hint="eastAsia"/>
+        </w:rPr>
+      </w:pPr>
+      <w:r>
+        <w:rPr>
+          <w:rFonts w:hint="eastAsia"/>
+        </w:rPr>
+        <w:t>对于“安理会如何介入”的问题，英法美认为应当通过有关气候变化与安全的决议，并将其纳入预防与缓解冲突、维和行动之中。中国认为应避免不加区分地将气候因素作为所有问题的重点，甚至列入联合国维和行动授权，防止影响安理会有效履行职责；安理会可以运用自身独特的权威，建立监督机制，推动发达国家履行义务、落实承诺；安理会可以根据自身职责和授权，结合既有议程上的冲突热点，就气候与安全的关系具体问题具体分析，并在可能的情况下利用手中的资源和手段，为预防和化解冲突提供支持和帮助。俄罗斯反对在维和行动或特别政治任务中纳入气候变化，因为维和人员缺乏应对气候变化的专业知识。</w:t>
+      </w:r>
+    </w:p>
+    <w:p>
+      <w:pPr>
+        <w:pStyle w:val="aa"/>
+        <w:spacing w:before="78" w:after="78"/>
+        <w:rPr>
+          <w:rFonts w:hint="eastAsia"/>
+        </w:rPr>
+      </w:pPr>
     </w:p>
     <w:p>
       <w:pPr>
@@ -18904,6 +20096,95 @@
     </w:lvl>
   </w:abstractNum>
   <w:abstractNum w:abstractNumId="8" w15:restartNumberingAfterBreak="0">
+    <w:nsid w:val="399F55E4"/>
+    <w:multiLevelType w:val="hybridMultilevel"/>
+    <w:tmpl w:val="D508275A"/>
+    <w:lvl w:ilvl="0" w:tplc="B664AD02">
+      <w:start w:val="1"/>
+      <w:numFmt w:val="japaneseCounting"/>
+      <w:lvlText w:val="第%1，"/>
+      <w:lvlJc w:val="left"/>
+      <w:pPr>
+        <w:ind w:left="720" w:hanging="720"/>
+      </w:pPr>
+      <w:rPr>
+        <w:rFonts w:hint="default"/>
+      </w:rPr>
+    </w:lvl>
+    <w:lvl w:ilvl="1" w:tplc="04090019" w:tentative="1">
+      <w:start w:val="1"/>
+      <w:numFmt w:val="lowerLetter"/>
+      <w:lvlText w:val="%2)"/>
+      <w:lvlJc w:val="left"/>
+      <w:pPr>
+        <w:ind w:left="880" w:hanging="440"/>
+      </w:pPr>
+    </w:lvl>
+    <w:lvl w:ilvl="2" w:tplc="0409001B" w:tentative="1">
+      <w:start w:val="1"/>
+      <w:numFmt w:val="lowerRoman"/>
+      <w:lvlText w:val="%3."/>
+      <w:lvlJc w:val="right"/>
+      <w:pPr>
+        <w:ind w:left="1320" w:hanging="440"/>
+      </w:pPr>
+    </w:lvl>
+    <w:lvl w:ilvl="3" w:tplc="0409000F" w:tentative="1">
+      <w:start w:val="1"/>
+      <w:numFmt w:val="decimal"/>
+      <w:lvlText w:val="%4."/>
+      <w:lvlJc w:val="left"/>
+      <w:pPr>
+        <w:ind w:left="1760" w:hanging="440"/>
+      </w:pPr>
+    </w:lvl>
+    <w:lvl w:ilvl="4" w:tplc="04090019" w:tentative="1">
+      <w:start w:val="1"/>
+      <w:numFmt w:val="lowerLetter"/>
+      <w:lvlText w:val="%5)"/>
+      <w:lvlJc w:val="left"/>
+      <w:pPr>
+        <w:ind w:left="2200" w:hanging="440"/>
+      </w:pPr>
+    </w:lvl>
+    <w:lvl w:ilvl="5" w:tplc="0409001B" w:tentative="1">
+      <w:start w:val="1"/>
+      <w:numFmt w:val="lowerRoman"/>
+      <w:lvlText w:val="%6."/>
+      <w:lvlJc w:val="right"/>
+      <w:pPr>
+        <w:ind w:left="2640" w:hanging="440"/>
+      </w:pPr>
+    </w:lvl>
+    <w:lvl w:ilvl="6" w:tplc="0409000F" w:tentative="1">
+      <w:start w:val="1"/>
+      <w:numFmt w:val="decimal"/>
+      <w:lvlText w:val="%7."/>
+      <w:lvlJc w:val="left"/>
+      <w:pPr>
+        <w:ind w:left="3080" w:hanging="440"/>
+      </w:pPr>
+    </w:lvl>
+    <w:lvl w:ilvl="7" w:tplc="04090019" w:tentative="1">
+      <w:start w:val="1"/>
+      <w:numFmt w:val="lowerLetter"/>
+      <w:lvlText w:val="%8)"/>
+      <w:lvlJc w:val="left"/>
+      <w:pPr>
+        <w:ind w:left="3520" w:hanging="440"/>
+      </w:pPr>
+    </w:lvl>
+    <w:lvl w:ilvl="8" w:tplc="0409001B" w:tentative="1">
+      <w:start w:val="1"/>
+      <w:numFmt w:val="lowerRoman"/>
+      <w:lvlText w:val="%9."/>
+      <w:lvlJc w:val="right"/>
+      <w:pPr>
+        <w:ind w:left="3960" w:hanging="440"/>
+      </w:pPr>
+    </w:lvl>
+  </w:abstractNum>
+  <w:abstractNum w:abstractNumId="9" w15:restartNumberingAfterBreak="0">
     <w:nsid w:val="3EEA4C9C"/>
     <w:multiLevelType w:val="hybridMultilevel"/>
     <w:tmpl w:val="78EC5B62"/>
@@ -19016,7 +20297,7 @@
       </w:rPr>
     </w:lvl>
   </w:abstractNum>
-  <w:abstractNum w:abstractNumId="9" w15:restartNumberingAfterBreak="0">
+  <w:abstractNum w:abstractNumId="10" w15:restartNumberingAfterBreak="0">
     <w:nsid w:val="49190FE1"/>
     <w:multiLevelType w:val="hybridMultilevel"/>
     <w:tmpl w:val="CC22B47C"/>
@@ -19129,7 +20410,7 @@
       </w:rPr>
     </w:lvl>
   </w:abstractNum>
-  <w:abstractNum w:abstractNumId="10" w15:restartNumberingAfterBreak="0">
+  <w:abstractNum w:abstractNumId="11" w15:restartNumberingAfterBreak="0">
     <w:nsid w:val="497D7A25"/>
     <w:multiLevelType w:val="hybridMultilevel"/>
     <w:tmpl w:val="6BF4CE46"/>
@@ -19215,7 +20496,7 @@
       </w:pPr>
     </w:lvl>
   </w:abstractNum>
-  <w:abstractNum w:abstractNumId="11" w15:restartNumberingAfterBreak="0">
+  <w:abstractNum w:abstractNumId="12" w15:restartNumberingAfterBreak="0">
     <w:nsid w:val="4A1833D5"/>
     <w:multiLevelType w:val="hybridMultilevel"/>
     <w:tmpl w:val="528E88E4"/>
@@ -19301,7 +20582,7 @@
       </w:pPr>
     </w:lvl>
   </w:abstractNum>
-  <w:abstractNum w:abstractNumId="12" w15:restartNumberingAfterBreak="0">
+  <w:abstractNum w:abstractNumId="13" w15:restartNumberingAfterBreak="0">
     <w:nsid w:val="51A4580B"/>
     <w:multiLevelType w:val="hybridMultilevel"/>
     <w:tmpl w:val="753E2596"/>
@@ -19390,7 +20671,7 @@
       </w:pPr>
     </w:lvl>
   </w:abstractNum>
-  <w:abstractNum w:abstractNumId="13" w15:restartNumberingAfterBreak="0">
+  <w:abstractNum w:abstractNumId="14" w15:restartNumberingAfterBreak="0">
     <w:nsid w:val="607F303C"/>
     <w:multiLevelType w:val="hybridMultilevel"/>
     <w:tmpl w:val="32A072B4"/>
@@ -19503,7 +20784,7 @@
       </w:rPr>
     </w:lvl>
   </w:abstractNum>
-  <w:abstractNum w:abstractNumId="14" w15:restartNumberingAfterBreak="0">
+  <w:abstractNum w:abstractNumId="15" w15:restartNumberingAfterBreak="0">
     <w:nsid w:val="710E6F9E"/>
     <w:multiLevelType w:val="hybridMultilevel"/>
     <w:tmpl w:val="B1DE1C64"/>
@@ -19616,7 +20897,7 @@
       </w:rPr>
     </w:lvl>
   </w:abstractNum>
-  <w:abstractNum w:abstractNumId="15" w15:restartNumberingAfterBreak="0">
+  <w:abstractNum w:abstractNumId="16" w15:restartNumberingAfterBreak="0">
     <w:nsid w:val="7C1756C7"/>
     <w:multiLevelType w:val="hybridMultilevel"/>
     <w:tmpl w:val="96E0968A"/>
@@ -19736,10 +21017,10 @@
     <w:abstractNumId w:val="2"/>
   </w:num>
   <w:num w:numId="3" w16cid:durableId="524447025">
-    <w:abstractNumId w:val="8"/>
+    <w:abstractNumId w:val="9"/>
   </w:num>
   <w:num w:numId="4" w16cid:durableId="339360284">
-    <w:abstractNumId w:val="14"/>
+    <w:abstractNumId w:val="15"/>
   </w:num>
   <w:num w:numId="5" w16cid:durableId="1295257415">
     <w:abstractNumId w:val="7"/>
@@ -19748,22 +21029,22 @@
     <w:abstractNumId w:val="4"/>
   </w:num>
   <w:num w:numId="7" w16cid:durableId="1544755656">
-    <w:abstractNumId w:val="9"/>
+    <w:abstractNumId w:val="10"/>
   </w:num>
   <w:num w:numId="8" w16cid:durableId="1260330725">
-    <w:abstractNumId w:val="13"/>
+    <w:abstractNumId w:val="14"/>
   </w:num>
   <w:num w:numId="9" w16cid:durableId="649404335">
     <w:abstractNumId w:val="5"/>
   </w:num>
   <w:num w:numId="10" w16cid:durableId="1064373290">
-    <w:abstractNumId w:val="10"/>
+    <w:abstractNumId w:val="11"/>
   </w:num>
   <w:num w:numId="11" w16cid:durableId="1719016366">
     <w:abstractNumId w:val="0"/>
   </w:num>
   <w:num w:numId="12" w16cid:durableId="575818598">
-    <w:abstractNumId w:val="11"/>
+    <w:abstractNumId w:val="12"/>
   </w:num>
   <w:num w:numId="13" w16cid:durableId="1824657017">
     <w:abstractNumId w:val="6"/>
@@ -19772,10 +21053,13 @@
     <w:abstractNumId w:val="1"/>
   </w:num>
   <w:num w:numId="15" w16cid:durableId="706872165">
-    <w:abstractNumId w:val="12"/>
+    <w:abstractNumId w:val="13"/>
   </w:num>
   <w:num w:numId="16" w16cid:durableId="112136168">
-    <w:abstractNumId w:val="15"/>
+    <w:abstractNumId w:val="16"/>
+  </w:num>
+  <w:num w:numId="17" w16cid:durableId="2118018537">
+    <w:abstractNumId w:val="8"/>
   </w:num>
 </w:numbering>
 </file>

--- a/course/major/环境与国际关系.docx
+++ b/course/major/环境与国际关系.docx
@@ -233,7 +233,7 @@
             </w:rPr>
             <w:fldChar w:fldCharType="separate"/>
           </w:r>
-          <w:hyperlink w:anchor="_Toc231814246" w:history="1">
+          <w:hyperlink w:anchor="_Toc232417791" w:history="1">
             <w:r>
               <w:rPr>
                 <w:rStyle w:val="a3"/>
@@ -272,7 +272,7 @@
                 <w:noProof/>
                 <w:webHidden/>
               </w:rPr>
-              <w:instrText>PAGEREF _Toc231814246 \h</w:instrText>
+              <w:instrText>PAGEREF _Toc232417791 \h</w:instrText>
             </w:r>
             <w:r>
               <w:rPr>
@@ -329,7 +329,7 @@
               <w14:ligatures w14:val="standardContextual"/>
             </w:rPr>
           </w:pPr>
-          <w:hyperlink w:anchor="_Toc231814247" w:history="1">
+          <w:hyperlink w:anchor="_Toc232417792" w:history="1">
             <w:r>
               <w:rPr>
                 <w:rStyle w:val="a3"/>
@@ -368,7 +368,7 @@
                 <w:noProof/>
                 <w:webHidden/>
               </w:rPr>
-              <w:instrText>PAGEREF _Toc231814247 \h</w:instrText>
+              <w:instrText>PAGEREF _Toc232417792 \h</w:instrText>
             </w:r>
             <w:r>
               <w:rPr>
@@ -425,7 +425,7 @@
               <w14:ligatures w14:val="standardContextual"/>
             </w:rPr>
           </w:pPr>
-          <w:hyperlink w:anchor="_Toc231814248" w:history="1">
+          <w:hyperlink w:anchor="_Toc232417793" w:history="1">
             <w:r>
               <w:rPr>
                 <w:rStyle w:val="a3"/>
@@ -464,7 +464,7 @@
                 <w:noProof/>
                 <w:webHidden/>
               </w:rPr>
-              <w:instrText>PAGEREF _Toc231814248 \h</w:instrText>
+              <w:instrText>PAGEREF _Toc232417793 \h</w:instrText>
             </w:r>
             <w:r>
               <w:rPr>
@@ -521,7 +521,7 @@
               <w14:ligatures w14:val="standardContextual"/>
             </w:rPr>
           </w:pPr>
-          <w:hyperlink w:anchor="_Toc231814249" w:history="1">
+          <w:hyperlink w:anchor="_Toc232417794" w:history="1">
             <w:r>
               <w:rPr>
                 <w:rStyle w:val="a3"/>
@@ -560,7 +560,7 @@
                 <w:noProof/>
                 <w:webHidden/>
               </w:rPr>
-              <w:instrText>PAGEREF _Toc231814249 \h</w:instrText>
+              <w:instrText>PAGEREF _Toc232417794 \h</w:instrText>
             </w:r>
             <w:r>
               <w:rPr>
@@ -617,7 +617,7 @@
               <w14:ligatures w14:val="standardContextual"/>
             </w:rPr>
           </w:pPr>
-          <w:hyperlink w:anchor="_Toc231814250" w:history="1">
+          <w:hyperlink w:anchor="_Toc232417795" w:history="1">
             <w:r>
               <w:rPr>
                 <w:rStyle w:val="a3"/>
@@ -656,7 +656,7 @@
                 <w:noProof/>
                 <w:webHidden/>
               </w:rPr>
-              <w:instrText>PAGEREF _Toc231814250 \h</w:instrText>
+              <w:instrText>PAGEREF _Toc232417795 \h</w:instrText>
             </w:r>
             <w:r>
               <w:rPr>
@@ -713,7 +713,7 @@
               <w14:ligatures w14:val="standardContextual"/>
             </w:rPr>
           </w:pPr>
-          <w:hyperlink w:anchor="_Toc231814251" w:history="1">
+          <w:hyperlink w:anchor="_Toc232417796" w:history="1">
             <w:r>
               <w:rPr>
                 <w:rStyle w:val="a3"/>
@@ -752,7 +752,7 @@
                 <w:noProof/>
                 <w:webHidden/>
               </w:rPr>
-              <w:instrText>PAGEREF _Toc231814251 \h</w:instrText>
+              <w:instrText>PAGEREF _Toc232417796 \h</w:instrText>
             </w:r>
             <w:r>
               <w:rPr>
@@ -809,7 +809,7 @@
               <w14:ligatures w14:val="standardContextual"/>
             </w:rPr>
           </w:pPr>
-          <w:hyperlink w:anchor="_Toc231814252" w:history="1">
+          <w:hyperlink w:anchor="_Toc232417797" w:history="1">
             <w:r>
               <w:rPr>
                 <w:rStyle w:val="a3"/>
@@ -848,7 +848,7 @@
                 <w:noProof/>
                 <w:webHidden/>
               </w:rPr>
-              <w:instrText>PAGEREF _Toc231814252 \h</w:instrText>
+              <w:instrText>PAGEREF _Toc232417797 \h</w:instrText>
             </w:r>
             <w:r>
               <w:rPr>
@@ -905,7 +905,7 @@
               <w14:ligatures w14:val="standardContextual"/>
             </w:rPr>
           </w:pPr>
-          <w:hyperlink w:anchor="_Toc231814253" w:history="1">
+          <w:hyperlink w:anchor="_Toc232417798" w:history="1">
             <w:r>
               <w:rPr>
                 <w:rStyle w:val="a3"/>
@@ -944,7 +944,7 @@
                 <w:noProof/>
                 <w:webHidden/>
               </w:rPr>
-              <w:instrText>PAGEREF _Toc231814253 \h</w:instrText>
+              <w:instrText>PAGEREF _Toc232417798 \h</w:instrText>
             </w:r>
             <w:r>
               <w:rPr>
@@ -1001,7 +1001,7 @@
               <w14:ligatures w14:val="standardContextual"/>
             </w:rPr>
           </w:pPr>
-          <w:hyperlink w:anchor="_Toc231814254" w:history="1">
+          <w:hyperlink w:anchor="_Toc232417799" w:history="1">
             <w:r>
               <w:rPr>
                 <w:rStyle w:val="a3"/>
@@ -1040,7 +1040,7 @@
                 <w:noProof/>
                 <w:webHidden/>
               </w:rPr>
-              <w:instrText>PAGEREF _Toc231814254 \h</w:instrText>
+              <w:instrText>PAGEREF _Toc232417799 \h</w:instrText>
             </w:r>
             <w:r>
               <w:rPr>
@@ -1097,7 +1097,7 @@
               <w14:ligatures w14:val="standardContextual"/>
             </w:rPr>
           </w:pPr>
-          <w:hyperlink w:anchor="_Toc231814255" w:history="1">
+          <w:hyperlink w:anchor="_Toc232417800" w:history="1">
             <w:r>
               <w:rPr>
                 <w:rStyle w:val="a3"/>
@@ -1136,7 +1136,7 @@
                 <w:noProof/>
                 <w:webHidden/>
               </w:rPr>
-              <w:instrText>PAGEREF _Toc231814255 \h</w:instrText>
+              <w:instrText>PAGEREF _Toc232417800 \h</w:instrText>
             </w:r>
             <w:r>
               <w:rPr>
@@ -1193,7 +1193,7 @@
               <w14:ligatures w14:val="standardContextual"/>
             </w:rPr>
           </w:pPr>
-          <w:hyperlink w:anchor="_Toc231814256" w:history="1">
+          <w:hyperlink w:anchor="_Toc232417801" w:history="1">
             <w:r>
               <w:rPr>
                 <w:rStyle w:val="a3"/>
@@ -1232,7 +1232,7 @@
                 <w:noProof/>
                 <w:webHidden/>
               </w:rPr>
-              <w:instrText>PAGEREF _Toc231814256 \h</w:instrText>
+              <w:instrText>PAGEREF _Toc232417801 \h</w:instrText>
             </w:r>
             <w:r>
               <w:rPr>
@@ -1289,7 +1289,7 @@
               <w14:ligatures w14:val="standardContextual"/>
             </w:rPr>
           </w:pPr>
-          <w:hyperlink w:anchor="_Toc231814257" w:history="1">
+          <w:hyperlink w:anchor="_Toc232417802" w:history="1">
             <w:r>
               <w:rPr>
                 <w:rStyle w:val="a3"/>
@@ -1328,7 +1328,7 @@
                 <w:noProof/>
                 <w:webHidden/>
               </w:rPr>
-              <w:instrText>PAGEREF _Toc231814257 \h</w:instrText>
+              <w:instrText>PAGEREF _Toc232417802 \h</w:instrText>
             </w:r>
             <w:r>
               <w:rPr>
@@ -1385,7 +1385,7 @@
               <w14:ligatures w14:val="standardContextual"/>
             </w:rPr>
           </w:pPr>
-          <w:hyperlink w:anchor="_Toc231814258" w:history="1">
+          <w:hyperlink w:anchor="_Toc232417803" w:history="1">
             <w:r>
               <w:rPr>
                 <w:rStyle w:val="a3"/>
@@ -1424,7 +1424,7 @@
                 <w:noProof/>
                 <w:webHidden/>
               </w:rPr>
-              <w:instrText>PAGEREF _Toc231814258 \h</w:instrText>
+              <w:instrText>PAGEREF _Toc232417803 \h</w:instrText>
             </w:r>
             <w:r>
               <w:rPr>
@@ -1481,7 +1481,7 @@
               <w14:ligatures w14:val="standardContextual"/>
             </w:rPr>
           </w:pPr>
-          <w:hyperlink w:anchor="_Toc231814259" w:history="1">
+          <w:hyperlink w:anchor="_Toc232417804" w:history="1">
             <w:r>
               <w:rPr>
                 <w:rStyle w:val="a3"/>
@@ -1520,7 +1520,7 @@
                 <w:noProof/>
                 <w:webHidden/>
               </w:rPr>
-              <w:instrText>PAGEREF _Toc231814259 \h</w:instrText>
+              <w:instrText>PAGEREF _Toc232417804 \h</w:instrText>
             </w:r>
             <w:r>
               <w:rPr>
@@ -1577,7 +1577,7 @@
               <w14:ligatures w14:val="standardContextual"/>
             </w:rPr>
           </w:pPr>
-          <w:hyperlink w:anchor="_Toc231814260" w:history="1">
+          <w:hyperlink w:anchor="_Toc232417805" w:history="1">
             <w:r>
               <w:rPr>
                 <w:rStyle w:val="a3"/>
@@ -1616,7 +1616,7 @@
                 <w:noProof/>
                 <w:webHidden/>
               </w:rPr>
-              <w:instrText>PAGEREF _Toc231814260 \h</w:instrText>
+              <w:instrText>PAGEREF _Toc232417805 \h</w:instrText>
             </w:r>
             <w:r>
               <w:rPr>
@@ -1673,7 +1673,7 @@
               <w14:ligatures w14:val="standardContextual"/>
             </w:rPr>
           </w:pPr>
-          <w:hyperlink w:anchor="_Toc231814261" w:history="1">
+          <w:hyperlink w:anchor="_Toc232417806" w:history="1">
             <w:r>
               <w:rPr>
                 <w:rStyle w:val="a3"/>
@@ -1712,7 +1712,7 @@
                 <w:noProof/>
                 <w:webHidden/>
               </w:rPr>
-              <w:instrText>PAGEREF _Toc231814261 \h</w:instrText>
+              <w:instrText>PAGEREF _Toc232417806 \h</w:instrText>
             </w:r>
             <w:r>
               <w:rPr>
@@ -1769,7 +1769,7 @@
               <w14:ligatures w14:val="standardContextual"/>
             </w:rPr>
           </w:pPr>
-          <w:hyperlink w:anchor="_Toc231814262" w:history="1">
+          <w:hyperlink w:anchor="_Toc232417807" w:history="1">
             <w:r>
               <w:rPr>
                 <w:rStyle w:val="a3"/>
@@ -1808,7 +1808,7 @@
                 <w:noProof/>
                 <w:webHidden/>
               </w:rPr>
-              <w:instrText>PAGEREF _Toc231814262 \h</w:instrText>
+              <w:instrText>PAGEREF _Toc232417807 \h</w:instrText>
             </w:r>
             <w:r>
               <w:rPr>
@@ -1865,7 +1865,7 @@
               <w14:ligatures w14:val="standardContextual"/>
             </w:rPr>
           </w:pPr>
-          <w:hyperlink w:anchor="_Toc231814263" w:history="1">
+          <w:hyperlink w:anchor="_Toc232417808" w:history="1">
             <w:r>
               <w:rPr>
                 <w:rStyle w:val="a3"/>
@@ -1904,7 +1904,7 @@
                 <w:noProof/>
                 <w:webHidden/>
               </w:rPr>
-              <w:instrText>PAGEREF _Toc231814263 \h</w:instrText>
+              <w:instrText>PAGEREF _Toc232417808 \h</w:instrText>
             </w:r>
             <w:r>
               <w:rPr>
@@ -1961,7 +1961,7 @@
               <w14:ligatures w14:val="standardContextual"/>
             </w:rPr>
           </w:pPr>
-          <w:hyperlink w:anchor="_Toc231814264" w:history="1">
+          <w:hyperlink w:anchor="_Toc232417809" w:history="1">
             <w:r>
               <w:rPr>
                 <w:rStyle w:val="a3"/>
@@ -2000,7 +2000,7 @@
                 <w:noProof/>
                 <w:webHidden/>
               </w:rPr>
-              <w:instrText>PAGEREF _Toc231814264 \h</w:instrText>
+              <w:instrText>PAGEREF _Toc232417809 \h</w:instrText>
             </w:r>
             <w:r>
               <w:rPr>
@@ -2057,7 +2057,7 @@
               <w14:ligatures w14:val="standardContextual"/>
             </w:rPr>
           </w:pPr>
-          <w:hyperlink w:anchor="_Toc231814265" w:history="1">
+          <w:hyperlink w:anchor="_Toc232417810" w:history="1">
             <w:r>
               <w:rPr>
                 <w:rStyle w:val="a3"/>
@@ -2096,7 +2096,7 @@
                 <w:noProof/>
                 <w:webHidden/>
               </w:rPr>
-              <w:instrText>PAGEREF _Toc231814265 \h</w:instrText>
+              <w:instrText>PAGEREF _Toc232417810 \h</w:instrText>
             </w:r>
             <w:r>
               <w:rPr>
@@ -2153,7 +2153,7 @@
               <w14:ligatures w14:val="standardContextual"/>
             </w:rPr>
           </w:pPr>
-          <w:hyperlink w:anchor="_Toc231814266" w:history="1">
+          <w:hyperlink w:anchor="_Toc232417811" w:history="1">
             <w:r>
               <w:rPr>
                 <w:rStyle w:val="a3"/>
@@ -2192,7 +2192,7 @@
                 <w:noProof/>
                 <w:webHidden/>
               </w:rPr>
-              <w:instrText>PAGEREF _Toc231814266 \h</w:instrText>
+              <w:instrText>PAGEREF _Toc232417811 \h</w:instrText>
             </w:r>
             <w:r>
               <w:rPr>
@@ -2249,7 +2249,7 @@
               <w14:ligatures w14:val="standardContextual"/>
             </w:rPr>
           </w:pPr>
-          <w:hyperlink w:anchor="_Toc231814267" w:history="1">
+          <w:hyperlink w:anchor="_Toc232417812" w:history="1">
             <w:r>
               <w:rPr>
                 <w:rStyle w:val="a3"/>
@@ -2288,7 +2288,7 @@
                 <w:noProof/>
                 <w:webHidden/>
               </w:rPr>
-              <w:instrText>PAGEREF _Toc231814267 \h</w:instrText>
+              <w:instrText>PAGEREF _Toc232417812 \h</w:instrText>
             </w:r>
             <w:r>
               <w:rPr>
@@ -2345,7 +2345,7 @@
               <w14:ligatures w14:val="standardContextual"/>
             </w:rPr>
           </w:pPr>
-          <w:hyperlink w:anchor="_Toc231814268" w:history="1">
+          <w:hyperlink w:anchor="_Toc232417813" w:history="1">
             <w:r>
               <w:rPr>
                 <w:rStyle w:val="a3"/>
@@ -2384,7 +2384,7 @@
                 <w:noProof/>
                 <w:webHidden/>
               </w:rPr>
-              <w:instrText>PAGEREF _Toc231814268 \h</w:instrText>
+              <w:instrText>PAGEREF _Toc232417813 \h</w:instrText>
             </w:r>
             <w:r>
               <w:rPr>
@@ -2441,7 +2441,7 @@
               <w14:ligatures w14:val="standardContextual"/>
             </w:rPr>
           </w:pPr>
-          <w:hyperlink w:anchor="_Toc231814269" w:history="1">
+          <w:hyperlink w:anchor="_Toc232417814" w:history="1">
             <w:r>
               <w:rPr>
                 <w:rStyle w:val="a3"/>
@@ -2480,7 +2480,7 @@
                 <w:noProof/>
                 <w:webHidden/>
               </w:rPr>
-              <w:instrText>PAGEREF _Toc231814269 \h</w:instrText>
+              <w:instrText>PAGEREF _Toc232417814 \h</w:instrText>
             </w:r>
             <w:r>
               <w:rPr>
@@ -2537,7 +2537,7 @@
               <w14:ligatures w14:val="standardContextual"/>
             </w:rPr>
           </w:pPr>
-          <w:hyperlink w:anchor="_Toc231814270" w:history="1">
+          <w:hyperlink w:anchor="_Toc232417815" w:history="1">
             <w:r>
               <w:rPr>
                 <w:rStyle w:val="a3"/>
@@ -2576,7 +2576,7 @@
                 <w:noProof/>
                 <w:webHidden/>
               </w:rPr>
-              <w:instrText>PAGEREF _Toc231814270 \h</w:instrText>
+              <w:instrText>PAGEREF _Toc232417815 \h</w:instrText>
             </w:r>
             <w:r>
               <w:rPr>
@@ -2633,7 +2633,7 @@
               <w14:ligatures w14:val="standardContextual"/>
             </w:rPr>
           </w:pPr>
-          <w:hyperlink w:anchor="_Toc231814271" w:history="1">
+          <w:hyperlink w:anchor="_Toc232417816" w:history="1">
             <w:r>
               <w:rPr>
                 <w:rStyle w:val="a3"/>
@@ -2672,7 +2672,7 @@
                 <w:noProof/>
                 <w:webHidden/>
               </w:rPr>
-              <w:instrText>PAGEREF _Toc231814271 \h</w:instrText>
+              <w:instrText>PAGEREF _Toc232417816 \h</w:instrText>
             </w:r>
             <w:r>
               <w:rPr>
@@ -2729,7 +2729,7 @@
               <w14:ligatures w14:val="standardContextual"/>
             </w:rPr>
           </w:pPr>
-          <w:hyperlink w:anchor="_Toc231814272" w:history="1">
+          <w:hyperlink w:anchor="_Toc232417817" w:history="1">
             <w:r>
               <w:rPr>
                 <w:rStyle w:val="a3"/>
@@ -2768,7 +2768,7 @@
                 <w:noProof/>
                 <w:webHidden/>
               </w:rPr>
-              <w:instrText>PAGEREF _Toc231814272 \h</w:instrText>
+              <w:instrText>PAGEREF _Toc232417817 \h</w:instrText>
             </w:r>
             <w:r>
               <w:rPr>
@@ -2825,7 +2825,7 @@
               <w14:ligatures w14:val="standardContextual"/>
             </w:rPr>
           </w:pPr>
-          <w:hyperlink w:anchor="_Toc231814273" w:history="1">
+          <w:hyperlink w:anchor="_Toc232417818" w:history="1">
             <w:r>
               <w:rPr>
                 <w:rStyle w:val="a3"/>
@@ -2864,7 +2864,7 @@
                 <w:noProof/>
                 <w:webHidden/>
               </w:rPr>
-              <w:instrText>PAGEREF _Toc231814273 \h</w:instrText>
+              <w:instrText>PAGEREF _Toc232417818 \h</w:instrText>
             </w:r>
             <w:r>
               <w:rPr>
@@ -2921,7 +2921,7 @@
               <w14:ligatures w14:val="standardContextual"/>
             </w:rPr>
           </w:pPr>
-          <w:hyperlink w:anchor="_Toc231814274" w:history="1">
+          <w:hyperlink w:anchor="_Toc232417819" w:history="1">
             <w:r>
               <w:rPr>
                 <w:rStyle w:val="a3"/>
@@ -2960,7 +2960,7 @@
                 <w:noProof/>
                 <w:webHidden/>
               </w:rPr>
-              <w:instrText>PAGEREF _Toc231814274 \h</w:instrText>
+              <w:instrText>PAGEREF _Toc232417819 \h</w:instrText>
             </w:r>
             <w:r>
               <w:rPr>
@@ -3017,7 +3017,7 @@
               <w14:ligatures w14:val="standardContextual"/>
             </w:rPr>
           </w:pPr>
-          <w:hyperlink w:anchor="_Toc231814275" w:history="1">
+          <w:hyperlink w:anchor="_Toc232417820" w:history="1">
             <w:r>
               <w:rPr>
                 <w:rStyle w:val="a3"/>
@@ -3056,7 +3056,7 @@
                 <w:noProof/>
                 <w:webHidden/>
               </w:rPr>
-              <w:instrText>PAGEREF _Toc231814275 \h</w:instrText>
+              <w:instrText>PAGEREF _Toc232417820 \h</w:instrText>
             </w:r>
             <w:r>
               <w:rPr>
@@ -3113,7 +3113,7 @@
               <w14:ligatures w14:val="standardContextual"/>
             </w:rPr>
           </w:pPr>
-          <w:hyperlink w:anchor="_Toc231814276" w:history="1">
+          <w:hyperlink w:anchor="_Toc232417821" w:history="1">
             <w:r>
               <w:rPr>
                 <w:rStyle w:val="a3"/>
@@ -3152,7 +3152,7 @@
                 <w:noProof/>
                 <w:webHidden/>
               </w:rPr>
-              <w:instrText>PAGEREF _Toc231814276 \h</w:instrText>
+              <w:instrText>PAGEREF _Toc232417821 \h</w:instrText>
             </w:r>
             <w:r>
               <w:rPr>
@@ -3209,7 +3209,7 @@
               <w14:ligatures w14:val="standardContextual"/>
             </w:rPr>
           </w:pPr>
-          <w:hyperlink w:anchor="_Toc231814277" w:history="1">
+          <w:hyperlink w:anchor="_Toc232417822" w:history="1">
             <w:r>
               <w:rPr>
                 <w:rStyle w:val="a3"/>
@@ -3248,7 +3248,7 @@
                 <w:noProof/>
                 <w:webHidden/>
               </w:rPr>
-              <w:instrText>PAGEREF _Toc231814277 \h</w:instrText>
+              <w:instrText>PAGEREF _Toc232417822 \h</w:instrText>
             </w:r>
             <w:r>
               <w:rPr>
@@ -3305,7 +3305,7 @@
               <w14:ligatures w14:val="standardContextual"/>
             </w:rPr>
           </w:pPr>
-          <w:hyperlink w:anchor="_Toc231814278" w:history="1">
+          <w:hyperlink w:anchor="_Toc232417823" w:history="1">
             <w:r>
               <w:rPr>
                 <w:rStyle w:val="a3"/>
@@ -3344,7 +3344,7 @@
                 <w:noProof/>
                 <w:webHidden/>
               </w:rPr>
-              <w:instrText>PAGEREF _Toc231814278 \h</w:instrText>
+              <w:instrText>PAGEREF _Toc232417823 \h</w:instrText>
             </w:r>
             <w:r>
               <w:rPr>
@@ -3401,7 +3401,7 @@
               <w14:ligatures w14:val="standardContextual"/>
             </w:rPr>
           </w:pPr>
-          <w:hyperlink w:anchor="_Toc231814279" w:history="1">
+          <w:hyperlink w:anchor="_Toc232417824" w:history="1">
             <w:r>
               <w:rPr>
                 <w:rStyle w:val="a3"/>
@@ -3440,7 +3440,7 @@
                 <w:noProof/>
                 <w:webHidden/>
               </w:rPr>
-              <w:instrText>PAGEREF _Toc231814279 \h</w:instrText>
+              <w:instrText>PAGEREF _Toc232417824 \h</w:instrText>
             </w:r>
             <w:r>
               <w:rPr>
@@ -3497,7 +3497,7 @@
               <w14:ligatures w14:val="standardContextual"/>
             </w:rPr>
           </w:pPr>
-          <w:hyperlink w:anchor="_Toc231814280" w:history="1">
+          <w:hyperlink w:anchor="_Toc232417825" w:history="1">
             <w:r>
               <w:rPr>
                 <w:rStyle w:val="a3"/>
@@ -3536,7 +3536,7 @@
                 <w:noProof/>
                 <w:webHidden/>
               </w:rPr>
-              <w:instrText>PAGEREF _Toc231814280 \h</w:instrText>
+              <w:instrText>PAGEREF _Toc232417825 \h</w:instrText>
             </w:r>
             <w:r>
               <w:rPr>
@@ -3593,7 +3593,7 @@
               <w14:ligatures w14:val="standardContextual"/>
             </w:rPr>
           </w:pPr>
-          <w:hyperlink w:anchor="_Toc231814281" w:history="1">
+          <w:hyperlink w:anchor="_Toc232417826" w:history="1">
             <w:r>
               <w:rPr>
                 <w:rStyle w:val="a3"/>
@@ -3632,7 +3632,7 @@
                 <w:noProof/>
                 <w:webHidden/>
               </w:rPr>
-              <w:instrText>PAGEREF _Toc231814281 \h</w:instrText>
+              <w:instrText>PAGEREF _Toc232417826 \h</w:instrText>
             </w:r>
             <w:r>
               <w:rPr>
@@ -3689,7 +3689,7 @@
               <w14:ligatures w14:val="standardContextual"/>
             </w:rPr>
           </w:pPr>
-          <w:hyperlink w:anchor="_Toc231814282" w:history="1">
+          <w:hyperlink w:anchor="_Toc232417827" w:history="1">
             <w:r>
               <w:rPr>
                 <w:rStyle w:val="a3"/>
@@ -3728,7 +3728,7 @@
                 <w:noProof/>
                 <w:webHidden/>
               </w:rPr>
-              <w:instrText>PAGEREF _Toc231814282 \h</w:instrText>
+              <w:instrText>PAGEREF _Toc232417827 \h</w:instrText>
             </w:r>
             <w:r>
               <w:rPr>
@@ -3785,7 +3785,7 @@
               <w14:ligatures w14:val="standardContextual"/>
             </w:rPr>
           </w:pPr>
-          <w:hyperlink w:anchor="_Toc231814283" w:history="1">
+          <w:hyperlink w:anchor="_Toc232417828" w:history="1">
             <w:r>
               <w:rPr>
                 <w:rStyle w:val="a3"/>
@@ -3824,7 +3824,7 @@
                 <w:noProof/>
                 <w:webHidden/>
               </w:rPr>
-              <w:instrText>PAGEREF _Toc231814283 \h</w:instrText>
+              <w:instrText>PAGEREF _Toc232417828 \h</w:instrText>
             </w:r>
             <w:r>
               <w:rPr>
@@ -3881,7 +3881,7 @@
               <w14:ligatures w14:val="standardContextual"/>
             </w:rPr>
           </w:pPr>
-          <w:hyperlink w:anchor="_Toc231814284" w:history="1">
+          <w:hyperlink w:anchor="_Toc232417829" w:history="1">
             <w:r>
               <w:rPr>
                 <w:rStyle w:val="a3"/>
@@ -3920,7 +3920,7 @@
                 <w:noProof/>
                 <w:webHidden/>
               </w:rPr>
-              <w:instrText>PAGEREF _Toc231814284 \h</w:instrText>
+              <w:instrText>PAGEREF _Toc232417829 \h</w:instrText>
             </w:r>
             <w:r>
               <w:rPr>
@@ -3977,7 +3977,7 @@
               <w14:ligatures w14:val="standardContextual"/>
             </w:rPr>
           </w:pPr>
-          <w:hyperlink w:anchor="_Toc231814285" w:history="1">
+          <w:hyperlink w:anchor="_Toc232417830" w:history="1">
             <w:r>
               <w:rPr>
                 <w:rStyle w:val="a3"/>
@@ -4016,7 +4016,7 @@
                 <w:noProof/>
                 <w:webHidden/>
               </w:rPr>
-              <w:instrText>PAGEREF _Toc231814285 \h</w:instrText>
+              <w:instrText>PAGEREF _Toc232417830 \h</w:instrText>
             </w:r>
             <w:r>
               <w:rPr>
@@ -4073,7 +4073,7 @@
               <w14:ligatures w14:val="standardContextual"/>
             </w:rPr>
           </w:pPr>
-          <w:hyperlink w:anchor="_Toc231814286" w:history="1">
+          <w:hyperlink w:anchor="_Toc232417831" w:history="1">
             <w:r>
               <w:rPr>
                 <w:rStyle w:val="a3"/>
@@ -4112,7 +4112,7 @@
                 <w:noProof/>
                 <w:webHidden/>
               </w:rPr>
-              <w:instrText>PAGEREF _Toc231814286 \h</w:instrText>
+              <w:instrText>PAGEREF _Toc232417831 \h</w:instrText>
             </w:r>
             <w:r>
               <w:rPr>
@@ -4169,7 +4169,7 @@
               <w14:ligatures w14:val="standardContextual"/>
             </w:rPr>
           </w:pPr>
-          <w:hyperlink w:anchor="_Toc231814287" w:history="1">
+          <w:hyperlink w:anchor="_Toc232417832" w:history="1">
             <w:r>
               <w:rPr>
                 <w:rStyle w:val="a3"/>
@@ -4208,7 +4208,7 @@
                 <w:noProof/>
                 <w:webHidden/>
               </w:rPr>
-              <w:instrText>PAGEREF _Toc231814287 \h</w:instrText>
+              <w:instrText>PAGEREF _Toc232417832 \h</w:instrText>
             </w:r>
             <w:r>
               <w:rPr>
@@ -4265,7 +4265,7 @@
               <w14:ligatures w14:val="standardContextual"/>
             </w:rPr>
           </w:pPr>
-          <w:hyperlink w:anchor="_Toc231814288" w:history="1">
+          <w:hyperlink w:anchor="_Toc232417833" w:history="1">
             <w:r>
               <w:rPr>
                 <w:rStyle w:val="a3"/>
@@ -4304,7 +4304,7 @@
                 <w:noProof/>
                 <w:webHidden/>
               </w:rPr>
-              <w:instrText>PAGEREF _Toc231814288 \h</w:instrText>
+              <w:instrText>PAGEREF _Toc232417833 \h</w:instrText>
             </w:r>
             <w:r>
               <w:rPr>
@@ -4361,7 +4361,7 @@
               <w14:ligatures w14:val="standardContextual"/>
             </w:rPr>
           </w:pPr>
-          <w:hyperlink w:anchor="_Toc231814289" w:history="1">
+          <w:hyperlink w:anchor="_Toc232417834" w:history="1">
             <w:r>
               <w:rPr>
                 <w:rStyle w:val="a3"/>
@@ -4400,7 +4400,7 @@
                 <w:noProof/>
                 <w:webHidden/>
               </w:rPr>
-              <w:instrText>PAGEREF _Toc231814289 \h</w:instrText>
+              <w:instrText>PAGEREF _Toc232417834 \h</w:instrText>
             </w:r>
             <w:r>
               <w:rPr>
@@ -4457,7 +4457,7 @@
               <w14:ligatures w14:val="standardContextual"/>
             </w:rPr>
           </w:pPr>
-          <w:hyperlink w:anchor="_Toc231814290" w:history="1">
+          <w:hyperlink w:anchor="_Toc232417835" w:history="1">
             <w:r>
               <w:rPr>
                 <w:rStyle w:val="a3"/>
@@ -4496,7 +4496,7 @@
                 <w:noProof/>
                 <w:webHidden/>
               </w:rPr>
-              <w:instrText>PAGEREF _Toc231814290 \h</w:instrText>
+              <w:instrText>PAGEREF _Toc232417835 \h</w:instrText>
             </w:r>
             <w:r>
               <w:rPr>
@@ -4553,7 +4553,7 @@
               <w14:ligatures w14:val="standardContextual"/>
             </w:rPr>
           </w:pPr>
-          <w:hyperlink w:anchor="_Toc231814291" w:history="1">
+          <w:hyperlink w:anchor="_Toc232417836" w:history="1">
             <w:r>
               <w:rPr>
                 <w:rStyle w:val="a3"/>
@@ -4592,7 +4592,7 @@
                 <w:noProof/>
                 <w:webHidden/>
               </w:rPr>
-              <w:instrText>PAGEREF _Toc231814291 \h</w:instrText>
+              <w:instrText>PAGEREF _Toc232417836 \h</w:instrText>
             </w:r>
             <w:r>
               <w:rPr>
@@ -4649,7 +4649,7 @@
               <w14:ligatures w14:val="standardContextual"/>
             </w:rPr>
           </w:pPr>
-          <w:hyperlink w:anchor="_Toc231814292" w:history="1">
+          <w:hyperlink w:anchor="_Toc232417837" w:history="1">
             <w:r>
               <w:rPr>
                 <w:rStyle w:val="a3"/>
@@ -4688,7 +4688,7 @@
                 <w:noProof/>
                 <w:webHidden/>
               </w:rPr>
-              <w:instrText>PAGEREF _Toc231814292 \h</w:instrText>
+              <w:instrText>PAGEREF _Toc232417837 \h</w:instrText>
             </w:r>
             <w:r>
               <w:rPr>
@@ -4745,7 +4745,7 @@
               <w14:ligatures w14:val="standardContextual"/>
             </w:rPr>
           </w:pPr>
-          <w:hyperlink w:anchor="_Toc231814293" w:history="1">
+          <w:hyperlink w:anchor="_Toc232417838" w:history="1">
             <w:r>
               <w:rPr>
                 <w:rStyle w:val="a3"/>
@@ -4784,7 +4784,7 @@
                 <w:noProof/>
                 <w:webHidden/>
               </w:rPr>
-              <w:instrText>PAGEREF _Toc231814293 \h</w:instrText>
+              <w:instrText>PAGEREF _Toc232417838 \h</w:instrText>
             </w:r>
             <w:r>
               <w:rPr>
@@ -4841,7 +4841,7 @@
               <w14:ligatures w14:val="standardContextual"/>
             </w:rPr>
           </w:pPr>
-          <w:hyperlink w:anchor="_Toc231814294" w:history="1">
+          <w:hyperlink w:anchor="_Toc232417839" w:history="1">
             <w:r>
               <w:rPr>
                 <w:rStyle w:val="a3"/>
@@ -4880,7 +4880,7 @@
                 <w:noProof/>
                 <w:webHidden/>
               </w:rPr>
-              <w:instrText>PAGEREF _Toc231814294 \h</w:instrText>
+              <w:instrText>PAGEREF _Toc232417839 \h</w:instrText>
             </w:r>
             <w:r>
               <w:rPr>
@@ -4937,7 +4937,7 @@
               <w14:ligatures w14:val="standardContextual"/>
             </w:rPr>
           </w:pPr>
-          <w:hyperlink w:anchor="_Toc231814295" w:history="1">
+          <w:hyperlink w:anchor="_Toc232417840" w:history="1">
             <w:r>
               <w:rPr>
                 <w:rStyle w:val="a3"/>
@@ -4976,7 +4976,7 @@
                 <w:noProof/>
                 <w:webHidden/>
               </w:rPr>
-              <w:instrText>PAGEREF _Toc231814295 \h</w:instrText>
+              <w:instrText>PAGEREF _Toc232417840 \h</w:instrText>
             </w:r>
             <w:r>
               <w:rPr>
@@ -5033,7 +5033,7 @@
               <w14:ligatures w14:val="standardContextual"/>
             </w:rPr>
           </w:pPr>
-          <w:hyperlink w:anchor="_Toc231814296" w:history="1">
+          <w:hyperlink w:anchor="_Toc232417841" w:history="1">
             <w:r>
               <w:rPr>
                 <w:rStyle w:val="a3"/>
@@ -5072,7 +5072,7 @@
                 <w:noProof/>
                 <w:webHidden/>
               </w:rPr>
-              <w:instrText>PAGEREF _Toc231814296 \h</w:instrText>
+              <w:instrText>PAGEREF _Toc232417841 \h</w:instrText>
             </w:r>
             <w:r>
               <w:rPr>
@@ -5129,7 +5129,7 @@
               <w14:ligatures w14:val="standardContextual"/>
             </w:rPr>
           </w:pPr>
-          <w:hyperlink w:anchor="_Toc231814297" w:history="1">
+          <w:hyperlink w:anchor="_Toc232417842" w:history="1">
             <w:r>
               <w:rPr>
                 <w:rStyle w:val="a3"/>
@@ -5168,7 +5168,7 @@
                 <w:noProof/>
                 <w:webHidden/>
               </w:rPr>
-              <w:instrText>PAGEREF _Toc231814297 \h</w:instrText>
+              <w:instrText>PAGEREF _Toc232417842 \h</w:instrText>
             </w:r>
             <w:r>
               <w:rPr>
@@ -5225,7 +5225,7 @@
               <w14:ligatures w14:val="standardContextual"/>
             </w:rPr>
           </w:pPr>
-          <w:hyperlink w:anchor="_Toc231814298" w:history="1">
+          <w:hyperlink w:anchor="_Toc232417843" w:history="1">
             <w:r>
               <w:rPr>
                 <w:rStyle w:val="a3"/>
@@ -5264,7 +5264,7 @@
                 <w:noProof/>
                 <w:webHidden/>
               </w:rPr>
-              <w:instrText>PAGEREF _Toc231814298 \h</w:instrText>
+              <w:instrText>PAGEREF _Toc232417843 \h</w:instrText>
             </w:r>
             <w:r>
               <w:rPr>
@@ -5321,7 +5321,7 @@
               <w14:ligatures w14:val="standardContextual"/>
             </w:rPr>
           </w:pPr>
-          <w:hyperlink w:anchor="_Toc231814299" w:history="1">
+          <w:hyperlink w:anchor="_Toc232417844" w:history="1">
             <w:r>
               <w:rPr>
                 <w:rStyle w:val="a3"/>
@@ -5360,7 +5360,7 @@
                 <w:noProof/>
                 <w:webHidden/>
               </w:rPr>
-              <w:instrText>PAGEREF _Toc231814299 \h</w:instrText>
+              <w:instrText>PAGEREF _Toc232417844 \h</w:instrText>
             </w:r>
             <w:r>
               <w:rPr>
@@ -5417,7 +5417,7 @@
               <w14:ligatures w14:val="standardContextual"/>
             </w:rPr>
           </w:pPr>
-          <w:hyperlink w:anchor="_Toc231814300" w:history="1">
+          <w:hyperlink w:anchor="_Toc232417845" w:history="1">
             <w:r>
               <w:rPr>
                 <w:rStyle w:val="a3"/>
@@ -5456,7 +5456,7 @@
                 <w:noProof/>
                 <w:webHidden/>
               </w:rPr>
-              <w:instrText>PAGEREF _Toc231814300 \h</w:instrText>
+              <w:instrText>PAGEREF _Toc232417845 \h</w:instrText>
             </w:r>
             <w:r>
               <w:rPr>
@@ -5513,7 +5513,7 @@
               <w14:ligatures w14:val="standardContextual"/>
             </w:rPr>
           </w:pPr>
-          <w:hyperlink w:anchor="_Toc231814301" w:history="1">
+          <w:hyperlink w:anchor="_Toc232417846" w:history="1">
             <w:r>
               <w:rPr>
                 <w:rStyle w:val="a3"/>
@@ -5552,7 +5552,7 @@
                 <w:noProof/>
                 <w:webHidden/>
               </w:rPr>
-              <w:instrText>PAGEREF _Toc231814301 \h</w:instrText>
+              <w:instrText>PAGEREF _Toc232417846 \h</w:instrText>
             </w:r>
             <w:r>
               <w:rPr>
@@ -5609,7 +5609,7 @@
               <w14:ligatures w14:val="standardContextual"/>
             </w:rPr>
           </w:pPr>
-          <w:hyperlink w:anchor="_Toc231814302" w:history="1">
+          <w:hyperlink w:anchor="_Toc232417847" w:history="1">
             <w:r>
               <w:rPr>
                 <w:rStyle w:val="a3"/>
@@ -5648,7 +5648,7 @@
                 <w:noProof/>
                 <w:webHidden/>
               </w:rPr>
-              <w:instrText>PAGEREF _Toc231814302 \h</w:instrText>
+              <w:instrText>PAGEREF _Toc232417847 \h</w:instrText>
             </w:r>
             <w:r>
               <w:rPr>
@@ -5705,7 +5705,7 @@
               <w14:ligatures w14:val="standardContextual"/>
             </w:rPr>
           </w:pPr>
-          <w:hyperlink w:anchor="_Toc231814303" w:history="1">
+          <w:hyperlink w:anchor="_Toc232417848" w:history="1">
             <w:r>
               <w:rPr>
                 <w:rStyle w:val="a3"/>
@@ -5744,7 +5744,7 @@
                 <w:noProof/>
                 <w:webHidden/>
               </w:rPr>
-              <w:instrText>PAGEREF _Toc231814303 \h</w:instrText>
+              <w:instrText>PAGEREF _Toc232417848 \h</w:instrText>
             </w:r>
             <w:r>
               <w:rPr>
@@ -5801,7 +5801,7 @@
               <w14:ligatures w14:val="standardContextual"/>
             </w:rPr>
           </w:pPr>
-          <w:hyperlink w:anchor="_Toc231814304" w:history="1">
+          <w:hyperlink w:anchor="_Toc232417849" w:history="1">
             <w:r>
               <w:rPr>
                 <w:rStyle w:val="a3"/>
@@ -5840,7 +5840,7 @@
                 <w:noProof/>
                 <w:webHidden/>
               </w:rPr>
-              <w:instrText>PAGEREF _Toc231814304 \h</w:instrText>
+              <w:instrText>PAGEREF _Toc232417849 \h</w:instrText>
             </w:r>
             <w:r>
               <w:rPr>
@@ -5897,7 +5897,7 @@
               <w14:ligatures w14:val="standardContextual"/>
             </w:rPr>
           </w:pPr>
-          <w:hyperlink w:anchor="_Toc231814305" w:history="1">
+          <w:hyperlink w:anchor="_Toc232417850" w:history="1">
             <w:r>
               <w:rPr>
                 <w:rStyle w:val="a3"/>
@@ -5936,7 +5936,7 @@
                 <w:noProof/>
                 <w:webHidden/>
               </w:rPr>
-              <w:instrText>PAGEREF _Toc231814305 \h</w:instrText>
+              <w:instrText>PAGEREF _Toc232417850 \h</w:instrText>
             </w:r>
             <w:r>
               <w:rPr>
@@ -5993,7 +5993,7 @@
               <w14:ligatures w14:val="standardContextual"/>
             </w:rPr>
           </w:pPr>
-          <w:hyperlink w:anchor="_Toc231814306" w:history="1">
+          <w:hyperlink w:anchor="_Toc232417851" w:history="1">
             <w:r>
               <w:rPr>
                 <w:rStyle w:val="a3"/>
@@ -6032,7 +6032,7 @@
                 <w:noProof/>
                 <w:webHidden/>
               </w:rPr>
-              <w:instrText>PAGEREF _Toc231814306 \h</w:instrText>
+              <w:instrText>PAGEREF _Toc232417851 \h</w:instrText>
             </w:r>
             <w:r>
               <w:rPr>
@@ -6089,7 +6089,7 @@
               <w14:ligatures w14:val="standardContextual"/>
             </w:rPr>
           </w:pPr>
-          <w:hyperlink w:anchor="_Toc231814307" w:history="1">
+          <w:hyperlink w:anchor="_Toc232417852" w:history="1">
             <w:r>
               <w:rPr>
                 <w:rStyle w:val="a3"/>
@@ -6128,7 +6128,7 @@
                 <w:noProof/>
                 <w:webHidden/>
               </w:rPr>
-              <w:instrText>PAGEREF _Toc231814307 \h</w:instrText>
+              <w:instrText>PAGEREF _Toc232417852 \h</w:instrText>
             </w:r>
             <w:r>
               <w:rPr>
@@ -6185,7 +6185,7 @@
               <w14:ligatures w14:val="standardContextual"/>
             </w:rPr>
           </w:pPr>
-          <w:hyperlink w:anchor="_Toc231814308" w:history="1">
+          <w:hyperlink w:anchor="_Toc232417853" w:history="1">
             <w:r>
               <w:rPr>
                 <w:rStyle w:val="a3"/>
@@ -6224,7 +6224,7 @@
                 <w:noProof/>
                 <w:webHidden/>
               </w:rPr>
-              <w:instrText>PAGEREF _Toc231814308 \h</w:instrText>
+              <w:instrText>PAGEREF _Toc232417853 \h</w:instrText>
             </w:r>
             <w:r>
               <w:rPr>
@@ -6281,7 +6281,7 @@
               <w14:ligatures w14:val="standardContextual"/>
             </w:rPr>
           </w:pPr>
-          <w:hyperlink w:anchor="_Toc231814309" w:history="1">
+          <w:hyperlink w:anchor="_Toc232417854" w:history="1">
             <w:r>
               <w:rPr>
                 <w:rStyle w:val="a3"/>
@@ -6320,7 +6320,7 @@
                 <w:noProof/>
                 <w:webHidden/>
               </w:rPr>
-              <w:instrText>PAGEREF _Toc231814309 \h</w:instrText>
+              <w:instrText>PAGEREF _Toc232417854 \h</w:instrText>
             </w:r>
             <w:r>
               <w:rPr>
@@ -6377,7 +6377,7 @@
               <w14:ligatures w14:val="standardContextual"/>
             </w:rPr>
           </w:pPr>
-          <w:hyperlink w:anchor="_Toc231814310" w:history="1">
+          <w:hyperlink w:anchor="_Toc232417855" w:history="1">
             <w:r>
               <w:rPr>
                 <w:rStyle w:val="a3"/>
@@ -6416,7 +6416,7 @@
                 <w:noProof/>
                 <w:webHidden/>
               </w:rPr>
-              <w:instrText>PAGEREF _Toc231814310 \h</w:instrText>
+              <w:instrText>PAGEREF _Toc232417855 \h</w:instrText>
             </w:r>
             <w:r>
               <w:rPr>
@@ -6473,7 +6473,7 @@
               <w14:ligatures w14:val="standardContextual"/>
             </w:rPr>
           </w:pPr>
-          <w:hyperlink w:anchor="_Toc231814311" w:history="1">
+          <w:hyperlink w:anchor="_Toc232417856" w:history="1">
             <w:r>
               <w:rPr>
                 <w:rStyle w:val="a3"/>
@@ -6512,7 +6512,7 @@
                 <w:noProof/>
                 <w:webHidden/>
               </w:rPr>
-              <w:instrText>PAGEREF _Toc231814311 \h</w:instrText>
+              <w:instrText>PAGEREF _Toc232417856 \h</w:instrText>
             </w:r>
             <w:r>
               <w:rPr>
@@ -6569,7 +6569,7 @@
               <w14:ligatures w14:val="standardContextual"/>
             </w:rPr>
           </w:pPr>
-          <w:hyperlink w:anchor="_Toc231814312" w:history="1">
+          <w:hyperlink w:anchor="_Toc232417857" w:history="1">
             <w:r>
               <w:rPr>
                 <w:rStyle w:val="a3"/>
@@ -6608,7 +6608,7 @@
                 <w:noProof/>
                 <w:webHidden/>
               </w:rPr>
-              <w:instrText>PAGEREF _Toc231814312 \h</w:instrText>
+              <w:instrText>PAGEREF _Toc232417857 \h</w:instrText>
             </w:r>
             <w:r>
               <w:rPr>
@@ -6665,7 +6665,7 @@
               <w14:ligatures w14:val="standardContextual"/>
             </w:rPr>
           </w:pPr>
-          <w:hyperlink w:anchor="_Toc231814313" w:history="1">
+          <w:hyperlink w:anchor="_Toc232417858" w:history="1">
             <w:r>
               <w:rPr>
                 <w:rStyle w:val="a3"/>
@@ -6704,7 +6704,7 @@
                 <w:noProof/>
                 <w:webHidden/>
               </w:rPr>
-              <w:instrText>PAGEREF _Toc231814313 \h</w:instrText>
+              <w:instrText>PAGEREF _Toc232417858 \h</w:instrText>
             </w:r>
             <w:r>
               <w:rPr>
@@ -6761,7 +6761,7 @@
               <w14:ligatures w14:val="standardContextual"/>
             </w:rPr>
           </w:pPr>
-          <w:hyperlink w:anchor="_Toc231814314" w:history="1">
+          <w:hyperlink w:anchor="_Toc232417859" w:history="1">
             <w:r>
               <w:rPr>
                 <w:rStyle w:val="a3"/>
@@ -6800,7 +6800,7 @@
                 <w:noProof/>
                 <w:webHidden/>
               </w:rPr>
-              <w:instrText>PAGEREF _Toc231814314 \h</w:instrText>
+              <w:instrText>PAGEREF _Toc232417859 \h</w:instrText>
             </w:r>
             <w:r>
               <w:rPr>
@@ -6857,7 +6857,7 @@
               <w14:ligatures w14:val="standardContextual"/>
             </w:rPr>
           </w:pPr>
-          <w:hyperlink w:anchor="_Toc231814315" w:history="1">
+          <w:hyperlink w:anchor="_Toc232417860" w:history="1">
             <w:r>
               <w:rPr>
                 <w:rStyle w:val="a3"/>
@@ -6896,7 +6896,7 @@
                 <w:noProof/>
                 <w:webHidden/>
               </w:rPr>
-              <w:instrText>PAGEREF _Toc231814315 \h</w:instrText>
+              <w:instrText>PAGEREF _Toc232417860 \h</w:instrText>
             </w:r>
             <w:r>
               <w:rPr>
@@ -6953,7 +6953,7 @@
               <w14:ligatures w14:val="standardContextual"/>
             </w:rPr>
           </w:pPr>
-          <w:hyperlink w:anchor="_Toc231814316" w:history="1">
+          <w:hyperlink w:anchor="_Toc232417861" w:history="1">
             <w:r>
               <w:rPr>
                 <w:rStyle w:val="a3"/>
@@ -6992,7 +6992,7 @@
                 <w:noProof/>
                 <w:webHidden/>
               </w:rPr>
-              <w:instrText>PAGEREF _Toc231814316 \h</w:instrText>
+              <w:instrText>PAGEREF _Toc232417861 \h</w:instrText>
             </w:r>
             <w:r>
               <w:rPr>
@@ -7049,7 +7049,7 @@
               <w14:ligatures w14:val="standardContextual"/>
             </w:rPr>
           </w:pPr>
-          <w:hyperlink w:anchor="_Toc231814317" w:history="1">
+          <w:hyperlink w:anchor="_Toc232417862" w:history="1">
             <w:r>
               <w:rPr>
                 <w:rStyle w:val="a3"/>
@@ -7088,7 +7088,7 @@
                 <w:noProof/>
                 <w:webHidden/>
               </w:rPr>
-              <w:instrText>PAGEREF _Toc231814317 \h</w:instrText>
+              <w:instrText>PAGEREF _Toc232417862 \h</w:instrText>
             </w:r>
             <w:r>
               <w:rPr>
@@ -7145,7 +7145,7 @@
               <w14:ligatures w14:val="standardContextual"/>
             </w:rPr>
           </w:pPr>
-          <w:hyperlink w:anchor="_Toc231814318" w:history="1">
+          <w:hyperlink w:anchor="_Toc232417863" w:history="1">
             <w:r>
               <w:rPr>
                 <w:rStyle w:val="a3"/>
@@ -7184,7 +7184,7 @@
                 <w:noProof/>
                 <w:webHidden/>
               </w:rPr>
-              <w:instrText>PAGEREF _Toc231814318 \h</w:instrText>
+              <w:instrText>PAGEREF _Toc232417863 \h</w:instrText>
             </w:r>
             <w:r>
               <w:rPr>
@@ -7241,7 +7241,7 @@
               <w14:ligatures w14:val="standardContextual"/>
             </w:rPr>
           </w:pPr>
-          <w:hyperlink w:anchor="_Toc231814319" w:history="1">
+          <w:hyperlink w:anchor="_Toc232417864" w:history="1">
             <w:r>
               <w:rPr>
                 <w:rStyle w:val="a3"/>
@@ -7280,7 +7280,7 @@
                 <w:noProof/>
                 <w:webHidden/>
               </w:rPr>
-              <w:instrText>PAGEREF _Toc231814319 \h</w:instrText>
+              <w:instrText>PAGEREF _Toc232417864 \h</w:instrText>
             </w:r>
             <w:r>
               <w:rPr>
@@ -7312,6 +7312,102 @@
                 <w:webHidden/>
               </w:rPr>
               <w:t>27</w:t>
+            </w:r>
+            <w:r>
+              <w:rPr>
+                <w:rFonts w:ascii="宋体" w:eastAsia="宋体" w:hAnsi="宋体" w:hint="eastAsia"/>
+                <w:noProof/>
+                <w:webHidden/>
+              </w:rPr>
+              <w:fldChar w:fldCharType="end"/>
+            </w:r>
+          </w:hyperlink>
+        </w:p>
+        <w:p>
+          <w:pPr>
+            <w:pStyle w:val="TOC2"/>
+            <w:tabs>
+              <w:tab w:val="right" w:leader="dot" w:pos="8296"/>
+            </w:tabs>
+            <w:rPr>
+              <w:rFonts w:ascii="宋体" w:eastAsia="宋体" w:hAnsi="宋体" w:hint="eastAsia"/>
+              <w:noProof/>
+              <w:sz w:val="22"/>
+              <w:szCs w:val="24"/>
+              <w14:ligatures w14:val="standardContextual"/>
+            </w:rPr>
+          </w:pPr>
+          <w:hyperlink w:anchor="_Toc232417865" w:history="1">
+            <w:r>
+              <w:rPr>
+                <w:rStyle w:val="a3"/>
+                <w:rFonts w:ascii="宋体" w:eastAsia="宋体" w:hAnsi="宋体"/>
+                <w:noProof/>
+              </w:rPr>
+              <w:t>三、国际冲突造成的环境危机</w:t>
+            </w:r>
+            <w:r>
+              <w:rPr>
+                <w:rFonts w:ascii="宋体" w:eastAsia="宋体" w:hAnsi="宋体" w:hint="eastAsia"/>
+                <w:noProof/>
+                <w:webHidden/>
+              </w:rPr>
+              <w:tab/>
+            </w:r>
+            <w:r>
+              <w:rPr>
+                <w:rFonts w:ascii="宋体" w:eastAsia="宋体" w:hAnsi="宋体" w:hint="eastAsia"/>
+                <w:noProof/>
+                <w:webHidden/>
+              </w:rPr>
+              <w:fldChar w:fldCharType="begin"/>
+            </w:r>
+            <w:r>
+              <w:rPr>
+                <w:rFonts w:ascii="宋体" w:eastAsia="宋体" w:hAnsi="宋体" w:hint="eastAsia"/>
+                <w:noProof/>
+                <w:webHidden/>
+              </w:rPr>
+              <w:instrText xml:space="preserve"> </w:instrText>
+            </w:r>
+            <w:r>
+              <w:rPr>
+                <w:rFonts w:ascii="宋体" w:eastAsia="宋体" w:hAnsi="宋体"/>
+                <w:noProof/>
+                <w:webHidden/>
+              </w:rPr>
+              <w:instrText>PAGEREF _Toc232417865 \h</w:instrText>
+            </w:r>
+            <w:r>
+              <w:rPr>
+                <w:rFonts w:ascii="宋体" w:eastAsia="宋体" w:hAnsi="宋体" w:hint="eastAsia"/>
+                <w:noProof/>
+                <w:webHidden/>
+              </w:rPr>
+              <w:instrText xml:space="preserve"> </w:instrText>
+            </w:r>
+            <w:r>
+              <w:rPr>
+                <w:rFonts w:ascii="宋体" w:eastAsia="宋体" w:hAnsi="宋体" w:hint="eastAsia"/>
+                <w:noProof/>
+                <w:webHidden/>
+              </w:rPr>
+            </w:r>
+            <w:r>
+              <w:rPr>
+                <w:rFonts w:ascii="宋体" w:eastAsia="宋体" w:hAnsi="宋体" w:hint="eastAsia"/>
+                <w:noProof/>
+                <w:webHidden/>
+              </w:rPr>
+              <w:fldChar w:fldCharType="separate"/>
+            </w:r>
+            <w:r>
+              <w:rPr>
+                <w:rFonts w:ascii="宋体" w:eastAsia="宋体" w:hAnsi="宋体" w:hint="eastAsia"/>
+                <w:noProof/>
+                <w:webHidden/>
+              </w:rPr>
+              <w:t>28</w:t>
             </w:r>
             <w:r>
               <w:rPr>
@@ -7326,7 +7422,10 @@
         <w:p>
           <w:pPr>
             <w:rPr>
-              <w:rFonts w:hint="eastAsia"/>
+              <w:rFonts w:ascii="宋体" w:eastAsia="宋体" w:hAnsi="宋体" w:hint="eastAsia"/>
+              <w:b/>
+              <w:bCs/>
+              <w:lang w:val="zh-CN"/>
             </w:rPr>
           </w:pPr>
           <w:r>
@@ -7344,16 +7443,7 @@
     <w:p>
       <w:pPr>
         <w:rPr>
-          <w:rFonts w:ascii="宋体" w:eastAsia="宋体" w:hAnsi="宋体" w:hint="eastAsia"/>
-        </w:rPr>
-      </w:pPr>
-    </w:p>
-    <w:p>
-      <w:pPr>
-        <w:widowControl/>
-        <w:jc w:val="left"/>
-        <w:rPr>
-          <w:rFonts w:ascii="华文宋体" w:eastAsia="华文宋体" w:hAnsi="华文宋体" w:hint="eastAsia"/>
+          <w:rFonts w:hint="eastAsia"/>
         </w:rPr>
       </w:pPr>
       <w:r>
@@ -7368,7 +7458,7 @@
       <w:pPr>
         <w:pStyle w:val="a9"/>
       </w:pPr>
-      <w:bookmarkStart w:id="0" w:name="_Toc231814246"/>
+      <w:bookmarkStart w:id="0" w:name="_Toc232417791"/>
       <w:r>
         <w:rPr>
           <w:rFonts w:hint="eastAsia"/>
@@ -7452,7 +7542,7 @@
       <w:pPr>
         <w:pStyle w:val="ac"/>
       </w:pPr>
-      <w:bookmarkStart w:id="1" w:name="_Toc231814247"/>
+      <w:bookmarkStart w:id="1" w:name="_Toc232417792"/>
       <w:r>
         <w:rPr>
           <w:rFonts w:hint="eastAsia"/>
@@ -8169,7 +8259,7 @@
       <w:pPr>
         <w:pStyle w:val="ac"/>
       </w:pPr>
-      <w:bookmarkStart w:id="2" w:name="_Toc231814248"/>
+      <w:bookmarkStart w:id="2" w:name="_Toc232417793"/>
       <w:r>
         <w:rPr>
           <w:rFonts w:hint="eastAsia"/>
@@ -8182,7 +8272,7 @@
       <w:pPr>
         <w:pStyle w:val="ae"/>
       </w:pPr>
-      <w:bookmarkStart w:id="3" w:name="_Toc231814249"/>
+      <w:bookmarkStart w:id="3" w:name="_Toc232417794"/>
       <w:r>
         <w:rPr>
           <w:rFonts w:hint="eastAsia"/>
@@ -8221,7 +8311,7 @@
       <w:pPr>
         <w:pStyle w:val="ae"/>
       </w:pPr>
-      <w:bookmarkStart w:id="4" w:name="_Toc231814250"/>
+      <w:bookmarkStart w:id="4" w:name="_Toc232417795"/>
       <w:r>
         <w:rPr>
           <w:rFonts w:hint="eastAsia"/>
@@ -8355,7 +8445,7 @@
       <w:pPr>
         <w:pStyle w:val="ae"/>
       </w:pPr>
-      <w:bookmarkStart w:id="5" w:name="_Toc231814251"/>
+      <w:bookmarkStart w:id="5" w:name="_Toc232417796"/>
       <w:r>
         <w:rPr>
           <w:rFonts w:hint="eastAsia"/>
@@ -8440,7 +8530,7 @@
       <w:pPr>
         <w:pStyle w:val="ae"/>
       </w:pPr>
-      <w:bookmarkStart w:id="6" w:name="_Toc231814252"/>
+      <w:bookmarkStart w:id="6" w:name="_Toc232417797"/>
       <w:r>
         <w:rPr>
           <w:rFonts w:hint="eastAsia"/>
@@ -8486,7 +8576,7 @@
       <w:pPr>
         <w:pStyle w:val="a9"/>
       </w:pPr>
-      <w:bookmarkStart w:id="7" w:name="_Toc231814253"/>
+      <w:bookmarkStart w:id="7" w:name="_Toc232417798"/>
       <w:r>
         <w:rPr>
           <w:rFonts w:hint="eastAsia"/>
@@ -8530,7 +8620,7 @@
       <w:pPr>
         <w:pStyle w:val="ac"/>
       </w:pPr>
-      <w:bookmarkStart w:id="8" w:name="_Toc231814254"/>
+      <w:bookmarkStart w:id="8" w:name="_Toc232417799"/>
       <w:r>
         <w:rPr>
           <w:rFonts w:hint="eastAsia"/>
@@ -8543,7 +8633,7 @@
       <w:pPr>
         <w:pStyle w:val="ae"/>
       </w:pPr>
-      <w:bookmarkStart w:id="9" w:name="_Toc231814255"/>
+      <w:bookmarkStart w:id="9" w:name="_Toc232417800"/>
       <w:r>
         <w:rPr>
           <w:rFonts w:hint="eastAsia"/>
@@ -8642,7 +8732,7 @@
       <w:pPr>
         <w:pStyle w:val="ae"/>
       </w:pPr>
-      <w:bookmarkStart w:id="10" w:name="_Toc231814256"/>
+      <w:bookmarkStart w:id="10" w:name="_Toc232417801"/>
       <w:r>
         <w:rPr>
           <w:rFonts w:hint="eastAsia"/>
@@ -9025,7 +9115,7 @@
       <w:pPr>
         <w:pStyle w:val="ac"/>
       </w:pPr>
-      <w:bookmarkStart w:id="11" w:name="_Toc231814257"/>
+      <w:bookmarkStart w:id="11" w:name="_Toc232417802"/>
       <w:r>
         <w:rPr>
           <w:rFonts w:hint="eastAsia"/>
@@ -9194,7 +9284,7 @@
       <w:pPr>
         <w:pStyle w:val="ae"/>
       </w:pPr>
-      <w:bookmarkStart w:id="12" w:name="_Toc231814258"/>
+      <w:bookmarkStart w:id="12" w:name="_Toc232417803"/>
       <w:r>
         <w:rPr>
           <w:rFonts w:hint="eastAsia"/>
@@ -9228,7 +9318,7 @@
       <w:pPr>
         <w:pStyle w:val="ae"/>
       </w:pPr>
-      <w:bookmarkStart w:id="13" w:name="_Toc231814259"/>
+      <w:bookmarkStart w:id="13" w:name="_Toc232417804"/>
       <w:r>
         <w:rPr>
           <w:rFonts w:hint="eastAsia"/>
@@ -9457,7 +9547,7 @@
       <w:pPr>
         <w:pStyle w:val="ac"/>
       </w:pPr>
-      <w:bookmarkStart w:id="14" w:name="_Toc231814260"/>
+      <w:bookmarkStart w:id="14" w:name="_Toc232417805"/>
       <w:r>
         <w:rPr>
           <w:rFonts w:hint="eastAsia"/>
@@ -9471,7 +9561,7 @@
       <w:pPr>
         <w:pStyle w:val="ae"/>
       </w:pPr>
-      <w:bookmarkStart w:id="15" w:name="_Toc231814261"/>
+      <w:bookmarkStart w:id="15" w:name="_Toc232417806"/>
       <w:r>
         <w:rPr>
           <w:rFonts w:hint="eastAsia"/>
@@ -9596,7 +9686,7 @@
       <w:pPr>
         <w:pStyle w:val="ae"/>
       </w:pPr>
-      <w:bookmarkStart w:id="16" w:name="_Toc231814262"/>
+      <w:bookmarkStart w:id="16" w:name="_Toc232417807"/>
       <w:r>
         <w:rPr>
           <w:rFonts w:hint="eastAsia"/>
@@ -9832,7 +9922,7 @@
       <w:pPr>
         <w:pStyle w:val="a9"/>
       </w:pPr>
-      <w:bookmarkStart w:id="17" w:name="_Toc231814263"/>
+      <w:bookmarkStart w:id="17" w:name="_Toc232417808"/>
       <w:r>
         <w:rPr>
           <w:rFonts w:hint="eastAsia"/>
@@ -9882,7 +9972,7 @@
       <w:pPr>
         <w:pStyle w:val="ac"/>
       </w:pPr>
-      <w:bookmarkStart w:id="18" w:name="_Toc231814264"/>
+      <w:bookmarkStart w:id="18" w:name="_Toc232417809"/>
       <w:r>
         <w:rPr>
           <w:rFonts w:hint="eastAsia"/>
@@ -9895,7 +9985,7 @@
       <w:pPr>
         <w:pStyle w:val="ae"/>
       </w:pPr>
-      <w:bookmarkStart w:id="19" w:name="_Toc231814265"/>
+      <w:bookmarkStart w:id="19" w:name="_Toc232417810"/>
       <w:r>
         <w:rPr>
           <w:rFonts w:hint="eastAsia"/>
@@ -10720,7 +10810,7 @@
       <w:pPr>
         <w:pStyle w:val="ae"/>
       </w:pPr>
-      <w:bookmarkStart w:id="20" w:name="_Toc231814266"/>
+      <w:bookmarkStart w:id="20" w:name="_Toc232417811"/>
       <w:r>
         <w:rPr>
           <w:rFonts w:hint="eastAsia"/>
@@ -11247,7 +11337,7 @@
       <w:pPr>
         <w:pStyle w:val="ae"/>
       </w:pPr>
-      <w:bookmarkStart w:id="21" w:name="_Toc231814267"/>
+      <w:bookmarkStart w:id="21" w:name="_Toc232417812"/>
       <w:r>
         <w:rPr>
           <w:rFonts w:hint="eastAsia"/>
@@ -11324,7 +11414,7 @@
       <w:pPr>
         <w:pStyle w:val="ae"/>
       </w:pPr>
-      <w:bookmarkStart w:id="22" w:name="_Toc231814268"/>
+      <w:bookmarkStart w:id="22" w:name="_Toc232417813"/>
       <w:r>
         <w:rPr>
           <w:rFonts w:hint="eastAsia"/>
@@ -11364,7 +11454,7 @@
       <w:pPr>
         <w:pStyle w:val="ac"/>
       </w:pPr>
-      <w:bookmarkStart w:id="23" w:name="_Toc231814269"/>
+      <w:bookmarkStart w:id="23" w:name="_Toc232417814"/>
       <w:r>
         <w:rPr>
           <w:rFonts w:hint="eastAsia"/>
@@ -11438,7 +11528,7 @@
       <w:pPr>
         <w:pStyle w:val="ae"/>
       </w:pPr>
-      <w:bookmarkStart w:id="24" w:name="_Toc231814270"/>
+      <w:bookmarkStart w:id="24" w:name="_Toc232417815"/>
       <w:r>
         <w:rPr>
           <w:rFonts w:hint="eastAsia"/>
@@ -11707,7 +11797,7 @@
       <w:pPr>
         <w:pStyle w:val="ae"/>
       </w:pPr>
-      <w:bookmarkStart w:id="25" w:name="_Toc231814271"/>
+      <w:bookmarkStart w:id="25" w:name="_Toc232417816"/>
       <w:r>
         <w:rPr>
           <w:rFonts w:hint="eastAsia"/>
@@ -11816,7 +11906,7 @@
       <w:pPr>
         <w:pStyle w:val="ac"/>
       </w:pPr>
-      <w:bookmarkStart w:id="26" w:name="_Toc231814272"/>
+      <w:bookmarkStart w:id="26" w:name="_Toc232417817"/>
       <w:r>
         <w:rPr>
           <w:rFonts w:hint="eastAsia"/>
@@ -11919,7 +12009,7 @@
       <w:pPr>
         <w:pStyle w:val="a9"/>
       </w:pPr>
-      <w:bookmarkStart w:id="27" w:name="_Toc231814273"/>
+      <w:bookmarkStart w:id="27" w:name="_Toc232417818"/>
       <w:r>
         <w:rPr>
           <w:rFonts w:hint="eastAsia"/>
@@ -11969,7 +12059,7 @@
       <w:pPr>
         <w:pStyle w:val="ac"/>
       </w:pPr>
-      <w:bookmarkStart w:id="28" w:name="_Toc231814274"/>
+      <w:bookmarkStart w:id="28" w:name="_Toc232417819"/>
       <w:r>
         <w:rPr>
           <w:rFonts w:hint="eastAsia"/>
@@ -12074,7 +12164,7 @@
       <w:pPr>
         <w:pStyle w:val="ac"/>
       </w:pPr>
-      <w:bookmarkStart w:id="29" w:name="_Toc231814275"/>
+      <w:bookmarkStart w:id="29" w:name="_Toc232417820"/>
       <w:r>
         <w:rPr>
           <w:rFonts w:hint="eastAsia"/>
@@ -12102,7 +12192,7 @@
       <w:pPr>
         <w:pStyle w:val="ae"/>
       </w:pPr>
-      <w:bookmarkStart w:id="30" w:name="_Toc231814276"/>
+      <w:bookmarkStart w:id="30" w:name="_Toc232417821"/>
       <w:r>
         <w:rPr>
           <w:rFonts w:hint="eastAsia"/>
@@ -12448,7 +12538,7 @@
       <w:pPr>
         <w:pStyle w:val="ae"/>
       </w:pPr>
-      <w:bookmarkStart w:id="31" w:name="_Toc231814277"/>
+      <w:bookmarkStart w:id="31" w:name="_Toc232417822"/>
       <w:r>
         <w:rPr>
           <w:rFonts w:hint="eastAsia"/>
@@ -12727,7 +12817,7 @@
       <w:pPr>
         <w:pStyle w:val="ae"/>
       </w:pPr>
-      <w:bookmarkStart w:id="32" w:name="_Toc231814278"/>
+      <w:bookmarkStart w:id="32" w:name="_Toc232417823"/>
       <w:r>
         <w:rPr>
           <w:rFonts w:hint="eastAsia"/>
@@ -13182,7 +13272,7 @@
       <w:pPr>
         <w:pStyle w:val="ac"/>
       </w:pPr>
-      <w:bookmarkStart w:id="33" w:name="_Toc231814279"/>
+      <w:bookmarkStart w:id="33" w:name="_Toc232417824"/>
       <w:r>
         <w:rPr>
           <w:rFonts w:hint="eastAsia"/>
@@ -13492,7 +13582,7 @@
       <w:pPr>
         <w:pStyle w:val="ac"/>
       </w:pPr>
-      <w:bookmarkStart w:id="34" w:name="_Toc231814280"/>
+      <w:bookmarkStart w:id="34" w:name="_Toc232417825"/>
       <w:r>
         <w:rPr>
           <w:rFonts w:hint="eastAsia"/>
@@ -13562,7 +13652,7 @@
       <w:pPr>
         <w:pStyle w:val="ac"/>
       </w:pPr>
-      <w:bookmarkStart w:id="35" w:name="_Toc231814281"/>
+      <w:bookmarkStart w:id="35" w:name="_Toc232417826"/>
       <w:r>
         <w:rPr>
           <w:rFonts w:hint="eastAsia"/>
@@ -14217,7 +14307,7 @@
       <w:pPr>
         <w:pStyle w:val="a9"/>
       </w:pPr>
-      <w:bookmarkStart w:id="36" w:name="_Toc231814282"/>
+      <w:bookmarkStart w:id="36" w:name="_Toc232417827"/>
       <w:r>
         <w:rPr>
           <w:rFonts w:hint="eastAsia"/>
@@ -14261,7 +14351,7 @@
       <w:pPr>
         <w:pStyle w:val="ac"/>
       </w:pPr>
-      <w:bookmarkStart w:id="37" w:name="_Toc231814283"/>
+      <w:bookmarkStart w:id="37" w:name="_Toc232417828"/>
       <w:r>
         <w:rPr>
           <w:rFonts w:hint="eastAsia"/>
@@ -14295,7 +14385,7 @@
       <w:pPr>
         <w:pStyle w:val="ac"/>
       </w:pPr>
-      <w:bookmarkStart w:id="38" w:name="_Toc231814284"/>
+      <w:bookmarkStart w:id="38" w:name="_Toc232417829"/>
       <w:r>
         <w:rPr>
           <w:rFonts w:hint="eastAsia"/>
@@ -14308,7 +14398,7 @@
       <w:pPr>
         <w:pStyle w:val="ae"/>
       </w:pPr>
-      <w:bookmarkStart w:id="39" w:name="_Toc231814285"/>
+      <w:bookmarkStart w:id="39" w:name="_Toc232417830"/>
       <w:r>
         <w:rPr>
           <w:rFonts w:hint="eastAsia"/>
@@ -14556,7 +14646,7 @@
       <w:pPr>
         <w:pStyle w:val="ae"/>
       </w:pPr>
-      <w:bookmarkStart w:id="40" w:name="_Toc231814286"/>
+      <w:bookmarkStart w:id="40" w:name="_Toc232417831"/>
       <w:r>
         <w:rPr>
           <w:rFonts w:hint="eastAsia"/>
@@ -14837,7 +14927,7 @@
       <w:pPr>
         <w:pStyle w:val="ac"/>
       </w:pPr>
-      <w:bookmarkStart w:id="41" w:name="_Toc231814287"/>
+      <w:bookmarkStart w:id="41" w:name="_Toc232417832"/>
       <w:r>
         <w:rPr>
           <w:rFonts w:hint="eastAsia"/>
@@ -14850,7 +14940,7 @@
       <w:pPr>
         <w:pStyle w:val="ae"/>
       </w:pPr>
-      <w:bookmarkStart w:id="42" w:name="_Toc231814288"/>
+      <w:bookmarkStart w:id="42" w:name="_Toc232417833"/>
       <w:r>
         <w:rPr>
           <w:rFonts w:hint="eastAsia"/>
@@ -14964,7 +15054,7 @@
       <w:pPr>
         <w:pStyle w:val="ae"/>
       </w:pPr>
-      <w:bookmarkStart w:id="43" w:name="_Toc231814289"/>
+      <w:bookmarkStart w:id="43" w:name="_Toc232417834"/>
       <w:r>
         <w:rPr>
           <w:rFonts w:hint="eastAsia"/>
@@ -15149,7 +15239,7 @@
       <w:pPr>
         <w:pStyle w:val="ae"/>
       </w:pPr>
-      <w:bookmarkStart w:id="44" w:name="_Toc231814290"/>
+      <w:bookmarkStart w:id="44" w:name="_Toc232417835"/>
       <w:r>
         <w:rPr>
           <w:rFonts w:hint="eastAsia"/>
@@ -15257,7 +15347,7 @@
       <w:pPr>
         <w:pStyle w:val="ae"/>
       </w:pPr>
-      <w:bookmarkStart w:id="45" w:name="_Toc231814291"/>
+      <w:bookmarkStart w:id="45" w:name="_Toc232417836"/>
       <w:r>
         <w:rPr>
           <w:rFonts w:hint="eastAsia"/>
@@ -15347,7 +15437,7 @@
       <w:pPr>
         <w:pStyle w:val="ae"/>
       </w:pPr>
-      <w:bookmarkStart w:id="46" w:name="_Toc231814292"/>
+      <w:bookmarkStart w:id="46" w:name="_Toc232417837"/>
       <w:r>
         <w:rPr>
           <w:rFonts w:hint="eastAsia"/>
@@ -15405,7 +15495,7 @@
       <w:pPr>
         <w:pStyle w:val="ae"/>
       </w:pPr>
-      <w:bookmarkStart w:id="47" w:name="_Toc231814293"/>
+      <w:bookmarkStart w:id="47" w:name="_Toc232417838"/>
       <w:r>
         <w:rPr>
           <w:rFonts w:hint="eastAsia"/>
@@ -15463,7 +15553,7 @@
       <w:pPr>
         <w:pStyle w:val="ac"/>
       </w:pPr>
-      <w:bookmarkStart w:id="48" w:name="_Toc231814294"/>
+      <w:bookmarkStart w:id="48" w:name="_Toc232417839"/>
       <w:r>
         <w:rPr>
           <w:rFonts w:hint="eastAsia"/>
@@ -15584,7 +15674,7 @@
       <w:pPr>
         <w:pStyle w:val="a9"/>
       </w:pPr>
-      <w:bookmarkStart w:id="49" w:name="_Toc231814295"/>
+      <w:bookmarkStart w:id="49" w:name="_Toc232417840"/>
       <w:r>
         <w:rPr>
           <w:rFonts w:hint="eastAsia"/>
@@ -15628,7 +15718,7 @@
       <w:pPr>
         <w:pStyle w:val="ac"/>
       </w:pPr>
-      <w:bookmarkStart w:id="50" w:name="_Toc231814296"/>
+      <w:bookmarkStart w:id="50" w:name="_Toc232417841"/>
       <w:r>
         <w:rPr>
           <w:rFonts w:hint="eastAsia"/>
@@ -15737,7 +15827,7 @@
       <w:pPr>
         <w:pStyle w:val="ac"/>
       </w:pPr>
-      <w:bookmarkStart w:id="51" w:name="_Toc231814297"/>
+      <w:bookmarkStart w:id="51" w:name="_Toc232417842"/>
       <w:r>
         <w:rPr>
           <w:rFonts w:hint="eastAsia"/>
@@ -16336,7 +16426,7 @@
       <w:pPr>
         <w:pStyle w:val="ac"/>
       </w:pPr>
-      <w:bookmarkStart w:id="52" w:name="_Toc231814298"/>
+      <w:bookmarkStart w:id="52" w:name="_Toc232417843"/>
       <w:r>
         <w:rPr>
           <w:rFonts w:hint="eastAsia"/>
@@ -16361,7 +16451,7 @@
       <w:pPr>
         <w:pStyle w:val="ae"/>
       </w:pPr>
-      <w:bookmarkStart w:id="53" w:name="_Toc231814299"/>
+      <w:bookmarkStart w:id="53" w:name="_Toc232417844"/>
       <w:r>
         <w:rPr>
           <w:rFonts w:hint="eastAsia"/>
@@ -16415,7 +16505,7 @@
       <w:pPr>
         <w:pStyle w:val="ae"/>
       </w:pPr>
-      <w:bookmarkStart w:id="54" w:name="_Toc231814300"/>
+      <w:bookmarkStart w:id="54" w:name="_Toc232417845"/>
       <w:r>
         <w:rPr>
           <w:rFonts w:hint="eastAsia"/>
@@ -16491,7 +16581,7 @@
       <w:pPr>
         <w:pStyle w:val="ae"/>
       </w:pPr>
-      <w:bookmarkStart w:id="55" w:name="_Toc231814301"/>
+      <w:bookmarkStart w:id="55" w:name="_Toc232417846"/>
       <w:r>
         <w:rPr>
           <w:rFonts w:hint="eastAsia"/>
@@ -16615,7 +16705,7 @@
       <w:pPr>
         <w:pStyle w:val="a9"/>
       </w:pPr>
-      <w:bookmarkStart w:id="56" w:name="_Toc231814302"/>
+      <w:bookmarkStart w:id="56" w:name="_Toc232417847"/>
       <w:r>
         <w:rPr>
           <w:rFonts w:hint="eastAsia"/>
@@ -16659,7 +16749,7 @@
       <w:pPr>
         <w:pStyle w:val="ac"/>
       </w:pPr>
-      <w:bookmarkStart w:id="57" w:name="_Toc231814303"/>
+      <w:bookmarkStart w:id="57" w:name="_Toc232417848"/>
       <w:r>
         <w:rPr>
           <w:rFonts w:hint="eastAsia"/>
@@ -16830,7 +16920,7 @@
       <w:pPr>
         <w:pStyle w:val="ac"/>
       </w:pPr>
-      <w:bookmarkStart w:id="58" w:name="_Toc231814304"/>
+      <w:bookmarkStart w:id="58" w:name="_Toc232417849"/>
       <w:r>
         <w:rPr>
           <w:rFonts w:hint="eastAsia"/>
@@ -16843,7 +16933,7 @@
       <w:pPr>
         <w:pStyle w:val="ae"/>
       </w:pPr>
-      <w:bookmarkStart w:id="59" w:name="_Toc231814305"/>
+      <w:bookmarkStart w:id="59" w:name="_Toc232417850"/>
       <w:r>
         <w:rPr>
           <w:rFonts w:hint="eastAsia"/>
@@ -17085,7 +17175,7 @@
       <w:pPr>
         <w:pStyle w:val="ae"/>
       </w:pPr>
-      <w:bookmarkStart w:id="60" w:name="_Toc231814306"/>
+      <w:bookmarkStart w:id="60" w:name="_Toc232417851"/>
       <w:r>
         <w:rPr>
           <w:rFonts w:hint="eastAsia"/>
@@ -17294,7 +17384,7 @@
       <w:pPr>
         <w:pStyle w:val="ac"/>
       </w:pPr>
-      <w:bookmarkStart w:id="61" w:name="_Toc231814307"/>
+      <w:bookmarkStart w:id="61" w:name="_Toc232417852"/>
       <w:r>
         <w:rPr>
           <w:rFonts w:hint="eastAsia"/>
@@ -17384,7 +17474,7 @@
       <w:pPr>
         <w:pStyle w:val="ac"/>
       </w:pPr>
-      <w:bookmarkStart w:id="62" w:name="_Toc231814308"/>
+      <w:bookmarkStart w:id="62" w:name="_Toc232417853"/>
       <w:r>
         <w:rPr>
           <w:rFonts w:hint="eastAsia"/>
@@ -17444,7 +17534,7 @@
       <w:pPr>
         <w:pStyle w:val="ac"/>
       </w:pPr>
-      <w:bookmarkStart w:id="63" w:name="_Toc231814309"/>
+      <w:bookmarkStart w:id="63" w:name="_Toc232417854"/>
       <w:r>
         <w:rPr>
           <w:rFonts w:hint="eastAsia"/>
@@ -17625,7 +17715,7 @@
       <w:pPr>
         <w:pStyle w:val="a9"/>
       </w:pPr>
-      <w:bookmarkStart w:id="64" w:name="_Toc231814310"/>
+      <w:bookmarkStart w:id="64" w:name="_Toc232417855"/>
       <w:r>
         <w:rPr>
           <w:rFonts w:hint="eastAsia"/>
@@ -17651,9 +17741,6 @@
         <w:pStyle w:val="aa"/>
         <w:spacing w:before="78" w:after="78"/>
         <w:jc w:val="center"/>
-        <w:rPr>
-          <w:rFonts w:hint="eastAsia"/>
-        </w:rPr>
       </w:pPr>
       <w:r>
         <w:rPr>
@@ -17693,7 +17780,7 @@
       <w:pPr>
         <w:pStyle w:val="ac"/>
       </w:pPr>
-      <w:bookmarkStart w:id="65" w:name="_Toc231814311"/>
+      <w:bookmarkStart w:id="65" w:name="_Toc232417856"/>
       <w:r>
         <w:rPr>
           <w:rFonts w:hint="eastAsia"/>
@@ -17706,7 +17793,7 @@
       <w:pPr>
         <w:pStyle w:val="ae"/>
       </w:pPr>
-      <w:bookmarkStart w:id="66" w:name="_Toc231814312"/>
+      <w:bookmarkStart w:id="66" w:name="_Toc232417857"/>
       <w:r>
         <w:rPr>
           <w:rFonts w:hint="eastAsia"/>
@@ -17893,7 +17980,7 @@
       <w:pPr>
         <w:pStyle w:val="ae"/>
       </w:pPr>
-      <w:bookmarkStart w:id="67" w:name="_Toc231814313"/>
+      <w:bookmarkStart w:id="67" w:name="_Toc232417858"/>
       <w:r>
         <w:rPr>
           <w:rFonts w:hint="eastAsia"/>
@@ -18191,7 +18278,7 @@
       <w:pPr>
         <w:pStyle w:val="ac"/>
       </w:pPr>
-      <w:bookmarkStart w:id="68" w:name="_Toc231814314"/>
+      <w:bookmarkStart w:id="68" w:name="_Toc232417859"/>
       <w:r>
         <w:rPr>
           <w:rFonts w:hint="eastAsia"/>
@@ -18350,11 +18437,8 @@
     <w:p>
       <w:pPr>
         <w:pStyle w:val="ae"/>
-        <w:rPr>
-          <w:rFonts w:hint="eastAsia"/>
-        </w:rPr>
-      </w:pPr>
-      <w:bookmarkStart w:id="69" w:name="_Toc231814315"/>
+      </w:pPr>
+      <w:bookmarkStart w:id="69" w:name="_Toc232417860"/>
       <w:r>
         <w:rPr>
           <w:rFonts w:hint="eastAsia"/>
@@ -18579,11 +18663,8 @@
     <w:p>
       <w:pPr>
         <w:pStyle w:val="ae"/>
-        <w:rPr>
-          <w:rFonts w:hint="eastAsia"/>
-        </w:rPr>
-      </w:pPr>
-      <w:bookmarkStart w:id="70" w:name="_Toc231814316"/>
+      </w:pPr>
+      <w:bookmarkStart w:id="70" w:name="_Toc232417861"/>
       <w:r>
         <w:rPr>
           <w:rFonts w:hint="eastAsia"/>
@@ -18604,28 +18685,13 @@
         <w:rPr>
           <w:rFonts w:hint="eastAsia"/>
         </w:rPr>
-        <w:t>“三方共处”模式是中美欧气候治理三边关系的基本形态；但随着美国退出《巴黎协定》，这一模式也已被打破，不再具有解释力。中欧之间“稳定婚姻模式”具有一般特征，</w:t>
-      </w:r>
-      <w:r>
-        <w:rPr>
-          <w:rFonts w:hint="eastAsia"/>
-        </w:rPr>
-        <w:t>这一特征在后巴黎时期也得以延续</w:t>
-      </w:r>
-      <w:r>
-        <w:rPr>
-          <w:rFonts w:hint="eastAsia"/>
-        </w:rPr>
-        <w:t>。三边关系还具有较强的流动性与开放性。</w:t>
-      </w:r>
-    </w:p>
-    <w:p>
-      <w:pPr>
-        <w:pStyle w:val="aa"/>
-        <w:spacing w:before="78" w:after="78"/>
-        <w:rPr>
-          <w:rFonts w:hint="eastAsia"/>
-        </w:rPr>
+        <w:t>“三方共处”模式是中美欧气候治理三边关系的基本形态；但随着美国退出《巴黎协定》，这一模式也已被打破，不再具有解释力。中欧之间“稳定婚姻模式”具有一般特征，这一特征在后巴黎时期也得以延续。三边关系还具有较强的流动性与开放性。</w:t>
+      </w:r>
+    </w:p>
+    <w:p>
+      <w:pPr>
+        <w:pStyle w:val="aa"/>
+        <w:spacing w:before="78" w:after="78"/>
       </w:pPr>
       <w:r>
         <w:tab/>
@@ -18659,7 +18725,7 @@
       <w:pPr>
         <w:pStyle w:val="a9"/>
       </w:pPr>
-      <w:bookmarkStart w:id="71" w:name="_Toc231814317"/>
+      <w:bookmarkStart w:id="71" w:name="_Toc232417862"/>
       <w:r>
         <w:rPr>
           <w:rFonts w:hint="eastAsia"/>
@@ -18695,6 +18761,12 @@
         </w:rPr>
         <w:t>2026.6.8</w:t>
       </w:r>
+      <w:r>
+        <w:rPr>
+          <w:rFonts w:hint="eastAsia"/>
+        </w:rPr>
+        <w:t xml:space="preserve"> / 2026.6.15</w:t>
+      </w:r>
     </w:p>
     <w:p>
       <w:pPr>
@@ -18786,11 +18858,8 @@
     <w:p>
       <w:pPr>
         <w:pStyle w:val="ac"/>
-        <w:rPr>
-          <w:rFonts w:hint="eastAsia"/>
-        </w:rPr>
-      </w:pPr>
-      <w:bookmarkStart w:id="72" w:name="_Toc231814318"/>
+      </w:pPr>
+      <w:bookmarkStart w:id="72" w:name="_Toc232417863"/>
       <w:r>
         <w:rPr>
           <w:rFonts w:hint="eastAsia"/>
@@ -18901,11 +18970,8 @@
     <w:p>
       <w:pPr>
         <w:pStyle w:val="ac"/>
-        <w:rPr>
-          <w:rFonts w:hint="eastAsia"/>
-        </w:rPr>
-      </w:pPr>
-      <w:bookmarkStart w:id="73" w:name="_Toc231814319"/>
+      </w:pPr>
+      <w:bookmarkStart w:id="73" w:name="_Toc232417864"/>
       <w:r>
         <w:rPr>
           <w:rFonts w:hint="eastAsia"/>
@@ -18984,9 +19050,6 @@
         <w:pStyle w:val="aa"/>
         <w:spacing w:before="78" w:after="78"/>
         <w:ind w:left="720"/>
-        <w:rPr>
-          <w:rFonts w:hint="eastAsia"/>
-        </w:rPr>
       </w:pPr>
       <w:r>
         <w:rPr>
@@ -19050,9 +19113,6 @@
         <w:pStyle w:val="aa"/>
         <w:spacing w:before="78" w:after="78"/>
         <w:ind w:left="720"/>
-        <w:rPr>
-          <w:rFonts w:hint="eastAsia"/>
-        </w:rPr>
       </w:pPr>
       <w:r>
         <w:rPr>
@@ -19065,10 +19125,388 @@
       <w:pPr>
         <w:pStyle w:val="aa"/>
         <w:spacing w:before="78" w:after="78"/>
-        <w:rPr>
-          <w:rFonts w:hint="eastAsia"/>
-        </w:rPr>
-      </w:pPr>
+        <w:ind w:firstLine="420"/>
+      </w:pPr>
+      <w:r>
+        <w:rPr>
+          <w:rFonts w:hint="eastAsia"/>
+        </w:rPr>
+        <w:t>上述观点背后，实际上是两种逻辑：</w:t>
+      </w:r>
+    </w:p>
+    <w:p>
+      <w:pPr>
+        <w:pStyle w:val="aa"/>
+        <w:numPr>
+          <w:ilvl w:val="0"/>
+          <w:numId w:val="18"/>
+        </w:numPr>
+        <w:spacing w:beforeLines="0" w:before="0" w:afterLines="0" w:after="0"/>
+        <w:ind w:hanging="442"/>
+      </w:pPr>
+      <w:r>
+        <w:rPr>
+          <w:rFonts w:hint="eastAsia"/>
+          <w:b/>
+          <w:bCs/>
+        </w:rPr>
+        <w:t>安全化逻辑：</w:t>
+      </w:r>
+      <w:r>
+        <w:rPr>
+          <w:rFonts w:hint="eastAsia"/>
+        </w:rPr>
+        <w:t>首先将气候变化定义为国际安全的普遍威胁，是暴力冲突的倍增器；然后推动安理会审议气候变化与安全问题，使其成为连续性议题；接着推动安理会采取通过气候变化与国际安全的普遍性决议；最后将气候变化纳入安理会各项工作。</w:t>
+      </w:r>
+    </w:p>
+    <w:p>
+      <w:pPr>
+        <w:pStyle w:val="aa"/>
+        <w:numPr>
+          <w:ilvl w:val="0"/>
+          <w:numId w:val="18"/>
+        </w:numPr>
+        <w:spacing w:beforeLines="0" w:before="0" w:afterLines="0" w:after="0"/>
+        <w:ind w:hanging="442"/>
+      </w:pPr>
+      <w:r>
+        <w:rPr>
+          <w:rFonts w:hint="eastAsia"/>
+          <w:b/>
+          <w:bCs/>
+        </w:rPr>
+        <w:t>发展与安全的逻辑：</w:t>
+      </w:r>
+      <w:r>
+        <w:rPr>
+          <w:rFonts w:hint="eastAsia"/>
+        </w:rPr>
+        <w:t>这一逻辑不接受安全化的逻辑，体现在两个方面——</w:t>
+      </w:r>
+    </w:p>
+    <w:p>
+      <w:pPr>
+        <w:pStyle w:val="aa"/>
+        <w:numPr>
+          <w:ilvl w:val="1"/>
+          <w:numId w:val="18"/>
+        </w:numPr>
+        <w:spacing w:beforeLines="0" w:before="0" w:afterLines="0" w:after="0"/>
+        <w:ind w:hanging="442"/>
+      </w:pPr>
+      <w:r>
+        <w:rPr>
+          <w:rFonts w:hint="eastAsia"/>
+          <w:b/>
+          <w:bCs/>
+        </w:rPr>
+        <w:t>气候变化与冲突：</w:t>
+      </w:r>
+      <w:r>
+        <w:rPr>
+          <w:rFonts w:hint="eastAsia"/>
+        </w:rPr>
+        <w:t>无论在学术研究还是实践中，气候变化与暴力冲突的关系问题，并不存在普遍的共识；两者之间的关系复杂而不确定，从气候变化到安全风险的传导机理，目前还远远没有搞清楚。</w:t>
+      </w:r>
+    </w:p>
+    <w:p>
+      <w:pPr>
+        <w:pStyle w:val="aa"/>
+        <w:numPr>
+          <w:ilvl w:val="1"/>
+          <w:numId w:val="18"/>
+        </w:numPr>
+        <w:spacing w:beforeLines="0" w:before="0" w:afterLines="0" w:after="0"/>
+        <w:ind w:hanging="442"/>
+        <w:rPr>
+          <w:rFonts w:hint="eastAsia"/>
+        </w:rPr>
+      </w:pPr>
+      <w:r>
+        <w:rPr>
+          <w:rFonts w:hint="eastAsia"/>
+          <w:b/>
+          <w:bCs/>
+        </w:rPr>
+        <w:t>安理会在气候变化与安全问题上的恰当性：</w:t>
+      </w:r>
+      <w:r>
+        <w:rPr>
+          <w:rFonts w:hint="eastAsia"/>
+        </w:rPr>
+        <w:t>合法性（《联合国宪章》与安理会授权，较低的普遍性）、正当性、专业性、有效性上的问题。</w:t>
+      </w:r>
+    </w:p>
+    <w:p>
+      <w:pPr>
+        <w:pStyle w:val="aa"/>
+        <w:spacing w:beforeLines="0" w:before="0" w:afterLines="0" w:after="0"/>
+        <w:ind w:left="420"/>
+        <w:rPr>
+          <w:rFonts w:hint="eastAsia"/>
+        </w:rPr>
+      </w:pPr>
+      <w:r>
+        <w:rPr>
+          <w:rFonts w:hint="eastAsia"/>
+        </w:rPr>
+        <w:t>由此，发展与安全是一种替代性逻辑。这一逻辑认为，气候变化是可持续发展问题和非</w:t>
+      </w:r>
+      <w:r>
+        <w:rPr>
+          <w:rFonts w:hint="eastAsia"/>
+        </w:rPr>
+        <w:lastRenderedPageBreak/>
+        <w:t>传统安全问题。气候变化的安全风险主要体现在对自然和社会系统的重大负面影响，具有复合性和复杂性。《联合国气候变化框架公约》和《巴黎协定》是全球气候变化治理的主渠道，应对气候变化冲击的根本路径是大幅减少温室气体排放，最终依靠实现共同发展、通过可持续发展增强应对气候变化的韧性。</w:t>
+      </w:r>
+    </w:p>
+    <w:p>
+      <w:pPr>
+        <w:pStyle w:val="aa"/>
+        <w:spacing w:before="78" w:after="78"/>
+      </w:pPr>
+      <w:r>
+        <w:tab/>
+      </w:r>
+      <w:r>
+        <w:rPr>
+          <w:rFonts w:hint="eastAsia"/>
+        </w:rPr>
+        <w:t>总而言之，各国在安理会气候变化与安全辩论中虽然形成了一定共识，但分歧更加明显，主要集中在两个问题上。这种分歧表明，安理会辩论中出现了两种路径，其背后是两种逻辑：气候变化的安全逻辑、以发展定义气候变化的威胁和以发展实现气候变化安全的逻辑。两种路径或两种逻辑反映了不同会员国框定问题的方式、国家发展阶段和优先事项、安全理念等方面的差异。这不是依靠言语行为和劝说能够解决的问题。</w:t>
+      </w:r>
+    </w:p>
+    <w:p>
+      <w:pPr>
+        <w:pStyle w:val="aa"/>
+        <w:spacing w:before="78" w:after="78"/>
+        <w:rPr>
+          <w:rFonts w:hint="eastAsia"/>
+        </w:rPr>
+      </w:pPr>
+      <w:r>
+        <w:tab/>
+      </w:r>
+      <w:r>
+        <w:rPr>
+          <w:rFonts w:hint="eastAsia"/>
+        </w:rPr>
+        <w:t>安理会内的气候变化与安全的辩论未来还会继续，但分歧将长期存在。《联合国气候变化框架公约》和《巴黎协定》仍将是全球气候变化治理的主渠道。</w:t>
+      </w:r>
+    </w:p>
+    <w:p>
+      <w:pPr>
+        <w:pStyle w:val="aa"/>
+        <w:spacing w:before="78" w:after="78"/>
+      </w:pPr>
+    </w:p>
+    <w:p>
+      <w:pPr>
+        <w:pStyle w:val="ac"/>
+      </w:pPr>
+      <w:bookmarkStart w:id="74" w:name="_Toc232417865"/>
+      <w:r>
+        <w:rPr>
+          <w:rFonts w:hint="eastAsia"/>
+        </w:rPr>
+        <w:t>三、国际冲突造成的环境危机</w:t>
+      </w:r>
+      <w:bookmarkEnd w:id="74"/>
+    </w:p>
+    <w:p>
+      <w:pPr>
+        <w:pStyle w:val="aa"/>
+        <w:spacing w:before="78" w:after="78"/>
+        <w:ind w:firstLine="420"/>
+      </w:pPr>
+      <w:r>
+        <w:rPr>
+          <w:rFonts w:hint="eastAsia"/>
+        </w:rPr>
+        <w:t>美以伊冲突中出现了违反《联合国宪章》、破坏国际秩序的行为；造成了人道主义灾难，严重饥荒的风险上升；使全球经济陷入困境，能源价格上涨；强化了地缘政治风险。而对于环境而言，其也造成了环境危机。</w:t>
+      </w:r>
+    </w:p>
+    <w:p>
+      <w:pPr>
+        <w:pStyle w:val="aa"/>
+        <w:spacing w:before="78" w:after="78"/>
+        <w:ind w:firstLine="420"/>
+        <w:rPr>
+          <w:rFonts w:hint="eastAsia"/>
+        </w:rPr>
+      </w:pPr>
+      <w:r>
+        <w:rPr>
+          <w:rFonts w:hint="eastAsia"/>
+        </w:rPr>
+        <w:t>冲突加剧了空气污染。对化石燃料基础设施、石化工厂、军事设施和弹药库的攻击释放出有毒烟雾，造成“黑雨”，形成了即时危害与长期健康危机。</w:t>
+      </w:r>
+    </w:p>
+    <w:p>
+      <w:pPr>
+        <w:pStyle w:val="aa"/>
+        <w:spacing w:before="78" w:after="78"/>
+      </w:pPr>
+      <w:r>
+        <w:tab/>
+      </w:r>
+      <w:r>
+        <w:rPr>
+          <w:rFonts w:hint="eastAsia"/>
+        </w:rPr>
+        <w:t>冲突加剧了淡水资源危机。海湾地区是全球水资源最紧张且最依赖海水淡化的地区。在遭受首次打击之前，伊朗及更广泛的海湾地区就已经历由气候变化引发的严重五年干旱，并因社会经济水资源压力而加剧。“黑雨”造成的水体污染，以及海水淡化设施遭受袭击，都加剧了海湾地区的淡水资源危机。</w:t>
+      </w:r>
+    </w:p>
+    <w:p>
+      <w:pPr>
+        <w:pStyle w:val="aa"/>
+        <w:spacing w:before="78" w:after="78"/>
+      </w:pPr>
+      <w:r>
+        <w:tab/>
+      </w:r>
+      <w:r>
+        <w:rPr>
+          <w:rFonts w:hint="eastAsia"/>
+        </w:rPr>
+        <w:t>冲突伤害海洋生态系统。例如，对舰艇和港口的袭击、石油泄漏的扩大都会破坏海洋生态系统，破坏沿海渔业与水产养殖业，也削弱了海洋吸收大气二氧化碳的作用。</w:t>
+      </w:r>
+    </w:p>
+    <w:p>
+      <w:pPr>
+        <w:pStyle w:val="aa"/>
+        <w:spacing w:before="78" w:after="78"/>
+      </w:pPr>
+      <w:r>
+        <w:tab/>
+      </w:r>
+      <w:r>
+        <w:rPr>
+          <w:rFonts w:hint="eastAsia"/>
+        </w:rPr>
+        <w:t>冲突可能造成持续数十年的环境与健康风险，包括持久的环境和资源影响、持续的健康威胁，以及环境治理能力被削弱。</w:t>
+      </w:r>
+    </w:p>
+    <w:p>
+      <w:pPr>
+        <w:pStyle w:val="aa"/>
+        <w:spacing w:before="78" w:after="78"/>
+      </w:pPr>
+      <w:r>
+        <w:tab/>
+      </w:r>
+      <w:r>
+        <w:rPr>
+          <w:rFonts w:hint="eastAsia"/>
+        </w:rPr>
+        <w:t>冲突导致温室气体排放激增。冲突爆发后两周内，就释放了超过</w:t>
+      </w:r>
+      <w:r>
+        <w:rPr>
+          <w:rFonts w:hint="eastAsia"/>
+        </w:rPr>
+        <w:t>505</w:t>
+      </w:r>
+      <w:r>
+        <w:rPr>
+          <w:rFonts w:hint="eastAsia"/>
+        </w:rPr>
+        <w:t>万吨二氧化碳，超过了冰岛</w:t>
+      </w:r>
+      <w:r>
+        <w:rPr>
+          <w:rFonts w:hint="eastAsia"/>
+        </w:rPr>
+        <w:t>2024</w:t>
+      </w:r>
+      <w:r>
+        <w:rPr>
+          <w:rFonts w:hint="eastAsia"/>
+        </w:rPr>
+        <w:t>年全年的碳排放总量。这些温室气体来自被毁建筑和基础设施、被毁燃料、作战与支援行动的消耗燃料、军事装备损耗、导弹与无人机使用等。战后重建又将是高度碳密集的。</w:t>
+      </w:r>
+    </w:p>
+    <w:p>
+      <w:pPr>
+        <w:pStyle w:val="aa"/>
+        <w:spacing w:before="78" w:after="78"/>
+      </w:pPr>
+      <w:r>
+        <w:tab/>
+      </w:r>
+      <w:r>
+        <w:rPr>
+          <w:rFonts w:hint="eastAsia"/>
+        </w:rPr>
+        <w:t>除了美以伊冲突外，俄乌冲突、以色列</w:t>
+      </w:r>
+      <w:r>
+        <w:rPr>
+          <w:rFonts w:hint="eastAsia"/>
+        </w:rPr>
+        <w:t>-</w:t>
+      </w:r>
+      <w:r>
+        <w:rPr>
+          <w:rFonts w:hint="eastAsia"/>
+        </w:rPr>
+        <w:t>加沙战争也产生了大量排放。</w:t>
+      </w:r>
+    </w:p>
+    <w:p>
+      <w:pPr>
+        <w:pStyle w:val="aa"/>
+        <w:spacing w:before="78" w:after="78"/>
+      </w:pPr>
+    </w:p>
+    <w:p>
+      <w:pPr>
+        <w:pStyle w:val="aa"/>
+        <w:spacing w:before="78" w:after="78"/>
+        <w:ind w:firstLine="420"/>
+        <w:rPr>
+          <w:rFonts w:hint="eastAsia"/>
+        </w:rPr>
+      </w:pPr>
+      <w:r>
+        <w:rPr>
+          <w:rFonts w:hint="eastAsia"/>
+        </w:rPr>
+        <w:t>在当下，青年将受到环境问题的影响，而青年也是推动积极变革的关键力量，能够对可持续发展</w:t>
+      </w:r>
+      <w:proofErr w:type="gramStart"/>
+      <w:r>
+        <w:rPr>
+          <w:rFonts w:hint="eastAsia"/>
+        </w:rPr>
+        <w:t>作出</w:t>
+      </w:r>
+      <w:proofErr w:type="gramEnd"/>
+      <w:r>
+        <w:rPr>
+          <w:rFonts w:hint="eastAsia"/>
+        </w:rPr>
+        <w:t>重要贡献。联合国也在致力于加强青年在国家层面和国际层面的切实参与。</w:t>
+      </w:r>
+      <w:r>
+        <w:rPr>
+          <w:rFonts w:hint="eastAsia"/>
+        </w:rPr>
+        <w:t>青年通过阅读与学习、假设与推理、对话与批判、观察与实践、创新与贡献能对环境与国际关系的知识与实践</w:t>
+      </w:r>
+      <w:proofErr w:type="gramStart"/>
+      <w:r>
+        <w:rPr>
+          <w:rFonts w:hint="eastAsia"/>
+        </w:rPr>
+        <w:t>作出</w:t>
+      </w:r>
+      <w:proofErr w:type="gramEnd"/>
+      <w:r>
+        <w:rPr>
+          <w:rFonts w:hint="eastAsia"/>
+        </w:rPr>
+        <w:t>贡献。</w:t>
+      </w:r>
     </w:p>
     <w:p>
       <w:pPr>
@@ -20785,6 +21223,119 @@
     </w:lvl>
   </w:abstractNum>
   <w:abstractNum w:abstractNumId="15" w15:restartNumberingAfterBreak="0">
+    <w:nsid w:val="65106FC2"/>
+    <w:multiLevelType w:val="hybridMultilevel"/>
+    <w:tmpl w:val="6F7EC970"/>
+    <w:lvl w:ilvl="0" w:tplc="04090001">
+      <w:start w:val="1"/>
+      <w:numFmt w:val="bullet"/>
+      <w:lvlText w:val=""/>
+      <w:lvlJc w:val="left"/>
+      <w:pPr>
+        <w:ind w:left="440" w:hanging="440"/>
+      </w:pPr>
+      <w:rPr>
+        <w:rFonts w:ascii="Wingdings" w:hAnsi="Wingdings" w:hint="default"/>
+      </w:rPr>
+    </w:lvl>
+    <w:lvl w:ilvl="1" w:tplc="04090003">
+      <w:start w:val="1"/>
+      <w:numFmt w:val="bullet"/>
+      <w:lvlText w:val=""/>
+      <w:lvlJc w:val="left"/>
+      <w:pPr>
+        <w:ind w:left="880" w:hanging="440"/>
+      </w:pPr>
+      <w:rPr>
+        <w:rFonts w:ascii="Wingdings" w:hAnsi="Wingdings" w:hint="default"/>
+      </w:rPr>
+    </w:lvl>
+    <w:lvl w:ilvl="2" w:tplc="04090005" w:tentative="1">
+      <w:start w:val="1"/>
+      <w:numFmt w:val="bullet"/>
+      <w:lvlText w:val=""/>
+      <w:lvlJc w:val="left"/>
+      <w:pPr>
+        <w:ind w:left="1320" w:hanging="440"/>
+      </w:pPr>
+      <w:rPr>
+        <w:rFonts w:ascii="Wingdings" w:hAnsi="Wingdings" w:hint="default"/>
+      </w:rPr>
+    </w:lvl>
+    <w:lvl w:ilvl="3" w:tplc="04090001" w:tentative="1">
+      <w:start w:val="1"/>
+      <w:numFmt w:val="bullet"/>
+      <w:lvlText w:val=""/>
+      <w:lvlJc w:val="left"/>
+      <w:pPr>
+        <w:ind w:left="1760" w:hanging="440"/>
+      </w:pPr>
+      <w:rPr>
+        <w:rFonts w:ascii="Wingdings" w:hAnsi="Wingdings" w:hint="default"/>
+      </w:rPr>
+    </w:lvl>
+    <w:lvl w:ilvl="4" w:tplc="04090003" w:tentative="1">
+      <w:start w:val="1"/>
+      <w:numFmt w:val="bullet"/>
+      <w:lvlText w:val=""/>
+      <w:lvlJc w:val="left"/>
+      <w:pPr>
+        <w:ind w:left="2200" w:hanging="440"/>
+      </w:pPr>
+      <w:rPr>
+        <w:rFonts w:ascii="Wingdings" w:hAnsi="Wingdings" w:hint="default"/>
+      </w:rPr>
+    </w:lvl>
+    <w:lvl w:ilvl="5" w:tplc="04090005" w:tentative="1">
+      <w:start w:val="1"/>
+      <w:numFmt w:val="bullet"/>
+      <w:lvlText w:val=""/>
+      <w:lvlJc w:val="left"/>
+      <w:pPr>
+        <w:ind w:left="2640" w:hanging="440"/>
+      </w:pPr>
+      <w:rPr>
+        <w:rFonts w:ascii="Wingdings" w:hAnsi="Wingdings" w:hint="default"/>
+      </w:rPr>
+    </w:lvl>
+    <w:lvl w:ilvl="6" w:tplc="04090001" w:tentative="1">
+      <w:start w:val="1"/>
+      <w:numFmt w:val="bullet"/>
+      <w:lvlText w:val=""/>
+      <w:lvlJc w:val="left"/>
+      <w:pPr>
+        <w:ind w:left="3080" w:hanging="440"/>
+      </w:pPr>
+      <w:rPr>
+        <w:rFonts w:ascii="Wingdings" w:hAnsi="Wingdings" w:hint="default"/>
+      </w:rPr>
+    </w:lvl>
+    <w:lvl w:ilvl="7" w:tplc="04090003" w:tentative="1">
+      <w:start w:val="1"/>
+      <w:numFmt w:val="bullet"/>
+      <w:lvlText w:val=""/>
+      <w:lvlJc w:val="left"/>
+      <w:pPr>
+        <w:ind w:left="3520" w:hanging="440"/>
+      </w:pPr>
+      <w:rPr>
+        <w:rFonts w:ascii="Wingdings" w:hAnsi="Wingdings" w:hint="default"/>
+      </w:rPr>
+    </w:lvl>
+    <w:lvl w:ilvl="8" w:tplc="04090005" w:tentative="1">
+      <w:start w:val="1"/>
+      <w:numFmt w:val="bullet"/>
+      <w:lvlText w:val=""/>
+      <w:lvlJc w:val="left"/>
+      <w:pPr>
+        <w:ind w:left="3960" w:hanging="440"/>
+      </w:pPr>
+      <w:rPr>
+        <w:rFonts w:ascii="Wingdings" w:hAnsi="Wingdings" w:hint="default"/>
+      </w:rPr>
+    </w:lvl>
+  </w:abstractNum>
+  <w:abstractNum w:abstractNumId="16" w15:restartNumberingAfterBreak="0">
     <w:nsid w:val="710E6F9E"/>
     <w:multiLevelType w:val="hybridMultilevel"/>
     <w:tmpl w:val="B1DE1C64"/>
@@ -20897,7 +21448,7 @@
       </w:rPr>
     </w:lvl>
   </w:abstractNum>
-  <w:abstractNum w:abstractNumId="16" w15:restartNumberingAfterBreak="0">
+  <w:abstractNum w:abstractNumId="17" w15:restartNumberingAfterBreak="0">
     <w:nsid w:val="7C1756C7"/>
     <w:multiLevelType w:val="hybridMultilevel"/>
     <w:tmpl w:val="96E0968A"/>
@@ -21020,7 +21571,7 @@
     <w:abstractNumId w:val="9"/>
   </w:num>
   <w:num w:numId="4" w16cid:durableId="339360284">
-    <w:abstractNumId w:val="15"/>
+    <w:abstractNumId w:val="16"/>
   </w:num>
   <w:num w:numId="5" w16cid:durableId="1295257415">
     <w:abstractNumId w:val="7"/>
@@ -21056,10 +21607,13 @@
     <w:abstractNumId w:val="13"/>
   </w:num>
   <w:num w:numId="16" w16cid:durableId="112136168">
-    <w:abstractNumId w:val="16"/>
+    <w:abstractNumId w:val="17"/>
   </w:num>
   <w:num w:numId="17" w16cid:durableId="2118018537">
     <w:abstractNumId w:val="8"/>
+  </w:num>
+  <w:num w:numId="18" w16cid:durableId="1315793929">
+    <w:abstractNumId w:val="15"/>
   </w:num>
 </w:numbering>
 </file>
